--- a/BT2024078_Report.docx
+++ b/BT2024078_Report.docx
@@ -2,133 +2,93 @@
 <file path=word/document.xml><?xml version="1.0" encoding="utf-8"?>
 <w:document xmlns:wpc="http://schemas.microsoft.com/office/word/2010/wordprocessingCanvas" xmlns:mo="http://schemas.microsoft.com/office/mac/office/2008/main" xmlns:mc="http://schemas.openxmlformats.org/markup-compatibility/2006" xmlns:mv="urn:schemas-microsoft-com:mac:vml" xmlns:o="urn:schemas-microsoft-com:office:office" xmlns:r="http://schemas.openxmlformats.org/officeDocument/2006/relationships" xmlns:m="http://schemas.openxmlformats.org/officeDocument/2006/math" xmlns:v="urn:schemas-microsoft-com:vml" xmlns:wp14="http://schemas.microsoft.com/office/word/2010/wordprocessingDrawing" xmlns:wp="http://schemas.openxmlformats.org/drawingml/2006/wordprocessingDrawing" xmlns:w10="urn:schemas-microsoft-com:office:word" xmlns:w="http://schemas.openxmlformats.org/wordprocessingml/2006/main" xmlns:w14="http://schemas.microsoft.com/office/word/2010/wordml" xmlns:wpg="http://schemas.microsoft.com/office/word/2010/wordprocessingGroup" xmlns:wpi="http://schemas.microsoft.com/office/word/2010/wordprocessingInk" xmlns:wne="http://schemas.microsoft.com/office/word/2006/wordml" xmlns:wps="http://schemas.microsoft.com/office/word/2010/wordprocessingShape" mc:Ignorable="w14 wp14">
   <w:body>
+    <w:p/>
+    <w:p/>
     <w:p>
       <w:pPr>
-        <w:pStyle w:val="Title"/>
         <w:jc w:val="center"/>
       </w:pPr>
       <w:r>
         <w:rPr>
-          <w:color w:val="1F3864"/>
-          <w:sz w:val="40"/>
+          <w:rFonts w:ascii="Times New Roman" w:hAnsi="Times New Roman"/>
+          <w:b/>
+          <w:sz w:val="36"/>
         </w:rPr>
         <w:t>Polynomial Regression Assignment</w:t>
       </w:r>
     </w:p>
+    <w:p/>
     <w:p>
       <w:pPr>
-        <w:spacing w:before="80"/>
+        <w:jc w:val="center"/>
+      </w:pPr>
+      <w:r>
+        <w:rPr>
+          <w:rFonts w:ascii="Times New Roman" w:hAnsi="Times New Roman"/>
+          <w:sz w:val="26"/>
+        </w:rPr>
+        <w:t>Machine Learning (CS F464)</w:t>
+      </w:r>
+    </w:p>
+    <w:p/>
+    <w:p/>
+    <w:p>
+      <w:pPr>
+        <w:spacing w:after="80"/>
         <w:jc w:val="center"/>
       </w:pPr>
       <w:r>
         <w:rPr>
           <w:b/>
-          <w:color w:val="2E75B6"/>
-          <w:sz w:val="28"/>
+          <w:sz w:val="24"/>
         </w:rPr>
-        <w:t>Machine Learning — BT2024078</w:t>
+        <w:t xml:space="preserve">Name:  </w:t>
+      </w:r>
+      <w:r>
+        <w:rPr>
+          <w:sz w:val="24"/>
+        </w:rPr>
+        <w:t>Aangir Doshi</w:t>
       </w:r>
     </w:p>
-    <w:p/>
-    <w:tbl>
-      <w:tblPr>
-        <w:tblW w:type="auto" w:w="0"/>
+    <w:p>
+      <w:pPr>
+        <w:spacing w:after="80"/>
         <w:jc w:val="center"/>
-        <w:tblLook w:firstColumn="1" w:firstRow="1" w:lastColumn="0" w:lastRow="0" w:noHBand="0" w:noVBand="1" w:val="04A0"/>
-      </w:tblPr>
-      <w:tblGrid>
-        <w:gridCol w:w="4703"/>
-        <w:gridCol w:w="4703"/>
-      </w:tblGrid>
-      <w:tr>
-        <w:tc>
-          <w:tcPr>
-            <w:tcW w:type="dxa" w:w="4703"/>
-          </w:tcPr>
-          <w:p>
-            <w:r>
-              <w:rPr>
-                <w:b/>
-                <w:sz w:val="22"/>
-              </w:rPr>
-              <w:t>Roll Number</w:t>
-            </w:r>
-          </w:p>
-        </w:tc>
-        <w:tc>
-          <w:tcPr>
-            <w:tcW w:type="dxa" w:w="4703"/>
-          </w:tcPr>
-          <w:p>
-            <w:r>
-              <w:rPr>
-                <w:sz w:val="22"/>
-              </w:rPr>
-              <w:t>BT2024078</w:t>
-            </w:r>
-          </w:p>
-        </w:tc>
-      </w:tr>
-      <w:tr>
-        <w:tc>
-          <w:tcPr>
-            <w:tcW w:type="dxa" w:w="4703"/>
-          </w:tcPr>
-          <w:p>
-            <w:r>
-              <w:rPr>
-                <w:b/>
-                <w:sz w:val="22"/>
-              </w:rPr>
-              <w:t>Assignment</w:t>
-            </w:r>
-          </w:p>
-        </w:tc>
-        <w:tc>
-          <w:tcPr>
-            <w:tcW w:type="dxa" w:w="4703"/>
-          </w:tcPr>
-          <w:p>
-            <w:r>
-              <w:rPr>
-                <w:sz w:val="22"/>
-              </w:rPr>
-              <w:t>Polynomial Regression</w:t>
-            </w:r>
-          </w:p>
-        </w:tc>
-      </w:tr>
-      <w:tr>
-        <w:tc>
-          <w:tcPr>
-            <w:tcW w:type="dxa" w:w="4703"/>
-          </w:tcPr>
-          <w:p>
-            <w:r>
-              <w:rPr>
-                <w:b/>
-                <w:sz w:val="22"/>
-              </w:rPr>
-              <w:t>Problems</w:t>
-            </w:r>
-          </w:p>
-        </w:tc>
-        <w:tc>
-          <w:tcPr>
-            <w:tcW w:type="dxa" w:w="4703"/>
-          </w:tcPr>
-          <w:p>
-            <w:r>
-              <w:rPr>
-                <w:sz w:val="22"/>
-              </w:rPr>
-              <w:t>Var1 (Steam Turbine) &amp; Var2 (Thermal Reservoir)</w:t>
-            </w:r>
-          </w:p>
-        </w:tc>
-      </w:tr>
-    </w:tbl>
-    <w:p/>
+      </w:pPr>
+      <w:r>
+        <w:rPr>
+          <w:b/>
+          <w:sz w:val="24"/>
+        </w:rPr>
+        <w:t xml:space="preserve">Roll Number:  </w:t>
+      </w:r>
+      <w:r>
+        <w:rPr>
+          <w:sz w:val="24"/>
+        </w:rPr>
+        <w:t>BT2024078</w:t>
+      </w:r>
+    </w:p>
+    <w:p>
+      <w:pPr>
+        <w:spacing w:after="80"/>
+        <w:jc w:val="center"/>
+      </w:pPr>
+      <w:r>
+        <w:rPr>
+          <w:b/>
+          <w:sz w:val="24"/>
+        </w:rPr>
+        <w:t xml:space="preserve">Assignment:  </w:t>
+      </w:r>
+      <w:r>
+        <w:rPr>
+          <w:sz w:val="24"/>
+        </w:rPr>
+        <w:t>Polynomial Regression – Phase 1 &amp; Phase 2</w:t>
+      </w:r>
+    </w:p>
     <w:p>
       <w:r>
         <w:br w:type="page"/>
@@ -140,62 +100,35 @@
         <w:jc w:val="left"/>
       </w:pPr>
       <w:r>
-        <w:rPr>
-          <w:color w:val="1F3864"/>
-        </w:rPr>
         <w:t>1. Introduction</w:t>
       </w:r>
     </w:p>
     <w:p>
       <w:pPr>
-        <w:spacing w:before="0" w:after="80"/>
+        <w:spacing w:before="40" w:after="120"/>
+        <w:jc w:val="left"/>
       </w:pPr>
       <w:r>
         <w:rPr>
           <w:b w:val="0"/>
           <w:i w:val="0"/>
-          <w:sz w:val="21"/>
+          <w:sz w:val="22"/>
         </w:rPr>
-        <w:t>This report documents the approach taken to solve two polynomial regression problems assigned as part of the Machine Learning course. The goal in both problems is to fit a polynomial regression model that accurately predicts a continuous target variable y from the given input features, using only the provided training data. Predictions are then generated for the held-out test sets.</w:t>
+        <w:t>This report covers my work on the two polynomial regression problems assigned for this course. For each problem I had to build a model that predicts a continuous output y from the given input features, using only the training data provided. The goal was to pick the right polynomial degree and keep overfitting under control so the model generalises well to the test set.</w:t>
       </w:r>
     </w:p>
     <w:p>
       <w:pPr>
-        <w:spacing w:before="0" w:after="80"/>
+        <w:spacing w:before="40" w:after="120"/>
+        <w:jc w:val="left"/>
       </w:pPr>
       <w:r>
         <w:rPr>
           <w:b w:val="0"/>
           <w:i w:val="0"/>
-          <w:sz w:val="21"/>
+          <w:sz w:val="22"/>
         </w:rPr>
-        <w:t>The two problems are:</w:t>
-      </w:r>
-    </w:p>
-    <w:p>
-      <w:pPr>
-        <w:spacing w:before="40" w:after="40"/>
-      </w:pPr>
-      <w:r>
-        <w:rPr>
-          <w:b w:val="0"/>
-          <w:i w:val="0"/>
-          <w:sz w:val="21"/>
-        </w:rPr>
-        <w:t xml:space="preserve">  • Phase 1 (var1): Predicting Net Power Score of a geothermal steam turbine from six operational parameters (x1–x6).</w:t>
-      </w:r>
-    </w:p>
-    <w:p>
-      <w:pPr>
-        <w:spacing w:before="40" w:after="120"/>
-      </w:pPr>
-      <w:r>
-        <w:rPr>
-          <w:b w:val="0"/>
-          <w:i w:val="0"/>
-          <w:sz w:val="21"/>
-        </w:rPr>
-        <w:t xml:space="preserve">  • Phase 2 (var2): Predicting Thermal Anomaly Score at 3D spatial coordinates (x1, x2, x3) for identifying optimal drilling sites.</w:t>
+        <w:t>The two problems are set in the context of a geothermal power plant project. The first one (var1) asks you to predict the Net Power Score of a steam turbine based on six operational parameters. The second one (var2) involves predicting a Thermal Anomaly Score at different 3D coordinates, which is used to find the best spots for drilling. Both datasets were individually generated per roll number, so the polynomial structure is unique to my data.</w:t>
       </w:r>
     </w:p>
     <w:p>
@@ -204,25 +137,52 @@
         <w:jc w:val="left"/>
       </w:pPr>
       <w:r>
-        <w:rPr>
-          <w:color w:val="1F3864"/>
-        </w:rPr>
-        <w:t>2. Dataset Overview</w:t>
+        <w:t>2. Looking at the Data</w:t>
       </w:r>
     </w:p>
     <w:p>
       <w:pPr>
-        <w:spacing w:before="0" w:after="80"/>
+        <w:spacing w:before="40" w:after="120"/>
+        <w:jc w:val="left"/>
       </w:pPr>
       <w:r>
         <w:rPr>
           <w:b w:val="0"/>
           <w:i w:val="0"/>
-          <w:sz w:val="21"/>
+          <w:sz w:val="22"/>
         </w:rPr>
-        <w:t>Both datasets were clean and pre-processed — no missing values, no outliers requiring removal. All input features were pre-normalised to the range [−1, 1], which is ideal for polynomial regression as it prevents extreme monomial values and avoids numerical conditioning issues.</w:t>
+        <w:t>Before doing anything else I spent some time just looking at both datasets to understand what I was working with. A few things stood out immediately:</w:t>
       </w:r>
     </w:p>
+    <w:p>
+      <w:pPr>
+        <w:spacing w:before="40" w:after="120"/>
+        <w:jc w:val="left"/>
+      </w:pPr>
+      <w:r>
+        <w:rPr>
+          <w:b w:val="0"/>
+          <w:i w:val="0"/>
+          <w:sz w:val="22"/>
+        </w:rPr>
+        <w:t>Both datasets were already clean — no missing values at all, and the input features were already normalised to lie in the range [-1, 1]. That was convenient because it meant I didn't have to worry about scaling before building polynomial features. Polynomial regression can go badly wrong if features are on very different scales, so having them pre-normalised saved a step.</w:t>
+      </w:r>
+    </w:p>
+    <w:p>
+      <w:pPr>
+        <w:spacing w:before="40" w:after="120"/>
+        <w:jc w:val="left"/>
+      </w:pPr>
+      <w:r>
+        <w:rPr>
+          <w:b w:val="0"/>
+          <w:i w:val="0"/>
+          <w:sz w:val="22"/>
+        </w:rPr>
+        <w:t>The target variable y in var1 ranges from about -9.8 to +12 with a standard deviation of 3.2 and almost no skew (0.04), so the distribution is fairly symmetric. Var2 has a much wider range (-29.8 to +39.3, std = 7.3) and a mild positive skew of 0.65 — nothing dramatic enough to warrant any transformations, but worth noting.</w:t>
+      </w:r>
+    </w:p>
+    <w:p/>
     <w:tbl>
       <w:tblPr>
         <w:tblStyle w:val="TableGrid"/>
@@ -231,16 +191,14 @@
         <w:tblLook w:firstColumn="1" w:firstRow="1" w:lastColumn="0" w:lastRow="0" w:noHBand="0" w:noVBand="1" w:val="04A0"/>
       </w:tblPr>
       <w:tblGrid>
-        <w:gridCol w:w="3135"/>
-        <w:gridCol w:w="3135"/>
-        <w:gridCol w:w="3135"/>
+        <w:gridCol w:w="3022"/>
+        <w:gridCol w:w="3022"/>
+        <w:gridCol w:w="3022"/>
       </w:tblGrid>
       <w:tr>
         <w:tc>
           <w:tcPr>
-            <w:tcW w:type="dxa" w:w="3135"/>
-            <w:vAlign w:val="center"/>
-            <w:shd w:val="clear" w:color="auto" w:fill="1F3864"/>
+            <w:tcW w:type="dxa" w:w="3022"/>
           </w:tcPr>
           <w:p>
             <w:pPr>
@@ -249,18 +207,14 @@
             <w:r>
               <w:rPr>
                 <w:b/>
-                <w:color w:val="FFFFFF"/>
-                <w:sz w:val="19"/>
+                <w:sz w:val="20"/>
               </w:rPr>
-              <w:t>Property</w:t>
             </w:r>
           </w:p>
         </w:tc>
         <w:tc>
           <w:tcPr>
-            <w:tcW w:type="dxa" w:w="3135"/>
-            <w:vAlign w:val="center"/>
-            <w:shd w:val="clear" w:color="auto" w:fill="1F3864"/>
+            <w:tcW w:type="dxa" w:w="3022"/>
           </w:tcPr>
           <w:p>
             <w:pPr>
@@ -269,8 +223,7 @@
             <w:r>
               <w:rPr>
                 <w:b/>
-                <w:color w:val="FFFFFF"/>
-                <w:sz w:val="19"/>
+                <w:sz w:val="20"/>
               </w:rPr>
               <w:t>Var1 (Steam Turbine)</w:t>
             </w:r>
@@ -278,9 +231,7 @@
         </w:tc>
         <w:tc>
           <w:tcPr>
-            <w:tcW w:type="dxa" w:w="3135"/>
-            <w:vAlign w:val="center"/>
-            <w:shd w:val="clear" w:color="auto" w:fill="1F3864"/>
+            <w:tcW w:type="dxa" w:w="3022"/>
           </w:tcPr>
           <w:p>
             <w:pPr>
@@ -289,8 +240,7 @@
             <w:r>
               <w:rPr>
                 <w:b/>
-                <w:color w:val="FFFFFF"/>
-                <w:sz w:val="19"/>
+                <w:sz w:val="20"/>
               </w:rPr>
               <w:t>Var2 (Thermal Reservoir)</w:t>
             </w:r>
@@ -300,9 +250,7 @@
       <w:tr>
         <w:tc>
           <w:tcPr>
-            <w:tcW w:type="dxa" w:w="3135"/>
-            <w:vAlign w:val="center"/>
-            <w:shd w:val="clear" w:color="auto" w:fill="F0F4FF"/>
+            <w:tcW w:type="dxa" w:w="3022"/>
           </w:tcPr>
           <w:p>
             <w:pPr>
@@ -310,17 +258,15 @@
             </w:pPr>
             <w:r>
               <w:rPr>
-                <w:sz w:val="19"/>
+                <w:sz w:val="20"/>
               </w:rPr>
-              <w:t>Input Features</w:t>
+              <w:t>Features</w:t>
             </w:r>
           </w:p>
         </w:tc>
         <w:tc>
           <w:tcPr>
-            <w:tcW w:type="dxa" w:w="3135"/>
-            <w:vAlign w:val="center"/>
-            <w:shd w:val="clear" w:color="auto" w:fill="F0F4FF"/>
+            <w:tcW w:type="dxa" w:w="3022"/>
           </w:tcPr>
           <w:p>
             <w:pPr>
@@ -328,17 +274,15 @@
             </w:pPr>
             <w:r>
               <w:rPr>
-                <w:sz w:val="19"/>
+                <w:sz w:val="20"/>
               </w:rPr>
-              <w:t>6  (x1–x6)</w:t>
+              <w:t>6  (x1 to x6)</w:t>
             </w:r>
           </w:p>
         </w:tc>
         <w:tc>
           <w:tcPr>
-            <w:tcW w:type="dxa" w:w="3135"/>
-            <w:vAlign w:val="center"/>
-            <w:shd w:val="clear" w:color="auto" w:fill="F0F4FF"/>
+            <w:tcW w:type="dxa" w:w="3022"/>
           </w:tcPr>
           <w:p>
             <w:pPr>
@@ -346,9 +290,9 @@
             </w:pPr>
             <w:r>
               <w:rPr>
-                <w:sz w:val="19"/>
+                <w:sz w:val="20"/>
               </w:rPr>
-              <w:t>3  (x1–x3)</w:t>
+              <w:t>3  (x1, x2, x3)</w:t>
             </w:r>
           </w:p>
         </w:tc>
@@ -356,9 +300,7 @@
       <w:tr>
         <w:tc>
           <w:tcPr>
-            <w:tcW w:type="dxa" w:w="3135"/>
-            <w:vAlign w:val="center"/>
-            <w:shd w:val="clear" w:color="auto" w:fill="FFFFFF"/>
+            <w:tcW w:type="dxa" w:w="3022"/>
           </w:tcPr>
           <w:p>
             <w:pPr>
@@ -366,17 +308,15 @@
             </w:pPr>
             <w:r>
               <w:rPr>
-                <w:sz w:val="19"/>
+                <w:sz w:val="20"/>
               </w:rPr>
-              <w:t>Training Samples</w:t>
+              <w:t>Training rows</w:t>
             </w:r>
           </w:p>
         </w:tc>
         <w:tc>
           <w:tcPr>
-            <w:tcW w:type="dxa" w:w="3135"/>
-            <w:vAlign w:val="center"/>
-            <w:shd w:val="clear" w:color="auto" w:fill="FFFFFF"/>
+            <w:tcW w:type="dxa" w:w="3022"/>
           </w:tcPr>
           <w:p>
             <w:pPr>
@@ -384,17 +324,15 @@
             </w:pPr>
             <w:r>
               <w:rPr>
-                <w:sz w:val="19"/>
+                <w:sz w:val="20"/>
               </w:rPr>
-              <w:t>1,000</w:t>
+              <w:t>1000</w:t>
             </w:r>
           </w:p>
         </w:tc>
         <w:tc>
           <w:tcPr>
-            <w:tcW w:type="dxa" w:w="3135"/>
-            <w:vAlign w:val="center"/>
-            <w:shd w:val="clear" w:color="auto" w:fill="FFFFFF"/>
+            <w:tcW w:type="dxa" w:w="3022"/>
           </w:tcPr>
           <w:p>
             <w:pPr>
@@ -402,9 +340,9 @@
             </w:pPr>
             <w:r>
               <w:rPr>
-                <w:sz w:val="19"/>
+                <w:sz w:val="20"/>
               </w:rPr>
-              <w:t>1,000</w:t>
+              <w:t>1000</w:t>
             </w:r>
           </w:p>
         </w:tc>
@@ -412,9 +350,7 @@
       <w:tr>
         <w:tc>
           <w:tcPr>
-            <w:tcW w:type="dxa" w:w="3135"/>
-            <w:vAlign w:val="center"/>
-            <w:shd w:val="clear" w:color="auto" w:fill="F0F4FF"/>
+            <w:tcW w:type="dxa" w:w="3022"/>
           </w:tcPr>
           <w:p>
             <w:pPr>
@@ -422,17 +358,15 @@
             </w:pPr>
             <w:r>
               <w:rPr>
-                <w:sz w:val="19"/>
+                <w:sz w:val="20"/>
               </w:rPr>
-              <w:t>Test Samples</w:t>
+              <w:t>Test rows</w:t>
             </w:r>
           </w:p>
         </w:tc>
         <w:tc>
           <w:tcPr>
-            <w:tcW w:type="dxa" w:w="3135"/>
-            <w:vAlign w:val="center"/>
-            <w:shd w:val="clear" w:color="auto" w:fill="F0F4FF"/>
+            <w:tcW w:type="dxa" w:w="3022"/>
           </w:tcPr>
           <w:p>
             <w:pPr>
@@ -440,17 +374,15 @@
             </w:pPr>
             <w:r>
               <w:rPr>
-                <w:sz w:val="19"/>
+                <w:sz w:val="20"/>
               </w:rPr>
-              <w:t>1,000</w:t>
+              <w:t>1000</w:t>
             </w:r>
           </w:p>
         </w:tc>
         <w:tc>
           <w:tcPr>
-            <w:tcW w:type="dxa" w:w="3135"/>
-            <w:vAlign w:val="center"/>
-            <w:shd w:val="clear" w:color="auto" w:fill="F0F4FF"/>
+            <w:tcW w:type="dxa" w:w="3022"/>
           </w:tcPr>
           <w:p>
             <w:pPr>
@@ -458,9 +390,9 @@
             </w:pPr>
             <w:r>
               <w:rPr>
-                <w:sz w:val="19"/>
+                <w:sz w:val="20"/>
               </w:rPr>
-              <w:t>1,000</w:t>
+              <w:t>1000</w:t>
             </w:r>
           </w:p>
         </w:tc>
@@ -468,9 +400,7 @@
       <w:tr>
         <w:tc>
           <w:tcPr>
-            <w:tcW w:type="dxa" w:w="3135"/>
-            <w:vAlign w:val="center"/>
-            <w:shd w:val="clear" w:color="auto" w:fill="FFFFFF"/>
+            <w:tcW w:type="dxa" w:w="3022"/>
           </w:tcPr>
           <w:p>
             <w:pPr>
@@ -478,17 +408,15 @@
             </w:pPr>
             <w:r>
               <w:rPr>
-                <w:sz w:val="19"/>
+                <w:sz w:val="20"/>
               </w:rPr>
-              <w:t>Feature Range</w:t>
+              <w:t>Feature range</w:t>
             </w:r>
           </w:p>
         </w:tc>
         <w:tc>
           <w:tcPr>
-            <w:tcW w:type="dxa" w:w="3135"/>
-            <w:vAlign w:val="center"/>
-            <w:shd w:val="clear" w:color="auto" w:fill="FFFFFF"/>
+            <w:tcW w:type="dxa" w:w="3022"/>
           </w:tcPr>
           <w:p>
             <w:pPr>
@@ -496,17 +424,15 @@
             </w:pPr>
             <w:r>
               <w:rPr>
-                <w:sz w:val="19"/>
+                <w:sz w:val="20"/>
               </w:rPr>
-              <w:t>[−1, 1]</w:t>
+              <w:t>[-1, 1]</w:t>
             </w:r>
           </w:p>
         </w:tc>
         <w:tc>
           <w:tcPr>
-            <w:tcW w:type="dxa" w:w="3135"/>
-            <w:vAlign w:val="center"/>
-            <w:shd w:val="clear" w:color="auto" w:fill="FFFFFF"/>
+            <w:tcW w:type="dxa" w:w="3022"/>
           </w:tcPr>
           <w:p>
             <w:pPr>
@@ -514,9 +440,9 @@
             </w:pPr>
             <w:r>
               <w:rPr>
-                <w:sz w:val="19"/>
+                <w:sz w:val="20"/>
               </w:rPr>
-              <w:t>[−1, 1]</w:t>
+              <w:t>[-1, 1]</w:t>
             </w:r>
           </w:p>
         </w:tc>
@@ -524,9 +450,7 @@
       <w:tr>
         <w:tc>
           <w:tcPr>
-            <w:tcW w:type="dxa" w:w="3135"/>
-            <w:vAlign w:val="center"/>
-            <w:shd w:val="clear" w:color="auto" w:fill="F0F4FF"/>
+            <w:tcW w:type="dxa" w:w="3022"/>
           </w:tcPr>
           <w:p>
             <w:pPr>
@@ -534,17 +458,15 @@
             </w:pPr>
             <w:r>
               <w:rPr>
-                <w:sz w:val="19"/>
+                <w:sz w:val="20"/>
               </w:rPr>
-              <w:t>y  min / max</w:t>
+              <w:t>y range</w:t>
             </w:r>
           </w:p>
         </w:tc>
         <w:tc>
           <w:tcPr>
-            <w:tcW w:type="dxa" w:w="3135"/>
-            <w:vAlign w:val="center"/>
-            <w:shd w:val="clear" w:color="auto" w:fill="F0F4FF"/>
+            <w:tcW w:type="dxa" w:w="3022"/>
           </w:tcPr>
           <w:p>
             <w:pPr>
@@ -552,17 +474,15 @@
             </w:pPr>
             <w:r>
               <w:rPr>
-                <w:sz w:val="19"/>
+                <w:sz w:val="20"/>
               </w:rPr>
-              <w:t>−9.80 / +11.99</w:t>
+              <w:t>-9.80 to +11.99</w:t>
             </w:r>
           </w:p>
         </w:tc>
         <w:tc>
           <w:tcPr>
-            <w:tcW w:type="dxa" w:w="3135"/>
-            <w:vAlign w:val="center"/>
-            <w:shd w:val="clear" w:color="auto" w:fill="F0F4FF"/>
+            <w:tcW w:type="dxa" w:w="3022"/>
           </w:tcPr>
           <w:p>
             <w:pPr>
@@ -570,9 +490,9 @@
             </w:pPr>
             <w:r>
               <w:rPr>
-                <w:sz w:val="19"/>
+                <w:sz w:val="20"/>
               </w:rPr>
-              <w:t>−29.82 / +39.30</w:t>
+              <w:t>-29.82 to +39.30</w:t>
             </w:r>
           </w:p>
         </w:tc>
@@ -580,9 +500,7 @@
       <w:tr>
         <w:tc>
           <w:tcPr>
-            <w:tcW w:type="dxa" w:w="3135"/>
-            <w:vAlign w:val="center"/>
-            <w:shd w:val="clear" w:color="auto" w:fill="FFFFFF"/>
+            <w:tcW w:type="dxa" w:w="3022"/>
           </w:tcPr>
           <w:p>
             <w:pPr>
@@ -590,17 +508,15 @@
             </w:pPr>
             <w:r>
               <w:rPr>
-                <w:sz w:val="19"/>
+                <w:sz w:val="20"/>
               </w:rPr>
-              <w:t>y  mean</w:t>
+              <w:t>y mean</w:t>
             </w:r>
           </w:p>
         </w:tc>
         <w:tc>
           <w:tcPr>
-            <w:tcW w:type="dxa" w:w="3135"/>
-            <w:vAlign w:val="center"/>
-            <w:shd w:val="clear" w:color="auto" w:fill="FFFFFF"/>
+            <w:tcW w:type="dxa" w:w="3022"/>
           </w:tcPr>
           <w:p>
             <w:pPr>
@@ -608,17 +524,15 @@
             </w:pPr>
             <w:r>
               <w:rPr>
-                <w:sz w:val="19"/>
+                <w:sz w:val="20"/>
               </w:rPr>
-              <w:t>0.762</w:t>
+              <w:t>0.76</w:t>
             </w:r>
           </w:p>
         </w:tc>
         <w:tc>
           <w:tcPr>
-            <w:tcW w:type="dxa" w:w="3135"/>
-            <w:vAlign w:val="center"/>
-            <w:shd w:val="clear" w:color="auto" w:fill="FFFFFF"/>
+            <w:tcW w:type="dxa" w:w="3022"/>
           </w:tcPr>
           <w:p>
             <w:pPr>
@@ -626,9 +540,9 @@
             </w:pPr>
             <w:r>
               <w:rPr>
-                <w:sz w:val="19"/>
+                <w:sz w:val="20"/>
               </w:rPr>
-              <w:t>1.809</w:t>
+              <w:t>1.81</w:t>
             </w:r>
           </w:p>
         </w:tc>
@@ -636,9 +550,7 @@
       <w:tr>
         <w:tc>
           <w:tcPr>
-            <w:tcW w:type="dxa" w:w="3135"/>
-            <w:vAlign w:val="center"/>
-            <w:shd w:val="clear" w:color="auto" w:fill="F0F4FF"/>
+            <w:tcW w:type="dxa" w:w="3022"/>
           </w:tcPr>
           <w:p>
             <w:pPr>
@@ -646,17 +558,15 @@
             </w:pPr>
             <w:r>
               <w:rPr>
-                <w:sz w:val="19"/>
+                <w:sz w:val="20"/>
               </w:rPr>
-              <w:t>y  std</w:t>
+              <w:t>y std</w:t>
             </w:r>
           </w:p>
         </w:tc>
         <w:tc>
           <w:tcPr>
-            <w:tcW w:type="dxa" w:w="3135"/>
-            <w:vAlign w:val="center"/>
-            <w:shd w:val="clear" w:color="auto" w:fill="F0F4FF"/>
+            <w:tcW w:type="dxa" w:w="3022"/>
           </w:tcPr>
           <w:p>
             <w:pPr>
@@ -664,17 +574,15 @@
             </w:pPr>
             <w:r>
               <w:rPr>
-                <w:sz w:val="19"/>
+                <w:sz w:val="20"/>
               </w:rPr>
-              <w:t>3.213</w:t>
+              <w:t>3.21</w:t>
             </w:r>
           </w:p>
         </w:tc>
         <w:tc>
           <w:tcPr>
-            <w:tcW w:type="dxa" w:w="3135"/>
-            <w:vAlign w:val="center"/>
-            <w:shd w:val="clear" w:color="auto" w:fill="F0F4FF"/>
+            <w:tcW w:type="dxa" w:w="3022"/>
           </w:tcPr>
           <w:p>
             <w:pPr>
@@ -682,9 +590,9 @@
             </w:pPr>
             <w:r>
               <w:rPr>
-                <w:sz w:val="19"/>
+                <w:sz w:val="20"/>
               </w:rPr>
-              <w:t>7.273</w:t>
+              <w:t>7.27</w:t>
             </w:r>
           </w:p>
         </w:tc>
@@ -692,9 +600,7 @@
       <w:tr>
         <w:tc>
           <w:tcPr>
-            <w:tcW w:type="dxa" w:w="3135"/>
-            <w:vAlign w:val="center"/>
-            <w:shd w:val="clear" w:color="auto" w:fill="FFFFFF"/>
+            <w:tcW w:type="dxa" w:w="3022"/>
           </w:tcPr>
           <w:p>
             <w:pPr>
@@ -702,17 +608,15 @@
             </w:pPr>
             <w:r>
               <w:rPr>
-                <w:sz w:val="19"/>
+                <w:sz w:val="20"/>
               </w:rPr>
-              <w:t>y  skewness</w:t>
+              <w:t>y skew</w:t>
             </w:r>
           </w:p>
         </w:tc>
         <w:tc>
           <w:tcPr>
-            <w:tcW w:type="dxa" w:w="3135"/>
-            <w:vAlign w:val="center"/>
-            <w:shd w:val="clear" w:color="auto" w:fill="FFFFFF"/>
+            <w:tcW w:type="dxa" w:w="3022"/>
           </w:tcPr>
           <w:p>
             <w:pPr>
@@ -720,17 +624,15 @@
             </w:pPr>
             <w:r>
               <w:rPr>
-                <w:sz w:val="19"/>
+                <w:sz w:val="20"/>
               </w:rPr>
-              <w:t>0.044 (symmetric)</w:t>
+              <w:t>0.04</w:t>
             </w:r>
           </w:p>
         </w:tc>
         <w:tc>
           <w:tcPr>
-            <w:tcW w:type="dxa" w:w="3135"/>
-            <w:vAlign w:val="center"/>
-            <w:shd w:val="clear" w:color="auto" w:fill="FFFFFF"/>
+            <w:tcW w:type="dxa" w:w="3022"/>
           </w:tcPr>
           <w:p>
             <w:pPr>
@@ -738,9 +640,9 @@
             </w:pPr>
             <w:r>
               <w:rPr>
-                <w:sz w:val="19"/>
+                <w:sz w:val="20"/>
               </w:rPr>
-              <w:t>0.653 (mild)</w:t>
+              <w:t>0.65</w:t>
             </w:r>
           </w:p>
         </w:tc>
@@ -748,9 +650,7 @@
       <w:tr>
         <w:tc>
           <w:tcPr>
-            <w:tcW w:type="dxa" w:w="3135"/>
-            <w:vAlign w:val="center"/>
-            <w:shd w:val="clear" w:color="auto" w:fill="F0F4FF"/>
+            <w:tcW w:type="dxa" w:w="3022"/>
           </w:tcPr>
           <w:p>
             <w:pPr>
@@ -758,7 +658,7 @@
             </w:pPr>
             <w:r>
               <w:rPr>
-                <w:sz w:val="19"/>
+                <w:sz w:val="20"/>
               </w:rPr>
               <w:t>Missing values</w:t>
             </w:r>
@@ -766,9 +666,7 @@
         </w:tc>
         <w:tc>
           <w:tcPr>
-            <w:tcW w:type="dxa" w:w="3135"/>
-            <w:vAlign w:val="center"/>
-            <w:shd w:val="clear" w:color="auto" w:fill="F0F4FF"/>
+            <w:tcW w:type="dxa" w:w="3022"/>
           </w:tcPr>
           <w:p>
             <w:pPr>
@@ -776,7 +674,7 @@
             </w:pPr>
             <w:r>
               <w:rPr>
-                <w:sz w:val="19"/>
+                <w:sz w:val="20"/>
               </w:rPr>
               <w:t>0</w:t>
             </w:r>
@@ -784,9 +682,7 @@
         </w:tc>
         <w:tc>
           <w:tcPr>
-            <w:tcW w:type="dxa" w:w="3135"/>
-            <w:vAlign w:val="center"/>
-            <w:shd w:val="clear" w:color="auto" w:fill="F0F4FF"/>
+            <w:tcW w:type="dxa" w:w="3022"/>
           </w:tcPr>
           <w:p>
             <w:pPr>
@@ -794,7 +690,7 @@
             </w:pPr>
             <w:r>
               <w:rPr>
-                <w:sz w:val="19"/>
+                <w:sz w:val="20"/>
               </w:rPr>
               <w:t>0</w:t>
             </w:r>
@@ -810,7 +706,7 @@
       <w:r>
         <w:drawing>
           <wp:inline xmlns:a="http://schemas.openxmlformats.org/drawingml/2006/main" xmlns:pic="http://schemas.openxmlformats.org/drawingml/2006/picture">
-            <wp:extent cx="5486400" cy="1881051"/>
+            <wp:extent cx="5303520" cy="1818350"/>
             <wp:docPr id="1" name="Picture 1"/>
             <wp:cNvGraphicFramePr>
               <a:graphicFrameLocks noChangeAspect="1"/>
@@ -831,7 +727,7 @@
                   <pic:spPr>
                     <a:xfrm>
                       <a:off x="0" y="0"/>
-                      <a:ext cx="5486400" cy="1881051"/>
+                      <a:ext cx="5303520" cy="1818350"/>
                     </a:xfrm>
                     <a:prstGeom prst="rect"/>
                   </pic:spPr>
@@ -844,16 +740,15 @@
     </w:p>
     <w:p>
       <w:pPr>
-        <w:spacing w:after="160"/>
+        <w:spacing w:after="200"/>
         <w:jc w:val="center"/>
       </w:pPr>
       <w:r>
         <w:rPr>
           <w:i/>
-          <w:color w:val="646464"/>
           <w:sz w:val="18"/>
         </w:rPr>
-        <w:t>Figure 1. Distribution of target variable y for both training datasets.</w:t>
+        <w:t>Figure 1. Distribution of y in both training sets.</w:t>
       </w:r>
     </w:p>
     <w:p>
@@ -867,10 +762,7 @@
         <w:jc w:val="left"/>
       </w:pPr>
       <w:r>
-        <w:rPr>
-          <w:color w:val="1F3864"/>
-        </w:rPr>
-        <w:t>3. Methodology</w:t>
+        <w:t>3. Approach</w:t>
       </w:r>
     </w:p>
     <w:p>
@@ -879,36 +771,49 @@
         <w:jc w:val="left"/>
       </w:pPr>
       <w:r>
-        <w:rPr>
-          <w:color w:val="1F3864"/>
-        </w:rPr>
-        <w:t>3.1  Model: Polynomial Ridge Regression</w:t>
+        <w:t>3.1 Why polynomial regression with Ridge?</w:t>
       </w:r>
     </w:p>
     <w:p>
       <w:pPr>
-        <w:spacing w:before="0" w:after="80"/>
+        <w:spacing w:before="40" w:after="120"/>
+        <w:jc w:val="left"/>
       </w:pPr>
       <w:r>
         <w:rPr>
           <w:b w:val="0"/>
           <w:i w:val="0"/>
-          <w:sz w:val="21"/>
+          <w:sz w:val="22"/>
         </w:rPr>
-        <w:t>Polynomial regression extends linear regression by mapping the original features x into a higher-dimensional feature space consisting of all monomials up to a chosen total degree d. Formally, a polynomial of degree d means every term x1^a1 · x2^a2 · … · xk^ak where a1 + a2 + ... + ak ≤ d is included. This is implemented via scikit-learn's PolynomialFeatures transformer.</w:t>
+        <w:t>The assignment says to use polynomial regression, so the core idea is to take the original features and expand them into all possible products and powers up to some degree d — for example with two features x1 and x2 and degree 2 you'd get x1, x2, x1^2, x1*x2, and x2^2. Then you fit a linear model on top of these expanded features. I used sklearn's PolynomialFeatures for this.</w:t>
       </w:r>
     </w:p>
     <w:p>
       <w:pPr>
-        <w:spacing w:before="0" w:after="80"/>
+        <w:spacing w:before="40" w:after="120"/>
+        <w:jc w:val="left"/>
       </w:pPr>
       <w:r>
         <w:rPr>
           <w:b w:val="0"/>
           <w:i w:val="0"/>
-          <w:sz w:val="21"/>
+          <w:sz w:val="22"/>
         </w:rPr>
-        <w:t>To prevent overfitting in the high-dimensional polynomial feature space, Ridge regression (L2 regularisation) was used instead of ordinary least squares. Ridge adds a penalty term α‖w‖₂² to the loss, which shrinks coefficient magnitudes and stabilises solutions when feature count is large relative to samples. Ridge was preferred over Lasso because polynomial features are highly correlated (e.g., x1² and x1·x2), and L1 can behave erratically under collinearity.</w:t>
+        <w:t>The tricky part is that as the degree goes up, the number of features explodes fast. At degree 5 with 6 input features you already have 461 polynomial features for 1000 training samples. Plain linear regression (ordinary least squares) becomes unstable in this kind of situation — it tends to find extreme coefficients and overfit badly. So I used Ridge regression instead, which adds an L2 penalty on the coefficient magnitudes. This keeps things from going haywire and usually generalises much better.</w:t>
+      </w:r>
+    </w:p>
+    <w:p>
+      <w:pPr>
+        <w:spacing w:before="40" w:after="120"/>
+        <w:jc w:val="left"/>
+      </w:pPr>
+      <w:r>
+        <w:rPr>
+          <w:b w:val="0"/>
+          <w:i w:val="0"/>
+          <w:sz w:val="22"/>
+        </w:rPr>
+        <w:t>I considered using Lasso as well, but decided against it. Polynomial features are inherently correlated with each other (e.g., x1^2 and x1*x1 are literally the same), and Lasso tends to behave unpredictably when features are strongly correlated. Ridge handles this more gracefully.</w:t>
       </w:r>
     </w:p>
     <w:p>
@@ -917,165 +822,49 @@
         <w:jc w:val="left"/>
       </w:pPr>
       <w:r>
-        <w:rPr>
-          <w:color w:val="1F3864"/>
-        </w:rPr>
-        <w:t>3.2  Hyperparameter Tuning Strategy</w:t>
+        <w:t>3.2 How I picked the degree and regularisation strength</w:t>
       </w:r>
     </w:p>
     <w:p>
       <w:pPr>
-        <w:spacing w:before="0" w:after="80"/>
+        <w:spacing w:before="40" w:after="120"/>
+        <w:jc w:val="left"/>
       </w:pPr>
       <w:r>
         <w:rPr>
           <w:b w:val="0"/>
           <w:i w:val="0"/>
-          <w:sz w:val="21"/>
+          <w:sz w:val="22"/>
         </w:rPr>
-        <w:t>Two hyperparameters control the model: polynomial degree d and regularisation strength α. Both were selected through an exhaustive grid search evaluated with 5-fold cross-validation (shuffled, random_state=42), minimising mean validation MSE:</w:t>
+        <w:t>There are two things to tune: the polynomial degree d, and the Ridge penalty strength alpha. I treated this as a two-dimensional search problem and used 5-fold cross-validation to evaluate each combination. The idea was to start broad and then zoom in.</w:t>
       </w:r>
     </w:p>
     <w:p>
       <w:pPr>
-        <w:spacing w:before="60" w:after="40"/>
-      </w:pPr>
-      <w:r>
-        <w:rPr>
-          <w:b/>
-          <w:i w:val="0"/>
-          <w:sz w:val="21"/>
-        </w:rPr>
-        <w:t xml:space="preserve">  Step 1 — Coarse degree × alpha grid:</w:t>
-      </w:r>
-    </w:p>
-    <w:p>
-      <w:pPr>
-        <w:spacing w:before="0" w:after="40"/>
+        <w:spacing w:before="40" w:after="120"/>
+        <w:jc w:val="left"/>
       </w:pPr>
       <w:r>
         <w:rPr>
           <w:b w:val="0"/>
           <w:i w:val="0"/>
-          <w:sz w:val="21"/>
+          <w:sz w:val="22"/>
         </w:rPr>
-        <w:t xml:space="preserve">     • Var1: degrees {2,3,4,5,6} × 13 log-spaced alphas from 10⁻³ to 10³ = 65 CV evaluations.</w:t>
+        <w:t>First I ran a coarse grid search — for var1 I tried degrees 2 through 6, and for var2 degrees 4 through 13, each combined with 13 log-spaced alpha values spread from very small to very large. This gave me a rough sense of where the best region was. Then I did a much finer sweep of alpha values around the winner from the coarse search, and also checked whether neighbouring degrees (±1 for var1, ±2 for var2) did better at that alpha. Finally I ran sklearn's RidgeCV as an independent check — it has its own efficient built-in cross-validation for alpha selection — and I used whichever alpha gave the lower validation MSE.</w:t>
       </w:r>
     </w:p>
     <w:p>
       <w:pPr>
-        <w:spacing w:before="0" w:after="80"/>
+        <w:spacing w:before="40" w:after="120"/>
+        <w:jc w:val="left"/>
       </w:pPr>
       <w:r>
         <w:rPr>
           <w:b w:val="0"/>
           <w:i w:val="0"/>
-          <w:sz w:val="21"/>
+          <w:sz w:val="22"/>
         </w:rPr>
-        <w:t xml:space="preserve">     • Var2: degrees {4,5,…,13} × 13 log-spaced alphas from 10⁻⁴ to 10² = 130 CV evaluations.</w:t>
-      </w:r>
-    </w:p>
-    <w:p>
-      <w:pPr>
-        <w:spacing w:before="60" w:after="40"/>
-      </w:pPr>
-      <w:r>
-        <w:rPr>
-          <w:b/>
-          <w:i w:val="0"/>
-          <w:sz w:val="21"/>
-        </w:rPr>
-        <w:t xml:space="preserve">  Step 2 — Fine alpha sweep:</w:t>
-      </w:r>
-    </w:p>
-    <w:p>
-      <w:pPr>
-        <w:spacing w:before="0" w:after="80"/>
-      </w:pPr>
-      <w:r>
-        <w:rPr>
-          <w:b w:val="0"/>
-          <w:i w:val="0"/>
-          <w:sz w:val="21"/>
-        </w:rPr>
-        <w:t xml:space="preserve">     ~50 linearly- and log-spaced alphas in a tight window around the coarse best alpha, evaluated at the best degree.</w:t>
-      </w:r>
-    </w:p>
-    <w:p>
-      <w:pPr>
-        <w:spacing w:before="60" w:after="40"/>
-      </w:pPr>
-      <w:r>
-        <w:rPr>
-          <w:b/>
-          <w:i w:val="0"/>
-          <w:sz w:val="21"/>
-        </w:rPr>
-        <w:t xml:space="preserve">  Step 3 — Neighbour degree check:</w:t>
-      </w:r>
-    </w:p>
-    <w:p>
-      <w:pPr>
-        <w:spacing w:before="0" w:after="80"/>
-      </w:pPr>
-      <w:r>
-        <w:rPr>
-          <w:b w:val="0"/>
-          <w:i w:val="0"/>
-          <w:sz w:val="21"/>
-        </w:rPr>
-        <w:t xml:space="preserve">     Degrees ±1 (Var1) or ±2 (Var2) were tested at the fine-tuned alpha to confirm the chosen degree is a genuine minimum.</w:t>
-      </w:r>
-    </w:p>
-    <w:p>
-      <w:pPr>
-        <w:spacing w:before="60" w:after="40"/>
-      </w:pPr>
-      <w:r>
-        <w:rPr>
-          <w:b/>
-          <w:i w:val="0"/>
-          <w:sz w:val="21"/>
-        </w:rPr>
-        <w:t xml:space="preserve">  Step 4 — RidgeCV confirmation:</w:t>
-      </w:r>
-    </w:p>
-    <w:p>
-      <w:pPr>
-        <w:spacing w:before="0" w:after="120"/>
-      </w:pPr>
-      <w:r>
-        <w:rPr>
-          <w:b w:val="0"/>
-          <w:i w:val="0"/>
-          <w:sz w:val="21"/>
-        </w:rPr>
-        <w:t xml:space="preserve">     scikit-learn's RidgeCV with 100 log-spaced alphas was run as an independent verification. The alpha yielding the lower CV MSE between the fine sweep and RidgeCV was adopted.</w:t>
-      </w:r>
-    </w:p>
-    <w:p>
-      <w:pPr>
-        <w:pStyle w:val="Heading2"/>
-        <w:jc w:val="left"/>
-      </w:pPr>
-      <w:r>
-        <w:rPr>
-          <w:color w:val="1F3864"/>
-        </w:rPr>
-        <w:t>3.3  Final Fit</w:t>
-      </w:r>
-    </w:p>
-    <w:p>
-      <w:pPr>
-        <w:spacing w:before="0" w:after="80"/>
-      </w:pPr>
-      <w:r>
-        <w:rPr>
-          <w:b w:val="0"/>
-          <w:i w:val="0"/>
-          <w:sz w:val="21"/>
-        </w:rPr>
-        <w:t>Once the optimal (degree, α) pair was determined, the model was refit on the entire training set (all 1,000 samples) and used to generate predictions on the 1,000 test samples.</w:t>
+        <w:t>Once I had the final (degree, alpha) pair, I retrained the model on the full 1000 training samples and generated predictions for the test set.</w:t>
       </w:r>
     </w:p>
     <w:p>
@@ -1089,10 +878,7 @@
         <w:jc w:val="left"/>
       </w:pPr>
       <w:r>
-        <w:rPr>
-          <w:color w:val="1F3864"/>
-        </w:rPr>
-        <w:t>4. Degree &amp; Regularisation Selection</w:t>
+        <w:t>4. Degree Selection and Results</w:t>
       </w:r>
     </w:p>
     <w:p>
@@ -1101,25 +887,38 @@
         <w:jc w:val="left"/>
       </w:pPr>
       <w:r>
-        <w:rPr>
-          <w:color w:val="1F3864"/>
-        </w:rPr>
-        <w:t>4.1  Var1 — Steam Turbine (6 Features)</w:t>
+        <w:t>4.1 Var1 – Steam Turbine</w:t>
       </w:r>
     </w:p>
     <w:p>
       <w:pPr>
-        <w:spacing w:before="0" w:after="80"/>
+        <w:spacing w:before="40" w:after="120"/>
+        <w:jc w:val="left"/>
       </w:pPr>
       <w:r>
         <w:rPr>
           <w:b w:val="0"/>
           <w:i w:val="0"/>
-          <w:sz w:val="21"/>
+          <w:sz w:val="22"/>
         </w:rPr>
-        <w:t>The coarse search over degrees 2–6 showed clear improvement up to degree 5 with appropriate regularisation, then degradation at degree 6. Without sufficient regularisation, degree 5 overfits (CV MSE ≈ 1.50 at α = 10⁻³), but with a stronger penalty it outperforms degree 4.</w:t>
+        <w:t>For var1 the coarse search made it pretty clear that the data has a degree-5 structure. At lower degrees the model noticeably underfits — degree 2 barely gets an R2 of 0.69 and degree 3 sits around 0.91. Things improve steadily through degree 4 and 5. Degree 6 actually starts getting worse again despite having more features, which tells you the model is starting to overfit.</w:t>
       </w:r>
     </w:p>
+    <w:p>
+      <w:pPr>
+        <w:spacing w:before="40" w:after="120"/>
+        <w:jc w:val="left"/>
+      </w:pPr>
+      <w:r>
+        <w:rPr>
+          <w:b w:val="0"/>
+          <w:i w:val="0"/>
+          <w:sz w:val="22"/>
+        </w:rPr>
+        <w:t>One thing that surprised me a bit: at a very low alpha, degree 5 actually performs worse than degree 4. But once you crank the regularisation up to around alpha = 2.5, degree 5 clearly wins. The 461 polynomial features need a fairly strong penalty to stay in check. The fine alpha sweep confirmed that the sweet spot is around 2.47.</w:t>
+      </w:r>
+    </w:p>
+    <w:p/>
     <w:tbl>
       <w:tblPr>
         <w:tblStyle w:val="TableGrid"/>
@@ -1128,19 +927,16 @@
         <w:tblLook w:firstColumn="1" w:firstRow="1" w:lastColumn="0" w:lastRow="0" w:noHBand="0" w:noVBand="1" w:val="04A0"/>
       </w:tblPr>
       <w:tblGrid>
-        <w:gridCol w:w="1568"/>
-        <w:gridCol w:w="1568"/>
-        <w:gridCol w:w="1568"/>
-        <w:gridCol w:w="1568"/>
-        <w:gridCol w:w="1568"/>
-        <w:gridCol w:w="1568"/>
+        <w:gridCol w:w="1813"/>
+        <w:gridCol w:w="1813"/>
+        <w:gridCol w:w="1813"/>
+        <w:gridCol w:w="1813"/>
+        <w:gridCol w:w="1813"/>
       </w:tblGrid>
       <w:tr>
         <w:tc>
           <w:tcPr>
-            <w:tcW w:type="dxa" w:w="1568"/>
-            <w:vAlign w:val="center"/>
-            <w:shd w:val="clear" w:color="auto" w:fill="1F3864"/>
+            <w:tcW w:type="dxa" w:w="1813"/>
           </w:tcPr>
           <w:p>
             <w:pPr>
@@ -1149,8 +945,7 @@
             <w:r>
               <w:rPr>
                 <w:b/>
-                <w:color w:val="FFFFFF"/>
-                <w:sz w:val="19"/>
+                <w:sz w:val="20"/>
               </w:rPr>
               <w:t>Degree</w:t>
             </w:r>
@@ -1158,9 +953,7 @@
         </w:tc>
         <w:tc>
           <w:tcPr>
-            <w:tcW w:type="dxa" w:w="1568"/>
-            <w:vAlign w:val="center"/>
-            <w:shd w:val="clear" w:color="auto" w:fill="1F3864"/>
+            <w:tcW w:type="dxa" w:w="1813"/>
           </w:tcPr>
           <w:p>
             <w:pPr>
@@ -1169,18 +962,15 @@
             <w:r>
               <w:rPr>
                 <w:b/>
-                <w:color w:val="FFFFFF"/>
-                <w:sz w:val="19"/>
+                <w:sz w:val="20"/>
               </w:rPr>
-              <w:t>Best Alpha</w:t>
+              <w:t>Best alpha tried</w:t>
             </w:r>
           </w:p>
         </w:tc>
         <w:tc>
           <w:tcPr>
-            <w:tcW w:type="dxa" w:w="1568"/>
-            <w:vAlign w:val="center"/>
-            <w:shd w:val="clear" w:color="auto" w:fill="1F3864"/>
+            <w:tcW w:type="dxa" w:w="1813"/>
           </w:tcPr>
           <w:p>
             <w:pPr>
@@ -1189,8 +979,7 @@
             <w:r>
               <w:rPr>
                 <w:b/>
-                <w:color w:val="FFFFFF"/>
-                <w:sz w:val="19"/>
+                <w:sz w:val="20"/>
               </w:rPr>
               <w:t>CV MSE</w:t>
             </w:r>
@@ -1198,9 +987,7 @@
         </w:tc>
         <w:tc>
           <w:tcPr>
-            <w:tcW w:type="dxa" w:w="1568"/>
-            <w:vAlign w:val="center"/>
-            <w:shd w:val="clear" w:color="auto" w:fill="1F3864"/>
+            <w:tcW w:type="dxa" w:w="1813"/>
           </w:tcPr>
           <w:p>
             <w:pPr>
@@ -1209,18 +996,15 @@
             <w:r>
               <w:rPr>
                 <w:b/>
-                <w:color w:val="FFFFFF"/>
-                <w:sz w:val="19"/>
+                <w:sz w:val="20"/>
               </w:rPr>
-              <w:t>CV R²</w:t>
+              <w:t>CV R2</w:t>
             </w:r>
           </w:p>
         </w:tc>
         <w:tc>
           <w:tcPr>
-            <w:tcW w:type="dxa" w:w="1568"/>
-            <w:vAlign w:val="center"/>
-            <w:shd w:val="clear" w:color="auto" w:fill="1F3864"/>
+            <w:tcW w:type="dxa" w:w="1813"/>
           </w:tcPr>
           <w:p>
             <w:pPr>
@@ -1229,18 +1013,17 @@
             <w:r>
               <w:rPr>
                 <w:b/>
-                <w:color w:val="FFFFFF"/>
-                <w:sz w:val="19"/>
+                <w:sz w:val="20"/>
               </w:rPr>
-              <w:t># Features</w:t>
+              <w:t>No. of features</w:t>
             </w:r>
           </w:p>
         </w:tc>
+      </w:tr>
+      <w:tr>
         <w:tc>
           <w:tcPr>
-            <w:tcW w:type="dxa" w:w="1568"/>
-            <w:vAlign w:val="center"/>
-            <w:shd w:val="clear" w:color="auto" w:fill="1F3864"/>
+            <w:tcW w:type="dxa" w:w="1813"/>
           </w:tcPr>
           <w:p>
             <w:pPr>
@@ -1248,11 +1031,73 @@
             </w:pPr>
             <w:r>
               <w:rPr>
-                <w:b/>
-                <w:color w:val="FFFFFF"/>
-                <w:sz w:val="19"/>
+                <w:sz w:val="20"/>
               </w:rPr>
-              <w:t>Decision</w:t>
+              <w:t>2</w:t>
+            </w:r>
+          </w:p>
+        </w:tc>
+        <w:tc>
+          <w:tcPr>
+            <w:tcW w:type="dxa" w:w="1813"/>
+          </w:tcPr>
+          <w:p>
+            <w:pPr>
+              <w:jc w:val="center"/>
+            </w:pPr>
+            <w:r>
+              <w:rPr>
+                <w:sz w:val="20"/>
+              </w:rPr>
+              <w:t>1.0</w:t>
+            </w:r>
+          </w:p>
+        </w:tc>
+        <w:tc>
+          <w:tcPr>
+            <w:tcW w:type="dxa" w:w="1813"/>
+          </w:tcPr>
+          <w:p>
+            <w:pPr>
+              <w:jc w:val="center"/>
+            </w:pPr>
+            <w:r>
+              <w:rPr>
+                <w:sz w:val="20"/>
+              </w:rPr>
+              <w:t>3.21</w:t>
+            </w:r>
+          </w:p>
+        </w:tc>
+        <w:tc>
+          <w:tcPr>
+            <w:tcW w:type="dxa" w:w="1813"/>
+          </w:tcPr>
+          <w:p>
+            <w:pPr>
+              <w:jc w:val="center"/>
+            </w:pPr>
+            <w:r>
+              <w:rPr>
+                <w:sz w:val="20"/>
+              </w:rPr>
+              <w:t>0.69</w:t>
+            </w:r>
+          </w:p>
+        </w:tc>
+        <w:tc>
+          <w:tcPr>
+            <w:tcW w:type="dxa" w:w="1813"/>
+          </w:tcPr>
+          <w:p>
+            <w:pPr>
+              <w:jc w:val="center"/>
+            </w:pPr>
+            <w:r>
+              <w:rPr>
+                <w:sz w:val="20"/>
+              </w:rPr>
+              <w:t>27</w:t>
             </w:r>
           </w:p>
         </w:tc>
@@ -1260,9 +1105,7 @@
       <w:tr>
         <w:tc>
           <w:tcPr>
-            <w:tcW w:type="dxa" w:w="1568"/>
-            <w:vAlign w:val="center"/>
-            <w:shd w:val="clear" w:color="auto" w:fill="F0F4FF"/>
+            <w:tcW w:type="dxa" w:w="1813"/>
           </w:tcPr>
           <w:p>
             <w:pPr>
@@ -1270,17 +1113,15 @@
             </w:pPr>
             <w:r>
               <w:rPr>
-                <w:sz w:val="19"/>
+                <w:sz w:val="20"/>
               </w:rPr>
-              <w:t>2</w:t>
+              <w:t>3</w:t>
             </w:r>
           </w:p>
         </w:tc>
         <w:tc>
           <w:tcPr>
-            <w:tcW w:type="dxa" w:w="1568"/>
-            <w:vAlign w:val="center"/>
-            <w:shd w:val="clear" w:color="auto" w:fill="F0F4FF"/>
+            <w:tcW w:type="dxa" w:w="1813"/>
           </w:tcPr>
           <w:p>
             <w:pPr>
@@ -1288,7 +1129,7 @@
             </w:pPr>
             <w:r>
               <w:rPr>
-                <w:sz w:val="19"/>
+                <w:sz w:val="20"/>
               </w:rPr>
               <w:t>1.0</w:t>
             </w:r>
@@ -1296,9 +1137,7 @@
         </w:tc>
         <w:tc>
           <w:tcPr>
-            <w:tcW w:type="dxa" w:w="1568"/>
-            <w:vAlign w:val="center"/>
-            <w:shd w:val="clear" w:color="auto" w:fill="F0F4FF"/>
+            <w:tcW w:type="dxa" w:w="1813"/>
           </w:tcPr>
           <w:p>
             <w:pPr>
@@ -1306,17 +1145,15 @@
             </w:pPr>
             <w:r>
               <w:rPr>
-                <w:sz w:val="19"/>
+                <w:sz w:val="20"/>
               </w:rPr>
-              <w:t>3.2064</w:t>
+              <w:t>0.91</w:t>
             </w:r>
           </w:p>
         </w:tc>
         <w:tc>
           <w:tcPr>
-            <w:tcW w:type="dxa" w:w="1568"/>
-            <w:vAlign w:val="center"/>
-            <w:shd w:val="clear" w:color="auto" w:fill="F0F4FF"/>
+            <w:tcW w:type="dxa" w:w="1813"/>
           </w:tcPr>
           <w:p>
             <w:pPr>
@@ -1324,17 +1161,15 @@
             </w:pPr>
             <w:r>
               <w:rPr>
-                <w:sz w:val="19"/>
+                <w:sz w:val="20"/>
               </w:rPr>
-              <w:t>0.6865</w:t>
+              <w:t>0.91</w:t>
             </w:r>
           </w:p>
         </w:tc>
         <w:tc>
           <w:tcPr>
-            <w:tcW w:type="dxa" w:w="1568"/>
-            <w:vAlign w:val="center"/>
-            <w:shd w:val="clear" w:color="auto" w:fill="F0F4FF"/>
+            <w:tcW w:type="dxa" w:w="1813"/>
           </w:tcPr>
           <w:p>
             <w:pPr>
@@ -1342,17 +1177,17 @@
             </w:pPr>
             <w:r>
               <w:rPr>
-                <w:sz w:val="19"/>
+                <w:sz w:val="20"/>
               </w:rPr>
-              <w:t>27</w:t>
+              <w:t>83</w:t>
             </w:r>
           </w:p>
         </w:tc>
+      </w:tr>
+      <w:tr>
         <w:tc>
           <w:tcPr>
-            <w:tcW w:type="dxa" w:w="1568"/>
-            <w:vAlign w:val="center"/>
-            <w:shd w:val="clear" w:color="auto" w:fill="F0F4FF"/>
+            <w:tcW w:type="dxa" w:w="1813"/>
           </w:tcPr>
           <w:p>
             <w:pPr>
@@ -1360,9 +1195,73 @@
             </w:pPr>
             <w:r>
               <w:rPr>
-                <w:sz w:val="19"/>
+                <w:sz w:val="20"/>
               </w:rPr>
-              <w:t>Underfit</w:t>
+              <w:t>4</w:t>
+            </w:r>
+          </w:p>
+        </w:tc>
+        <w:tc>
+          <w:tcPr>
+            <w:tcW w:type="dxa" w:w="1813"/>
+          </w:tcPr>
+          <w:p>
+            <w:pPr>
+              <w:jc w:val="center"/>
+            </w:pPr>
+            <w:r>
+              <w:rPr>
+                <w:sz w:val="20"/>
+              </w:rPr>
+              <w:t>3.16</w:t>
+            </w:r>
+          </w:p>
+        </w:tc>
+        <w:tc>
+          <w:tcPr>
+            <w:tcW w:type="dxa" w:w="1813"/>
+          </w:tcPr>
+          <w:p>
+            <w:pPr>
+              <w:jc w:val="center"/>
+            </w:pPr>
+            <w:r>
+              <w:rPr>
+                <w:sz w:val="20"/>
+              </w:rPr>
+              <w:t>0.69</w:t>
+            </w:r>
+          </w:p>
+        </w:tc>
+        <w:tc>
+          <w:tcPr>
+            <w:tcW w:type="dxa" w:w="1813"/>
+          </w:tcPr>
+          <w:p>
+            <w:pPr>
+              <w:jc w:val="center"/>
+            </w:pPr>
+            <w:r>
+              <w:rPr>
+                <w:sz w:val="20"/>
+              </w:rPr>
+              <w:t>0.93</w:t>
+            </w:r>
+          </w:p>
+        </w:tc>
+        <w:tc>
+          <w:tcPr>
+            <w:tcW w:type="dxa" w:w="1813"/>
+          </w:tcPr>
+          <w:p>
+            <w:pPr>
+              <w:jc w:val="center"/>
+            </w:pPr>
+            <w:r>
+              <w:rPr>
+                <w:sz w:val="20"/>
+              </w:rPr>
+              <w:t>209</w:t>
             </w:r>
           </w:p>
         </w:tc>
@@ -1370,9 +1269,7 @@
       <w:tr>
         <w:tc>
           <w:tcPr>
-            <w:tcW w:type="dxa" w:w="1568"/>
-            <w:vAlign w:val="center"/>
-            <w:shd w:val="clear" w:color="auto" w:fill="FFFFFF"/>
+            <w:tcW w:type="dxa" w:w="1813"/>
           </w:tcPr>
           <w:p>
             <w:pPr>
@@ -1380,17 +1277,15 @@
             </w:pPr>
             <w:r>
               <w:rPr>
-                <w:sz w:val="19"/>
+                <w:sz w:val="20"/>
               </w:rPr>
-              <w:t>3</w:t>
+              <w:t>5</w:t>
             </w:r>
           </w:p>
         </w:tc>
         <w:tc>
           <w:tcPr>
-            <w:tcW w:type="dxa" w:w="1568"/>
-            <w:vAlign w:val="center"/>
-            <w:shd w:val="clear" w:color="auto" w:fill="FFFFFF"/>
+            <w:tcW w:type="dxa" w:w="1813"/>
           </w:tcPr>
           <w:p>
             <w:pPr>
@@ -1398,17 +1293,15 @@
             </w:pPr>
             <w:r>
               <w:rPr>
-                <w:sz w:val="19"/>
+                <w:sz w:val="20"/>
               </w:rPr>
-              <w:t>1.0</w:t>
+              <w:t>2.477</w:t>
             </w:r>
           </w:p>
         </w:tc>
         <w:tc>
           <w:tcPr>
-            <w:tcW w:type="dxa" w:w="1568"/>
-            <w:vAlign w:val="center"/>
-            <w:shd w:val="clear" w:color="auto" w:fill="FFFFFF"/>
+            <w:tcW w:type="dxa" w:w="1813"/>
           </w:tcPr>
           <w:p>
             <w:pPr>
@@ -1416,17 +1309,15 @@
             </w:pPr>
             <w:r>
               <w:rPr>
-                <w:sz w:val="19"/>
+                <w:sz w:val="20"/>
               </w:rPr>
-              <w:t>0.9069</w:t>
+              <w:t>0.49</w:t>
             </w:r>
           </w:p>
         </w:tc>
         <w:tc>
           <w:tcPr>
-            <w:tcW w:type="dxa" w:w="1568"/>
-            <w:vAlign w:val="center"/>
-            <w:shd w:val="clear" w:color="auto" w:fill="FFFFFF"/>
+            <w:tcW w:type="dxa" w:w="1813"/>
           </w:tcPr>
           <w:p>
             <w:pPr>
@@ -1434,17 +1325,15 @@
             </w:pPr>
             <w:r>
               <w:rPr>
-                <w:sz w:val="19"/>
+                <w:sz w:val="20"/>
               </w:rPr>
-              <w:t>0.9109</w:t>
+              <w:t>0.95</w:t>
             </w:r>
           </w:p>
         </w:tc>
         <w:tc>
           <w:tcPr>
-            <w:tcW w:type="dxa" w:w="1568"/>
-            <w:vAlign w:val="center"/>
-            <w:shd w:val="clear" w:color="auto" w:fill="FFFFFF"/>
+            <w:tcW w:type="dxa" w:w="1813"/>
           </w:tcPr>
           <w:p>
             <w:pPr>
@@ -1452,17 +1341,17 @@
             </w:pPr>
             <w:r>
               <w:rPr>
-                <w:sz w:val="19"/>
+                <w:sz w:val="20"/>
               </w:rPr>
-              <w:t>83</w:t>
+              <w:t>461</w:t>
             </w:r>
           </w:p>
         </w:tc>
+      </w:tr>
+      <w:tr>
         <w:tc>
           <w:tcPr>
-            <w:tcW w:type="dxa" w:w="1568"/>
-            <w:vAlign w:val="center"/>
-            <w:shd w:val="clear" w:color="auto" w:fill="FFFFFF"/>
+            <w:tcW w:type="dxa" w:w="1813"/>
           </w:tcPr>
           <w:p>
             <w:pPr>
@@ -1470,19 +1359,15 @@
             </w:pPr>
             <w:r>
               <w:rPr>
-                <w:sz w:val="19"/>
+                <w:sz w:val="20"/>
               </w:rPr>
-              <w:t>Good start</w:t>
+              <w:t>6</w:t>
             </w:r>
           </w:p>
         </w:tc>
-      </w:tr>
-      <w:tr>
         <w:tc>
           <w:tcPr>
-            <w:tcW w:type="dxa" w:w="1568"/>
-            <w:vAlign w:val="center"/>
-            <w:shd w:val="clear" w:color="auto" w:fill="F0F4FF"/>
+            <w:tcW w:type="dxa" w:w="1813"/>
           </w:tcPr>
           <w:p>
             <w:pPr>
@@ -1490,17 +1375,15 @@
             </w:pPr>
             <w:r>
               <w:rPr>
-                <w:sz w:val="19"/>
+                <w:sz w:val="20"/>
               </w:rPr>
-              <w:t>4</w:t>
+              <w:t>3.16</w:t>
             </w:r>
           </w:p>
         </w:tc>
         <w:tc>
           <w:tcPr>
-            <w:tcW w:type="dxa" w:w="1568"/>
-            <w:vAlign w:val="center"/>
-            <w:shd w:val="clear" w:color="auto" w:fill="F0F4FF"/>
+            <w:tcW w:type="dxa" w:w="1813"/>
           </w:tcPr>
           <w:p>
             <w:pPr>
@@ -1508,17 +1391,15 @@
             </w:pPr>
             <w:r>
               <w:rPr>
-                <w:sz w:val="19"/>
+                <w:sz w:val="20"/>
               </w:rPr>
-              <w:t>3.16</w:t>
+              <w:t>0.54</w:t>
             </w:r>
           </w:p>
         </w:tc>
         <w:tc>
           <w:tcPr>
-            <w:tcW w:type="dxa" w:w="1568"/>
-            <w:vAlign w:val="center"/>
-            <w:shd w:val="clear" w:color="auto" w:fill="F0F4FF"/>
+            <w:tcW w:type="dxa" w:w="1813"/>
           </w:tcPr>
           <w:p>
             <w:pPr>
@@ -1526,17 +1407,15 @@
             </w:pPr>
             <w:r>
               <w:rPr>
-                <w:sz w:val="19"/>
+                <w:sz w:val="20"/>
               </w:rPr>
-              <w:t>0.6858</w:t>
+              <w:t>0.95</w:t>
             </w:r>
           </w:p>
         </w:tc>
         <w:tc>
           <w:tcPr>
-            <w:tcW w:type="dxa" w:w="1568"/>
-            <w:vAlign w:val="center"/>
-            <w:shd w:val="clear" w:color="auto" w:fill="F0F4FF"/>
+            <w:tcW w:type="dxa" w:w="1813"/>
           </w:tcPr>
           <w:p>
             <w:pPr>
@@ -1544,265 +1423,9 @@
             </w:pPr>
             <w:r>
               <w:rPr>
-                <w:sz w:val="19"/>
-              </w:rPr>
-              <w:t>0.9325</w:t>
-            </w:r>
-          </w:p>
-        </w:tc>
-        <w:tc>
-          <w:tcPr>
-            <w:tcW w:type="dxa" w:w="1568"/>
-            <w:vAlign w:val="center"/>
-            <w:shd w:val="clear" w:color="auto" w:fill="F0F4FF"/>
-          </w:tcPr>
-          <w:p>
-            <w:pPr>
-              <w:jc w:val="center"/>
-            </w:pPr>
-            <w:r>
-              <w:rPr>
-                <w:sz w:val="19"/>
-              </w:rPr>
-              <w:t>209</w:t>
-            </w:r>
-          </w:p>
-        </w:tc>
-        <w:tc>
-          <w:tcPr>
-            <w:tcW w:type="dxa" w:w="1568"/>
-            <w:vAlign w:val="center"/>
-            <w:shd w:val="clear" w:color="auto" w:fill="F0F4FF"/>
-          </w:tcPr>
-          <w:p>
-            <w:pPr>
-              <w:jc w:val="center"/>
-            </w:pPr>
-            <w:r>
-              <w:rPr>
-                <w:sz w:val="19"/>
-              </w:rPr>
-              <w:t>Better</w:t>
-            </w:r>
-          </w:p>
-        </w:tc>
-      </w:tr>
-      <w:tr>
-        <w:tc>
-          <w:tcPr>
-            <w:tcW w:type="dxa" w:w="1568"/>
-            <w:vAlign w:val="center"/>
-            <w:shd w:val="clear" w:color="auto" w:fill="FFFFFF"/>
-          </w:tcPr>
-          <w:p>
-            <w:pPr>
-              <w:jc w:val="center"/>
-            </w:pPr>
-            <w:r>
-              <w:rPr>
-                <w:sz w:val="19"/>
-              </w:rPr>
-              <w:t>5</w:t>
-            </w:r>
-          </w:p>
-        </w:tc>
-        <w:tc>
-          <w:tcPr>
-            <w:tcW w:type="dxa" w:w="1568"/>
-            <w:vAlign w:val="center"/>
-            <w:shd w:val="clear" w:color="auto" w:fill="FFFFFF"/>
-          </w:tcPr>
-          <w:p>
-            <w:pPr>
-              <w:jc w:val="center"/>
-            </w:pPr>
-            <w:r>
-              <w:rPr>
-                <w:sz w:val="19"/>
-              </w:rPr>
-              <w:t>2.477</w:t>
-            </w:r>
-          </w:p>
-        </w:tc>
-        <w:tc>
-          <w:tcPr>
-            <w:tcW w:type="dxa" w:w="1568"/>
-            <w:vAlign w:val="center"/>
-            <w:shd w:val="clear" w:color="auto" w:fill="FFFFFF"/>
-          </w:tcPr>
-          <w:p>
-            <w:pPr>
-              <w:jc w:val="center"/>
-            </w:pPr>
-            <w:r>
-              <w:rPr>
-                <w:sz w:val="19"/>
-              </w:rPr>
-              <w:t>0.4925</w:t>
-            </w:r>
-          </w:p>
-        </w:tc>
-        <w:tc>
-          <w:tcPr>
-            <w:tcW w:type="dxa" w:w="1568"/>
-            <w:vAlign w:val="center"/>
-            <w:shd w:val="clear" w:color="auto" w:fill="FFFFFF"/>
-          </w:tcPr>
-          <w:p>
-            <w:pPr>
-              <w:jc w:val="center"/>
-            </w:pPr>
-            <w:r>
-              <w:rPr>
-                <w:sz w:val="19"/>
-              </w:rPr>
-              <w:t>0.9516</w:t>
-            </w:r>
-          </w:p>
-        </w:tc>
-        <w:tc>
-          <w:tcPr>
-            <w:tcW w:type="dxa" w:w="1568"/>
-            <w:vAlign w:val="center"/>
-            <w:shd w:val="clear" w:color="auto" w:fill="FFFFFF"/>
-          </w:tcPr>
-          <w:p>
-            <w:pPr>
-              <w:jc w:val="center"/>
-            </w:pPr>
-            <w:r>
-              <w:rPr>
-                <w:sz w:val="19"/>
-              </w:rPr>
-              <w:t>461</w:t>
-            </w:r>
-          </w:p>
-        </w:tc>
-        <w:tc>
-          <w:tcPr>
-            <w:tcW w:type="dxa" w:w="1568"/>
-            <w:vAlign w:val="center"/>
-            <w:shd w:val="clear" w:color="auto" w:fill="FFFFFF"/>
-          </w:tcPr>
-          <w:p>
-            <w:pPr>
-              <w:jc w:val="center"/>
-            </w:pPr>
-            <w:r>
-              <w:rPr>
-                <w:sz w:val="19"/>
-              </w:rPr>
-              <w:t>✓ Selected</w:t>
-            </w:r>
-          </w:p>
-        </w:tc>
-      </w:tr>
-      <w:tr>
-        <w:tc>
-          <w:tcPr>
-            <w:tcW w:type="dxa" w:w="1568"/>
-            <w:vAlign w:val="center"/>
-            <w:shd w:val="clear" w:color="auto" w:fill="F0F4FF"/>
-          </w:tcPr>
-          <w:p>
-            <w:pPr>
-              <w:jc w:val="center"/>
-            </w:pPr>
-            <w:r>
-              <w:rPr>
-                <w:sz w:val="19"/>
-              </w:rPr>
-              <w:t>6</w:t>
-            </w:r>
-          </w:p>
-        </w:tc>
-        <w:tc>
-          <w:tcPr>
-            <w:tcW w:type="dxa" w:w="1568"/>
-            <w:vAlign w:val="center"/>
-            <w:shd w:val="clear" w:color="auto" w:fill="F0F4FF"/>
-          </w:tcPr>
-          <w:p>
-            <w:pPr>
-              <w:jc w:val="center"/>
-            </w:pPr>
-            <w:r>
-              <w:rPr>
-                <w:sz w:val="19"/>
-              </w:rPr>
-              <w:t>3.16</w:t>
-            </w:r>
-          </w:p>
-        </w:tc>
-        <w:tc>
-          <w:tcPr>
-            <w:tcW w:type="dxa" w:w="1568"/>
-            <w:vAlign w:val="center"/>
-            <w:shd w:val="clear" w:color="auto" w:fill="F0F4FF"/>
-          </w:tcPr>
-          <w:p>
-            <w:pPr>
-              <w:jc w:val="center"/>
-            </w:pPr>
-            <w:r>
-              <w:rPr>
-                <w:sz w:val="19"/>
-              </w:rPr>
-              <w:t>0.5418</w:t>
-            </w:r>
-          </w:p>
-        </w:tc>
-        <w:tc>
-          <w:tcPr>
-            <w:tcW w:type="dxa" w:w="1568"/>
-            <w:vAlign w:val="center"/>
-            <w:shd w:val="clear" w:color="auto" w:fill="F0F4FF"/>
-          </w:tcPr>
-          <w:p>
-            <w:pPr>
-              <w:jc w:val="center"/>
-            </w:pPr>
-            <w:r>
-              <w:rPr>
-                <w:sz w:val="19"/>
-              </w:rPr>
-              <w:t>0.9470</w:t>
-            </w:r>
-          </w:p>
-        </w:tc>
-        <w:tc>
-          <w:tcPr>
-            <w:tcW w:type="dxa" w:w="1568"/>
-            <w:vAlign w:val="center"/>
-            <w:shd w:val="clear" w:color="auto" w:fill="F0F4FF"/>
-          </w:tcPr>
-          <w:p>
-            <w:pPr>
-              <w:jc w:val="center"/>
-            </w:pPr>
-            <w:r>
-              <w:rPr>
-                <w:sz w:val="19"/>
+                <w:sz w:val="20"/>
               </w:rPr>
               <w:t>923</w:t>
-            </w:r>
-          </w:p>
-        </w:tc>
-        <w:tc>
-          <w:tcPr>
-            <w:tcW w:type="dxa" w:w="1568"/>
-            <w:vAlign w:val="center"/>
-            <w:shd w:val="clear" w:color="auto" w:fill="F0F4FF"/>
-          </w:tcPr>
-          <w:p>
-            <w:pPr>
-              <w:jc w:val="center"/>
-            </w:pPr>
-            <w:r>
-              <w:rPr>
-                <w:sz w:val="19"/>
-              </w:rPr>
-              <w:t>Overfit risk</w:t>
             </w:r>
           </w:p>
         </w:tc>
@@ -1811,28 +1434,16 @@
     <w:p/>
     <w:p>
       <w:pPr>
-        <w:spacing w:before="0" w:after="80"/>
-      </w:pPr>
-      <w:r>
-        <w:rPr>
-          <w:b/>
-          <w:i w:val="0"/>
-          <w:sz w:val="21"/>
-        </w:rPr>
-        <w:t>Final selected configuration: Degree = 5, α = 2.477076</w:t>
-      </w:r>
-    </w:p>
-    <w:p>
-      <w:pPr>
-        <w:spacing w:before="0" w:after="80"/>
+        <w:spacing w:before="40" w:after="120"/>
+        <w:jc w:val="left"/>
       </w:pPr>
       <w:r>
         <w:rPr>
           <w:b w:val="0"/>
           <w:i w:val="0"/>
-          <w:sz w:val="21"/>
+          <w:sz w:val="22"/>
         </w:rPr>
-        <w:t>The key insight is that degree 5 has 461 features for 1,000 samples (ratio ≈ 2.2). Strong L2 regularisation (α ≈ 2.5) is essential to prevent overfitting — without it, degree 5 performs worse than degree 4.</w:t>
+        <w:t>Final choice for var1: degree 5, alpha = 2.477.</w:t>
       </w:r>
     </w:p>
     <w:p/>
@@ -1843,7 +1454,7 @@
       <w:r>
         <w:drawing>
           <wp:inline xmlns:a="http://schemas.openxmlformats.org/drawingml/2006/main" xmlns:pic="http://schemas.openxmlformats.org/drawingml/2006/picture">
-            <wp:extent cx="5486400" cy="2114646"/>
+            <wp:extent cx="5303520" cy="2044158"/>
             <wp:docPr id="2" name="Picture 2"/>
             <wp:cNvGraphicFramePr>
               <a:graphicFrameLocks noChangeAspect="1"/>
@@ -1864,7 +1475,7 @@
                   <pic:spPr>
                     <a:xfrm>
                       <a:off x="0" y="0"/>
-                      <a:ext cx="5486400" cy="2114646"/>
+                      <a:ext cx="5303520" cy="2044158"/>
                     </a:xfrm>
                     <a:prstGeom prst="rect"/>
                   </pic:spPr>
@@ -1877,16 +1488,15 @@
     </w:p>
     <w:p>
       <w:pPr>
-        <w:spacing w:after="160"/>
+        <w:spacing w:after="200"/>
         <w:jc w:val="center"/>
       </w:pPr>
       <w:r>
         <w:rPr>
           <w:i/>
-          <w:color w:val="646464"/>
           <w:sz w:val="18"/>
         </w:rPr>
-        <w:t>Figure 2. CV MSE vs Polynomial Degree for both problems.</w:t>
+        <w:t>Figure 2. How CV MSE changes with polynomial degree for both problems. The dashed line marks the selected degree.</w:t>
       </w:r>
     </w:p>
     <w:p>
@@ -1896,7 +1506,7 @@
       <w:r>
         <w:drawing>
           <wp:inline xmlns:a="http://schemas.openxmlformats.org/drawingml/2006/main" xmlns:pic="http://schemas.openxmlformats.org/drawingml/2006/picture">
-            <wp:extent cx="5486400" cy="2111572"/>
+            <wp:extent cx="5303520" cy="2041187"/>
             <wp:docPr id="3" name="Picture 3"/>
             <wp:cNvGraphicFramePr>
               <a:graphicFrameLocks noChangeAspect="1"/>
@@ -1917,7 +1527,7 @@
                   <pic:spPr>
                     <a:xfrm>
                       <a:off x="0" y="0"/>
-                      <a:ext cx="5486400" cy="2111572"/>
+                      <a:ext cx="5303520" cy="2041187"/>
                     </a:xfrm>
                     <a:prstGeom prst="rect"/>
                   </pic:spPr>
@@ -1930,16 +1540,15 @@
     </w:p>
     <w:p>
       <w:pPr>
-        <w:spacing w:after="160"/>
+        <w:spacing w:after="200"/>
         <w:jc w:val="center"/>
       </w:pPr>
       <w:r>
         <w:rPr>
           <w:i/>
-          <w:color w:val="646464"/>
           <w:sz w:val="18"/>
         </w:rPr>
-        <w:t>Figure 3. CV MSE vs Ridge Alpha (log scale) at the selected degree.</w:t>
+        <w:t>Figure 3. CV MSE as a function of Ridge alpha at the chosen degree. The dashed line marks the selected alpha.</w:t>
       </w:r>
     </w:p>
     <w:p>
@@ -1948,25 +1557,38 @@
         <w:jc w:val="left"/>
       </w:pPr>
       <w:r>
-        <w:rPr>
-          <w:color w:val="1F3864"/>
-        </w:rPr>
-        <w:t>4.2  Var2 — Thermal Reservoir (3 Features)</w:t>
+        <w:t>4.2 Var2 – Thermal Reservoir</w:t>
       </w:r>
     </w:p>
     <w:p>
       <w:pPr>
-        <w:spacing w:before="0" w:after="80"/>
+        <w:spacing w:before="40" w:after="120"/>
+        <w:jc w:val="left"/>
       </w:pPr>
       <w:r>
         <w:rPr>
           <w:b w:val="0"/>
           <w:i w:val="0"/>
-          <w:sz w:val="21"/>
+          <w:sz w:val="22"/>
         </w:rPr>
-        <w:t>With only 3 input features, polynomial features grow much more slowly, enabling higher degrees without explosion. The search over degrees 4–13 showed steady improvement up to degree 12 with a minimum CV MSE of 0.2627, after which CV MSE increased, confirming overfitting onset.</w:t>
+        <w:t>Var2 is different because there are only 3 input features, so polynomial features grow much slower. At degree 12 you still only have 454 features, which is very manageable. This meant I could go to much higher degrees without things blowing up.</w:t>
       </w:r>
     </w:p>
+    <w:p>
+      <w:pPr>
+        <w:spacing w:before="40" w:after="120"/>
+        <w:jc w:val="left"/>
+      </w:pPr>
+      <w:r>
+        <w:rPr>
+          <w:b w:val="0"/>
+          <w:i w:val="0"/>
+          <w:sz w:val="22"/>
+        </w:rPr>
+        <w:t>The search showed a steady and clear improvement all the way from degree 4 up to degree 12. After that the validation MSE starts creeping back up, so degree 12 is where things peak. The R2 at degree 12 is 0.9949 which is really quite good — the model is capturing almost all the variance in the data. I also noticed that for this problem, the optimal alpha is much smaller (around 0.23) because the features are fewer and less redundant at each degree.</w:t>
+      </w:r>
+    </w:p>
+    <w:p/>
     <w:tbl>
       <w:tblPr>
         <w:tblStyle w:val="TableGrid"/>
@@ -1975,19 +1597,16 @@
         <w:tblLook w:firstColumn="1" w:firstRow="1" w:lastColumn="0" w:lastRow="0" w:noHBand="0" w:noVBand="1" w:val="04A0"/>
       </w:tblPr>
       <w:tblGrid>
-        <w:gridCol w:w="1568"/>
-        <w:gridCol w:w="1568"/>
-        <w:gridCol w:w="1568"/>
-        <w:gridCol w:w="1568"/>
-        <w:gridCol w:w="1568"/>
-        <w:gridCol w:w="1568"/>
+        <w:gridCol w:w="1813"/>
+        <w:gridCol w:w="1813"/>
+        <w:gridCol w:w="1813"/>
+        <w:gridCol w:w="1813"/>
+        <w:gridCol w:w="1813"/>
       </w:tblGrid>
       <w:tr>
         <w:tc>
           <w:tcPr>
-            <w:tcW w:type="dxa" w:w="1568"/>
-            <w:vAlign w:val="center"/>
-            <w:shd w:val="clear" w:color="auto" w:fill="1F3864"/>
+            <w:tcW w:type="dxa" w:w="1813"/>
           </w:tcPr>
           <w:p>
             <w:pPr>
@@ -1996,8 +1615,7 @@
             <w:r>
               <w:rPr>
                 <w:b/>
-                <w:color w:val="FFFFFF"/>
-                <w:sz w:val="19"/>
+                <w:sz w:val="20"/>
               </w:rPr>
               <w:t>Degree</w:t>
             </w:r>
@@ -2005,9 +1623,7 @@
         </w:tc>
         <w:tc>
           <w:tcPr>
-            <w:tcW w:type="dxa" w:w="1568"/>
-            <w:vAlign w:val="center"/>
-            <w:shd w:val="clear" w:color="auto" w:fill="1F3864"/>
+            <w:tcW w:type="dxa" w:w="1813"/>
           </w:tcPr>
           <w:p>
             <w:pPr>
@@ -2016,18 +1632,15 @@
             <w:r>
               <w:rPr>
                 <w:b/>
-                <w:color w:val="FFFFFF"/>
-                <w:sz w:val="19"/>
+                <w:sz w:val="20"/>
               </w:rPr>
-              <w:t>Best Alpha</w:t>
+              <w:t>Best alpha tried</w:t>
             </w:r>
           </w:p>
         </w:tc>
         <w:tc>
           <w:tcPr>
-            <w:tcW w:type="dxa" w:w="1568"/>
-            <w:vAlign w:val="center"/>
-            <w:shd w:val="clear" w:color="auto" w:fill="1F3864"/>
+            <w:tcW w:type="dxa" w:w="1813"/>
           </w:tcPr>
           <w:p>
             <w:pPr>
@@ -2036,8 +1649,7 @@
             <w:r>
               <w:rPr>
                 <w:b/>
-                <w:color w:val="FFFFFF"/>
-                <w:sz w:val="19"/>
+                <w:sz w:val="20"/>
               </w:rPr>
               <w:t>CV MSE</w:t>
             </w:r>
@@ -2045,9 +1657,7 @@
         </w:tc>
         <w:tc>
           <w:tcPr>
-            <w:tcW w:type="dxa" w:w="1568"/>
-            <w:vAlign w:val="center"/>
-            <w:shd w:val="clear" w:color="auto" w:fill="1F3864"/>
+            <w:tcW w:type="dxa" w:w="1813"/>
           </w:tcPr>
           <w:p>
             <w:pPr>
@@ -2056,18 +1666,15 @@
             <w:r>
               <w:rPr>
                 <w:b/>
-                <w:color w:val="FFFFFF"/>
-                <w:sz w:val="19"/>
+                <w:sz w:val="20"/>
               </w:rPr>
-              <w:t>CV R²</w:t>
+              <w:t>CV R2</w:t>
             </w:r>
           </w:p>
         </w:tc>
         <w:tc>
           <w:tcPr>
-            <w:tcW w:type="dxa" w:w="1568"/>
-            <w:vAlign w:val="center"/>
-            <w:shd w:val="clear" w:color="auto" w:fill="1F3864"/>
+            <w:tcW w:type="dxa" w:w="1813"/>
           </w:tcPr>
           <w:p>
             <w:pPr>
@@ -2076,18 +1683,17 @@
             <w:r>
               <w:rPr>
                 <w:b/>
-                <w:color w:val="FFFFFF"/>
-                <w:sz w:val="19"/>
+                <w:sz w:val="20"/>
               </w:rPr>
-              <w:t># Features</w:t>
+              <w:t>No. of features</w:t>
             </w:r>
           </w:p>
         </w:tc>
+      </w:tr>
+      <w:tr>
         <w:tc>
           <w:tcPr>
-            <w:tcW w:type="dxa" w:w="1568"/>
-            <w:vAlign w:val="center"/>
-            <w:shd w:val="clear" w:color="auto" w:fill="1F3864"/>
+            <w:tcW w:type="dxa" w:w="1813"/>
           </w:tcPr>
           <w:p>
             <w:pPr>
@@ -2095,11 +1701,73 @@
             </w:pPr>
             <w:r>
               <w:rPr>
-                <w:b/>
-                <w:color w:val="FFFFFF"/>
-                <w:sz w:val="19"/>
+                <w:sz w:val="20"/>
               </w:rPr>
-              <w:t>Decision</w:t>
+              <w:t>7</w:t>
+            </w:r>
+          </w:p>
+        </w:tc>
+        <w:tc>
+          <w:tcPr>
+            <w:tcW w:type="dxa" w:w="1813"/>
+          </w:tcPr>
+          <w:p>
+            <w:pPr>
+              <w:jc w:val="center"/>
+            </w:pPr>
+            <w:r>
+              <w:rPr>
+                <w:sz w:val="20"/>
+              </w:rPr>
+              <w:t>0.01</w:t>
+            </w:r>
+          </w:p>
+        </w:tc>
+        <w:tc>
+          <w:tcPr>
+            <w:tcW w:type="dxa" w:w="1813"/>
+          </w:tcPr>
+          <w:p>
+            <w:pPr>
+              <w:jc w:val="center"/>
+            </w:pPr>
+            <w:r>
+              <w:rPr>
+                <w:sz w:val="20"/>
+              </w:rPr>
+              <w:t>0.33</w:t>
+            </w:r>
+          </w:p>
+        </w:tc>
+        <w:tc>
+          <w:tcPr>
+            <w:tcW w:type="dxa" w:w="1813"/>
+          </w:tcPr>
+          <w:p>
+            <w:pPr>
+              <w:jc w:val="center"/>
+            </w:pPr>
+            <w:r>
+              <w:rPr>
+                <w:sz w:val="20"/>
+              </w:rPr>
+              <w:t>0.994</w:t>
+            </w:r>
+          </w:p>
+        </w:tc>
+        <w:tc>
+          <w:tcPr>
+            <w:tcW w:type="dxa" w:w="1813"/>
+          </w:tcPr>
+          <w:p>
+            <w:pPr>
+              <w:jc w:val="center"/>
+            </w:pPr>
+            <w:r>
+              <w:rPr>
+                <w:sz w:val="20"/>
+              </w:rPr>
+              <w:t>120</w:t>
             </w:r>
           </w:p>
         </w:tc>
@@ -2107,9 +1775,7 @@
       <w:tr>
         <w:tc>
           <w:tcPr>
-            <w:tcW w:type="dxa" w:w="1568"/>
-            <w:vAlign w:val="center"/>
-            <w:shd w:val="clear" w:color="auto" w:fill="F0F4FF"/>
+            <w:tcW w:type="dxa" w:w="1813"/>
           </w:tcPr>
           <w:p>
             <w:pPr>
@@ -2117,17 +1783,15 @@
             </w:pPr>
             <w:r>
               <w:rPr>
-                <w:sz w:val="19"/>
+                <w:sz w:val="20"/>
               </w:rPr>
-              <w:t>7</w:t>
+              <w:t>8</w:t>
             </w:r>
           </w:p>
         </w:tc>
         <w:tc>
           <w:tcPr>
-            <w:tcW w:type="dxa" w:w="1568"/>
-            <w:vAlign w:val="center"/>
-            <w:shd w:val="clear" w:color="auto" w:fill="F0F4FF"/>
+            <w:tcW w:type="dxa" w:w="1813"/>
           </w:tcPr>
           <w:p>
             <w:pPr>
@@ -2135,7 +1799,7 @@
             </w:pPr>
             <w:r>
               <w:rPr>
-                <w:sz w:val="19"/>
+                <w:sz w:val="20"/>
               </w:rPr>
               <w:t>0.01</w:t>
             </w:r>
@@ -2143,9 +1807,7 @@
         </w:tc>
         <w:tc>
           <w:tcPr>
-            <w:tcW w:type="dxa" w:w="1568"/>
-            <w:vAlign w:val="center"/>
-            <w:shd w:val="clear" w:color="auto" w:fill="F0F4FF"/>
+            <w:tcW w:type="dxa" w:w="1813"/>
           </w:tcPr>
           <w:p>
             <w:pPr>
@@ -2153,17 +1815,15 @@
             </w:pPr>
             <w:r>
               <w:rPr>
-                <w:sz w:val="19"/>
+                <w:sz w:val="20"/>
               </w:rPr>
-              <w:t>0.3335</w:t>
+              <w:t>0.28</w:t>
             </w:r>
           </w:p>
         </w:tc>
         <w:tc>
           <w:tcPr>
-            <w:tcW w:type="dxa" w:w="1568"/>
-            <w:vAlign w:val="center"/>
-            <w:shd w:val="clear" w:color="auto" w:fill="F0F4FF"/>
+            <w:tcW w:type="dxa" w:w="1813"/>
           </w:tcPr>
           <w:p>
             <w:pPr>
@@ -2171,17 +1831,15 @@
             </w:pPr>
             <w:r>
               <w:rPr>
-                <w:sz w:val="19"/>
+                <w:sz w:val="20"/>
               </w:rPr>
-              <w:t>0.9935</w:t>
+              <w:t>0.994</w:t>
             </w:r>
           </w:p>
         </w:tc>
         <w:tc>
           <w:tcPr>
-            <w:tcW w:type="dxa" w:w="1568"/>
-            <w:vAlign w:val="center"/>
-            <w:shd w:val="clear" w:color="auto" w:fill="F0F4FF"/>
+            <w:tcW w:type="dxa" w:w="1813"/>
           </w:tcPr>
           <w:p>
             <w:pPr>
@@ -2189,17 +1847,17 @@
             </w:pPr>
             <w:r>
               <w:rPr>
-                <w:sz w:val="19"/>
+                <w:sz w:val="20"/>
               </w:rPr>
-              <w:t>120</w:t>
+              <w:t>165</w:t>
             </w:r>
           </w:p>
         </w:tc>
+      </w:tr>
+      <w:tr>
         <w:tc>
           <w:tcPr>
-            <w:tcW w:type="dxa" w:w="1568"/>
-            <w:vAlign w:val="center"/>
-            <w:shd w:val="clear" w:color="auto" w:fill="F0F4FF"/>
+            <w:tcW w:type="dxa" w:w="1813"/>
           </w:tcPr>
           <w:p>
             <w:pPr>
@@ -2207,9 +1865,73 @@
             </w:pPr>
             <w:r>
               <w:rPr>
-                <w:sz w:val="19"/>
+                <w:sz w:val="20"/>
               </w:rPr>
-              <w:t>Good</w:t>
+              <w:t>9</w:t>
+            </w:r>
+          </w:p>
+        </w:tc>
+        <w:tc>
+          <w:tcPr>
+            <w:tcW w:type="dxa" w:w="1813"/>
+          </w:tcPr>
+          <w:p>
+            <w:pPr>
+              <w:jc w:val="center"/>
+            </w:pPr>
+            <w:r>
+              <w:rPr>
+                <w:sz w:val="20"/>
+              </w:rPr>
+              <w:t>0.01</w:t>
+            </w:r>
+          </w:p>
+        </w:tc>
+        <w:tc>
+          <w:tcPr>
+            <w:tcW w:type="dxa" w:w="1813"/>
+          </w:tcPr>
+          <w:p>
+            <w:pPr>
+              <w:jc w:val="center"/>
+            </w:pPr>
+            <w:r>
+              <w:rPr>
+                <w:sz w:val="20"/>
+              </w:rPr>
+              <w:t>0.27</w:t>
+            </w:r>
+          </w:p>
+        </w:tc>
+        <w:tc>
+          <w:tcPr>
+            <w:tcW w:type="dxa" w:w="1813"/>
+          </w:tcPr>
+          <w:p>
+            <w:pPr>
+              <w:jc w:val="center"/>
+            </w:pPr>
+            <w:r>
+              <w:rPr>
+                <w:sz w:val="20"/>
+              </w:rPr>
+              <w:t>0.995</w:t>
+            </w:r>
+          </w:p>
+        </w:tc>
+        <w:tc>
+          <w:tcPr>
+            <w:tcW w:type="dxa" w:w="1813"/>
+          </w:tcPr>
+          <w:p>
+            <w:pPr>
+              <w:jc w:val="center"/>
+            </w:pPr>
+            <w:r>
+              <w:rPr>
+                <w:sz w:val="20"/>
+              </w:rPr>
+              <w:t>220</w:t>
             </w:r>
           </w:p>
         </w:tc>
@@ -2217,9 +1939,7 @@
       <w:tr>
         <w:tc>
           <w:tcPr>
-            <w:tcW w:type="dxa" w:w="1568"/>
-            <w:vAlign w:val="center"/>
-            <w:shd w:val="clear" w:color="auto" w:fill="FFFFFF"/>
+            <w:tcW w:type="dxa" w:w="1813"/>
           </w:tcPr>
           <w:p>
             <w:pPr>
@@ -2227,17 +1947,15 @@
             </w:pPr>
             <w:r>
               <w:rPr>
-                <w:sz w:val="19"/>
+                <w:sz w:val="20"/>
               </w:rPr>
-              <w:t>8</w:t>
+              <w:t>10</w:t>
             </w:r>
           </w:p>
         </w:tc>
         <w:tc>
           <w:tcPr>
-            <w:tcW w:type="dxa" w:w="1568"/>
-            <w:vAlign w:val="center"/>
-            <w:shd w:val="clear" w:color="auto" w:fill="FFFFFF"/>
+            <w:tcW w:type="dxa" w:w="1813"/>
           </w:tcPr>
           <w:p>
             <w:pPr>
@@ -2245,17 +1963,15 @@
             </w:pPr>
             <w:r>
               <w:rPr>
-                <w:sz w:val="19"/>
+                <w:sz w:val="20"/>
               </w:rPr>
-              <w:t>0.01</w:t>
+              <w:t>0.10</w:t>
             </w:r>
           </w:p>
         </w:tc>
         <w:tc>
           <w:tcPr>
-            <w:tcW w:type="dxa" w:w="1568"/>
-            <w:vAlign w:val="center"/>
-            <w:shd w:val="clear" w:color="auto" w:fill="FFFFFF"/>
+            <w:tcW w:type="dxa" w:w="1813"/>
           </w:tcPr>
           <w:p>
             <w:pPr>
@@ -2263,17 +1979,15 @@
             </w:pPr>
             <w:r>
               <w:rPr>
-                <w:sz w:val="19"/>
+                <w:sz w:val="20"/>
               </w:rPr>
-              <w:t>0.2815</w:t>
+              <w:t>0.27</w:t>
             </w:r>
           </w:p>
         </w:tc>
         <w:tc>
           <w:tcPr>
-            <w:tcW w:type="dxa" w:w="1568"/>
-            <w:vAlign w:val="center"/>
-            <w:shd w:val="clear" w:color="auto" w:fill="FFFFFF"/>
+            <w:tcW w:type="dxa" w:w="1813"/>
           </w:tcPr>
           <w:p>
             <w:pPr>
@@ -2281,17 +1995,15 @@
             </w:pPr>
             <w:r>
               <w:rPr>
-                <w:sz w:val="19"/>
+                <w:sz w:val="20"/>
               </w:rPr>
-              <w:t>0.9945</w:t>
+              <w:t>0.995</w:t>
             </w:r>
           </w:p>
         </w:tc>
         <w:tc>
           <w:tcPr>
-            <w:tcW w:type="dxa" w:w="1568"/>
-            <w:vAlign w:val="center"/>
-            <w:shd w:val="clear" w:color="auto" w:fill="FFFFFF"/>
+            <w:tcW w:type="dxa" w:w="1813"/>
           </w:tcPr>
           <w:p>
             <w:pPr>
@@ -2299,17 +2011,17 @@
             </w:pPr>
             <w:r>
               <w:rPr>
-                <w:sz w:val="19"/>
+                <w:sz w:val="20"/>
               </w:rPr>
-              <w:t>165</w:t>
+              <w:t>286</w:t>
             </w:r>
           </w:p>
         </w:tc>
+      </w:tr>
+      <w:tr>
         <w:tc>
           <w:tcPr>
-            <w:tcW w:type="dxa" w:w="1568"/>
-            <w:vAlign w:val="center"/>
-            <w:shd w:val="clear" w:color="auto" w:fill="FFFFFF"/>
+            <w:tcW w:type="dxa" w:w="1813"/>
           </w:tcPr>
           <w:p>
             <w:pPr>
@@ -2317,9 +2029,73 @@
             </w:pPr>
             <w:r>
               <w:rPr>
-                <w:sz w:val="19"/>
+                <w:sz w:val="20"/>
               </w:rPr>
-              <w:t>Better</w:t>
+              <w:t>11</w:t>
+            </w:r>
+          </w:p>
+        </w:tc>
+        <w:tc>
+          <w:tcPr>
+            <w:tcW w:type="dxa" w:w="1813"/>
+          </w:tcPr>
+          <w:p>
+            <w:pPr>
+              <w:jc w:val="center"/>
+            </w:pPr>
+            <w:r>
+              <w:rPr>
+                <w:sz w:val="20"/>
+              </w:rPr>
+              <w:t>0.10</w:t>
+            </w:r>
+          </w:p>
+        </w:tc>
+        <w:tc>
+          <w:tcPr>
+            <w:tcW w:type="dxa" w:w="1813"/>
+          </w:tcPr>
+          <w:p>
+            <w:pPr>
+              <w:jc w:val="center"/>
+            </w:pPr>
+            <w:r>
+              <w:rPr>
+                <w:sz w:val="20"/>
+              </w:rPr>
+              <w:t>0.27</w:t>
+            </w:r>
+          </w:p>
+        </w:tc>
+        <w:tc>
+          <w:tcPr>
+            <w:tcW w:type="dxa" w:w="1813"/>
+          </w:tcPr>
+          <w:p>
+            <w:pPr>
+              <w:jc w:val="center"/>
+            </w:pPr>
+            <w:r>
+              <w:rPr>
+                <w:sz w:val="20"/>
+              </w:rPr>
+              <w:t>0.995</w:t>
+            </w:r>
+          </w:p>
+        </w:tc>
+        <w:tc>
+          <w:tcPr>
+            <w:tcW w:type="dxa" w:w="1813"/>
+          </w:tcPr>
+          <w:p>
+            <w:pPr>
+              <w:jc w:val="center"/>
+            </w:pPr>
+            <w:r>
+              <w:rPr>
+                <w:sz w:val="20"/>
+              </w:rPr>
+              <w:t>364</w:t>
             </w:r>
           </w:p>
         </w:tc>
@@ -2327,9 +2103,7 @@
       <w:tr>
         <w:tc>
           <w:tcPr>
-            <w:tcW w:type="dxa" w:w="1568"/>
-            <w:vAlign w:val="center"/>
-            <w:shd w:val="clear" w:color="auto" w:fill="F0F4FF"/>
+            <w:tcW w:type="dxa" w:w="1813"/>
           </w:tcPr>
           <w:p>
             <w:pPr>
@@ -2337,17 +2111,15 @@
             </w:pPr>
             <w:r>
               <w:rPr>
-                <w:sz w:val="19"/>
+                <w:sz w:val="20"/>
               </w:rPr>
-              <w:t>9</w:t>
+              <w:t>12</w:t>
             </w:r>
           </w:p>
         </w:tc>
         <w:tc>
           <w:tcPr>
-            <w:tcW w:type="dxa" w:w="1568"/>
-            <w:vAlign w:val="center"/>
-            <w:shd w:val="clear" w:color="auto" w:fill="F0F4FF"/>
+            <w:tcW w:type="dxa" w:w="1813"/>
           </w:tcPr>
           <w:p>
             <w:pPr>
@@ -2355,17 +2127,15 @@
             </w:pPr>
             <w:r>
               <w:rPr>
-                <w:sz w:val="19"/>
+                <w:sz w:val="20"/>
               </w:rPr>
-              <w:t>0.01</w:t>
+              <w:t>0.231</w:t>
             </w:r>
           </w:p>
         </w:tc>
         <w:tc>
           <w:tcPr>
-            <w:tcW w:type="dxa" w:w="1568"/>
-            <w:vAlign w:val="center"/>
-            <w:shd w:val="clear" w:color="auto" w:fill="F0F4FF"/>
+            <w:tcW w:type="dxa" w:w="1813"/>
           </w:tcPr>
           <w:p>
             <w:pPr>
@@ -2373,17 +2143,15 @@
             </w:pPr>
             <w:r>
               <w:rPr>
-                <w:sz w:val="19"/>
+                <w:sz w:val="20"/>
               </w:rPr>
-              <w:t>0.2749</w:t>
+              <w:t>0.26</w:t>
             </w:r>
           </w:p>
         </w:tc>
         <w:tc>
           <w:tcPr>
-            <w:tcW w:type="dxa" w:w="1568"/>
-            <w:vAlign w:val="center"/>
-            <w:shd w:val="clear" w:color="auto" w:fill="F0F4FF"/>
+            <w:tcW w:type="dxa" w:w="1813"/>
           </w:tcPr>
           <w:p>
             <w:pPr>
@@ -2391,17 +2159,15 @@
             </w:pPr>
             <w:r>
               <w:rPr>
-                <w:sz w:val="19"/>
+                <w:sz w:val="20"/>
               </w:rPr>
-              <w:t>0.9946</w:t>
+              <w:t>0.995</w:t>
             </w:r>
           </w:p>
         </w:tc>
         <w:tc>
           <w:tcPr>
-            <w:tcW w:type="dxa" w:w="1568"/>
-            <w:vAlign w:val="center"/>
-            <w:shd w:val="clear" w:color="auto" w:fill="F0F4FF"/>
+            <w:tcW w:type="dxa" w:w="1813"/>
           </w:tcPr>
           <w:p>
             <w:pPr>
@@ -2409,17 +2175,17 @@
             </w:pPr>
             <w:r>
               <w:rPr>
-                <w:sz w:val="19"/>
+                <w:sz w:val="20"/>
               </w:rPr>
-              <w:t>220</w:t>
+              <w:t>454</w:t>
             </w:r>
           </w:p>
         </w:tc>
+      </w:tr>
+      <w:tr>
         <w:tc>
           <w:tcPr>
-            <w:tcW w:type="dxa" w:w="1568"/>
-            <w:vAlign w:val="center"/>
-            <w:shd w:val="clear" w:color="auto" w:fill="F0F4FF"/>
+            <w:tcW w:type="dxa" w:w="1813"/>
           </w:tcPr>
           <w:p>
             <w:pPr>
@@ -2427,9 +2193,73 @@
             </w:pPr>
             <w:r>
               <w:rPr>
-                <w:sz w:val="19"/>
+                <w:sz w:val="20"/>
               </w:rPr>
-              <w:t>Better</w:t>
+              <w:t>13</w:t>
+            </w:r>
+          </w:p>
+        </w:tc>
+        <w:tc>
+          <w:tcPr>
+            <w:tcW w:type="dxa" w:w="1813"/>
+          </w:tcPr>
+          <w:p>
+            <w:pPr>
+              <w:jc w:val="center"/>
+            </w:pPr>
+            <w:r>
+              <w:rPr>
+                <w:sz w:val="20"/>
+              </w:rPr>
+              <w:t>0.316</w:t>
+            </w:r>
+          </w:p>
+        </w:tc>
+        <w:tc>
+          <w:tcPr>
+            <w:tcW w:type="dxa" w:w="1813"/>
+          </w:tcPr>
+          <w:p>
+            <w:pPr>
+              <w:jc w:val="center"/>
+            </w:pPr>
+            <w:r>
+              <w:rPr>
+                <w:sz w:val="20"/>
+              </w:rPr>
+              <w:t>0.27</w:t>
+            </w:r>
+          </w:p>
+        </w:tc>
+        <w:tc>
+          <w:tcPr>
+            <w:tcW w:type="dxa" w:w="1813"/>
+          </w:tcPr>
+          <w:p>
+            <w:pPr>
+              <w:jc w:val="center"/>
+            </w:pPr>
+            <w:r>
+              <w:rPr>
+                <w:sz w:val="20"/>
+              </w:rPr>
+              <w:t>0.995</w:t>
+            </w:r>
+          </w:p>
+        </w:tc>
+        <w:tc>
+          <w:tcPr>
+            <w:tcW w:type="dxa" w:w="1813"/>
+          </w:tcPr>
+          <w:p>
+            <w:pPr>
+              <w:jc w:val="center"/>
+            </w:pPr>
+            <w:r>
+              <w:rPr>
+                <w:sz w:val="20"/>
+              </w:rPr>
+              <w:t>559</w:t>
             </w:r>
           </w:p>
         </w:tc>
@@ -2437,9 +2267,7 @@
       <w:tr>
         <w:tc>
           <w:tcPr>
-            <w:tcW w:type="dxa" w:w="1568"/>
-            <w:vAlign w:val="center"/>
-            <w:shd w:val="clear" w:color="auto" w:fill="FFFFFF"/>
+            <w:tcW w:type="dxa" w:w="1813"/>
           </w:tcPr>
           <w:p>
             <w:pPr>
@@ -2447,17 +2275,15 @@
             </w:pPr>
             <w:r>
               <w:rPr>
-                <w:sz w:val="19"/>
+                <w:sz w:val="20"/>
               </w:rPr>
-              <w:t>10</w:t>
+              <w:t>14</w:t>
             </w:r>
           </w:p>
         </w:tc>
         <w:tc>
           <w:tcPr>
-            <w:tcW w:type="dxa" w:w="1568"/>
-            <w:vAlign w:val="center"/>
-            <w:shd w:val="clear" w:color="auto" w:fill="FFFFFF"/>
+            <w:tcW w:type="dxa" w:w="1813"/>
           </w:tcPr>
           <w:p>
             <w:pPr>
@@ -2465,17 +2291,15 @@
             </w:pPr>
             <w:r>
               <w:rPr>
-                <w:sz w:val="19"/>
+                <w:sz w:val="20"/>
               </w:rPr>
-              <w:t>0.10</w:t>
+              <w:t>0.316</w:t>
             </w:r>
           </w:p>
         </w:tc>
         <w:tc>
           <w:tcPr>
-            <w:tcW w:type="dxa" w:w="1568"/>
-            <w:vAlign w:val="center"/>
-            <w:shd w:val="clear" w:color="auto" w:fill="FFFFFF"/>
+            <w:tcW w:type="dxa" w:w="1813"/>
           </w:tcPr>
           <w:p>
             <w:pPr>
@@ -2483,17 +2307,15 @@
             </w:pPr>
             <w:r>
               <w:rPr>
-                <w:sz w:val="19"/>
+                <w:sz w:val="20"/>
               </w:rPr>
-              <w:t>0.2668</w:t>
+              <w:t>0.27</w:t>
             </w:r>
           </w:p>
         </w:tc>
         <w:tc>
           <w:tcPr>
-            <w:tcW w:type="dxa" w:w="1568"/>
-            <w:vAlign w:val="center"/>
-            <w:shd w:val="clear" w:color="auto" w:fill="FFFFFF"/>
+            <w:tcW w:type="dxa" w:w="1813"/>
           </w:tcPr>
           <w:p>
             <w:pPr>
@@ -2501,17 +2323,15 @@
             </w:pPr>
             <w:r>
               <w:rPr>
-                <w:sz w:val="19"/>
+                <w:sz w:val="20"/>
               </w:rPr>
-              <w:t>0.9948</w:t>
+              <w:t>0.995</w:t>
             </w:r>
           </w:p>
         </w:tc>
         <w:tc>
           <w:tcPr>
-            <w:tcW w:type="dxa" w:w="1568"/>
-            <w:vAlign w:val="center"/>
-            <w:shd w:val="clear" w:color="auto" w:fill="FFFFFF"/>
+            <w:tcW w:type="dxa" w:w="1813"/>
           </w:tcPr>
           <w:p>
             <w:pPr>
@@ -2519,467 +2339,9 @@
             </w:pPr>
             <w:r>
               <w:rPr>
-                <w:sz w:val="19"/>
-              </w:rPr>
-              <w:t>286</w:t>
-            </w:r>
-          </w:p>
-        </w:tc>
-        <w:tc>
-          <w:tcPr>
-            <w:tcW w:type="dxa" w:w="1568"/>
-            <w:vAlign w:val="center"/>
-            <w:shd w:val="clear" w:color="auto" w:fill="FFFFFF"/>
-          </w:tcPr>
-          <w:p>
-            <w:pPr>
-              <w:jc w:val="center"/>
-            </w:pPr>
-            <w:r>
-              <w:rPr>
-                <w:sz w:val="19"/>
-              </w:rPr>
-              <w:t>Better</w:t>
-            </w:r>
-          </w:p>
-        </w:tc>
-      </w:tr>
-      <w:tr>
-        <w:tc>
-          <w:tcPr>
-            <w:tcW w:type="dxa" w:w="1568"/>
-            <w:vAlign w:val="center"/>
-            <w:shd w:val="clear" w:color="auto" w:fill="F0F4FF"/>
-          </w:tcPr>
-          <w:p>
-            <w:pPr>
-              <w:jc w:val="center"/>
-            </w:pPr>
-            <w:r>
-              <w:rPr>
-                <w:sz w:val="19"/>
-              </w:rPr>
-              <w:t>11</w:t>
-            </w:r>
-          </w:p>
-        </w:tc>
-        <w:tc>
-          <w:tcPr>
-            <w:tcW w:type="dxa" w:w="1568"/>
-            <w:vAlign w:val="center"/>
-            <w:shd w:val="clear" w:color="auto" w:fill="F0F4FF"/>
-          </w:tcPr>
-          <w:p>
-            <w:pPr>
-              <w:jc w:val="center"/>
-            </w:pPr>
-            <w:r>
-              <w:rPr>
-                <w:sz w:val="19"/>
-              </w:rPr>
-              <w:t>0.10</w:t>
-            </w:r>
-          </w:p>
-        </w:tc>
-        <w:tc>
-          <w:tcPr>
-            <w:tcW w:type="dxa" w:w="1568"/>
-            <w:vAlign w:val="center"/>
-            <w:shd w:val="clear" w:color="auto" w:fill="F0F4FF"/>
-          </w:tcPr>
-          <w:p>
-            <w:pPr>
-              <w:jc w:val="center"/>
-            </w:pPr>
-            <w:r>
-              <w:rPr>
-                <w:sz w:val="19"/>
-              </w:rPr>
-              <w:t>0.2661</w:t>
-            </w:r>
-          </w:p>
-        </w:tc>
-        <w:tc>
-          <w:tcPr>
-            <w:tcW w:type="dxa" w:w="1568"/>
-            <w:vAlign w:val="center"/>
-            <w:shd w:val="clear" w:color="auto" w:fill="F0F4FF"/>
-          </w:tcPr>
-          <w:p>
-            <w:pPr>
-              <w:jc w:val="center"/>
-            </w:pPr>
-            <w:r>
-              <w:rPr>
-                <w:sz w:val="19"/>
-              </w:rPr>
-              <w:t>0.9948</w:t>
-            </w:r>
-          </w:p>
-        </w:tc>
-        <w:tc>
-          <w:tcPr>
-            <w:tcW w:type="dxa" w:w="1568"/>
-            <w:vAlign w:val="center"/>
-            <w:shd w:val="clear" w:color="auto" w:fill="F0F4FF"/>
-          </w:tcPr>
-          <w:p>
-            <w:pPr>
-              <w:jc w:val="center"/>
-            </w:pPr>
-            <w:r>
-              <w:rPr>
-                <w:sz w:val="19"/>
-              </w:rPr>
-              <w:t>364</w:t>
-            </w:r>
-          </w:p>
-        </w:tc>
-        <w:tc>
-          <w:tcPr>
-            <w:tcW w:type="dxa" w:w="1568"/>
-            <w:vAlign w:val="center"/>
-            <w:shd w:val="clear" w:color="auto" w:fill="F0F4FF"/>
-          </w:tcPr>
-          <w:p>
-            <w:pPr>
-              <w:jc w:val="center"/>
-            </w:pPr>
-            <w:r>
-              <w:rPr>
-                <w:sz w:val="19"/>
-              </w:rPr>
-              <w:t>Better</w:t>
-            </w:r>
-          </w:p>
-        </w:tc>
-      </w:tr>
-      <w:tr>
-        <w:tc>
-          <w:tcPr>
-            <w:tcW w:type="dxa" w:w="1568"/>
-            <w:vAlign w:val="center"/>
-            <w:shd w:val="clear" w:color="auto" w:fill="FFFFFF"/>
-          </w:tcPr>
-          <w:p>
-            <w:pPr>
-              <w:jc w:val="center"/>
-            </w:pPr>
-            <w:r>
-              <w:rPr>
-                <w:sz w:val="19"/>
-              </w:rPr>
-              <w:t>12</w:t>
-            </w:r>
-          </w:p>
-        </w:tc>
-        <w:tc>
-          <w:tcPr>
-            <w:tcW w:type="dxa" w:w="1568"/>
-            <w:vAlign w:val="center"/>
-            <w:shd w:val="clear" w:color="auto" w:fill="FFFFFF"/>
-          </w:tcPr>
-          <w:p>
-            <w:pPr>
-              <w:jc w:val="center"/>
-            </w:pPr>
-            <w:r>
-              <w:rPr>
-                <w:sz w:val="19"/>
-              </w:rPr>
-              <w:t>0.231</w:t>
-            </w:r>
-          </w:p>
-        </w:tc>
-        <w:tc>
-          <w:tcPr>
-            <w:tcW w:type="dxa" w:w="1568"/>
-            <w:vAlign w:val="center"/>
-            <w:shd w:val="clear" w:color="auto" w:fill="FFFFFF"/>
-          </w:tcPr>
-          <w:p>
-            <w:pPr>
-              <w:jc w:val="center"/>
-            </w:pPr>
-            <w:r>
-              <w:rPr>
-                <w:sz w:val="19"/>
-              </w:rPr>
-              <w:t>0.2627</w:t>
-            </w:r>
-          </w:p>
-        </w:tc>
-        <w:tc>
-          <w:tcPr>
-            <w:tcW w:type="dxa" w:w="1568"/>
-            <w:vAlign w:val="center"/>
-            <w:shd w:val="clear" w:color="auto" w:fill="FFFFFF"/>
-          </w:tcPr>
-          <w:p>
-            <w:pPr>
-              <w:jc w:val="center"/>
-            </w:pPr>
-            <w:r>
-              <w:rPr>
-                <w:sz w:val="19"/>
-              </w:rPr>
-              <w:t>0.9949</w:t>
-            </w:r>
-          </w:p>
-        </w:tc>
-        <w:tc>
-          <w:tcPr>
-            <w:tcW w:type="dxa" w:w="1568"/>
-            <w:vAlign w:val="center"/>
-            <w:shd w:val="clear" w:color="auto" w:fill="FFFFFF"/>
-          </w:tcPr>
-          <w:p>
-            <w:pPr>
-              <w:jc w:val="center"/>
-            </w:pPr>
-            <w:r>
-              <w:rPr>
-                <w:sz w:val="19"/>
-              </w:rPr>
-              <w:t>454</w:t>
-            </w:r>
-          </w:p>
-        </w:tc>
-        <w:tc>
-          <w:tcPr>
-            <w:tcW w:type="dxa" w:w="1568"/>
-            <w:vAlign w:val="center"/>
-            <w:shd w:val="clear" w:color="auto" w:fill="FFFFFF"/>
-          </w:tcPr>
-          <w:p>
-            <w:pPr>
-              <w:jc w:val="center"/>
-            </w:pPr>
-            <w:r>
-              <w:rPr>
-                <w:sz w:val="19"/>
-              </w:rPr>
-              <w:t>✓ Selected</w:t>
-            </w:r>
-          </w:p>
-        </w:tc>
-      </w:tr>
-      <w:tr>
-        <w:tc>
-          <w:tcPr>
-            <w:tcW w:type="dxa" w:w="1568"/>
-            <w:vAlign w:val="center"/>
-            <w:shd w:val="clear" w:color="auto" w:fill="F0F4FF"/>
-          </w:tcPr>
-          <w:p>
-            <w:pPr>
-              <w:jc w:val="center"/>
-            </w:pPr>
-            <w:r>
-              <w:rPr>
-                <w:sz w:val="19"/>
-              </w:rPr>
-              <w:t>13</w:t>
-            </w:r>
-          </w:p>
-        </w:tc>
-        <w:tc>
-          <w:tcPr>
-            <w:tcW w:type="dxa" w:w="1568"/>
-            <w:vAlign w:val="center"/>
-            <w:shd w:val="clear" w:color="auto" w:fill="F0F4FF"/>
-          </w:tcPr>
-          <w:p>
-            <w:pPr>
-              <w:jc w:val="center"/>
-            </w:pPr>
-            <w:r>
-              <w:rPr>
-                <w:sz w:val="19"/>
-              </w:rPr>
-              <w:t>0.316</w:t>
-            </w:r>
-          </w:p>
-        </w:tc>
-        <w:tc>
-          <w:tcPr>
-            <w:tcW w:type="dxa" w:w="1568"/>
-            <w:vAlign w:val="center"/>
-            <w:shd w:val="clear" w:color="auto" w:fill="F0F4FF"/>
-          </w:tcPr>
-          <w:p>
-            <w:pPr>
-              <w:jc w:val="center"/>
-            </w:pPr>
-            <w:r>
-              <w:rPr>
-                <w:sz w:val="19"/>
-              </w:rPr>
-              <w:t>0.2663</w:t>
-            </w:r>
-          </w:p>
-        </w:tc>
-        <w:tc>
-          <w:tcPr>
-            <w:tcW w:type="dxa" w:w="1568"/>
-            <w:vAlign w:val="center"/>
-            <w:shd w:val="clear" w:color="auto" w:fill="F0F4FF"/>
-          </w:tcPr>
-          <w:p>
-            <w:pPr>
-              <w:jc w:val="center"/>
-            </w:pPr>
-            <w:r>
-              <w:rPr>
-                <w:sz w:val="19"/>
-              </w:rPr>
-              <w:t>0.9948</w:t>
-            </w:r>
-          </w:p>
-        </w:tc>
-        <w:tc>
-          <w:tcPr>
-            <w:tcW w:type="dxa" w:w="1568"/>
-            <w:vAlign w:val="center"/>
-            <w:shd w:val="clear" w:color="auto" w:fill="F0F4FF"/>
-          </w:tcPr>
-          <w:p>
-            <w:pPr>
-              <w:jc w:val="center"/>
-            </w:pPr>
-            <w:r>
-              <w:rPr>
-                <w:sz w:val="19"/>
-              </w:rPr>
-              <w:t>559</w:t>
-            </w:r>
-          </w:p>
-        </w:tc>
-        <w:tc>
-          <w:tcPr>
-            <w:tcW w:type="dxa" w:w="1568"/>
-            <w:vAlign w:val="center"/>
-            <w:shd w:val="clear" w:color="auto" w:fill="F0F4FF"/>
-          </w:tcPr>
-          <w:p>
-            <w:pPr>
-              <w:jc w:val="center"/>
-            </w:pPr>
-            <w:r>
-              <w:rPr>
-                <w:sz w:val="19"/>
-              </w:rPr>
-              <w:t>Slight degradation</w:t>
-            </w:r>
-          </w:p>
-        </w:tc>
-      </w:tr>
-      <w:tr>
-        <w:tc>
-          <w:tcPr>
-            <w:tcW w:type="dxa" w:w="1568"/>
-            <w:vAlign w:val="center"/>
-            <w:shd w:val="clear" w:color="auto" w:fill="FFFFFF"/>
-          </w:tcPr>
-          <w:p>
-            <w:pPr>
-              <w:jc w:val="center"/>
-            </w:pPr>
-            <w:r>
-              <w:rPr>
-                <w:sz w:val="19"/>
-              </w:rPr>
-              <w:t>14</w:t>
-            </w:r>
-          </w:p>
-        </w:tc>
-        <w:tc>
-          <w:tcPr>
-            <w:tcW w:type="dxa" w:w="1568"/>
-            <w:vAlign w:val="center"/>
-            <w:shd w:val="clear" w:color="auto" w:fill="FFFFFF"/>
-          </w:tcPr>
-          <w:p>
-            <w:pPr>
-              <w:jc w:val="center"/>
-            </w:pPr>
-            <w:r>
-              <w:rPr>
-                <w:sz w:val="19"/>
-              </w:rPr>
-              <w:t>0.316</w:t>
-            </w:r>
-          </w:p>
-        </w:tc>
-        <w:tc>
-          <w:tcPr>
-            <w:tcW w:type="dxa" w:w="1568"/>
-            <w:vAlign w:val="center"/>
-            <w:shd w:val="clear" w:color="auto" w:fill="FFFFFF"/>
-          </w:tcPr>
-          <w:p>
-            <w:pPr>
-              <w:jc w:val="center"/>
-            </w:pPr>
-            <w:r>
-              <w:rPr>
-                <w:sz w:val="19"/>
-              </w:rPr>
-              <w:t>0.2698</w:t>
-            </w:r>
-          </w:p>
-        </w:tc>
-        <w:tc>
-          <w:tcPr>
-            <w:tcW w:type="dxa" w:w="1568"/>
-            <w:vAlign w:val="center"/>
-            <w:shd w:val="clear" w:color="auto" w:fill="FFFFFF"/>
-          </w:tcPr>
-          <w:p>
-            <w:pPr>
-              <w:jc w:val="center"/>
-            </w:pPr>
-            <w:r>
-              <w:rPr>
-                <w:sz w:val="19"/>
-              </w:rPr>
-              <w:t>0.9947</w:t>
-            </w:r>
-          </w:p>
-        </w:tc>
-        <w:tc>
-          <w:tcPr>
-            <w:tcW w:type="dxa" w:w="1568"/>
-            <w:vAlign w:val="center"/>
-            <w:shd w:val="clear" w:color="auto" w:fill="FFFFFF"/>
-          </w:tcPr>
-          <w:p>
-            <w:pPr>
-              <w:jc w:val="center"/>
-            </w:pPr>
-            <w:r>
-              <w:rPr>
-                <w:sz w:val="19"/>
+                <w:sz w:val="20"/>
               </w:rPr>
               <w:t>680</w:t>
-            </w:r>
-          </w:p>
-        </w:tc>
-        <w:tc>
-          <w:tcPr>
-            <w:tcW w:type="dxa" w:w="1568"/>
-            <w:vAlign w:val="center"/>
-            <w:shd w:val="clear" w:color="auto" w:fill="FFFFFF"/>
-          </w:tcPr>
-          <w:p>
-            <w:pPr>
-              <w:jc w:val="center"/>
-            </w:pPr>
-            <w:r>
-              <w:rPr>
-                <w:sz w:val="19"/>
-              </w:rPr>
-              <w:t>Overfit</w:t>
             </w:r>
           </w:p>
         </w:tc>
@@ -2988,28 +2350,16 @@
     <w:p/>
     <w:p>
       <w:pPr>
-        <w:spacing w:before="0" w:after="80"/>
-      </w:pPr>
-      <w:r>
-        <w:rPr>
-          <w:b/>
-          <w:i w:val="0"/>
-          <w:sz w:val="21"/>
-        </w:rPr>
-        <w:t>Final selected configuration: Degree = 12, α = 0.231013 (RidgeCV confirmed)</w:t>
-      </w:r>
-    </w:p>
-    <w:p>
-      <w:pPr>
-        <w:spacing w:before="0" w:after="80"/>
+        <w:spacing w:before="40" w:after="120"/>
+        <w:jc w:val="left"/>
       </w:pPr>
       <w:r>
         <w:rPr>
           <w:b w:val="0"/>
           <w:i w:val="0"/>
-          <w:sz w:val="21"/>
+          <w:sz w:val="22"/>
         </w:rPr>
-        <w:t>The true underlying polynomial appears to be of degree 12. The moderate α ensures that all 454 features are utilised without overfitting the 1,000 training points.</w:t>
+        <w:t>Final choice for var2: degree 12, alpha = 0.231 (confirmed by RidgeCV).</w:t>
       </w:r>
     </w:p>
     <w:p>
@@ -3023,9 +2373,6 @@
         <w:jc w:val="left"/>
       </w:pPr>
       <w:r>
-        <w:rPr>
-          <w:color w:val="1F3864"/>
-        </w:rPr>
         <w:t>5. Results</w:t>
       </w:r>
     </w:p>
@@ -3035,12 +2382,24 @@
         <w:jc w:val="left"/>
       </w:pPr>
       <w:r>
-        <w:rPr>
-          <w:color w:val="1F3864"/>
-        </w:rPr>
-        <w:t>5.1  Cross-Validation Performance</w:t>
+        <w:t>5.1 Cross-validation summary</w:t>
       </w:r>
     </w:p>
+    <w:p>
+      <w:pPr>
+        <w:spacing w:before="40" w:after="120"/>
+        <w:jc w:val="left"/>
+      </w:pPr>
+      <w:r>
+        <w:rPr>
+          <w:b w:val="0"/>
+          <w:i w:val="0"/>
+          <w:sz w:val="22"/>
+        </w:rPr>
+        <w:t>Here is a quick summary of the final cross-validation numbers for both models:</w:t>
+      </w:r>
+    </w:p>
+    <w:p/>
     <w:tbl>
       <w:tblPr>
         <w:tblStyle w:val="TableGrid"/>
@@ -3049,19 +2408,17 @@
         <w:tblLook w:firstColumn="1" w:firstRow="1" w:lastColumn="0" w:lastRow="0" w:noHBand="0" w:noVBand="1" w:val="04A0"/>
       </w:tblPr>
       <w:tblGrid>
-        <w:gridCol w:w="1568"/>
-        <w:gridCol w:w="1568"/>
-        <w:gridCol w:w="1568"/>
-        <w:gridCol w:w="1568"/>
-        <w:gridCol w:w="1568"/>
-        <w:gridCol w:w="1568"/>
+        <w:gridCol w:w="1511"/>
+        <w:gridCol w:w="1511"/>
+        <w:gridCol w:w="1511"/>
+        <w:gridCol w:w="1511"/>
+        <w:gridCol w:w="1511"/>
+        <w:gridCol w:w="1511"/>
       </w:tblGrid>
       <w:tr>
         <w:tc>
           <w:tcPr>
-            <w:tcW w:type="dxa" w:w="1568"/>
-            <w:vAlign w:val="center"/>
-            <w:shd w:val="clear" w:color="auto" w:fill="1F3864"/>
+            <w:tcW w:type="dxa" w:w="1511"/>
           </w:tcPr>
           <w:p>
             <w:pPr>
@@ -3070,8 +2427,7 @@
             <w:r>
               <w:rPr>
                 <w:b/>
-                <w:color w:val="FFFFFF"/>
-                <w:sz w:val="19"/>
+                <w:sz w:val="20"/>
               </w:rPr>
               <w:t>Problem</w:t>
             </w:r>
@@ -3079,9 +2435,7 @@
         </w:tc>
         <w:tc>
           <w:tcPr>
-            <w:tcW w:type="dxa" w:w="1568"/>
-            <w:vAlign w:val="center"/>
-            <w:shd w:val="clear" w:color="auto" w:fill="1F3864"/>
+            <w:tcW w:type="dxa" w:w="1511"/>
           </w:tcPr>
           <w:p>
             <w:pPr>
@@ -3090,8 +2444,7 @@
             <w:r>
               <w:rPr>
                 <w:b/>
-                <w:color w:val="FFFFFF"/>
-                <w:sz w:val="19"/>
+                <w:sz w:val="20"/>
               </w:rPr>
               <w:t>Degree</w:t>
             </w:r>
@@ -3099,9 +2452,7 @@
         </w:tc>
         <w:tc>
           <w:tcPr>
-            <w:tcW w:type="dxa" w:w="1568"/>
-            <w:vAlign w:val="center"/>
-            <w:shd w:val="clear" w:color="auto" w:fill="1F3864"/>
+            <w:tcW w:type="dxa" w:w="1511"/>
           </w:tcPr>
           <w:p>
             <w:pPr>
@@ -3110,8 +2461,7 @@
             <w:r>
               <w:rPr>
                 <w:b/>
-                <w:color w:val="FFFFFF"/>
-                <w:sz w:val="19"/>
+                <w:sz w:val="20"/>
               </w:rPr>
               <w:t>Alpha</w:t>
             </w:r>
@@ -3119,9 +2469,7 @@
         </w:tc>
         <w:tc>
           <w:tcPr>
-            <w:tcW w:type="dxa" w:w="1568"/>
-            <w:vAlign w:val="center"/>
-            <w:shd w:val="clear" w:color="auto" w:fill="1F3864"/>
+            <w:tcW w:type="dxa" w:w="1511"/>
           </w:tcPr>
           <w:p>
             <w:pPr>
@@ -3130,18 +2478,15 @@
             <w:r>
               <w:rPr>
                 <w:b/>
-                <w:color w:val="FFFFFF"/>
-                <w:sz w:val="19"/>
+                <w:sz w:val="20"/>
               </w:rPr>
-              <w:t>CV MSE (mean)</w:t>
+              <w:t>5-fold CV MSE</w:t>
             </w:r>
           </w:p>
         </w:tc>
         <w:tc>
           <w:tcPr>
-            <w:tcW w:type="dxa" w:w="1568"/>
-            <w:vAlign w:val="center"/>
-            <w:shd w:val="clear" w:color="auto" w:fill="1F3864"/>
+            <w:tcW w:type="dxa" w:w="1511"/>
           </w:tcPr>
           <w:p>
             <w:pPr>
@@ -3150,18 +2495,15 @@
             <w:r>
               <w:rPr>
                 <w:b/>
-                <w:color w:val="FFFFFF"/>
-                <w:sz w:val="19"/>
+                <w:sz w:val="20"/>
               </w:rPr>
-              <w:t>CV R² (mean)</w:t>
+              <w:t>5-fold CV R2</w:t>
             </w:r>
           </w:p>
         </w:tc>
         <w:tc>
           <w:tcPr>
-            <w:tcW w:type="dxa" w:w="1568"/>
-            <w:vAlign w:val="center"/>
-            <w:shd w:val="clear" w:color="auto" w:fill="1F3864"/>
+            <w:tcW w:type="dxa" w:w="1511"/>
           </w:tcPr>
           <w:p>
             <w:pPr>
@@ -3170,10 +2512,9 @@
             <w:r>
               <w:rPr>
                 <w:b/>
-                <w:color w:val="FFFFFF"/>
-                <w:sz w:val="19"/>
+                <w:sz w:val="20"/>
               </w:rPr>
-              <w:t># Poly Features</w:t>
+              <w:t>Poly features</w:t>
             </w:r>
           </w:p>
         </w:tc>
@@ -3181,9 +2522,7 @@
       <w:tr>
         <w:tc>
           <w:tcPr>
-            <w:tcW w:type="dxa" w:w="1568"/>
-            <w:vAlign w:val="center"/>
-            <w:shd w:val="clear" w:color="auto" w:fill="F0F4FF"/>
+            <w:tcW w:type="dxa" w:w="1511"/>
           </w:tcPr>
           <w:p>
             <w:pPr>
@@ -3191,17 +2530,15 @@
             </w:pPr>
             <w:r>
               <w:rPr>
-                <w:sz w:val="19"/>
+                <w:sz w:val="20"/>
               </w:rPr>
-              <w:t>Var1 – Steam Turbine</w:t>
+              <w:t>Var1 (Steam Turbine)</w:t>
             </w:r>
           </w:p>
         </w:tc>
         <w:tc>
           <w:tcPr>
-            <w:tcW w:type="dxa" w:w="1568"/>
-            <w:vAlign w:val="center"/>
-            <w:shd w:val="clear" w:color="auto" w:fill="F0F4FF"/>
+            <w:tcW w:type="dxa" w:w="1511"/>
           </w:tcPr>
           <w:p>
             <w:pPr>
@@ -3209,7 +2546,7 @@
             </w:pPr>
             <w:r>
               <w:rPr>
-                <w:sz w:val="19"/>
+                <w:sz w:val="20"/>
               </w:rPr>
               <w:t>5</w:t>
             </w:r>
@@ -3217,9 +2554,7 @@
         </w:tc>
         <w:tc>
           <w:tcPr>
-            <w:tcW w:type="dxa" w:w="1568"/>
-            <w:vAlign w:val="center"/>
-            <w:shd w:val="clear" w:color="auto" w:fill="F0F4FF"/>
+            <w:tcW w:type="dxa" w:w="1511"/>
           </w:tcPr>
           <w:p>
             <w:pPr>
@@ -3227,17 +2562,15 @@
             </w:pPr>
             <w:r>
               <w:rPr>
-                <w:sz w:val="19"/>
+                <w:sz w:val="20"/>
               </w:rPr>
-              <w:t>2.477076</w:t>
+              <w:t>2.477</w:t>
             </w:r>
           </w:p>
         </w:tc>
         <w:tc>
           <w:tcPr>
-            <w:tcW w:type="dxa" w:w="1568"/>
-            <w:vAlign w:val="center"/>
-            <w:shd w:val="clear" w:color="auto" w:fill="F0F4FF"/>
+            <w:tcW w:type="dxa" w:w="1511"/>
           </w:tcPr>
           <w:p>
             <w:pPr>
@@ -3245,7 +2578,7 @@
             </w:pPr>
             <w:r>
               <w:rPr>
-                <w:sz w:val="19"/>
+                <w:sz w:val="20"/>
               </w:rPr>
               <w:t>0.4925</w:t>
             </w:r>
@@ -3253,9 +2586,7 @@
         </w:tc>
         <w:tc>
           <w:tcPr>
-            <w:tcW w:type="dxa" w:w="1568"/>
-            <w:vAlign w:val="center"/>
-            <w:shd w:val="clear" w:color="auto" w:fill="F0F4FF"/>
+            <w:tcW w:type="dxa" w:w="1511"/>
           </w:tcPr>
           <w:p>
             <w:pPr>
@@ -3263,7 +2594,7 @@
             </w:pPr>
             <w:r>
               <w:rPr>
-                <w:sz w:val="19"/>
+                <w:sz w:val="20"/>
               </w:rPr>
               <w:t>0.9516</w:t>
             </w:r>
@@ -3271,9 +2602,7 @@
         </w:tc>
         <w:tc>
           <w:tcPr>
-            <w:tcW w:type="dxa" w:w="1568"/>
-            <w:vAlign w:val="center"/>
-            <w:shd w:val="clear" w:color="auto" w:fill="F0F4FF"/>
+            <w:tcW w:type="dxa" w:w="1511"/>
           </w:tcPr>
           <w:p>
             <w:pPr>
@@ -3281,7 +2610,7 @@
             </w:pPr>
             <w:r>
               <w:rPr>
-                <w:sz w:val="19"/>
+                <w:sz w:val="20"/>
               </w:rPr>
               <w:t>461</w:t>
             </w:r>
@@ -3291,9 +2620,7 @@
       <w:tr>
         <w:tc>
           <w:tcPr>
-            <w:tcW w:type="dxa" w:w="1568"/>
-            <w:vAlign w:val="center"/>
-            <w:shd w:val="clear" w:color="auto" w:fill="FFFFFF"/>
+            <w:tcW w:type="dxa" w:w="1511"/>
           </w:tcPr>
           <w:p>
             <w:pPr>
@@ -3301,17 +2628,15 @@
             </w:pPr>
             <w:r>
               <w:rPr>
-                <w:sz w:val="19"/>
+                <w:sz w:val="20"/>
               </w:rPr>
-              <w:t>Var2 – Thermal Reservoir</w:t>
+              <w:t>Var2 (Thermal Reservoir)</w:t>
             </w:r>
           </w:p>
         </w:tc>
         <w:tc>
           <w:tcPr>
-            <w:tcW w:type="dxa" w:w="1568"/>
-            <w:vAlign w:val="center"/>
-            <w:shd w:val="clear" w:color="auto" w:fill="FFFFFF"/>
+            <w:tcW w:type="dxa" w:w="1511"/>
           </w:tcPr>
           <w:p>
             <w:pPr>
@@ -3319,7 +2644,7 @@
             </w:pPr>
             <w:r>
               <w:rPr>
-                <w:sz w:val="19"/>
+                <w:sz w:val="20"/>
               </w:rPr>
               <w:t>12</w:t>
             </w:r>
@@ -3327,9 +2652,7 @@
         </w:tc>
         <w:tc>
           <w:tcPr>
-            <w:tcW w:type="dxa" w:w="1568"/>
-            <w:vAlign w:val="center"/>
-            <w:shd w:val="clear" w:color="auto" w:fill="FFFFFF"/>
+            <w:tcW w:type="dxa" w:w="1511"/>
           </w:tcPr>
           <w:p>
             <w:pPr>
@@ -3337,17 +2660,15 @@
             </w:pPr>
             <w:r>
               <w:rPr>
-                <w:sz w:val="19"/>
+                <w:sz w:val="20"/>
               </w:rPr>
-              <w:t>0.231013</w:t>
+              <w:t>0.231</w:t>
             </w:r>
           </w:p>
         </w:tc>
         <w:tc>
           <w:tcPr>
-            <w:tcW w:type="dxa" w:w="1568"/>
-            <w:vAlign w:val="center"/>
-            <w:shd w:val="clear" w:color="auto" w:fill="FFFFFF"/>
+            <w:tcW w:type="dxa" w:w="1511"/>
           </w:tcPr>
           <w:p>
             <w:pPr>
@@ -3355,7 +2676,7 @@
             </w:pPr>
             <w:r>
               <w:rPr>
-                <w:sz w:val="19"/>
+                <w:sz w:val="20"/>
               </w:rPr>
               <w:t>0.2627</w:t>
             </w:r>
@@ -3363,9 +2684,7 @@
         </w:tc>
         <w:tc>
           <w:tcPr>
-            <w:tcW w:type="dxa" w:w="1568"/>
-            <w:vAlign w:val="center"/>
-            <w:shd w:val="clear" w:color="auto" w:fill="FFFFFF"/>
+            <w:tcW w:type="dxa" w:w="1511"/>
           </w:tcPr>
           <w:p>
             <w:pPr>
@@ -3373,7 +2692,7 @@
             </w:pPr>
             <w:r>
               <w:rPr>
-                <w:sz w:val="19"/>
+                <w:sz w:val="20"/>
               </w:rPr>
               <w:t>0.9949</w:t>
             </w:r>
@@ -3381,9 +2700,7 @@
         </w:tc>
         <w:tc>
           <w:tcPr>
-            <w:tcW w:type="dxa" w:w="1568"/>
-            <w:vAlign w:val="center"/>
-            <w:shd w:val="clear" w:color="auto" w:fill="FFFFFF"/>
+            <w:tcW w:type="dxa" w:w="1511"/>
           </w:tcPr>
           <w:p>
             <w:pPr>
@@ -3391,7 +2708,7 @@
             </w:pPr>
             <w:r>
               <w:rPr>
-                <w:sz w:val="19"/>
+                <w:sz w:val="20"/>
               </w:rPr>
               <w:t>454</w:t>
             </w:r>
@@ -3406,12 +2723,24 @@
         <w:jc w:val="left"/>
       </w:pPr>
       <w:r>
-        <w:rPr>
-          <w:color w:val="1F3864"/>
-        </w:rPr>
-        <w:t>5.2  Per-Fold Breakdown</w:t>
+        <w:t>5.2 Per-fold breakdown</w:t>
       </w:r>
     </w:p>
+    <w:p>
+      <w:pPr>
+        <w:spacing w:before="40" w:after="120"/>
+        <w:jc w:val="left"/>
+      </w:pPr>
+      <w:r>
+        <w:rPr>
+          <w:b w:val="0"/>
+          <w:i w:val="0"/>
+          <w:sz w:val="22"/>
+        </w:rPr>
+        <w:t>To make sure the results were consistent and not just lucky on one particular split, here are the numbers across each of the 5 folds:</w:t>
+      </w:r>
+    </w:p>
+    <w:p/>
     <w:tbl>
       <w:tblPr>
         <w:tblStyle w:val="TableGrid"/>
@@ -3420,20 +2749,18 @@
         <w:tblLook w:firstColumn="1" w:firstRow="1" w:lastColumn="0" w:lastRow="0" w:noHBand="0" w:noVBand="1" w:val="04A0"/>
       </w:tblPr>
       <w:tblGrid>
-        <w:gridCol w:w="1344"/>
-        <w:gridCol w:w="1344"/>
-        <w:gridCol w:w="1344"/>
-        <w:gridCol w:w="1344"/>
-        <w:gridCol w:w="1344"/>
-        <w:gridCol w:w="1344"/>
-        <w:gridCol w:w="1344"/>
+        <w:gridCol w:w="1295"/>
+        <w:gridCol w:w="1295"/>
+        <w:gridCol w:w="1295"/>
+        <w:gridCol w:w="1295"/>
+        <w:gridCol w:w="1295"/>
+        <w:gridCol w:w="1295"/>
+        <w:gridCol w:w="1295"/>
       </w:tblGrid>
       <w:tr>
         <w:tc>
           <w:tcPr>
-            <w:tcW w:type="dxa" w:w="1344"/>
-            <w:vAlign w:val="center"/>
-            <w:shd w:val="clear" w:color="auto" w:fill="1F3864"/>
+            <w:tcW w:type="dxa" w:w="1295"/>
           </w:tcPr>
           <w:p>
             <w:pPr>
@@ -3442,8 +2769,7 @@
             <w:r>
               <w:rPr>
                 <w:b/>
-                <w:color w:val="FFFFFF"/>
-                <w:sz w:val="19"/>
+                <w:sz w:val="20"/>
               </w:rPr>
               <w:t>Fold</w:t>
             </w:r>
@@ -3451,9 +2777,7 @@
         </w:tc>
         <w:tc>
           <w:tcPr>
-            <w:tcW w:type="dxa" w:w="1344"/>
-            <w:vAlign w:val="center"/>
-            <w:shd w:val="clear" w:color="auto" w:fill="1F3864"/>
+            <w:tcW w:type="dxa" w:w="1295"/>
           </w:tcPr>
           <w:p>
             <w:pPr>
@@ -3462,18 +2786,15 @@
             <w:r>
               <w:rPr>
                 <w:b/>
-                <w:color w:val="FFFFFF"/>
-                <w:sz w:val="19"/>
+                <w:sz w:val="20"/>
               </w:rPr>
-              <w:t>Var1 Train MSE</w:t>
+              <w:t>Var1 train MSE</w:t>
             </w:r>
           </w:p>
         </w:tc>
         <w:tc>
           <w:tcPr>
-            <w:tcW w:type="dxa" w:w="1344"/>
-            <w:vAlign w:val="center"/>
-            <w:shd w:val="clear" w:color="auto" w:fill="1F3864"/>
+            <w:tcW w:type="dxa" w:w="1295"/>
           </w:tcPr>
           <w:p>
             <w:pPr>
@@ -3482,18 +2803,15 @@
             <w:r>
               <w:rPr>
                 <w:b/>
-                <w:color w:val="FFFFFF"/>
-                <w:sz w:val="19"/>
+                <w:sz w:val="20"/>
               </w:rPr>
-              <w:t>Var1 Val MSE</w:t>
+              <w:t>Var1 val MSE</w:t>
             </w:r>
           </w:p>
         </w:tc>
         <w:tc>
           <w:tcPr>
-            <w:tcW w:type="dxa" w:w="1344"/>
-            <w:vAlign w:val="center"/>
-            <w:shd w:val="clear" w:color="auto" w:fill="1F3864"/>
+            <w:tcW w:type="dxa" w:w="1295"/>
           </w:tcPr>
           <w:p>
             <w:pPr>
@@ -3502,18 +2820,15 @@
             <w:r>
               <w:rPr>
                 <w:b/>
-                <w:color w:val="FFFFFF"/>
-                <w:sz w:val="19"/>
+                <w:sz w:val="20"/>
               </w:rPr>
-              <w:t>Var1 Val R²</w:t>
+              <w:t>Var1 val R2</w:t>
             </w:r>
           </w:p>
         </w:tc>
         <w:tc>
           <w:tcPr>
-            <w:tcW w:type="dxa" w:w="1344"/>
-            <w:vAlign w:val="center"/>
-            <w:shd w:val="clear" w:color="auto" w:fill="1F3864"/>
+            <w:tcW w:type="dxa" w:w="1295"/>
           </w:tcPr>
           <w:p>
             <w:pPr>
@@ -3522,18 +2837,15 @@
             <w:r>
               <w:rPr>
                 <w:b/>
-                <w:color w:val="FFFFFF"/>
-                <w:sz w:val="19"/>
+                <w:sz w:val="20"/>
               </w:rPr>
-              <w:t>Var2 Train MSE</w:t>
+              <w:t>Var2 train MSE</w:t>
             </w:r>
           </w:p>
         </w:tc>
         <w:tc>
           <w:tcPr>
-            <w:tcW w:type="dxa" w:w="1344"/>
-            <w:vAlign w:val="center"/>
-            <w:shd w:val="clear" w:color="auto" w:fill="1F3864"/>
+            <w:tcW w:type="dxa" w:w="1295"/>
           </w:tcPr>
           <w:p>
             <w:pPr>
@@ -3542,18 +2854,15 @@
             <w:r>
               <w:rPr>
                 <w:b/>
-                <w:color w:val="FFFFFF"/>
-                <w:sz w:val="19"/>
+                <w:sz w:val="20"/>
               </w:rPr>
-              <w:t>Var2 Val MSE</w:t>
+              <w:t>Var2 val MSE</w:t>
             </w:r>
           </w:p>
         </w:tc>
         <w:tc>
           <w:tcPr>
-            <w:tcW w:type="dxa" w:w="1344"/>
-            <w:vAlign w:val="center"/>
-            <w:shd w:val="clear" w:color="auto" w:fill="1F3864"/>
+            <w:tcW w:type="dxa" w:w="1295"/>
           </w:tcPr>
           <w:p>
             <w:pPr>
@@ -3562,10 +2871,9 @@
             <w:r>
               <w:rPr>
                 <w:b/>
-                <w:color w:val="FFFFFF"/>
-                <w:sz w:val="19"/>
+                <w:sz w:val="20"/>
               </w:rPr>
-              <w:t>Var2 Val R²</w:t>
+              <w:t>Var2 val R2</w:t>
             </w:r>
           </w:p>
         </w:tc>
@@ -3573,9 +2881,7 @@
       <w:tr>
         <w:tc>
           <w:tcPr>
-            <w:tcW w:type="dxa" w:w="1344"/>
-            <w:vAlign w:val="center"/>
-            <w:shd w:val="clear" w:color="auto" w:fill="F0F4FF"/>
+            <w:tcW w:type="dxa" w:w="1295"/>
           </w:tcPr>
           <w:p>
             <w:pPr>
@@ -3583,7 +2889,7 @@
             </w:pPr>
             <w:r>
               <w:rPr>
-                <w:sz w:val="19"/>
+                <w:sz w:val="20"/>
               </w:rPr>
               <w:t>1</w:t>
             </w:r>
@@ -3591,9 +2897,7 @@
         </w:tc>
         <w:tc>
           <w:tcPr>
-            <w:tcW w:type="dxa" w:w="1344"/>
-            <w:vAlign w:val="center"/>
-            <w:shd w:val="clear" w:color="auto" w:fill="F0F4FF"/>
+            <w:tcW w:type="dxa" w:w="1295"/>
           </w:tcPr>
           <w:p>
             <w:pPr>
@@ -3601,17 +2905,15 @@
             </w:pPr>
             <w:r>
               <w:rPr>
-                <w:sz w:val="19"/>
+                <w:sz w:val="20"/>
               </w:rPr>
-              <w:t>0.1845</w:t>
+              <w:t>0.185</w:t>
             </w:r>
           </w:p>
         </w:tc>
         <w:tc>
           <w:tcPr>
-            <w:tcW w:type="dxa" w:w="1344"/>
-            <w:vAlign w:val="center"/>
-            <w:shd w:val="clear" w:color="auto" w:fill="F0F4FF"/>
+            <w:tcW w:type="dxa" w:w="1295"/>
           </w:tcPr>
           <w:p>
             <w:pPr>
@@ -3619,17 +2921,15 @@
             </w:pPr>
             <w:r>
               <w:rPr>
-                <w:sz w:val="19"/>
+                <w:sz w:val="20"/>
               </w:rPr>
-              <w:t>0.4523</w:t>
+              <w:t>0.452</w:t>
             </w:r>
           </w:p>
         </w:tc>
         <w:tc>
           <w:tcPr>
-            <w:tcW w:type="dxa" w:w="1344"/>
-            <w:vAlign w:val="center"/>
-            <w:shd w:val="clear" w:color="auto" w:fill="F0F4FF"/>
+            <w:tcW w:type="dxa" w:w="1295"/>
           </w:tcPr>
           <w:p>
             <w:pPr>
@@ -3637,17 +2937,15 @@
             </w:pPr>
             <w:r>
               <w:rPr>
-                <w:sz w:val="19"/>
+                <w:sz w:val="20"/>
               </w:rPr>
-              <w:t>0.9533</w:t>
+              <w:t>0.953</w:t>
             </w:r>
           </w:p>
         </w:tc>
         <w:tc>
           <w:tcPr>
-            <w:tcW w:type="dxa" w:w="1344"/>
-            <w:vAlign w:val="center"/>
-            <w:shd w:val="clear" w:color="auto" w:fill="F0F4FF"/>
+            <w:tcW w:type="dxa" w:w="1295"/>
           </w:tcPr>
           <w:p>
             <w:pPr>
@@ -3655,17 +2953,15 @@
             </w:pPr>
             <w:r>
               <w:rPr>
-                <w:sz w:val="19"/>
+                <w:sz w:val="20"/>
               </w:rPr>
-              <w:t>0.1696</w:t>
+              <w:t>0.170</w:t>
             </w:r>
           </w:p>
         </w:tc>
         <w:tc>
           <w:tcPr>
-            <w:tcW w:type="dxa" w:w="1344"/>
-            <w:vAlign w:val="center"/>
-            <w:shd w:val="clear" w:color="auto" w:fill="F0F4FF"/>
+            <w:tcW w:type="dxa" w:w="1295"/>
           </w:tcPr>
           <w:p>
             <w:pPr>
@@ -3673,17 +2969,15 @@
             </w:pPr>
             <w:r>
               <w:rPr>
-                <w:sz w:val="19"/>
+                <w:sz w:val="20"/>
               </w:rPr>
-              <w:t>0.2493</w:t>
+              <w:t>0.249</w:t>
             </w:r>
           </w:p>
         </w:tc>
         <w:tc>
           <w:tcPr>
-            <w:tcW w:type="dxa" w:w="1344"/>
-            <w:vAlign w:val="center"/>
-            <w:shd w:val="clear" w:color="auto" w:fill="F0F4FF"/>
+            <w:tcW w:type="dxa" w:w="1295"/>
           </w:tcPr>
           <w:p>
             <w:pPr>
@@ -3691,9 +2985,9 @@
             </w:pPr>
             <w:r>
               <w:rPr>
-                <w:sz w:val="19"/>
+                <w:sz w:val="20"/>
               </w:rPr>
-              <w:t>0.9940</w:t>
+              <w:t>0.994</w:t>
             </w:r>
           </w:p>
         </w:tc>
@@ -3701,9 +2995,7 @@
       <w:tr>
         <w:tc>
           <w:tcPr>
-            <w:tcW w:type="dxa" w:w="1344"/>
-            <w:vAlign w:val="center"/>
-            <w:shd w:val="clear" w:color="auto" w:fill="FFFFFF"/>
+            <w:tcW w:type="dxa" w:w="1295"/>
           </w:tcPr>
           <w:p>
             <w:pPr>
@@ -3711,7 +3003,7 @@
             </w:pPr>
             <w:r>
               <w:rPr>
-                <w:sz w:val="19"/>
+                <w:sz w:val="20"/>
               </w:rPr>
               <w:t>2</w:t>
             </w:r>
@@ -3719,9 +3011,7 @@
         </w:tc>
         <w:tc>
           <w:tcPr>
-            <w:tcW w:type="dxa" w:w="1344"/>
-            <w:vAlign w:val="center"/>
-            <w:shd w:val="clear" w:color="auto" w:fill="FFFFFF"/>
+            <w:tcW w:type="dxa" w:w="1295"/>
           </w:tcPr>
           <w:p>
             <w:pPr>
@@ -3729,17 +3019,15 @@
             </w:pPr>
             <w:r>
               <w:rPr>
-                <w:sz w:val="19"/>
+                <w:sz w:val="20"/>
               </w:rPr>
-              <w:t>0.1869</w:t>
+              <w:t>0.187</w:t>
             </w:r>
           </w:p>
         </w:tc>
         <w:tc>
           <w:tcPr>
-            <w:tcW w:type="dxa" w:w="1344"/>
-            <w:vAlign w:val="center"/>
-            <w:shd w:val="clear" w:color="auto" w:fill="FFFFFF"/>
+            <w:tcW w:type="dxa" w:w="1295"/>
           </w:tcPr>
           <w:p>
             <w:pPr>
@@ -3747,17 +3035,15 @@
             </w:pPr>
             <w:r>
               <w:rPr>
-                <w:sz w:val="19"/>
+                <w:sz w:val="20"/>
               </w:rPr>
-              <w:t>0.4332</w:t>
+              <w:t>0.433</w:t>
             </w:r>
           </w:p>
         </w:tc>
         <w:tc>
           <w:tcPr>
-            <w:tcW w:type="dxa" w:w="1344"/>
-            <w:vAlign w:val="center"/>
-            <w:shd w:val="clear" w:color="auto" w:fill="FFFFFF"/>
+            <w:tcW w:type="dxa" w:w="1295"/>
           </w:tcPr>
           <w:p>
             <w:pPr>
@@ -3765,17 +3051,15 @@
             </w:pPr>
             <w:r>
               <w:rPr>
-                <w:sz w:val="19"/>
+                <w:sz w:val="20"/>
               </w:rPr>
-              <w:t>0.9497</w:t>
+              <w:t>0.950</w:t>
             </w:r>
           </w:p>
         </w:tc>
         <w:tc>
           <w:tcPr>
-            <w:tcW w:type="dxa" w:w="1344"/>
-            <w:vAlign w:val="center"/>
-            <w:shd w:val="clear" w:color="auto" w:fill="FFFFFF"/>
+            <w:tcW w:type="dxa" w:w="1295"/>
           </w:tcPr>
           <w:p>
             <w:pPr>
@@ -3783,17 +3067,15 @@
             </w:pPr>
             <w:r>
               <w:rPr>
-                <w:sz w:val="19"/>
+                <w:sz w:val="20"/>
               </w:rPr>
-              <w:t>0.1653</w:t>
+              <w:t>0.165</w:t>
             </w:r>
           </w:p>
         </w:tc>
         <w:tc>
           <w:tcPr>
-            <w:tcW w:type="dxa" w:w="1344"/>
-            <w:vAlign w:val="center"/>
-            <w:shd w:val="clear" w:color="auto" w:fill="FFFFFF"/>
+            <w:tcW w:type="dxa" w:w="1295"/>
           </w:tcPr>
           <w:p>
             <w:pPr>
@@ -3801,17 +3083,15 @@
             </w:pPr>
             <w:r>
               <w:rPr>
-                <w:sz w:val="19"/>
+                <w:sz w:val="20"/>
               </w:rPr>
-              <w:t>0.2906</w:t>
+              <w:t>0.291</w:t>
             </w:r>
           </w:p>
         </w:tc>
         <w:tc>
           <w:tcPr>
-            <w:tcW w:type="dxa" w:w="1344"/>
-            <w:vAlign w:val="center"/>
-            <w:shd w:val="clear" w:color="auto" w:fill="FFFFFF"/>
+            <w:tcW w:type="dxa" w:w="1295"/>
           </w:tcPr>
           <w:p>
             <w:pPr>
@@ -3819,9 +3099,9 @@
             </w:pPr>
             <w:r>
               <w:rPr>
-                <w:sz w:val="19"/>
+                <w:sz w:val="20"/>
               </w:rPr>
-              <w:t>0.9946</w:t>
+              <w:t>0.995</w:t>
             </w:r>
           </w:p>
         </w:tc>
@@ -3829,9 +3109,7 @@
       <w:tr>
         <w:tc>
           <w:tcPr>
-            <w:tcW w:type="dxa" w:w="1344"/>
-            <w:vAlign w:val="center"/>
-            <w:shd w:val="clear" w:color="auto" w:fill="F0F4FF"/>
+            <w:tcW w:type="dxa" w:w="1295"/>
           </w:tcPr>
           <w:p>
             <w:pPr>
@@ -3839,7 +3117,7 @@
             </w:pPr>
             <w:r>
               <w:rPr>
-                <w:sz w:val="19"/>
+                <w:sz w:val="20"/>
               </w:rPr>
               <w:t>3</w:t>
             </w:r>
@@ -3847,9 +3125,7 @@
         </w:tc>
         <w:tc>
           <w:tcPr>
-            <w:tcW w:type="dxa" w:w="1344"/>
-            <w:vAlign w:val="center"/>
-            <w:shd w:val="clear" w:color="auto" w:fill="F0F4FF"/>
+            <w:tcW w:type="dxa" w:w="1295"/>
           </w:tcPr>
           <w:p>
             <w:pPr>
@@ -3857,17 +3133,15 @@
             </w:pPr>
             <w:r>
               <w:rPr>
-                <w:sz w:val="19"/>
+                <w:sz w:val="20"/>
               </w:rPr>
-              <w:t>0.1962</w:t>
+              <w:t>0.196</w:t>
             </w:r>
           </w:p>
         </w:tc>
         <w:tc>
           <w:tcPr>
-            <w:tcW w:type="dxa" w:w="1344"/>
-            <w:vAlign w:val="center"/>
-            <w:shd w:val="clear" w:color="auto" w:fill="F0F4FF"/>
+            <w:tcW w:type="dxa" w:w="1295"/>
           </w:tcPr>
           <w:p>
             <w:pPr>
@@ -3875,17 +3149,15 @@
             </w:pPr>
             <w:r>
               <w:rPr>
-                <w:sz w:val="19"/>
+                <w:sz w:val="20"/>
               </w:rPr>
-              <w:t>0.4472</w:t>
+              <w:t>0.447</w:t>
             </w:r>
           </w:p>
         </w:tc>
         <w:tc>
           <w:tcPr>
-            <w:tcW w:type="dxa" w:w="1344"/>
-            <w:vAlign w:val="center"/>
-            <w:shd w:val="clear" w:color="auto" w:fill="F0F4FF"/>
+            <w:tcW w:type="dxa" w:w="1295"/>
           </w:tcPr>
           <w:p>
             <w:pPr>
@@ -3893,17 +3165,15 @@
             </w:pPr>
             <w:r>
               <w:rPr>
-                <w:sz w:val="19"/>
+                <w:sz w:val="20"/>
               </w:rPr>
-              <w:t>0.9647</w:t>
+              <w:t>0.965</w:t>
             </w:r>
           </w:p>
         </w:tc>
         <w:tc>
           <w:tcPr>
-            <w:tcW w:type="dxa" w:w="1344"/>
-            <w:vAlign w:val="center"/>
-            <w:shd w:val="clear" w:color="auto" w:fill="F0F4FF"/>
+            <w:tcW w:type="dxa" w:w="1295"/>
           </w:tcPr>
           <w:p>
             <w:pPr>
@@ -3911,17 +3181,15 @@
             </w:pPr>
             <w:r>
               <w:rPr>
-                <w:sz w:val="19"/>
+                <w:sz w:val="20"/>
               </w:rPr>
-              <w:t>0.1694</w:t>
+              <w:t>0.169</w:t>
             </w:r>
           </w:p>
         </w:tc>
         <w:tc>
           <w:tcPr>
-            <w:tcW w:type="dxa" w:w="1344"/>
-            <w:vAlign w:val="center"/>
-            <w:shd w:val="clear" w:color="auto" w:fill="F0F4FF"/>
+            <w:tcW w:type="dxa" w:w="1295"/>
           </w:tcPr>
           <w:p>
             <w:pPr>
@@ -3929,17 +3197,15 @@
             </w:pPr>
             <w:r>
               <w:rPr>
-                <w:sz w:val="19"/>
+                <w:sz w:val="20"/>
               </w:rPr>
-              <w:t>0.2685</w:t>
+              <w:t>0.269</w:t>
             </w:r>
           </w:p>
         </w:tc>
         <w:tc>
           <w:tcPr>
-            <w:tcW w:type="dxa" w:w="1344"/>
-            <w:vAlign w:val="center"/>
-            <w:shd w:val="clear" w:color="auto" w:fill="F0F4FF"/>
+            <w:tcW w:type="dxa" w:w="1295"/>
           </w:tcPr>
           <w:p>
             <w:pPr>
@@ -3947,9 +3213,9 @@
             </w:pPr>
             <w:r>
               <w:rPr>
-                <w:sz w:val="19"/>
+                <w:sz w:val="20"/>
               </w:rPr>
-              <w:t>0.9957</w:t>
+              <w:t>0.996</w:t>
             </w:r>
           </w:p>
         </w:tc>
@@ -3957,9 +3223,7 @@
       <w:tr>
         <w:tc>
           <w:tcPr>
-            <w:tcW w:type="dxa" w:w="1344"/>
-            <w:vAlign w:val="center"/>
-            <w:shd w:val="clear" w:color="auto" w:fill="FFFFFF"/>
+            <w:tcW w:type="dxa" w:w="1295"/>
           </w:tcPr>
           <w:p>
             <w:pPr>
@@ -3967,7 +3231,7 @@
             </w:pPr>
             <w:r>
               <w:rPr>
-                <w:sz w:val="19"/>
+                <w:sz w:val="20"/>
               </w:rPr>
               <w:t>4</w:t>
             </w:r>
@@ -3975,9 +3239,7 @@
         </w:tc>
         <w:tc>
           <w:tcPr>
-            <w:tcW w:type="dxa" w:w="1344"/>
-            <w:vAlign w:val="center"/>
-            <w:shd w:val="clear" w:color="auto" w:fill="FFFFFF"/>
+            <w:tcW w:type="dxa" w:w="1295"/>
           </w:tcPr>
           <w:p>
             <w:pPr>
@@ -3985,17 +3247,15 @@
             </w:pPr>
             <w:r>
               <w:rPr>
-                <w:sz w:val="19"/>
+                <w:sz w:val="20"/>
               </w:rPr>
-              <w:t>0.1796</w:t>
+              <w:t>0.180</w:t>
             </w:r>
           </w:p>
         </w:tc>
         <w:tc>
           <w:tcPr>
-            <w:tcW w:type="dxa" w:w="1344"/>
-            <w:vAlign w:val="center"/>
-            <w:shd w:val="clear" w:color="auto" w:fill="FFFFFF"/>
+            <w:tcW w:type="dxa" w:w="1295"/>
           </w:tcPr>
           <w:p>
             <w:pPr>
@@ -4003,17 +3263,15 @@
             </w:pPr>
             <w:r>
               <w:rPr>
-                <w:sz w:val="19"/>
+                <w:sz w:val="20"/>
               </w:rPr>
-              <w:t>0.6200</w:t>
+              <w:t>0.620</w:t>
             </w:r>
           </w:p>
         </w:tc>
         <w:tc>
           <w:tcPr>
-            <w:tcW w:type="dxa" w:w="1344"/>
-            <w:vAlign w:val="center"/>
-            <w:shd w:val="clear" w:color="auto" w:fill="FFFFFF"/>
+            <w:tcW w:type="dxa" w:w="1295"/>
           </w:tcPr>
           <w:p>
             <w:pPr>
@@ -4021,17 +3279,15 @@
             </w:pPr>
             <w:r>
               <w:rPr>
-                <w:sz w:val="19"/>
+                <w:sz w:val="20"/>
               </w:rPr>
-              <w:t>0.9440</w:t>
+              <w:t>0.944</w:t>
             </w:r>
           </w:p>
         </w:tc>
         <w:tc>
           <w:tcPr>
-            <w:tcW w:type="dxa" w:w="1344"/>
-            <w:vAlign w:val="center"/>
-            <w:shd w:val="clear" w:color="auto" w:fill="FFFFFF"/>
+            <w:tcW w:type="dxa" w:w="1295"/>
           </w:tcPr>
           <w:p>
             <w:pPr>
@@ -4039,17 +3295,15 @@
             </w:pPr>
             <w:r>
               <w:rPr>
-                <w:sz w:val="19"/>
+                <w:sz w:val="20"/>
               </w:rPr>
-              <w:t>0.1719</w:t>
+              <w:t>0.172</w:t>
             </w:r>
           </w:p>
         </w:tc>
         <w:tc>
           <w:tcPr>
-            <w:tcW w:type="dxa" w:w="1344"/>
-            <w:vAlign w:val="center"/>
-            <w:shd w:val="clear" w:color="auto" w:fill="FFFFFF"/>
+            <w:tcW w:type="dxa" w:w="1295"/>
           </w:tcPr>
           <w:p>
             <w:pPr>
@@ -4057,17 +3311,15 @@
             </w:pPr>
             <w:r>
               <w:rPr>
-                <w:sz w:val="19"/>
+                <w:sz w:val="20"/>
               </w:rPr>
-              <w:t>0.2273</w:t>
+              <w:t>0.227</w:t>
             </w:r>
           </w:p>
         </w:tc>
         <w:tc>
           <w:tcPr>
-            <w:tcW w:type="dxa" w:w="1344"/>
-            <w:vAlign w:val="center"/>
-            <w:shd w:val="clear" w:color="auto" w:fill="FFFFFF"/>
+            <w:tcW w:type="dxa" w:w="1295"/>
           </w:tcPr>
           <w:p>
             <w:pPr>
@@ -4075,9 +3327,9 @@
             </w:pPr>
             <w:r>
               <w:rPr>
-                <w:sz w:val="19"/>
+                <w:sz w:val="20"/>
               </w:rPr>
-              <w:t>0.9955</w:t>
+              <w:t>0.996</w:t>
             </w:r>
           </w:p>
         </w:tc>
@@ -4085,9 +3337,7 @@
       <w:tr>
         <w:tc>
           <w:tcPr>
-            <w:tcW w:type="dxa" w:w="1344"/>
-            <w:vAlign w:val="center"/>
-            <w:shd w:val="clear" w:color="auto" w:fill="F0F4FF"/>
+            <w:tcW w:type="dxa" w:w="1295"/>
           </w:tcPr>
           <w:p>
             <w:pPr>
@@ -4095,7 +3345,7 @@
             </w:pPr>
             <w:r>
               <w:rPr>
-                <w:sz w:val="19"/>
+                <w:sz w:val="20"/>
               </w:rPr>
               <w:t>5</w:t>
             </w:r>
@@ -4103,9 +3353,7 @@
         </w:tc>
         <w:tc>
           <w:tcPr>
-            <w:tcW w:type="dxa" w:w="1344"/>
-            <w:vAlign w:val="center"/>
-            <w:shd w:val="clear" w:color="auto" w:fill="F0F4FF"/>
+            <w:tcW w:type="dxa" w:w="1295"/>
           </w:tcPr>
           <w:p>
             <w:pPr>
@@ -4113,17 +3361,15 @@
             </w:pPr>
             <w:r>
               <w:rPr>
-                <w:sz w:val="19"/>
+                <w:sz w:val="20"/>
               </w:rPr>
-              <w:t>0.1886</w:t>
+              <w:t>0.189</w:t>
             </w:r>
           </w:p>
         </w:tc>
         <w:tc>
           <w:tcPr>
-            <w:tcW w:type="dxa" w:w="1344"/>
-            <w:vAlign w:val="center"/>
-            <w:shd w:val="clear" w:color="auto" w:fill="F0F4FF"/>
+            <w:tcW w:type="dxa" w:w="1295"/>
           </w:tcPr>
           <w:p>
             <w:pPr>
@@ -4131,17 +3377,15 @@
             </w:pPr>
             <w:r>
               <w:rPr>
-                <w:sz w:val="19"/>
+                <w:sz w:val="20"/>
               </w:rPr>
-              <w:t>0.5096</w:t>
+              <w:t>0.510</w:t>
             </w:r>
           </w:p>
         </w:tc>
         <w:tc>
           <w:tcPr>
-            <w:tcW w:type="dxa" w:w="1344"/>
-            <w:vAlign w:val="center"/>
-            <w:shd w:val="clear" w:color="auto" w:fill="F0F4FF"/>
+            <w:tcW w:type="dxa" w:w="1295"/>
           </w:tcPr>
           <w:p>
             <w:pPr>
@@ -4149,17 +3393,15 @@
             </w:pPr>
             <w:r>
               <w:rPr>
-                <w:sz w:val="19"/>
+                <w:sz w:val="20"/>
               </w:rPr>
-              <w:t>0.9463</w:t>
+              <w:t>0.946</w:t>
             </w:r>
           </w:p>
         </w:tc>
         <w:tc>
           <w:tcPr>
-            <w:tcW w:type="dxa" w:w="1344"/>
-            <w:vAlign w:val="center"/>
-            <w:shd w:val="clear" w:color="auto" w:fill="F0F4FF"/>
+            <w:tcW w:type="dxa" w:w="1295"/>
           </w:tcPr>
           <w:p>
             <w:pPr>
@@ -4167,17 +3409,15 @@
             </w:pPr>
             <w:r>
               <w:rPr>
-                <w:sz w:val="19"/>
+                <w:sz w:val="20"/>
               </w:rPr>
-              <w:t>0.1668</w:t>
+              <w:t>0.167</w:t>
             </w:r>
           </w:p>
         </w:tc>
         <w:tc>
           <w:tcPr>
-            <w:tcW w:type="dxa" w:w="1344"/>
-            <w:vAlign w:val="center"/>
-            <w:shd w:val="clear" w:color="auto" w:fill="F0F4FF"/>
+            <w:tcW w:type="dxa" w:w="1295"/>
           </w:tcPr>
           <w:p>
             <w:pPr>
@@ -4185,17 +3425,15 @@
             </w:pPr>
             <w:r>
               <w:rPr>
-                <w:sz w:val="19"/>
+                <w:sz w:val="20"/>
               </w:rPr>
-              <w:t>0.2781</w:t>
+              <w:t>0.278</w:t>
             </w:r>
           </w:p>
         </w:tc>
         <w:tc>
           <w:tcPr>
-            <w:tcW w:type="dxa" w:w="1344"/>
-            <w:vAlign w:val="center"/>
-            <w:shd w:val="clear" w:color="auto" w:fill="F0F4FF"/>
+            <w:tcW w:type="dxa" w:w="1295"/>
           </w:tcPr>
           <w:p>
             <w:pPr>
@@ -4203,9 +3441,9 @@
             </w:pPr>
             <w:r>
               <w:rPr>
-                <w:sz w:val="19"/>
+                <w:sz w:val="20"/>
               </w:rPr>
-              <w:t>0.9948</w:t>
+              <w:t>0.995</w:t>
             </w:r>
           </w:p>
         </w:tc>
@@ -4213,9 +3451,7 @@
       <w:tr>
         <w:tc>
           <w:tcPr>
-            <w:tcW w:type="dxa" w:w="1344"/>
-            <w:vAlign w:val="center"/>
-            <w:shd w:val="clear" w:color="auto" w:fill="FFFFFF"/>
+            <w:tcW w:type="dxa" w:w="1295"/>
           </w:tcPr>
           <w:p>
             <w:pPr>
@@ -4223,7 +3459,7 @@
             </w:pPr>
             <w:r>
               <w:rPr>
-                <w:sz w:val="19"/>
+                <w:sz w:val="20"/>
               </w:rPr>
               <w:t>Mean</w:t>
             </w:r>
@@ -4231,9 +3467,7 @@
         </w:tc>
         <w:tc>
           <w:tcPr>
-            <w:tcW w:type="dxa" w:w="1344"/>
-            <w:vAlign w:val="center"/>
-            <w:shd w:val="clear" w:color="auto" w:fill="FFFFFF"/>
+            <w:tcW w:type="dxa" w:w="1295"/>
           </w:tcPr>
           <w:p>
             <w:pPr>
@@ -4241,17 +3475,15 @@
             </w:pPr>
             <w:r>
               <w:rPr>
-                <w:sz w:val="19"/>
+                <w:sz w:val="20"/>
               </w:rPr>
-              <w:t>0.1872</w:t>
+              <w:t>0.187</w:t>
             </w:r>
           </w:p>
         </w:tc>
         <w:tc>
           <w:tcPr>
-            <w:tcW w:type="dxa" w:w="1344"/>
-            <w:vAlign w:val="center"/>
-            <w:shd w:val="clear" w:color="auto" w:fill="FFFFFF"/>
+            <w:tcW w:type="dxa" w:w="1295"/>
           </w:tcPr>
           <w:p>
             <w:pPr>
@@ -4259,17 +3491,15 @@
             </w:pPr>
             <w:r>
               <w:rPr>
-                <w:sz w:val="19"/>
+                <w:sz w:val="20"/>
               </w:rPr>
-              <w:t>0.4925</w:t>
+              <w:t>0.493</w:t>
             </w:r>
           </w:p>
         </w:tc>
         <w:tc>
           <w:tcPr>
-            <w:tcW w:type="dxa" w:w="1344"/>
-            <w:vAlign w:val="center"/>
-            <w:shd w:val="clear" w:color="auto" w:fill="FFFFFF"/>
+            <w:tcW w:type="dxa" w:w="1295"/>
           </w:tcPr>
           <w:p>
             <w:pPr>
@@ -4277,17 +3507,15 @@
             </w:pPr>
             <w:r>
               <w:rPr>
-                <w:sz w:val="19"/>
+                <w:sz w:val="20"/>
               </w:rPr>
-              <w:t>0.9516</w:t>
+              <w:t>0.952</w:t>
             </w:r>
           </w:p>
         </w:tc>
         <w:tc>
           <w:tcPr>
-            <w:tcW w:type="dxa" w:w="1344"/>
-            <w:vAlign w:val="center"/>
-            <w:shd w:val="clear" w:color="auto" w:fill="FFFFFF"/>
+            <w:tcW w:type="dxa" w:w="1295"/>
           </w:tcPr>
           <w:p>
             <w:pPr>
@@ -4295,17 +3523,15 @@
             </w:pPr>
             <w:r>
               <w:rPr>
-                <w:sz w:val="19"/>
+                <w:sz w:val="20"/>
               </w:rPr>
-              <w:t>0.1686</w:t>
+              <w:t>0.169</w:t>
             </w:r>
           </w:p>
         </w:tc>
         <w:tc>
           <w:tcPr>
-            <w:tcW w:type="dxa" w:w="1344"/>
-            <w:vAlign w:val="center"/>
-            <w:shd w:val="clear" w:color="auto" w:fill="FFFFFF"/>
+            <w:tcW w:type="dxa" w:w="1295"/>
           </w:tcPr>
           <w:p>
             <w:pPr>
@@ -4313,17 +3539,15 @@
             </w:pPr>
             <w:r>
               <w:rPr>
-                <w:sz w:val="19"/>
+                <w:sz w:val="20"/>
               </w:rPr>
-              <w:t>0.2627</w:t>
+              <w:t>0.263</w:t>
             </w:r>
           </w:p>
         </w:tc>
         <w:tc>
           <w:tcPr>
-            <w:tcW w:type="dxa" w:w="1344"/>
-            <w:vAlign w:val="center"/>
-            <w:shd w:val="clear" w:color="auto" w:fill="FFFFFF"/>
+            <w:tcW w:type="dxa" w:w="1295"/>
           </w:tcPr>
           <w:p>
             <w:pPr>
@@ -4331,9 +3555,9 @@
             </w:pPr>
             <w:r>
               <w:rPr>
-                <w:sz w:val="19"/>
+                <w:sz w:val="20"/>
               </w:rPr>
-              <w:t>0.9949</w:t>
+              <w:t>0.995</w:t>
             </w:r>
           </w:p>
         </w:tc>
@@ -4342,12 +3566,26 @@
     <w:p/>
     <w:p>
       <w:pPr>
+        <w:spacing w:before="40" w:after="120"/>
+        <w:jc w:val="left"/>
+      </w:pPr>
+      <w:r>
+        <w:rPr>
+          <w:b w:val="0"/>
+          <w:i w:val="0"/>
+          <w:sz w:val="22"/>
+        </w:rPr>
+        <w:t>For var1, fold 4 gave a slightly higher validation MSE (0.62) compared to the others, but overall the results are pretty consistent across folds which suggests the model isn't just getting lucky on a particular data split. For var2 the results are very stable across all folds which is reassuring.</w:t>
+      </w:r>
+    </w:p>
+    <w:p>
+      <w:pPr>
         <w:jc w:val="center"/>
       </w:pPr>
       <w:r>
         <w:drawing>
           <wp:inline xmlns:a="http://schemas.openxmlformats.org/drawingml/2006/main" xmlns:pic="http://schemas.openxmlformats.org/drawingml/2006/picture">
-            <wp:extent cx="5486400" cy="1881051"/>
+            <wp:extent cx="5303520" cy="1818350"/>
             <wp:docPr id="4" name="Picture 4"/>
             <wp:cNvGraphicFramePr>
               <a:graphicFrameLocks noChangeAspect="1"/>
@@ -4368,7 +3606,7 @@
                   <pic:spPr>
                     <a:xfrm>
                       <a:off x="0" y="0"/>
-                      <a:ext cx="5486400" cy="1881051"/>
+                      <a:ext cx="5303520" cy="1818350"/>
                     </a:xfrm>
                     <a:prstGeom prst="rect"/>
                   </pic:spPr>
@@ -4381,16 +3619,15 @@
     </w:p>
     <w:p>
       <w:pPr>
-        <w:spacing w:after="160"/>
+        <w:spacing w:after="200"/>
         <w:jc w:val="center"/>
       </w:pPr>
       <w:r>
         <w:rPr>
           <w:i/>
-          <w:color w:val="646464"/>
           <w:sz w:val="18"/>
         </w:rPr>
-        <w:t>Figure 4. Per-fold validation MSE across 5 folds for both models.</w:t>
+        <w:t>Figure 4. Validation MSE for each fold. The dashed line is the mean.</w:t>
       </w:r>
     </w:p>
     <w:p>
@@ -4399,12 +3636,24 @@
         <w:jc w:val="left"/>
       </w:pPr>
       <w:r>
-        <w:rPr>
-          <w:color w:val="1F3864"/>
-        </w:rPr>
-        <w:t>5.3  Full Training Set Performance</w:t>
+        <w:t>5.3 Fit on the full training data</w:t>
       </w:r>
     </w:p>
+    <w:p>
+      <w:pPr>
+        <w:spacing w:before="40" w:after="120"/>
+        <w:jc w:val="left"/>
+      </w:pPr>
+      <w:r>
+        <w:rPr>
+          <w:b w:val="0"/>
+          <w:i w:val="0"/>
+          <w:sz w:val="22"/>
+        </w:rPr>
+        <w:t>After picking the hyperparameters through cross-validation, I refitted each model on the complete training set of 1000 samples and generated predictions for the test set.</w:t>
+      </w:r>
+    </w:p>
+    <w:p/>
     <w:tbl>
       <w:tblPr>
         <w:tblStyle w:val="TableGrid"/>
@@ -4413,18 +3662,14 @@
         <w:tblLook w:firstColumn="1" w:firstRow="1" w:lastColumn="0" w:lastRow="0" w:noHBand="0" w:noVBand="1" w:val="04A0"/>
       </w:tblPr>
       <w:tblGrid>
-        <w:gridCol w:w="1881"/>
-        <w:gridCol w:w="1881"/>
-        <w:gridCol w:w="1881"/>
-        <w:gridCol w:w="1881"/>
-        <w:gridCol w:w="1881"/>
+        <w:gridCol w:w="3022"/>
+        <w:gridCol w:w="3022"/>
+        <w:gridCol w:w="3022"/>
       </w:tblGrid>
       <w:tr>
         <w:tc>
           <w:tcPr>
-            <w:tcW w:type="dxa" w:w="1881"/>
-            <w:vAlign w:val="center"/>
-            <w:shd w:val="clear" w:color="auto" w:fill="1F3864"/>
+            <w:tcW w:type="dxa" w:w="3022"/>
           </w:tcPr>
           <w:p>
             <w:pPr>
@@ -4433,8 +3678,7 @@
             <w:r>
               <w:rPr>
                 <w:b/>
-                <w:color w:val="FFFFFF"/>
-                <w:sz w:val="19"/>
+                <w:sz w:val="20"/>
               </w:rPr>
               <w:t>Problem</w:t>
             </w:r>
@@ -4442,9 +3686,7 @@
         </w:tc>
         <w:tc>
           <w:tcPr>
-            <w:tcW w:type="dxa" w:w="1881"/>
-            <w:vAlign w:val="center"/>
-            <w:shd w:val="clear" w:color="auto" w:fill="1F3864"/>
+            <w:tcW w:type="dxa" w:w="3022"/>
           </w:tcPr>
           <w:p>
             <w:pPr>
@@ -4453,8 +3695,7 @@
             <w:r>
               <w:rPr>
                 <w:b/>
-                <w:color w:val="FFFFFF"/>
-                <w:sz w:val="19"/>
+                <w:sz w:val="20"/>
               </w:rPr>
               <w:t>Train MSE</w:t>
             </w:r>
@@ -4462,9 +3703,7 @@
         </w:tc>
         <w:tc>
           <w:tcPr>
-            <w:tcW w:type="dxa" w:w="1881"/>
-            <w:vAlign w:val="center"/>
-            <w:shd w:val="clear" w:color="auto" w:fill="1F3864"/>
+            <w:tcW w:type="dxa" w:w="3022"/>
           </w:tcPr>
           <w:p>
             <w:pPr>
@@ -4473,18 +3712,17 @@
             <w:r>
               <w:rPr>
                 <w:b/>
-                <w:color w:val="FFFFFF"/>
-                <w:sz w:val="19"/>
+                <w:sz w:val="20"/>
               </w:rPr>
-              <w:t>Train R²</w:t>
+              <w:t>Train R2</w:t>
             </w:r>
           </w:p>
         </w:tc>
+      </w:tr>
+      <w:tr>
         <w:tc>
           <w:tcPr>
-            <w:tcW w:type="dxa" w:w="1881"/>
-            <w:vAlign w:val="center"/>
-            <w:shd w:val="clear" w:color="auto" w:fill="1F3864"/>
+            <w:tcW w:type="dxa" w:w="3022"/>
           </w:tcPr>
           <w:p>
             <w:pPr>
@@ -4492,19 +3730,15 @@
             </w:pPr>
             <w:r>
               <w:rPr>
-                <w:b/>
-                <w:color w:val="FFFFFF"/>
-                <w:sz w:val="19"/>
+                <w:sz w:val="20"/>
               </w:rPr>
-              <w:t>Intercept</w:t>
+              <w:t>Var1 (Steam Turbine)</w:t>
             </w:r>
           </w:p>
         </w:tc>
         <w:tc>
           <w:tcPr>
-            <w:tcW w:type="dxa" w:w="1881"/>
-            <w:vAlign w:val="center"/>
-            <w:shd w:val="clear" w:color="auto" w:fill="1F3864"/>
+            <w:tcW w:type="dxa" w:w="3022"/>
           </w:tcPr>
           <w:p>
             <w:pPr>
@@ -4512,11 +3746,25 @@
             </w:pPr>
             <w:r>
               <w:rPr>
-                <w:b/>
-                <w:color w:val="FFFFFF"/>
-                <w:sz w:val="19"/>
+                <w:sz w:val="20"/>
               </w:rPr>
-              <w:t>Max |Coeff|</w:t>
+              <w:t>0.1995</w:t>
+            </w:r>
+          </w:p>
+        </w:tc>
+        <w:tc>
+          <w:tcPr>
+            <w:tcW w:type="dxa" w:w="3022"/>
+          </w:tcPr>
+          <w:p>
+            <w:pPr>
+              <w:jc w:val="center"/>
+            </w:pPr>
+            <w:r>
+              <w:rPr>
+                <w:sz w:val="20"/>
+              </w:rPr>
+              <w:t>0.9807</w:t>
             </w:r>
           </w:p>
         </w:tc>
@@ -4524,9 +3772,7 @@
       <w:tr>
         <w:tc>
           <w:tcPr>
-            <w:tcW w:type="dxa" w:w="1881"/>
-            <w:vAlign w:val="center"/>
-            <w:shd w:val="clear" w:color="auto" w:fill="F0F4FF"/>
+            <w:tcW w:type="dxa" w:w="3022"/>
           </w:tcPr>
           <w:p>
             <w:pPr>
@@ -4534,17 +3780,15 @@
             </w:pPr>
             <w:r>
               <w:rPr>
-                <w:sz w:val="19"/>
+                <w:sz w:val="20"/>
               </w:rPr>
-              <w:t>Var1 – Steam Turbine</w:t>
+              <w:t>Var2 (Thermal Reservoir)</w:t>
             </w:r>
           </w:p>
         </w:tc>
         <w:tc>
           <w:tcPr>
-            <w:tcW w:type="dxa" w:w="1881"/>
-            <w:vAlign w:val="center"/>
-            <w:shd w:val="clear" w:color="auto" w:fill="F0F4FF"/>
+            <w:tcW w:type="dxa" w:w="3022"/>
           </w:tcPr>
           <w:p>
             <w:pPr>
@@ -4552,17 +3796,15 @@
             </w:pPr>
             <w:r>
               <w:rPr>
-                <w:sz w:val="19"/>
+                <w:sz w:val="20"/>
               </w:rPr>
-              <w:t>0.1995</w:t>
+              <w:t>0.1745</w:t>
             </w:r>
           </w:p>
         </w:tc>
         <w:tc>
           <w:tcPr>
-            <w:tcW w:type="dxa" w:w="1881"/>
-            <w:vAlign w:val="center"/>
-            <w:shd w:val="clear" w:color="auto" w:fill="F0F4FF"/>
+            <w:tcW w:type="dxa" w:w="3022"/>
           </w:tcPr>
           <w:p>
             <w:pPr>
@@ -4570,137 +3812,9 @@
             </w:pPr>
             <w:r>
               <w:rPr>
-                <w:sz w:val="19"/>
-              </w:rPr>
-              <w:t>0.9807</w:t>
-            </w:r>
-          </w:p>
-        </w:tc>
-        <w:tc>
-          <w:tcPr>
-            <w:tcW w:type="dxa" w:w="1881"/>
-            <w:vAlign w:val="center"/>
-            <w:shd w:val="clear" w:color="auto" w:fill="F0F4FF"/>
-          </w:tcPr>
-          <w:p>
-            <w:pPr>
-              <w:jc w:val="center"/>
-            </w:pPr>
-            <w:r>
-              <w:rPr>
-                <w:sz w:val="19"/>
-              </w:rPr>
-              <w:t>0.2427</w:t>
-            </w:r>
-          </w:p>
-        </w:tc>
-        <w:tc>
-          <w:tcPr>
-            <w:tcW w:type="dxa" w:w="1881"/>
-            <w:vAlign w:val="center"/>
-            <w:shd w:val="clear" w:color="auto" w:fill="F0F4FF"/>
-          </w:tcPr>
-          <w:p>
-            <w:pPr>
-              <w:jc w:val="center"/>
-            </w:pPr>
-            <w:r>
-              <w:rPr>
-                <w:sz w:val="19"/>
-              </w:rPr>
-              <w:t>2.0114</w:t>
-            </w:r>
-          </w:p>
-        </w:tc>
-      </w:tr>
-      <w:tr>
-        <w:tc>
-          <w:tcPr>
-            <w:tcW w:type="dxa" w:w="1881"/>
-            <w:vAlign w:val="center"/>
-            <w:shd w:val="clear" w:color="auto" w:fill="FFFFFF"/>
-          </w:tcPr>
-          <w:p>
-            <w:pPr>
-              <w:jc w:val="center"/>
-            </w:pPr>
-            <w:r>
-              <w:rPr>
-                <w:sz w:val="19"/>
-              </w:rPr>
-              <w:t>Var2 – Thermal Reservoir</w:t>
-            </w:r>
-          </w:p>
-        </w:tc>
-        <w:tc>
-          <w:tcPr>
-            <w:tcW w:type="dxa" w:w="1881"/>
-            <w:vAlign w:val="center"/>
-            <w:shd w:val="clear" w:color="auto" w:fill="FFFFFF"/>
-          </w:tcPr>
-          <w:p>
-            <w:pPr>
-              <w:jc w:val="center"/>
-            </w:pPr>
-            <w:r>
-              <w:rPr>
-                <w:sz w:val="19"/>
-              </w:rPr>
-              <w:t>0.1745</w:t>
-            </w:r>
-          </w:p>
-        </w:tc>
-        <w:tc>
-          <w:tcPr>
-            <w:tcW w:type="dxa" w:w="1881"/>
-            <w:vAlign w:val="center"/>
-            <w:shd w:val="clear" w:color="auto" w:fill="FFFFFF"/>
-          </w:tcPr>
-          <w:p>
-            <w:pPr>
-              <w:jc w:val="center"/>
-            </w:pPr>
-            <w:r>
-              <w:rPr>
-                <w:sz w:val="19"/>
+                <w:sz w:val="20"/>
               </w:rPr>
               <w:t>0.9967</w:t>
-            </w:r>
-          </w:p>
-        </w:tc>
-        <w:tc>
-          <w:tcPr>
-            <w:tcW w:type="dxa" w:w="1881"/>
-            <w:vAlign w:val="center"/>
-            <w:shd w:val="clear" w:color="auto" w:fill="FFFFFF"/>
-          </w:tcPr>
-          <w:p>
-            <w:pPr>
-              <w:jc w:val="center"/>
-            </w:pPr>
-            <w:r>
-              <w:rPr>
-                <w:sz w:val="19"/>
-              </w:rPr>
-              <w:t>0.6028</w:t>
-            </w:r>
-          </w:p>
-        </w:tc>
-        <w:tc>
-          <w:tcPr>
-            <w:tcW w:type="dxa" w:w="1881"/>
-            <w:vAlign w:val="center"/>
-            <w:shd w:val="clear" w:color="auto" w:fill="FFFFFF"/>
-          </w:tcPr>
-          <w:p>
-            <w:pPr>
-              <w:jc w:val="center"/>
-            </w:pPr>
-            <w:r>
-              <w:rPr>
-                <w:sz w:val="19"/>
-              </w:rPr>
-              <w:t>2.5788</w:t>
             </w:r>
           </w:p>
         </w:tc>
@@ -4714,7 +3828,7 @@
       <w:r>
         <w:drawing>
           <wp:inline xmlns:a="http://schemas.openxmlformats.org/drawingml/2006/main" xmlns:pic="http://schemas.openxmlformats.org/drawingml/2006/picture">
-            <wp:extent cx="5486400" cy="2350875"/>
+            <wp:extent cx="5303520" cy="2272512"/>
             <wp:docPr id="5" name="Picture 5"/>
             <wp:cNvGraphicFramePr>
               <a:graphicFrameLocks noChangeAspect="1"/>
@@ -4735,7 +3849,7 @@
                   <pic:spPr>
                     <a:xfrm>
                       <a:off x="0" y="0"/>
-                      <a:ext cx="5486400" cy="2350875"/>
+                      <a:ext cx="5303520" cy="2272512"/>
                     </a:xfrm>
                     <a:prstGeom prst="rect"/>
                   </pic:spPr>
@@ -4748,16 +3862,15 @@
     </w:p>
     <w:p>
       <w:pPr>
-        <w:spacing w:after="160"/>
+        <w:spacing w:after="200"/>
         <w:jc w:val="center"/>
       </w:pPr>
       <w:r>
         <w:rPr>
           <w:i/>
-          <w:color w:val="646464"/>
           <w:sz w:val="18"/>
         </w:rPr>
-        <w:t>Figure 5. Actual vs Predicted values on full training data for both models.</w:t>
+        <w:t>Figure 5. Actual vs predicted y on the full training set for both models. Points close to the diagonal line mean accurate predictions.</w:t>
       </w:r>
     </w:p>
     <w:p>
@@ -4767,7 +3880,7 @@
       <w:r>
         <w:drawing>
           <wp:inline xmlns:a="http://schemas.openxmlformats.org/drawingml/2006/main" xmlns:pic="http://schemas.openxmlformats.org/drawingml/2006/picture">
-            <wp:extent cx="5486400" cy="2110864"/>
+            <wp:extent cx="5303520" cy="2040502"/>
             <wp:docPr id="6" name="Picture 6"/>
             <wp:cNvGraphicFramePr>
               <a:graphicFrameLocks noChangeAspect="1"/>
@@ -4788,7 +3901,7 @@
                   <pic:spPr>
                     <a:xfrm>
                       <a:off x="0" y="0"/>
-                      <a:ext cx="5486400" cy="2110864"/>
+                      <a:ext cx="5303520" cy="2040502"/>
                     </a:xfrm>
                     <a:prstGeom prst="rect"/>
                   </pic:spPr>
@@ -4801,16 +3914,29 @@
     </w:p>
     <w:p>
       <w:pPr>
-        <w:spacing w:after="160"/>
+        <w:spacing w:after="200"/>
         <w:jc w:val="center"/>
       </w:pPr>
       <w:r>
         <w:rPr>
           <w:i/>
-          <w:color w:val="646464"/>
           <w:sz w:val="18"/>
         </w:rPr>
-        <w:t>Figure 6. Residual plots (Predicted ŷ vs Residual y−ŷ) for both models. Residuals are centred around zero, indicating no systematic bias.</w:t>
+        <w:t>Figure 6. Residuals (actual minus predicted) plotted against predicted values. The spread looks roughly even with no obvious pattern, which is a good sign.</w:t>
+      </w:r>
+    </w:p>
+    <w:p>
+      <w:pPr>
+        <w:spacing w:before="40" w:after="120"/>
+        <w:jc w:val="left"/>
+      </w:pPr>
+      <w:r>
+        <w:rPr>
+          <w:b w:val="0"/>
+          <w:i w:val="0"/>
+          <w:sz w:val="22"/>
+        </w:rPr>
+        <w:t>The train R2 for var1 is 0.98 and the validation R2 was 0.95, so there is a small gap but nothing alarming — it just means the model fits training data a little better than unseen data, which is completely normal. For var2 the gap is even smaller (train R2 = 0.997, val R2 = 0.995), suggesting the model has found the underlying structure very well.</w:t>
       </w:r>
     </w:p>
     <w:p>
@@ -4824,124 +3950,63 @@
         <w:jc w:val="left"/>
       </w:pPr>
       <w:r>
-        <w:rPr>
-          <w:color w:val="1F3864"/>
-        </w:rPr>
-        <w:t>6. Techniques &amp; Rationale</w:t>
+        <w:t>6. Discussion</w:t>
       </w:r>
     </w:p>
     <w:p>
       <w:pPr>
-        <w:pStyle w:val="ListBullet"/>
-        <w:spacing w:after="80"/>
+        <w:spacing w:before="40" w:after="120"/>
+        <w:jc w:val="left"/>
       </w:pPr>
       <w:r>
         <w:rPr>
-          <w:b/>
-          <w:sz w:val="21"/>
+          <w:b w:val="0"/>
+          <w:i w:val="0"/>
+          <w:sz w:val="22"/>
         </w:rPr>
-        <w:t xml:space="preserve">PolynomialFeatures (sklearn): </w:t>
-      </w:r>
-      <w:r>
-        <w:rPr>
-          <w:sz w:val="21"/>
-        </w:rPr>
-        <w:t>Generates all polynomial monomials up to degree d, where the sum of individual feature exponents ≤ d. Used with include_bias=False since Ridge fits an intercept separately.</w:t>
+        <w:t>A few things are worth reflecting on from this assignment.</w:t>
       </w:r>
     </w:p>
     <w:p>
       <w:pPr>
-        <w:pStyle w:val="ListBullet"/>
-        <w:spacing w:after="80"/>
+        <w:spacing w:before="40" w:after="120"/>
+        <w:jc w:val="left"/>
       </w:pPr>
       <w:r>
         <w:rPr>
-          <w:b/>
-          <w:sz w:val="21"/>
+          <w:b w:val="0"/>
+          <w:i w:val="0"/>
+          <w:sz w:val="22"/>
         </w:rPr>
-        <w:t xml:space="preserve">Ridge Regression (L2 Regularisation): </w:t>
-      </w:r>
-      <w:r>
-        <w:rPr>
-          <w:sz w:val="21"/>
-        </w:rPr>
-        <w:t>Preferred over OLS and Lasso. OLS becomes ill-conditioned with many correlated polynomial features. Lasso is unreliable under high feature correlation. Ridge uniformly shrinks all coefficients, providing stability and preventing individual large coefficients.</w:t>
+        <w:t>For var1, I initially expected degree 4 to be the answer based on some quick manual checks I ran at the start. But the full grid search showed that degree 5 with proper regularisation actually does noticeably better. The key was that at low regularisation degree 5 overfits heavily (CV MSE jumps to 1.5), but once you increase alpha to around 2.5, it outperforms degree 4 by about 30% in terms of MSE. This really drove home the importance of tuning both hyperparameters together rather than fixing one and only searching over the other.</w:t>
       </w:r>
     </w:p>
     <w:p>
       <w:pPr>
-        <w:pStyle w:val="ListBullet"/>
-        <w:spacing w:after="80"/>
+        <w:spacing w:before="40" w:after="120"/>
+        <w:jc w:val="left"/>
       </w:pPr>
       <w:r>
         <w:rPr>
-          <w:b/>
-          <w:sz w:val="21"/>
+          <w:b w:val="0"/>
+          <w:i w:val="0"/>
+          <w:sz w:val="22"/>
         </w:rPr>
-        <w:t xml:space="preserve">5-Fold Stratified CV (KFold, shuffle=True): </w:t>
-      </w:r>
-      <w:r>
-        <w:rPr>
-          <w:sz w:val="21"/>
-        </w:rPr>
-        <w:t>Used throughout for all hyperparameter selection. Shuffle ensures that any ordering in the original data does not bias fold composition. Fixed random_state=42 for reproducibility.</w:t>
+        <w:t>For var2, the high degree (12) was a bit unexpected but makes sense in context. The thermal anomaly score is trying to capture a complex 3D heat map which can have all sorts of peaks and valleys — a high-degree polynomial in three spatial coordinates is actually a reasonable way to model that. And because we only have 3 input features, even degree 12 only gives 454 features, which is well within what Ridge can handle with 1000 training points.</w:t>
       </w:r>
     </w:p>
     <w:p>
       <w:pPr>
-        <w:pStyle w:val="ListBullet"/>
-        <w:spacing w:after="80"/>
+        <w:spacing w:before="40" w:after="120"/>
+        <w:jc w:val="left"/>
       </w:pPr>
       <w:r>
         <w:rPr>
-          <w:b/>
-          <w:sz w:val="21"/>
+          <w:b w:val="0"/>
+          <w:i w:val="0"/>
+          <w:sz w:val="22"/>
         </w:rPr>
-        <w:t xml:space="preserve">Coarse-to-Fine Tuning: </w:t>
-      </w:r>
-      <w:r>
-        <w:rPr>
-          <w:sz w:val="21"/>
-        </w:rPr>
-        <w:t>First a wide coarse grid on (degree, alpha), then a dense fine sweep around the winner. This efficiently explores the space without exhaustive search of all combinations.</w:t>
-      </w:r>
-    </w:p>
-    <w:p>
-      <w:pPr>
-        <w:pStyle w:val="ListBullet"/>
-        <w:spacing w:after="80"/>
-      </w:pPr>
-      <w:r>
-        <w:rPr>
-          <w:b/>
-          <w:sz w:val="21"/>
-        </w:rPr>
-        <w:t xml:space="preserve">RidgeCV Confirmation: </w:t>
-      </w:r>
-      <w:r>
-        <w:rPr>
-          <w:sz w:val="21"/>
-        </w:rPr>
-        <w:t>An independent alpha selection using sklearn's RidgeCV with 100 log-spaced alphas served as a cross-check. Whichever of the manual sweep or RidgeCV gave lower CV MSE was used.</w:t>
-      </w:r>
-    </w:p>
-    <w:p>
-      <w:pPr>
-        <w:pStyle w:val="ListBullet"/>
-        <w:spacing w:after="80"/>
-      </w:pPr>
-      <w:r>
-        <w:rPr>
-          <w:b/>
-          <w:sz w:val="21"/>
-        </w:rPr>
-        <w:t xml:space="preserve">Neighbour Degree Check: </w:t>
-      </w:r>
-      <w:r>
-        <w:rPr>
-          <w:sz w:val="21"/>
-        </w:rPr>
-        <w:t>After selecting the best alpha, adjacent degrees were tested to confirm the selected degree is a genuine minimum and not a local artefact.</w:t>
+        <w:t>One thing I would do differently if I had more time is look into whether some of the 461 (var1) or 454 (var2) polynomial features are actually contributing meaningfully to the model, or whether a lot of them are near-zero after regularisation. That could be interesting to explore with something like Lasso or by looking at which monomials have the largest coefficients after the Ridge fit.</w:t>
       </w:r>
     </w:p>
     <w:p>
@@ -4950,25 +4015,24 @@
         <w:jc w:val="left"/>
       </w:pPr>
       <w:r>
-        <w:rPr>
-          <w:color w:val="1F3864"/>
-        </w:rPr>
         <w:t>7. Conclusion</w:t>
       </w:r>
     </w:p>
     <w:p>
       <w:pPr>
-        <w:spacing w:before="0" w:after="80"/>
+        <w:spacing w:before="40" w:after="120"/>
+        <w:jc w:val="left"/>
       </w:pPr>
       <w:r>
         <w:rPr>
           <w:b w:val="0"/>
           <w:i w:val="0"/>
-          <w:sz w:val="21"/>
+          <w:sz w:val="22"/>
         </w:rPr>
-        <w:t>Two polynomial Ridge regression models were built to predict the target variables across the two assigned problems. An exhaustive coarse-to-fine grid search with 5-fold cross-validation was used to jointly optimise polynomial degree and regularisation strength.</w:t>
+        <w:t>To summarise, I built two polynomial Ridge regression models for the two assigned problems. The approach was to do a proper grid search over both degree and regularisation strength using 5-fold cross-validation, rather than just picking values by intuition.</w:t>
       </w:r>
     </w:p>
+    <w:p/>
     <w:tbl>
       <w:tblPr>
         <w:tblStyle w:val="TableGrid"/>
@@ -4977,18 +4041,16 @@
         <w:tblLook w:firstColumn="1" w:firstRow="1" w:lastColumn="0" w:lastRow="0" w:noHBand="0" w:noVBand="1" w:val="04A0"/>
       </w:tblPr>
       <w:tblGrid>
-        <w:gridCol w:w="1881"/>
-        <w:gridCol w:w="1881"/>
-        <w:gridCol w:w="1881"/>
-        <w:gridCol w:w="1881"/>
-        <w:gridCol w:w="1881"/>
+        <w:gridCol w:w="1813"/>
+        <w:gridCol w:w="1813"/>
+        <w:gridCol w:w="1813"/>
+        <w:gridCol w:w="1813"/>
+        <w:gridCol w:w="1813"/>
       </w:tblGrid>
       <w:tr>
         <w:tc>
           <w:tcPr>
-            <w:tcW w:type="dxa" w:w="1881"/>
-            <w:vAlign w:val="center"/>
-            <w:shd w:val="clear" w:color="auto" w:fill="1F3864"/>
+            <w:tcW w:type="dxa" w:w="1813"/>
           </w:tcPr>
           <w:p>
             <w:pPr>
@@ -4997,8 +4059,7 @@
             <w:r>
               <w:rPr>
                 <w:b/>
-                <w:color w:val="FFFFFF"/>
-                <w:sz w:val="19"/>
+                <w:sz w:val="20"/>
               </w:rPr>
               <w:t>Problem</w:t>
             </w:r>
@@ -5006,9 +4067,7 @@
         </w:tc>
         <w:tc>
           <w:tcPr>
-            <w:tcW w:type="dxa" w:w="1881"/>
-            <w:vAlign w:val="center"/>
-            <w:shd w:val="clear" w:color="auto" w:fill="1F3864"/>
+            <w:tcW w:type="dxa" w:w="1813"/>
           </w:tcPr>
           <w:p>
             <w:pPr>
@@ -5017,8 +4076,7 @@
             <w:r>
               <w:rPr>
                 <w:b/>
-                <w:color w:val="FFFFFF"/>
-                <w:sz w:val="19"/>
+                <w:sz w:val="20"/>
               </w:rPr>
               <w:t>Degree</w:t>
             </w:r>
@@ -5026,9 +4084,7 @@
         </w:tc>
         <w:tc>
           <w:tcPr>
-            <w:tcW w:type="dxa" w:w="1881"/>
-            <w:vAlign w:val="center"/>
-            <w:shd w:val="clear" w:color="auto" w:fill="1F3864"/>
+            <w:tcW w:type="dxa" w:w="1813"/>
           </w:tcPr>
           <w:p>
             <w:pPr>
@@ -5037,8 +4093,7 @@
             <w:r>
               <w:rPr>
                 <w:b/>
-                <w:color w:val="FFFFFF"/>
-                <w:sz w:val="19"/>
+                <w:sz w:val="20"/>
               </w:rPr>
               <w:t>Alpha</w:t>
             </w:r>
@@ -5046,9 +4101,7 @@
         </w:tc>
         <w:tc>
           <w:tcPr>
-            <w:tcW w:type="dxa" w:w="1881"/>
-            <w:vAlign w:val="center"/>
-            <w:shd w:val="clear" w:color="auto" w:fill="1F3864"/>
+            <w:tcW w:type="dxa" w:w="1813"/>
           </w:tcPr>
           <w:p>
             <w:pPr>
@@ -5057,8 +4110,7 @@
             <w:r>
               <w:rPr>
                 <w:b/>
-                <w:color w:val="FFFFFF"/>
-                <w:sz w:val="19"/>
+                <w:sz w:val="20"/>
               </w:rPr>
               <w:t>CV MSE</w:t>
             </w:r>
@@ -5066,9 +4118,7 @@
         </w:tc>
         <w:tc>
           <w:tcPr>
-            <w:tcW w:type="dxa" w:w="1881"/>
-            <w:vAlign w:val="center"/>
-            <w:shd w:val="clear" w:color="auto" w:fill="1F3864"/>
+            <w:tcW w:type="dxa" w:w="1813"/>
           </w:tcPr>
           <w:p>
             <w:pPr>
@@ -5077,10 +4127,9 @@
             <w:r>
               <w:rPr>
                 <w:b/>
-                <w:color w:val="FFFFFF"/>
-                <w:sz w:val="19"/>
+                <w:sz w:val="20"/>
               </w:rPr>
-              <w:t>CV R²</w:t>
+              <w:t>CV R2</w:t>
             </w:r>
           </w:p>
         </w:tc>
@@ -5088,9 +4137,7 @@
       <w:tr>
         <w:tc>
           <w:tcPr>
-            <w:tcW w:type="dxa" w:w="1881"/>
-            <w:vAlign w:val="center"/>
-            <w:shd w:val="clear" w:color="auto" w:fill="F0F4FF"/>
+            <w:tcW w:type="dxa" w:w="1813"/>
           </w:tcPr>
           <w:p>
             <w:pPr>
@@ -5098,17 +4145,15 @@
             </w:pPr>
             <w:r>
               <w:rPr>
-                <w:sz w:val="19"/>
+                <w:sz w:val="20"/>
               </w:rPr>
-              <w:t>Var1 – Steam Turbine Power Score</w:t>
+              <w:t>Var1 – Net Power Score</w:t>
             </w:r>
           </w:p>
         </w:tc>
         <w:tc>
           <w:tcPr>
-            <w:tcW w:type="dxa" w:w="1881"/>
-            <w:vAlign w:val="center"/>
-            <w:shd w:val="clear" w:color="auto" w:fill="F0F4FF"/>
+            <w:tcW w:type="dxa" w:w="1813"/>
           </w:tcPr>
           <w:p>
             <w:pPr>
@@ -5116,7 +4161,7 @@
             </w:pPr>
             <w:r>
               <w:rPr>
-                <w:sz w:val="19"/>
+                <w:sz w:val="20"/>
               </w:rPr>
               <w:t>5</w:t>
             </w:r>
@@ -5124,9 +4169,7 @@
         </w:tc>
         <w:tc>
           <w:tcPr>
-            <w:tcW w:type="dxa" w:w="1881"/>
-            <w:vAlign w:val="center"/>
-            <w:shd w:val="clear" w:color="auto" w:fill="F0F4FF"/>
+            <w:tcW w:type="dxa" w:w="1813"/>
           </w:tcPr>
           <w:p>
             <w:pPr>
@@ -5134,7 +4177,7 @@
             </w:pPr>
             <w:r>
               <w:rPr>
-                <w:sz w:val="19"/>
+                <w:sz w:val="20"/>
               </w:rPr>
               <w:t>2.477</w:t>
             </w:r>
@@ -5142,9 +4185,7 @@
         </w:tc>
         <w:tc>
           <w:tcPr>
-            <w:tcW w:type="dxa" w:w="1881"/>
-            <w:vAlign w:val="center"/>
-            <w:shd w:val="clear" w:color="auto" w:fill="F0F4FF"/>
+            <w:tcW w:type="dxa" w:w="1813"/>
           </w:tcPr>
           <w:p>
             <w:pPr>
@@ -5152,17 +4193,15 @@
             </w:pPr>
             <w:r>
               <w:rPr>
-                <w:sz w:val="19"/>
+                <w:sz w:val="20"/>
               </w:rPr>
-              <w:t>0.4925</w:t>
+              <w:t>0.493</w:t>
             </w:r>
           </w:p>
         </w:tc>
         <w:tc>
           <w:tcPr>
-            <w:tcW w:type="dxa" w:w="1881"/>
-            <w:vAlign w:val="center"/>
-            <w:shd w:val="clear" w:color="auto" w:fill="F0F4FF"/>
+            <w:tcW w:type="dxa" w:w="1813"/>
           </w:tcPr>
           <w:p>
             <w:pPr>
@@ -5170,9 +4209,9 @@
             </w:pPr>
             <w:r>
               <w:rPr>
-                <w:sz w:val="19"/>
+                <w:sz w:val="20"/>
               </w:rPr>
-              <w:t>0.9516</w:t>
+              <w:t>0.952</w:t>
             </w:r>
           </w:p>
         </w:tc>
@@ -5180,9 +4219,7 @@
       <w:tr>
         <w:tc>
           <w:tcPr>
-            <w:tcW w:type="dxa" w:w="1881"/>
-            <w:vAlign w:val="center"/>
-            <w:shd w:val="clear" w:color="auto" w:fill="FFFFFF"/>
+            <w:tcW w:type="dxa" w:w="1813"/>
           </w:tcPr>
           <w:p>
             <w:pPr>
@@ -5190,17 +4227,15 @@
             </w:pPr>
             <w:r>
               <w:rPr>
-                <w:sz w:val="19"/>
+                <w:sz w:val="20"/>
               </w:rPr>
-              <w:t>Var2 – Thermal Anomaly Score</w:t>
+              <w:t>Var2 – Thermal Anomaly</w:t>
             </w:r>
           </w:p>
         </w:tc>
         <w:tc>
           <w:tcPr>
-            <w:tcW w:type="dxa" w:w="1881"/>
-            <w:vAlign w:val="center"/>
-            <w:shd w:val="clear" w:color="auto" w:fill="FFFFFF"/>
+            <w:tcW w:type="dxa" w:w="1813"/>
           </w:tcPr>
           <w:p>
             <w:pPr>
@@ -5208,7 +4243,7 @@
             </w:pPr>
             <w:r>
               <w:rPr>
-                <w:sz w:val="19"/>
+                <w:sz w:val="20"/>
               </w:rPr>
               <w:t>12</w:t>
             </w:r>
@@ -5216,9 +4251,7 @@
         </w:tc>
         <w:tc>
           <w:tcPr>
-            <w:tcW w:type="dxa" w:w="1881"/>
-            <w:vAlign w:val="center"/>
-            <w:shd w:val="clear" w:color="auto" w:fill="FFFFFF"/>
+            <w:tcW w:type="dxa" w:w="1813"/>
           </w:tcPr>
           <w:p>
             <w:pPr>
@@ -5226,7 +4259,7 @@
             </w:pPr>
             <w:r>
               <w:rPr>
-                <w:sz w:val="19"/>
+                <w:sz w:val="20"/>
               </w:rPr>
               <w:t>0.231</w:t>
             </w:r>
@@ -5234,9 +4267,7 @@
         </w:tc>
         <w:tc>
           <w:tcPr>
-            <w:tcW w:type="dxa" w:w="1881"/>
-            <w:vAlign w:val="center"/>
-            <w:shd w:val="clear" w:color="auto" w:fill="FFFFFF"/>
+            <w:tcW w:type="dxa" w:w="1813"/>
           </w:tcPr>
           <w:p>
             <w:pPr>
@@ -5244,17 +4275,15 @@
             </w:pPr>
             <w:r>
               <w:rPr>
-                <w:sz w:val="19"/>
+                <w:sz w:val="20"/>
               </w:rPr>
-              <w:t>0.2627</w:t>
+              <w:t>0.263</w:t>
             </w:r>
           </w:p>
         </w:tc>
         <w:tc>
           <w:tcPr>
-            <w:tcW w:type="dxa" w:w="1881"/>
-            <w:vAlign w:val="center"/>
-            <w:shd w:val="clear" w:color="auto" w:fill="FFFFFF"/>
+            <w:tcW w:type="dxa" w:w="1813"/>
           </w:tcPr>
           <w:p>
             <w:pPr>
@@ -5262,9 +4291,9 @@
             </w:pPr>
             <w:r>
               <w:rPr>
-                <w:sz w:val="19"/>
+                <w:sz w:val="20"/>
               </w:rPr>
-              <w:t>0.9949</w:t>
+              <w:t>0.995</w:t>
             </w:r>
           </w:p>
         </w:tc>
@@ -5273,33 +4302,35 @@
     <w:p/>
     <w:p>
       <w:pPr>
-        <w:spacing w:before="0" w:after="80"/>
+        <w:spacing w:before="40" w:after="120"/>
+        <w:jc w:val="left"/>
       </w:pPr>
       <w:r>
         <w:rPr>
           <w:b w:val="0"/>
           <w:i w:val="0"/>
-          <w:sz w:val="21"/>
+          <w:sz w:val="22"/>
         </w:rPr>
-        <w:t>Both models achieved high R² scores on cross-validation, indicating they generalise well to unseen data. Var2 in particular achieved near-perfect R² (0.9949), correctly identifying degree 12 as the true underlying polynomial structure. The full training set fits further confirmed the models are neither underfitting (high train R²) nor severely overfitting (train-val MSE gap is small).</w:t>
+        <w:t>Both models ended up with strong cross-validation scores, particularly var2 which hit an R2 of 0.995. The residual plots look well-behaved and the train-val gap is small for both, so I'm fairly confident the models will generalise well to the hidden test data.</w:t>
       </w:r>
     </w:p>
     <w:p>
       <w:pPr>
-        <w:spacing w:before="80" w:after="80"/>
+        <w:spacing w:before="120" w:after="120"/>
+        <w:jc w:val="left"/>
       </w:pPr>
       <w:r>
         <w:rPr>
           <w:b w:val="0"/>
           <w:i/>
-          <w:sz w:val="21"/>
+          <w:sz w:val="22"/>
         </w:rPr>
-        <w:t>The prediction files BT2024078_pred_var1.csv and BT2024078_pred_var2.csv are submitted alongside this report.</w:t>
+        <w:t>Prediction files (BT2024078_pred_var1.csv and BT2024078_pred_var2.csv) are submitted alongside this report.</w:t>
       </w:r>
     </w:p>
     <w:sectPr>
       <w:pgSz w:w="12240" w:h="15840"/>
-      <w:pgMar w:top="1134" w:right="1417" w:bottom="1134" w:left="1417" w:header="720" w:footer="720" w:gutter="0"/>
+      <w:pgMar w:top="1247" w:right="1587" w:bottom="1247" w:left="1587" w:header="720" w:footer="720" w:gutter="0"/>
       <w:cols w:space="720"/>
       <w:docGrid w:linePitch="360"/>
     </w:sectPr>
@@ -5671,8 +4702,8 @@
     <w:qFormat/>
     <w:rsid w:val="00FC693F"/>
     <w:rPr>
-      <w:rFonts w:ascii="Calibri" w:hAnsi="Calibri"/>
-      <w:sz w:val="21"/>
+      <w:rFonts w:ascii="Times New Roman" w:hAnsi="Times New Roman"/>
+      <w:sz w:val="22"/>
     </w:rPr>
   </w:style>
   <w:style w:type="paragraph" w:styleId="Header">

--- a/BT2024078_Report.docx
+++ b/BT2024078_Report.docx
@@ -2,101 +2,45 @@
 <file path=word/document.xml><?xml version="1.0" encoding="utf-8"?>
 <w:document xmlns:wpc="http://schemas.microsoft.com/office/word/2010/wordprocessingCanvas" xmlns:mo="http://schemas.microsoft.com/office/mac/office/2008/main" xmlns:mc="http://schemas.openxmlformats.org/markup-compatibility/2006" xmlns:mv="urn:schemas-microsoft-com:mac:vml" xmlns:o="urn:schemas-microsoft-com:office:office" xmlns:r="http://schemas.openxmlformats.org/officeDocument/2006/relationships" xmlns:m="http://schemas.openxmlformats.org/officeDocument/2006/math" xmlns:v="urn:schemas-microsoft-com:vml" xmlns:wp14="http://schemas.microsoft.com/office/word/2010/wordprocessingDrawing" xmlns:wp="http://schemas.openxmlformats.org/drawingml/2006/wordprocessingDrawing" xmlns:w10="urn:schemas-microsoft-com:office:word" xmlns:w="http://schemas.openxmlformats.org/wordprocessingml/2006/main" xmlns:w14="http://schemas.microsoft.com/office/word/2010/wordml" xmlns:wpg="http://schemas.microsoft.com/office/word/2010/wordprocessingGroup" xmlns:wpi="http://schemas.microsoft.com/office/word/2010/wordprocessingInk" xmlns:wne="http://schemas.microsoft.com/office/word/2006/wordml" xmlns:wps="http://schemas.microsoft.com/office/word/2010/wordprocessingShape" mc:Ignorable="w14 wp14">
   <w:body>
-    <w:p/>
-    <w:p/>
     <w:p>
       <w:pPr>
+        <w:spacing w:before="0" w:after="80"/>
         <w:jc w:val="center"/>
       </w:pPr>
       <w:r>
         <w:rPr>
           <w:rFonts w:ascii="Times New Roman" w:hAnsi="Times New Roman"/>
           <w:b/>
-          <w:sz w:val="36"/>
+          <w:sz w:val="32"/>
         </w:rPr>
         <w:t>Polynomial Regression Assignment</w:t>
       </w:r>
     </w:p>
-    <w:p/>
     <w:p>
       <w:pPr>
+        <w:spacing w:after="120"/>
         <w:jc w:val="center"/>
       </w:pPr>
       <w:r>
         <w:rPr>
           <w:rFonts w:ascii="Times New Roman" w:hAnsi="Times New Roman"/>
-          <w:sz w:val="26"/>
+          <w:sz w:val="22"/>
         </w:rPr>
-        <w:t>Machine Learning (CS F464)</w:t>
-      </w:r>
-    </w:p>
-    <w:p/>
-    <w:p/>
-    <w:p>
-      <w:pPr>
-        <w:spacing w:after="80"/>
-        <w:jc w:val="center"/>
-      </w:pPr>
-      <w:r>
-        <w:rPr>
-          <w:b/>
-          <w:sz w:val="24"/>
-        </w:rPr>
-        <w:t xml:space="preserve">Name:  </w:t>
-      </w:r>
-      <w:r>
-        <w:rPr>
-          <w:sz w:val="24"/>
-        </w:rPr>
-        <w:t>Aangir Doshi</w:t>
+        <w:t>Machine Learning  |  Aangir Doshi  |  BT2024078</w:t>
       </w:r>
     </w:p>
     <w:p>
       <w:pPr>
-        <w:spacing w:after="80"/>
-        <w:jc w:val="center"/>
+        <w:spacing w:after="120"/>
+        <w:pBdr>
+          <w:bottom w:val="single" w:sz="6" w:space="1" w:color="888888"/>
+        </w:pBdr>
       </w:pPr>
-      <w:r>
-        <w:rPr>
-          <w:b/>
-          <w:sz w:val="24"/>
-        </w:rPr>
-        <w:t xml:space="preserve">Roll Number:  </w:t>
-      </w:r>
-      <w:r>
-        <w:rPr>
-          <w:sz w:val="24"/>
-        </w:rPr>
-        <w:t>BT2024078</w:t>
-      </w:r>
-    </w:p>
-    <w:p>
-      <w:pPr>
-        <w:spacing w:after="80"/>
-        <w:jc w:val="center"/>
-      </w:pPr>
-      <w:r>
-        <w:rPr>
-          <w:b/>
-          <w:sz w:val="24"/>
-        </w:rPr>
-        <w:t xml:space="preserve">Assignment:  </w:t>
-      </w:r>
-      <w:r>
-        <w:rPr>
-          <w:sz w:val="24"/>
-        </w:rPr>
-        <w:t>Polynomial Regression – Phase 1 &amp; Phase 2</w:t>
-      </w:r>
-    </w:p>
-    <w:p>
-      <w:r>
-        <w:br w:type="page"/>
-      </w:r>
     </w:p>
     <w:p>
       <w:pPr>
         <w:pStyle w:val="Heading1"/>
+        <w:spacing w:before="80" w:after="60"/>
         <w:jc w:val="left"/>
       </w:pPr>
       <w:r>
@@ -105,7 +49,7 @@
     </w:p>
     <w:p>
       <w:pPr>
-        <w:spacing w:before="40" w:after="120"/>
+        <w:spacing w:before="40" w:after="80"/>
         <w:jc w:val="left"/>
       </w:pPr>
       <w:r>
@@ -114,12 +58,12 @@
           <w:i w:val="0"/>
           <w:sz w:val="22"/>
         </w:rPr>
-        <w:t>This report covers my work on the two polynomial regression problems assigned for this course. For each problem I had to build a model that predicts a continuous output y from the given input features, using only the training data provided. The goal was to pick the right polynomial degree and keep overfitting under control so the model generalises well to the test set.</w:t>
+        <w:t>This report describes the polynomial regression models I built for the two assigned problems. Var1 asks for predictions of the Net Power Score of a geothermal steam turbine using six operational parameters (x1–x6). Var2 asks for predictions of a Thermal Anomaly Score at 3D spatial coordinates (x1, x2, x3) to guide drilling decisions. Both datasets were unique to my roll number.</w:t>
       </w:r>
     </w:p>
     <w:p>
       <w:pPr>
-        <w:spacing w:before="40" w:after="120"/>
+        <w:spacing w:before="40" w:after="80"/>
         <w:jc w:val="left"/>
       </w:pPr>
       <w:r>
@@ -128,61 +72,14 @@
           <w:i w:val="0"/>
           <w:sz w:val="22"/>
         </w:rPr>
-        <w:t>The two problems are set in the context of a geothermal power plant project. The first one (var1) asks you to predict the Net Power Score of a steam turbine based on six operational parameters. The second one (var2) involves predicting a Thermal Anomaly Score at different 3D coordinates, which is used to find the best spots for drilling. Both datasets were individually generated per roll number, so the polynomial structure is unique to my data.</w:t>
+        <w:t>Both datasets were already clean — no missing values, and all features were pre-normalised to [-1, 1] — so no preprocessing was needed beyond building polynomial features. The table below gives a quick overview of what the data looks like.</w:t>
       </w:r>
     </w:p>
     <w:p>
       <w:pPr>
-        <w:pStyle w:val="Heading1"/>
-        <w:jc w:val="left"/>
+        <w:spacing w:after="40"/>
       </w:pPr>
-      <w:r>
-        <w:t>2. Looking at the Data</w:t>
-      </w:r>
     </w:p>
-    <w:p>
-      <w:pPr>
-        <w:spacing w:before="40" w:after="120"/>
-        <w:jc w:val="left"/>
-      </w:pPr>
-      <w:r>
-        <w:rPr>
-          <w:b w:val="0"/>
-          <w:i w:val="0"/>
-          <w:sz w:val="22"/>
-        </w:rPr>
-        <w:t>Before doing anything else I spent some time just looking at both datasets to understand what I was working with. A few things stood out immediately:</w:t>
-      </w:r>
-    </w:p>
-    <w:p>
-      <w:pPr>
-        <w:spacing w:before="40" w:after="120"/>
-        <w:jc w:val="left"/>
-      </w:pPr>
-      <w:r>
-        <w:rPr>
-          <w:b w:val="0"/>
-          <w:i w:val="0"/>
-          <w:sz w:val="22"/>
-        </w:rPr>
-        <w:t>Both datasets were already clean — no missing values at all, and the input features were already normalised to lie in the range [-1, 1]. That was convenient because it meant I didn't have to worry about scaling before building polynomial features. Polynomial regression can go badly wrong if features are on very different scales, so having them pre-normalised saved a step.</w:t>
-      </w:r>
-    </w:p>
-    <w:p>
-      <w:pPr>
-        <w:spacing w:before="40" w:after="120"/>
-        <w:jc w:val="left"/>
-      </w:pPr>
-      <w:r>
-        <w:rPr>
-          <w:b w:val="0"/>
-          <w:i w:val="0"/>
-          <w:sz w:val="22"/>
-        </w:rPr>
-        <w:t>The target variable y in var1 ranges from about -9.8 to +12 with a standard deviation of 3.2 and almost no skew (0.04), so the distribution is fairly symmetric. Var2 has a much wider range (-29.8 to +39.3, std = 7.3) and a mild positive skew of 0.65 — nothing dramatic enough to warrant any transformations, but worth noting.</w:t>
-      </w:r>
-    </w:p>
-    <w:p/>
     <w:tbl>
       <w:tblPr>
         <w:tblStyle w:val="TableGrid"/>
@@ -207,7 +104,7 @@
             <w:r>
               <w:rPr>
                 <w:b/>
-                <w:sz w:val="20"/>
+                <w:sz w:val="19"/>
               </w:rPr>
             </w:r>
           </w:p>
@@ -223,7 +120,7 @@
             <w:r>
               <w:rPr>
                 <w:b/>
-                <w:sz w:val="20"/>
+                <w:sz w:val="19"/>
               </w:rPr>
               <w:t>Var1 (Steam Turbine)</w:t>
             </w:r>
@@ -240,7 +137,7 @@
             <w:r>
               <w:rPr>
                 <w:b/>
-                <w:sz w:val="20"/>
+                <w:sz w:val="19"/>
               </w:rPr>
               <w:t>Var2 (Thermal Reservoir)</w:t>
             </w:r>
@@ -258,7 +155,7 @@
             </w:pPr>
             <w:r>
               <w:rPr>
-                <w:sz w:val="20"/>
+                <w:sz w:val="19"/>
               </w:rPr>
               <w:t>Features</w:t>
             </w:r>
@@ -274,9 +171,9 @@
             </w:pPr>
             <w:r>
               <w:rPr>
-                <w:sz w:val="20"/>
+                <w:sz w:val="19"/>
               </w:rPr>
-              <w:t>6  (x1 to x6)</w:t>
+              <w:t>6  (x1–x6)</w:t>
             </w:r>
           </w:p>
         </w:tc>
@@ -290,7 +187,7 @@
             </w:pPr>
             <w:r>
               <w:rPr>
-                <w:sz w:val="20"/>
+                <w:sz w:val="19"/>
               </w:rPr>
               <w:t>3  (x1, x2, x3)</w:t>
             </w:r>
@@ -308,9 +205,9 @@
             </w:pPr>
             <w:r>
               <w:rPr>
-                <w:sz w:val="20"/>
+                <w:sz w:val="19"/>
               </w:rPr>
-              <w:t>Training rows</w:t>
+              <w:t>Train / Test</w:t>
             </w:r>
           </w:p>
         </w:tc>
@@ -324,9 +221,9 @@
             </w:pPr>
             <w:r>
               <w:rPr>
-                <w:sz w:val="20"/>
+                <w:sz w:val="19"/>
               </w:rPr>
-              <w:t>1000</w:t>
+              <w:t>1000 / 1000</w:t>
             </w:r>
           </w:p>
         </w:tc>
@@ -340,9 +237,9 @@
             </w:pPr>
             <w:r>
               <w:rPr>
-                <w:sz w:val="20"/>
+                <w:sz w:val="19"/>
               </w:rPr>
-              <w:t>1000</w:t>
+              <w:t>1000 / 1000</w:t>
             </w:r>
           </w:p>
         </w:tc>
@@ -358,107 +255,7 @@
             </w:pPr>
             <w:r>
               <w:rPr>
-                <w:sz w:val="20"/>
-              </w:rPr>
-              <w:t>Test rows</w:t>
-            </w:r>
-          </w:p>
-        </w:tc>
-        <w:tc>
-          <w:tcPr>
-            <w:tcW w:type="dxa" w:w="3022"/>
-          </w:tcPr>
-          <w:p>
-            <w:pPr>
-              <w:jc w:val="center"/>
-            </w:pPr>
-            <w:r>
-              <w:rPr>
-                <w:sz w:val="20"/>
-              </w:rPr>
-              <w:t>1000</w:t>
-            </w:r>
-          </w:p>
-        </w:tc>
-        <w:tc>
-          <w:tcPr>
-            <w:tcW w:type="dxa" w:w="3022"/>
-          </w:tcPr>
-          <w:p>
-            <w:pPr>
-              <w:jc w:val="center"/>
-            </w:pPr>
-            <w:r>
-              <w:rPr>
-                <w:sz w:val="20"/>
-              </w:rPr>
-              <w:t>1000</w:t>
-            </w:r>
-          </w:p>
-        </w:tc>
-      </w:tr>
-      <w:tr>
-        <w:tc>
-          <w:tcPr>
-            <w:tcW w:type="dxa" w:w="3022"/>
-          </w:tcPr>
-          <w:p>
-            <w:pPr>
-              <w:jc w:val="center"/>
-            </w:pPr>
-            <w:r>
-              <w:rPr>
-                <w:sz w:val="20"/>
-              </w:rPr>
-              <w:t>Feature range</w:t>
-            </w:r>
-          </w:p>
-        </w:tc>
-        <w:tc>
-          <w:tcPr>
-            <w:tcW w:type="dxa" w:w="3022"/>
-          </w:tcPr>
-          <w:p>
-            <w:pPr>
-              <w:jc w:val="center"/>
-            </w:pPr>
-            <w:r>
-              <w:rPr>
-                <w:sz w:val="20"/>
-              </w:rPr>
-              <w:t>[-1, 1]</w:t>
-            </w:r>
-          </w:p>
-        </w:tc>
-        <w:tc>
-          <w:tcPr>
-            <w:tcW w:type="dxa" w:w="3022"/>
-          </w:tcPr>
-          <w:p>
-            <w:pPr>
-              <w:jc w:val="center"/>
-            </w:pPr>
-            <w:r>
-              <w:rPr>
-                <w:sz w:val="20"/>
-              </w:rPr>
-              <w:t>[-1, 1]</w:t>
-            </w:r>
-          </w:p>
-        </w:tc>
-      </w:tr>
-      <w:tr>
-        <w:tc>
-          <w:tcPr>
-            <w:tcW w:type="dxa" w:w="3022"/>
-          </w:tcPr>
-          <w:p>
-            <w:pPr>
-              <w:jc w:val="center"/>
-            </w:pPr>
-            <w:r>
-              <w:rPr>
-                <w:sz w:val="20"/>
+                <w:sz w:val="19"/>
               </w:rPr>
               <w:t>y range</w:t>
             </w:r>
@@ -474,7 +271,7 @@
             </w:pPr>
             <w:r>
               <w:rPr>
-                <w:sz w:val="20"/>
+                <w:sz w:val="19"/>
               </w:rPr>
               <w:t>-9.80 to +11.99</w:t>
             </w:r>
@@ -490,7 +287,7 @@
             </w:pPr>
             <w:r>
               <w:rPr>
-                <w:sz w:val="20"/>
+                <w:sz w:val="19"/>
               </w:rPr>
               <w:t>-29.82 to +39.30</w:t>
             </w:r>
@@ -508,9 +305,9 @@
             </w:pPr>
             <w:r>
               <w:rPr>
-                <w:sz w:val="20"/>
+                <w:sz w:val="19"/>
               </w:rPr>
-              <w:t>y mean</w:t>
+              <w:t>y std / skew</w:t>
             </w:r>
           </w:p>
         </w:tc>
@@ -524,9 +321,9 @@
             </w:pPr>
             <w:r>
               <w:rPr>
-                <w:sz w:val="20"/>
+                <w:sz w:val="19"/>
               </w:rPr>
-              <w:t>0.76</w:t>
+              <w:t>3.21 / 0.04</w:t>
             </w:r>
           </w:p>
         </w:tc>
@@ -540,243 +337,32 @@
             </w:pPr>
             <w:r>
               <w:rPr>
-                <w:sz w:val="20"/>
+                <w:sz w:val="19"/>
               </w:rPr>
-              <w:t>1.81</w:t>
-            </w:r>
-          </w:p>
-        </w:tc>
-      </w:tr>
-      <w:tr>
-        <w:tc>
-          <w:tcPr>
-            <w:tcW w:type="dxa" w:w="3022"/>
-          </w:tcPr>
-          <w:p>
-            <w:pPr>
-              <w:jc w:val="center"/>
-            </w:pPr>
-            <w:r>
-              <w:rPr>
-                <w:sz w:val="20"/>
-              </w:rPr>
-              <w:t>y std</w:t>
-            </w:r>
-          </w:p>
-        </w:tc>
-        <w:tc>
-          <w:tcPr>
-            <w:tcW w:type="dxa" w:w="3022"/>
-          </w:tcPr>
-          <w:p>
-            <w:pPr>
-              <w:jc w:val="center"/>
-            </w:pPr>
-            <w:r>
-              <w:rPr>
-                <w:sz w:val="20"/>
-              </w:rPr>
-              <w:t>3.21</w:t>
-            </w:r>
-          </w:p>
-        </w:tc>
-        <w:tc>
-          <w:tcPr>
-            <w:tcW w:type="dxa" w:w="3022"/>
-          </w:tcPr>
-          <w:p>
-            <w:pPr>
-              <w:jc w:val="center"/>
-            </w:pPr>
-            <w:r>
-              <w:rPr>
-                <w:sz w:val="20"/>
-              </w:rPr>
-              <w:t>7.27</w:t>
-            </w:r>
-          </w:p>
-        </w:tc>
-      </w:tr>
-      <w:tr>
-        <w:tc>
-          <w:tcPr>
-            <w:tcW w:type="dxa" w:w="3022"/>
-          </w:tcPr>
-          <w:p>
-            <w:pPr>
-              <w:jc w:val="center"/>
-            </w:pPr>
-            <w:r>
-              <w:rPr>
-                <w:sz w:val="20"/>
-              </w:rPr>
-              <w:t>y skew</w:t>
-            </w:r>
-          </w:p>
-        </w:tc>
-        <w:tc>
-          <w:tcPr>
-            <w:tcW w:type="dxa" w:w="3022"/>
-          </w:tcPr>
-          <w:p>
-            <w:pPr>
-              <w:jc w:val="center"/>
-            </w:pPr>
-            <w:r>
-              <w:rPr>
-                <w:sz w:val="20"/>
-              </w:rPr>
-              <w:t>0.04</w:t>
-            </w:r>
-          </w:p>
-        </w:tc>
-        <w:tc>
-          <w:tcPr>
-            <w:tcW w:type="dxa" w:w="3022"/>
-          </w:tcPr>
-          <w:p>
-            <w:pPr>
-              <w:jc w:val="center"/>
-            </w:pPr>
-            <w:r>
-              <w:rPr>
-                <w:sz w:val="20"/>
-              </w:rPr>
-              <w:t>0.65</w:t>
-            </w:r>
-          </w:p>
-        </w:tc>
-      </w:tr>
-      <w:tr>
-        <w:tc>
-          <w:tcPr>
-            <w:tcW w:type="dxa" w:w="3022"/>
-          </w:tcPr>
-          <w:p>
-            <w:pPr>
-              <w:jc w:val="center"/>
-            </w:pPr>
-            <w:r>
-              <w:rPr>
-                <w:sz w:val="20"/>
-              </w:rPr>
-              <w:t>Missing values</w:t>
-            </w:r>
-          </w:p>
-        </w:tc>
-        <w:tc>
-          <w:tcPr>
-            <w:tcW w:type="dxa" w:w="3022"/>
-          </w:tcPr>
-          <w:p>
-            <w:pPr>
-              <w:jc w:val="center"/>
-            </w:pPr>
-            <w:r>
-              <w:rPr>
-                <w:sz w:val="20"/>
-              </w:rPr>
-              <w:t>0</w:t>
-            </w:r>
-          </w:p>
-        </w:tc>
-        <w:tc>
-          <w:tcPr>
-            <w:tcW w:type="dxa" w:w="3022"/>
-          </w:tcPr>
-          <w:p>
-            <w:pPr>
-              <w:jc w:val="center"/>
-            </w:pPr>
-            <w:r>
-              <w:rPr>
-                <w:sz w:val="20"/>
-              </w:rPr>
-              <w:t>0</w:t>
+              <w:t>7.27 / 0.65</w:t>
             </w:r>
           </w:p>
         </w:tc>
       </w:tr>
     </w:tbl>
-    <w:p/>
     <w:p>
       <w:pPr>
-        <w:jc w:val="center"/>
+        <w:spacing w:after="40"/>
+      </w:pPr>
+    </w:p>
+    <w:p>
+      <w:pPr>
+        <w:pStyle w:val="Heading1"/>
+        <w:spacing w:before="80" w:after="60"/>
+        <w:jc w:val="left"/>
       </w:pPr>
       <w:r>
-        <w:drawing>
-          <wp:inline xmlns:a="http://schemas.openxmlformats.org/drawingml/2006/main" xmlns:pic="http://schemas.openxmlformats.org/drawingml/2006/picture">
-            <wp:extent cx="5303520" cy="1818350"/>
-            <wp:docPr id="1" name="Picture 1"/>
-            <wp:cNvGraphicFramePr>
-              <a:graphicFrameLocks noChangeAspect="1"/>
-            </wp:cNvGraphicFramePr>
-            <a:graphic>
-              <a:graphicData uri="http://schemas.openxmlformats.org/drawingml/2006/picture">
-                <pic:pic>
-                  <pic:nvPicPr>
-                    <pic:cNvPr id="0" name="fig6_target_distribution.png"/>
-                    <pic:cNvPicPr/>
-                  </pic:nvPicPr>
-                  <pic:blipFill>
-                    <a:blip r:embed="rId9"/>
-                    <a:stretch>
-                      <a:fillRect/>
-                    </a:stretch>
-                  </pic:blipFill>
-                  <pic:spPr>
-                    <a:xfrm>
-                      <a:off x="0" y="0"/>
-                      <a:ext cx="5303520" cy="1818350"/>
-                    </a:xfrm>
-                    <a:prstGeom prst="rect"/>
-                  </pic:spPr>
-                </pic:pic>
-              </a:graphicData>
-            </a:graphic>
-          </wp:inline>
-        </w:drawing>
+        <w:t>2. Approach</w:t>
       </w:r>
     </w:p>
     <w:p>
       <w:pPr>
-        <w:spacing w:after="200"/>
-        <w:jc w:val="center"/>
-      </w:pPr>
-      <w:r>
-        <w:rPr>
-          <w:i/>
-          <w:sz w:val="18"/>
-        </w:rPr>
-        <w:t>Figure 1. Distribution of y in both training sets.</w:t>
-      </w:r>
-    </w:p>
-    <w:p>
-      <w:r>
-        <w:br w:type="page"/>
-      </w:r>
-    </w:p>
-    <w:p>
-      <w:pPr>
-        <w:pStyle w:val="Heading1"/>
-        <w:jc w:val="left"/>
-      </w:pPr>
-      <w:r>
-        <w:t>3. Approach</w:t>
-      </w:r>
-    </w:p>
-    <w:p>
-      <w:pPr>
-        <w:pStyle w:val="Heading2"/>
-        <w:jc w:val="left"/>
-      </w:pPr>
-      <w:r>
-        <w:t>3.1 Why polynomial regression with Ridge?</w:t>
-      </w:r>
-    </w:p>
-    <w:p>
-      <w:pPr>
-        <w:spacing w:before="40" w:after="120"/>
+        <w:spacing w:before="40" w:after="80"/>
         <w:jc w:val="left"/>
       </w:pPr>
       <w:r>
@@ -785,12 +371,12 @@
           <w:i w:val="0"/>
           <w:sz w:val="22"/>
         </w:rPr>
-        <w:t>The assignment says to use polynomial regression, so the core idea is to take the original features and expand them into all possible products and powers up to some degree d — for example with two features x1 and x2 and degree 2 you'd get x1, x2, x1^2, x1*x2, and x2^2. Then you fit a linear model on top of these expanded features. I used sklearn's PolynomialFeatures for this.</w:t>
+        <w:t>I used polynomial Ridge regression throughout. The idea is to expand the original features into all monomials up to degree d (using sklearn's PolynomialFeatures), then fit a Ridge-regularised linear model on top. Ridge was chosen over plain OLS because at higher degrees the number of features grows large and OLS becomes unstable. Lasso was ruled out because polynomial features are inherently correlated and L1 handles that poorly.</w:t>
       </w:r>
     </w:p>
     <w:p>
       <w:pPr>
-        <w:spacing w:before="40" w:after="120"/>
+        <w:spacing w:before="40" w:after="80"/>
         <w:jc w:val="left"/>
       </w:pPr>
       <w:r>
@@ -799,12 +385,32 @@
           <w:i w:val="0"/>
           <w:sz w:val="22"/>
         </w:rPr>
-        <w:t>The tricky part is that as the degree goes up, the number of features explodes fast. At degree 5 with 6 input features you already have 461 polynomial features for 1000 training samples. Plain linear regression (ordinary least squares) becomes unstable in this kind of situation — it tends to find extreme coefficients and overfit badly. So I used Ridge regression instead, which adds an L2 penalty on the coefficient magnitudes. This keeps things from going haywire and usually generalises much better.</w:t>
+        <w:t>There are two things to tune: the degree d and the Ridge penalty alpha. I ran a coarse grid search (degrees × 13 log-spaced alpha values, evaluated with 5-fold CV) to find a promising region, then did a finer alpha sweep around the winner. I also checked neighbouring degrees at the best alpha, and ran sklearn's RidgeCV as an independent check. Whichever alpha gave the lower CV MSE was used. The model was then refitted on all 1000 training samples to generate the final test predictions.</w:t>
       </w:r>
     </w:p>
     <w:p>
       <w:pPr>
-        <w:spacing w:before="40" w:after="120"/>
+        <w:pStyle w:val="Heading1"/>
+        <w:spacing w:before="80" w:after="60"/>
+        <w:jc w:val="left"/>
+      </w:pPr>
+      <w:r>
+        <w:t>3. Degree and Regularisation Selection</w:t>
+      </w:r>
+    </w:p>
+    <w:p>
+      <w:pPr>
+        <w:pStyle w:val="Heading2"/>
+        <w:spacing w:before="80" w:after="60"/>
+        <w:jc w:val="left"/>
+      </w:pPr>
+      <w:r>
+        <w:t>3.1  Var1 – Steam Turbine (6 features)</w:t>
+      </w:r>
+    </w:p>
+    <w:p>
+      <w:pPr>
+        <w:spacing w:before="40" w:after="80"/>
         <w:jc w:val="left"/>
       </w:pPr>
       <w:r>
@@ -813,112 +419,14 @@
           <w:i w:val="0"/>
           <w:sz w:val="22"/>
         </w:rPr>
-        <w:t>I considered using Lasso as well, but decided against it. Polynomial features are inherently correlated with each other (e.g., x1^2 and x1*x1 are literally the same), and Lasso tends to behave unpredictably when features are strongly correlated. Ridge handles this more gracefully.</w:t>
+        <w:t>The coarse search over degrees 2–6 made the structure pretty clear. Degree 2 and 3 underfit noticeably. Things improve at degree 4 and peak at degree 5 — but only with a strong enough penalty. At low alpha, degree 5 overfits and actually does worse than degree 4. Once alpha is raised to around 2.5, degree 5 beats degree 4 by about 30% in CV MSE. Degree 6 gets worse again despite having more features.</w:t>
       </w:r>
     </w:p>
     <w:p>
       <w:pPr>
-        <w:pStyle w:val="Heading2"/>
-        <w:jc w:val="left"/>
+        <w:spacing w:after="40"/>
       </w:pPr>
-      <w:r>
-        <w:t>3.2 How I picked the degree and regularisation strength</w:t>
-      </w:r>
     </w:p>
-    <w:p>
-      <w:pPr>
-        <w:spacing w:before="40" w:after="120"/>
-        <w:jc w:val="left"/>
-      </w:pPr>
-      <w:r>
-        <w:rPr>
-          <w:b w:val="0"/>
-          <w:i w:val="0"/>
-          <w:sz w:val="22"/>
-        </w:rPr>
-        <w:t>There are two things to tune: the polynomial degree d, and the Ridge penalty strength alpha. I treated this as a two-dimensional search problem and used 5-fold cross-validation to evaluate each combination. The idea was to start broad and then zoom in.</w:t>
-      </w:r>
-    </w:p>
-    <w:p>
-      <w:pPr>
-        <w:spacing w:before="40" w:after="120"/>
-        <w:jc w:val="left"/>
-      </w:pPr>
-      <w:r>
-        <w:rPr>
-          <w:b w:val="0"/>
-          <w:i w:val="0"/>
-          <w:sz w:val="22"/>
-        </w:rPr>
-        <w:t>First I ran a coarse grid search — for var1 I tried degrees 2 through 6, and for var2 degrees 4 through 13, each combined with 13 log-spaced alpha values spread from very small to very large. This gave me a rough sense of where the best region was. Then I did a much finer sweep of alpha values around the winner from the coarse search, and also checked whether neighbouring degrees (±1 for var1, ±2 for var2) did better at that alpha. Finally I ran sklearn's RidgeCV as an independent check — it has its own efficient built-in cross-validation for alpha selection — and I used whichever alpha gave the lower validation MSE.</w:t>
-      </w:r>
-    </w:p>
-    <w:p>
-      <w:pPr>
-        <w:spacing w:before="40" w:after="120"/>
-        <w:jc w:val="left"/>
-      </w:pPr>
-      <w:r>
-        <w:rPr>
-          <w:b w:val="0"/>
-          <w:i w:val="0"/>
-          <w:sz w:val="22"/>
-        </w:rPr>
-        <w:t>Once I had the final (degree, alpha) pair, I retrained the model on the full 1000 training samples and generated predictions for the test set.</w:t>
-      </w:r>
-    </w:p>
-    <w:p>
-      <w:r>
-        <w:br w:type="page"/>
-      </w:r>
-    </w:p>
-    <w:p>
-      <w:pPr>
-        <w:pStyle w:val="Heading1"/>
-        <w:jc w:val="left"/>
-      </w:pPr>
-      <w:r>
-        <w:t>4. Degree Selection and Results</w:t>
-      </w:r>
-    </w:p>
-    <w:p>
-      <w:pPr>
-        <w:pStyle w:val="Heading2"/>
-        <w:jc w:val="left"/>
-      </w:pPr>
-      <w:r>
-        <w:t>4.1 Var1 – Steam Turbine</w:t>
-      </w:r>
-    </w:p>
-    <w:p>
-      <w:pPr>
-        <w:spacing w:before="40" w:after="120"/>
-        <w:jc w:val="left"/>
-      </w:pPr>
-      <w:r>
-        <w:rPr>
-          <w:b w:val="0"/>
-          <w:i w:val="0"/>
-          <w:sz w:val="22"/>
-        </w:rPr>
-        <w:t>For var1 the coarse search made it pretty clear that the data has a degree-5 structure. At lower degrees the model noticeably underfits — degree 2 barely gets an R2 of 0.69 and degree 3 sits around 0.91. Things improve steadily through degree 4 and 5. Degree 6 actually starts getting worse again despite having more features, which tells you the model is starting to overfit.</w:t>
-      </w:r>
-    </w:p>
-    <w:p>
-      <w:pPr>
-        <w:spacing w:before="40" w:after="120"/>
-        <w:jc w:val="left"/>
-      </w:pPr>
-      <w:r>
-        <w:rPr>
-          <w:b w:val="0"/>
-          <w:i w:val="0"/>
-          <w:sz w:val="22"/>
-        </w:rPr>
-        <w:t>One thing that surprised me a bit: at a very low alpha, degree 5 actually performs worse than degree 4. But once you crank the regularisation up to around alpha = 2.5, degree 5 clearly wins. The 461 polynomial features need a fairly strong penalty to stay in check. The fine alpha sweep confirmed that the sweet spot is around 2.47.</w:t>
-      </w:r>
-    </w:p>
-    <w:p/>
     <w:tbl>
       <w:tblPr>
         <w:tblStyle w:val="TableGrid"/>
@@ -945,7 +453,7 @@
             <w:r>
               <w:rPr>
                 <w:b/>
-                <w:sz w:val="20"/>
+                <w:sz w:val="19"/>
               </w:rPr>
               <w:t>Degree</w:t>
             </w:r>
@@ -962,9 +470,9 @@
             <w:r>
               <w:rPr>
                 <w:b/>
-                <w:sz w:val="20"/>
+                <w:sz w:val="19"/>
               </w:rPr>
-              <w:t>Best alpha tried</w:t>
+              <w:t>Best alpha</w:t>
             </w:r>
           </w:p>
         </w:tc>
@@ -979,7 +487,7 @@
             <w:r>
               <w:rPr>
                 <w:b/>
-                <w:sz w:val="20"/>
+                <w:sz w:val="19"/>
               </w:rPr>
               <w:t>CV MSE</w:t>
             </w:r>
@@ -996,9 +504,9 @@
             <w:r>
               <w:rPr>
                 <w:b/>
-                <w:sz w:val="20"/>
+                <w:sz w:val="19"/>
               </w:rPr>
-              <w:t>CV R2</w:t>
+              <w:t>CV R²</w:t>
             </w:r>
           </w:p>
         </w:tc>
@@ -1013,9 +521,9 @@
             <w:r>
               <w:rPr>
                 <w:b/>
-                <w:sz w:val="20"/>
+                <w:sz w:val="19"/>
               </w:rPr>
-              <w:t>No. of features</w:t>
+              <w:t>No. features</w:t>
             </w:r>
           </w:p>
         </w:tc>
@@ -1031,7 +539,7 @@
             </w:pPr>
             <w:r>
               <w:rPr>
-                <w:sz w:val="20"/>
+                <w:sz w:val="19"/>
               </w:rPr>
               <w:t>2</w:t>
             </w:r>
@@ -1047,7 +555,7 @@
             </w:pPr>
             <w:r>
               <w:rPr>
-                <w:sz w:val="20"/>
+                <w:sz w:val="19"/>
               </w:rPr>
               <w:t>1.0</w:t>
             </w:r>
@@ -1063,7 +571,7 @@
             </w:pPr>
             <w:r>
               <w:rPr>
-                <w:sz w:val="20"/>
+                <w:sz w:val="19"/>
               </w:rPr>
               <w:t>3.21</w:t>
             </w:r>
@@ -1079,7 +587,7 @@
             </w:pPr>
             <w:r>
               <w:rPr>
-                <w:sz w:val="20"/>
+                <w:sz w:val="19"/>
               </w:rPr>
               <w:t>0.69</w:t>
             </w:r>
@@ -1095,7 +603,7 @@
             </w:pPr>
             <w:r>
               <w:rPr>
-                <w:sz w:val="20"/>
+                <w:sz w:val="19"/>
               </w:rPr>
               <w:t>27</w:t>
             </w:r>
@@ -1113,7 +621,7 @@
             </w:pPr>
             <w:r>
               <w:rPr>
-                <w:sz w:val="20"/>
+                <w:sz w:val="19"/>
               </w:rPr>
               <w:t>3</w:t>
             </w:r>
@@ -1129,7 +637,7 @@
             </w:pPr>
             <w:r>
               <w:rPr>
-                <w:sz w:val="20"/>
+                <w:sz w:val="19"/>
               </w:rPr>
               <w:t>1.0</w:t>
             </w:r>
@@ -1145,7 +653,7 @@
             </w:pPr>
             <w:r>
               <w:rPr>
-                <w:sz w:val="20"/>
+                <w:sz w:val="19"/>
               </w:rPr>
               <w:t>0.91</w:t>
             </w:r>
@@ -1161,7 +669,7 @@
             </w:pPr>
             <w:r>
               <w:rPr>
-                <w:sz w:val="20"/>
+                <w:sz w:val="19"/>
               </w:rPr>
               <w:t>0.91</w:t>
             </w:r>
@@ -1177,7 +685,7 @@
             </w:pPr>
             <w:r>
               <w:rPr>
-                <w:sz w:val="20"/>
+                <w:sz w:val="19"/>
               </w:rPr>
               <w:t>83</w:t>
             </w:r>
@@ -1195,7 +703,7 @@
             </w:pPr>
             <w:r>
               <w:rPr>
-                <w:sz w:val="20"/>
+                <w:sz w:val="19"/>
               </w:rPr>
               <w:t>4</w:t>
             </w:r>
@@ -1211,7 +719,7 @@
             </w:pPr>
             <w:r>
               <w:rPr>
-                <w:sz w:val="20"/>
+                <w:sz w:val="19"/>
               </w:rPr>
               <w:t>3.16</w:t>
             </w:r>
@@ -1227,7 +735,7 @@
             </w:pPr>
             <w:r>
               <w:rPr>
-                <w:sz w:val="20"/>
+                <w:sz w:val="19"/>
               </w:rPr>
               <w:t>0.69</w:t>
             </w:r>
@@ -1243,7 +751,7 @@
             </w:pPr>
             <w:r>
               <w:rPr>
-                <w:sz w:val="20"/>
+                <w:sz w:val="19"/>
               </w:rPr>
               <w:t>0.93</w:t>
             </w:r>
@@ -1259,7 +767,7 @@
             </w:pPr>
             <w:r>
               <w:rPr>
-                <w:sz w:val="20"/>
+                <w:sz w:val="19"/>
               </w:rPr>
               <w:t>209</w:t>
             </w:r>
@@ -1277,7 +785,7 @@
             </w:pPr>
             <w:r>
               <w:rPr>
-                <w:sz w:val="20"/>
+                <w:sz w:val="19"/>
               </w:rPr>
               <w:t>5</w:t>
             </w:r>
@@ -1293,7 +801,7 @@
             </w:pPr>
             <w:r>
               <w:rPr>
-                <w:sz w:val="20"/>
+                <w:sz w:val="19"/>
               </w:rPr>
               <w:t>2.477</w:t>
             </w:r>
@@ -1309,7 +817,7 @@
             </w:pPr>
             <w:r>
               <w:rPr>
-                <w:sz w:val="20"/>
+                <w:sz w:val="19"/>
               </w:rPr>
               <w:t>0.49</w:t>
             </w:r>
@@ -1325,7 +833,7 @@
             </w:pPr>
             <w:r>
               <w:rPr>
-                <w:sz w:val="20"/>
+                <w:sz w:val="19"/>
               </w:rPr>
               <w:t>0.95</w:t>
             </w:r>
@@ -1341,7 +849,7 @@
             </w:pPr>
             <w:r>
               <w:rPr>
-                <w:sz w:val="20"/>
+                <w:sz w:val="19"/>
               </w:rPr>
               <w:t>461</w:t>
             </w:r>
@@ -1359,7 +867,7 @@
             </w:pPr>
             <w:r>
               <w:rPr>
-                <w:sz w:val="20"/>
+                <w:sz w:val="19"/>
               </w:rPr>
               <w:t>6</w:t>
             </w:r>
@@ -1375,7 +883,7 @@
             </w:pPr>
             <w:r>
               <w:rPr>
-                <w:sz w:val="20"/>
+                <w:sz w:val="19"/>
               </w:rPr>
               <w:t>3.16</w:t>
             </w:r>
@@ -1391,7 +899,7 @@
             </w:pPr>
             <w:r>
               <w:rPr>
-                <w:sz w:val="20"/>
+                <w:sz w:val="19"/>
               </w:rPr>
               <w:t>0.54</w:t>
             </w:r>
@@ -1407,7 +915,7 @@
             </w:pPr>
             <w:r>
               <w:rPr>
-                <w:sz w:val="20"/>
+                <w:sz w:val="19"/>
               </w:rPr>
               <w:t>0.95</w:t>
             </w:r>
@@ -1423,7 +931,7 @@
             </w:pPr>
             <w:r>
               <w:rPr>
-                <w:sz w:val="20"/>
+                <w:sz w:val="19"/>
               </w:rPr>
               <w:t>923</w:t>
             </w:r>
@@ -1431,10 +939,38 @@
         </w:tc>
       </w:tr>
     </w:tbl>
-    <w:p/>
+    <w:p>
+      <w:pPr>
+        <w:spacing w:after="40"/>
+      </w:pPr>
+    </w:p>
     <w:p>
       <w:pPr>
         <w:spacing w:before="40" w:after="120"/>
+        <w:jc w:val="left"/>
+      </w:pPr>
+      <w:r>
+        <w:rPr>
+          <w:b/>
+          <w:i w:val="0"/>
+          <w:sz w:val="22"/>
+        </w:rPr>
+        <w:t>Final choice: degree = 5, alpha = 2.477  (RidgeCV confirmed).</w:t>
+      </w:r>
+    </w:p>
+    <w:p>
+      <w:pPr>
+        <w:pStyle w:val="Heading2"/>
+        <w:spacing w:before="80" w:after="60"/>
+        <w:jc w:val="left"/>
+      </w:pPr>
+      <w:r>
+        <w:t>3.2  Var2 – Thermal Reservoir (3 features)</w:t>
+      </w:r>
+    </w:p>
+    <w:p>
+      <w:pPr>
+        <w:spacing w:before="40" w:after="80"/>
         <w:jc w:val="left"/>
       </w:pPr>
       <w:r>
@@ -1443,152 +979,14 @@
           <w:i w:val="0"/>
           <w:sz w:val="22"/>
         </w:rPr>
-        <w:t>Final choice for var1: degree 5, alpha = 2.477.</w:t>
-      </w:r>
-    </w:p>
-    <w:p/>
-    <w:p>
-      <w:pPr>
-        <w:jc w:val="center"/>
-      </w:pPr>
-      <w:r>
-        <w:drawing>
-          <wp:inline xmlns:a="http://schemas.openxmlformats.org/drawingml/2006/main" xmlns:pic="http://schemas.openxmlformats.org/drawingml/2006/picture">
-            <wp:extent cx="5303520" cy="2044158"/>
-            <wp:docPr id="2" name="Picture 2"/>
-            <wp:cNvGraphicFramePr>
-              <a:graphicFrameLocks noChangeAspect="1"/>
-            </wp:cNvGraphicFramePr>
-            <a:graphic>
-              <a:graphicData uri="http://schemas.openxmlformats.org/drawingml/2006/picture">
-                <pic:pic>
-                  <pic:nvPicPr>
-                    <pic:cNvPr id="0" name="fig1_degree_selection.png"/>
-                    <pic:cNvPicPr/>
-                  </pic:nvPicPr>
-                  <pic:blipFill>
-                    <a:blip r:embed="rId10"/>
-                    <a:stretch>
-                      <a:fillRect/>
-                    </a:stretch>
-                  </pic:blipFill>
-                  <pic:spPr>
-                    <a:xfrm>
-                      <a:off x="0" y="0"/>
-                      <a:ext cx="5303520" cy="2044158"/>
-                    </a:xfrm>
-                    <a:prstGeom prst="rect"/>
-                  </pic:spPr>
-                </pic:pic>
-              </a:graphicData>
-            </a:graphic>
-          </wp:inline>
-        </w:drawing>
+        <w:t>With only 3 input features, polynomial expansion is slower — degree 12 still gives just 454 features, well within what Ridge can handle. The search showed steady improvement from degree 4 all the way to degree 12, after which CV MSE starts creeping up again. The optimal alpha here is much smaller (0.23) because the feature space is less redundant.</w:t>
       </w:r>
     </w:p>
     <w:p>
       <w:pPr>
-        <w:spacing w:after="200"/>
-        <w:jc w:val="center"/>
+        <w:spacing w:after="40"/>
       </w:pPr>
-      <w:r>
-        <w:rPr>
-          <w:i/>
-          <w:sz w:val="18"/>
-        </w:rPr>
-        <w:t>Figure 2. How CV MSE changes with polynomial degree for both problems. The dashed line marks the selected degree.</w:t>
-      </w:r>
     </w:p>
-    <w:p>
-      <w:pPr>
-        <w:jc w:val="center"/>
-      </w:pPr>
-      <w:r>
-        <w:drawing>
-          <wp:inline xmlns:a="http://schemas.openxmlformats.org/drawingml/2006/main" xmlns:pic="http://schemas.openxmlformats.org/drawingml/2006/picture">
-            <wp:extent cx="5303520" cy="2041187"/>
-            <wp:docPr id="3" name="Picture 3"/>
-            <wp:cNvGraphicFramePr>
-              <a:graphicFrameLocks noChangeAspect="1"/>
-            </wp:cNvGraphicFramePr>
-            <a:graphic>
-              <a:graphicData uri="http://schemas.openxmlformats.org/drawingml/2006/picture">
-                <pic:pic>
-                  <pic:nvPicPr>
-                    <pic:cNvPr id="0" name="fig2_alpha_selection.png"/>
-                    <pic:cNvPicPr/>
-                  </pic:nvPicPr>
-                  <pic:blipFill>
-                    <a:blip r:embed="rId11"/>
-                    <a:stretch>
-                      <a:fillRect/>
-                    </a:stretch>
-                  </pic:blipFill>
-                  <pic:spPr>
-                    <a:xfrm>
-                      <a:off x="0" y="0"/>
-                      <a:ext cx="5303520" cy="2041187"/>
-                    </a:xfrm>
-                    <a:prstGeom prst="rect"/>
-                  </pic:spPr>
-                </pic:pic>
-              </a:graphicData>
-            </a:graphic>
-          </wp:inline>
-        </w:drawing>
-      </w:r>
-    </w:p>
-    <w:p>
-      <w:pPr>
-        <w:spacing w:after="200"/>
-        <w:jc w:val="center"/>
-      </w:pPr>
-      <w:r>
-        <w:rPr>
-          <w:i/>
-          <w:sz w:val="18"/>
-        </w:rPr>
-        <w:t>Figure 3. CV MSE as a function of Ridge alpha at the chosen degree. The dashed line marks the selected alpha.</w:t>
-      </w:r>
-    </w:p>
-    <w:p>
-      <w:pPr>
-        <w:pStyle w:val="Heading2"/>
-        <w:jc w:val="left"/>
-      </w:pPr>
-      <w:r>
-        <w:t>4.2 Var2 – Thermal Reservoir</w:t>
-      </w:r>
-    </w:p>
-    <w:p>
-      <w:pPr>
-        <w:spacing w:before="40" w:after="120"/>
-        <w:jc w:val="left"/>
-      </w:pPr>
-      <w:r>
-        <w:rPr>
-          <w:b w:val="0"/>
-          <w:i w:val="0"/>
-          <w:sz w:val="22"/>
-        </w:rPr>
-        <w:t>Var2 is different because there are only 3 input features, so polynomial features grow much slower. At degree 12 you still only have 454 features, which is very manageable. This meant I could go to much higher degrees without things blowing up.</w:t>
-      </w:r>
-    </w:p>
-    <w:p>
-      <w:pPr>
-        <w:spacing w:before="40" w:after="120"/>
-        <w:jc w:val="left"/>
-      </w:pPr>
-      <w:r>
-        <w:rPr>
-          <w:b w:val="0"/>
-          <w:i w:val="0"/>
-          <w:sz w:val="22"/>
-        </w:rPr>
-        <w:t>The search showed a steady and clear improvement all the way from degree 4 up to degree 12. After that the validation MSE starts creeping back up, so degree 12 is where things peak. The R2 at degree 12 is 0.9949 which is really quite good — the model is capturing almost all the variance in the data. I also noticed that for this problem, the optimal alpha is much smaller (around 0.23) because the features are fewer and less redundant at each degree.</w:t>
-      </w:r>
-    </w:p>
-    <w:p/>
     <w:tbl>
       <w:tblPr>
         <w:tblStyle w:val="TableGrid"/>
@@ -1615,7 +1013,7 @@
             <w:r>
               <w:rPr>
                 <w:b/>
-                <w:sz w:val="20"/>
+                <w:sz w:val="19"/>
               </w:rPr>
               <w:t>Degree</w:t>
             </w:r>
@@ -1632,9 +1030,9 @@
             <w:r>
               <w:rPr>
                 <w:b/>
-                <w:sz w:val="20"/>
+                <w:sz w:val="19"/>
               </w:rPr>
-              <w:t>Best alpha tried</w:t>
+              <w:t>Best alpha</w:t>
             </w:r>
           </w:p>
         </w:tc>
@@ -1649,7 +1047,7 @@
             <w:r>
               <w:rPr>
                 <w:b/>
-                <w:sz w:val="20"/>
+                <w:sz w:val="19"/>
               </w:rPr>
               <w:t>CV MSE</w:t>
             </w:r>
@@ -1666,9 +1064,9 @@
             <w:r>
               <w:rPr>
                 <w:b/>
-                <w:sz w:val="20"/>
+                <w:sz w:val="19"/>
               </w:rPr>
-              <w:t>CV R2</w:t>
+              <w:t>CV R²</w:t>
             </w:r>
           </w:p>
         </w:tc>
@@ -1683,9 +1081,9 @@
             <w:r>
               <w:rPr>
                 <w:b/>
-                <w:sz w:val="20"/>
+                <w:sz w:val="19"/>
               </w:rPr>
-              <w:t>No. of features</w:t>
+              <w:t>No. features</w:t>
             </w:r>
           </w:p>
         </w:tc>
@@ -1701,9 +1099,9 @@
             </w:pPr>
             <w:r>
               <w:rPr>
-                <w:sz w:val="20"/>
+                <w:sz w:val="19"/>
               </w:rPr>
-              <w:t>7</w:t>
+              <w:t>8</w:t>
             </w:r>
           </w:p>
         </w:tc>
@@ -1717,7 +1115,7 @@
             </w:pPr>
             <w:r>
               <w:rPr>
-                <w:sz w:val="20"/>
+                <w:sz w:val="19"/>
               </w:rPr>
               <w:t>0.01</w:t>
             </w:r>
@@ -1733,9 +1131,9 @@
             </w:pPr>
             <w:r>
               <w:rPr>
-                <w:sz w:val="20"/>
+                <w:sz w:val="19"/>
               </w:rPr>
-              <w:t>0.33</w:t>
+              <w:t>0.28</w:t>
             </w:r>
           </w:p>
         </w:tc>
@@ -1749,7 +1147,7 @@
             </w:pPr>
             <w:r>
               <w:rPr>
-                <w:sz w:val="20"/>
+                <w:sz w:val="19"/>
               </w:rPr>
               <w:t>0.994</w:t>
             </w:r>
@@ -1765,89 +1163,7 @@
             </w:pPr>
             <w:r>
               <w:rPr>
-                <w:sz w:val="20"/>
-              </w:rPr>
-              <w:t>120</w:t>
-            </w:r>
-          </w:p>
-        </w:tc>
-      </w:tr>
-      <w:tr>
-        <w:tc>
-          <w:tcPr>
-            <w:tcW w:type="dxa" w:w="1813"/>
-          </w:tcPr>
-          <w:p>
-            <w:pPr>
-              <w:jc w:val="center"/>
-            </w:pPr>
-            <w:r>
-              <w:rPr>
-                <w:sz w:val="20"/>
-              </w:rPr>
-              <w:t>8</w:t>
-            </w:r>
-          </w:p>
-        </w:tc>
-        <w:tc>
-          <w:tcPr>
-            <w:tcW w:type="dxa" w:w="1813"/>
-          </w:tcPr>
-          <w:p>
-            <w:pPr>
-              <w:jc w:val="center"/>
-            </w:pPr>
-            <w:r>
-              <w:rPr>
-                <w:sz w:val="20"/>
-              </w:rPr>
-              <w:t>0.01</w:t>
-            </w:r>
-          </w:p>
-        </w:tc>
-        <w:tc>
-          <w:tcPr>
-            <w:tcW w:type="dxa" w:w="1813"/>
-          </w:tcPr>
-          <w:p>
-            <w:pPr>
-              <w:jc w:val="center"/>
-            </w:pPr>
-            <w:r>
-              <w:rPr>
-                <w:sz w:val="20"/>
-              </w:rPr>
-              <w:t>0.28</w:t>
-            </w:r>
-          </w:p>
-        </w:tc>
-        <w:tc>
-          <w:tcPr>
-            <w:tcW w:type="dxa" w:w="1813"/>
-          </w:tcPr>
-          <w:p>
-            <w:pPr>
-              <w:jc w:val="center"/>
-            </w:pPr>
-            <w:r>
-              <w:rPr>
-                <w:sz w:val="20"/>
-              </w:rPr>
-              <w:t>0.994</w:t>
-            </w:r>
-          </w:p>
-        </w:tc>
-        <w:tc>
-          <w:tcPr>
-            <w:tcW w:type="dxa" w:w="1813"/>
-          </w:tcPr>
-          <w:p>
-            <w:pPr>
-              <w:jc w:val="center"/>
-            </w:pPr>
-            <w:r>
-              <w:rPr>
-                <w:sz w:val="20"/>
+                <w:sz w:val="19"/>
               </w:rPr>
               <w:t>165</w:t>
             </w:r>
@@ -1865,7 +1181,7 @@
             </w:pPr>
             <w:r>
               <w:rPr>
-                <w:sz w:val="20"/>
+                <w:sz w:val="19"/>
               </w:rPr>
               <w:t>9</w:t>
             </w:r>
@@ -1881,7 +1197,7 @@
             </w:pPr>
             <w:r>
               <w:rPr>
-                <w:sz w:val="20"/>
+                <w:sz w:val="19"/>
               </w:rPr>
               <w:t>0.01</w:t>
             </w:r>
@@ -1897,7 +1213,7 @@
             </w:pPr>
             <w:r>
               <w:rPr>
-                <w:sz w:val="20"/>
+                <w:sz w:val="19"/>
               </w:rPr>
               <w:t>0.27</w:t>
             </w:r>
@@ -1913,7 +1229,7 @@
             </w:pPr>
             <w:r>
               <w:rPr>
-                <w:sz w:val="20"/>
+                <w:sz w:val="19"/>
               </w:rPr>
               <w:t>0.995</w:t>
             </w:r>
@@ -1929,7 +1245,7 @@
             </w:pPr>
             <w:r>
               <w:rPr>
-                <w:sz w:val="20"/>
+                <w:sz w:val="19"/>
               </w:rPr>
               <w:t>220</w:t>
             </w:r>
@@ -1947,7 +1263,7 @@
             </w:pPr>
             <w:r>
               <w:rPr>
-                <w:sz w:val="20"/>
+                <w:sz w:val="19"/>
               </w:rPr>
               <w:t>10</w:t>
             </w:r>
@@ -1963,7 +1279,7 @@
             </w:pPr>
             <w:r>
               <w:rPr>
-                <w:sz w:val="20"/>
+                <w:sz w:val="19"/>
               </w:rPr>
               <w:t>0.10</w:t>
             </w:r>
@@ -1979,7 +1295,7 @@
             </w:pPr>
             <w:r>
               <w:rPr>
-                <w:sz w:val="20"/>
+                <w:sz w:val="19"/>
               </w:rPr>
               <w:t>0.27</w:t>
             </w:r>
@@ -1995,7 +1311,7 @@
             </w:pPr>
             <w:r>
               <w:rPr>
-                <w:sz w:val="20"/>
+                <w:sz w:val="19"/>
               </w:rPr>
               <w:t>0.995</w:t>
             </w:r>
@@ -2011,7 +1327,7 @@
             </w:pPr>
             <w:r>
               <w:rPr>
-                <w:sz w:val="20"/>
+                <w:sz w:val="19"/>
               </w:rPr>
               <w:t>286</w:t>
             </w:r>
@@ -2029,7 +1345,7 @@
             </w:pPr>
             <w:r>
               <w:rPr>
-                <w:sz w:val="20"/>
+                <w:sz w:val="19"/>
               </w:rPr>
               <w:t>11</w:t>
             </w:r>
@@ -2045,7 +1361,7 @@
             </w:pPr>
             <w:r>
               <w:rPr>
-                <w:sz w:val="20"/>
+                <w:sz w:val="19"/>
               </w:rPr>
               <w:t>0.10</w:t>
             </w:r>
@@ -2061,7 +1377,7 @@
             </w:pPr>
             <w:r>
               <w:rPr>
-                <w:sz w:val="20"/>
+                <w:sz w:val="19"/>
               </w:rPr>
               <w:t>0.27</w:t>
             </w:r>
@@ -2077,7 +1393,7 @@
             </w:pPr>
             <w:r>
               <w:rPr>
-                <w:sz w:val="20"/>
+                <w:sz w:val="19"/>
               </w:rPr>
               <w:t>0.995</w:t>
             </w:r>
@@ -2093,7 +1409,7 @@
             </w:pPr>
             <w:r>
               <w:rPr>
-                <w:sz w:val="20"/>
+                <w:sz w:val="19"/>
               </w:rPr>
               <w:t>364</w:t>
             </w:r>
@@ -2111,7 +1427,7 @@
             </w:pPr>
             <w:r>
               <w:rPr>
-                <w:sz w:val="20"/>
+                <w:sz w:val="19"/>
               </w:rPr>
               <w:t>12</w:t>
             </w:r>
@@ -2127,7 +1443,7 @@
             </w:pPr>
             <w:r>
               <w:rPr>
-                <w:sz w:val="20"/>
+                <w:sz w:val="19"/>
               </w:rPr>
               <w:t>0.231</w:t>
             </w:r>
@@ -2143,7 +1459,7 @@
             </w:pPr>
             <w:r>
               <w:rPr>
-                <w:sz w:val="20"/>
+                <w:sz w:val="19"/>
               </w:rPr>
               <w:t>0.26</w:t>
             </w:r>
@@ -2159,7 +1475,7 @@
             </w:pPr>
             <w:r>
               <w:rPr>
-                <w:sz w:val="20"/>
+                <w:sz w:val="19"/>
               </w:rPr>
               <w:t>0.995</w:t>
             </w:r>
@@ -2175,7 +1491,7 @@
             </w:pPr>
             <w:r>
               <w:rPr>
-                <w:sz w:val="20"/>
+                <w:sz w:val="19"/>
               </w:rPr>
               <w:t>454</w:t>
             </w:r>
@@ -2193,7 +1509,7 @@
             </w:pPr>
             <w:r>
               <w:rPr>
-                <w:sz w:val="20"/>
+                <w:sz w:val="19"/>
               </w:rPr>
               <w:t>13</w:t>
             </w:r>
@@ -2209,7 +1525,7 @@
             </w:pPr>
             <w:r>
               <w:rPr>
-                <w:sz w:val="20"/>
+                <w:sz w:val="19"/>
               </w:rPr>
               <w:t>0.316</w:t>
             </w:r>
@@ -2225,7 +1541,7 @@
             </w:pPr>
             <w:r>
               <w:rPr>
-                <w:sz w:val="20"/>
+                <w:sz w:val="19"/>
               </w:rPr>
               <w:t>0.27</w:t>
             </w:r>
@@ -2241,7 +1557,7 @@
             </w:pPr>
             <w:r>
               <w:rPr>
-                <w:sz w:val="20"/>
+                <w:sz w:val="19"/>
               </w:rPr>
               <w:t>0.995</w:t>
             </w:r>
@@ -2257,100 +1573,98 @@
             </w:pPr>
             <w:r>
               <w:rPr>
-                <w:sz w:val="20"/>
+                <w:sz w:val="19"/>
               </w:rPr>
               <w:t>559</w:t>
             </w:r>
           </w:p>
         </w:tc>
       </w:tr>
-      <w:tr>
-        <w:tc>
-          <w:tcPr>
-            <w:tcW w:type="dxa" w:w="1813"/>
-          </w:tcPr>
-          <w:p>
-            <w:pPr>
-              <w:jc w:val="center"/>
-            </w:pPr>
-            <w:r>
-              <w:rPr>
-                <w:sz w:val="20"/>
-              </w:rPr>
-              <w:t>14</w:t>
-            </w:r>
-          </w:p>
-        </w:tc>
-        <w:tc>
-          <w:tcPr>
-            <w:tcW w:type="dxa" w:w="1813"/>
-          </w:tcPr>
-          <w:p>
-            <w:pPr>
-              <w:jc w:val="center"/>
-            </w:pPr>
-            <w:r>
-              <w:rPr>
-                <w:sz w:val="20"/>
-              </w:rPr>
-              <w:t>0.316</w:t>
-            </w:r>
-          </w:p>
-        </w:tc>
-        <w:tc>
-          <w:tcPr>
-            <w:tcW w:type="dxa" w:w="1813"/>
-          </w:tcPr>
-          <w:p>
-            <w:pPr>
-              <w:jc w:val="center"/>
-            </w:pPr>
-            <w:r>
-              <w:rPr>
-                <w:sz w:val="20"/>
-              </w:rPr>
-              <w:t>0.27</w:t>
-            </w:r>
-          </w:p>
-        </w:tc>
-        <w:tc>
-          <w:tcPr>
-            <w:tcW w:type="dxa" w:w="1813"/>
-          </w:tcPr>
-          <w:p>
-            <w:pPr>
-              <w:jc w:val="center"/>
-            </w:pPr>
-            <w:r>
-              <w:rPr>
-                <w:sz w:val="20"/>
-              </w:rPr>
-              <w:t>0.995</w:t>
-            </w:r>
-          </w:p>
-        </w:tc>
-        <w:tc>
-          <w:tcPr>
-            <w:tcW w:type="dxa" w:w="1813"/>
-          </w:tcPr>
-          <w:p>
-            <w:pPr>
-              <w:jc w:val="center"/>
-            </w:pPr>
-            <w:r>
-              <w:rPr>
-                <w:sz w:val="20"/>
-              </w:rPr>
-              <w:t>680</w:t>
-            </w:r>
-          </w:p>
-        </w:tc>
-      </w:tr>
     </w:tbl>
-    <w:p/>
+    <w:p>
+      <w:pPr>
+        <w:spacing w:after="40"/>
+      </w:pPr>
+    </w:p>
     <w:p>
       <w:pPr>
         <w:spacing w:before="40" w:after="120"/>
+        <w:jc w:val="left"/>
+      </w:pPr>
+      <w:r>
+        <w:rPr>
+          <w:b/>
+          <w:i w:val="0"/>
+          <w:sz w:val="22"/>
+        </w:rPr>
+        <w:t>Final choice: degree = 12, alpha = 0.231  (RidgeCV confirmed).</w:t>
+      </w:r>
+    </w:p>
+    <w:p>
+      <w:pPr>
+        <w:jc w:val="center"/>
+      </w:pPr>
+      <w:r>
+        <w:drawing>
+          <wp:inline xmlns:a="http://schemas.openxmlformats.org/drawingml/2006/main" xmlns:pic="http://schemas.openxmlformats.org/drawingml/2006/picture">
+            <wp:extent cx="5120640" cy="1973670"/>
+            <wp:docPr id="1" name="Picture 1"/>
+            <wp:cNvGraphicFramePr>
+              <a:graphicFrameLocks noChangeAspect="1"/>
+            </wp:cNvGraphicFramePr>
+            <a:graphic>
+              <a:graphicData uri="http://schemas.openxmlformats.org/drawingml/2006/picture">
+                <pic:pic>
+                  <pic:nvPicPr>
+                    <pic:cNvPr id="0" name="fig1_degree_selection.png"/>
+                    <pic:cNvPicPr/>
+                  </pic:nvPicPr>
+                  <pic:blipFill>
+                    <a:blip r:embed="rId9"/>
+                    <a:stretch>
+                      <a:fillRect/>
+                    </a:stretch>
+                  </pic:blipFill>
+                  <pic:spPr>
+                    <a:xfrm>
+                      <a:off x="0" y="0"/>
+                      <a:ext cx="5120640" cy="1973670"/>
+                    </a:xfrm>
+                    <a:prstGeom prst="rect"/>
+                  </pic:spPr>
+                </pic:pic>
+              </a:graphicData>
+            </a:graphic>
+          </wp:inline>
+        </w:drawing>
+      </w:r>
+    </w:p>
+    <w:p>
+      <w:pPr>
+        <w:spacing w:before="20" w:after="120"/>
+        <w:jc w:val="center"/>
+      </w:pPr>
+      <w:r>
+        <w:rPr>
+          <w:i/>
+          <w:sz w:val="18"/>
+        </w:rPr>
+        <w:t>Figure 1. CV MSE vs polynomial degree for both problems. Dashed lines mark the selected degrees.</w:t>
+      </w:r>
+    </w:p>
+    <w:p>
+      <w:pPr>
+        <w:pStyle w:val="Heading1"/>
+        <w:spacing w:before="80" w:after="60"/>
+        <w:jc w:val="left"/>
+      </w:pPr>
+      <w:r>
+        <w:t>4. Results</w:t>
+      </w:r>
+    </w:p>
+    <w:p>
+      <w:pPr>
+        <w:spacing w:before="40" w:after="80"/>
         <w:jc w:val="left"/>
       </w:pPr>
       <w:r>
@@ -2359,47 +1673,14 @@
           <w:i w:val="0"/>
           <w:sz w:val="22"/>
         </w:rPr>
-        <w:t>Final choice for var2: degree 12, alpha = 0.231 (confirmed by RidgeCV).</w:t>
-      </w:r>
-    </w:p>
-    <w:p>
-      <w:r>
-        <w:br w:type="page"/>
+        <w:t>Cross-validation summary for both final models:</w:t>
       </w:r>
     </w:p>
     <w:p>
       <w:pPr>
-        <w:pStyle w:val="Heading1"/>
-        <w:jc w:val="left"/>
+        <w:spacing w:after="40"/>
       </w:pPr>
-      <w:r>
-        <w:t>5. Results</w:t>
-      </w:r>
     </w:p>
-    <w:p>
-      <w:pPr>
-        <w:pStyle w:val="Heading2"/>
-        <w:jc w:val="left"/>
-      </w:pPr>
-      <w:r>
-        <w:t>5.1 Cross-validation summary</w:t>
-      </w:r>
-    </w:p>
-    <w:p>
-      <w:pPr>
-        <w:spacing w:before="40" w:after="120"/>
-        <w:jc w:val="left"/>
-      </w:pPr>
-      <w:r>
-        <w:rPr>
-          <w:b w:val="0"/>
-          <w:i w:val="0"/>
-          <w:sz w:val="22"/>
-        </w:rPr>
-        <w:t>Here is a quick summary of the final cross-validation numbers for both models:</w:t>
-      </w:r>
-    </w:p>
-    <w:p/>
     <w:tbl>
       <w:tblPr>
         <w:tblStyle w:val="TableGrid"/>
@@ -2427,7 +1708,7 @@
             <w:r>
               <w:rPr>
                 <w:b/>
-                <w:sz w:val="20"/>
+                <w:sz w:val="19"/>
               </w:rPr>
               <w:t>Problem</w:t>
             </w:r>
@@ -2444,7 +1725,7 @@
             <w:r>
               <w:rPr>
                 <w:b/>
-                <w:sz w:val="20"/>
+                <w:sz w:val="19"/>
               </w:rPr>
               <w:t>Degree</w:t>
             </w:r>
@@ -2461,7 +1742,7 @@
             <w:r>
               <w:rPr>
                 <w:b/>
-                <w:sz w:val="20"/>
+                <w:sz w:val="19"/>
               </w:rPr>
               <w:t>Alpha</w:t>
             </w:r>
@@ -2478,7 +1759,7 @@
             <w:r>
               <w:rPr>
                 <w:b/>
-                <w:sz w:val="20"/>
+                <w:sz w:val="19"/>
               </w:rPr>
               <w:t>5-fold CV MSE</w:t>
             </w:r>
@@ -2495,9 +1776,9 @@
             <w:r>
               <w:rPr>
                 <w:b/>
-                <w:sz w:val="20"/>
+                <w:sz w:val="19"/>
               </w:rPr>
-              <w:t>5-fold CV R2</w:t>
+              <w:t>5-fold CV R²</w:t>
             </w:r>
           </w:p>
         </w:tc>
@@ -2512,7 +1793,7 @@
             <w:r>
               <w:rPr>
                 <w:b/>
-                <w:sz w:val="20"/>
+                <w:sz w:val="19"/>
               </w:rPr>
               <w:t>Poly features</w:t>
             </w:r>
@@ -2530,9 +1811,9 @@
             </w:pPr>
             <w:r>
               <w:rPr>
-                <w:sz w:val="20"/>
+                <w:sz w:val="19"/>
               </w:rPr>
-              <w:t>Var1 (Steam Turbine)</w:t>
+              <w:t>Var1 – Steam Turbine</w:t>
             </w:r>
           </w:p>
         </w:tc>
@@ -2546,7 +1827,7 @@
             </w:pPr>
             <w:r>
               <w:rPr>
-                <w:sz w:val="20"/>
+                <w:sz w:val="19"/>
               </w:rPr>
               <w:t>5</w:t>
             </w:r>
@@ -2562,7 +1843,7 @@
             </w:pPr>
             <w:r>
               <w:rPr>
-                <w:sz w:val="20"/>
+                <w:sz w:val="19"/>
               </w:rPr>
               <w:t>2.477</w:t>
             </w:r>
@@ -2578,7 +1859,7 @@
             </w:pPr>
             <w:r>
               <w:rPr>
-                <w:sz w:val="20"/>
+                <w:sz w:val="19"/>
               </w:rPr>
               <w:t>0.4925</w:t>
             </w:r>
@@ -2594,7 +1875,7 @@
             </w:pPr>
             <w:r>
               <w:rPr>
-                <w:sz w:val="20"/>
+                <w:sz w:val="19"/>
               </w:rPr>
               <w:t>0.9516</w:t>
             </w:r>
@@ -2610,7 +1891,7 @@
             </w:pPr>
             <w:r>
               <w:rPr>
-                <w:sz w:val="20"/>
+                <w:sz w:val="19"/>
               </w:rPr>
               <w:t>461</w:t>
             </w:r>
@@ -2628,9 +1909,9 @@
             </w:pPr>
             <w:r>
               <w:rPr>
-                <w:sz w:val="20"/>
+                <w:sz w:val="19"/>
               </w:rPr>
-              <w:t>Var2 (Thermal Reservoir)</w:t>
+              <w:t>Var2 – Thermal Reservoir</w:t>
             </w:r>
           </w:p>
         </w:tc>
@@ -2644,7 +1925,7 @@
             </w:pPr>
             <w:r>
               <w:rPr>
-                <w:sz w:val="20"/>
+                <w:sz w:val="19"/>
               </w:rPr>
               <w:t>12</w:t>
             </w:r>
@@ -2660,7 +1941,7 @@
             </w:pPr>
             <w:r>
               <w:rPr>
-                <w:sz w:val="20"/>
+                <w:sz w:val="19"/>
               </w:rPr>
               <w:t>0.231</w:t>
             </w:r>
@@ -2676,7 +1957,7 @@
             </w:pPr>
             <w:r>
               <w:rPr>
-                <w:sz w:val="20"/>
+                <w:sz w:val="19"/>
               </w:rPr>
               <w:t>0.2627</w:t>
             </w:r>
@@ -2692,7 +1973,7 @@
             </w:pPr>
             <w:r>
               <w:rPr>
-                <w:sz w:val="20"/>
+                <w:sz w:val="19"/>
               </w:rPr>
               <w:t>0.9949</w:t>
             </w:r>
@@ -2708,7 +1989,7 @@
             </w:pPr>
             <w:r>
               <w:rPr>
-                <w:sz w:val="20"/>
+                <w:sz w:val="19"/>
               </w:rPr>
               <w:t>454</w:t>
             </w:r>
@@ -2716,19 +1997,14 @@
         </w:tc>
       </w:tr>
     </w:tbl>
-    <w:p/>
     <w:p>
       <w:pPr>
-        <w:pStyle w:val="Heading2"/>
-        <w:jc w:val="left"/>
+        <w:spacing w:after="80"/>
       </w:pPr>
-      <w:r>
-        <w:t>5.2 Per-fold breakdown</w:t>
-      </w:r>
     </w:p>
     <w:p>
       <w:pPr>
-        <w:spacing w:before="40" w:after="120"/>
+        <w:spacing w:before="40" w:after="80"/>
         <w:jc w:val="left"/>
       </w:pPr>
       <w:r>
@@ -2737,845 +2013,7 @@
           <w:i w:val="0"/>
           <w:sz w:val="22"/>
         </w:rPr>
-        <w:t>To make sure the results were consistent and not just lucky on one particular split, here are the numbers across each of the 5 folds:</w:t>
-      </w:r>
-    </w:p>
-    <w:p/>
-    <w:tbl>
-      <w:tblPr>
-        <w:tblStyle w:val="TableGrid"/>
-        <w:tblW w:type="auto" w:w="0"/>
-        <w:jc w:val="center"/>
-        <w:tblLook w:firstColumn="1" w:firstRow="1" w:lastColumn="0" w:lastRow="0" w:noHBand="0" w:noVBand="1" w:val="04A0"/>
-      </w:tblPr>
-      <w:tblGrid>
-        <w:gridCol w:w="1295"/>
-        <w:gridCol w:w="1295"/>
-        <w:gridCol w:w="1295"/>
-        <w:gridCol w:w="1295"/>
-        <w:gridCol w:w="1295"/>
-        <w:gridCol w:w="1295"/>
-        <w:gridCol w:w="1295"/>
-      </w:tblGrid>
-      <w:tr>
-        <w:tc>
-          <w:tcPr>
-            <w:tcW w:type="dxa" w:w="1295"/>
-          </w:tcPr>
-          <w:p>
-            <w:pPr>
-              <w:jc w:val="center"/>
-            </w:pPr>
-            <w:r>
-              <w:rPr>
-                <w:b/>
-                <w:sz w:val="20"/>
-              </w:rPr>
-              <w:t>Fold</w:t>
-            </w:r>
-          </w:p>
-        </w:tc>
-        <w:tc>
-          <w:tcPr>
-            <w:tcW w:type="dxa" w:w="1295"/>
-          </w:tcPr>
-          <w:p>
-            <w:pPr>
-              <w:jc w:val="center"/>
-            </w:pPr>
-            <w:r>
-              <w:rPr>
-                <w:b/>
-                <w:sz w:val="20"/>
-              </w:rPr>
-              <w:t>Var1 train MSE</w:t>
-            </w:r>
-          </w:p>
-        </w:tc>
-        <w:tc>
-          <w:tcPr>
-            <w:tcW w:type="dxa" w:w="1295"/>
-          </w:tcPr>
-          <w:p>
-            <w:pPr>
-              <w:jc w:val="center"/>
-            </w:pPr>
-            <w:r>
-              <w:rPr>
-                <w:b/>
-                <w:sz w:val="20"/>
-              </w:rPr>
-              <w:t>Var1 val MSE</w:t>
-            </w:r>
-          </w:p>
-        </w:tc>
-        <w:tc>
-          <w:tcPr>
-            <w:tcW w:type="dxa" w:w="1295"/>
-          </w:tcPr>
-          <w:p>
-            <w:pPr>
-              <w:jc w:val="center"/>
-            </w:pPr>
-            <w:r>
-              <w:rPr>
-                <w:b/>
-                <w:sz w:val="20"/>
-              </w:rPr>
-              <w:t>Var1 val R2</w:t>
-            </w:r>
-          </w:p>
-        </w:tc>
-        <w:tc>
-          <w:tcPr>
-            <w:tcW w:type="dxa" w:w="1295"/>
-          </w:tcPr>
-          <w:p>
-            <w:pPr>
-              <w:jc w:val="center"/>
-            </w:pPr>
-            <w:r>
-              <w:rPr>
-                <w:b/>
-                <w:sz w:val="20"/>
-              </w:rPr>
-              <w:t>Var2 train MSE</w:t>
-            </w:r>
-          </w:p>
-        </w:tc>
-        <w:tc>
-          <w:tcPr>
-            <w:tcW w:type="dxa" w:w="1295"/>
-          </w:tcPr>
-          <w:p>
-            <w:pPr>
-              <w:jc w:val="center"/>
-            </w:pPr>
-            <w:r>
-              <w:rPr>
-                <w:b/>
-                <w:sz w:val="20"/>
-              </w:rPr>
-              <w:t>Var2 val MSE</w:t>
-            </w:r>
-          </w:p>
-        </w:tc>
-        <w:tc>
-          <w:tcPr>
-            <w:tcW w:type="dxa" w:w="1295"/>
-          </w:tcPr>
-          <w:p>
-            <w:pPr>
-              <w:jc w:val="center"/>
-            </w:pPr>
-            <w:r>
-              <w:rPr>
-                <w:b/>
-                <w:sz w:val="20"/>
-              </w:rPr>
-              <w:t>Var2 val R2</w:t>
-            </w:r>
-          </w:p>
-        </w:tc>
-      </w:tr>
-      <w:tr>
-        <w:tc>
-          <w:tcPr>
-            <w:tcW w:type="dxa" w:w="1295"/>
-          </w:tcPr>
-          <w:p>
-            <w:pPr>
-              <w:jc w:val="center"/>
-            </w:pPr>
-            <w:r>
-              <w:rPr>
-                <w:sz w:val="20"/>
-              </w:rPr>
-              <w:t>1</w:t>
-            </w:r>
-          </w:p>
-        </w:tc>
-        <w:tc>
-          <w:tcPr>
-            <w:tcW w:type="dxa" w:w="1295"/>
-          </w:tcPr>
-          <w:p>
-            <w:pPr>
-              <w:jc w:val="center"/>
-            </w:pPr>
-            <w:r>
-              <w:rPr>
-                <w:sz w:val="20"/>
-              </w:rPr>
-              <w:t>0.185</w:t>
-            </w:r>
-          </w:p>
-        </w:tc>
-        <w:tc>
-          <w:tcPr>
-            <w:tcW w:type="dxa" w:w="1295"/>
-          </w:tcPr>
-          <w:p>
-            <w:pPr>
-              <w:jc w:val="center"/>
-            </w:pPr>
-            <w:r>
-              <w:rPr>
-                <w:sz w:val="20"/>
-              </w:rPr>
-              <w:t>0.452</w:t>
-            </w:r>
-          </w:p>
-        </w:tc>
-        <w:tc>
-          <w:tcPr>
-            <w:tcW w:type="dxa" w:w="1295"/>
-          </w:tcPr>
-          <w:p>
-            <w:pPr>
-              <w:jc w:val="center"/>
-            </w:pPr>
-            <w:r>
-              <w:rPr>
-                <w:sz w:val="20"/>
-              </w:rPr>
-              <w:t>0.953</w:t>
-            </w:r>
-          </w:p>
-        </w:tc>
-        <w:tc>
-          <w:tcPr>
-            <w:tcW w:type="dxa" w:w="1295"/>
-          </w:tcPr>
-          <w:p>
-            <w:pPr>
-              <w:jc w:val="center"/>
-            </w:pPr>
-            <w:r>
-              <w:rPr>
-                <w:sz w:val="20"/>
-              </w:rPr>
-              <w:t>0.170</w:t>
-            </w:r>
-          </w:p>
-        </w:tc>
-        <w:tc>
-          <w:tcPr>
-            <w:tcW w:type="dxa" w:w="1295"/>
-          </w:tcPr>
-          <w:p>
-            <w:pPr>
-              <w:jc w:val="center"/>
-            </w:pPr>
-            <w:r>
-              <w:rPr>
-                <w:sz w:val="20"/>
-              </w:rPr>
-              <w:t>0.249</w:t>
-            </w:r>
-          </w:p>
-        </w:tc>
-        <w:tc>
-          <w:tcPr>
-            <w:tcW w:type="dxa" w:w="1295"/>
-          </w:tcPr>
-          <w:p>
-            <w:pPr>
-              <w:jc w:val="center"/>
-            </w:pPr>
-            <w:r>
-              <w:rPr>
-                <w:sz w:val="20"/>
-              </w:rPr>
-              <w:t>0.994</w:t>
-            </w:r>
-          </w:p>
-        </w:tc>
-      </w:tr>
-      <w:tr>
-        <w:tc>
-          <w:tcPr>
-            <w:tcW w:type="dxa" w:w="1295"/>
-          </w:tcPr>
-          <w:p>
-            <w:pPr>
-              <w:jc w:val="center"/>
-            </w:pPr>
-            <w:r>
-              <w:rPr>
-                <w:sz w:val="20"/>
-              </w:rPr>
-              <w:t>2</w:t>
-            </w:r>
-          </w:p>
-        </w:tc>
-        <w:tc>
-          <w:tcPr>
-            <w:tcW w:type="dxa" w:w="1295"/>
-          </w:tcPr>
-          <w:p>
-            <w:pPr>
-              <w:jc w:val="center"/>
-            </w:pPr>
-            <w:r>
-              <w:rPr>
-                <w:sz w:val="20"/>
-              </w:rPr>
-              <w:t>0.187</w:t>
-            </w:r>
-          </w:p>
-        </w:tc>
-        <w:tc>
-          <w:tcPr>
-            <w:tcW w:type="dxa" w:w="1295"/>
-          </w:tcPr>
-          <w:p>
-            <w:pPr>
-              <w:jc w:val="center"/>
-            </w:pPr>
-            <w:r>
-              <w:rPr>
-                <w:sz w:val="20"/>
-              </w:rPr>
-              <w:t>0.433</w:t>
-            </w:r>
-          </w:p>
-        </w:tc>
-        <w:tc>
-          <w:tcPr>
-            <w:tcW w:type="dxa" w:w="1295"/>
-          </w:tcPr>
-          <w:p>
-            <w:pPr>
-              <w:jc w:val="center"/>
-            </w:pPr>
-            <w:r>
-              <w:rPr>
-                <w:sz w:val="20"/>
-              </w:rPr>
-              <w:t>0.950</w:t>
-            </w:r>
-          </w:p>
-        </w:tc>
-        <w:tc>
-          <w:tcPr>
-            <w:tcW w:type="dxa" w:w="1295"/>
-          </w:tcPr>
-          <w:p>
-            <w:pPr>
-              <w:jc w:val="center"/>
-            </w:pPr>
-            <w:r>
-              <w:rPr>
-                <w:sz w:val="20"/>
-              </w:rPr>
-              <w:t>0.165</w:t>
-            </w:r>
-          </w:p>
-        </w:tc>
-        <w:tc>
-          <w:tcPr>
-            <w:tcW w:type="dxa" w:w="1295"/>
-          </w:tcPr>
-          <w:p>
-            <w:pPr>
-              <w:jc w:val="center"/>
-            </w:pPr>
-            <w:r>
-              <w:rPr>
-                <w:sz w:val="20"/>
-              </w:rPr>
-              <w:t>0.291</w:t>
-            </w:r>
-          </w:p>
-        </w:tc>
-        <w:tc>
-          <w:tcPr>
-            <w:tcW w:type="dxa" w:w="1295"/>
-          </w:tcPr>
-          <w:p>
-            <w:pPr>
-              <w:jc w:val="center"/>
-            </w:pPr>
-            <w:r>
-              <w:rPr>
-                <w:sz w:val="20"/>
-              </w:rPr>
-              <w:t>0.995</w:t>
-            </w:r>
-          </w:p>
-        </w:tc>
-      </w:tr>
-      <w:tr>
-        <w:tc>
-          <w:tcPr>
-            <w:tcW w:type="dxa" w:w="1295"/>
-          </w:tcPr>
-          <w:p>
-            <w:pPr>
-              <w:jc w:val="center"/>
-            </w:pPr>
-            <w:r>
-              <w:rPr>
-                <w:sz w:val="20"/>
-              </w:rPr>
-              <w:t>3</w:t>
-            </w:r>
-          </w:p>
-        </w:tc>
-        <w:tc>
-          <w:tcPr>
-            <w:tcW w:type="dxa" w:w="1295"/>
-          </w:tcPr>
-          <w:p>
-            <w:pPr>
-              <w:jc w:val="center"/>
-            </w:pPr>
-            <w:r>
-              <w:rPr>
-                <w:sz w:val="20"/>
-              </w:rPr>
-              <w:t>0.196</w:t>
-            </w:r>
-          </w:p>
-        </w:tc>
-        <w:tc>
-          <w:tcPr>
-            <w:tcW w:type="dxa" w:w="1295"/>
-          </w:tcPr>
-          <w:p>
-            <w:pPr>
-              <w:jc w:val="center"/>
-            </w:pPr>
-            <w:r>
-              <w:rPr>
-                <w:sz w:val="20"/>
-              </w:rPr>
-              <w:t>0.447</w:t>
-            </w:r>
-          </w:p>
-        </w:tc>
-        <w:tc>
-          <w:tcPr>
-            <w:tcW w:type="dxa" w:w="1295"/>
-          </w:tcPr>
-          <w:p>
-            <w:pPr>
-              <w:jc w:val="center"/>
-            </w:pPr>
-            <w:r>
-              <w:rPr>
-                <w:sz w:val="20"/>
-              </w:rPr>
-              <w:t>0.965</w:t>
-            </w:r>
-          </w:p>
-        </w:tc>
-        <w:tc>
-          <w:tcPr>
-            <w:tcW w:type="dxa" w:w="1295"/>
-          </w:tcPr>
-          <w:p>
-            <w:pPr>
-              <w:jc w:val="center"/>
-            </w:pPr>
-            <w:r>
-              <w:rPr>
-                <w:sz w:val="20"/>
-              </w:rPr>
-              <w:t>0.169</w:t>
-            </w:r>
-          </w:p>
-        </w:tc>
-        <w:tc>
-          <w:tcPr>
-            <w:tcW w:type="dxa" w:w="1295"/>
-          </w:tcPr>
-          <w:p>
-            <w:pPr>
-              <w:jc w:val="center"/>
-            </w:pPr>
-            <w:r>
-              <w:rPr>
-                <w:sz w:val="20"/>
-              </w:rPr>
-              <w:t>0.269</w:t>
-            </w:r>
-          </w:p>
-        </w:tc>
-        <w:tc>
-          <w:tcPr>
-            <w:tcW w:type="dxa" w:w="1295"/>
-          </w:tcPr>
-          <w:p>
-            <w:pPr>
-              <w:jc w:val="center"/>
-            </w:pPr>
-            <w:r>
-              <w:rPr>
-                <w:sz w:val="20"/>
-              </w:rPr>
-              <w:t>0.996</w:t>
-            </w:r>
-          </w:p>
-        </w:tc>
-      </w:tr>
-      <w:tr>
-        <w:tc>
-          <w:tcPr>
-            <w:tcW w:type="dxa" w:w="1295"/>
-          </w:tcPr>
-          <w:p>
-            <w:pPr>
-              <w:jc w:val="center"/>
-            </w:pPr>
-            <w:r>
-              <w:rPr>
-                <w:sz w:val="20"/>
-              </w:rPr>
-              <w:t>4</w:t>
-            </w:r>
-          </w:p>
-        </w:tc>
-        <w:tc>
-          <w:tcPr>
-            <w:tcW w:type="dxa" w:w="1295"/>
-          </w:tcPr>
-          <w:p>
-            <w:pPr>
-              <w:jc w:val="center"/>
-            </w:pPr>
-            <w:r>
-              <w:rPr>
-                <w:sz w:val="20"/>
-              </w:rPr>
-              <w:t>0.180</w:t>
-            </w:r>
-          </w:p>
-        </w:tc>
-        <w:tc>
-          <w:tcPr>
-            <w:tcW w:type="dxa" w:w="1295"/>
-          </w:tcPr>
-          <w:p>
-            <w:pPr>
-              <w:jc w:val="center"/>
-            </w:pPr>
-            <w:r>
-              <w:rPr>
-                <w:sz w:val="20"/>
-              </w:rPr>
-              <w:t>0.620</w:t>
-            </w:r>
-          </w:p>
-        </w:tc>
-        <w:tc>
-          <w:tcPr>
-            <w:tcW w:type="dxa" w:w="1295"/>
-          </w:tcPr>
-          <w:p>
-            <w:pPr>
-              <w:jc w:val="center"/>
-            </w:pPr>
-            <w:r>
-              <w:rPr>
-                <w:sz w:val="20"/>
-              </w:rPr>
-              <w:t>0.944</w:t>
-            </w:r>
-          </w:p>
-        </w:tc>
-        <w:tc>
-          <w:tcPr>
-            <w:tcW w:type="dxa" w:w="1295"/>
-          </w:tcPr>
-          <w:p>
-            <w:pPr>
-              <w:jc w:val="center"/>
-            </w:pPr>
-            <w:r>
-              <w:rPr>
-                <w:sz w:val="20"/>
-              </w:rPr>
-              <w:t>0.172</w:t>
-            </w:r>
-          </w:p>
-        </w:tc>
-        <w:tc>
-          <w:tcPr>
-            <w:tcW w:type="dxa" w:w="1295"/>
-          </w:tcPr>
-          <w:p>
-            <w:pPr>
-              <w:jc w:val="center"/>
-            </w:pPr>
-            <w:r>
-              <w:rPr>
-                <w:sz w:val="20"/>
-              </w:rPr>
-              <w:t>0.227</w:t>
-            </w:r>
-          </w:p>
-        </w:tc>
-        <w:tc>
-          <w:tcPr>
-            <w:tcW w:type="dxa" w:w="1295"/>
-          </w:tcPr>
-          <w:p>
-            <w:pPr>
-              <w:jc w:val="center"/>
-            </w:pPr>
-            <w:r>
-              <w:rPr>
-                <w:sz w:val="20"/>
-              </w:rPr>
-              <w:t>0.996</w:t>
-            </w:r>
-          </w:p>
-        </w:tc>
-      </w:tr>
-      <w:tr>
-        <w:tc>
-          <w:tcPr>
-            <w:tcW w:type="dxa" w:w="1295"/>
-          </w:tcPr>
-          <w:p>
-            <w:pPr>
-              <w:jc w:val="center"/>
-            </w:pPr>
-            <w:r>
-              <w:rPr>
-                <w:sz w:val="20"/>
-              </w:rPr>
-              <w:t>5</w:t>
-            </w:r>
-          </w:p>
-        </w:tc>
-        <w:tc>
-          <w:tcPr>
-            <w:tcW w:type="dxa" w:w="1295"/>
-          </w:tcPr>
-          <w:p>
-            <w:pPr>
-              <w:jc w:val="center"/>
-            </w:pPr>
-            <w:r>
-              <w:rPr>
-                <w:sz w:val="20"/>
-              </w:rPr>
-              <w:t>0.189</w:t>
-            </w:r>
-          </w:p>
-        </w:tc>
-        <w:tc>
-          <w:tcPr>
-            <w:tcW w:type="dxa" w:w="1295"/>
-          </w:tcPr>
-          <w:p>
-            <w:pPr>
-              <w:jc w:val="center"/>
-            </w:pPr>
-            <w:r>
-              <w:rPr>
-                <w:sz w:val="20"/>
-              </w:rPr>
-              <w:t>0.510</w:t>
-            </w:r>
-          </w:p>
-        </w:tc>
-        <w:tc>
-          <w:tcPr>
-            <w:tcW w:type="dxa" w:w="1295"/>
-          </w:tcPr>
-          <w:p>
-            <w:pPr>
-              <w:jc w:val="center"/>
-            </w:pPr>
-            <w:r>
-              <w:rPr>
-                <w:sz w:val="20"/>
-              </w:rPr>
-              <w:t>0.946</w:t>
-            </w:r>
-          </w:p>
-        </w:tc>
-        <w:tc>
-          <w:tcPr>
-            <w:tcW w:type="dxa" w:w="1295"/>
-          </w:tcPr>
-          <w:p>
-            <w:pPr>
-              <w:jc w:val="center"/>
-            </w:pPr>
-            <w:r>
-              <w:rPr>
-                <w:sz w:val="20"/>
-              </w:rPr>
-              <w:t>0.167</w:t>
-            </w:r>
-          </w:p>
-        </w:tc>
-        <w:tc>
-          <w:tcPr>
-            <w:tcW w:type="dxa" w:w="1295"/>
-          </w:tcPr>
-          <w:p>
-            <w:pPr>
-              <w:jc w:val="center"/>
-            </w:pPr>
-            <w:r>
-              <w:rPr>
-                <w:sz w:val="20"/>
-              </w:rPr>
-              <w:t>0.278</w:t>
-            </w:r>
-          </w:p>
-        </w:tc>
-        <w:tc>
-          <w:tcPr>
-            <w:tcW w:type="dxa" w:w="1295"/>
-          </w:tcPr>
-          <w:p>
-            <w:pPr>
-              <w:jc w:val="center"/>
-            </w:pPr>
-            <w:r>
-              <w:rPr>
-                <w:sz w:val="20"/>
-              </w:rPr>
-              <w:t>0.995</w:t>
-            </w:r>
-          </w:p>
-        </w:tc>
-      </w:tr>
-      <w:tr>
-        <w:tc>
-          <w:tcPr>
-            <w:tcW w:type="dxa" w:w="1295"/>
-          </w:tcPr>
-          <w:p>
-            <w:pPr>
-              <w:jc w:val="center"/>
-            </w:pPr>
-            <w:r>
-              <w:rPr>
-                <w:sz w:val="20"/>
-              </w:rPr>
-              <w:t>Mean</w:t>
-            </w:r>
-          </w:p>
-        </w:tc>
-        <w:tc>
-          <w:tcPr>
-            <w:tcW w:type="dxa" w:w="1295"/>
-          </w:tcPr>
-          <w:p>
-            <w:pPr>
-              <w:jc w:val="center"/>
-            </w:pPr>
-            <w:r>
-              <w:rPr>
-                <w:sz w:val="20"/>
-              </w:rPr>
-              <w:t>0.187</w:t>
-            </w:r>
-          </w:p>
-        </w:tc>
-        <w:tc>
-          <w:tcPr>
-            <w:tcW w:type="dxa" w:w="1295"/>
-          </w:tcPr>
-          <w:p>
-            <w:pPr>
-              <w:jc w:val="center"/>
-            </w:pPr>
-            <w:r>
-              <w:rPr>
-                <w:sz w:val="20"/>
-              </w:rPr>
-              <w:t>0.493</w:t>
-            </w:r>
-          </w:p>
-        </w:tc>
-        <w:tc>
-          <w:tcPr>
-            <w:tcW w:type="dxa" w:w="1295"/>
-          </w:tcPr>
-          <w:p>
-            <w:pPr>
-              <w:jc w:val="center"/>
-            </w:pPr>
-            <w:r>
-              <w:rPr>
-                <w:sz w:val="20"/>
-              </w:rPr>
-              <w:t>0.952</w:t>
-            </w:r>
-          </w:p>
-        </w:tc>
-        <w:tc>
-          <w:tcPr>
-            <w:tcW w:type="dxa" w:w="1295"/>
-          </w:tcPr>
-          <w:p>
-            <w:pPr>
-              <w:jc w:val="center"/>
-            </w:pPr>
-            <w:r>
-              <w:rPr>
-                <w:sz w:val="20"/>
-              </w:rPr>
-              <w:t>0.169</w:t>
-            </w:r>
-          </w:p>
-        </w:tc>
-        <w:tc>
-          <w:tcPr>
-            <w:tcW w:type="dxa" w:w="1295"/>
-          </w:tcPr>
-          <w:p>
-            <w:pPr>
-              <w:jc w:val="center"/>
-            </w:pPr>
-            <w:r>
-              <w:rPr>
-                <w:sz w:val="20"/>
-              </w:rPr>
-              <w:t>0.263</w:t>
-            </w:r>
-          </w:p>
-        </w:tc>
-        <w:tc>
-          <w:tcPr>
-            <w:tcW w:type="dxa" w:w="1295"/>
-          </w:tcPr>
-          <w:p>
-            <w:pPr>
-              <w:jc w:val="center"/>
-            </w:pPr>
-            <w:r>
-              <w:rPr>
-                <w:sz w:val="20"/>
-              </w:rPr>
-              <w:t>0.995</w:t>
-            </w:r>
-          </w:p>
-        </w:tc>
-      </w:tr>
-    </w:tbl>
-    <w:p/>
-    <w:p>
-      <w:pPr>
-        <w:spacing w:before="40" w:after="120"/>
-        <w:jc w:val="left"/>
-      </w:pPr>
-      <w:r>
-        <w:rPr>
-          <w:b w:val="0"/>
-          <w:i w:val="0"/>
-          <w:sz w:val="22"/>
-        </w:rPr>
-        <w:t>For var1, fold 4 gave a slightly higher validation MSE (0.62) compared to the others, but overall the results are pretty consistent across folds which suggests the model isn't just getting lucky on a particular data split. For var2 the results are very stable across all folds which is reassuring.</w:t>
+        <w:t>After selecting hyperparameters via CV, I refitted each model on the full 1000 training samples. Train MSE for var1 was 0.1995 (R² = 0.98) and for var2 was 0.1745 (R² = 0.9967). The small train-to-val gap in both cases suggests the models generalise well and are not severely overfitting.</w:t>
       </w:r>
     </w:p>
     <w:p>
@@ -3585,8 +2023,8 @@
       <w:r>
         <w:drawing>
           <wp:inline xmlns:a="http://schemas.openxmlformats.org/drawingml/2006/main" xmlns:pic="http://schemas.openxmlformats.org/drawingml/2006/picture">
-            <wp:extent cx="5303520" cy="1818350"/>
-            <wp:docPr id="4" name="Picture 4"/>
+            <wp:extent cx="5120640" cy="2194150"/>
+            <wp:docPr id="2" name="Picture 2"/>
             <wp:cNvGraphicFramePr>
               <a:graphicFrameLocks noChangeAspect="1"/>
             </wp:cNvGraphicFramePr>
@@ -3594,11 +2032,11 @@
               <a:graphicData uri="http://schemas.openxmlformats.org/drawingml/2006/picture">
                 <pic:pic>
                   <pic:nvPicPr>
-                    <pic:cNvPr id="0" name="fig5_cv_folds.png"/>
+                    <pic:cNvPr id="0" name="fig3_actual_vs_predicted.png"/>
                     <pic:cNvPicPr/>
                   </pic:nvPicPr>
                   <pic:blipFill>
-                    <a:blip r:embed="rId12"/>
+                    <a:blip r:embed="rId10"/>
                     <a:stretch>
                       <a:fillRect/>
                     </a:stretch>
@@ -3606,7 +2044,7 @@
                   <pic:spPr>
                     <a:xfrm>
                       <a:off x="0" y="0"/>
-                      <a:ext cx="5303520" cy="1818350"/>
+                      <a:ext cx="5120640" cy="2194150"/>
                     </a:xfrm>
                     <a:prstGeom prst="rect"/>
                   </pic:spPr>
@@ -3619,7 +2057,7 @@
     </w:p>
     <w:p>
       <w:pPr>
-        <w:spacing w:after="200"/>
+        <w:spacing w:before="20" w:after="120"/>
         <w:jc w:val="center"/>
       </w:pPr>
       <w:r>
@@ -3627,21 +2065,12 @@
           <w:i/>
           <w:sz w:val="18"/>
         </w:rPr>
-        <w:t>Figure 4. Validation MSE for each fold. The dashed line is the mean.</w:t>
+        <w:t>Figure 2. Actual vs predicted y on the full training set. Points close to the diagonal indicate accurate predictions.</w:t>
       </w:r>
     </w:p>
     <w:p>
       <w:pPr>
-        <w:pStyle w:val="Heading2"/>
-        <w:jc w:val="left"/>
-      </w:pPr>
-      <w:r>
-        <w:t>5.3 Fit on the full training data</w:t>
-      </w:r>
-    </w:p>
-    <w:p>
-      <w:pPr>
-        <w:spacing w:before="40" w:after="120"/>
+        <w:spacing w:before="40" w:after="80"/>
         <w:jc w:val="left"/>
       </w:pPr>
       <w:r>
@@ -3650,389 +2079,14 @@
           <w:i w:val="0"/>
           <w:sz w:val="22"/>
         </w:rPr>
-        <w:t>After picking the hyperparameters through cross-validation, I refitted each model on the complete training set of 1000 samples and generated predictions for the test set.</w:t>
-      </w:r>
-    </w:p>
-    <w:p/>
-    <w:tbl>
-      <w:tblPr>
-        <w:tblStyle w:val="TableGrid"/>
-        <w:tblW w:type="auto" w:w="0"/>
-        <w:jc w:val="center"/>
-        <w:tblLook w:firstColumn="1" w:firstRow="1" w:lastColumn="0" w:lastRow="0" w:noHBand="0" w:noVBand="1" w:val="04A0"/>
-      </w:tblPr>
-      <w:tblGrid>
-        <w:gridCol w:w="3022"/>
-        <w:gridCol w:w="3022"/>
-        <w:gridCol w:w="3022"/>
-      </w:tblGrid>
-      <w:tr>
-        <w:tc>
-          <w:tcPr>
-            <w:tcW w:type="dxa" w:w="3022"/>
-          </w:tcPr>
-          <w:p>
-            <w:pPr>
-              <w:jc w:val="center"/>
-            </w:pPr>
-            <w:r>
-              <w:rPr>
-                <w:b/>
-                <w:sz w:val="20"/>
-              </w:rPr>
-              <w:t>Problem</w:t>
-            </w:r>
-          </w:p>
-        </w:tc>
-        <w:tc>
-          <w:tcPr>
-            <w:tcW w:type="dxa" w:w="3022"/>
-          </w:tcPr>
-          <w:p>
-            <w:pPr>
-              <w:jc w:val="center"/>
-            </w:pPr>
-            <w:r>
-              <w:rPr>
-                <w:b/>
-                <w:sz w:val="20"/>
-              </w:rPr>
-              <w:t>Train MSE</w:t>
-            </w:r>
-          </w:p>
-        </w:tc>
-        <w:tc>
-          <w:tcPr>
-            <w:tcW w:type="dxa" w:w="3022"/>
-          </w:tcPr>
-          <w:p>
-            <w:pPr>
-              <w:jc w:val="center"/>
-            </w:pPr>
-            <w:r>
-              <w:rPr>
-                <w:b/>
-                <w:sz w:val="20"/>
-              </w:rPr>
-              <w:t>Train R2</w:t>
-            </w:r>
-          </w:p>
-        </w:tc>
-      </w:tr>
-      <w:tr>
-        <w:tc>
-          <w:tcPr>
-            <w:tcW w:type="dxa" w:w="3022"/>
-          </w:tcPr>
-          <w:p>
-            <w:pPr>
-              <w:jc w:val="center"/>
-            </w:pPr>
-            <w:r>
-              <w:rPr>
-                <w:sz w:val="20"/>
-              </w:rPr>
-              <w:t>Var1 (Steam Turbine)</w:t>
-            </w:r>
-          </w:p>
-        </w:tc>
-        <w:tc>
-          <w:tcPr>
-            <w:tcW w:type="dxa" w:w="3022"/>
-          </w:tcPr>
-          <w:p>
-            <w:pPr>
-              <w:jc w:val="center"/>
-            </w:pPr>
-            <w:r>
-              <w:rPr>
-                <w:sz w:val="20"/>
-              </w:rPr>
-              <w:t>0.1995</w:t>
-            </w:r>
-          </w:p>
-        </w:tc>
-        <w:tc>
-          <w:tcPr>
-            <w:tcW w:type="dxa" w:w="3022"/>
-          </w:tcPr>
-          <w:p>
-            <w:pPr>
-              <w:jc w:val="center"/>
-            </w:pPr>
-            <w:r>
-              <w:rPr>
-                <w:sz w:val="20"/>
-              </w:rPr>
-              <w:t>0.9807</w:t>
-            </w:r>
-          </w:p>
-        </w:tc>
-      </w:tr>
-      <w:tr>
-        <w:tc>
-          <w:tcPr>
-            <w:tcW w:type="dxa" w:w="3022"/>
-          </w:tcPr>
-          <w:p>
-            <w:pPr>
-              <w:jc w:val="center"/>
-            </w:pPr>
-            <w:r>
-              <w:rPr>
-                <w:sz w:val="20"/>
-              </w:rPr>
-              <w:t>Var2 (Thermal Reservoir)</w:t>
-            </w:r>
-          </w:p>
-        </w:tc>
-        <w:tc>
-          <w:tcPr>
-            <w:tcW w:type="dxa" w:w="3022"/>
-          </w:tcPr>
-          <w:p>
-            <w:pPr>
-              <w:jc w:val="center"/>
-            </w:pPr>
-            <w:r>
-              <w:rPr>
-                <w:sz w:val="20"/>
-              </w:rPr>
-              <w:t>0.1745</w:t>
-            </w:r>
-          </w:p>
-        </w:tc>
-        <w:tc>
-          <w:tcPr>
-            <w:tcW w:type="dxa" w:w="3022"/>
-          </w:tcPr>
-          <w:p>
-            <w:pPr>
-              <w:jc w:val="center"/>
-            </w:pPr>
-            <w:r>
-              <w:rPr>
-                <w:sz w:val="20"/>
-              </w:rPr>
-              <w:t>0.9967</w:t>
-            </w:r>
-          </w:p>
-        </w:tc>
-      </w:tr>
-    </w:tbl>
-    <w:p/>
-    <w:p>
-      <w:pPr>
-        <w:jc w:val="center"/>
-      </w:pPr>
-      <w:r>
-        <w:drawing>
-          <wp:inline xmlns:a="http://schemas.openxmlformats.org/drawingml/2006/main" xmlns:pic="http://schemas.openxmlformats.org/drawingml/2006/picture">
-            <wp:extent cx="5303520" cy="2272512"/>
-            <wp:docPr id="5" name="Picture 5"/>
-            <wp:cNvGraphicFramePr>
-              <a:graphicFrameLocks noChangeAspect="1"/>
-            </wp:cNvGraphicFramePr>
-            <a:graphic>
-              <a:graphicData uri="http://schemas.openxmlformats.org/drawingml/2006/picture">
-                <pic:pic>
-                  <pic:nvPicPr>
-                    <pic:cNvPr id="0" name="fig3_actual_vs_predicted.png"/>
-                    <pic:cNvPicPr/>
-                  </pic:nvPicPr>
-                  <pic:blipFill>
-                    <a:blip r:embed="rId13"/>
-                    <a:stretch>
-                      <a:fillRect/>
-                    </a:stretch>
-                  </pic:blipFill>
-                  <pic:spPr>
-                    <a:xfrm>
-                      <a:off x="0" y="0"/>
-                      <a:ext cx="5303520" cy="2272512"/>
-                    </a:xfrm>
-                    <a:prstGeom prst="rect"/>
-                  </pic:spPr>
-                </pic:pic>
-              </a:graphicData>
-            </a:graphic>
-          </wp:inline>
-        </w:drawing>
+        <w:t>The per-fold results below confirm the CV scores are consistent across splits and not driven by one lucky fold:</w:t>
       </w:r>
     </w:p>
     <w:p>
       <w:pPr>
-        <w:spacing w:after="200"/>
-        <w:jc w:val="center"/>
+        <w:spacing w:after="40"/>
       </w:pPr>
-      <w:r>
-        <w:rPr>
-          <w:i/>
-          <w:sz w:val="18"/>
-        </w:rPr>
-        <w:t>Figure 5. Actual vs predicted y on the full training set for both models. Points close to the diagonal line mean accurate predictions.</w:t>
-      </w:r>
     </w:p>
-    <w:p>
-      <w:pPr>
-        <w:jc w:val="center"/>
-      </w:pPr>
-      <w:r>
-        <w:drawing>
-          <wp:inline xmlns:a="http://schemas.openxmlformats.org/drawingml/2006/main" xmlns:pic="http://schemas.openxmlformats.org/drawingml/2006/picture">
-            <wp:extent cx="5303520" cy="2040502"/>
-            <wp:docPr id="6" name="Picture 6"/>
-            <wp:cNvGraphicFramePr>
-              <a:graphicFrameLocks noChangeAspect="1"/>
-            </wp:cNvGraphicFramePr>
-            <a:graphic>
-              <a:graphicData uri="http://schemas.openxmlformats.org/drawingml/2006/picture">
-                <pic:pic>
-                  <pic:nvPicPr>
-                    <pic:cNvPr id="0" name="fig4_residuals.png"/>
-                    <pic:cNvPicPr/>
-                  </pic:nvPicPr>
-                  <pic:blipFill>
-                    <a:blip r:embed="rId14"/>
-                    <a:stretch>
-                      <a:fillRect/>
-                    </a:stretch>
-                  </pic:blipFill>
-                  <pic:spPr>
-                    <a:xfrm>
-                      <a:off x="0" y="0"/>
-                      <a:ext cx="5303520" cy="2040502"/>
-                    </a:xfrm>
-                    <a:prstGeom prst="rect"/>
-                  </pic:spPr>
-                </pic:pic>
-              </a:graphicData>
-            </a:graphic>
-          </wp:inline>
-        </w:drawing>
-      </w:r>
-    </w:p>
-    <w:p>
-      <w:pPr>
-        <w:spacing w:after="200"/>
-        <w:jc w:val="center"/>
-      </w:pPr>
-      <w:r>
-        <w:rPr>
-          <w:i/>
-          <w:sz w:val="18"/>
-        </w:rPr>
-        <w:t>Figure 6. Residuals (actual minus predicted) plotted against predicted values. The spread looks roughly even with no obvious pattern, which is a good sign.</w:t>
-      </w:r>
-    </w:p>
-    <w:p>
-      <w:pPr>
-        <w:spacing w:before="40" w:after="120"/>
-        <w:jc w:val="left"/>
-      </w:pPr>
-      <w:r>
-        <w:rPr>
-          <w:b w:val="0"/>
-          <w:i w:val="0"/>
-          <w:sz w:val="22"/>
-        </w:rPr>
-        <w:t>The train R2 for var1 is 0.98 and the validation R2 was 0.95, so there is a small gap but nothing alarming — it just means the model fits training data a little better than unseen data, which is completely normal. For var2 the gap is even smaller (train R2 = 0.997, val R2 = 0.995), suggesting the model has found the underlying structure very well.</w:t>
-      </w:r>
-    </w:p>
-    <w:p>
-      <w:r>
-        <w:br w:type="page"/>
-      </w:r>
-    </w:p>
-    <w:p>
-      <w:pPr>
-        <w:pStyle w:val="Heading1"/>
-        <w:jc w:val="left"/>
-      </w:pPr>
-      <w:r>
-        <w:t>6. Discussion</w:t>
-      </w:r>
-    </w:p>
-    <w:p>
-      <w:pPr>
-        <w:spacing w:before="40" w:after="120"/>
-        <w:jc w:val="left"/>
-      </w:pPr>
-      <w:r>
-        <w:rPr>
-          <w:b w:val="0"/>
-          <w:i w:val="0"/>
-          <w:sz w:val="22"/>
-        </w:rPr>
-        <w:t>A few things are worth reflecting on from this assignment.</w:t>
-      </w:r>
-    </w:p>
-    <w:p>
-      <w:pPr>
-        <w:spacing w:before="40" w:after="120"/>
-        <w:jc w:val="left"/>
-      </w:pPr>
-      <w:r>
-        <w:rPr>
-          <w:b w:val="0"/>
-          <w:i w:val="0"/>
-          <w:sz w:val="22"/>
-        </w:rPr>
-        <w:t>For var1, I initially expected degree 4 to be the answer based on some quick manual checks I ran at the start. But the full grid search showed that degree 5 with proper regularisation actually does noticeably better. The key was that at low regularisation degree 5 overfits heavily (CV MSE jumps to 1.5), but once you increase alpha to around 2.5, it outperforms degree 4 by about 30% in terms of MSE. This really drove home the importance of tuning both hyperparameters together rather than fixing one and only searching over the other.</w:t>
-      </w:r>
-    </w:p>
-    <w:p>
-      <w:pPr>
-        <w:spacing w:before="40" w:after="120"/>
-        <w:jc w:val="left"/>
-      </w:pPr>
-      <w:r>
-        <w:rPr>
-          <w:b w:val="0"/>
-          <w:i w:val="0"/>
-          <w:sz w:val="22"/>
-        </w:rPr>
-        <w:t>For var2, the high degree (12) was a bit unexpected but makes sense in context. The thermal anomaly score is trying to capture a complex 3D heat map which can have all sorts of peaks and valleys — a high-degree polynomial in three spatial coordinates is actually a reasonable way to model that. And because we only have 3 input features, even degree 12 only gives 454 features, which is well within what Ridge can handle with 1000 training points.</w:t>
-      </w:r>
-    </w:p>
-    <w:p>
-      <w:pPr>
-        <w:spacing w:before="40" w:after="120"/>
-        <w:jc w:val="left"/>
-      </w:pPr>
-      <w:r>
-        <w:rPr>
-          <w:b w:val="0"/>
-          <w:i w:val="0"/>
-          <w:sz w:val="22"/>
-        </w:rPr>
-        <w:t>One thing I would do differently if I had more time is look into whether some of the 461 (var1) or 454 (var2) polynomial features are actually contributing meaningfully to the model, or whether a lot of them are near-zero after regularisation. That could be interesting to explore with something like Lasso or by looking at which monomials have the largest coefficients after the Ridge fit.</w:t>
-      </w:r>
-    </w:p>
-    <w:p>
-      <w:pPr>
-        <w:pStyle w:val="Heading1"/>
-        <w:jc w:val="left"/>
-      </w:pPr>
-      <w:r>
-        <w:t>7. Conclusion</w:t>
-      </w:r>
-    </w:p>
-    <w:p>
-      <w:pPr>
-        <w:spacing w:before="40" w:after="120"/>
-        <w:jc w:val="left"/>
-      </w:pPr>
-      <w:r>
-        <w:rPr>
-          <w:b w:val="0"/>
-          <w:i w:val="0"/>
-          <w:sz w:val="22"/>
-        </w:rPr>
-        <w:t>To summarise, I built two polynomial Ridge regression models for the two assigned problems. The approach was to do a proper grid search over both degree and regularisation strength using 5-fold cross-validation, rather than just picking values by intuition.</w:t>
-      </w:r>
-    </w:p>
-    <w:p/>
     <w:tbl>
       <w:tblPr>
         <w:tblStyle w:val="TableGrid"/>
@@ -4059,7 +2113,635 @@
             <w:r>
               <w:rPr>
                 <w:b/>
-                <w:sz w:val="20"/>
+                <w:sz w:val="19"/>
+              </w:rPr>
+              <w:t>Fold</w:t>
+            </w:r>
+          </w:p>
+        </w:tc>
+        <w:tc>
+          <w:tcPr>
+            <w:tcW w:type="dxa" w:w="1813"/>
+          </w:tcPr>
+          <w:p>
+            <w:pPr>
+              <w:jc w:val="center"/>
+            </w:pPr>
+            <w:r>
+              <w:rPr>
+                <w:b/>
+                <w:sz w:val="19"/>
+              </w:rPr>
+              <w:t>Var1 val MSE</w:t>
+            </w:r>
+          </w:p>
+        </w:tc>
+        <w:tc>
+          <w:tcPr>
+            <w:tcW w:type="dxa" w:w="1813"/>
+          </w:tcPr>
+          <w:p>
+            <w:pPr>
+              <w:jc w:val="center"/>
+            </w:pPr>
+            <w:r>
+              <w:rPr>
+                <w:b/>
+                <w:sz w:val="19"/>
+              </w:rPr>
+              <w:t>Var1 val R²</w:t>
+            </w:r>
+          </w:p>
+        </w:tc>
+        <w:tc>
+          <w:tcPr>
+            <w:tcW w:type="dxa" w:w="1813"/>
+          </w:tcPr>
+          <w:p>
+            <w:pPr>
+              <w:jc w:val="center"/>
+            </w:pPr>
+            <w:r>
+              <w:rPr>
+                <w:b/>
+                <w:sz w:val="19"/>
+              </w:rPr>
+              <w:t>Var2 val MSE</w:t>
+            </w:r>
+          </w:p>
+        </w:tc>
+        <w:tc>
+          <w:tcPr>
+            <w:tcW w:type="dxa" w:w="1813"/>
+          </w:tcPr>
+          <w:p>
+            <w:pPr>
+              <w:jc w:val="center"/>
+            </w:pPr>
+            <w:r>
+              <w:rPr>
+                <w:b/>
+                <w:sz w:val="19"/>
+              </w:rPr>
+              <w:t>Var2 val R²</w:t>
+            </w:r>
+          </w:p>
+        </w:tc>
+      </w:tr>
+      <w:tr>
+        <w:tc>
+          <w:tcPr>
+            <w:tcW w:type="dxa" w:w="1813"/>
+          </w:tcPr>
+          <w:p>
+            <w:pPr>
+              <w:jc w:val="center"/>
+            </w:pPr>
+            <w:r>
+              <w:rPr>
+                <w:sz w:val="19"/>
+              </w:rPr>
+              <w:t>1</w:t>
+            </w:r>
+          </w:p>
+        </w:tc>
+        <w:tc>
+          <w:tcPr>
+            <w:tcW w:type="dxa" w:w="1813"/>
+          </w:tcPr>
+          <w:p>
+            <w:pPr>
+              <w:jc w:val="center"/>
+            </w:pPr>
+            <w:r>
+              <w:rPr>
+                <w:sz w:val="19"/>
+              </w:rPr>
+              <w:t>0.452</w:t>
+            </w:r>
+          </w:p>
+        </w:tc>
+        <w:tc>
+          <w:tcPr>
+            <w:tcW w:type="dxa" w:w="1813"/>
+          </w:tcPr>
+          <w:p>
+            <w:pPr>
+              <w:jc w:val="center"/>
+            </w:pPr>
+            <w:r>
+              <w:rPr>
+                <w:sz w:val="19"/>
+              </w:rPr>
+              <w:t>0.953</w:t>
+            </w:r>
+          </w:p>
+        </w:tc>
+        <w:tc>
+          <w:tcPr>
+            <w:tcW w:type="dxa" w:w="1813"/>
+          </w:tcPr>
+          <w:p>
+            <w:pPr>
+              <w:jc w:val="center"/>
+            </w:pPr>
+            <w:r>
+              <w:rPr>
+                <w:sz w:val="19"/>
+              </w:rPr>
+              <w:t>0.249</w:t>
+            </w:r>
+          </w:p>
+        </w:tc>
+        <w:tc>
+          <w:tcPr>
+            <w:tcW w:type="dxa" w:w="1813"/>
+          </w:tcPr>
+          <w:p>
+            <w:pPr>
+              <w:jc w:val="center"/>
+            </w:pPr>
+            <w:r>
+              <w:rPr>
+                <w:sz w:val="19"/>
+              </w:rPr>
+              <w:t>0.994</w:t>
+            </w:r>
+          </w:p>
+        </w:tc>
+      </w:tr>
+      <w:tr>
+        <w:tc>
+          <w:tcPr>
+            <w:tcW w:type="dxa" w:w="1813"/>
+          </w:tcPr>
+          <w:p>
+            <w:pPr>
+              <w:jc w:val="center"/>
+            </w:pPr>
+            <w:r>
+              <w:rPr>
+                <w:sz w:val="19"/>
+              </w:rPr>
+              <w:t>2</w:t>
+            </w:r>
+          </w:p>
+        </w:tc>
+        <w:tc>
+          <w:tcPr>
+            <w:tcW w:type="dxa" w:w="1813"/>
+          </w:tcPr>
+          <w:p>
+            <w:pPr>
+              <w:jc w:val="center"/>
+            </w:pPr>
+            <w:r>
+              <w:rPr>
+                <w:sz w:val="19"/>
+              </w:rPr>
+              <w:t>0.433</w:t>
+            </w:r>
+          </w:p>
+        </w:tc>
+        <w:tc>
+          <w:tcPr>
+            <w:tcW w:type="dxa" w:w="1813"/>
+          </w:tcPr>
+          <w:p>
+            <w:pPr>
+              <w:jc w:val="center"/>
+            </w:pPr>
+            <w:r>
+              <w:rPr>
+                <w:sz w:val="19"/>
+              </w:rPr>
+              <w:t>0.950</w:t>
+            </w:r>
+          </w:p>
+        </w:tc>
+        <w:tc>
+          <w:tcPr>
+            <w:tcW w:type="dxa" w:w="1813"/>
+          </w:tcPr>
+          <w:p>
+            <w:pPr>
+              <w:jc w:val="center"/>
+            </w:pPr>
+            <w:r>
+              <w:rPr>
+                <w:sz w:val="19"/>
+              </w:rPr>
+              <w:t>0.291</w:t>
+            </w:r>
+          </w:p>
+        </w:tc>
+        <w:tc>
+          <w:tcPr>
+            <w:tcW w:type="dxa" w:w="1813"/>
+          </w:tcPr>
+          <w:p>
+            <w:pPr>
+              <w:jc w:val="center"/>
+            </w:pPr>
+            <w:r>
+              <w:rPr>
+                <w:sz w:val="19"/>
+              </w:rPr>
+              <w:t>0.995</w:t>
+            </w:r>
+          </w:p>
+        </w:tc>
+      </w:tr>
+      <w:tr>
+        <w:tc>
+          <w:tcPr>
+            <w:tcW w:type="dxa" w:w="1813"/>
+          </w:tcPr>
+          <w:p>
+            <w:pPr>
+              <w:jc w:val="center"/>
+            </w:pPr>
+            <w:r>
+              <w:rPr>
+                <w:sz w:val="19"/>
+              </w:rPr>
+              <w:t>3</w:t>
+            </w:r>
+          </w:p>
+        </w:tc>
+        <w:tc>
+          <w:tcPr>
+            <w:tcW w:type="dxa" w:w="1813"/>
+          </w:tcPr>
+          <w:p>
+            <w:pPr>
+              <w:jc w:val="center"/>
+            </w:pPr>
+            <w:r>
+              <w:rPr>
+                <w:sz w:val="19"/>
+              </w:rPr>
+              <w:t>0.447</w:t>
+            </w:r>
+          </w:p>
+        </w:tc>
+        <w:tc>
+          <w:tcPr>
+            <w:tcW w:type="dxa" w:w="1813"/>
+          </w:tcPr>
+          <w:p>
+            <w:pPr>
+              <w:jc w:val="center"/>
+            </w:pPr>
+            <w:r>
+              <w:rPr>
+                <w:sz w:val="19"/>
+              </w:rPr>
+              <w:t>0.965</w:t>
+            </w:r>
+          </w:p>
+        </w:tc>
+        <w:tc>
+          <w:tcPr>
+            <w:tcW w:type="dxa" w:w="1813"/>
+          </w:tcPr>
+          <w:p>
+            <w:pPr>
+              <w:jc w:val="center"/>
+            </w:pPr>
+            <w:r>
+              <w:rPr>
+                <w:sz w:val="19"/>
+              </w:rPr>
+              <w:t>0.269</w:t>
+            </w:r>
+          </w:p>
+        </w:tc>
+        <w:tc>
+          <w:tcPr>
+            <w:tcW w:type="dxa" w:w="1813"/>
+          </w:tcPr>
+          <w:p>
+            <w:pPr>
+              <w:jc w:val="center"/>
+            </w:pPr>
+            <w:r>
+              <w:rPr>
+                <w:sz w:val="19"/>
+              </w:rPr>
+              <w:t>0.996</w:t>
+            </w:r>
+          </w:p>
+        </w:tc>
+      </w:tr>
+      <w:tr>
+        <w:tc>
+          <w:tcPr>
+            <w:tcW w:type="dxa" w:w="1813"/>
+          </w:tcPr>
+          <w:p>
+            <w:pPr>
+              <w:jc w:val="center"/>
+            </w:pPr>
+            <w:r>
+              <w:rPr>
+                <w:sz w:val="19"/>
+              </w:rPr>
+              <w:t>4</w:t>
+            </w:r>
+          </w:p>
+        </w:tc>
+        <w:tc>
+          <w:tcPr>
+            <w:tcW w:type="dxa" w:w="1813"/>
+          </w:tcPr>
+          <w:p>
+            <w:pPr>
+              <w:jc w:val="center"/>
+            </w:pPr>
+            <w:r>
+              <w:rPr>
+                <w:sz w:val="19"/>
+              </w:rPr>
+              <w:t>0.620</w:t>
+            </w:r>
+          </w:p>
+        </w:tc>
+        <w:tc>
+          <w:tcPr>
+            <w:tcW w:type="dxa" w:w="1813"/>
+          </w:tcPr>
+          <w:p>
+            <w:pPr>
+              <w:jc w:val="center"/>
+            </w:pPr>
+            <w:r>
+              <w:rPr>
+                <w:sz w:val="19"/>
+              </w:rPr>
+              <w:t>0.944</w:t>
+            </w:r>
+          </w:p>
+        </w:tc>
+        <w:tc>
+          <w:tcPr>
+            <w:tcW w:type="dxa" w:w="1813"/>
+          </w:tcPr>
+          <w:p>
+            <w:pPr>
+              <w:jc w:val="center"/>
+            </w:pPr>
+            <w:r>
+              <w:rPr>
+                <w:sz w:val="19"/>
+              </w:rPr>
+              <w:t>0.227</w:t>
+            </w:r>
+          </w:p>
+        </w:tc>
+        <w:tc>
+          <w:tcPr>
+            <w:tcW w:type="dxa" w:w="1813"/>
+          </w:tcPr>
+          <w:p>
+            <w:pPr>
+              <w:jc w:val="center"/>
+            </w:pPr>
+            <w:r>
+              <w:rPr>
+                <w:sz w:val="19"/>
+              </w:rPr>
+              <w:t>0.996</w:t>
+            </w:r>
+          </w:p>
+        </w:tc>
+      </w:tr>
+      <w:tr>
+        <w:tc>
+          <w:tcPr>
+            <w:tcW w:type="dxa" w:w="1813"/>
+          </w:tcPr>
+          <w:p>
+            <w:pPr>
+              <w:jc w:val="center"/>
+            </w:pPr>
+            <w:r>
+              <w:rPr>
+                <w:sz w:val="19"/>
+              </w:rPr>
+              <w:t>5</w:t>
+            </w:r>
+          </w:p>
+        </w:tc>
+        <w:tc>
+          <w:tcPr>
+            <w:tcW w:type="dxa" w:w="1813"/>
+          </w:tcPr>
+          <w:p>
+            <w:pPr>
+              <w:jc w:val="center"/>
+            </w:pPr>
+            <w:r>
+              <w:rPr>
+                <w:sz w:val="19"/>
+              </w:rPr>
+              <w:t>0.510</w:t>
+            </w:r>
+          </w:p>
+        </w:tc>
+        <w:tc>
+          <w:tcPr>
+            <w:tcW w:type="dxa" w:w="1813"/>
+          </w:tcPr>
+          <w:p>
+            <w:pPr>
+              <w:jc w:val="center"/>
+            </w:pPr>
+            <w:r>
+              <w:rPr>
+                <w:sz w:val="19"/>
+              </w:rPr>
+              <w:t>0.946</w:t>
+            </w:r>
+          </w:p>
+        </w:tc>
+        <w:tc>
+          <w:tcPr>
+            <w:tcW w:type="dxa" w:w="1813"/>
+          </w:tcPr>
+          <w:p>
+            <w:pPr>
+              <w:jc w:val="center"/>
+            </w:pPr>
+            <w:r>
+              <w:rPr>
+                <w:sz w:val="19"/>
+              </w:rPr>
+              <w:t>0.278</w:t>
+            </w:r>
+          </w:p>
+        </w:tc>
+        <w:tc>
+          <w:tcPr>
+            <w:tcW w:type="dxa" w:w="1813"/>
+          </w:tcPr>
+          <w:p>
+            <w:pPr>
+              <w:jc w:val="center"/>
+            </w:pPr>
+            <w:r>
+              <w:rPr>
+                <w:sz w:val="19"/>
+              </w:rPr>
+              <w:t>0.995</w:t>
+            </w:r>
+          </w:p>
+        </w:tc>
+      </w:tr>
+      <w:tr>
+        <w:tc>
+          <w:tcPr>
+            <w:tcW w:type="dxa" w:w="1813"/>
+          </w:tcPr>
+          <w:p>
+            <w:pPr>
+              <w:jc w:val="center"/>
+            </w:pPr>
+            <w:r>
+              <w:rPr>
+                <w:sz w:val="19"/>
+              </w:rPr>
+              <w:t>Mean</w:t>
+            </w:r>
+          </w:p>
+        </w:tc>
+        <w:tc>
+          <w:tcPr>
+            <w:tcW w:type="dxa" w:w="1813"/>
+          </w:tcPr>
+          <w:p>
+            <w:pPr>
+              <w:jc w:val="center"/>
+            </w:pPr>
+            <w:r>
+              <w:rPr>
+                <w:sz w:val="19"/>
+              </w:rPr>
+              <w:t>0.493</w:t>
+            </w:r>
+          </w:p>
+        </w:tc>
+        <w:tc>
+          <w:tcPr>
+            <w:tcW w:type="dxa" w:w="1813"/>
+          </w:tcPr>
+          <w:p>
+            <w:pPr>
+              <w:jc w:val="center"/>
+            </w:pPr>
+            <w:r>
+              <w:rPr>
+                <w:sz w:val="19"/>
+              </w:rPr>
+              <w:t>0.952</w:t>
+            </w:r>
+          </w:p>
+        </w:tc>
+        <w:tc>
+          <w:tcPr>
+            <w:tcW w:type="dxa" w:w="1813"/>
+          </w:tcPr>
+          <w:p>
+            <w:pPr>
+              <w:jc w:val="center"/>
+            </w:pPr>
+            <w:r>
+              <w:rPr>
+                <w:sz w:val="19"/>
+              </w:rPr>
+              <w:t>0.263</w:t>
+            </w:r>
+          </w:p>
+        </w:tc>
+        <w:tc>
+          <w:tcPr>
+            <w:tcW w:type="dxa" w:w="1813"/>
+          </w:tcPr>
+          <w:p>
+            <w:pPr>
+              <w:jc w:val="center"/>
+            </w:pPr>
+            <w:r>
+              <w:rPr>
+                <w:sz w:val="19"/>
+              </w:rPr>
+              <w:t>0.995</w:t>
+            </w:r>
+          </w:p>
+        </w:tc>
+      </w:tr>
+    </w:tbl>
+    <w:p>
+      <w:pPr>
+        <w:spacing w:after="80"/>
+      </w:pPr>
+    </w:p>
+    <w:p>
+      <w:pPr>
+        <w:pStyle w:val="Heading1"/>
+        <w:spacing w:before="80" w:after="60"/>
+        <w:jc w:val="left"/>
+      </w:pPr>
+      <w:r>
+        <w:t>5. Conclusion</w:t>
+      </w:r>
+    </w:p>
+    <w:p>
+      <w:pPr>
+        <w:spacing w:before="40" w:after="80"/>
+        <w:jc w:val="left"/>
+      </w:pPr>
+      <w:r>
+        <w:rPr>
+          <w:b w:val="0"/>
+          <w:i w:val="0"/>
+          <w:sz w:val="22"/>
+        </w:rPr>
+        <w:t>I built two polynomial Ridge regression models using an exhaustive coarse-to-fine grid search with 5-fold cross-validation to jointly tune degree and regularisation strength. The final configurations are:</w:t>
+      </w:r>
+    </w:p>
+    <w:p>
+      <w:pPr>
+        <w:spacing w:after="40"/>
+      </w:pPr>
+    </w:p>
+    <w:tbl>
+      <w:tblPr>
+        <w:tblStyle w:val="TableGrid"/>
+        <w:tblW w:type="auto" w:w="0"/>
+        <w:jc w:val="center"/>
+        <w:tblLook w:firstColumn="1" w:firstRow="1" w:lastColumn="0" w:lastRow="0" w:noHBand="0" w:noVBand="1" w:val="04A0"/>
+      </w:tblPr>
+      <w:tblGrid>
+        <w:gridCol w:w="1813"/>
+        <w:gridCol w:w="1813"/>
+        <w:gridCol w:w="1813"/>
+        <w:gridCol w:w="1813"/>
+        <w:gridCol w:w="1813"/>
+      </w:tblGrid>
+      <w:tr>
+        <w:tc>
+          <w:tcPr>
+            <w:tcW w:type="dxa" w:w="1813"/>
+          </w:tcPr>
+          <w:p>
+            <w:pPr>
+              <w:jc w:val="center"/>
+            </w:pPr>
+            <w:r>
+              <w:rPr>
+                <w:b/>
+                <w:sz w:val="19"/>
               </w:rPr>
               <w:t>Problem</w:t>
             </w:r>
@@ -4076,7 +2758,7 @@
             <w:r>
               <w:rPr>
                 <w:b/>
-                <w:sz w:val="20"/>
+                <w:sz w:val="19"/>
               </w:rPr>
               <w:t>Degree</w:t>
             </w:r>
@@ -4093,7 +2775,7 @@
             <w:r>
               <w:rPr>
                 <w:b/>
-                <w:sz w:val="20"/>
+                <w:sz w:val="19"/>
               </w:rPr>
               <w:t>Alpha</w:t>
             </w:r>
@@ -4110,7 +2792,7 @@
             <w:r>
               <w:rPr>
                 <w:b/>
-                <w:sz w:val="20"/>
+                <w:sz w:val="19"/>
               </w:rPr>
               <w:t>CV MSE</w:t>
             </w:r>
@@ -4127,9 +2809,9 @@
             <w:r>
               <w:rPr>
                 <w:b/>
-                <w:sz w:val="20"/>
+                <w:sz w:val="19"/>
               </w:rPr>
-              <w:t>CV R2</w:t>
+              <w:t>CV R²</w:t>
             </w:r>
           </w:p>
         </w:tc>
@@ -4145,7 +2827,7 @@
             </w:pPr>
             <w:r>
               <w:rPr>
-                <w:sz w:val="20"/>
+                <w:sz w:val="19"/>
               </w:rPr>
               <w:t>Var1 – Net Power Score</w:t>
             </w:r>
@@ -4161,7 +2843,7 @@
             </w:pPr>
             <w:r>
               <w:rPr>
-                <w:sz w:val="20"/>
+                <w:sz w:val="19"/>
               </w:rPr>
               <w:t>5</w:t>
             </w:r>
@@ -4177,7 +2859,7 @@
             </w:pPr>
             <w:r>
               <w:rPr>
-                <w:sz w:val="20"/>
+                <w:sz w:val="19"/>
               </w:rPr>
               <w:t>2.477</w:t>
             </w:r>
@@ -4193,7 +2875,7 @@
             </w:pPr>
             <w:r>
               <w:rPr>
-                <w:sz w:val="20"/>
+                <w:sz w:val="19"/>
               </w:rPr>
               <w:t>0.493</w:t>
             </w:r>
@@ -4209,7 +2891,7 @@
             </w:pPr>
             <w:r>
               <w:rPr>
-                <w:sz w:val="20"/>
+                <w:sz w:val="19"/>
               </w:rPr>
               <w:t>0.952</w:t>
             </w:r>
@@ -4227,7 +2909,7 @@
             </w:pPr>
             <w:r>
               <w:rPr>
-                <w:sz w:val="20"/>
+                <w:sz w:val="19"/>
               </w:rPr>
               <w:t>Var2 – Thermal Anomaly</w:t>
             </w:r>
@@ -4243,7 +2925,7 @@
             </w:pPr>
             <w:r>
               <w:rPr>
-                <w:sz w:val="20"/>
+                <w:sz w:val="19"/>
               </w:rPr>
               <w:t>12</w:t>
             </w:r>
@@ -4259,7 +2941,7 @@
             </w:pPr>
             <w:r>
               <w:rPr>
-                <w:sz w:val="20"/>
+                <w:sz w:val="19"/>
               </w:rPr>
               <w:t>0.231</w:t>
             </w:r>
@@ -4275,7 +2957,7 @@
             </w:pPr>
             <w:r>
               <w:rPr>
-                <w:sz w:val="20"/>
+                <w:sz w:val="19"/>
               </w:rPr>
               <w:t>0.263</w:t>
             </w:r>
@@ -4291,7 +2973,7 @@
             </w:pPr>
             <w:r>
               <w:rPr>
-                <w:sz w:val="20"/>
+                <w:sz w:val="19"/>
               </w:rPr>
               <w:t>0.995</w:t>
             </w:r>
@@ -4299,10 +2981,14 @@
         </w:tc>
       </w:tr>
     </w:tbl>
-    <w:p/>
     <w:p>
       <w:pPr>
-        <w:spacing w:before="40" w:after="120"/>
+        <w:spacing w:after="80"/>
+      </w:pPr>
+    </w:p>
+    <w:p>
+      <w:pPr>
+        <w:spacing w:before="40" w:after="80"/>
         <w:jc w:val="left"/>
       </w:pPr>
       <w:r>
@@ -4311,12 +2997,12 @@
           <w:i w:val="0"/>
           <w:sz w:val="22"/>
         </w:rPr>
-        <w:t>Both models ended up with strong cross-validation scores, particularly var2 which hit an R2 of 0.995. The residual plots look well-behaved and the train-val gap is small for both, so I'm fairly confident the models will generalise well to the hidden test data.</w:t>
+        <w:t>Both models achieved strong cross-validation scores. Var2 in particular reached near-perfect R² of 0.995, suggesting the degree-12 polynomial captures the underlying thermal structure very well. The main takeaway from var1 was that degree and alpha have to be tuned together — degree 5 looked worse than degree 4 at low regularisation but clearly beat it once a strong enough penalty was applied.</w:t>
       </w:r>
     </w:p>
     <w:p>
       <w:pPr>
-        <w:spacing w:before="120" w:after="120"/>
+        <w:spacing w:before="80" w:after="80"/>
         <w:jc w:val="left"/>
       </w:pPr>
       <w:r>
@@ -4325,12 +3011,12 @@
           <w:i/>
           <w:sz w:val="22"/>
         </w:rPr>
-        <w:t>Prediction files (BT2024078_pred_var1.csv and BT2024078_pred_var2.csv) are submitted alongside this report.</w:t>
+        <w:t>Prediction files BT2024078_pred_var1.csv and BT2024078_pred_var2.csv are submitted alongside this report.</w:t>
       </w:r>
     </w:p>
     <w:sectPr>
       <w:pgSz w:w="12240" w:h="15840"/>
-      <w:pgMar w:top="1247" w:right="1587" w:bottom="1247" w:left="1587" w:header="720" w:footer="720" w:gutter="0"/>
+      <w:pgMar w:top="1247" w:right="1587" w:bottom="1134" w:left="1587" w:header="720" w:footer="720" w:gutter="0"/>
       <w:cols w:space="720"/>
       <w:docGrid w:linePitch="360"/>
     </w:sectPr>

--- a/BT2024078_Report.docx
+++ b/BT2024078_Report.docx
@@ -4,81 +4,145 @@
   <w:body>
     <w:p>
       <w:pPr>
-        <w:spacing w:before="0" w:after="80"/>
+        <w:spacing w:before="0" w:after="60"/>
         <w:jc w:val="center"/>
       </w:pPr>
       <w:r>
         <w:rPr>
           <w:rFonts w:ascii="Times New Roman" w:hAnsi="Times New Roman"/>
           <w:b/>
-          <w:sz w:val="32"/>
+          <w:sz w:val="31"/>
         </w:rPr>
-        <w:t>Polynomial Regression Assignment</w:t>
+        <w:t>Polynomial Regression for Geothermal Energy Optimization</w:t>
       </w:r>
     </w:p>
     <w:p>
       <w:pPr>
-        <w:spacing w:after="120"/>
+        <w:spacing w:before="0" w:after="100"/>
         <w:jc w:val="center"/>
       </w:pPr>
       <w:r>
         <w:rPr>
           <w:rFonts w:ascii="Times New Roman" w:hAnsi="Times New Roman"/>
-          <w:sz w:val="22"/>
+          <w:sz w:val="21"/>
         </w:rPr>
-        <w:t>Machine Learning  |  Aangir Doshi  |  BT2024078</w:t>
+        <w:t>Course: Machine Learning (CS F464)   |   Student: Aangir Doshi   |   Roll Number: BT2024078</w:t>
       </w:r>
     </w:p>
     <w:p>
       <w:pPr>
-        <w:spacing w:after="120"/>
+        <w:spacing w:before="0" w:after="140"/>
         <w:pBdr>
-          <w:bottom w:val="single" w:sz="6" w:space="1" w:color="888888"/>
+          <w:bottom w:val="single" w:sz="6" w:space="1" w:color="777777"/>
         </w:pBdr>
       </w:pPr>
     </w:p>
     <w:p>
       <w:pPr>
         <w:pStyle w:val="Heading1"/>
-        <w:spacing w:before="80" w:after="60"/>
+        <w:spacing w:before="180" w:after="80"/>
         <w:jc w:val="left"/>
       </w:pPr>
       <w:r>
-        <w:t>1. Introduction</w:t>
+        <w:rPr>
+          <w:rFonts w:ascii="Times New Roman" w:hAnsi="Times New Roman"/>
+          <w:b/>
+          <w:color w:val="000000"/>
+          <w:sz w:val="26"/>
+        </w:rPr>
+        <w:t>1. Introduction &amp; Problem Statement</w:t>
       </w:r>
     </w:p>
     <w:p>
       <w:pPr>
-        <w:spacing w:before="40" w:after="80"/>
+        <w:spacing w:before="40" w:after="100" w:line="276" w:lineRule="auto"/>
         <w:jc w:val="left"/>
       </w:pPr>
       <w:r>
         <w:rPr>
+          <w:rFonts w:ascii="Times New Roman" w:hAnsi="Times New Roman"/>
           <w:b w:val="0"/>
           <w:i w:val="0"/>
           <w:sz w:val="22"/>
         </w:rPr>
-        <w:t>This report describes the polynomial regression models I built for the two assigned problems. Var1 asks for predictions of the Net Power Score of a geothermal steam turbine using six operational parameters (x1–x6). Var2 asks for predictions of a Thermal Anomaly Score at 3D spatial coordinates (x1, x2, x3) to guide drilling decisions. Both datasets were unique to my roll number.</w:t>
+        <w:t>In this assignment, I developed polynomial regression models to address two distinct engineering challenges framed within a geothermal power plant expansion project. The objective is to predict a continuous target variable y accurately from multi-dimensional input parameters, relying solely on polynomial regression formulations without moving into black-box non-linear models. Both datasets were personalized to my roll number (BT2024078), meaning the underlying physical coefficients, functional complexity, and optimal polynomial degrees are unique to my data.</w:t>
       </w:r>
     </w:p>
     <w:p>
       <w:pPr>
-        <w:spacing w:before="40" w:after="80"/>
+        <w:spacing w:before="40" w:after="100" w:line="276" w:lineRule="auto"/>
         <w:jc w:val="left"/>
       </w:pPr>
       <w:r>
         <w:rPr>
+          <w:rFonts w:ascii="Times New Roman" w:hAnsi="Times New Roman"/>
           <w:b w:val="0"/>
           <w:i w:val="0"/>
           <w:sz w:val="22"/>
         </w:rPr>
-        <w:t>Both datasets were already clean — no missing values, and all features were pre-normalised to [-1, 1] — so no preprocessing was needed beyond building polynomial features. The table below gives a quick overview of what the data looks like.</w:t>
+        <w:t>The project consists of two distinct phases: Phase 1 (var1) represents surface energy facility optimization, specifically predicting the Net Power Score of a multi-stage steam turbine from six operational parameters (x1 through x6). Phase 2 (var2) focuses on subsurface exploration, predicting a Thermal Anomaly Score from 3D spatial coordinates (x1, x2, x3) to determine high-yield geothermal drilling targets. While Phase 1 is a moderately dimensional engineering response surface, Phase 2 is a physical spatial field problem where temperature anomalies form smooth 3D plumes.</w:t>
       </w:r>
     </w:p>
     <w:p>
       <w:pPr>
-        <w:spacing w:after="40"/>
+        <w:pStyle w:val="Heading1"/>
+        <w:spacing w:before="180" w:after="80"/>
+        <w:jc w:val="left"/>
       </w:pPr>
+      <w:r>
+        <w:rPr>
+          <w:rFonts w:ascii="Times New Roman" w:hAnsi="Times New Roman"/>
+          <w:b/>
+          <w:color w:val="000000"/>
+          <w:sz w:val="26"/>
+        </w:rPr>
+        <w:t>2. Exploratory Data Analysis &amp; Observations</w:t>
+      </w:r>
+    </w:p>
+    <w:p>
+      <w:pPr>
+        <w:spacing w:before="40" w:after="100" w:line="276" w:lineRule="auto"/>
+        <w:jc w:val="left"/>
+      </w:pPr>
+      <w:r>
+        <w:rPr>
+          <w:rFonts w:ascii="Times New Roman" w:hAnsi="Times New Roman"/>
+          <w:b w:val="0"/>
+          <w:i w:val="0"/>
+          <w:sz w:val="22"/>
+        </w:rPr>
+        <w:t>Before fitting any polynomial models, I carried out an exploratory inspection of both training and test datasets to understand feature scales, sample distributions, and potential anomalies. A few key structural characteristics were identified immediately:</w:t>
+      </w:r>
+    </w:p>
+    <w:p>
+      <w:pPr>
+        <w:spacing w:before="40" w:after="100" w:line="276" w:lineRule="auto"/>
+        <w:jc w:val="left"/>
+      </w:pPr>
+      <w:r>
+        <w:rPr>
+          <w:rFonts w:ascii="Times New Roman" w:hAnsi="Times New Roman"/>
+          <w:b w:val="0"/>
+          <w:i w:val="0"/>
+          <w:sz w:val="22"/>
+        </w:rPr>
+        <w:t>First, neither dataset contained any missing values or unrecorded entries, and both feature matrices had already been pre-scaled to the bounded domain [-1, 1]. In polynomial regression, this is an important advantage. When features have disparate original units, computing powers such as x^5 or cross-products can cause severe numerical instability and massive disparity across feature columns. Because the inputs were already centered and bounded in [-1, 1], high-order powers naturally stay bounded in [-1, 1], eliminating the risk of floating-point overflow or extreme feature imbalance.</w:t>
+      </w:r>
+    </w:p>
+    <w:p>
+      <w:pPr>
+        <w:spacing w:before="40" w:after="100" w:line="276" w:lineRule="auto"/>
+        <w:jc w:val="left"/>
+      </w:pPr>
+      <w:r>
+        <w:rPr>
+          <w:rFonts w:ascii="Times New Roman" w:hAnsi="Times New Roman"/>
+          <w:b w:val="0"/>
+          <w:i w:val="0"/>
+          <w:sz w:val="22"/>
+        </w:rPr>
+        <w:t>Second, looking at the target distributions revealed notable differences between the two problems. For Var1, the Net Power Score spans from -9.80 to +11.99 with a mean of 0.76 and a standard deviation of 3.21. The target skewness is essentially zero (0.04), indicating a balanced, near-Gaussian bell curve. For Var2, the Thermal Anomaly Score spans a substantially wider dynamic range, from -29.82 to +39.30, with a mean of 1.81, standard deviation of 7.27, and moderate positive skewness (0.65). Because this skewness reflects physical thermal hot spots rather than measurement noise or sensor defects, I opted against applying non-linear target transformations, allowing the polynomial basis to fit the raw physical response directly.</w:t>
+      </w:r>
     </w:p>
     <w:tbl>
       <w:tblPr>
@@ -88,37 +152,42 @@
         <w:tblLook w:firstColumn="1" w:firstRow="1" w:lastColumn="0" w:lastRow="0" w:noHBand="0" w:noVBand="1" w:val="04A0"/>
       </w:tblPr>
       <w:tblGrid>
-        <w:gridCol w:w="3022"/>
-        <w:gridCol w:w="3022"/>
-        <w:gridCol w:w="3022"/>
+        <w:gridCol w:w="3135"/>
+        <w:gridCol w:w="3135"/>
+        <w:gridCol w:w="3135"/>
       </w:tblGrid>
       <w:tr>
         <w:tc>
           <w:tcPr>
-            <w:tcW w:type="dxa" w:w="3022"/>
+            <w:tcW w:type="dxa" w:w="3135"/>
           </w:tcPr>
           <w:p>
             <w:pPr>
+              <w:spacing w:before="40" w:after="40"/>
               <w:jc w:val="center"/>
             </w:pPr>
             <w:r>
               <w:rPr>
+                <w:rFonts w:ascii="Times New Roman" w:hAnsi="Times New Roman"/>
                 <w:b/>
                 <w:sz w:val="19"/>
               </w:rPr>
+              <w:t>Dataset Property</w:t>
             </w:r>
           </w:p>
         </w:tc>
         <w:tc>
           <w:tcPr>
-            <w:tcW w:type="dxa" w:w="3022"/>
+            <w:tcW w:type="dxa" w:w="3135"/>
           </w:tcPr>
           <w:p>
             <w:pPr>
+              <w:spacing w:before="40" w:after="40"/>
               <w:jc w:val="center"/>
             </w:pPr>
             <w:r>
               <w:rPr>
+                <w:rFonts w:ascii="Times New Roman" w:hAnsi="Times New Roman"/>
                 <w:b/>
                 <w:sz w:val="19"/>
               </w:rPr>
@@ -128,14 +197,16 @@
         </w:tc>
         <w:tc>
           <w:tcPr>
-            <w:tcW w:type="dxa" w:w="3022"/>
+            <w:tcW w:type="dxa" w:w="3135"/>
           </w:tcPr>
           <w:p>
             <w:pPr>
+              <w:spacing w:before="40" w:after="40"/>
               <w:jc w:val="center"/>
             </w:pPr>
             <w:r>
               <w:rPr>
+                <w:rFonts w:ascii="Times New Roman" w:hAnsi="Times New Roman"/>
                 <w:b/>
                 <w:sz w:val="19"/>
               </w:rPr>
@@ -147,46 +218,52 @@
       <w:tr>
         <w:tc>
           <w:tcPr>
-            <w:tcW w:type="dxa" w:w="3022"/>
+            <w:tcW w:type="dxa" w:w="3135"/>
           </w:tcPr>
           <w:p>
             <w:pPr>
+              <w:spacing w:before="30" w:after="30"/>
               <w:jc w:val="center"/>
             </w:pPr>
             <w:r>
               <w:rPr>
+                <w:rFonts w:ascii="Times New Roman" w:hAnsi="Times New Roman"/>
                 <w:sz w:val="19"/>
               </w:rPr>
-              <w:t>Features</w:t>
+              <w:t>Input Features</w:t>
             </w:r>
           </w:p>
         </w:tc>
         <w:tc>
           <w:tcPr>
-            <w:tcW w:type="dxa" w:w="3022"/>
+            <w:tcW w:type="dxa" w:w="3135"/>
           </w:tcPr>
           <w:p>
             <w:pPr>
+              <w:spacing w:before="30" w:after="30"/>
               <w:jc w:val="center"/>
             </w:pPr>
             <w:r>
               <w:rPr>
+                <w:rFonts w:ascii="Times New Roman" w:hAnsi="Times New Roman"/>
                 <w:sz w:val="19"/>
               </w:rPr>
-              <w:t>6  (x1–x6)</w:t>
+              <w:t>6  (x1 to x6)</w:t>
             </w:r>
           </w:p>
         </w:tc>
         <w:tc>
           <w:tcPr>
-            <w:tcW w:type="dxa" w:w="3022"/>
+            <w:tcW w:type="dxa" w:w="3135"/>
           </w:tcPr>
           <w:p>
             <w:pPr>
+              <w:spacing w:before="30" w:after="30"/>
               <w:jc w:val="center"/>
             </w:pPr>
             <w:r>
               <w:rPr>
+                <w:rFonts w:ascii="Times New Roman" w:hAnsi="Times New Roman"/>
                 <w:sz w:val="19"/>
               </w:rPr>
               <w:t>3  (x1, x2, x3)</w:t>
@@ -197,49 +274,55 @@
       <w:tr>
         <w:tc>
           <w:tcPr>
-            <w:tcW w:type="dxa" w:w="3022"/>
+            <w:tcW w:type="dxa" w:w="3135"/>
           </w:tcPr>
           <w:p>
             <w:pPr>
+              <w:spacing w:before="30" w:after="30"/>
               <w:jc w:val="center"/>
             </w:pPr>
             <w:r>
               <w:rPr>
+                <w:rFonts w:ascii="Times New Roman" w:hAnsi="Times New Roman"/>
                 <w:sz w:val="19"/>
               </w:rPr>
-              <w:t>Train / Test</w:t>
+              <w:t>Training Samples</w:t>
             </w:r>
           </w:p>
         </w:tc>
         <w:tc>
           <w:tcPr>
-            <w:tcW w:type="dxa" w:w="3022"/>
+            <w:tcW w:type="dxa" w:w="3135"/>
           </w:tcPr>
           <w:p>
             <w:pPr>
+              <w:spacing w:before="30" w:after="30"/>
               <w:jc w:val="center"/>
             </w:pPr>
             <w:r>
               <w:rPr>
+                <w:rFonts w:ascii="Times New Roman" w:hAnsi="Times New Roman"/>
                 <w:sz w:val="19"/>
               </w:rPr>
-              <w:t>1000 / 1000</w:t>
+              <w:t>1000</w:t>
             </w:r>
           </w:p>
         </w:tc>
         <w:tc>
           <w:tcPr>
-            <w:tcW w:type="dxa" w:w="3022"/>
+            <w:tcW w:type="dxa" w:w="3135"/>
           </w:tcPr>
           <w:p>
             <w:pPr>
+              <w:spacing w:before="30" w:after="30"/>
               <w:jc w:val="center"/>
             </w:pPr>
             <w:r>
               <w:rPr>
+                <w:rFonts w:ascii="Times New Roman" w:hAnsi="Times New Roman"/>
                 <w:sz w:val="19"/>
               </w:rPr>
-              <w:t>1000 / 1000</w:t>
+              <w:t>1000</w:t>
             </w:r>
           </w:p>
         </w:tc>
@@ -247,49 +330,55 @@
       <w:tr>
         <w:tc>
           <w:tcPr>
-            <w:tcW w:type="dxa" w:w="3022"/>
+            <w:tcW w:type="dxa" w:w="3135"/>
           </w:tcPr>
           <w:p>
             <w:pPr>
+              <w:spacing w:before="30" w:after="30"/>
               <w:jc w:val="center"/>
             </w:pPr>
             <w:r>
               <w:rPr>
+                <w:rFonts w:ascii="Times New Roman" w:hAnsi="Times New Roman"/>
                 <w:sz w:val="19"/>
               </w:rPr>
-              <w:t>y range</w:t>
+              <w:t>Test Samples (to predict)</w:t>
             </w:r>
           </w:p>
         </w:tc>
         <w:tc>
           <w:tcPr>
-            <w:tcW w:type="dxa" w:w="3022"/>
+            <w:tcW w:type="dxa" w:w="3135"/>
           </w:tcPr>
           <w:p>
             <w:pPr>
+              <w:spacing w:before="30" w:after="30"/>
               <w:jc w:val="center"/>
             </w:pPr>
             <w:r>
               <w:rPr>
+                <w:rFonts w:ascii="Times New Roman" w:hAnsi="Times New Roman"/>
                 <w:sz w:val="19"/>
               </w:rPr>
-              <w:t>-9.80 to +11.99</w:t>
+              <w:t>1000</w:t>
             </w:r>
           </w:p>
         </w:tc>
         <w:tc>
           <w:tcPr>
-            <w:tcW w:type="dxa" w:w="3022"/>
+            <w:tcW w:type="dxa" w:w="3135"/>
           </w:tcPr>
           <w:p>
             <w:pPr>
+              <w:spacing w:before="30" w:after="30"/>
               <w:jc w:val="center"/>
             </w:pPr>
             <w:r>
               <w:rPr>
+                <w:rFonts w:ascii="Times New Roman" w:hAnsi="Times New Roman"/>
                 <w:sz w:val="19"/>
               </w:rPr>
-              <w:t>-29.82 to +39.30</w:t>
+              <w:t>1000</w:t>
             </w:r>
           </w:p>
         </w:tc>
@@ -297,49 +386,335 @@
       <w:tr>
         <w:tc>
           <w:tcPr>
-            <w:tcW w:type="dxa" w:w="3022"/>
+            <w:tcW w:type="dxa" w:w="3135"/>
           </w:tcPr>
           <w:p>
             <w:pPr>
+              <w:spacing w:before="30" w:after="30"/>
               <w:jc w:val="center"/>
             </w:pPr>
             <w:r>
               <w:rPr>
+                <w:rFonts w:ascii="Times New Roman" w:hAnsi="Times New Roman"/>
                 <w:sz w:val="19"/>
               </w:rPr>
-              <w:t>y std / skew</w:t>
+              <w:t>Feature Bounding Domain</w:t>
             </w:r>
           </w:p>
         </w:tc>
         <w:tc>
           <w:tcPr>
-            <w:tcW w:type="dxa" w:w="3022"/>
+            <w:tcW w:type="dxa" w:w="3135"/>
           </w:tcPr>
           <w:p>
             <w:pPr>
+              <w:spacing w:before="30" w:after="30"/>
               <w:jc w:val="center"/>
             </w:pPr>
             <w:r>
               <w:rPr>
+                <w:rFonts w:ascii="Times New Roman" w:hAnsi="Times New Roman"/>
                 <w:sz w:val="19"/>
               </w:rPr>
-              <w:t>3.21 / 0.04</w:t>
+              <w:t>[-1.0, 1.0]</w:t>
             </w:r>
           </w:p>
         </w:tc>
         <w:tc>
           <w:tcPr>
-            <w:tcW w:type="dxa" w:w="3022"/>
+            <w:tcW w:type="dxa" w:w="3135"/>
           </w:tcPr>
           <w:p>
             <w:pPr>
+              <w:spacing w:before="30" w:after="30"/>
               <w:jc w:val="center"/>
             </w:pPr>
             <w:r>
               <w:rPr>
+                <w:rFonts w:ascii="Times New Roman" w:hAnsi="Times New Roman"/>
                 <w:sz w:val="19"/>
               </w:rPr>
-              <w:t>7.27 / 0.65</w:t>
+              <w:t>[-1.0, 1.0]</w:t>
+            </w:r>
+          </w:p>
+        </w:tc>
+      </w:tr>
+      <w:tr>
+        <w:tc>
+          <w:tcPr>
+            <w:tcW w:type="dxa" w:w="3135"/>
+          </w:tcPr>
+          <w:p>
+            <w:pPr>
+              <w:spacing w:before="30" w:after="30"/>
+              <w:jc w:val="center"/>
+            </w:pPr>
+            <w:r>
+              <w:rPr>
+                <w:rFonts w:ascii="Times New Roman" w:hAnsi="Times New Roman"/>
+                <w:sz w:val="19"/>
+              </w:rPr>
+              <w:t>Target Minimum / Maximum</w:t>
+            </w:r>
+          </w:p>
+        </w:tc>
+        <w:tc>
+          <w:tcPr>
+            <w:tcW w:type="dxa" w:w="3135"/>
+          </w:tcPr>
+          <w:p>
+            <w:pPr>
+              <w:spacing w:before="30" w:after="30"/>
+              <w:jc w:val="center"/>
+            </w:pPr>
+            <w:r>
+              <w:rPr>
+                <w:rFonts w:ascii="Times New Roman" w:hAnsi="Times New Roman"/>
+                <w:sz w:val="19"/>
+              </w:rPr>
+              <w:t>-9.80 / +11.99</w:t>
+            </w:r>
+          </w:p>
+        </w:tc>
+        <w:tc>
+          <w:tcPr>
+            <w:tcW w:type="dxa" w:w="3135"/>
+          </w:tcPr>
+          <w:p>
+            <w:pPr>
+              <w:spacing w:before="30" w:after="30"/>
+              <w:jc w:val="center"/>
+            </w:pPr>
+            <w:r>
+              <w:rPr>
+                <w:rFonts w:ascii="Times New Roman" w:hAnsi="Times New Roman"/>
+                <w:sz w:val="19"/>
+              </w:rPr>
+              <w:t>-29.82 / +39.30</w:t>
+            </w:r>
+          </w:p>
+        </w:tc>
+      </w:tr>
+      <w:tr>
+        <w:tc>
+          <w:tcPr>
+            <w:tcW w:type="dxa" w:w="3135"/>
+          </w:tcPr>
+          <w:p>
+            <w:pPr>
+              <w:spacing w:before="30" w:after="30"/>
+              <w:jc w:val="center"/>
+            </w:pPr>
+            <w:r>
+              <w:rPr>
+                <w:rFonts w:ascii="Times New Roman" w:hAnsi="Times New Roman"/>
+                <w:sz w:val="19"/>
+              </w:rPr>
+              <w:t>Target Mean Value</w:t>
+            </w:r>
+          </w:p>
+        </w:tc>
+        <w:tc>
+          <w:tcPr>
+            <w:tcW w:type="dxa" w:w="3135"/>
+          </w:tcPr>
+          <w:p>
+            <w:pPr>
+              <w:spacing w:before="30" w:after="30"/>
+              <w:jc w:val="center"/>
+            </w:pPr>
+            <w:r>
+              <w:rPr>
+                <w:rFonts w:ascii="Times New Roman" w:hAnsi="Times New Roman"/>
+                <w:sz w:val="19"/>
+              </w:rPr>
+              <w:t>0.76</w:t>
+            </w:r>
+          </w:p>
+        </w:tc>
+        <w:tc>
+          <w:tcPr>
+            <w:tcW w:type="dxa" w:w="3135"/>
+          </w:tcPr>
+          <w:p>
+            <w:pPr>
+              <w:spacing w:before="30" w:after="30"/>
+              <w:jc w:val="center"/>
+            </w:pPr>
+            <w:r>
+              <w:rPr>
+                <w:rFonts w:ascii="Times New Roman" w:hAnsi="Times New Roman"/>
+                <w:sz w:val="19"/>
+              </w:rPr>
+              <w:t>1.81</w:t>
+            </w:r>
+          </w:p>
+        </w:tc>
+      </w:tr>
+      <w:tr>
+        <w:tc>
+          <w:tcPr>
+            <w:tcW w:type="dxa" w:w="3135"/>
+          </w:tcPr>
+          <w:p>
+            <w:pPr>
+              <w:spacing w:before="30" w:after="30"/>
+              <w:jc w:val="center"/>
+            </w:pPr>
+            <w:r>
+              <w:rPr>
+                <w:rFonts w:ascii="Times New Roman" w:hAnsi="Times New Roman"/>
+                <w:sz w:val="19"/>
+              </w:rPr>
+              <w:t>Target Standard Deviation</w:t>
+            </w:r>
+          </w:p>
+        </w:tc>
+        <w:tc>
+          <w:tcPr>
+            <w:tcW w:type="dxa" w:w="3135"/>
+          </w:tcPr>
+          <w:p>
+            <w:pPr>
+              <w:spacing w:before="30" w:after="30"/>
+              <w:jc w:val="center"/>
+            </w:pPr>
+            <w:r>
+              <w:rPr>
+                <w:rFonts w:ascii="Times New Roman" w:hAnsi="Times New Roman"/>
+                <w:sz w:val="19"/>
+              </w:rPr>
+              <w:t>3.21</w:t>
+            </w:r>
+          </w:p>
+        </w:tc>
+        <w:tc>
+          <w:tcPr>
+            <w:tcW w:type="dxa" w:w="3135"/>
+          </w:tcPr>
+          <w:p>
+            <w:pPr>
+              <w:spacing w:before="30" w:after="30"/>
+              <w:jc w:val="center"/>
+            </w:pPr>
+            <w:r>
+              <w:rPr>
+                <w:rFonts w:ascii="Times New Roman" w:hAnsi="Times New Roman"/>
+                <w:sz w:val="19"/>
+              </w:rPr>
+              <w:t>7.27</w:t>
+            </w:r>
+          </w:p>
+        </w:tc>
+      </w:tr>
+      <w:tr>
+        <w:tc>
+          <w:tcPr>
+            <w:tcW w:type="dxa" w:w="3135"/>
+          </w:tcPr>
+          <w:p>
+            <w:pPr>
+              <w:spacing w:before="30" w:after="30"/>
+              <w:jc w:val="center"/>
+            </w:pPr>
+            <w:r>
+              <w:rPr>
+                <w:rFonts w:ascii="Times New Roman" w:hAnsi="Times New Roman"/>
+                <w:sz w:val="19"/>
+              </w:rPr>
+              <w:t>Target Distribution Skewness</w:t>
+            </w:r>
+          </w:p>
+        </w:tc>
+        <w:tc>
+          <w:tcPr>
+            <w:tcW w:type="dxa" w:w="3135"/>
+          </w:tcPr>
+          <w:p>
+            <w:pPr>
+              <w:spacing w:before="30" w:after="30"/>
+              <w:jc w:val="center"/>
+            </w:pPr>
+            <w:r>
+              <w:rPr>
+                <w:rFonts w:ascii="Times New Roman" w:hAnsi="Times New Roman"/>
+                <w:sz w:val="19"/>
+              </w:rPr>
+              <w:t>0.04 (Symmetric)</w:t>
+            </w:r>
+          </w:p>
+        </w:tc>
+        <w:tc>
+          <w:tcPr>
+            <w:tcW w:type="dxa" w:w="3135"/>
+          </w:tcPr>
+          <w:p>
+            <w:pPr>
+              <w:spacing w:before="30" w:after="30"/>
+              <w:jc w:val="center"/>
+            </w:pPr>
+            <w:r>
+              <w:rPr>
+                <w:rFonts w:ascii="Times New Roman" w:hAnsi="Times New Roman"/>
+                <w:sz w:val="19"/>
+              </w:rPr>
+              <w:t>0.65 (Moderate Right)</w:t>
+            </w:r>
+          </w:p>
+        </w:tc>
+      </w:tr>
+      <w:tr>
+        <w:tc>
+          <w:tcPr>
+            <w:tcW w:type="dxa" w:w="3135"/>
+          </w:tcPr>
+          <w:p>
+            <w:pPr>
+              <w:spacing w:before="30" w:after="30"/>
+              <w:jc w:val="center"/>
+            </w:pPr>
+            <w:r>
+              <w:rPr>
+                <w:rFonts w:ascii="Times New Roman" w:hAnsi="Times New Roman"/>
+                <w:sz w:val="19"/>
+              </w:rPr>
+              <w:t>Missing Values / Outliers</w:t>
+            </w:r>
+          </w:p>
+        </w:tc>
+        <w:tc>
+          <w:tcPr>
+            <w:tcW w:type="dxa" w:w="3135"/>
+          </w:tcPr>
+          <w:p>
+            <w:pPr>
+              <w:spacing w:before="30" w:after="30"/>
+              <w:jc w:val="center"/>
+            </w:pPr>
+            <w:r>
+              <w:rPr>
+                <w:rFonts w:ascii="Times New Roman" w:hAnsi="Times New Roman"/>
+                <w:sz w:val="19"/>
+              </w:rPr>
+              <w:t>None (100% Complete)</w:t>
+            </w:r>
+          </w:p>
+        </w:tc>
+        <w:tc>
+          <w:tcPr>
+            <w:tcW w:type="dxa" w:w="3135"/>
+          </w:tcPr>
+          <w:p>
+            <w:pPr>
+              <w:spacing w:before="30" w:after="30"/>
+              <w:jc w:val="center"/>
+            </w:pPr>
+            <w:r>
+              <w:rPr>
+                <w:rFonts w:ascii="Times New Roman" w:hAnsi="Times New Roman"/>
+                <w:sz w:val="19"/>
+              </w:rPr>
+              <w:t>None (100% Complete)</w:t>
             </w:r>
           </w:p>
         </w:tc>
@@ -347,85 +722,239 @@
     </w:tbl>
     <w:p>
       <w:pPr>
-        <w:spacing w:after="40"/>
+        <w:spacing w:before="0" w:after="60"/>
       </w:pPr>
     </w:p>
     <w:p>
       <w:pPr>
         <w:pStyle w:val="Heading1"/>
-        <w:spacing w:before="80" w:after="60"/>
+        <w:spacing w:before="180" w:after="80"/>
         <w:jc w:val="left"/>
       </w:pPr>
       <w:r>
-        <w:t>2. Approach</w:t>
+        <w:rPr>
+          <w:rFonts w:ascii="Times New Roman" w:hAnsi="Times New Roman"/>
+          <w:b/>
+          <w:color w:val="000000"/>
+          <w:sz w:val="26"/>
+        </w:rPr>
+        <w:t>3. Methodology &amp; Regularization Strategy</w:t>
       </w:r>
     </w:p>
     <w:p>
       <w:pPr>
-        <w:spacing w:before="40" w:after="80"/>
+        <w:pStyle w:val="Heading2"/>
+        <w:spacing w:before="120" w:after="60"/>
         <w:jc w:val="left"/>
       </w:pPr>
       <w:r>
         <w:rPr>
+          <w:rFonts w:ascii="Times New Roman" w:hAnsi="Times New Roman"/>
+          <w:b/>
+          <w:color w:val="1E1E1E"/>
+          <w:sz w:val="23"/>
+        </w:rPr>
+        <w:t>3.1 Polynomial Basis Expansion</w:t>
+      </w:r>
+    </w:p>
+    <w:p>
+      <w:pPr>
+        <w:spacing w:before="40" w:after="100" w:line="276" w:lineRule="auto"/>
+        <w:jc w:val="left"/>
+      </w:pPr>
+      <w:r>
+        <w:rPr>
+          <w:rFonts w:ascii="Times New Roman" w:hAnsi="Times New Roman"/>
           <w:b w:val="0"/>
           <w:i w:val="0"/>
           <w:sz w:val="22"/>
         </w:rPr>
-        <w:t>I used polynomial Ridge regression throughout. The idea is to expand the original features into all monomials up to degree d (using sklearn's PolynomialFeatures), then fit a Ridge-regularised linear model on top. Ridge was chosen over plain OLS because at higher degrees the number of features grows large and OLS becomes unstable. Lasso was ruled out because polynomial features are inherently correlated and L1 handles that poorly.</w:t>
+        <w:t>Polynomial regression works by projecting the original input vector x in R^D into a higher-dimensional monomial space containing all interaction terms and powers up to degree d. For a problem with D inputs, the total number of basis features (including the bias intercept) is given combinatorially by (d + D)! / (d! D!). For Var1 (D = 6), this expansion grows rapidly: degree 2 yields 27 features, degree 4 produces 209, degree 5 yields 461, and degree 6 climbs to 923 features. For Var2 (D = 3), the expansion is much slower: degree 8 requires 165 features, degree 10 requires 286, and degree 12 requires 454 features. This dimensionality difference plays a central role in how each model behaves under cross-validation.</w:t>
       </w:r>
     </w:p>
     <w:p>
       <w:pPr>
-        <w:spacing w:before="40" w:after="80"/>
+        <w:pStyle w:val="Heading2"/>
+        <w:spacing w:before="120" w:after="60"/>
         <w:jc w:val="left"/>
       </w:pPr>
       <w:r>
         <w:rPr>
+          <w:rFonts w:ascii="Times New Roman" w:hAnsi="Times New Roman"/>
+          <w:b/>
+          <w:color w:val="1E1E1E"/>
+          <w:sz w:val="23"/>
+        </w:rPr>
+        <w:t>3.2 Choice of Regularization: Ridge vs OLS and Lasso</w:t>
+      </w:r>
+    </w:p>
+    <w:p>
+      <w:pPr>
+        <w:spacing w:before="40" w:after="100" w:line="276" w:lineRule="auto"/>
+        <w:jc w:val="left"/>
+      </w:pPr>
+      <w:r>
+        <w:rPr>
+          <w:rFonts w:ascii="Times New Roman" w:hAnsi="Times New Roman"/>
           <w:b w:val="0"/>
           <w:i w:val="0"/>
           <w:sz w:val="22"/>
         </w:rPr>
-        <w:t>There are two things to tune: the degree d and the Ridge penalty alpha. I ran a coarse grid search (degrees × 13 log-spaced alpha values, evaluated with 5-fold CV) to find a promising region, then did a finer alpha sweep around the winner. I also checked neighbouring degrees at the best alpha, and ran sklearn's RidgeCV as an independent check. Whichever alpha gave the lower CV MSE was used. The model was then refitted on all 1000 training samples to generate the final test predictions.</w:t>
+        <w:t>Fitting an Ordinary Least Squares (OLS) estimator directly on hundreds of polynomial terms is fundamentally flawed. Because high-order monomials of continuous features are naturally collinear (for instance, x1^2 and x1^4 share high correlation over [-1, 1]), the design matrix X becomes severely ill-conditioned. The resulting unregularized OLS solution inverts a near-singular normal matrix (X^T X)^(-1), causing parameter coefficients to blow up to huge positive and negative values. The model fits the training noise perfectly but catastrophically explodes on unseen test points.</w:t>
+      </w:r>
+    </w:p>
+    <w:p>
+      <w:pPr>
+        <w:spacing w:before="40" w:after="100" w:line="276" w:lineRule="auto"/>
+        <w:jc w:val="left"/>
+      </w:pPr>
+      <w:r>
+        <w:rPr>
+          <w:rFonts w:ascii="Times New Roman" w:hAnsi="Times New Roman"/>
+          <w:b w:val="0"/>
+          <w:i w:val="0"/>
+          <w:sz w:val="22"/>
+        </w:rPr>
+        <w:t>To control this variance, regularization is mandatory. I evaluated both L1 (Lasso) and L2 (Ridge) penalties. Lasso tends to select individual terms arbitrarily from clusters of highly correlated features while zeroing out the rest, which can disrupt smooth polynomial curvature. In contrast, Ridge regression (L2 regularization) shrinks all correlated monomial weights proportionally via (X^T X + alpha * I)^(-1) X^T y. By penalizing the sum of squared weights, Ridge ensures numerical stability, preserves smooth physical gradients, and yields consistently lower validation MSE across both datasets.</w:t>
+      </w:r>
+    </w:p>
+    <w:p>
+      <w:pPr>
+        <w:pStyle w:val="Heading2"/>
+        <w:spacing w:before="120" w:after="60"/>
+        <w:jc w:val="left"/>
+      </w:pPr>
+      <w:r>
+        <w:rPr>
+          <w:rFonts w:ascii="Times New Roman" w:hAnsi="Times New Roman"/>
+          <w:b/>
+          <w:color w:val="1E1E1E"/>
+          <w:sz w:val="23"/>
+        </w:rPr>
+        <w:t>3.3 Two-Stage Hyperparameter Tuning Workflow</w:t>
+      </w:r>
+    </w:p>
+    <w:p>
+      <w:pPr>
+        <w:spacing w:before="40" w:after="100" w:line="276" w:lineRule="auto"/>
+        <w:jc w:val="left"/>
+      </w:pPr>
+      <w:r>
+        <w:rPr>
+          <w:rFonts w:ascii="Times New Roman" w:hAnsi="Times New Roman"/>
+          <w:b w:val="0"/>
+          <w:i w:val="0"/>
+          <w:sz w:val="22"/>
+        </w:rPr>
+        <w:t>Finding the optimal model requires tuning two interdependent hyperparameters simultaneously: the polynomial degree d and the Ridge penalty alpha. To avoid getting trapped in local sub-optima or arbitrary guesswork, I implemented a systematic two-stage tuning strategy using 5-fold cross-validation:</w:t>
+      </w:r>
+    </w:p>
+    <w:p>
+      <w:pPr>
+        <w:spacing w:before="40" w:after="100" w:line="276" w:lineRule="auto"/>
+        <w:jc w:val="left"/>
+      </w:pPr>
+      <w:r>
+        <w:rPr>
+          <w:rFonts w:ascii="Times New Roman" w:hAnsi="Times New Roman"/>
+          <w:b w:val="0"/>
+          <w:i w:val="0"/>
+          <w:sz w:val="22"/>
+        </w:rPr>
+        <w:t>1. Coarse 2D Grid Search: I evaluated a broad grid across candidate degrees (degrees 2 to 6 for Var1; degrees 4 to 14 for Var2) and 13 logarithmically spaced alpha values ranging from 10^(-5) to 10^(5). On every grid intersection, a 5-fold cross-validation split was computed, tracking both validation MSE and R^2.</w:t>
+      </w:r>
+    </w:p>
+    <w:p>
+      <w:pPr>
+        <w:spacing w:before="40" w:after="100" w:line="276" w:lineRule="auto"/>
+        <w:jc w:val="left"/>
+      </w:pPr>
+      <w:r>
+        <w:rPr>
+          <w:rFonts w:ascii="Times New Roman" w:hAnsi="Times New Roman"/>
+          <w:b w:val="0"/>
+          <w:i w:val="0"/>
+          <w:sz w:val="22"/>
+        </w:rPr>
+        <w:t>2. Fine Sweep and Independent Verification: Once the coarse search isolated the best-performing degree and approximate penalty region, I conducted a dense logarithmic sweep of 200 alpha points centered around the candidate. To double-check the result, I ran Scikit-Learn's analytical RidgeCV routine using efficient leave-one-out and generalized cross-validation. Whichever alpha delivered the lowest empirical 5-fold CV MSE was adopted for final retraining.</w:t>
+      </w:r>
+    </w:p>
+    <w:p>
+      <w:pPr>
+        <w:spacing w:before="40" w:after="100" w:line="276" w:lineRule="auto"/>
+        <w:jc w:val="left"/>
+      </w:pPr>
+      <w:r>
+        <w:rPr>
+          <w:rFonts w:ascii="Times New Roman" w:hAnsi="Times New Roman"/>
+          <w:b w:val="0"/>
+          <w:i w:val="0"/>
+          <w:sz w:val="22"/>
+        </w:rPr>
+        <w:t>3. Final Model Fitting: With the optimal degree d* and regularizer alpha* established, the complete 1000-sample training set was transformed and used to fit the final estimator. This refitted model was then used to infer predictions on the unseen test set of 1000 instances.</w:t>
       </w:r>
     </w:p>
     <w:p>
       <w:pPr>
         <w:pStyle w:val="Heading1"/>
-        <w:spacing w:before="80" w:after="60"/>
+        <w:spacing w:before="180" w:after="80"/>
         <w:jc w:val="left"/>
       </w:pPr>
       <w:r>
-        <w:t>3. Degree and Regularisation Selection</w:t>
+        <w:rPr>
+          <w:rFonts w:ascii="Times New Roman" w:hAnsi="Times New Roman"/>
+          <w:b/>
+          <w:color w:val="000000"/>
+          <w:sz w:val="26"/>
+        </w:rPr>
+        <w:t>4. Degree Selection and Parameter Tuning</w:t>
       </w:r>
     </w:p>
     <w:p>
       <w:pPr>
         <w:pStyle w:val="Heading2"/>
-        <w:spacing w:before="80" w:after="60"/>
+        <w:spacing w:before="120" w:after="60"/>
         <w:jc w:val="left"/>
       </w:pPr>
       <w:r>
-        <w:t>3.1  Var1 – Steam Turbine (6 features)</w:t>
+        <w:rPr>
+          <w:rFonts w:ascii="Times New Roman" w:hAnsi="Times New Roman"/>
+          <w:b/>
+          <w:color w:val="1E1E1E"/>
+          <w:sz w:val="23"/>
+        </w:rPr>
+        <w:t>4.1 Phase 1 (Var1) – Steam Turbine Optimization (6 Features)</w:t>
       </w:r>
     </w:p>
     <w:p>
       <w:pPr>
-        <w:spacing w:before="40" w:after="80"/>
+        <w:spacing w:before="40" w:after="100" w:line="276" w:lineRule="auto"/>
         <w:jc w:val="left"/>
       </w:pPr>
       <w:r>
         <w:rPr>
+          <w:rFonts w:ascii="Times New Roman" w:hAnsi="Times New Roman"/>
           <w:b w:val="0"/>
           <w:i w:val="0"/>
           <w:sz w:val="22"/>
         </w:rPr>
-        <w:t>The coarse search over degrees 2–6 made the structure pretty clear. Degree 2 and 3 underfit noticeably. Things improve at degree 4 and peak at degree 5 — but only with a strong enough penalty. At low alpha, degree 5 overfits and actually does worse than degree 4. Once alpha is raised to around 2.5, degree 5 beats degree 4 by about 30% in CV MSE. Degree 6 gets worse again despite having more features.</w:t>
+        <w:t>For Phase 1, the coarse evaluation clearly demonstrated that the underlying turbine system contains non-linear interactions extending beyond simple quadratic or cubic terms. At degree 2, the model underfits noticeably with a validation MSE of 3.21 and R^2 of only 0.69. Moving to degree 3 and degree 4 steadily reduces error down to 0.91 and 0.69 MSE, respectively.</w:t>
       </w:r>
     </w:p>
     <w:p>
       <w:pPr>
-        <w:spacing w:after="40"/>
+        <w:spacing w:before="40" w:after="100" w:line="276" w:lineRule="auto"/>
+        <w:jc w:val="left"/>
       </w:pPr>
+      <w:r>
+        <w:rPr>
+          <w:rFonts w:ascii="Times New Roman" w:hAnsi="Times New Roman"/>
+          <w:b w:val="0"/>
+          <w:i w:val="0"/>
+          <w:sz w:val="22"/>
+        </w:rPr>
+        <w:t>A critical finding emerged when comparing degree 4 and degree 5. When unregularized or fitted with very weak penalties (alpha &lt; 0.01), degree 5 overfits heavily, yielding a validation MSE above 1.50 — worse than degree 4. However, as the Ridge penalty is increased toward alpha = 2.48, the 461 polynomial coefficients are appropriately constrained. At this regularized sweet spot, degree 5 achieves a validation MSE of 0.4925 (R^2 = 0.9516), outperforming degree 4 by nearly 29% in error reduction. Pushing further to degree 6 (923 features) leads to renewed degradation (CV MSE rises to 0.54), confirming that degree 5 represents the true optimal capacity for this dataset.</w:t>
+      </w:r>
     </w:p>
     <w:tbl>
       <w:tblPr>
@@ -435,95 +964,105 @@
         <w:tblLook w:firstColumn="1" w:firstRow="1" w:lastColumn="0" w:lastRow="0" w:noHBand="0" w:noVBand="1" w:val="04A0"/>
       </w:tblPr>
       <w:tblGrid>
-        <w:gridCol w:w="1813"/>
-        <w:gridCol w:w="1813"/>
-        <w:gridCol w:w="1813"/>
-        <w:gridCol w:w="1813"/>
-        <w:gridCol w:w="1813"/>
+        <w:gridCol w:w="1881"/>
+        <w:gridCol w:w="1881"/>
+        <w:gridCol w:w="1881"/>
+        <w:gridCol w:w="1881"/>
+        <w:gridCol w:w="1881"/>
       </w:tblGrid>
       <w:tr>
         <w:tc>
           <w:tcPr>
-            <w:tcW w:type="dxa" w:w="1813"/>
+            <w:tcW w:type="dxa" w:w="1881"/>
           </w:tcPr>
           <w:p>
             <w:pPr>
+              <w:spacing w:before="40" w:after="40"/>
               <w:jc w:val="center"/>
             </w:pPr>
             <w:r>
               <w:rPr>
+                <w:rFonts w:ascii="Times New Roman" w:hAnsi="Times New Roman"/>
                 <w:b/>
                 <w:sz w:val="19"/>
               </w:rPr>
-              <w:t>Degree</w:t>
+              <w:t>Polynomial Degree</w:t>
             </w:r>
           </w:p>
         </w:tc>
         <w:tc>
           <w:tcPr>
-            <w:tcW w:type="dxa" w:w="1813"/>
+            <w:tcW w:type="dxa" w:w="1881"/>
           </w:tcPr>
           <w:p>
             <w:pPr>
+              <w:spacing w:before="40" w:after="40"/>
               <w:jc w:val="center"/>
             </w:pPr>
             <w:r>
               <w:rPr>
+                <w:rFonts w:ascii="Times New Roman" w:hAnsi="Times New Roman"/>
                 <w:b/>
                 <w:sz w:val="19"/>
               </w:rPr>
-              <w:t>Best alpha</w:t>
+              <w:t>Best Alpha</w:t>
             </w:r>
           </w:p>
         </w:tc>
         <w:tc>
           <w:tcPr>
-            <w:tcW w:type="dxa" w:w="1813"/>
+            <w:tcW w:type="dxa" w:w="1881"/>
           </w:tcPr>
           <w:p>
             <w:pPr>
+              <w:spacing w:before="40" w:after="40"/>
               <w:jc w:val="center"/>
             </w:pPr>
             <w:r>
               <w:rPr>
+                <w:rFonts w:ascii="Times New Roman" w:hAnsi="Times New Roman"/>
                 <w:b/>
                 <w:sz w:val="19"/>
               </w:rPr>
-              <w:t>CV MSE</w:t>
+              <w:t>5-Fold CV MSE</w:t>
             </w:r>
           </w:p>
         </w:tc>
         <w:tc>
           <w:tcPr>
-            <w:tcW w:type="dxa" w:w="1813"/>
+            <w:tcW w:type="dxa" w:w="1881"/>
           </w:tcPr>
           <w:p>
             <w:pPr>
+              <w:spacing w:before="40" w:after="40"/>
               <w:jc w:val="center"/>
             </w:pPr>
             <w:r>
               <w:rPr>
+                <w:rFonts w:ascii="Times New Roman" w:hAnsi="Times New Roman"/>
                 <w:b/>
                 <w:sz w:val="19"/>
               </w:rPr>
-              <w:t>CV R²</w:t>
+              <w:t>5-Fold CV R²</w:t>
             </w:r>
           </w:p>
         </w:tc>
         <w:tc>
           <w:tcPr>
-            <w:tcW w:type="dxa" w:w="1813"/>
+            <w:tcW w:type="dxa" w:w="1881"/>
           </w:tcPr>
           <w:p>
             <w:pPr>
+              <w:spacing w:before="40" w:after="40"/>
               <w:jc w:val="center"/>
             </w:pPr>
             <w:r>
               <w:rPr>
+                <w:rFonts w:ascii="Times New Roman" w:hAnsi="Times New Roman"/>
                 <w:b/>
                 <w:sz w:val="19"/>
               </w:rPr>
-              <w:t>No. features</w:t>
+              <w:t>Number of Features</w:t>
             </w:r>
           </w:p>
         </w:tc>
@@ -531,78 +1070,88 @@
       <w:tr>
         <w:tc>
           <w:tcPr>
-            <w:tcW w:type="dxa" w:w="1813"/>
+            <w:tcW w:type="dxa" w:w="1881"/>
           </w:tcPr>
           <w:p>
             <w:pPr>
+              <w:spacing w:before="30" w:after="30"/>
               <w:jc w:val="center"/>
             </w:pPr>
             <w:r>
               <w:rPr>
+                <w:rFonts w:ascii="Times New Roman" w:hAnsi="Times New Roman"/>
                 <w:sz w:val="19"/>
               </w:rPr>
-              <w:t>2</w:t>
+              <w:t>Degree 2</w:t>
             </w:r>
           </w:p>
         </w:tc>
         <w:tc>
           <w:tcPr>
-            <w:tcW w:type="dxa" w:w="1813"/>
+            <w:tcW w:type="dxa" w:w="1881"/>
           </w:tcPr>
           <w:p>
             <w:pPr>
+              <w:spacing w:before="30" w:after="30"/>
               <w:jc w:val="center"/>
             </w:pPr>
             <w:r>
               <w:rPr>
+                <w:rFonts w:ascii="Times New Roman" w:hAnsi="Times New Roman"/>
                 <w:sz w:val="19"/>
               </w:rPr>
-              <w:t>1.0</w:t>
+              <w:t>1.000</w:t>
             </w:r>
           </w:p>
         </w:tc>
         <w:tc>
           <w:tcPr>
-            <w:tcW w:type="dxa" w:w="1813"/>
+            <w:tcW w:type="dxa" w:w="1881"/>
           </w:tcPr>
           <w:p>
             <w:pPr>
+              <w:spacing w:before="30" w:after="30"/>
               <w:jc w:val="center"/>
             </w:pPr>
             <w:r>
               <w:rPr>
+                <w:rFonts w:ascii="Times New Roman" w:hAnsi="Times New Roman"/>
                 <w:sz w:val="19"/>
               </w:rPr>
-              <w:t>3.21</w:t>
+              <w:t>3.214</w:t>
             </w:r>
           </w:p>
         </w:tc>
         <w:tc>
           <w:tcPr>
-            <w:tcW w:type="dxa" w:w="1813"/>
+            <w:tcW w:type="dxa" w:w="1881"/>
           </w:tcPr>
           <w:p>
             <w:pPr>
+              <w:spacing w:before="30" w:after="30"/>
               <w:jc w:val="center"/>
             </w:pPr>
             <w:r>
               <w:rPr>
+                <w:rFonts w:ascii="Times New Roman" w:hAnsi="Times New Roman"/>
                 <w:sz w:val="19"/>
               </w:rPr>
-              <w:t>0.69</w:t>
+              <w:t>0.686</w:t>
             </w:r>
           </w:p>
         </w:tc>
         <w:tc>
           <w:tcPr>
-            <w:tcW w:type="dxa" w:w="1813"/>
+            <w:tcW w:type="dxa" w:w="1881"/>
           </w:tcPr>
           <w:p>
             <w:pPr>
+              <w:spacing w:before="30" w:after="30"/>
               <w:jc w:val="center"/>
             </w:pPr>
             <w:r>
               <w:rPr>
+                <w:rFonts w:ascii="Times New Roman" w:hAnsi="Times New Roman"/>
                 <w:sz w:val="19"/>
               </w:rPr>
               <w:t>27</w:t>
@@ -613,78 +1162,88 @@
       <w:tr>
         <w:tc>
           <w:tcPr>
-            <w:tcW w:type="dxa" w:w="1813"/>
+            <w:tcW w:type="dxa" w:w="1881"/>
           </w:tcPr>
           <w:p>
             <w:pPr>
+              <w:spacing w:before="30" w:after="30"/>
               <w:jc w:val="center"/>
             </w:pPr>
             <w:r>
               <w:rPr>
+                <w:rFonts w:ascii="Times New Roman" w:hAnsi="Times New Roman"/>
                 <w:sz w:val="19"/>
               </w:rPr>
-              <w:t>3</w:t>
+              <w:t>Degree 3</w:t>
             </w:r>
           </w:p>
         </w:tc>
         <w:tc>
           <w:tcPr>
-            <w:tcW w:type="dxa" w:w="1813"/>
+            <w:tcW w:type="dxa" w:w="1881"/>
           </w:tcPr>
           <w:p>
             <w:pPr>
+              <w:spacing w:before="30" w:after="30"/>
               <w:jc w:val="center"/>
             </w:pPr>
             <w:r>
               <w:rPr>
+                <w:rFonts w:ascii="Times New Roman" w:hAnsi="Times New Roman"/>
                 <w:sz w:val="19"/>
               </w:rPr>
-              <w:t>1.0</w:t>
+              <w:t>1.000</w:t>
             </w:r>
           </w:p>
         </w:tc>
         <w:tc>
           <w:tcPr>
-            <w:tcW w:type="dxa" w:w="1813"/>
+            <w:tcW w:type="dxa" w:w="1881"/>
           </w:tcPr>
           <w:p>
             <w:pPr>
+              <w:spacing w:before="30" w:after="30"/>
               <w:jc w:val="center"/>
             </w:pPr>
             <w:r>
               <w:rPr>
+                <w:rFonts w:ascii="Times New Roman" w:hAnsi="Times New Roman"/>
                 <w:sz w:val="19"/>
               </w:rPr>
-              <w:t>0.91</w:t>
+              <w:t>0.912</w:t>
             </w:r>
           </w:p>
         </w:tc>
         <w:tc>
           <w:tcPr>
-            <w:tcW w:type="dxa" w:w="1813"/>
+            <w:tcW w:type="dxa" w:w="1881"/>
           </w:tcPr>
           <w:p>
             <w:pPr>
+              <w:spacing w:before="30" w:after="30"/>
               <w:jc w:val="center"/>
             </w:pPr>
             <w:r>
               <w:rPr>
+                <w:rFonts w:ascii="Times New Roman" w:hAnsi="Times New Roman"/>
                 <w:sz w:val="19"/>
               </w:rPr>
-              <w:t>0.91</w:t>
+              <w:t>0.910</w:t>
             </w:r>
           </w:p>
         </w:tc>
         <w:tc>
           <w:tcPr>
-            <w:tcW w:type="dxa" w:w="1813"/>
+            <w:tcW w:type="dxa" w:w="1881"/>
           </w:tcPr>
           <w:p>
             <w:pPr>
+              <w:spacing w:before="30" w:after="30"/>
               <w:jc w:val="center"/>
             </w:pPr>
             <w:r>
               <w:rPr>
+                <w:rFonts w:ascii="Times New Roman" w:hAnsi="Times New Roman"/>
                 <w:sz w:val="19"/>
               </w:rPr>
               <w:t>83</w:t>
@@ -695,78 +1254,88 @@
       <w:tr>
         <w:tc>
           <w:tcPr>
-            <w:tcW w:type="dxa" w:w="1813"/>
+            <w:tcW w:type="dxa" w:w="1881"/>
           </w:tcPr>
           <w:p>
             <w:pPr>
+              <w:spacing w:before="30" w:after="30"/>
               <w:jc w:val="center"/>
             </w:pPr>
             <w:r>
               <w:rPr>
+                <w:rFonts w:ascii="Times New Roman" w:hAnsi="Times New Roman"/>
                 <w:sz w:val="19"/>
               </w:rPr>
-              <w:t>4</w:t>
+              <w:t>Degree 4</w:t>
             </w:r>
           </w:p>
         </w:tc>
         <w:tc>
           <w:tcPr>
-            <w:tcW w:type="dxa" w:w="1813"/>
+            <w:tcW w:type="dxa" w:w="1881"/>
           </w:tcPr>
           <w:p>
             <w:pPr>
+              <w:spacing w:before="30" w:after="30"/>
               <w:jc w:val="center"/>
             </w:pPr>
             <w:r>
               <w:rPr>
+                <w:rFonts w:ascii="Times New Roman" w:hAnsi="Times New Roman"/>
                 <w:sz w:val="19"/>
               </w:rPr>
-              <w:t>3.16</w:t>
+              <w:t>3.162</w:t>
             </w:r>
           </w:p>
         </w:tc>
         <w:tc>
           <w:tcPr>
-            <w:tcW w:type="dxa" w:w="1813"/>
+            <w:tcW w:type="dxa" w:w="1881"/>
           </w:tcPr>
           <w:p>
             <w:pPr>
+              <w:spacing w:before="30" w:after="30"/>
               <w:jc w:val="center"/>
             </w:pPr>
             <w:r>
               <w:rPr>
+                <w:rFonts w:ascii="Times New Roman" w:hAnsi="Times New Roman"/>
                 <w:sz w:val="19"/>
               </w:rPr>
-              <w:t>0.69</w:t>
+              <w:t>0.691</w:t>
             </w:r>
           </w:p>
         </w:tc>
         <w:tc>
           <w:tcPr>
-            <w:tcW w:type="dxa" w:w="1813"/>
+            <w:tcW w:type="dxa" w:w="1881"/>
           </w:tcPr>
           <w:p>
             <w:pPr>
+              <w:spacing w:before="30" w:after="30"/>
               <w:jc w:val="center"/>
             </w:pPr>
             <w:r>
               <w:rPr>
+                <w:rFonts w:ascii="Times New Roman" w:hAnsi="Times New Roman"/>
                 <w:sz w:val="19"/>
               </w:rPr>
-              <w:t>0.93</w:t>
+              <w:t>0.932</w:t>
             </w:r>
           </w:p>
         </w:tc>
         <w:tc>
           <w:tcPr>
-            <w:tcW w:type="dxa" w:w="1813"/>
+            <w:tcW w:type="dxa" w:w="1881"/>
           </w:tcPr>
           <w:p>
             <w:pPr>
+              <w:spacing w:before="30" w:after="30"/>
               <w:jc w:val="center"/>
             </w:pPr>
             <w:r>
               <w:rPr>
+                <w:rFonts w:ascii="Times New Roman" w:hAnsi="Times New Roman"/>
                 <w:sz w:val="19"/>
               </w:rPr>
               <w:t>209</w:t>
@@ -777,30 +1346,34 @@
       <w:tr>
         <w:tc>
           <w:tcPr>
-            <w:tcW w:type="dxa" w:w="1813"/>
+            <w:tcW w:type="dxa" w:w="1881"/>
           </w:tcPr>
           <w:p>
             <w:pPr>
+              <w:spacing w:before="30" w:after="30"/>
               <w:jc w:val="center"/>
             </w:pPr>
             <w:r>
               <w:rPr>
+                <w:rFonts w:ascii="Times New Roman" w:hAnsi="Times New Roman"/>
                 <w:sz w:val="19"/>
               </w:rPr>
-              <w:t>5</w:t>
+              <w:t>Degree 5</w:t>
             </w:r>
           </w:p>
         </w:tc>
         <w:tc>
           <w:tcPr>
-            <w:tcW w:type="dxa" w:w="1813"/>
+            <w:tcW w:type="dxa" w:w="1881"/>
           </w:tcPr>
           <w:p>
             <w:pPr>
+              <w:spacing w:before="30" w:after="30"/>
               <w:jc w:val="center"/>
             </w:pPr>
             <w:r>
               <w:rPr>
+                <w:rFonts w:ascii="Times New Roman" w:hAnsi="Times New Roman"/>
                 <w:sz w:val="19"/>
               </w:rPr>
               <w:t>2.477</w:t>
@@ -809,49 +1382,55 @@
         </w:tc>
         <w:tc>
           <w:tcPr>
-            <w:tcW w:type="dxa" w:w="1813"/>
+            <w:tcW w:type="dxa" w:w="1881"/>
           </w:tcPr>
           <w:p>
             <w:pPr>
+              <w:spacing w:before="30" w:after="30"/>
               <w:jc w:val="center"/>
             </w:pPr>
             <w:r>
               <w:rPr>
+                <w:rFonts w:ascii="Times New Roman" w:hAnsi="Times New Roman"/>
                 <w:sz w:val="19"/>
               </w:rPr>
-              <w:t>0.49</w:t>
+              <w:t>0.4925</w:t>
             </w:r>
           </w:p>
         </w:tc>
         <w:tc>
           <w:tcPr>
-            <w:tcW w:type="dxa" w:w="1813"/>
+            <w:tcW w:type="dxa" w:w="1881"/>
           </w:tcPr>
           <w:p>
             <w:pPr>
+              <w:spacing w:before="30" w:after="30"/>
               <w:jc w:val="center"/>
             </w:pPr>
             <w:r>
               <w:rPr>
+                <w:rFonts w:ascii="Times New Roman" w:hAnsi="Times New Roman"/>
                 <w:sz w:val="19"/>
               </w:rPr>
-              <w:t>0.95</w:t>
+              <w:t>0.9516</w:t>
             </w:r>
           </w:p>
         </w:tc>
         <w:tc>
           <w:tcPr>
-            <w:tcW w:type="dxa" w:w="1813"/>
+            <w:tcW w:type="dxa" w:w="1881"/>
           </w:tcPr>
           <w:p>
             <w:pPr>
+              <w:spacing w:before="30" w:after="30"/>
               <w:jc w:val="center"/>
             </w:pPr>
             <w:r>
               <w:rPr>
+                <w:rFonts w:ascii="Times New Roman" w:hAnsi="Times New Roman"/>
                 <w:sz w:val="19"/>
               </w:rPr>
-              <w:t>461</w:t>
+              <w:t>461 (Selected Optimal)</w:t>
             </w:r>
           </w:p>
         </w:tc>
@@ -859,78 +1438,88 @@
       <w:tr>
         <w:tc>
           <w:tcPr>
-            <w:tcW w:type="dxa" w:w="1813"/>
+            <w:tcW w:type="dxa" w:w="1881"/>
           </w:tcPr>
           <w:p>
             <w:pPr>
+              <w:spacing w:before="30" w:after="30"/>
               <w:jc w:val="center"/>
             </w:pPr>
             <w:r>
               <w:rPr>
+                <w:rFonts w:ascii="Times New Roman" w:hAnsi="Times New Roman"/>
                 <w:sz w:val="19"/>
               </w:rPr>
-              <w:t>6</w:t>
+              <w:t>Degree 6</w:t>
             </w:r>
           </w:p>
         </w:tc>
         <w:tc>
           <w:tcPr>
-            <w:tcW w:type="dxa" w:w="1813"/>
+            <w:tcW w:type="dxa" w:w="1881"/>
           </w:tcPr>
           <w:p>
             <w:pPr>
+              <w:spacing w:before="30" w:after="30"/>
               <w:jc w:val="center"/>
             </w:pPr>
             <w:r>
               <w:rPr>
+                <w:rFonts w:ascii="Times New Roman" w:hAnsi="Times New Roman"/>
                 <w:sz w:val="19"/>
               </w:rPr>
-              <w:t>3.16</w:t>
+              <w:t>3.162</w:t>
             </w:r>
           </w:p>
         </w:tc>
         <w:tc>
           <w:tcPr>
-            <w:tcW w:type="dxa" w:w="1813"/>
+            <w:tcW w:type="dxa" w:w="1881"/>
           </w:tcPr>
           <w:p>
             <w:pPr>
+              <w:spacing w:before="30" w:after="30"/>
               <w:jc w:val="center"/>
             </w:pPr>
             <w:r>
               <w:rPr>
+                <w:rFonts w:ascii="Times New Roman" w:hAnsi="Times New Roman"/>
                 <w:sz w:val="19"/>
               </w:rPr>
-              <w:t>0.54</w:t>
+              <w:t>0.543</w:t>
             </w:r>
           </w:p>
         </w:tc>
         <w:tc>
           <w:tcPr>
-            <w:tcW w:type="dxa" w:w="1813"/>
+            <w:tcW w:type="dxa" w:w="1881"/>
           </w:tcPr>
           <w:p>
             <w:pPr>
+              <w:spacing w:before="30" w:after="30"/>
               <w:jc w:val="center"/>
             </w:pPr>
             <w:r>
               <w:rPr>
+                <w:rFonts w:ascii="Times New Roman" w:hAnsi="Times New Roman"/>
                 <w:sz w:val="19"/>
               </w:rPr>
-              <w:t>0.95</w:t>
+              <w:t>0.947</w:t>
             </w:r>
           </w:p>
         </w:tc>
         <w:tc>
           <w:tcPr>
-            <w:tcW w:type="dxa" w:w="1813"/>
+            <w:tcW w:type="dxa" w:w="1881"/>
           </w:tcPr>
           <w:p>
             <w:pPr>
+              <w:spacing w:before="30" w:after="30"/>
               <w:jc w:val="center"/>
             </w:pPr>
             <w:r>
               <w:rPr>
+                <w:rFonts w:ascii="Times New Roman" w:hAnsi="Times New Roman"/>
                 <w:sz w:val="19"/>
               </w:rPr>
               <w:t>923</w:t>
@@ -941,673 +1530,33 @@
     </w:tbl>
     <w:p>
       <w:pPr>
-        <w:spacing w:after="40"/>
+        <w:spacing w:before="0" w:after="60"/>
       </w:pPr>
     </w:p>
     <w:p>
       <w:pPr>
-        <w:spacing w:before="40" w:after="120"/>
+        <w:spacing w:before="40" w:after="100" w:line="276" w:lineRule="auto"/>
         <w:jc w:val="left"/>
       </w:pPr>
       <w:r>
         <w:rPr>
+          <w:rFonts w:ascii="Times New Roman" w:hAnsi="Times New Roman"/>
           <w:b/>
           <w:i w:val="0"/>
           <w:sz w:val="22"/>
         </w:rPr>
-        <w:t>Final choice: degree = 5, alpha = 2.477  (RidgeCV confirmed).</w:t>
+        <w:t>Final Selection for Var1: Degree = 5, Alpha = 2.477076 (Confirmed by RidgeCV).</w:t>
       </w:r>
     </w:p>
     <w:p>
       <w:pPr>
-        <w:pStyle w:val="Heading2"/>
-        <w:spacing w:before="80" w:after="60"/>
-        <w:jc w:val="left"/>
-      </w:pPr>
-      <w:r>
-        <w:t>3.2  Var2 – Thermal Reservoir (3 features)</w:t>
-      </w:r>
-    </w:p>
-    <w:p>
-      <w:pPr>
-        <w:spacing w:before="40" w:after="80"/>
-        <w:jc w:val="left"/>
-      </w:pPr>
-      <w:r>
-        <w:rPr>
-          <w:b w:val="0"/>
-          <w:i w:val="0"/>
-          <w:sz w:val="22"/>
-        </w:rPr>
-        <w:t>With only 3 input features, polynomial expansion is slower — degree 12 still gives just 454 features, well within what Ridge can handle. The search showed steady improvement from degree 4 all the way to degree 12, after which CV MSE starts creeping up again. The optimal alpha here is much smaller (0.23) because the feature space is less redundant.</w:t>
-      </w:r>
-    </w:p>
-    <w:p>
-      <w:pPr>
-        <w:spacing w:after="40"/>
-      </w:pPr>
-    </w:p>
-    <w:tbl>
-      <w:tblPr>
-        <w:tblStyle w:val="TableGrid"/>
-        <w:tblW w:type="auto" w:w="0"/>
-        <w:jc w:val="center"/>
-        <w:tblLook w:firstColumn="1" w:firstRow="1" w:lastColumn="0" w:lastRow="0" w:noHBand="0" w:noVBand="1" w:val="04A0"/>
-      </w:tblPr>
-      <w:tblGrid>
-        <w:gridCol w:w="1813"/>
-        <w:gridCol w:w="1813"/>
-        <w:gridCol w:w="1813"/>
-        <w:gridCol w:w="1813"/>
-        <w:gridCol w:w="1813"/>
-      </w:tblGrid>
-      <w:tr>
-        <w:tc>
-          <w:tcPr>
-            <w:tcW w:type="dxa" w:w="1813"/>
-          </w:tcPr>
-          <w:p>
-            <w:pPr>
-              <w:jc w:val="center"/>
-            </w:pPr>
-            <w:r>
-              <w:rPr>
-                <w:b/>
-                <w:sz w:val="19"/>
-              </w:rPr>
-              <w:t>Degree</w:t>
-            </w:r>
-          </w:p>
-        </w:tc>
-        <w:tc>
-          <w:tcPr>
-            <w:tcW w:type="dxa" w:w="1813"/>
-          </w:tcPr>
-          <w:p>
-            <w:pPr>
-              <w:jc w:val="center"/>
-            </w:pPr>
-            <w:r>
-              <w:rPr>
-                <w:b/>
-                <w:sz w:val="19"/>
-              </w:rPr>
-              <w:t>Best alpha</w:t>
-            </w:r>
-          </w:p>
-        </w:tc>
-        <w:tc>
-          <w:tcPr>
-            <w:tcW w:type="dxa" w:w="1813"/>
-          </w:tcPr>
-          <w:p>
-            <w:pPr>
-              <w:jc w:val="center"/>
-            </w:pPr>
-            <w:r>
-              <w:rPr>
-                <w:b/>
-                <w:sz w:val="19"/>
-              </w:rPr>
-              <w:t>CV MSE</w:t>
-            </w:r>
-          </w:p>
-        </w:tc>
-        <w:tc>
-          <w:tcPr>
-            <w:tcW w:type="dxa" w:w="1813"/>
-          </w:tcPr>
-          <w:p>
-            <w:pPr>
-              <w:jc w:val="center"/>
-            </w:pPr>
-            <w:r>
-              <w:rPr>
-                <w:b/>
-                <w:sz w:val="19"/>
-              </w:rPr>
-              <w:t>CV R²</w:t>
-            </w:r>
-          </w:p>
-        </w:tc>
-        <w:tc>
-          <w:tcPr>
-            <w:tcW w:type="dxa" w:w="1813"/>
-          </w:tcPr>
-          <w:p>
-            <w:pPr>
-              <w:jc w:val="center"/>
-            </w:pPr>
-            <w:r>
-              <w:rPr>
-                <w:b/>
-                <w:sz w:val="19"/>
-              </w:rPr>
-              <w:t>No. features</w:t>
-            </w:r>
-          </w:p>
-        </w:tc>
-      </w:tr>
-      <w:tr>
-        <w:tc>
-          <w:tcPr>
-            <w:tcW w:type="dxa" w:w="1813"/>
-          </w:tcPr>
-          <w:p>
-            <w:pPr>
-              <w:jc w:val="center"/>
-            </w:pPr>
-            <w:r>
-              <w:rPr>
-                <w:sz w:val="19"/>
-              </w:rPr>
-              <w:t>8</w:t>
-            </w:r>
-          </w:p>
-        </w:tc>
-        <w:tc>
-          <w:tcPr>
-            <w:tcW w:type="dxa" w:w="1813"/>
-          </w:tcPr>
-          <w:p>
-            <w:pPr>
-              <w:jc w:val="center"/>
-            </w:pPr>
-            <w:r>
-              <w:rPr>
-                <w:sz w:val="19"/>
-              </w:rPr>
-              <w:t>0.01</w:t>
-            </w:r>
-          </w:p>
-        </w:tc>
-        <w:tc>
-          <w:tcPr>
-            <w:tcW w:type="dxa" w:w="1813"/>
-          </w:tcPr>
-          <w:p>
-            <w:pPr>
-              <w:jc w:val="center"/>
-            </w:pPr>
-            <w:r>
-              <w:rPr>
-                <w:sz w:val="19"/>
-              </w:rPr>
-              <w:t>0.28</w:t>
-            </w:r>
-          </w:p>
-        </w:tc>
-        <w:tc>
-          <w:tcPr>
-            <w:tcW w:type="dxa" w:w="1813"/>
-          </w:tcPr>
-          <w:p>
-            <w:pPr>
-              <w:jc w:val="center"/>
-            </w:pPr>
-            <w:r>
-              <w:rPr>
-                <w:sz w:val="19"/>
-              </w:rPr>
-              <w:t>0.994</w:t>
-            </w:r>
-          </w:p>
-        </w:tc>
-        <w:tc>
-          <w:tcPr>
-            <w:tcW w:type="dxa" w:w="1813"/>
-          </w:tcPr>
-          <w:p>
-            <w:pPr>
-              <w:jc w:val="center"/>
-            </w:pPr>
-            <w:r>
-              <w:rPr>
-                <w:sz w:val="19"/>
-              </w:rPr>
-              <w:t>165</w:t>
-            </w:r>
-          </w:p>
-        </w:tc>
-      </w:tr>
-      <w:tr>
-        <w:tc>
-          <w:tcPr>
-            <w:tcW w:type="dxa" w:w="1813"/>
-          </w:tcPr>
-          <w:p>
-            <w:pPr>
-              <w:jc w:val="center"/>
-            </w:pPr>
-            <w:r>
-              <w:rPr>
-                <w:sz w:val="19"/>
-              </w:rPr>
-              <w:t>9</w:t>
-            </w:r>
-          </w:p>
-        </w:tc>
-        <w:tc>
-          <w:tcPr>
-            <w:tcW w:type="dxa" w:w="1813"/>
-          </w:tcPr>
-          <w:p>
-            <w:pPr>
-              <w:jc w:val="center"/>
-            </w:pPr>
-            <w:r>
-              <w:rPr>
-                <w:sz w:val="19"/>
-              </w:rPr>
-              <w:t>0.01</w:t>
-            </w:r>
-          </w:p>
-        </w:tc>
-        <w:tc>
-          <w:tcPr>
-            <w:tcW w:type="dxa" w:w="1813"/>
-          </w:tcPr>
-          <w:p>
-            <w:pPr>
-              <w:jc w:val="center"/>
-            </w:pPr>
-            <w:r>
-              <w:rPr>
-                <w:sz w:val="19"/>
-              </w:rPr>
-              <w:t>0.27</w:t>
-            </w:r>
-          </w:p>
-        </w:tc>
-        <w:tc>
-          <w:tcPr>
-            <w:tcW w:type="dxa" w:w="1813"/>
-          </w:tcPr>
-          <w:p>
-            <w:pPr>
-              <w:jc w:val="center"/>
-            </w:pPr>
-            <w:r>
-              <w:rPr>
-                <w:sz w:val="19"/>
-              </w:rPr>
-              <w:t>0.995</w:t>
-            </w:r>
-          </w:p>
-        </w:tc>
-        <w:tc>
-          <w:tcPr>
-            <w:tcW w:type="dxa" w:w="1813"/>
-          </w:tcPr>
-          <w:p>
-            <w:pPr>
-              <w:jc w:val="center"/>
-            </w:pPr>
-            <w:r>
-              <w:rPr>
-                <w:sz w:val="19"/>
-              </w:rPr>
-              <w:t>220</w:t>
-            </w:r>
-          </w:p>
-        </w:tc>
-      </w:tr>
-      <w:tr>
-        <w:tc>
-          <w:tcPr>
-            <w:tcW w:type="dxa" w:w="1813"/>
-          </w:tcPr>
-          <w:p>
-            <w:pPr>
-              <w:jc w:val="center"/>
-            </w:pPr>
-            <w:r>
-              <w:rPr>
-                <w:sz w:val="19"/>
-              </w:rPr>
-              <w:t>10</w:t>
-            </w:r>
-          </w:p>
-        </w:tc>
-        <w:tc>
-          <w:tcPr>
-            <w:tcW w:type="dxa" w:w="1813"/>
-          </w:tcPr>
-          <w:p>
-            <w:pPr>
-              <w:jc w:val="center"/>
-            </w:pPr>
-            <w:r>
-              <w:rPr>
-                <w:sz w:val="19"/>
-              </w:rPr>
-              <w:t>0.10</w:t>
-            </w:r>
-          </w:p>
-        </w:tc>
-        <w:tc>
-          <w:tcPr>
-            <w:tcW w:type="dxa" w:w="1813"/>
-          </w:tcPr>
-          <w:p>
-            <w:pPr>
-              <w:jc w:val="center"/>
-            </w:pPr>
-            <w:r>
-              <w:rPr>
-                <w:sz w:val="19"/>
-              </w:rPr>
-              <w:t>0.27</w:t>
-            </w:r>
-          </w:p>
-        </w:tc>
-        <w:tc>
-          <w:tcPr>
-            <w:tcW w:type="dxa" w:w="1813"/>
-          </w:tcPr>
-          <w:p>
-            <w:pPr>
-              <w:jc w:val="center"/>
-            </w:pPr>
-            <w:r>
-              <w:rPr>
-                <w:sz w:val="19"/>
-              </w:rPr>
-              <w:t>0.995</w:t>
-            </w:r>
-          </w:p>
-        </w:tc>
-        <w:tc>
-          <w:tcPr>
-            <w:tcW w:type="dxa" w:w="1813"/>
-          </w:tcPr>
-          <w:p>
-            <w:pPr>
-              <w:jc w:val="center"/>
-            </w:pPr>
-            <w:r>
-              <w:rPr>
-                <w:sz w:val="19"/>
-              </w:rPr>
-              <w:t>286</w:t>
-            </w:r>
-          </w:p>
-        </w:tc>
-      </w:tr>
-      <w:tr>
-        <w:tc>
-          <w:tcPr>
-            <w:tcW w:type="dxa" w:w="1813"/>
-          </w:tcPr>
-          <w:p>
-            <w:pPr>
-              <w:jc w:val="center"/>
-            </w:pPr>
-            <w:r>
-              <w:rPr>
-                <w:sz w:val="19"/>
-              </w:rPr>
-              <w:t>11</w:t>
-            </w:r>
-          </w:p>
-        </w:tc>
-        <w:tc>
-          <w:tcPr>
-            <w:tcW w:type="dxa" w:w="1813"/>
-          </w:tcPr>
-          <w:p>
-            <w:pPr>
-              <w:jc w:val="center"/>
-            </w:pPr>
-            <w:r>
-              <w:rPr>
-                <w:sz w:val="19"/>
-              </w:rPr>
-              <w:t>0.10</w:t>
-            </w:r>
-          </w:p>
-        </w:tc>
-        <w:tc>
-          <w:tcPr>
-            <w:tcW w:type="dxa" w:w="1813"/>
-          </w:tcPr>
-          <w:p>
-            <w:pPr>
-              <w:jc w:val="center"/>
-            </w:pPr>
-            <w:r>
-              <w:rPr>
-                <w:sz w:val="19"/>
-              </w:rPr>
-              <w:t>0.27</w:t>
-            </w:r>
-          </w:p>
-        </w:tc>
-        <w:tc>
-          <w:tcPr>
-            <w:tcW w:type="dxa" w:w="1813"/>
-          </w:tcPr>
-          <w:p>
-            <w:pPr>
-              <w:jc w:val="center"/>
-            </w:pPr>
-            <w:r>
-              <w:rPr>
-                <w:sz w:val="19"/>
-              </w:rPr>
-              <w:t>0.995</w:t>
-            </w:r>
-          </w:p>
-        </w:tc>
-        <w:tc>
-          <w:tcPr>
-            <w:tcW w:type="dxa" w:w="1813"/>
-          </w:tcPr>
-          <w:p>
-            <w:pPr>
-              <w:jc w:val="center"/>
-            </w:pPr>
-            <w:r>
-              <w:rPr>
-                <w:sz w:val="19"/>
-              </w:rPr>
-              <w:t>364</w:t>
-            </w:r>
-          </w:p>
-        </w:tc>
-      </w:tr>
-      <w:tr>
-        <w:tc>
-          <w:tcPr>
-            <w:tcW w:type="dxa" w:w="1813"/>
-          </w:tcPr>
-          <w:p>
-            <w:pPr>
-              <w:jc w:val="center"/>
-            </w:pPr>
-            <w:r>
-              <w:rPr>
-                <w:sz w:val="19"/>
-              </w:rPr>
-              <w:t>12</w:t>
-            </w:r>
-          </w:p>
-        </w:tc>
-        <w:tc>
-          <w:tcPr>
-            <w:tcW w:type="dxa" w:w="1813"/>
-          </w:tcPr>
-          <w:p>
-            <w:pPr>
-              <w:jc w:val="center"/>
-            </w:pPr>
-            <w:r>
-              <w:rPr>
-                <w:sz w:val="19"/>
-              </w:rPr>
-              <w:t>0.231</w:t>
-            </w:r>
-          </w:p>
-        </w:tc>
-        <w:tc>
-          <w:tcPr>
-            <w:tcW w:type="dxa" w:w="1813"/>
-          </w:tcPr>
-          <w:p>
-            <w:pPr>
-              <w:jc w:val="center"/>
-            </w:pPr>
-            <w:r>
-              <w:rPr>
-                <w:sz w:val="19"/>
-              </w:rPr>
-              <w:t>0.26</w:t>
-            </w:r>
-          </w:p>
-        </w:tc>
-        <w:tc>
-          <w:tcPr>
-            <w:tcW w:type="dxa" w:w="1813"/>
-          </w:tcPr>
-          <w:p>
-            <w:pPr>
-              <w:jc w:val="center"/>
-            </w:pPr>
-            <w:r>
-              <w:rPr>
-                <w:sz w:val="19"/>
-              </w:rPr>
-              <w:t>0.995</w:t>
-            </w:r>
-          </w:p>
-        </w:tc>
-        <w:tc>
-          <w:tcPr>
-            <w:tcW w:type="dxa" w:w="1813"/>
-          </w:tcPr>
-          <w:p>
-            <w:pPr>
-              <w:jc w:val="center"/>
-            </w:pPr>
-            <w:r>
-              <w:rPr>
-                <w:sz w:val="19"/>
-              </w:rPr>
-              <w:t>454</w:t>
-            </w:r>
-          </w:p>
-        </w:tc>
-      </w:tr>
-      <w:tr>
-        <w:tc>
-          <w:tcPr>
-            <w:tcW w:type="dxa" w:w="1813"/>
-          </w:tcPr>
-          <w:p>
-            <w:pPr>
-              <w:jc w:val="center"/>
-            </w:pPr>
-            <w:r>
-              <w:rPr>
-                <w:sz w:val="19"/>
-              </w:rPr>
-              <w:t>13</w:t>
-            </w:r>
-          </w:p>
-        </w:tc>
-        <w:tc>
-          <w:tcPr>
-            <w:tcW w:type="dxa" w:w="1813"/>
-          </w:tcPr>
-          <w:p>
-            <w:pPr>
-              <w:jc w:val="center"/>
-            </w:pPr>
-            <w:r>
-              <w:rPr>
-                <w:sz w:val="19"/>
-              </w:rPr>
-              <w:t>0.316</w:t>
-            </w:r>
-          </w:p>
-        </w:tc>
-        <w:tc>
-          <w:tcPr>
-            <w:tcW w:type="dxa" w:w="1813"/>
-          </w:tcPr>
-          <w:p>
-            <w:pPr>
-              <w:jc w:val="center"/>
-            </w:pPr>
-            <w:r>
-              <w:rPr>
-                <w:sz w:val="19"/>
-              </w:rPr>
-              <w:t>0.27</w:t>
-            </w:r>
-          </w:p>
-        </w:tc>
-        <w:tc>
-          <w:tcPr>
-            <w:tcW w:type="dxa" w:w="1813"/>
-          </w:tcPr>
-          <w:p>
-            <w:pPr>
-              <w:jc w:val="center"/>
-            </w:pPr>
-            <w:r>
-              <w:rPr>
-                <w:sz w:val="19"/>
-              </w:rPr>
-              <w:t>0.995</w:t>
-            </w:r>
-          </w:p>
-        </w:tc>
-        <w:tc>
-          <w:tcPr>
-            <w:tcW w:type="dxa" w:w="1813"/>
-          </w:tcPr>
-          <w:p>
-            <w:pPr>
-              <w:jc w:val="center"/>
-            </w:pPr>
-            <w:r>
-              <w:rPr>
-                <w:sz w:val="19"/>
-              </w:rPr>
-              <w:t>559</w:t>
-            </w:r>
-          </w:p>
-        </w:tc>
-      </w:tr>
-    </w:tbl>
-    <w:p>
-      <w:pPr>
-        <w:spacing w:after="40"/>
-      </w:pPr>
-    </w:p>
-    <w:p>
-      <w:pPr>
-        <w:spacing w:before="40" w:after="120"/>
-        <w:jc w:val="left"/>
-      </w:pPr>
-      <w:r>
-        <w:rPr>
-          <w:b/>
-          <w:i w:val="0"/>
-          <w:sz w:val="22"/>
-        </w:rPr>
-        <w:t>Final choice: degree = 12, alpha = 0.231  (RidgeCV confirmed).</w:t>
-      </w:r>
-    </w:p>
-    <w:p>
-      <w:pPr>
+        <w:spacing w:before="100" w:after="40"/>
         <w:jc w:val="center"/>
       </w:pPr>
       <w:r>
         <w:drawing>
           <wp:inline xmlns:a="http://schemas.openxmlformats.org/drawingml/2006/main" xmlns:pic="http://schemas.openxmlformats.org/drawingml/2006/picture">
-            <wp:extent cx="5120640" cy="1973670"/>
+            <wp:extent cx="4663440" cy="1797449"/>
             <wp:docPr id="1" name="Picture 1"/>
             <wp:cNvGraphicFramePr>
               <a:graphicFrameLocks noChangeAspect="1"/>
@@ -1628,7 +1577,7 @@
                   <pic:spPr>
                     <a:xfrm>
                       <a:off x="0" y="0"/>
-                      <a:ext cx="5120640" cy="1973670"/>
+                      <a:ext cx="4663440" cy="1797449"/>
                     </a:xfrm>
                     <a:prstGeom prst="rect"/>
                   </pic:spPr>
@@ -1641,389 +1590,27 @@
     </w:p>
     <w:p>
       <w:pPr>
-        <w:spacing w:before="20" w:after="120"/>
+        <w:spacing w:before="40" w:after="120"/>
         <w:jc w:val="center"/>
       </w:pPr>
       <w:r>
         <w:rPr>
+          <w:rFonts w:ascii="Times New Roman" w:hAnsi="Times New Roman"/>
           <w:i/>
-          <w:sz w:val="18"/>
+          <w:sz w:val="19"/>
         </w:rPr>
-        <w:t>Figure 1. CV MSE vs polynomial degree for both problems. Dashed lines mark the selected degrees.</w:t>
+        <w:t>Figure 1: Cross-validation Mean Squared Error vs. polynomial degree for Var1 and Var2. Dashed vertical lines indicate the selected optimal degree for each problem.</w:t>
       </w:r>
     </w:p>
     <w:p>
       <w:pPr>
-        <w:pStyle w:val="Heading1"/>
-        <w:spacing w:before="80" w:after="60"/>
-        <w:jc w:val="left"/>
-      </w:pPr>
-      <w:r>
-        <w:t>4. Results</w:t>
-      </w:r>
-    </w:p>
-    <w:p>
-      <w:pPr>
-        <w:spacing w:before="40" w:after="80"/>
-        <w:jc w:val="left"/>
-      </w:pPr>
-      <w:r>
-        <w:rPr>
-          <w:b w:val="0"/>
-          <w:i w:val="0"/>
-          <w:sz w:val="22"/>
-        </w:rPr>
-        <w:t>Cross-validation summary for both final models:</w:t>
-      </w:r>
-    </w:p>
-    <w:p>
-      <w:pPr>
-        <w:spacing w:after="40"/>
-      </w:pPr>
-    </w:p>
-    <w:tbl>
-      <w:tblPr>
-        <w:tblStyle w:val="TableGrid"/>
-        <w:tblW w:type="auto" w:w="0"/>
-        <w:jc w:val="center"/>
-        <w:tblLook w:firstColumn="1" w:firstRow="1" w:lastColumn="0" w:lastRow="0" w:noHBand="0" w:noVBand="1" w:val="04A0"/>
-      </w:tblPr>
-      <w:tblGrid>
-        <w:gridCol w:w="1511"/>
-        <w:gridCol w:w="1511"/>
-        <w:gridCol w:w="1511"/>
-        <w:gridCol w:w="1511"/>
-        <w:gridCol w:w="1511"/>
-        <w:gridCol w:w="1511"/>
-      </w:tblGrid>
-      <w:tr>
-        <w:tc>
-          <w:tcPr>
-            <w:tcW w:type="dxa" w:w="1511"/>
-          </w:tcPr>
-          <w:p>
-            <w:pPr>
-              <w:jc w:val="center"/>
-            </w:pPr>
-            <w:r>
-              <w:rPr>
-                <w:b/>
-                <w:sz w:val="19"/>
-              </w:rPr>
-              <w:t>Problem</w:t>
-            </w:r>
-          </w:p>
-        </w:tc>
-        <w:tc>
-          <w:tcPr>
-            <w:tcW w:type="dxa" w:w="1511"/>
-          </w:tcPr>
-          <w:p>
-            <w:pPr>
-              <w:jc w:val="center"/>
-            </w:pPr>
-            <w:r>
-              <w:rPr>
-                <w:b/>
-                <w:sz w:val="19"/>
-              </w:rPr>
-              <w:t>Degree</w:t>
-            </w:r>
-          </w:p>
-        </w:tc>
-        <w:tc>
-          <w:tcPr>
-            <w:tcW w:type="dxa" w:w="1511"/>
-          </w:tcPr>
-          <w:p>
-            <w:pPr>
-              <w:jc w:val="center"/>
-            </w:pPr>
-            <w:r>
-              <w:rPr>
-                <w:b/>
-                <w:sz w:val="19"/>
-              </w:rPr>
-              <w:t>Alpha</w:t>
-            </w:r>
-          </w:p>
-        </w:tc>
-        <w:tc>
-          <w:tcPr>
-            <w:tcW w:type="dxa" w:w="1511"/>
-          </w:tcPr>
-          <w:p>
-            <w:pPr>
-              <w:jc w:val="center"/>
-            </w:pPr>
-            <w:r>
-              <w:rPr>
-                <w:b/>
-                <w:sz w:val="19"/>
-              </w:rPr>
-              <w:t>5-fold CV MSE</w:t>
-            </w:r>
-          </w:p>
-        </w:tc>
-        <w:tc>
-          <w:tcPr>
-            <w:tcW w:type="dxa" w:w="1511"/>
-          </w:tcPr>
-          <w:p>
-            <w:pPr>
-              <w:jc w:val="center"/>
-            </w:pPr>
-            <w:r>
-              <w:rPr>
-                <w:b/>
-                <w:sz w:val="19"/>
-              </w:rPr>
-              <w:t>5-fold CV R²</w:t>
-            </w:r>
-          </w:p>
-        </w:tc>
-        <w:tc>
-          <w:tcPr>
-            <w:tcW w:type="dxa" w:w="1511"/>
-          </w:tcPr>
-          <w:p>
-            <w:pPr>
-              <w:jc w:val="center"/>
-            </w:pPr>
-            <w:r>
-              <w:rPr>
-                <w:b/>
-                <w:sz w:val="19"/>
-              </w:rPr>
-              <w:t>Poly features</w:t>
-            </w:r>
-          </w:p>
-        </w:tc>
-      </w:tr>
-      <w:tr>
-        <w:tc>
-          <w:tcPr>
-            <w:tcW w:type="dxa" w:w="1511"/>
-          </w:tcPr>
-          <w:p>
-            <w:pPr>
-              <w:jc w:val="center"/>
-            </w:pPr>
-            <w:r>
-              <w:rPr>
-                <w:sz w:val="19"/>
-              </w:rPr>
-              <w:t>Var1 – Steam Turbine</w:t>
-            </w:r>
-          </w:p>
-        </w:tc>
-        <w:tc>
-          <w:tcPr>
-            <w:tcW w:type="dxa" w:w="1511"/>
-          </w:tcPr>
-          <w:p>
-            <w:pPr>
-              <w:jc w:val="center"/>
-            </w:pPr>
-            <w:r>
-              <w:rPr>
-                <w:sz w:val="19"/>
-              </w:rPr>
-              <w:t>5</w:t>
-            </w:r>
-          </w:p>
-        </w:tc>
-        <w:tc>
-          <w:tcPr>
-            <w:tcW w:type="dxa" w:w="1511"/>
-          </w:tcPr>
-          <w:p>
-            <w:pPr>
-              <w:jc w:val="center"/>
-            </w:pPr>
-            <w:r>
-              <w:rPr>
-                <w:sz w:val="19"/>
-              </w:rPr>
-              <w:t>2.477</w:t>
-            </w:r>
-          </w:p>
-        </w:tc>
-        <w:tc>
-          <w:tcPr>
-            <w:tcW w:type="dxa" w:w="1511"/>
-          </w:tcPr>
-          <w:p>
-            <w:pPr>
-              <w:jc w:val="center"/>
-            </w:pPr>
-            <w:r>
-              <w:rPr>
-                <w:sz w:val="19"/>
-              </w:rPr>
-              <w:t>0.4925</w:t>
-            </w:r>
-          </w:p>
-        </w:tc>
-        <w:tc>
-          <w:tcPr>
-            <w:tcW w:type="dxa" w:w="1511"/>
-          </w:tcPr>
-          <w:p>
-            <w:pPr>
-              <w:jc w:val="center"/>
-            </w:pPr>
-            <w:r>
-              <w:rPr>
-                <w:sz w:val="19"/>
-              </w:rPr>
-              <w:t>0.9516</w:t>
-            </w:r>
-          </w:p>
-        </w:tc>
-        <w:tc>
-          <w:tcPr>
-            <w:tcW w:type="dxa" w:w="1511"/>
-          </w:tcPr>
-          <w:p>
-            <w:pPr>
-              <w:jc w:val="center"/>
-            </w:pPr>
-            <w:r>
-              <w:rPr>
-                <w:sz w:val="19"/>
-              </w:rPr>
-              <w:t>461</w:t>
-            </w:r>
-          </w:p>
-        </w:tc>
-      </w:tr>
-      <w:tr>
-        <w:tc>
-          <w:tcPr>
-            <w:tcW w:type="dxa" w:w="1511"/>
-          </w:tcPr>
-          <w:p>
-            <w:pPr>
-              <w:jc w:val="center"/>
-            </w:pPr>
-            <w:r>
-              <w:rPr>
-                <w:sz w:val="19"/>
-              </w:rPr>
-              <w:t>Var2 – Thermal Reservoir</w:t>
-            </w:r>
-          </w:p>
-        </w:tc>
-        <w:tc>
-          <w:tcPr>
-            <w:tcW w:type="dxa" w:w="1511"/>
-          </w:tcPr>
-          <w:p>
-            <w:pPr>
-              <w:jc w:val="center"/>
-            </w:pPr>
-            <w:r>
-              <w:rPr>
-                <w:sz w:val="19"/>
-              </w:rPr>
-              <w:t>12</w:t>
-            </w:r>
-          </w:p>
-        </w:tc>
-        <w:tc>
-          <w:tcPr>
-            <w:tcW w:type="dxa" w:w="1511"/>
-          </w:tcPr>
-          <w:p>
-            <w:pPr>
-              <w:jc w:val="center"/>
-            </w:pPr>
-            <w:r>
-              <w:rPr>
-                <w:sz w:val="19"/>
-              </w:rPr>
-              <w:t>0.231</w:t>
-            </w:r>
-          </w:p>
-        </w:tc>
-        <w:tc>
-          <w:tcPr>
-            <w:tcW w:type="dxa" w:w="1511"/>
-          </w:tcPr>
-          <w:p>
-            <w:pPr>
-              <w:jc w:val="center"/>
-            </w:pPr>
-            <w:r>
-              <w:rPr>
-                <w:sz w:val="19"/>
-              </w:rPr>
-              <w:t>0.2627</w:t>
-            </w:r>
-          </w:p>
-        </w:tc>
-        <w:tc>
-          <w:tcPr>
-            <w:tcW w:type="dxa" w:w="1511"/>
-          </w:tcPr>
-          <w:p>
-            <w:pPr>
-              <w:jc w:val="center"/>
-            </w:pPr>
-            <w:r>
-              <w:rPr>
-                <w:sz w:val="19"/>
-              </w:rPr>
-              <w:t>0.9949</w:t>
-            </w:r>
-          </w:p>
-        </w:tc>
-        <w:tc>
-          <w:tcPr>
-            <w:tcW w:type="dxa" w:w="1511"/>
-          </w:tcPr>
-          <w:p>
-            <w:pPr>
-              <w:jc w:val="center"/>
-            </w:pPr>
-            <w:r>
-              <w:rPr>
-                <w:sz w:val="19"/>
-              </w:rPr>
-              <w:t>454</w:t>
-            </w:r>
-          </w:p>
-        </w:tc>
-      </w:tr>
-    </w:tbl>
-    <w:p>
-      <w:pPr>
-        <w:spacing w:after="80"/>
-      </w:pPr>
-    </w:p>
-    <w:p>
-      <w:pPr>
-        <w:spacing w:before="40" w:after="80"/>
-        <w:jc w:val="left"/>
-      </w:pPr>
-      <w:r>
-        <w:rPr>
-          <w:b w:val="0"/>
-          <w:i w:val="0"/>
-          <w:sz w:val="22"/>
-        </w:rPr>
-        <w:t>After selecting hyperparameters via CV, I refitted each model on the full 1000 training samples. Train MSE for var1 was 0.1995 (R² = 0.98) and for var2 was 0.1745 (R² = 0.9967). The small train-to-val gap in both cases suggests the models generalise well and are not severely overfitting.</w:t>
-      </w:r>
-    </w:p>
-    <w:p>
-      <w:pPr>
+        <w:spacing w:before="100" w:after="40"/>
         <w:jc w:val="center"/>
       </w:pPr>
       <w:r>
         <w:drawing>
           <wp:inline xmlns:a="http://schemas.openxmlformats.org/drawingml/2006/main" xmlns:pic="http://schemas.openxmlformats.org/drawingml/2006/picture">
-            <wp:extent cx="5120640" cy="2194150"/>
+            <wp:extent cx="4663440" cy="1794837"/>
             <wp:docPr id="2" name="Picture 2"/>
             <wp:cNvGraphicFramePr>
               <a:graphicFrameLocks noChangeAspect="1"/>
@@ -2032,7 +1619,7 @@
               <a:graphicData uri="http://schemas.openxmlformats.org/drawingml/2006/picture">
                 <pic:pic>
                   <pic:nvPicPr>
-                    <pic:cNvPr id="0" name="fig3_actual_vs_predicted.png"/>
+                    <pic:cNvPr id="0" name="fig2_alpha_selection.png"/>
                     <pic:cNvPicPr/>
                   </pic:nvPicPr>
                   <pic:blipFill>
@@ -2044,7 +1631,7 @@
                   <pic:spPr>
                     <a:xfrm>
                       <a:off x="0" y="0"/>
-                      <a:ext cx="5120640" cy="2194150"/>
+                      <a:ext cx="4663440" cy="1794837"/>
                     </a:xfrm>
                     <a:prstGeom prst="rect"/>
                   </pic:spPr>
@@ -2057,35 +1644,63 @@
     </w:p>
     <w:p>
       <w:pPr>
-        <w:spacing w:before="20" w:after="120"/>
+        <w:spacing w:before="40" w:after="120"/>
         <w:jc w:val="center"/>
       </w:pPr>
       <w:r>
         <w:rPr>
+          <w:rFonts w:ascii="Times New Roman" w:hAnsi="Times New Roman"/>
           <w:i/>
-          <w:sz w:val="18"/>
+          <w:sz w:val="19"/>
         </w:rPr>
-        <w:t>Figure 2. Actual vs predicted y on the full training set. Points close to the diagonal indicate accurate predictions.</w:t>
+        <w:t>Figure 2: Validation MSE across varying Ridge regularization strengths (alpha) at the chosen polynomial degrees. Dashed vertical lines mark the optimal regularizer identified during fine tuning.</w:t>
       </w:r>
     </w:p>
     <w:p>
       <w:pPr>
-        <w:spacing w:before="40" w:after="80"/>
+        <w:pStyle w:val="Heading2"/>
+        <w:spacing w:before="120" w:after="60"/>
         <w:jc w:val="left"/>
       </w:pPr>
       <w:r>
         <w:rPr>
+          <w:rFonts w:ascii="Times New Roman" w:hAnsi="Times New Roman"/>
+          <w:b/>
+          <w:color w:val="1E1E1E"/>
+          <w:sz w:val="23"/>
+        </w:rPr>
+        <w:t>4.2 Phase 2 (Var2) – Subsurface Thermal Reservoir (3 Features)</w:t>
+      </w:r>
+    </w:p>
+    <w:p>
+      <w:pPr>
+        <w:spacing w:before="40" w:after="100" w:line="276" w:lineRule="auto"/>
+        <w:jc w:val="left"/>
+      </w:pPr>
+      <w:r>
+        <w:rPr>
+          <w:rFonts w:ascii="Times New Roman" w:hAnsi="Times New Roman"/>
           <w:b w:val="0"/>
           <w:i w:val="0"/>
           <w:sz w:val="22"/>
         </w:rPr>
-        <w:t>The per-fold results below confirm the CV scores are consistent across splits and not driven by one lucky fold:</w:t>
+        <w:t>Phase 2 presented a markedly different architectural landscape. With only 3 spatial coordinates (x1, x2, x3), the monomial expansion is much more compact. Even at degree 12, the expanded design matrix contains only 454 features for 1000 training observations, maintaining a comfortable samples-to-parameters ratio of over 2:1.</w:t>
       </w:r>
     </w:p>
     <w:p>
       <w:pPr>
-        <w:spacing w:after="40"/>
+        <w:spacing w:before="40" w:after="100" w:line="276" w:lineRule="auto"/>
+        <w:jc w:val="left"/>
       </w:pPr>
+      <w:r>
+        <w:rPr>
+          <w:rFonts w:ascii="Times New Roman" w:hAnsi="Times New Roman"/>
+          <w:b w:val="0"/>
+          <w:i w:val="0"/>
+          <w:sz w:val="22"/>
+        </w:rPr>
+        <w:t>Because subterranean thermal plumes exhibit intricate 3D spatial geometry with steep gradients and multiple local extrema, lower polynomial degrees fail to resolve the spatial structure adequately. The cross-validation error decreased monotonically from degree 4 all the way through degree 11, reaching its lowest validation MSE of 0.2627 (R^2 = 0.9949) at degree 12. Beyond degree 12, the error curves flatten and slightly rise at degrees 13 and 14. Unlike Phase 1, the optimal alpha for Phase 2 was much smaller (alpha = 0.231013), reflecting that the 3D basis contains less redundant multi-collinear overlap than the 6-dimensional turbine dataset.</w:t>
+      </w:r>
     </w:p>
     <w:tbl>
       <w:tblPr>
@@ -2095,95 +1710,105 @@
         <w:tblLook w:firstColumn="1" w:firstRow="1" w:lastColumn="0" w:lastRow="0" w:noHBand="0" w:noVBand="1" w:val="04A0"/>
       </w:tblPr>
       <w:tblGrid>
-        <w:gridCol w:w="1813"/>
-        <w:gridCol w:w="1813"/>
-        <w:gridCol w:w="1813"/>
-        <w:gridCol w:w="1813"/>
-        <w:gridCol w:w="1813"/>
+        <w:gridCol w:w="1881"/>
+        <w:gridCol w:w="1881"/>
+        <w:gridCol w:w="1881"/>
+        <w:gridCol w:w="1881"/>
+        <w:gridCol w:w="1881"/>
       </w:tblGrid>
       <w:tr>
         <w:tc>
           <w:tcPr>
-            <w:tcW w:type="dxa" w:w="1813"/>
+            <w:tcW w:type="dxa" w:w="1881"/>
           </w:tcPr>
           <w:p>
             <w:pPr>
+              <w:spacing w:before="40" w:after="40"/>
               <w:jc w:val="center"/>
             </w:pPr>
             <w:r>
               <w:rPr>
+                <w:rFonts w:ascii="Times New Roman" w:hAnsi="Times New Roman"/>
                 <w:b/>
                 <w:sz w:val="19"/>
               </w:rPr>
-              <w:t>Fold</w:t>
+              <w:t>Polynomial Degree</w:t>
             </w:r>
           </w:p>
         </w:tc>
         <w:tc>
           <w:tcPr>
-            <w:tcW w:type="dxa" w:w="1813"/>
+            <w:tcW w:type="dxa" w:w="1881"/>
           </w:tcPr>
           <w:p>
             <w:pPr>
+              <w:spacing w:before="40" w:after="40"/>
               <w:jc w:val="center"/>
             </w:pPr>
             <w:r>
               <w:rPr>
+                <w:rFonts w:ascii="Times New Roman" w:hAnsi="Times New Roman"/>
                 <w:b/>
                 <w:sz w:val="19"/>
               </w:rPr>
-              <w:t>Var1 val MSE</w:t>
+              <w:t>Best Alpha</w:t>
             </w:r>
           </w:p>
         </w:tc>
         <w:tc>
           <w:tcPr>
-            <w:tcW w:type="dxa" w:w="1813"/>
+            <w:tcW w:type="dxa" w:w="1881"/>
           </w:tcPr>
           <w:p>
             <w:pPr>
+              <w:spacing w:before="40" w:after="40"/>
               <w:jc w:val="center"/>
             </w:pPr>
             <w:r>
               <w:rPr>
+                <w:rFonts w:ascii="Times New Roman" w:hAnsi="Times New Roman"/>
                 <w:b/>
                 <w:sz w:val="19"/>
               </w:rPr>
-              <w:t>Var1 val R²</w:t>
+              <w:t>5-Fold CV MSE</w:t>
             </w:r>
           </w:p>
         </w:tc>
         <w:tc>
           <w:tcPr>
-            <w:tcW w:type="dxa" w:w="1813"/>
+            <w:tcW w:type="dxa" w:w="1881"/>
           </w:tcPr>
           <w:p>
             <w:pPr>
+              <w:spacing w:before="40" w:after="40"/>
               <w:jc w:val="center"/>
             </w:pPr>
             <w:r>
               <w:rPr>
+                <w:rFonts w:ascii="Times New Roman" w:hAnsi="Times New Roman"/>
                 <w:b/>
                 <w:sz w:val="19"/>
               </w:rPr>
-              <w:t>Var2 val MSE</w:t>
+              <w:t>5-Fold CV R²</w:t>
             </w:r>
           </w:p>
         </w:tc>
         <w:tc>
           <w:tcPr>
-            <w:tcW w:type="dxa" w:w="1813"/>
+            <w:tcW w:type="dxa" w:w="1881"/>
           </w:tcPr>
           <w:p>
             <w:pPr>
+              <w:spacing w:before="40" w:after="40"/>
               <w:jc w:val="center"/>
             </w:pPr>
             <w:r>
               <w:rPr>
+                <w:rFonts w:ascii="Times New Roman" w:hAnsi="Times New Roman"/>
                 <w:b/>
                 <w:sz w:val="19"/>
               </w:rPr>
-              <w:t>Var2 val R²</w:t>
+              <w:t>Number of Features</w:t>
             </w:r>
           </w:p>
         </w:tc>
@@ -2191,81 +1816,91 @@
       <w:tr>
         <w:tc>
           <w:tcPr>
-            <w:tcW w:type="dxa" w:w="1813"/>
+            <w:tcW w:type="dxa" w:w="1881"/>
           </w:tcPr>
           <w:p>
             <w:pPr>
+              <w:spacing w:before="30" w:after="30"/>
               <w:jc w:val="center"/>
             </w:pPr>
             <w:r>
               <w:rPr>
+                <w:rFonts w:ascii="Times New Roman" w:hAnsi="Times New Roman"/>
                 <w:sz w:val="19"/>
               </w:rPr>
-              <w:t>1</w:t>
+              <w:t>Degree 7</w:t>
             </w:r>
           </w:p>
         </w:tc>
         <w:tc>
           <w:tcPr>
-            <w:tcW w:type="dxa" w:w="1813"/>
+            <w:tcW w:type="dxa" w:w="1881"/>
           </w:tcPr>
           <w:p>
             <w:pPr>
+              <w:spacing w:before="30" w:after="30"/>
               <w:jc w:val="center"/>
             </w:pPr>
             <w:r>
               <w:rPr>
+                <w:rFonts w:ascii="Times New Roman" w:hAnsi="Times New Roman"/>
                 <w:sz w:val="19"/>
               </w:rPr>
-              <w:t>0.452</w:t>
+              <w:t>0.010</w:t>
             </w:r>
           </w:p>
         </w:tc>
         <w:tc>
           <w:tcPr>
-            <w:tcW w:type="dxa" w:w="1813"/>
+            <w:tcW w:type="dxa" w:w="1881"/>
           </w:tcPr>
           <w:p>
             <w:pPr>
+              <w:spacing w:before="30" w:after="30"/>
               <w:jc w:val="center"/>
             </w:pPr>
             <w:r>
               <w:rPr>
+                <w:rFonts w:ascii="Times New Roman" w:hAnsi="Times New Roman"/>
                 <w:sz w:val="19"/>
               </w:rPr>
-              <w:t>0.953</w:t>
+              <w:t>0.334</w:t>
             </w:r>
           </w:p>
         </w:tc>
         <w:tc>
           <w:tcPr>
-            <w:tcW w:type="dxa" w:w="1813"/>
+            <w:tcW w:type="dxa" w:w="1881"/>
           </w:tcPr>
           <w:p>
             <w:pPr>
+              <w:spacing w:before="30" w:after="30"/>
               <w:jc w:val="center"/>
             </w:pPr>
             <w:r>
               <w:rPr>
+                <w:rFonts w:ascii="Times New Roman" w:hAnsi="Times New Roman"/>
                 <w:sz w:val="19"/>
               </w:rPr>
-              <w:t>0.249</w:t>
+              <w:t>0.9935</w:t>
             </w:r>
           </w:p>
         </w:tc>
         <w:tc>
           <w:tcPr>
-            <w:tcW w:type="dxa" w:w="1813"/>
+            <w:tcW w:type="dxa" w:w="1881"/>
           </w:tcPr>
           <w:p>
             <w:pPr>
+              <w:spacing w:before="30" w:after="30"/>
               <w:jc w:val="center"/>
             </w:pPr>
             <w:r>
               <w:rPr>
+                <w:rFonts w:ascii="Times New Roman" w:hAnsi="Times New Roman"/>
                 <w:sz w:val="19"/>
               </w:rPr>
-              <w:t>0.994</w:t>
+              <w:t>120</w:t>
             </w:r>
           </w:p>
         </w:tc>
@@ -2273,81 +1908,91 @@
       <w:tr>
         <w:tc>
           <w:tcPr>
-            <w:tcW w:type="dxa" w:w="1813"/>
+            <w:tcW w:type="dxa" w:w="1881"/>
           </w:tcPr>
           <w:p>
             <w:pPr>
+              <w:spacing w:before="30" w:after="30"/>
               <w:jc w:val="center"/>
             </w:pPr>
             <w:r>
               <w:rPr>
+                <w:rFonts w:ascii="Times New Roman" w:hAnsi="Times New Roman"/>
                 <w:sz w:val="19"/>
               </w:rPr>
-              <w:t>2</w:t>
+              <w:t>Degree 8</w:t>
             </w:r>
           </w:p>
         </w:tc>
         <w:tc>
           <w:tcPr>
-            <w:tcW w:type="dxa" w:w="1813"/>
+            <w:tcW w:type="dxa" w:w="1881"/>
           </w:tcPr>
           <w:p>
             <w:pPr>
+              <w:spacing w:before="30" w:after="30"/>
               <w:jc w:val="center"/>
             </w:pPr>
             <w:r>
               <w:rPr>
+                <w:rFonts w:ascii="Times New Roman" w:hAnsi="Times New Roman"/>
                 <w:sz w:val="19"/>
               </w:rPr>
-              <w:t>0.433</w:t>
+              <w:t>0.010</w:t>
             </w:r>
           </w:p>
         </w:tc>
         <w:tc>
           <w:tcPr>
-            <w:tcW w:type="dxa" w:w="1813"/>
+            <w:tcW w:type="dxa" w:w="1881"/>
           </w:tcPr>
           <w:p>
             <w:pPr>
+              <w:spacing w:before="30" w:after="30"/>
               <w:jc w:val="center"/>
             </w:pPr>
             <w:r>
               <w:rPr>
+                <w:rFonts w:ascii="Times New Roman" w:hAnsi="Times New Roman"/>
                 <w:sz w:val="19"/>
               </w:rPr>
-              <w:t>0.950</w:t>
+              <w:t>0.282</w:t>
             </w:r>
           </w:p>
         </w:tc>
         <w:tc>
           <w:tcPr>
-            <w:tcW w:type="dxa" w:w="1813"/>
+            <w:tcW w:type="dxa" w:w="1881"/>
           </w:tcPr>
           <w:p>
             <w:pPr>
+              <w:spacing w:before="30" w:after="30"/>
               <w:jc w:val="center"/>
             </w:pPr>
             <w:r>
               <w:rPr>
+                <w:rFonts w:ascii="Times New Roman" w:hAnsi="Times New Roman"/>
                 <w:sz w:val="19"/>
               </w:rPr>
-              <w:t>0.291</w:t>
+              <w:t>0.9945</w:t>
             </w:r>
           </w:p>
         </w:tc>
         <w:tc>
           <w:tcPr>
-            <w:tcW w:type="dxa" w:w="1813"/>
+            <w:tcW w:type="dxa" w:w="1881"/>
           </w:tcPr>
           <w:p>
             <w:pPr>
+              <w:spacing w:before="30" w:after="30"/>
               <w:jc w:val="center"/>
             </w:pPr>
             <w:r>
               <w:rPr>
+                <w:rFonts w:ascii="Times New Roman" w:hAnsi="Times New Roman"/>
                 <w:sz w:val="19"/>
               </w:rPr>
-              <w:t>0.995</w:t>
+              <w:t>165</w:t>
             </w:r>
           </w:p>
         </w:tc>
@@ -2355,62 +2000,236 @@
       <w:tr>
         <w:tc>
           <w:tcPr>
-            <w:tcW w:type="dxa" w:w="1813"/>
+            <w:tcW w:type="dxa" w:w="1881"/>
           </w:tcPr>
           <w:p>
             <w:pPr>
+              <w:spacing w:before="30" w:after="30"/>
               <w:jc w:val="center"/>
             </w:pPr>
             <w:r>
               <w:rPr>
+                <w:rFonts w:ascii="Times New Roman" w:hAnsi="Times New Roman"/>
                 <w:sz w:val="19"/>
               </w:rPr>
-              <w:t>3</w:t>
+              <w:t>Degree 9</w:t>
             </w:r>
           </w:p>
         </w:tc>
         <w:tc>
           <w:tcPr>
-            <w:tcW w:type="dxa" w:w="1813"/>
+            <w:tcW w:type="dxa" w:w="1881"/>
           </w:tcPr>
           <w:p>
             <w:pPr>
+              <w:spacing w:before="30" w:after="30"/>
               <w:jc w:val="center"/>
             </w:pPr>
             <w:r>
               <w:rPr>
+                <w:rFonts w:ascii="Times New Roman" w:hAnsi="Times New Roman"/>
                 <w:sz w:val="19"/>
               </w:rPr>
-              <w:t>0.447</w:t>
+              <w:t>0.010</w:t>
             </w:r>
           </w:p>
         </w:tc>
         <w:tc>
           <w:tcPr>
-            <w:tcW w:type="dxa" w:w="1813"/>
+            <w:tcW w:type="dxa" w:w="1881"/>
           </w:tcPr>
           <w:p>
             <w:pPr>
+              <w:spacing w:before="30" w:after="30"/>
               <w:jc w:val="center"/>
             </w:pPr>
             <w:r>
               <w:rPr>
+                <w:rFonts w:ascii="Times New Roman" w:hAnsi="Times New Roman"/>
                 <w:sz w:val="19"/>
               </w:rPr>
-              <w:t>0.965</w:t>
+              <w:t>0.274</w:t>
             </w:r>
           </w:p>
         </w:tc>
         <w:tc>
           <w:tcPr>
-            <w:tcW w:type="dxa" w:w="1813"/>
+            <w:tcW w:type="dxa" w:w="1881"/>
           </w:tcPr>
           <w:p>
             <w:pPr>
+              <w:spacing w:before="30" w:after="30"/>
               <w:jc w:val="center"/>
             </w:pPr>
             <w:r>
               <w:rPr>
+                <w:rFonts w:ascii="Times New Roman" w:hAnsi="Times New Roman"/>
+                <w:sz w:val="19"/>
+              </w:rPr>
+              <w:t>0.9947</w:t>
+            </w:r>
+          </w:p>
+        </w:tc>
+        <w:tc>
+          <w:tcPr>
+            <w:tcW w:type="dxa" w:w="1881"/>
+          </w:tcPr>
+          <w:p>
+            <w:pPr>
+              <w:spacing w:before="30" w:after="30"/>
+              <w:jc w:val="center"/>
+            </w:pPr>
+            <w:r>
+              <w:rPr>
+                <w:rFonts w:ascii="Times New Roman" w:hAnsi="Times New Roman"/>
+                <w:sz w:val="19"/>
+              </w:rPr>
+              <w:t>220</w:t>
+            </w:r>
+          </w:p>
+        </w:tc>
+      </w:tr>
+      <w:tr>
+        <w:tc>
+          <w:tcPr>
+            <w:tcW w:type="dxa" w:w="1881"/>
+          </w:tcPr>
+          <w:p>
+            <w:pPr>
+              <w:spacing w:before="30" w:after="30"/>
+              <w:jc w:val="center"/>
+            </w:pPr>
+            <w:r>
+              <w:rPr>
+                <w:rFonts w:ascii="Times New Roman" w:hAnsi="Times New Roman"/>
+                <w:sz w:val="19"/>
+              </w:rPr>
+              <w:t>Degree 10</w:t>
+            </w:r>
+          </w:p>
+        </w:tc>
+        <w:tc>
+          <w:tcPr>
+            <w:tcW w:type="dxa" w:w="1881"/>
+          </w:tcPr>
+          <w:p>
+            <w:pPr>
+              <w:spacing w:before="30" w:after="30"/>
+              <w:jc w:val="center"/>
+            </w:pPr>
+            <w:r>
+              <w:rPr>
+                <w:rFonts w:ascii="Times New Roman" w:hAnsi="Times New Roman"/>
+                <w:sz w:val="19"/>
+              </w:rPr>
+              <w:t>0.100</w:t>
+            </w:r>
+          </w:p>
+        </w:tc>
+        <w:tc>
+          <w:tcPr>
+            <w:tcW w:type="dxa" w:w="1881"/>
+          </w:tcPr>
+          <w:p>
+            <w:pPr>
+              <w:spacing w:before="30" w:after="30"/>
+              <w:jc w:val="center"/>
+            </w:pPr>
+            <w:r>
+              <w:rPr>
+                <w:rFonts w:ascii="Times New Roman" w:hAnsi="Times New Roman"/>
+                <w:sz w:val="19"/>
+              </w:rPr>
+              <w:t>0.271</w:t>
+            </w:r>
+          </w:p>
+        </w:tc>
+        <w:tc>
+          <w:tcPr>
+            <w:tcW w:type="dxa" w:w="1881"/>
+          </w:tcPr>
+          <w:p>
+            <w:pPr>
+              <w:spacing w:before="30" w:after="30"/>
+              <w:jc w:val="center"/>
+            </w:pPr>
+            <w:r>
+              <w:rPr>
+                <w:rFonts w:ascii="Times New Roman" w:hAnsi="Times New Roman"/>
+                <w:sz w:val="19"/>
+              </w:rPr>
+              <w:t>0.9947</w:t>
+            </w:r>
+          </w:p>
+        </w:tc>
+        <w:tc>
+          <w:tcPr>
+            <w:tcW w:type="dxa" w:w="1881"/>
+          </w:tcPr>
+          <w:p>
+            <w:pPr>
+              <w:spacing w:before="30" w:after="30"/>
+              <w:jc w:val="center"/>
+            </w:pPr>
+            <w:r>
+              <w:rPr>
+                <w:rFonts w:ascii="Times New Roman" w:hAnsi="Times New Roman"/>
+                <w:sz w:val="19"/>
+              </w:rPr>
+              <w:t>286</w:t>
+            </w:r>
+          </w:p>
+        </w:tc>
+      </w:tr>
+      <w:tr>
+        <w:tc>
+          <w:tcPr>
+            <w:tcW w:type="dxa" w:w="1881"/>
+          </w:tcPr>
+          <w:p>
+            <w:pPr>
+              <w:spacing w:before="30" w:after="30"/>
+              <w:jc w:val="center"/>
+            </w:pPr>
+            <w:r>
+              <w:rPr>
+                <w:rFonts w:ascii="Times New Roman" w:hAnsi="Times New Roman"/>
+                <w:sz w:val="19"/>
+              </w:rPr>
+              <w:t>Degree 11</w:t>
+            </w:r>
+          </w:p>
+        </w:tc>
+        <w:tc>
+          <w:tcPr>
+            <w:tcW w:type="dxa" w:w="1881"/>
+          </w:tcPr>
+          <w:p>
+            <w:pPr>
+              <w:spacing w:before="30" w:after="30"/>
+              <w:jc w:val="center"/>
+            </w:pPr>
+            <w:r>
+              <w:rPr>
+                <w:rFonts w:ascii="Times New Roman" w:hAnsi="Times New Roman"/>
+                <w:sz w:val="19"/>
+              </w:rPr>
+              <w:t>0.100</w:t>
+            </w:r>
+          </w:p>
+        </w:tc>
+        <w:tc>
+          <w:tcPr>
+            <w:tcW w:type="dxa" w:w="1881"/>
+          </w:tcPr>
+          <w:p>
+            <w:pPr>
+              <w:spacing w:before="30" w:after="30"/>
+              <w:jc w:val="center"/>
+            </w:pPr>
+            <w:r>
+              <w:rPr>
+                <w:rFonts w:ascii="Times New Roman" w:hAnsi="Times New Roman"/>
                 <w:sz w:val="19"/>
               </w:rPr>
               <w:t>0.269</w:t>
@@ -2419,17 +2238,37 @@
         </w:tc>
         <w:tc>
           <w:tcPr>
-            <w:tcW w:type="dxa" w:w="1813"/>
+            <w:tcW w:type="dxa" w:w="1881"/>
           </w:tcPr>
           <w:p>
             <w:pPr>
+              <w:spacing w:before="30" w:after="30"/>
               <w:jc w:val="center"/>
             </w:pPr>
             <w:r>
               <w:rPr>
+                <w:rFonts w:ascii="Times New Roman" w:hAnsi="Times New Roman"/>
                 <w:sz w:val="19"/>
               </w:rPr>
-              <w:t>0.996</w:t>
+              <w:t>0.9948</w:t>
+            </w:r>
+          </w:p>
+        </w:tc>
+        <w:tc>
+          <w:tcPr>
+            <w:tcW w:type="dxa" w:w="1881"/>
+          </w:tcPr>
+          <w:p>
+            <w:pPr>
+              <w:spacing w:before="30" w:after="30"/>
+              <w:jc w:val="center"/>
+            </w:pPr>
+            <w:r>
+              <w:rPr>
+                <w:rFonts w:ascii="Times New Roman" w:hAnsi="Times New Roman"/>
+                <w:sz w:val="19"/>
+              </w:rPr>
+              <w:t>364</w:t>
             </w:r>
           </w:p>
         </w:tc>
@@ -2437,81 +2276,91 @@
       <w:tr>
         <w:tc>
           <w:tcPr>
-            <w:tcW w:type="dxa" w:w="1813"/>
+            <w:tcW w:type="dxa" w:w="1881"/>
           </w:tcPr>
           <w:p>
             <w:pPr>
+              <w:spacing w:before="30" w:after="30"/>
               <w:jc w:val="center"/>
             </w:pPr>
             <w:r>
               <w:rPr>
+                <w:rFonts w:ascii="Times New Roman" w:hAnsi="Times New Roman"/>
                 <w:sz w:val="19"/>
               </w:rPr>
-              <w:t>4</w:t>
+              <w:t>Degree 12</w:t>
             </w:r>
           </w:p>
         </w:tc>
         <w:tc>
           <w:tcPr>
-            <w:tcW w:type="dxa" w:w="1813"/>
+            <w:tcW w:type="dxa" w:w="1881"/>
           </w:tcPr>
           <w:p>
             <w:pPr>
+              <w:spacing w:before="30" w:after="30"/>
               <w:jc w:val="center"/>
             </w:pPr>
             <w:r>
               <w:rPr>
+                <w:rFonts w:ascii="Times New Roman" w:hAnsi="Times New Roman"/>
                 <w:sz w:val="19"/>
               </w:rPr>
-              <w:t>0.620</w:t>
+              <w:t>0.231</w:t>
             </w:r>
           </w:p>
         </w:tc>
         <w:tc>
           <w:tcPr>
-            <w:tcW w:type="dxa" w:w="1813"/>
+            <w:tcW w:type="dxa" w:w="1881"/>
           </w:tcPr>
           <w:p>
             <w:pPr>
+              <w:spacing w:before="30" w:after="30"/>
               <w:jc w:val="center"/>
             </w:pPr>
             <w:r>
               <w:rPr>
+                <w:rFonts w:ascii="Times New Roman" w:hAnsi="Times New Roman"/>
                 <w:sz w:val="19"/>
               </w:rPr>
-              <w:t>0.944</w:t>
+              <w:t>0.2627</w:t>
             </w:r>
           </w:p>
         </w:tc>
         <w:tc>
           <w:tcPr>
-            <w:tcW w:type="dxa" w:w="1813"/>
+            <w:tcW w:type="dxa" w:w="1881"/>
           </w:tcPr>
           <w:p>
             <w:pPr>
+              <w:spacing w:before="30" w:after="30"/>
               <w:jc w:val="center"/>
             </w:pPr>
             <w:r>
               <w:rPr>
+                <w:rFonts w:ascii="Times New Roman" w:hAnsi="Times New Roman"/>
                 <w:sz w:val="19"/>
               </w:rPr>
-              <w:t>0.227</w:t>
+              <w:t>0.9949</w:t>
             </w:r>
           </w:p>
         </w:tc>
         <w:tc>
           <w:tcPr>
-            <w:tcW w:type="dxa" w:w="1813"/>
+            <w:tcW w:type="dxa" w:w="1881"/>
           </w:tcPr>
           <w:p>
             <w:pPr>
+              <w:spacing w:before="30" w:after="30"/>
               <w:jc w:val="center"/>
             </w:pPr>
             <w:r>
               <w:rPr>
+                <w:rFonts w:ascii="Times New Roman" w:hAnsi="Times New Roman"/>
                 <w:sz w:val="19"/>
               </w:rPr>
-              <w:t>0.996</w:t>
+              <w:t>454 (Selected Optimal)</w:t>
             </w:r>
           </w:p>
         </w:tc>
@@ -2519,81 +2368,91 @@
       <w:tr>
         <w:tc>
           <w:tcPr>
-            <w:tcW w:type="dxa" w:w="1813"/>
+            <w:tcW w:type="dxa" w:w="1881"/>
           </w:tcPr>
           <w:p>
             <w:pPr>
+              <w:spacing w:before="30" w:after="30"/>
               <w:jc w:val="center"/>
             </w:pPr>
             <w:r>
               <w:rPr>
+                <w:rFonts w:ascii="Times New Roman" w:hAnsi="Times New Roman"/>
                 <w:sz w:val="19"/>
               </w:rPr>
-              <w:t>5</w:t>
+              <w:t>Degree 13</w:t>
             </w:r>
           </w:p>
         </w:tc>
         <w:tc>
           <w:tcPr>
-            <w:tcW w:type="dxa" w:w="1813"/>
+            <w:tcW w:type="dxa" w:w="1881"/>
           </w:tcPr>
           <w:p>
             <w:pPr>
+              <w:spacing w:before="30" w:after="30"/>
               <w:jc w:val="center"/>
             </w:pPr>
             <w:r>
               <w:rPr>
+                <w:rFonts w:ascii="Times New Roman" w:hAnsi="Times New Roman"/>
                 <w:sz w:val="19"/>
               </w:rPr>
-              <w:t>0.510</w:t>
+              <w:t>0.316</w:t>
             </w:r>
           </w:p>
         </w:tc>
         <w:tc>
           <w:tcPr>
-            <w:tcW w:type="dxa" w:w="1813"/>
+            <w:tcW w:type="dxa" w:w="1881"/>
           </w:tcPr>
           <w:p>
             <w:pPr>
+              <w:spacing w:before="30" w:after="30"/>
               <w:jc w:val="center"/>
             </w:pPr>
             <w:r>
               <w:rPr>
+                <w:rFonts w:ascii="Times New Roman" w:hAnsi="Times New Roman"/>
                 <w:sz w:val="19"/>
               </w:rPr>
-              <w:t>0.946</w:t>
+              <w:t>0.268</w:t>
             </w:r>
           </w:p>
         </w:tc>
         <w:tc>
           <w:tcPr>
-            <w:tcW w:type="dxa" w:w="1813"/>
+            <w:tcW w:type="dxa" w:w="1881"/>
           </w:tcPr>
           <w:p>
             <w:pPr>
+              <w:spacing w:before="30" w:after="30"/>
               <w:jc w:val="center"/>
             </w:pPr>
             <w:r>
               <w:rPr>
+                <w:rFonts w:ascii="Times New Roman" w:hAnsi="Times New Roman"/>
                 <w:sz w:val="19"/>
               </w:rPr>
-              <w:t>0.278</w:t>
+              <w:t>0.9948</w:t>
             </w:r>
           </w:p>
         </w:tc>
         <w:tc>
           <w:tcPr>
-            <w:tcW w:type="dxa" w:w="1813"/>
+            <w:tcW w:type="dxa" w:w="1881"/>
           </w:tcPr>
           <w:p>
             <w:pPr>
+              <w:spacing w:before="30" w:after="30"/>
               <w:jc w:val="center"/>
             </w:pPr>
             <w:r>
               <w:rPr>
+                <w:rFonts w:ascii="Times New Roman" w:hAnsi="Times New Roman"/>
                 <w:sz w:val="19"/>
               </w:rPr>
-              <w:t>0.995</w:t>
+              <w:t>559</w:t>
             </w:r>
           </w:p>
         </w:tc>
@@ -2601,81 +2460,91 @@
       <w:tr>
         <w:tc>
           <w:tcPr>
-            <w:tcW w:type="dxa" w:w="1813"/>
+            <w:tcW w:type="dxa" w:w="1881"/>
           </w:tcPr>
           <w:p>
             <w:pPr>
+              <w:spacing w:before="30" w:after="30"/>
               <w:jc w:val="center"/>
             </w:pPr>
             <w:r>
               <w:rPr>
+                <w:rFonts w:ascii="Times New Roman" w:hAnsi="Times New Roman"/>
                 <w:sz w:val="19"/>
               </w:rPr>
-              <w:t>Mean</w:t>
+              <w:t>Degree 14</w:t>
             </w:r>
           </w:p>
         </w:tc>
         <w:tc>
           <w:tcPr>
-            <w:tcW w:type="dxa" w:w="1813"/>
+            <w:tcW w:type="dxa" w:w="1881"/>
           </w:tcPr>
           <w:p>
             <w:pPr>
+              <w:spacing w:before="30" w:after="30"/>
               <w:jc w:val="center"/>
             </w:pPr>
             <w:r>
               <w:rPr>
+                <w:rFonts w:ascii="Times New Roman" w:hAnsi="Times New Roman"/>
                 <w:sz w:val="19"/>
               </w:rPr>
-              <w:t>0.493</w:t>
+              <w:t>0.316</w:t>
             </w:r>
           </w:p>
         </w:tc>
         <w:tc>
           <w:tcPr>
-            <w:tcW w:type="dxa" w:w="1813"/>
+            <w:tcW w:type="dxa" w:w="1881"/>
           </w:tcPr>
           <w:p>
             <w:pPr>
+              <w:spacing w:before="30" w:after="30"/>
               <w:jc w:val="center"/>
             </w:pPr>
             <w:r>
               <w:rPr>
+                <w:rFonts w:ascii="Times New Roman" w:hAnsi="Times New Roman"/>
                 <w:sz w:val="19"/>
               </w:rPr>
-              <w:t>0.952</w:t>
+              <w:t>0.272</w:t>
             </w:r>
           </w:p>
         </w:tc>
         <w:tc>
           <w:tcPr>
-            <w:tcW w:type="dxa" w:w="1813"/>
+            <w:tcW w:type="dxa" w:w="1881"/>
           </w:tcPr>
           <w:p>
             <w:pPr>
+              <w:spacing w:before="30" w:after="30"/>
               <w:jc w:val="center"/>
             </w:pPr>
             <w:r>
               <w:rPr>
+                <w:rFonts w:ascii="Times New Roman" w:hAnsi="Times New Roman"/>
                 <w:sz w:val="19"/>
               </w:rPr>
-              <w:t>0.263</w:t>
+              <w:t>0.9947</w:t>
             </w:r>
           </w:p>
         </w:tc>
         <w:tc>
           <w:tcPr>
-            <w:tcW w:type="dxa" w:w="1813"/>
+            <w:tcW w:type="dxa" w:w="1881"/>
           </w:tcPr>
           <w:p>
             <w:pPr>
+              <w:spacing w:before="30" w:after="30"/>
               <w:jc w:val="center"/>
             </w:pPr>
             <w:r>
               <w:rPr>
+                <w:rFonts w:ascii="Times New Roman" w:hAnsi="Times New Roman"/>
                 <w:sz w:val="19"/>
               </w:rPr>
-              <w:t>0.995</w:t>
+              <w:t>680</w:t>
             </w:r>
           </w:p>
         </w:tc>
@@ -2683,37 +2552,70 @@
     </w:tbl>
     <w:p>
       <w:pPr>
-        <w:spacing w:after="80"/>
+        <w:spacing w:before="0" w:after="60"/>
       </w:pPr>
     </w:p>
     <w:p>
       <w:pPr>
-        <w:pStyle w:val="Heading1"/>
-        <w:spacing w:before="80" w:after="60"/>
+        <w:spacing w:before="40" w:after="100" w:line="276" w:lineRule="auto"/>
         <w:jc w:val="left"/>
       </w:pPr>
       <w:r>
-        <w:t>5. Conclusion</w:t>
+        <w:rPr>
+          <w:rFonts w:ascii="Times New Roman" w:hAnsi="Times New Roman"/>
+          <w:b/>
+          <w:i w:val="0"/>
+          <w:sz w:val="22"/>
+        </w:rPr>
+        <w:t>Final Selection for Var2: Degree = 12, Alpha = 0.231013 (Confirmed by RidgeCV).</w:t>
       </w:r>
     </w:p>
     <w:p>
       <w:pPr>
-        <w:spacing w:before="40" w:after="80"/>
+        <w:pStyle w:val="Heading1"/>
+        <w:spacing w:before="180" w:after="80"/>
         <w:jc w:val="left"/>
       </w:pPr>
       <w:r>
         <w:rPr>
+          <w:rFonts w:ascii="Times New Roman" w:hAnsi="Times New Roman"/>
+          <w:b/>
+          <w:color w:val="000000"/>
+          <w:sz w:val="26"/>
+        </w:rPr>
+        <w:t>5. Model Evaluation &amp; Experimental Results</w:t>
+      </w:r>
+    </w:p>
+    <w:p>
+      <w:pPr>
+        <w:pStyle w:val="Heading2"/>
+        <w:spacing w:before="120" w:after="60"/>
+        <w:jc w:val="left"/>
+      </w:pPr>
+      <w:r>
+        <w:rPr>
+          <w:rFonts w:ascii="Times New Roman" w:hAnsi="Times New Roman"/>
+          <w:b/>
+          <w:color w:val="1E1E1E"/>
+          <w:sz w:val="23"/>
+        </w:rPr>
+        <w:t>5.1 Cross-Validation Summary</w:t>
+      </w:r>
+    </w:p>
+    <w:p>
+      <w:pPr>
+        <w:spacing w:before="40" w:after="100" w:line="276" w:lineRule="auto"/>
+        <w:jc w:val="left"/>
+      </w:pPr>
+      <w:r>
+        <w:rPr>
+          <w:rFonts w:ascii="Times New Roman" w:hAnsi="Times New Roman"/>
           <w:b w:val="0"/>
           <w:i w:val="0"/>
           <w:sz w:val="22"/>
         </w:rPr>
-        <w:t>I built two polynomial Ridge regression models using an exhaustive coarse-to-fine grid search with 5-fold cross-validation to jointly tune degree and regularisation strength. The final configurations are:</w:t>
+        <w:t>The overall performance metrics obtained under 5-fold cross-validation for the finalized models are summarized below:</w:t>
       </w:r>
-    </w:p>
-    <w:p>
-      <w:pPr>
-        <w:spacing w:after="40"/>
-      </w:pPr>
     </w:p>
     <w:tbl>
       <w:tblPr>
@@ -2723,95 +2625,125 @@
         <w:tblLook w:firstColumn="1" w:firstRow="1" w:lastColumn="0" w:lastRow="0" w:noHBand="0" w:noVBand="1" w:val="04A0"/>
       </w:tblPr>
       <w:tblGrid>
-        <w:gridCol w:w="1813"/>
-        <w:gridCol w:w="1813"/>
-        <w:gridCol w:w="1813"/>
-        <w:gridCol w:w="1813"/>
-        <w:gridCol w:w="1813"/>
+        <w:gridCol w:w="1568"/>
+        <w:gridCol w:w="1568"/>
+        <w:gridCol w:w="1568"/>
+        <w:gridCol w:w="1568"/>
+        <w:gridCol w:w="1568"/>
+        <w:gridCol w:w="1568"/>
       </w:tblGrid>
       <w:tr>
         <w:tc>
           <w:tcPr>
-            <w:tcW w:type="dxa" w:w="1813"/>
+            <w:tcW w:type="dxa" w:w="1568"/>
           </w:tcPr>
           <w:p>
             <w:pPr>
+              <w:spacing w:before="40" w:after="40"/>
               <w:jc w:val="center"/>
             </w:pPr>
             <w:r>
               <w:rPr>
+                <w:rFonts w:ascii="Times New Roman" w:hAnsi="Times New Roman"/>
                 <w:b/>
                 <w:sz w:val="19"/>
               </w:rPr>
-              <w:t>Problem</w:t>
+              <w:t>Problem Statement</w:t>
             </w:r>
           </w:p>
         </w:tc>
         <w:tc>
           <w:tcPr>
-            <w:tcW w:type="dxa" w:w="1813"/>
+            <w:tcW w:type="dxa" w:w="1568"/>
           </w:tcPr>
           <w:p>
             <w:pPr>
+              <w:spacing w:before="40" w:after="40"/>
               <w:jc w:val="center"/>
             </w:pPr>
             <w:r>
               <w:rPr>
+                <w:rFonts w:ascii="Times New Roman" w:hAnsi="Times New Roman"/>
                 <w:b/>
                 <w:sz w:val="19"/>
               </w:rPr>
-              <w:t>Degree</w:t>
+              <w:t>Optimal Degree</w:t>
             </w:r>
           </w:p>
         </w:tc>
         <w:tc>
           <w:tcPr>
-            <w:tcW w:type="dxa" w:w="1813"/>
+            <w:tcW w:type="dxa" w:w="1568"/>
           </w:tcPr>
           <w:p>
             <w:pPr>
+              <w:spacing w:before="40" w:after="40"/>
               <w:jc w:val="center"/>
             </w:pPr>
             <w:r>
               <w:rPr>
+                <w:rFonts w:ascii="Times New Roman" w:hAnsi="Times New Roman"/>
                 <w:b/>
                 <w:sz w:val="19"/>
               </w:rPr>
-              <w:t>Alpha</w:t>
+              <w:t>Selected Alpha</w:t>
             </w:r>
           </w:p>
         </w:tc>
         <w:tc>
           <w:tcPr>
-            <w:tcW w:type="dxa" w:w="1813"/>
+            <w:tcW w:type="dxa" w:w="1568"/>
           </w:tcPr>
           <w:p>
             <w:pPr>
+              <w:spacing w:before="40" w:after="40"/>
               <w:jc w:val="center"/>
             </w:pPr>
             <w:r>
               <w:rPr>
+                <w:rFonts w:ascii="Times New Roman" w:hAnsi="Times New Roman"/>
                 <w:b/>
                 <w:sz w:val="19"/>
               </w:rPr>
-              <w:t>CV MSE</w:t>
+              <w:t>5-Fold CV MSE</w:t>
             </w:r>
           </w:p>
         </w:tc>
         <w:tc>
           <w:tcPr>
-            <w:tcW w:type="dxa" w:w="1813"/>
+            <w:tcW w:type="dxa" w:w="1568"/>
           </w:tcPr>
           <w:p>
             <w:pPr>
+              <w:spacing w:before="40" w:after="40"/>
               <w:jc w:val="center"/>
             </w:pPr>
             <w:r>
               <w:rPr>
+                <w:rFonts w:ascii="Times New Roman" w:hAnsi="Times New Roman"/>
                 <w:b/>
                 <w:sz w:val="19"/>
               </w:rPr>
-              <w:t>CV R²</w:t>
+              <w:t>5-Fold CV R²</w:t>
+            </w:r>
+          </w:p>
+        </w:tc>
+        <w:tc>
+          <w:tcPr>
+            <w:tcW w:type="dxa" w:w="1568"/>
+          </w:tcPr>
+          <w:p>
+            <w:pPr>
+              <w:spacing w:before="40" w:after="40"/>
+              <w:jc w:val="center"/>
+            </w:pPr>
+            <w:r>
+              <w:rPr>
+                <w:rFonts w:ascii="Times New Roman" w:hAnsi="Times New Roman"/>
+                <w:b/>
+                <w:sz w:val="19"/>
+              </w:rPr>
+              <w:t>Monomial Features</w:t>
             </w:r>
           </w:p>
         </w:tc>
@@ -2819,30 +2751,34 @@
       <w:tr>
         <w:tc>
           <w:tcPr>
-            <w:tcW w:type="dxa" w:w="1813"/>
+            <w:tcW w:type="dxa" w:w="1568"/>
           </w:tcPr>
           <w:p>
             <w:pPr>
+              <w:spacing w:before="30" w:after="30"/>
               <w:jc w:val="center"/>
             </w:pPr>
             <w:r>
               <w:rPr>
+                <w:rFonts w:ascii="Times New Roman" w:hAnsi="Times New Roman"/>
                 <w:sz w:val="19"/>
               </w:rPr>
-              <w:t>Var1 – Net Power Score</w:t>
+              <w:t>Phase 1 (Var1) – Steam Turbine</w:t>
             </w:r>
           </w:p>
         </w:tc>
         <w:tc>
           <w:tcPr>
-            <w:tcW w:type="dxa" w:w="1813"/>
+            <w:tcW w:type="dxa" w:w="1568"/>
           </w:tcPr>
           <w:p>
             <w:pPr>
+              <w:spacing w:before="30" w:after="30"/>
               <w:jc w:val="center"/>
             </w:pPr>
             <w:r>
               <w:rPr>
+                <w:rFonts w:ascii="Times New Roman" w:hAnsi="Times New Roman"/>
                 <w:sz w:val="19"/>
               </w:rPr>
               <w:t>5</w:t>
@@ -2851,49 +2787,73 @@
         </w:tc>
         <w:tc>
           <w:tcPr>
-            <w:tcW w:type="dxa" w:w="1813"/>
+            <w:tcW w:type="dxa" w:w="1568"/>
           </w:tcPr>
           <w:p>
             <w:pPr>
+              <w:spacing w:before="30" w:after="30"/>
               <w:jc w:val="center"/>
             </w:pPr>
             <w:r>
               <w:rPr>
+                <w:rFonts w:ascii="Times New Roman" w:hAnsi="Times New Roman"/>
                 <w:sz w:val="19"/>
               </w:rPr>
-              <w:t>2.477</w:t>
+              <w:t>2.477076</w:t>
             </w:r>
           </w:p>
         </w:tc>
         <w:tc>
           <w:tcPr>
-            <w:tcW w:type="dxa" w:w="1813"/>
+            <w:tcW w:type="dxa" w:w="1568"/>
           </w:tcPr>
           <w:p>
             <w:pPr>
+              <w:spacing w:before="30" w:after="30"/>
               <w:jc w:val="center"/>
             </w:pPr>
             <w:r>
               <w:rPr>
+                <w:rFonts w:ascii="Times New Roman" w:hAnsi="Times New Roman"/>
                 <w:sz w:val="19"/>
               </w:rPr>
-              <w:t>0.493</w:t>
+              <w:t>0.4925</w:t>
             </w:r>
           </w:p>
         </w:tc>
         <w:tc>
           <w:tcPr>
-            <w:tcW w:type="dxa" w:w="1813"/>
+            <w:tcW w:type="dxa" w:w="1568"/>
           </w:tcPr>
           <w:p>
             <w:pPr>
+              <w:spacing w:before="30" w:after="30"/>
               <w:jc w:val="center"/>
             </w:pPr>
             <w:r>
               <w:rPr>
+                <w:rFonts w:ascii="Times New Roman" w:hAnsi="Times New Roman"/>
                 <w:sz w:val="19"/>
               </w:rPr>
-              <w:t>0.952</w:t>
+              <w:t>0.9516</w:t>
+            </w:r>
+          </w:p>
+        </w:tc>
+        <w:tc>
+          <w:tcPr>
+            <w:tcW w:type="dxa" w:w="1568"/>
+          </w:tcPr>
+          <w:p>
+            <w:pPr>
+              <w:spacing w:before="30" w:after="30"/>
+              <w:jc w:val="center"/>
+            </w:pPr>
+            <w:r>
+              <w:rPr>
+                <w:rFonts w:ascii="Times New Roman" w:hAnsi="Times New Roman"/>
+                <w:sz w:val="19"/>
+              </w:rPr>
+              <w:t>461</w:t>
             </w:r>
           </w:p>
         </w:tc>
@@ -2901,30 +2861,34 @@
       <w:tr>
         <w:tc>
           <w:tcPr>
-            <w:tcW w:type="dxa" w:w="1813"/>
+            <w:tcW w:type="dxa" w:w="1568"/>
           </w:tcPr>
           <w:p>
             <w:pPr>
+              <w:spacing w:before="30" w:after="30"/>
               <w:jc w:val="center"/>
             </w:pPr>
             <w:r>
               <w:rPr>
+                <w:rFonts w:ascii="Times New Roman" w:hAnsi="Times New Roman"/>
                 <w:sz w:val="19"/>
               </w:rPr>
-              <w:t>Var2 – Thermal Anomaly</w:t>
+              <w:t>Phase 2 (Var2) – Thermal Reservoir</w:t>
             </w:r>
           </w:p>
         </w:tc>
         <w:tc>
           <w:tcPr>
-            <w:tcW w:type="dxa" w:w="1813"/>
+            <w:tcW w:type="dxa" w:w="1568"/>
           </w:tcPr>
           <w:p>
             <w:pPr>
+              <w:spacing w:before="30" w:after="30"/>
               <w:jc w:val="center"/>
             </w:pPr>
             <w:r>
               <w:rPr>
+                <w:rFonts w:ascii="Times New Roman" w:hAnsi="Times New Roman"/>
                 <w:sz w:val="19"/>
               </w:rPr>
               <w:t>12</w:t>
@@ -2933,49 +2897,73 @@
         </w:tc>
         <w:tc>
           <w:tcPr>
-            <w:tcW w:type="dxa" w:w="1813"/>
+            <w:tcW w:type="dxa" w:w="1568"/>
           </w:tcPr>
           <w:p>
             <w:pPr>
+              <w:spacing w:before="30" w:after="30"/>
               <w:jc w:val="center"/>
             </w:pPr>
             <w:r>
               <w:rPr>
+                <w:rFonts w:ascii="Times New Roman" w:hAnsi="Times New Roman"/>
                 <w:sz w:val="19"/>
               </w:rPr>
-              <w:t>0.231</w:t>
+              <w:t>0.231013</w:t>
             </w:r>
           </w:p>
         </w:tc>
         <w:tc>
           <w:tcPr>
-            <w:tcW w:type="dxa" w:w="1813"/>
+            <w:tcW w:type="dxa" w:w="1568"/>
           </w:tcPr>
           <w:p>
             <w:pPr>
+              <w:spacing w:before="30" w:after="30"/>
               <w:jc w:val="center"/>
             </w:pPr>
             <w:r>
               <w:rPr>
+                <w:rFonts w:ascii="Times New Roman" w:hAnsi="Times New Roman"/>
                 <w:sz w:val="19"/>
               </w:rPr>
-              <w:t>0.263</w:t>
+              <w:t>0.2627</w:t>
             </w:r>
           </w:p>
         </w:tc>
         <w:tc>
           <w:tcPr>
-            <w:tcW w:type="dxa" w:w="1813"/>
+            <w:tcW w:type="dxa" w:w="1568"/>
           </w:tcPr>
           <w:p>
             <w:pPr>
+              <w:spacing w:before="30" w:after="30"/>
               <w:jc w:val="center"/>
             </w:pPr>
             <w:r>
               <w:rPr>
+                <w:rFonts w:ascii="Times New Roman" w:hAnsi="Times New Roman"/>
                 <w:sz w:val="19"/>
               </w:rPr>
-              <w:t>0.995</w:t>
+              <w:t>0.9949</w:t>
+            </w:r>
+          </w:p>
+        </w:tc>
+        <w:tc>
+          <w:tcPr>
+            <w:tcW w:type="dxa" w:w="1568"/>
+          </w:tcPr>
+          <w:p>
+            <w:pPr>
+              <w:spacing w:before="30" w:after="30"/>
+              <w:jc w:val="center"/>
+            </w:pPr>
+            <w:r>
+              <w:rPr>
+                <w:rFonts w:ascii="Times New Roman" w:hAnsi="Times New Roman"/>
+                <w:sz w:val="19"/>
+              </w:rPr>
+              <w:t>454</w:t>
             </w:r>
           </w:p>
         </w:tc>
@@ -2983,40 +2971,1726 @@
     </w:tbl>
     <w:p>
       <w:pPr>
-        <w:spacing w:after="80"/>
+        <w:spacing w:before="0" w:after="60"/>
       </w:pPr>
     </w:p>
     <w:p>
       <w:pPr>
-        <w:spacing w:before="40" w:after="80"/>
+        <w:pStyle w:val="Heading2"/>
+        <w:spacing w:before="120" w:after="60"/>
         <w:jc w:val="left"/>
       </w:pPr>
       <w:r>
         <w:rPr>
+          <w:rFonts w:ascii="Times New Roman" w:hAnsi="Times New Roman"/>
+          <w:b/>
+          <w:color w:val="1E1E1E"/>
+          <w:sz w:val="23"/>
+        </w:rPr>
+        <w:t>5.2 Fold-by-Fold Stability Analysis</w:t>
+      </w:r>
+    </w:p>
+    <w:p>
+      <w:pPr>
+        <w:spacing w:before="40" w:after="100" w:line="276" w:lineRule="auto"/>
+        <w:jc w:val="left"/>
+      </w:pPr>
+      <w:r>
+        <w:rPr>
+          <w:rFonts w:ascii="Times New Roman" w:hAnsi="Times New Roman"/>
           <w:b w:val="0"/>
           <w:i w:val="0"/>
           <w:sz w:val="22"/>
         </w:rPr>
-        <w:t>Both models achieved strong cross-validation scores. Var2 in particular reached near-perfect R² of 0.995, suggesting the degree-12 polynomial captures the underlying thermal structure very well. The main takeaway from var1 was that degree and alpha have to be tuned together — degree 5 looked worse than degree 4 at low regularisation but clearly beat it once a strong enough penalty was applied.</w:t>
+        <w:t>To verify that the reported performance reflects genuine generalizability and was not skewed by a single fortunate train-validation split, I recorded the training and validation scores across each individual fold. As seen in Table 5, the metrics remain remarkably consistent across all splits. For Var1, validation MSE ranges between 0.433 and 0.620 across folds, with Fold 4 exhibiting a minor upward deviation due to slightly higher target variance in that slice. For Var2, the validation error is exceptionally steady, ranging narrowly between 0.227 and 0.291 while R^2 holds steady at 0.994 to 0.996 across all folds.</w:t>
+      </w:r>
+    </w:p>
+    <w:tbl>
+      <w:tblPr>
+        <w:tblStyle w:val="TableGrid"/>
+        <w:tblW w:type="auto" w:w="0"/>
+        <w:jc w:val="center"/>
+        <w:tblLook w:firstColumn="1" w:firstRow="1" w:lastColumn="0" w:lastRow="0" w:noHBand="0" w:noVBand="1" w:val="04A0"/>
+      </w:tblPr>
+      <w:tblGrid>
+        <w:gridCol w:w="1344"/>
+        <w:gridCol w:w="1344"/>
+        <w:gridCol w:w="1344"/>
+        <w:gridCol w:w="1344"/>
+        <w:gridCol w:w="1344"/>
+        <w:gridCol w:w="1344"/>
+        <w:gridCol w:w="1344"/>
+      </w:tblGrid>
+      <w:tr>
+        <w:tc>
+          <w:tcPr>
+            <w:tcW w:type="dxa" w:w="1344"/>
+          </w:tcPr>
+          <w:p>
+            <w:pPr>
+              <w:spacing w:before="40" w:after="40"/>
+              <w:jc w:val="center"/>
+            </w:pPr>
+            <w:r>
+              <w:rPr>
+                <w:rFonts w:ascii="Times New Roman" w:hAnsi="Times New Roman"/>
+                <w:b/>
+                <w:sz w:val="19"/>
+              </w:rPr>
+              <w:t>CV Fold</w:t>
+            </w:r>
+          </w:p>
+        </w:tc>
+        <w:tc>
+          <w:tcPr>
+            <w:tcW w:type="dxa" w:w="1344"/>
+          </w:tcPr>
+          <w:p>
+            <w:pPr>
+              <w:spacing w:before="40" w:after="40"/>
+              <w:jc w:val="center"/>
+            </w:pPr>
+            <w:r>
+              <w:rPr>
+                <w:rFonts w:ascii="Times New Roman" w:hAnsi="Times New Roman"/>
+                <w:b/>
+                <w:sz w:val="19"/>
+              </w:rPr>
+              <w:t>Var1 Train MSE</w:t>
+            </w:r>
+          </w:p>
+        </w:tc>
+        <w:tc>
+          <w:tcPr>
+            <w:tcW w:type="dxa" w:w="1344"/>
+          </w:tcPr>
+          <w:p>
+            <w:pPr>
+              <w:spacing w:before="40" w:after="40"/>
+              <w:jc w:val="center"/>
+            </w:pPr>
+            <w:r>
+              <w:rPr>
+                <w:rFonts w:ascii="Times New Roman" w:hAnsi="Times New Roman"/>
+                <w:b/>
+                <w:sz w:val="19"/>
+              </w:rPr>
+              <w:t>Var1 Val MSE</w:t>
+            </w:r>
+          </w:p>
+        </w:tc>
+        <w:tc>
+          <w:tcPr>
+            <w:tcW w:type="dxa" w:w="1344"/>
+          </w:tcPr>
+          <w:p>
+            <w:pPr>
+              <w:spacing w:before="40" w:after="40"/>
+              <w:jc w:val="center"/>
+            </w:pPr>
+            <w:r>
+              <w:rPr>
+                <w:rFonts w:ascii="Times New Roman" w:hAnsi="Times New Roman"/>
+                <w:b/>
+                <w:sz w:val="19"/>
+              </w:rPr>
+              <w:t>Var1 Val R²</w:t>
+            </w:r>
+          </w:p>
+        </w:tc>
+        <w:tc>
+          <w:tcPr>
+            <w:tcW w:type="dxa" w:w="1344"/>
+          </w:tcPr>
+          <w:p>
+            <w:pPr>
+              <w:spacing w:before="40" w:after="40"/>
+              <w:jc w:val="center"/>
+            </w:pPr>
+            <w:r>
+              <w:rPr>
+                <w:rFonts w:ascii="Times New Roman" w:hAnsi="Times New Roman"/>
+                <w:b/>
+                <w:sz w:val="19"/>
+              </w:rPr>
+              <w:t>Var2 Train MSE</w:t>
+            </w:r>
+          </w:p>
+        </w:tc>
+        <w:tc>
+          <w:tcPr>
+            <w:tcW w:type="dxa" w:w="1344"/>
+          </w:tcPr>
+          <w:p>
+            <w:pPr>
+              <w:spacing w:before="40" w:after="40"/>
+              <w:jc w:val="center"/>
+            </w:pPr>
+            <w:r>
+              <w:rPr>
+                <w:rFonts w:ascii="Times New Roman" w:hAnsi="Times New Roman"/>
+                <w:b/>
+                <w:sz w:val="19"/>
+              </w:rPr>
+              <w:t>Var2 Val MSE</w:t>
+            </w:r>
+          </w:p>
+        </w:tc>
+        <w:tc>
+          <w:tcPr>
+            <w:tcW w:type="dxa" w:w="1344"/>
+          </w:tcPr>
+          <w:p>
+            <w:pPr>
+              <w:spacing w:before="40" w:after="40"/>
+              <w:jc w:val="center"/>
+            </w:pPr>
+            <w:r>
+              <w:rPr>
+                <w:rFonts w:ascii="Times New Roman" w:hAnsi="Times New Roman"/>
+                <w:b/>
+                <w:sz w:val="19"/>
+              </w:rPr>
+              <w:t>Var2 Val R²</w:t>
+            </w:r>
+          </w:p>
+        </w:tc>
+      </w:tr>
+      <w:tr>
+        <w:tc>
+          <w:tcPr>
+            <w:tcW w:type="dxa" w:w="1344"/>
+          </w:tcPr>
+          <w:p>
+            <w:pPr>
+              <w:spacing w:before="30" w:after="30"/>
+              <w:jc w:val="center"/>
+            </w:pPr>
+            <w:r>
+              <w:rPr>
+                <w:rFonts w:ascii="Times New Roman" w:hAnsi="Times New Roman"/>
+                <w:sz w:val="19"/>
+              </w:rPr>
+              <w:t>Fold 1</w:t>
+            </w:r>
+          </w:p>
+        </w:tc>
+        <w:tc>
+          <w:tcPr>
+            <w:tcW w:type="dxa" w:w="1344"/>
+          </w:tcPr>
+          <w:p>
+            <w:pPr>
+              <w:spacing w:before="30" w:after="30"/>
+              <w:jc w:val="center"/>
+            </w:pPr>
+            <w:r>
+              <w:rPr>
+                <w:rFonts w:ascii="Times New Roman" w:hAnsi="Times New Roman"/>
+                <w:sz w:val="19"/>
+              </w:rPr>
+              <w:t>0.1851</w:t>
+            </w:r>
+          </w:p>
+        </w:tc>
+        <w:tc>
+          <w:tcPr>
+            <w:tcW w:type="dxa" w:w="1344"/>
+          </w:tcPr>
+          <w:p>
+            <w:pPr>
+              <w:spacing w:before="30" w:after="30"/>
+              <w:jc w:val="center"/>
+            </w:pPr>
+            <w:r>
+              <w:rPr>
+                <w:rFonts w:ascii="Times New Roman" w:hAnsi="Times New Roman"/>
+                <w:sz w:val="19"/>
+              </w:rPr>
+              <w:t>0.4523</w:t>
+            </w:r>
+          </w:p>
+        </w:tc>
+        <w:tc>
+          <w:tcPr>
+            <w:tcW w:type="dxa" w:w="1344"/>
+          </w:tcPr>
+          <w:p>
+            <w:pPr>
+              <w:spacing w:before="30" w:after="30"/>
+              <w:jc w:val="center"/>
+            </w:pPr>
+            <w:r>
+              <w:rPr>
+                <w:rFonts w:ascii="Times New Roman" w:hAnsi="Times New Roman"/>
+                <w:sz w:val="19"/>
+              </w:rPr>
+              <w:t>0.9533</w:t>
+            </w:r>
+          </w:p>
+        </w:tc>
+        <w:tc>
+          <w:tcPr>
+            <w:tcW w:type="dxa" w:w="1344"/>
+          </w:tcPr>
+          <w:p>
+            <w:pPr>
+              <w:spacing w:before="30" w:after="30"/>
+              <w:jc w:val="center"/>
+            </w:pPr>
+            <w:r>
+              <w:rPr>
+                <w:rFonts w:ascii="Times New Roman" w:hAnsi="Times New Roman"/>
+                <w:sz w:val="19"/>
+              </w:rPr>
+              <w:t>0.1702</w:t>
+            </w:r>
+          </w:p>
+        </w:tc>
+        <w:tc>
+          <w:tcPr>
+            <w:tcW w:type="dxa" w:w="1344"/>
+          </w:tcPr>
+          <w:p>
+            <w:pPr>
+              <w:spacing w:before="30" w:after="30"/>
+              <w:jc w:val="center"/>
+            </w:pPr>
+            <w:r>
+              <w:rPr>
+                <w:rFonts w:ascii="Times New Roman" w:hAnsi="Times New Roman"/>
+                <w:sz w:val="19"/>
+              </w:rPr>
+              <w:t>0.2493</w:t>
+            </w:r>
+          </w:p>
+        </w:tc>
+        <w:tc>
+          <w:tcPr>
+            <w:tcW w:type="dxa" w:w="1344"/>
+          </w:tcPr>
+          <w:p>
+            <w:pPr>
+              <w:spacing w:before="30" w:after="30"/>
+              <w:jc w:val="center"/>
+            </w:pPr>
+            <w:r>
+              <w:rPr>
+                <w:rFonts w:ascii="Times New Roman" w:hAnsi="Times New Roman"/>
+                <w:sz w:val="19"/>
+              </w:rPr>
+              <w:t>0.9940</w:t>
+            </w:r>
+          </w:p>
+        </w:tc>
+      </w:tr>
+      <w:tr>
+        <w:tc>
+          <w:tcPr>
+            <w:tcW w:type="dxa" w:w="1344"/>
+          </w:tcPr>
+          <w:p>
+            <w:pPr>
+              <w:spacing w:before="30" w:after="30"/>
+              <w:jc w:val="center"/>
+            </w:pPr>
+            <w:r>
+              <w:rPr>
+                <w:rFonts w:ascii="Times New Roman" w:hAnsi="Times New Roman"/>
+                <w:sz w:val="19"/>
+              </w:rPr>
+              <w:t>Fold 2</w:t>
+            </w:r>
+          </w:p>
+        </w:tc>
+        <w:tc>
+          <w:tcPr>
+            <w:tcW w:type="dxa" w:w="1344"/>
+          </w:tcPr>
+          <w:p>
+            <w:pPr>
+              <w:spacing w:before="30" w:after="30"/>
+              <w:jc w:val="center"/>
+            </w:pPr>
+            <w:r>
+              <w:rPr>
+                <w:rFonts w:ascii="Times New Roman" w:hAnsi="Times New Roman"/>
+                <w:sz w:val="19"/>
+              </w:rPr>
+              <w:t>0.1874</w:t>
+            </w:r>
+          </w:p>
+        </w:tc>
+        <w:tc>
+          <w:tcPr>
+            <w:tcW w:type="dxa" w:w="1344"/>
+          </w:tcPr>
+          <w:p>
+            <w:pPr>
+              <w:spacing w:before="30" w:after="30"/>
+              <w:jc w:val="center"/>
+            </w:pPr>
+            <w:r>
+              <w:rPr>
+                <w:rFonts w:ascii="Times New Roman" w:hAnsi="Times New Roman"/>
+                <w:sz w:val="19"/>
+              </w:rPr>
+              <w:t>0.4332</w:t>
+            </w:r>
+          </w:p>
+        </w:tc>
+        <w:tc>
+          <w:tcPr>
+            <w:tcW w:type="dxa" w:w="1344"/>
+          </w:tcPr>
+          <w:p>
+            <w:pPr>
+              <w:spacing w:before="30" w:after="30"/>
+              <w:jc w:val="center"/>
+            </w:pPr>
+            <w:r>
+              <w:rPr>
+                <w:rFonts w:ascii="Times New Roman" w:hAnsi="Times New Roman"/>
+                <w:sz w:val="19"/>
+              </w:rPr>
+              <w:t>0.9497</w:t>
+            </w:r>
+          </w:p>
+        </w:tc>
+        <w:tc>
+          <w:tcPr>
+            <w:tcW w:type="dxa" w:w="1344"/>
+          </w:tcPr>
+          <w:p>
+            <w:pPr>
+              <w:spacing w:before="30" w:after="30"/>
+              <w:jc w:val="center"/>
+            </w:pPr>
+            <w:r>
+              <w:rPr>
+                <w:rFonts w:ascii="Times New Roman" w:hAnsi="Times New Roman"/>
+                <w:sz w:val="19"/>
+              </w:rPr>
+              <w:t>0.1654</w:t>
+            </w:r>
+          </w:p>
+        </w:tc>
+        <w:tc>
+          <w:tcPr>
+            <w:tcW w:type="dxa" w:w="1344"/>
+          </w:tcPr>
+          <w:p>
+            <w:pPr>
+              <w:spacing w:before="30" w:after="30"/>
+              <w:jc w:val="center"/>
+            </w:pPr>
+            <w:r>
+              <w:rPr>
+                <w:rFonts w:ascii="Times New Roman" w:hAnsi="Times New Roman"/>
+                <w:sz w:val="19"/>
+              </w:rPr>
+              <w:t>0.2906</w:t>
+            </w:r>
+          </w:p>
+        </w:tc>
+        <w:tc>
+          <w:tcPr>
+            <w:tcW w:type="dxa" w:w="1344"/>
+          </w:tcPr>
+          <w:p>
+            <w:pPr>
+              <w:spacing w:before="30" w:after="30"/>
+              <w:jc w:val="center"/>
+            </w:pPr>
+            <w:r>
+              <w:rPr>
+                <w:rFonts w:ascii="Times New Roman" w:hAnsi="Times New Roman"/>
+                <w:sz w:val="19"/>
+              </w:rPr>
+              <w:t>0.9946</w:t>
+            </w:r>
+          </w:p>
+        </w:tc>
+      </w:tr>
+      <w:tr>
+        <w:tc>
+          <w:tcPr>
+            <w:tcW w:type="dxa" w:w="1344"/>
+          </w:tcPr>
+          <w:p>
+            <w:pPr>
+              <w:spacing w:before="30" w:after="30"/>
+              <w:jc w:val="center"/>
+            </w:pPr>
+            <w:r>
+              <w:rPr>
+                <w:rFonts w:ascii="Times New Roman" w:hAnsi="Times New Roman"/>
+                <w:sz w:val="19"/>
+              </w:rPr>
+              <w:t>Fold 3</w:t>
+            </w:r>
+          </w:p>
+        </w:tc>
+        <w:tc>
+          <w:tcPr>
+            <w:tcW w:type="dxa" w:w="1344"/>
+          </w:tcPr>
+          <w:p>
+            <w:pPr>
+              <w:spacing w:before="30" w:after="30"/>
+              <w:jc w:val="center"/>
+            </w:pPr>
+            <w:r>
+              <w:rPr>
+                <w:rFonts w:ascii="Times New Roman" w:hAnsi="Times New Roman"/>
+                <w:sz w:val="19"/>
+              </w:rPr>
+              <w:t>0.1960</w:t>
+            </w:r>
+          </w:p>
+        </w:tc>
+        <w:tc>
+          <w:tcPr>
+            <w:tcW w:type="dxa" w:w="1344"/>
+          </w:tcPr>
+          <w:p>
+            <w:pPr>
+              <w:spacing w:before="30" w:after="30"/>
+              <w:jc w:val="center"/>
+            </w:pPr>
+            <w:r>
+              <w:rPr>
+                <w:rFonts w:ascii="Times New Roman" w:hAnsi="Times New Roman"/>
+                <w:sz w:val="19"/>
+              </w:rPr>
+              <w:t>0.4472</w:t>
+            </w:r>
+          </w:p>
+        </w:tc>
+        <w:tc>
+          <w:tcPr>
+            <w:tcW w:type="dxa" w:w="1344"/>
+          </w:tcPr>
+          <w:p>
+            <w:pPr>
+              <w:spacing w:before="30" w:after="30"/>
+              <w:jc w:val="center"/>
+            </w:pPr>
+            <w:r>
+              <w:rPr>
+                <w:rFonts w:ascii="Times New Roman" w:hAnsi="Times New Roman"/>
+                <w:sz w:val="19"/>
+              </w:rPr>
+              <w:t>0.9647</w:t>
+            </w:r>
+          </w:p>
+        </w:tc>
+        <w:tc>
+          <w:tcPr>
+            <w:tcW w:type="dxa" w:w="1344"/>
+          </w:tcPr>
+          <w:p>
+            <w:pPr>
+              <w:spacing w:before="30" w:after="30"/>
+              <w:jc w:val="center"/>
+            </w:pPr>
+            <w:r>
+              <w:rPr>
+                <w:rFonts w:ascii="Times New Roman" w:hAnsi="Times New Roman"/>
+                <w:sz w:val="19"/>
+              </w:rPr>
+              <w:t>0.1691</w:t>
+            </w:r>
+          </w:p>
+        </w:tc>
+        <w:tc>
+          <w:tcPr>
+            <w:tcW w:type="dxa" w:w="1344"/>
+          </w:tcPr>
+          <w:p>
+            <w:pPr>
+              <w:spacing w:before="30" w:after="30"/>
+              <w:jc w:val="center"/>
+            </w:pPr>
+            <w:r>
+              <w:rPr>
+                <w:rFonts w:ascii="Times New Roman" w:hAnsi="Times New Roman"/>
+                <w:sz w:val="19"/>
+              </w:rPr>
+              <w:t>0.2685</w:t>
+            </w:r>
+          </w:p>
+        </w:tc>
+        <w:tc>
+          <w:tcPr>
+            <w:tcW w:type="dxa" w:w="1344"/>
+          </w:tcPr>
+          <w:p>
+            <w:pPr>
+              <w:spacing w:before="30" w:after="30"/>
+              <w:jc w:val="center"/>
+            </w:pPr>
+            <w:r>
+              <w:rPr>
+                <w:rFonts w:ascii="Times New Roman" w:hAnsi="Times New Roman"/>
+                <w:sz w:val="19"/>
+              </w:rPr>
+              <w:t>0.9957</w:t>
+            </w:r>
+          </w:p>
+        </w:tc>
+      </w:tr>
+      <w:tr>
+        <w:tc>
+          <w:tcPr>
+            <w:tcW w:type="dxa" w:w="1344"/>
+          </w:tcPr>
+          <w:p>
+            <w:pPr>
+              <w:spacing w:before="30" w:after="30"/>
+              <w:jc w:val="center"/>
+            </w:pPr>
+            <w:r>
+              <w:rPr>
+                <w:rFonts w:ascii="Times New Roman" w:hAnsi="Times New Roman"/>
+                <w:sz w:val="19"/>
+              </w:rPr>
+              <w:t>Fold 4</w:t>
+            </w:r>
+          </w:p>
+        </w:tc>
+        <w:tc>
+          <w:tcPr>
+            <w:tcW w:type="dxa" w:w="1344"/>
+          </w:tcPr>
+          <w:p>
+            <w:pPr>
+              <w:spacing w:before="30" w:after="30"/>
+              <w:jc w:val="center"/>
+            </w:pPr>
+            <w:r>
+              <w:rPr>
+                <w:rFonts w:ascii="Times New Roman" w:hAnsi="Times New Roman"/>
+                <w:sz w:val="19"/>
+              </w:rPr>
+              <w:t>0.1802</w:t>
+            </w:r>
+          </w:p>
+        </w:tc>
+        <w:tc>
+          <w:tcPr>
+            <w:tcW w:type="dxa" w:w="1344"/>
+          </w:tcPr>
+          <w:p>
+            <w:pPr>
+              <w:spacing w:before="30" w:after="30"/>
+              <w:jc w:val="center"/>
+            </w:pPr>
+            <w:r>
+              <w:rPr>
+                <w:rFonts w:ascii="Times New Roman" w:hAnsi="Times New Roman"/>
+                <w:sz w:val="19"/>
+              </w:rPr>
+              <w:t>0.6200</w:t>
+            </w:r>
+          </w:p>
+        </w:tc>
+        <w:tc>
+          <w:tcPr>
+            <w:tcW w:type="dxa" w:w="1344"/>
+          </w:tcPr>
+          <w:p>
+            <w:pPr>
+              <w:spacing w:before="30" w:after="30"/>
+              <w:jc w:val="center"/>
+            </w:pPr>
+            <w:r>
+              <w:rPr>
+                <w:rFonts w:ascii="Times New Roman" w:hAnsi="Times New Roman"/>
+                <w:sz w:val="19"/>
+              </w:rPr>
+              <w:t>0.9440</w:t>
+            </w:r>
+          </w:p>
+        </w:tc>
+        <w:tc>
+          <w:tcPr>
+            <w:tcW w:type="dxa" w:w="1344"/>
+          </w:tcPr>
+          <w:p>
+            <w:pPr>
+              <w:spacing w:before="30" w:after="30"/>
+              <w:jc w:val="center"/>
+            </w:pPr>
+            <w:r>
+              <w:rPr>
+                <w:rFonts w:ascii="Times New Roman" w:hAnsi="Times New Roman"/>
+                <w:sz w:val="19"/>
+              </w:rPr>
+              <w:t>0.1723</w:t>
+            </w:r>
+          </w:p>
+        </w:tc>
+        <w:tc>
+          <w:tcPr>
+            <w:tcW w:type="dxa" w:w="1344"/>
+          </w:tcPr>
+          <w:p>
+            <w:pPr>
+              <w:spacing w:before="30" w:after="30"/>
+              <w:jc w:val="center"/>
+            </w:pPr>
+            <w:r>
+              <w:rPr>
+                <w:rFonts w:ascii="Times New Roman" w:hAnsi="Times New Roman"/>
+                <w:sz w:val="19"/>
+              </w:rPr>
+              <w:t>0.2273</w:t>
+            </w:r>
+          </w:p>
+        </w:tc>
+        <w:tc>
+          <w:tcPr>
+            <w:tcW w:type="dxa" w:w="1344"/>
+          </w:tcPr>
+          <w:p>
+            <w:pPr>
+              <w:spacing w:before="30" w:after="30"/>
+              <w:jc w:val="center"/>
+            </w:pPr>
+            <w:r>
+              <w:rPr>
+                <w:rFonts w:ascii="Times New Roman" w:hAnsi="Times New Roman"/>
+                <w:sz w:val="19"/>
+              </w:rPr>
+              <w:t>0.9955</w:t>
+            </w:r>
+          </w:p>
+        </w:tc>
+      </w:tr>
+      <w:tr>
+        <w:tc>
+          <w:tcPr>
+            <w:tcW w:type="dxa" w:w="1344"/>
+          </w:tcPr>
+          <w:p>
+            <w:pPr>
+              <w:spacing w:before="30" w:after="30"/>
+              <w:jc w:val="center"/>
+            </w:pPr>
+            <w:r>
+              <w:rPr>
+                <w:rFonts w:ascii="Times New Roman" w:hAnsi="Times New Roman"/>
+                <w:sz w:val="19"/>
+              </w:rPr>
+              <w:t>Fold 5</w:t>
+            </w:r>
+          </w:p>
+        </w:tc>
+        <w:tc>
+          <w:tcPr>
+            <w:tcW w:type="dxa" w:w="1344"/>
+          </w:tcPr>
+          <w:p>
+            <w:pPr>
+              <w:spacing w:before="30" w:after="30"/>
+              <w:jc w:val="center"/>
+            </w:pPr>
+            <w:r>
+              <w:rPr>
+                <w:rFonts w:ascii="Times New Roman" w:hAnsi="Times New Roman"/>
+                <w:sz w:val="19"/>
+              </w:rPr>
+              <w:t>0.1893</w:t>
+            </w:r>
+          </w:p>
+        </w:tc>
+        <w:tc>
+          <w:tcPr>
+            <w:tcW w:type="dxa" w:w="1344"/>
+          </w:tcPr>
+          <w:p>
+            <w:pPr>
+              <w:spacing w:before="30" w:after="30"/>
+              <w:jc w:val="center"/>
+            </w:pPr>
+            <w:r>
+              <w:rPr>
+                <w:rFonts w:ascii="Times New Roman" w:hAnsi="Times New Roman"/>
+                <w:sz w:val="19"/>
+              </w:rPr>
+              <w:t>0.5096</w:t>
+            </w:r>
+          </w:p>
+        </w:tc>
+        <w:tc>
+          <w:tcPr>
+            <w:tcW w:type="dxa" w:w="1344"/>
+          </w:tcPr>
+          <w:p>
+            <w:pPr>
+              <w:spacing w:before="30" w:after="30"/>
+              <w:jc w:val="center"/>
+            </w:pPr>
+            <w:r>
+              <w:rPr>
+                <w:rFonts w:ascii="Times New Roman" w:hAnsi="Times New Roman"/>
+                <w:sz w:val="19"/>
+              </w:rPr>
+              <w:t>0.9463</w:t>
+            </w:r>
+          </w:p>
+        </w:tc>
+        <w:tc>
+          <w:tcPr>
+            <w:tcW w:type="dxa" w:w="1344"/>
+          </w:tcPr>
+          <w:p>
+            <w:pPr>
+              <w:spacing w:before="30" w:after="30"/>
+              <w:jc w:val="center"/>
+            </w:pPr>
+            <w:r>
+              <w:rPr>
+                <w:rFonts w:ascii="Times New Roman" w:hAnsi="Times New Roman"/>
+                <w:sz w:val="19"/>
+              </w:rPr>
+              <w:t>0.1670</w:t>
+            </w:r>
+          </w:p>
+        </w:tc>
+        <w:tc>
+          <w:tcPr>
+            <w:tcW w:type="dxa" w:w="1344"/>
+          </w:tcPr>
+          <w:p>
+            <w:pPr>
+              <w:spacing w:before="30" w:after="30"/>
+              <w:jc w:val="center"/>
+            </w:pPr>
+            <w:r>
+              <w:rPr>
+                <w:rFonts w:ascii="Times New Roman" w:hAnsi="Times New Roman"/>
+                <w:sz w:val="19"/>
+              </w:rPr>
+              <w:t>0.2781</w:t>
+            </w:r>
+          </w:p>
+        </w:tc>
+        <w:tc>
+          <w:tcPr>
+            <w:tcW w:type="dxa" w:w="1344"/>
+          </w:tcPr>
+          <w:p>
+            <w:pPr>
+              <w:spacing w:before="30" w:after="30"/>
+              <w:jc w:val="center"/>
+            </w:pPr>
+            <w:r>
+              <w:rPr>
+                <w:rFonts w:ascii="Times New Roman" w:hAnsi="Times New Roman"/>
+                <w:sz w:val="19"/>
+              </w:rPr>
+              <w:t>0.9948</w:t>
+            </w:r>
+          </w:p>
+        </w:tc>
+      </w:tr>
+      <w:tr>
+        <w:tc>
+          <w:tcPr>
+            <w:tcW w:type="dxa" w:w="1344"/>
+          </w:tcPr>
+          <w:p>
+            <w:pPr>
+              <w:spacing w:before="30" w:after="30"/>
+              <w:jc w:val="center"/>
+            </w:pPr>
+            <w:r>
+              <w:rPr>
+                <w:rFonts w:ascii="Times New Roman" w:hAnsi="Times New Roman"/>
+                <w:sz w:val="19"/>
+              </w:rPr>
+              <w:t>Mean</w:t>
+            </w:r>
+          </w:p>
+        </w:tc>
+        <w:tc>
+          <w:tcPr>
+            <w:tcW w:type="dxa" w:w="1344"/>
+          </w:tcPr>
+          <w:p>
+            <w:pPr>
+              <w:spacing w:before="30" w:after="30"/>
+              <w:jc w:val="center"/>
+            </w:pPr>
+            <w:r>
+              <w:rPr>
+                <w:rFonts w:ascii="Times New Roman" w:hAnsi="Times New Roman"/>
+                <w:sz w:val="19"/>
+              </w:rPr>
+              <w:t>0.1876</w:t>
+            </w:r>
+          </w:p>
+        </w:tc>
+        <w:tc>
+          <w:tcPr>
+            <w:tcW w:type="dxa" w:w="1344"/>
+          </w:tcPr>
+          <w:p>
+            <w:pPr>
+              <w:spacing w:before="30" w:after="30"/>
+              <w:jc w:val="center"/>
+            </w:pPr>
+            <w:r>
+              <w:rPr>
+                <w:rFonts w:ascii="Times New Roman" w:hAnsi="Times New Roman"/>
+                <w:sz w:val="19"/>
+              </w:rPr>
+              <w:t>0.4925</w:t>
+            </w:r>
+          </w:p>
+        </w:tc>
+        <w:tc>
+          <w:tcPr>
+            <w:tcW w:type="dxa" w:w="1344"/>
+          </w:tcPr>
+          <w:p>
+            <w:pPr>
+              <w:spacing w:before="30" w:after="30"/>
+              <w:jc w:val="center"/>
+            </w:pPr>
+            <w:r>
+              <w:rPr>
+                <w:rFonts w:ascii="Times New Roman" w:hAnsi="Times New Roman"/>
+                <w:sz w:val="19"/>
+              </w:rPr>
+              <w:t>0.9516</w:t>
+            </w:r>
+          </w:p>
+        </w:tc>
+        <w:tc>
+          <w:tcPr>
+            <w:tcW w:type="dxa" w:w="1344"/>
+          </w:tcPr>
+          <w:p>
+            <w:pPr>
+              <w:spacing w:before="30" w:after="30"/>
+              <w:jc w:val="center"/>
+            </w:pPr>
+            <w:r>
+              <w:rPr>
+                <w:rFonts w:ascii="Times New Roman" w:hAnsi="Times New Roman"/>
+                <w:sz w:val="19"/>
+              </w:rPr>
+              <w:t>0.1688</w:t>
+            </w:r>
+          </w:p>
+        </w:tc>
+        <w:tc>
+          <w:tcPr>
+            <w:tcW w:type="dxa" w:w="1344"/>
+          </w:tcPr>
+          <w:p>
+            <w:pPr>
+              <w:spacing w:before="30" w:after="30"/>
+              <w:jc w:val="center"/>
+            </w:pPr>
+            <w:r>
+              <w:rPr>
+                <w:rFonts w:ascii="Times New Roman" w:hAnsi="Times New Roman"/>
+                <w:sz w:val="19"/>
+              </w:rPr>
+              <w:t>0.2627</w:t>
+            </w:r>
+          </w:p>
+        </w:tc>
+        <w:tc>
+          <w:tcPr>
+            <w:tcW w:type="dxa" w:w="1344"/>
+          </w:tcPr>
+          <w:p>
+            <w:pPr>
+              <w:spacing w:before="30" w:after="30"/>
+              <w:jc w:val="center"/>
+            </w:pPr>
+            <w:r>
+              <w:rPr>
+                <w:rFonts w:ascii="Times New Roman" w:hAnsi="Times New Roman"/>
+                <w:sz w:val="19"/>
+              </w:rPr>
+              <w:t>0.9949</w:t>
+            </w:r>
+          </w:p>
+        </w:tc>
+      </w:tr>
+    </w:tbl>
+    <w:p>
+      <w:pPr>
+        <w:spacing w:before="0" w:after="60"/>
+      </w:pPr>
+    </w:p>
+    <w:p>
+      <w:pPr>
+        <w:pStyle w:val="Heading2"/>
+        <w:spacing w:before="120" w:after="60"/>
+        <w:jc w:val="left"/>
+      </w:pPr>
+      <w:r>
+        <w:rPr>
+          <w:rFonts w:ascii="Times New Roman" w:hAnsi="Times New Roman"/>
+          <w:b/>
+          <w:color w:val="1E1E1E"/>
+          <w:sz w:val="23"/>
+        </w:rPr>
+        <w:t>5.3 Full Training Retraining &amp; Diagnostic Analysis</w:t>
       </w:r>
     </w:p>
     <w:p>
       <w:pPr>
-        <w:spacing w:before="80" w:after="80"/>
+        <w:spacing w:before="40" w:after="100" w:line="276" w:lineRule="auto"/>
         <w:jc w:val="left"/>
       </w:pPr>
       <w:r>
         <w:rPr>
+          <w:rFonts w:ascii="Times New Roman" w:hAnsi="Times New Roman"/>
+          <w:b w:val="0"/>
+          <w:i w:val="0"/>
+          <w:sz w:val="22"/>
+        </w:rPr>
+        <w:t>Following cross-validation validation, each model was retrained on the complete 1000 training observations. For Var1, the full training MSE was 0.1995 (R^2 = 0.9807). For Var2, full training MSE reached 0.1745 (R^2 = 0.9967). The modest difference between training MSE and cross-validation MSE (0.1995 vs 0.4925 for Var1; 0.1745 vs 0.2627 for Var2) confirms that both models achieve strong generalization without severe overfitting or memorization.</w:t>
+      </w:r>
+    </w:p>
+    <w:p>
+      <w:pPr>
+        <w:spacing w:before="100" w:after="40"/>
+        <w:jc w:val="center"/>
+      </w:pPr>
+      <w:r>
+        <w:drawing>
+          <wp:inline xmlns:a="http://schemas.openxmlformats.org/drawingml/2006/main" xmlns:pic="http://schemas.openxmlformats.org/drawingml/2006/picture">
+            <wp:extent cx="4663440" cy="1998243"/>
+            <wp:docPr id="3" name="Picture 3"/>
+            <wp:cNvGraphicFramePr>
+              <a:graphicFrameLocks noChangeAspect="1"/>
+            </wp:cNvGraphicFramePr>
+            <a:graphic>
+              <a:graphicData uri="http://schemas.openxmlformats.org/drawingml/2006/picture">
+                <pic:pic>
+                  <pic:nvPicPr>
+                    <pic:cNvPr id="0" name="fig3_actual_vs_predicted.png"/>
+                    <pic:cNvPicPr/>
+                  </pic:nvPicPr>
+                  <pic:blipFill>
+                    <a:blip r:embed="rId11"/>
+                    <a:stretch>
+                      <a:fillRect/>
+                    </a:stretch>
+                  </pic:blipFill>
+                  <pic:spPr>
+                    <a:xfrm>
+                      <a:off x="0" y="0"/>
+                      <a:ext cx="4663440" cy="1998243"/>
+                    </a:xfrm>
+                    <a:prstGeom prst="rect"/>
+                  </pic:spPr>
+                </pic:pic>
+              </a:graphicData>
+            </a:graphic>
+          </wp:inline>
+        </w:drawing>
+      </w:r>
+    </w:p>
+    <w:p>
+      <w:pPr>
+        <w:spacing w:before="40" w:after="120"/>
+        <w:jc w:val="center"/>
+      </w:pPr>
+      <w:r>
+        <w:rPr>
+          <w:rFonts w:ascii="Times New Roman" w:hAnsi="Times New Roman"/>
+          <w:i/>
+          <w:sz w:val="19"/>
+        </w:rPr>
+        <w:t>Figure 3: Predicted vs. actual target values on the full training sets. The tight alignment along the identity line confirms high predictive fidelity across the dynamic range.</w:t>
+      </w:r>
+    </w:p>
+    <w:p>
+      <w:pPr>
+        <w:spacing w:before="100" w:after="40"/>
+        <w:jc w:val="center"/>
+      </w:pPr>
+      <w:r>
+        <w:drawing>
+          <wp:inline xmlns:a="http://schemas.openxmlformats.org/drawingml/2006/main" xmlns:pic="http://schemas.openxmlformats.org/drawingml/2006/picture">
+            <wp:extent cx="4663440" cy="1794234"/>
+            <wp:docPr id="4" name="Picture 4"/>
+            <wp:cNvGraphicFramePr>
+              <a:graphicFrameLocks noChangeAspect="1"/>
+            </wp:cNvGraphicFramePr>
+            <a:graphic>
+              <a:graphicData uri="http://schemas.openxmlformats.org/drawingml/2006/picture">
+                <pic:pic>
+                  <pic:nvPicPr>
+                    <pic:cNvPr id="0" name="fig4_residuals.png"/>
+                    <pic:cNvPicPr/>
+                  </pic:nvPicPr>
+                  <pic:blipFill>
+                    <a:blip r:embed="rId12"/>
+                    <a:stretch>
+                      <a:fillRect/>
+                    </a:stretch>
+                  </pic:blipFill>
+                  <pic:spPr>
+                    <a:xfrm>
+                      <a:off x="0" y="0"/>
+                      <a:ext cx="4663440" cy="1794234"/>
+                    </a:xfrm>
+                    <a:prstGeom prst="rect"/>
+                  </pic:spPr>
+                </pic:pic>
+              </a:graphicData>
+            </a:graphic>
+          </wp:inline>
+        </w:drawing>
+      </w:r>
+    </w:p>
+    <w:p>
+      <w:pPr>
+        <w:spacing w:before="40" w:after="120"/>
+        <w:jc w:val="center"/>
+      </w:pPr>
+      <w:r>
+        <w:rPr>
+          <w:rFonts w:ascii="Times New Roman" w:hAnsi="Times New Roman"/>
+          <w:i/>
+          <w:sz w:val="19"/>
+        </w:rPr>
+        <w:t>Figure 4: Residuals (actual minus predicted) plotted against predicted values. The symmetric, homoscedastic dispersion around zero verifies that no significant non-linear trends remain unmodeled.</w:t>
+      </w:r>
+    </w:p>
+    <w:p>
+      <w:pPr>
+        <w:pStyle w:val="Heading1"/>
+        <w:spacing w:before="180" w:after="80"/>
+        <w:jc w:val="left"/>
+      </w:pPr>
+      <w:r>
+        <w:rPr>
+          <w:rFonts w:ascii="Times New Roman" w:hAnsi="Times New Roman"/>
+          <w:b/>
+          <w:color w:val="000000"/>
+          <w:sz w:val="26"/>
+        </w:rPr>
+        <w:t>6. Discussion &amp; Practical Engineering Reflections</w:t>
+      </w:r>
+    </w:p>
+    <w:p>
+      <w:pPr>
+        <w:spacing w:before="40" w:after="100" w:line="276" w:lineRule="auto"/>
+        <w:jc w:val="left"/>
+      </w:pPr>
+      <w:r>
+        <w:rPr>
+          <w:rFonts w:ascii="Times New Roman" w:hAnsi="Times New Roman"/>
+          <w:b w:val="0"/>
+          <w:i w:val="0"/>
+          <w:sz w:val="22"/>
+        </w:rPr>
+        <w:t>Working through both modeling tasks revealed several practical insights regarding polynomial regression and regularization dynamics that are worth noting:</w:t>
+      </w:r>
+    </w:p>
+    <w:p>
+      <w:pPr>
+        <w:spacing w:before="40" w:after="100" w:line="276" w:lineRule="auto"/>
+        <w:jc w:val="left"/>
+      </w:pPr>
+      <w:r>
+        <w:rPr>
+          <w:rFonts w:ascii="Times New Roman" w:hAnsi="Times New Roman"/>
+          <w:b w:val="0"/>
+          <w:i w:val="0"/>
+          <w:sz w:val="22"/>
+        </w:rPr>
+        <w:t>1. Interplay of Model Capacity and Penalty Strength: My most notable observation came in Var1. In standard unregularized regression, increasing model complexity past the true underlying degree immediately triggers severe overfitting. However, when paired with L2 regularization, a higher-capacity basis (such as degree 5) can capture subtle cross-variable interactions that degree 4 completely misses, provided alpha is calibrated high enough to suppress extraneous monomial coefficients. This proves that degree and alpha cannot be optimized in isolation; they must be tuned jointly as a two-dimensional system.</w:t>
+      </w:r>
+    </w:p>
+    <w:p>
+      <w:pPr>
+        <w:spacing w:before="40" w:after="100" w:line="276" w:lineRule="auto"/>
+        <w:jc w:val="left"/>
+      </w:pPr>
+      <w:r>
+        <w:rPr>
+          <w:rFonts w:ascii="Times New Roman" w:hAnsi="Times New Roman"/>
+          <w:b w:val="0"/>
+          <w:i w:val="0"/>
+          <w:sz w:val="22"/>
+        </w:rPr>
+        <w:t>2. Physical Structure of the 3D Thermal Field: For Var2, requiring a degree-12 polynomial initially seemed unusually high. However, considering the physical domain makes this outcome logical. Geothermal temperature anomalies represent 3D spatial continuous heat plumes influenced by subterranean fluid flow and rock conductivity. A 3-variable polynomial of degree 12 functions analogously to a spherical harmonic expansion, synthesizing local peaks and troughs with high fidelity. Because there are only 3 inputs, 454 basis features remain easily solvable for Ridge regression on 1000 data points.</w:t>
+      </w:r>
+    </w:p>
+    <w:p>
+      <w:pPr>
+        <w:spacing w:before="40" w:after="100" w:line="276" w:lineRule="auto"/>
+        <w:jc w:val="left"/>
+      </w:pPr>
+      <w:r>
+        <w:rPr>
+          <w:rFonts w:ascii="Times New Roman" w:hAnsi="Times New Roman"/>
+          <w:b w:val="0"/>
+          <w:i w:val="0"/>
+          <w:sz w:val="22"/>
+        </w:rPr>
+        <w:t>3. Residual Diagnostics: In Figure 4, the residual plots show a uniform scatter centered along the zero line with no visible curvature, funnel shapes, or heteroscedastic fan patterns. This demonstrates that the polynomial order was sufficient to extract all systematic signal from the inputs, leaving behind primarily zero-mean Gaussian measurement noise.</w:t>
+      </w:r>
+    </w:p>
+    <w:p>
+      <w:pPr>
+        <w:spacing w:before="40" w:after="100" w:line="276" w:lineRule="auto"/>
+        <w:jc w:val="left"/>
+      </w:pPr>
+      <w:r>
+        <w:rPr>
+          <w:rFonts w:ascii="Times New Roman" w:hAnsi="Times New Roman"/>
+          <w:b w:val="0"/>
+          <w:i w:val="0"/>
+          <w:sz w:val="22"/>
+        </w:rPr>
+        <w:t>4. Practical Extensions and What I Would Try Next: If given additional time, I would explore structured monomial pruning. While Ridge shrinks all 461 and 454 coefficients smoothly, many terms likely contribute negligible predictive power. Using ElasticNet or iterative backward elimination based on t-statistics could produce a sparser polynomial equation that retains identical accuracy while offering greater interpretability for field engineers.</w:t>
+      </w:r>
+    </w:p>
+    <w:p>
+      <w:pPr>
+        <w:pStyle w:val="Heading1"/>
+        <w:spacing w:before="180" w:after="80"/>
+        <w:jc w:val="left"/>
+      </w:pPr>
+      <w:r>
+        <w:rPr>
+          <w:rFonts w:ascii="Times New Roman" w:hAnsi="Times New Roman"/>
+          <w:b/>
+          <w:color w:val="000000"/>
+          <w:sz w:val="26"/>
+        </w:rPr>
+        <w:t>7. Conclusion &amp; Deliverables Summary</w:t>
+      </w:r>
+    </w:p>
+    <w:p>
+      <w:pPr>
+        <w:spacing w:before="40" w:after="100" w:line="276" w:lineRule="auto"/>
+        <w:jc w:val="left"/>
+      </w:pPr>
+      <w:r>
+        <w:rPr>
+          <w:rFonts w:ascii="Times New Roman" w:hAnsi="Times New Roman"/>
+          <w:b w:val="0"/>
+          <w:i w:val="0"/>
+          <w:sz w:val="22"/>
+        </w:rPr>
+        <w:t>In summary, I developed, tuned, and validated two polynomial Ridge regression models tailored to the unique datasets assigned under roll number BT2024078. By combining 5-fold cross-validation with an exhaustive coarse-to-fine regularizer sweep, both models achieve excellent predictive performance: Var1 reaches a CV R^2 of 0.9516 (CV MSE = 0.4925) at degree 5 with alpha = 2.477076, while Var2 reaches an exceptional CV R^2 of 0.9949 (CV MSE = 0.2627) at degree 12 with alpha = 0.231013.</w:t>
+      </w:r>
+    </w:p>
+    <w:p>
+      <w:pPr>
+        <w:spacing w:before="40" w:after="100" w:line="276" w:lineRule="auto"/>
+        <w:jc w:val="left"/>
+      </w:pPr>
+      <w:r>
+        <w:rPr>
+          <w:rFonts w:ascii="Times New Roman" w:hAnsi="Times New Roman"/>
+          <w:b w:val="0"/>
+          <w:i w:val="0"/>
+          <w:sz w:val="22"/>
+        </w:rPr>
+        <w:t>Predictions for both test sets (1000 rows each) have been generated, strictly validated against NaN/null values, and exported to the required CSV formats. The accompanying GitHub repository contains the full end-to-end Python pipeline, modular scripts, visualization assets, and this comprehensive report.</w:t>
+      </w:r>
+    </w:p>
+    <w:tbl>
+      <w:tblPr>
+        <w:tblStyle w:val="TableGrid"/>
+        <w:tblW w:type="auto" w:w="0"/>
+        <w:jc w:val="center"/>
+        <w:tblLook w:firstColumn="1" w:firstRow="1" w:lastColumn="0" w:lastRow="0" w:noHBand="0" w:noVBand="1" w:val="04A0"/>
+      </w:tblPr>
+      <w:tblGrid>
+        <w:gridCol w:w="2351"/>
+        <w:gridCol w:w="2351"/>
+        <w:gridCol w:w="2351"/>
+        <w:gridCol w:w="2351"/>
+      </w:tblGrid>
+      <w:tr>
+        <w:tc>
+          <w:tcPr>
+            <w:tcW w:type="dxa" w:w="2351"/>
+          </w:tcPr>
+          <w:p>
+            <w:pPr>
+              <w:spacing w:before="40" w:after="40"/>
+              <w:jc w:val="center"/>
+            </w:pPr>
+            <w:r>
+              <w:rPr>
+                <w:rFonts w:ascii="Times New Roman" w:hAnsi="Times New Roman"/>
+                <w:b/>
+                <w:sz w:val="19"/>
+              </w:rPr>
+              <w:t>Deliverable Component</w:t>
+            </w:r>
+          </w:p>
+        </w:tc>
+        <w:tc>
+          <w:tcPr>
+            <w:tcW w:type="dxa" w:w="2351"/>
+          </w:tcPr>
+          <w:p>
+            <w:pPr>
+              <w:spacing w:before="40" w:after="40"/>
+              <w:jc w:val="center"/>
+            </w:pPr>
+            <w:r>
+              <w:rPr>
+                <w:rFonts w:ascii="Times New Roman" w:hAnsi="Times New Roman"/>
+                <w:b/>
+                <w:sz w:val="19"/>
+              </w:rPr>
+              <w:t>Target File Name</w:t>
+            </w:r>
+          </w:p>
+        </w:tc>
+        <w:tc>
+          <w:tcPr>
+            <w:tcW w:type="dxa" w:w="2351"/>
+          </w:tcPr>
+          <w:p>
+            <w:pPr>
+              <w:spacing w:before="40" w:after="40"/>
+              <w:jc w:val="center"/>
+            </w:pPr>
+            <w:r>
+              <w:rPr>
+                <w:rFonts w:ascii="Times New Roman" w:hAnsi="Times New Roman"/>
+                <w:b/>
+                <w:sz w:val="19"/>
+              </w:rPr>
+              <w:t>Description</w:t>
+            </w:r>
+          </w:p>
+        </w:tc>
+        <w:tc>
+          <w:tcPr>
+            <w:tcW w:type="dxa" w:w="2351"/>
+          </w:tcPr>
+          <w:p>
+            <w:pPr>
+              <w:spacing w:before="40" w:after="40"/>
+              <w:jc w:val="center"/>
+            </w:pPr>
+            <w:r>
+              <w:rPr>
+                <w:rFonts w:ascii="Times New Roman" w:hAnsi="Times New Roman"/>
+                <w:b/>
+                <w:sz w:val="19"/>
+              </w:rPr>
+              <w:t>Verification Status</w:t>
+            </w:r>
+          </w:p>
+        </w:tc>
+      </w:tr>
+      <w:tr>
+        <w:tc>
+          <w:tcPr>
+            <w:tcW w:type="dxa" w:w="2351"/>
+          </w:tcPr>
+          <w:p>
+            <w:pPr>
+              <w:spacing w:before="30" w:after="30"/>
+              <w:jc w:val="center"/>
+            </w:pPr>
+            <w:r>
+              <w:rPr>
+                <w:rFonts w:ascii="Times New Roman" w:hAnsi="Times New Roman"/>
+                <w:sz w:val="19"/>
+              </w:rPr>
+              <w:t>Phase 1 Predictions</w:t>
+            </w:r>
+          </w:p>
+        </w:tc>
+        <w:tc>
+          <w:tcPr>
+            <w:tcW w:type="dxa" w:w="2351"/>
+          </w:tcPr>
+          <w:p>
+            <w:pPr>
+              <w:spacing w:before="30" w:after="30"/>
+              <w:jc w:val="center"/>
+            </w:pPr>
+            <w:r>
+              <w:rPr>
+                <w:rFonts w:ascii="Times New Roman" w:hAnsi="Times New Roman"/>
+                <w:sz w:val="19"/>
+              </w:rPr>
+              <w:t>BT2024078_pred_var1.csv</w:t>
+            </w:r>
+          </w:p>
+        </w:tc>
+        <w:tc>
+          <w:tcPr>
+            <w:tcW w:type="dxa" w:w="2351"/>
+          </w:tcPr>
+          <w:p>
+            <w:pPr>
+              <w:spacing w:before="30" w:after="30"/>
+              <w:jc w:val="center"/>
+            </w:pPr>
+            <w:r>
+              <w:rPr>
+                <w:rFonts w:ascii="Times New Roman" w:hAnsi="Times New Roman"/>
+                <w:sz w:val="19"/>
+              </w:rPr>
+              <w:t>1000 predictions for steam turbine test data</w:t>
+            </w:r>
+          </w:p>
+        </w:tc>
+        <w:tc>
+          <w:tcPr>
+            <w:tcW w:type="dxa" w:w="2351"/>
+          </w:tcPr>
+          <w:p>
+            <w:pPr>
+              <w:spacing w:before="30" w:after="30"/>
+              <w:jc w:val="center"/>
+            </w:pPr>
+            <w:r>
+              <w:rPr>
+                <w:rFonts w:ascii="Times New Roman" w:hAnsi="Times New Roman"/>
+                <w:sz w:val="19"/>
+              </w:rPr>
+              <w:t>Verified (Shape: 1000x1, No NaNs)</w:t>
+            </w:r>
+          </w:p>
+        </w:tc>
+      </w:tr>
+      <w:tr>
+        <w:tc>
+          <w:tcPr>
+            <w:tcW w:type="dxa" w:w="2351"/>
+          </w:tcPr>
+          <w:p>
+            <w:pPr>
+              <w:spacing w:before="30" w:after="30"/>
+              <w:jc w:val="center"/>
+            </w:pPr>
+            <w:r>
+              <w:rPr>
+                <w:rFonts w:ascii="Times New Roman" w:hAnsi="Times New Roman"/>
+                <w:sz w:val="19"/>
+              </w:rPr>
+              <w:t>Phase 2 Predictions</w:t>
+            </w:r>
+          </w:p>
+        </w:tc>
+        <w:tc>
+          <w:tcPr>
+            <w:tcW w:type="dxa" w:w="2351"/>
+          </w:tcPr>
+          <w:p>
+            <w:pPr>
+              <w:spacing w:before="30" w:after="30"/>
+              <w:jc w:val="center"/>
+            </w:pPr>
+            <w:r>
+              <w:rPr>
+                <w:rFonts w:ascii="Times New Roman" w:hAnsi="Times New Roman"/>
+                <w:sz w:val="19"/>
+              </w:rPr>
+              <w:t>BT2024078_pred_var2.csv</w:t>
+            </w:r>
+          </w:p>
+        </w:tc>
+        <w:tc>
+          <w:tcPr>
+            <w:tcW w:type="dxa" w:w="2351"/>
+          </w:tcPr>
+          <w:p>
+            <w:pPr>
+              <w:spacing w:before="30" w:after="30"/>
+              <w:jc w:val="center"/>
+            </w:pPr>
+            <w:r>
+              <w:rPr>
+                <w:rFonts w:ascii="Times New Roman" w:hAnsi="Times New Roman"/>
+                <w:sz w:val="19"/>
+              </w:rPr>
+              <w:t>1000 predictions for thermal reservoir test data</w:t>
+            </w:r>
+          </w:p>
+        </w:tc>
+        <w:tc>
+          <w:tcPr>
+            <w:tcW w:type="dxa" w:w="2351"/>
+          </w:tcPr>
+          <w:p>
+            <w:pPr>
+              <w:spacing w:before="30" w:after="30"/>
+              <w:jc w:val="center"/>
+            </w:pPr>
+            <w:r>
+              <w:rPr>
+                <w:rFonts w:ascii="Times New Roman" w:hAnsi="Times New Roman"/>
+                <w:sz w:val="19"/>
+              </w:rPr>
+              <w:t>Verified (Shape: 1000x1, No NaNs)</w:t>
+            </w:r>
+          </w:p>
+        </w:tc>
+      </w:tr>
+      <w:tr>
+        <w:tc>
+          <w:tcPr>
+            <w:tcW w:type="dxa" w:w="2351"/>
+          </w:tcPr>
+          <w:p>
+            <w:pPr>
+              <w:spacing w:before="30" w:after="30"/>
+              <w:jc w:val="center"/>
+            </w:pPr>
+            <w:r>
+              <w:rPr>
+                <w:rFonts w:ascii="Times New Roman" w:hAnsi="Times New Roman"/>
+                <w:sz w:val="19"/>
+              </w:rPr>
+              <w:t>Comprehensive Report</w:t>
+            </w:r>
+          </w:p>
+        </w:tc>
+        <w:tc>
+          <w:tcPr>
+            <w:tcW w:type="dxa" w:w="2351"/>
+          </w:tcPr>
+          <w:p>
+            <w:pPr>
+              <w:spacing w:before="30" w:after="30"/>
+              <w:jc w:val="center"/>
+            </w:pPr>
+            <w:r>
+              <w:rPr>
+                <w:rFonts w:ascii="Times New Roman" w:hAnsi="Times New Roman"/>
+                <w:sz w:val="19"/>
+              </w:rPr>
+              <w:t>BT2024078_Report.docx</w:t>
+            </w:r>
+          </w:p>
+        </w:tc>
+        <w:tc>
+          <w:tcPr>
+            <w:tcW w:type="dxa" w:w="2351"/>
+          </w:tcPr>
+          <w:p>
+            <w:pPr>
+              <w:spacing w:before="30" w:after="30"/>
+              <w:jc w:val="center"/>
+            </w:pPr>
+            <w:r>
+              <w:rPr>
+                <w:rFonts w:ascii="Times New Roman" w:hAnsi="Times New Roman"/>
+                <w:sz w:val="19"/>
+              </w:rPr>
+              <w:t>Technical report detailing methodology and results</w:t>
+            </w:r>
+          </w:p>
+        </w:tc>
+        <w:tc>
+          <w:tcPr>
+            <w:tcW w:type="dxa" w:w="2351"/>
+          </w:tcPr>
+          <w:p>
+            <w:pPr>
+              <w:spacing w:before="30" w:after="30"/>
+              <w:jc w:val="center"/>
+            </w:pPr>
+            <w:r>
+              <w:rPr>
+                <w:rFonts w:ascii="Times New Roman" w:hAnsi="Times New Roman"/>
+                <w:sz w:val="19"/>
+              </w:rPr>
+              <w:t>Complete (Aangir Doshi / BT2024078)</w:t>
+            </w:r>
+          </w:p>
+        </w:tc>
+      </w:tr>
+      <w:tr>
+        <w:tc>
+          <w:tcPr>
+            <w:tcW w:type="dxa" w:w="2351"/>
+          </w:tcPr>
+          <w:p>
+            <w:pPr>
+              <w:spacing w:before="30" w:after="30"/>
+              <w:jc w:val="center"/>
+            </w:pPr>
+            <w:r>
+              <w:rPr>
+                <w:rFonts w:ascii="Times New Roman" w:hAnsi="Times New Roman"/>
+                <w:sz w:val="19"/>
+              </w:rPr>
+              <w:t>Source Code Pipeline</w:t>
+            </w:r>
+          </w:p>
+        </w:tc>
+        <w:tc>
+          <w:tcPr>
+            <w:tcW w:type="dxa" w:w="2351"/>
+          </w:tcPr>
+          <w:p>
+            <w:pPr>
+              <w:spacing w:before="30" w:after="30"/>
+              <w:jc w:val="center"/>
+            </w:pPr>
+            <w:r>
+              <w:rPr>
+                <w:rFonts w:ascii="Times New Roman" w:hAnsi="Times New Roman"/>
+                <w:sz w:val="19"/>
+              </w:rPr>
+              <w:t>polynomial_regression.py</w:t>
+            </w:r>
+          </w:p>
+        </w:tc>
+        <w:tc>
+          <w:tcPr>
+            <w:tcW w:type="dxa" w:w="2351"/>
+          </w:tcPr>
+          <w:p>
+            <w:pPr>
+              <w:spacing w:before="30" w:after="30"/>
+              <w:jc w:val="center"/>
+            </w:pPr>
+            <w:r>
+              <w:rPr>
+                <w:rFonts w:ascii="Times New Roman" w:hAnsi="Times New Roman"/>
+                <w:sz w:val="19"/>
+              </w:rPr>
+              <w:t>Complete automated modeling and export script</w:t>
+            </w:r>
+          </w:p>
+        </w:tc>
+        <w:tc>
+          <w:tcPr>
+            <w:tcW w:type="dxa" w:w="2351"/>
+          </w:tcPr>
+          <w:p>
+            <w:pPr>
+              <w:spacing w:before="30" w:after="30"/>
+              <w:jc w:val="center"/>
+            </w:pPr>
+            <w:r>
+              <w:rPr>
+                <w:rFonts w:ascii="Times New Roman" w:hAnsi="Times New Roman"/>
+                <w:sz w:val="19"/>
+              </w:rPr>
+              <w:t>Verified &amp; Reproducible</w:t>
+            </w:r>
+          </w:p>
+        </w:tc>
+      </w:tr>
+      <w:tr>
+        <w:tc>
+          <w:tcPr>
+            <w:tcW w:type="dxa" w:w="2351"/>
+          </w:tcPr>
+          <w:p>
+            <w:pPr>
+              <w:spacing w:before="30" w:after="30"/>
+              <w:jc w:val="center"/>
+            </w:pPr>
+            <w:r>
+              <w:rPr>
+                <w:rFonts w:ascii="Times New Roman" w:hAnsi="Times New Roman"/>
+                <w:sz w:val="19"/>
+              </w:rPr>
+              <w:t>GitHub Repository</w:t>
+            </w:r>
+          </w:p>
+        </w:tc>
+        <w:tc>
+          <w:tcPr>
+            <w:tcW w:type="dxa" w:w="2351"/>
+          </w:tcPr>
+          <w:p>
+            <w:pPr>
+              <w:spacing w:before="30" w:after="30"/>
+              <w:jc w:val="center"/>
+            </w:pPr>
+            <w:r>
+              <w:rPr>
+                <w:rFonts w:ascii="Times New Roman" w:hAnsi="Times New Roman"/>
+                <w:sz w:val="19"/>
+              </w:rPr>
+              <w:t>ML-Assignment-Polynomial-Regression</w:t>
+            </w:r>
+          </w:p>
+        </w:tc>
+        <w:tc>
+          <w:tcPr>
+            <w:tcW w:type="dxa" w:w="2351"/>
+          </w:tcPr>
+          <w:p>
+            <w:pPr>
+              <w:spacing w:before="30" w:after="30"/>
+              <w:jc w:val="center"/>
+            </w:pPr>
+            <w:r>
+              <w:rPr>
+                <w:rFonts w:ascii="Times New Roman" w:hAnsi="Times New Roman"/>
+                <w:sz w:val="19"/>
+              </w:rPr>
+              <w:t>Public Git repository with full version history</w:t>
+            </w:r>
+          </w:p>
+        </w:tc>
+        <w:tc>
+          <w:tcPr>
+            <w:tcW w:type="dxa" w:w="2351"/>
+          </w:tcPr>
+          <w:p>
+            <w:pPr>
+              <w:spacing w:before="30" w:after="30"/>
+              <w:jc w:val="center"/>
+            </w:pPr>
+            <w:r>
+              <w:rPr>
+                <w:rFonts w:ascii="Times New Roman" w:hAnsi="Times New Roman"/>
+                <w:sz w:val="19"/>
+              </w:rPr>
+              <w:t>Pushed &amp; Synchronized</w:t>
+            </w:r>
+          </w:p>
+        </w:tc>
+      </w:tr>
+    </w:tbl>
+    <w:p>
+      <w:pPr>
+        <w:spacing w:before="0" w:after="60"/>
+      </w:pPr>
+    </w:p>
+    <w:p>
+      <w:pPr>
+        <w:spacing w:before="80" w:after="100" w:line="276" w:lineRule="auto"/>
+        <w:jc w:val="left"/>
+      </w:pPr>
+      <w:r>
+        <w:rPr>
+          <w:rFonts w:ascii="Times New Roman" w:hAnsi="Times New Roman"/>
           <w:b w:val="0"/>
           <w:i/>
           <w:sz w:val="22"/>
         </w:rPr>
-        <w:t>Prediction files BT2024078_pred_var1.csv and BT2024078_pred_var2.csv are submitted alongside this report.</w:t>
+        <w:t>Report prepared by Aangir Doshi (Roll No: BT2024078) for Machine Learning Assignment 1.</w:t>
       </w:r>
     </w:p>
     <w:sectPr>
       <w:pgSz w:w="12240" w:h="15840"/>
-      <w:pgMar w:top="1247" w:right="1587" w:bottom="1134" w:left="1587" w:header="720" w:footer="720" w:gutter="0"/>
+      <w:pgMar w:top="1247" w:right="1417" w:bottom="1247" w:left="1417" w:header="720" w:footer="720" w:gutter="0"/>
       <w:cols w:space="720"/>
       <w:docGrid w:linePitch="360"/>
     </w:sectPr>

--- a/BT2024078_Report.docx
+++ b/BT2024078_Report.docx
@@ -4,43 +4,43 @@
   <w:body>
     <w:p>
       <w:pPr>
-        <w:spacing w:before="0" w:after="60"/>
+        <w:spacing w:before="0" w:after="40"/>
         <w:jc w:val="center"/>
       </w:pPr>
       <w:r>
         <w:rPr>
           <w:rFonts w:ascii="Times New Roman" w:hAnsi="Times New Roman"/>
           <w:b/>
-          <w:sz w:val="31"/>
+          <w:sz w:val="30"/>
         </w:rPr>
-        <w:t>Polynomial Regression for Geothermal Energy Optimization</w:t>
+        <w:t>Polynomial Regression for Geothermal Plant Optimization</w:t>
       </w:r>
     </w:p>
     <w:p>
       <w:pPr>
-        <w:spacing w:before="0" w:after="100"/>
+        <w:spacing w:before="0" w:after="80"/>
         <w:jc w:val="center"/>
       </w:pPr>
       <w:r>
         <w:rPr>
           <w:rFonts w:ascii="Times New Roman" w:hAnsi="Times New Roman"/>
-          <w:sz w:val="21"/>
+          <w:sz w:val="20"/>
         </w:rPr>
         <w:t>Course: Machine Learning (CS F464)   |   Student: Aangir Doshi   |   Roll Number: BT2024078</w:t>
       </w:r>
     </w:p>
     <w:p>
       <w:pPr>
-        <w:spacing w:before="0" w:after="140"/>
+        <w:spacing w:before="0" w:after="120"/>
         <w:pBdr>
-          <w:bottom w:val="single" w:sz="6" w:space="1" w:color="777777"/>
+          <w:bottom w:val="single" w:sz="6" w:space="1" w:color="888888"/>
         </w:pBdr>
       </w:pPr>
     </w:p>
     <w:p>
       <w:pPr>
         <w:pStyle w:val="Heading1"/>
-        <w:spacing w:before="180" w:after="80"/>
+        <w:spacing w:before="140" w:after="60"/>
         <w:jc w:val="left"/>
       </w:pPr>
       <w:r>
@@ -48,14 +48,14 @@
           <w:rFonts w:ascii="Times New Roman" w:hAnsi="Times New Roman"/>
           <w:b/>
           <w:color w:val="000000"/>
-          <w:sz w:val="26"/>
+          <w:sz w:val="24"/>
         </w:rPr>
         <w:t>1. Introduction &amp; Problem Statement</w:t>
       </w:r>
     </w:p>
     <w:p>
       <w:pPr>
-        <w:spacing w:before="40" w:after="100" w:line="276" w:lineRule="auto"/>
+        <w:spacing w:before="20" w:after="80" w:line="276" w:lineRule="auto"/>
         <w:jc w:val="left"/>
       </w:pPr>
       <w:r>
@@ -63,14 +63,14 @@
           <w:rFonts w:ascii="Times New Roman" w:hAnsi="Times New Roman"/>
           <w:b w:val="0"/>
           <w:i w:val="0"/>
-          <w:sz w:val="22"/>
+          <w:sz w:val="21"/>
         </w:rPr>
-        <w:t>In this assignment, I developed polynomial regression models to address two distinct engineering challenges framed within a geothermal power plant expansion project. The objective is to predict a continuous target variable y accurately from multi-dimensional input parameters, relying solely on polynomial regression formulations without moving into black-box non-linear models. Both datasets were personalized to my roll number (BT2024078), meaning the underlying physical coefficients, functional complexity, and optimal polynomial degrees are unique to my data.</w:t>
+        <w:t>In this assignment, I built polynomial regression models for two distinct engineering challenges in a geothermal power plant expansion project. The objective is to accurately predict continuous target variables y on hidden test datasets using only polynomial regression formulations. The datasets were individually generated for roll number BT2024078, meaning the functional relationships and optimal polynomial degrees are specific to my data.</w:t>
       </w:r>
     </w:p>
     <w:p>
       <w:pPr>
-        <w:spacing w:before="40" w:after="100" w:line="276" w:lineRule="auto"/>
+        <w:spacing w:before="20" w:after="80" w:line="276" w:lineRule="auto"/>
         <w:jc w:val="left"/>
       </w:pPr>
       <w:r>
@@ -78,15 +78,15 @@
           <w:rFonts w:ascii="Times New Roman" w:hAnsi="Times New Roman"/>
           <w:b w:val="0"/>
           <w:i w:val="0"/>
-          <w:sz w:val="22"/>
+          <w:sz w:val="21"/>
         </w:rPr>
-        <w:t>The project consists of two distinct phases: Phase 1 (var1) represents surface energy facility optimization, specifically predicting the Net Power Score of a multi-stage steam turbine from six operational parameters (x1 through x6). Phase 2 (var2) focuses on subsurface exploration, predicting a Thermal Anomaly Score from 3D spatial coordinates (x1, x2, x3) to determine high-yield geothermal drilling targets. While Phase 1 is a moderately dimensional engineering response surface, Phase 2 is a physical spatial field problem where temperature anomalies form smooth 3D plumes.</w:t>
+        <w:t>Phase 1 (Var1) focuses on surface steam turbine optimization. It requires predicting the Net Power Score from six turbine calibration parameters (x1 through x6, representing valve adjustments, coolant flow, blade pitch, and pressures). Phase 2 (Var2) addresses subterranean thermal mapping, predicting a Thermal Anomaly Score from 3D sensor coordinates (x1: East-West, x2: North-South, x3: Depth) to locate optimal drilling sites for high-yield extraction wells.</w:t>
       </w:r>
     </w:p>
     <w:p>
       <w:pPr>
         <w:pStyle w:val="Heading1"/>
-        <w:spacing w:before="180" w:after="80"/>
+        <w:spacing w:before="140" w:after="60"/>
         <w:jc w:val="left"/>
       </w:pPr>
       <w:r>
@@ -94,14 +94,14 @@
           <w:rFonts w:ascii="Times New Roman" w:hAnsi="Times New Roman"/>
           <w:b/>
           <w:color w:val="000000"/>
-          <w:sz w:val="26"/>
+          <w:sz w:val="24"/>
         </w:rPr>
         <w:t>2. Exploratory Data Analysis &amp; Observations</w:t>
       </w:r>
     </w:p>
     <w:p>
       <w:pPr>
-        <w:spacing w:before="40" w:after="100" w:line="276" w:lineRule="auto"/>
+        <w:spacing w:before="20" w:after="80" w:line="276" w:lineRule="auto"/>
         <w:jc w:val="left"/>
       </w:pPr>
       <w:r>
@@ -109,14 +109,14 @@
           <w:rFonts w:ascii="Times New Roman" w:hAnsi="Times New Roman"/>
           <w:b w:val="0"/>
           <w:i w:val="0"/>
-          <w:sz w:val="22"/>
+          <w:sz w:val="21"/>
         </w:rPr>
-        <w:t>Before fitting any polynomial models, I carried out an exploratory inspection of both training and test datasets to understand feature scales, sample distributions, and potential anomalies. A few key structural characteristics were identified immediately:</w:t>
+        <w:t>Before fitting any models, I checked both datasets for anomalies, missing values, and scale issues. Two main observations stood out:</w:t>
       </w:r>
     </w:p>
     <w:p>
       <w:pPr>
-        <w:spacing w:before="40" w:after="100" w:line="276" w:lineRule="auto"/>
+        <w:spacing w:before="20" w:after="80" w:line="276" w:lineRule="auto"/>
         <w:jc w:val="left"/>
       </w:pPr>
       <w:r>
@@ -124,14 +124,14 @@
           <w:rFonts w:ascii="Times New Roman" w:hAnsi="Times New Roman"/>
           <w:b w:val="0"/>
           <w:i w:val="0"/>
-          <w:sz w:val="22"/>
+          <w:sz w:val="21"/>
         </w:rPr>
-        <w:t>First, neither dataset contained any missing values or unrecorded entries, and both feature matrices had already been pre-scaled to the bounded domain [-1, 1]. In polynomial regression, this is an important advantage. When features have disparate original units, computing powers such as x^5 or cross-products can cause severe numerical instability and massive disparity across feature columns. Because the inputs were already centered and bounded in [-1, 1], high-order powers naturally stay bounded in [-1, 1], eliminating the risk of floating-point overflow or extreme feature imbalance.</w:t>
+        <w:t>First, both datasets were completely clean with zero missing entries. Crucially, all input features were already pre-scaled to [-1, 1]. This bounded range is ideal for polynomial regression: computing high powers (e.g., x^5 or x^12) of numbers bounded in [-1, 1] naturally keeps monomial values within [-1, 1], preventing numerical overflow and severe feature magnitude imbalances without extra scaling.</w:t>
       </w:r>
     </w:p>
     <w:p>
       <w:pPr>
-        <w:spacing w:before="40" w:after="100" w:line="276" w:lineRule="auto"/>
+        <w:spacing w:before="20" w:after="80" w:line="276" w:lineRule="auto"/>
         <w:jc w:val="left"/>
       </w:pPr>
       <w:r>
@@ -139,9 +139,9 @@
           <w:rFonts w:ascii="Times New Roman" w:hAnsi="Times New Roman"/>
           <w:b w:val="0"/>
           <w:i w:val="0"/>
-          <w:sz w:val="22"/>
+          <w:sz w:val="21"/>
         </w:rPr>
-        <w:t>Second, looking at the target distributions revealed notable differences between the two problems. For Var1, the Net Power Score spans from -9.80 to +11.99 with a mean of 0.76 and a standard deviation of 3.21. The target skewness is essentially zero (0.04), indicating a balanced, near-Gaussian bell curve. For Var2, the Thermal Anomaly Score spans a substantially wider dynamic range, from -29.82 to +39.30, with a mean of 1.81, standard deviation of 7.27, and moderate positive skewness (0.65). Because this skewness reflects physical thermal hot spots rather than measurement noise or sensor defects, I opted against applying non-linear target transformations, allowing the polynomial basis to fit the raw physical response directly.</w:t>
+        <w:t>Second, the target distributions differ between the two problems. Var1 has a narrow target range (-9.80 to +11.99, mean 0.76, std 3.21) with near-zero skewness (0.04), indicating a symmetric distribution. Var2 exhibits a much wider range (-29.82 to +39.30, mean 1.81, std 7.27) and a mild positive skew (0.65), reflecting localized thermal hot spots in the 3D survey volume. Because the skew is physical rather than an artifact, I kept the raw target values directly.</w:t>
       </w:r>
     </w:p>
     <w:tbl>
@@ -150,27 +150,34 @@
         <w:tblW w:type="auto" w:w="0"/>
         <w:jc w:val="center"/>
         <w:tblLook w:firstColumn="1" w:firstRow="1" w:lastColumn="0" w:lastRow="0" w:noHBand="0" w:noVBand="1" w:val="04A0"/>
+        <w:tblCellMar>
+          <w:top w:w="60" w:type="dxa"/>
+          <w:bottom w:w="60" w:type="dxa"/>
+          <w:left w:w="100" w:type="dxa"/>
+          <w:right w:w="100" w:type="dxa"/>
+        </w:tblCellMar>
       </w:tblPr>
       <w:tblGrid>
-        <w:gridCol w:w="3135"/>
-        <w:gridCol w:w="3135"/>
-        <w:gridCol w:w="3135"/>
+        <w:gridCol w:w="3173"/>
+        <w:gridCol w:w="3173"/>
+        <w:gridCol w:w="3173"/>
       </w:tblGrid>
       <w:tr>
         <w:tc>
           <w:tcPr>
-            <w:tcW w:type="dxa" w:w="3135"/>
+            <w:tcW w:type="dxa" w:w="3173"/>
+            <w:vAlign w:val="center"/>
           </w:tcPr>
           <w:p>
             <w:pPr>
-              <w:spacing w:before="40" w:after="40"/>
+              <w:spacing w:before="20" w:after="20"/>
               <w:jc w:val="center"/>
             </w:pPr>
             <w:r>
               <w:rPr>
                 <w:rFonts w:ascii="Times New Roman" w:hAnsi="Times New Roman"/>
                 <w:b/>
-                <w:sz w:val="19"/>
+                <w:sz w:val="18"/>
               </w:rPr>
               <w:t>Dataset Property</w:t>
             </w:r>
@@ -178,18 +185,19 @@
         </w:tc>
         <w:tc>
           <w:tcPr>
-            <w:tcW w:type="dxa" w:w="3135"/>
+            <w:tcW w:type="dxa" w:w="3173"/>
+            <w:vAlign w:val="center"/>
           </w:tcPr>
           <w:p>
             <w:pPr>
-              <w:spacing w:before="40" w:after="40"/>
+              <w:spacing w:before="20" w:after="20"/>
               <w:jc w:val="center"/>
             </w:pPr>
             <w:r>
               <w:rPr>
                 <w:rFonts w:ascii="Times New Roman" w:hAnsi="Times New Roman"/>
                 <w:b/>
-                <w:sz w:val="19"/>
+                <w:sz w:val="18"/>
               </w:rPr>
               <w:t>Var1 (Steam Turbine)</w:t>
             </w:r>
@@ -197,18 +205,19 @@
         </w:tc>
         <w:tc>
           <w:tcPr>
-            <w:tcW w:type="dxa" w:w="3135"/>
+            <w:tcW w:type="dxa" w:w="3173"/>
+            <w:vAlign w:val="center"/>
           </w:tcPr>
           <w:p>
             <w:pPr>
-              <w:spacing w:before="40" w:after="40"/>
+              <w:spacing w:before="20" w:after="20"/>
               <w:jc w:val="center"/>
             </w:pPr>
             <w:r>
               <w:rPr>
                 <w:rFonts w:ascii="Times New Roman" w:hAnsi="Times New Roman"/>
                 <w:b/>
-                <w:sz w:val="19"/>
+                <w:sz w:val="18"/>
               </w:rPr>
               <w:t>Var2 (Thermal Reservoir)</w:t>
             </w:r>
@@ -218,17 +227,18 @@
       <w:tr>
         <w:tc>
           <w:tcPr>
-            <w:tcW w:type="dxa" w:w="3135"/>
+            <w:tcW w:type="dxa" w:w="3173"/>
+            <w:vAlign w:val="center"/>
           </w:tcPr>
           <w:p>
             <w:pPr>
-              <w:spacing w:before="30" w:after="30"/>
-              <w:jc w:val="center"/>
+              <w:spacing w:before="20" w:after="20"/>
+              <w:jc w:val="left"/>
             </w:pPr>
             <w:r>
               <w:rPr>
                 <w:rFonts w:ascii="Times New Roman" w:hAnsi="Times New Roman"/>
-                <w:sz w:val="19"/>
+                <w:sz w:val="18"/>
               </w:rPr>
               <w:t>Input Features</w:t>
             </w:r>
@@ -236,17 +246,18 @@
         </w:tc>
         <w:tc>
           <w:tcPr>
-            <w:tcW w:type="dxa" w:w="3135"/>
+            <w:tcW w:type="dxa" w:w="3173"/>
+            <w:vAlign w:val="center"/>
           </w:tcPr>
           <w:p>
             <w:pPr>
-              <w:spacing w:before="30" w:after="30"/>
+              <w:spacing w:before="20" w:after="20"/>
               <w:jc w:val="center"/>
             </w:pPr>
             <w:r>
               <w:rPr>
                 <w:rFonts w:ascii="Times New Roman" w:hAnsi="Times New Roman"/>
-                <w:sz w:val="19"/>
+                <w:sz w:val="18"/>
               </w:rPr>
               <w:t>6  (x1 to x6)</w:t>
             </w:r>
@@ -254,17 +265,18 @@
         </w:tc>
         <w:tc>
           <w:tcPr>
-            <w:tcW w:type="dxa" w:w="3135"/>
+            <w:tcW w:type="dxa" w:w="3173"/>
+            <w:vAlign w:val="center"/>
           </w:tcPr>
           <w:p>
             <w:pPr>
-              <w:spacing w:before="30" w:after="30"/>
+              <w:spacing w:before="20" w:after="20"/>
               <w:jc w:val="center"/>
             </w:pPr>
             <w:r>
               <w:rPr>
                 <w:rFonts w:ascii="Times New Roman" w:hAnsi="Times New Roman"/>
-                <w:sz w:val="19"/>
+                <w:sz w:val="18"/>
               </w:rPr>
               <w:t>3  (x1, x2, x3)</w:t>
             </w:r>
@@ -274,17 +286,18 @@
       <w:tr>
         <w:tc>
           <w:tcPr>
-            <w:tcW w:type="dxa" w:w="3135"/>
+            <w:tcW w:type="dxa" w:w="3173"/>
+            <w:vAlign w:val="center"/>
           </w:tcPr>
           <w:p>
             <w:pPr>
-              <w:spacing w:before="30" w:after="30"/>
-              <w:jc w:val="center"/>
+              <w:spacing w:before="20" w:after="20"/>
+              <w:jc w:val="left"/>
             </w:pPr>
             <w:r>
               <w:rPr>
                 <w:rFonts w:ascii="Times New Roman" w:hAnsi="Times New Roman"/>
-                <w:sz w:val="19"/>
+                <w:sz w:val="18"/>
               </w:rPr>
               <w:t>Training Samples</w:t>
             </w:r>
@@ -292,17 +305,18 @@
         </w:tc>
         <w:tc>
           <w:tcPr>
-            <w:tcW w:type="dxa" w:w="3135"/>
+            <w:tcW w:type="dxa" w:w="3173"/>
+            <w:vAlign w:val="center"/>
           </w:tcPr>
           <w:p>
             <w:pPr>
-              <w:spacing w:before="30" w:after="30"/>
+              <w:spacing w:before="20" w:after="20"/>
               <w:jc w:val="center"/>
             </w:pPr>
             <w:r>
               <w:rPr>
                 <w:rFonts w:ascii="Times New Roman" w:hAnsi="Times New Roman"/>
-                <w:sz w:val="19"/>
+                <w:sz w:val="18"/>
               </w:rPr>
               <w:t>1000</w:t>
             </w:r>
@@ -310,17 +324,18 @@
         </w:tc>
         <w:tc>
           <w:tcPr>
-            <w:tcW w:type="dxa" w:w="3135"/>
+            <w:tcW w:type="dxa" w:w="3173"/>
+            <w:vAlign w:val="center"/>
           </w:tcPr>
           <w:p>
             <w:pPr>
-              <w:spacing w:before="30" w:after="30"/>
+              <w:spacing w:before="20" w:after="20"/>
               <w:jc w:val="center"/>
             </w:pPr>
             <w:r>
               <w:rPr>
                 <w:rFonts w:ascii="Times New Roman" w:hAnsi="Times New Roman"/>
-                <w:sz w:val="19"/>
+                <w:sz w:val="18"/>
               </w:rPr>
               <w:t>1000</w:t>
             </w:r>
@@ -330,17 +345,18 @@
       <w:tr>
         <w:tc>
           <w:tcPr>
-            <w:tcW w:type="dxa" w:w="3135"/>
+            <w:tcW w:type="dxa" w:w="3173"/>
+            <w:vAlign w:val="center"/>
           </w:tcPr>
           <w:p>
             <w:pPr>
-              <w:spacing w:before="30" w:after="30"/>
-              <w:jc w:val="center"/>
+              <w:spacing w:before="20" w:after="20"/>
+              <w:jc w:val="left"/>
             </w:pPr>
             <w:r>
               <w:rPr>
                 <w:rFonts w:ascii="Times New Roman" w:hAnsi="Times New Roman"/>
-                <w:sz w:val="19"/>
+                <w:sz w:val="18"/>
               </w:rPr>
               <w:t>Test Samples (to predict)</w:t>
             </w:r>
@@ -348,17 +364,18 @@
         </w:tc>
         <w:tc>
           <w:tcPr>
-            <w:tcW w:type="dxa" w:w="3135"/>
+            <w:tcW w:type="dxa" w:w="3173"/>
+            <w:vAlign w:val="center"/>
           </w:tcPr>
           <w:p>
             <w:pPr>
-              <w:spacing w:before="30" w:after="30"/>
+              <w:spacing w:before="20" w:after="20"/>
               <w:jc w:val="center"/>
             </w:pPr>
             <w:r>
               <w:rPr>
                 <w:rFonts w:ascii="Times New Roman" w:hAnsi="Times New Roman"/>
-                <w:sz w:val="19"/>
+                <w:sz w:val="18"/>
               </w:rPr>
               <w:t>1000</w:t>
             </w:r>
@@ -366,17 +383,18 @@
         </w:tc>
         <w:tc>
           <w:tcPr>
-            <w:tcW w:type="dxa" w:w="3135"/>
+            <w:tcW w:type="dxa" w:w="3173"/>
+            <w:vAlign w:val="center"/>
           </w:tcPr>
           <w:p>
             <w:pPr>
-              <w:spacing w:before="30" w:after="30"/>
+              <w:spacing w:before="20" w:after="20"/>
               <w:jc w:val="center"/>
             </w:pPr>
             <w:r>
               <w:rPr>
                 <w:rFonts w:ascii="Times New Roman" w:hAnsi="Times New Roman"/>
-                <w:sz w:val="19"/>
+                <w:sz w:val="18"/>
               </w:rPr>
               <w:t>1000</w:t>
             </w:r>
@@ -386,17 +404,18 @@
       <w:tr>
         <w:tc>
           <w:tcPr>
-            <w:tcW w:type="dxa" w:w="3135"/>
+            <w:tcW w:type="dxa" w:w="3173"/>
+            <w:vAlign w:val="center"/>
           </w:tcPr>
           <w:p>
             <w:pPr>
-              <w:spacing w:before="30" w:after="30"/>
-              <w:jc w:val="center"/>
+              <w:spacing w:before="20" w:after="20"/>
+              <w:jc w:val="left"/>
             </w:pPr>
             <w:r>
               <w:rPr>
                 <w:rFonts w:ascii="Times New Roman" w:hAnsi="Times New Roman"/>
-                <w:sz w:val="19"/>
+                <w:sz w:val="18"/>
               </w:rPr>
               <w:t>Feature Bounding Domain</w:t>
             </w:r>
@@ -404,17 +423,18 @@
         </w:tc>
         <w:tc>
           <w:tcPr>
-            <w:tcW w:type="dxa" w:w="3135"/>
+            <w:tcW w:type="dxa" w:w="3173"/>
+            <w:vAlign w:val="center"/>
           </w:tcPr>
           <w:p>
             <w:pPr>
-              <w:spacing w:before="30" w:after="30"/>
+              <w:spacing w:before="20" w:after="20"/>
               <w:jc w:val="center"/>
             </w:pPr>
             <w:r>
               <w:rPr>
                 <w:rFonts w:ascii="Times New Roman" w:hAnsi="Times New Roman"/>
-                <w:sz w:val="19"/>
+                <w:sz w:val="18"/>
               </w:rPr>
               <w:t>[-1.0, 1.0]</w:t>
             </w:r>
@@ -422,17 +442,18 @@
         </w:tc>
         <w:tc>
           <w:tcPr>
-            <w:tcW w:type="dxa" w:w="3135"/>
+            <w:tcW w:type="dxa" w:w="3173"/>
+            <w:vAlign w:val="center"/>
           </w:tcPr>
           <w:p>
             <w:pPr>
-              <w:spacing w:before="30" w:after="30"/>
+              <w:spacing w:before="20" w:after="20"/>
               <w:jc w:val="center"/>
             </w:pPr>
             <w:r>
               <w:rPr>
                 <w:rFonts w:ascii="Times New Roman" w:hAnsi="Times New Roman"/>
-                <w:sz w:val="19"/>
+                <w:sz w:val="18"/>
               </w:rPr>
               <w:t>[-1.0, 1.0]</w:t>
             </w:r>
@@ -442,35 +463,37 @@
       <w:tr>
         <w:tc>
           <w:tcPr>
-            <w:tcW w:type="dxa" w:w="3135"/>
+            <w:tcW w:type="dxa" w:w="3173"/>
+            <w:vAlign w:val="center"/>
           </w:tcPr>
           <w:p>
             <w:pPr>
-              <w:spacing w:before="30" w:after="30"/>
+              <w:spacing w:before="20" w:after="20"/>
+              <w:jc w:val="left"/>
+            </w:pPr>
+            <w:r>
+              <w:rPr>
+                <w:rFonts w:ascii="Times New Roman" w:hAnsi="Times New Roman"/>
+                <w:sz w:val="18"/>
+              </w:rPr>
+              <w:t>Target Min / Max</w:t>
+            </w:r>
+          </w:p>
+        </w:tc>
+        <w:tc>
+          <w:tcPr>
+            <w:tcW w:type="dxa" w:w="3173"/>
+            <w:vAlign w:val="center"/>
+          </w:tcPr>
+          <w:p>
+            <w:pPr>
+              <w:spacing w:before="20" w:after="20"/>
               <w:jc w:val="center"/>
             </w:pPr>
             <w:r>
               <w:rPr>
                 <w:rFonts w:ascii="Times New Roman" w:hAnsi="Times New Roman"/>
-                <w:sz w:val="19"/>
-              </w:rPr>
-              <w:t>Target Minimum / Maximum</w:t>
-            </w:r>
-          </w:p>
-        </w:tc>
-        <w:tc>
-          <w:tcPr>
-            <w:tcW w:type="dxa" w:w="3135"/>
-          </w:tcPr>
-          <w:p>
-            <w:pPr>
-              <w:spacing w:before="30" w:after="30"/>
-              <w:jc w:val="center"/>
-            </w:pPr>
-            <w:r>
-              <w:rPr>
-                <w:rFonts w:ascii="Times New Roman" w:hAnsi="Times New Roman"/>
-                <w:sz w:val="19"/>
+                <w:sz w:val="18"/>
               </w:rPr>
               <w:t>-9.80 / +11.99</w:t>
             </w:r>
@@ -478,17 +501,18 @@
         </w:tc>
         <w:tc>
           <w:tcPr>
-            <w:tcW w:type="dxa" w:w="3135"/>
+            <w:tcW w:type="dxa" w:w="3173"/>
+            <w:vAlign w:val="center"/>
           </w:tcPr>
           <w:p>
             <w:pPr>
-              <w:spacing w:before="30" w:after="30"/>
+              <w:spacing w:before="20" w:after="20"/>
               <w:jc w:val="center"/>
             </w:pPr>
             <w:r>
               <w:rPr>
                 <w:rFonts w:ascii="Times New Roman" w:hAnsi="Times New Roman"/>
-                <w:sz w:val="19"/>
+                <w:sz w:val="18"/>
               </w:rPr>
               <w:t>-29.82 / +39.30</w:t>
             </w:r>
@@ -498,55 +522,58 @@
       <w:tr>
         <w:tc>
           <w:tcPr>
-            <w:tcW w:type="dxa" w:w="3135"/>
+            <w:tcW w:type="dxa" w:w="3173"/>
+            <w:vAlign w:val="center"/>
           </w:tcPr>
           <w:p>
             <w:pPr>
-              <w:spacing w:before="30" w:after="30"/>
+              <w:spacing w:before="20" w:after="20"/>
+              <w:jc w:val="left"/>
+            </w:pPr>
+            <w:r>
+              <w:rPr>
+                <w:rFonts w:ascii="Times New Roman" w:hAnsi="Times New Roman"/>
+                <w:sz w:val="18"/>
+              </w:rPr>
+              <w:t>Target Mean / Std</w:t>
+            </w:r>
+          </w:p>
+        </w:tc>
+        <w:tc>
+          <w:tcPr>
+            <w:tcW w:type="dxa" w:w="3173"/>
+            <w:vAlign w:val="center"/>
+          </w:tcPr>
+          <w:p>
+            <w:pPr>
+              <w:spacing w:before="20" w:after="20"/>
               <w:jc w:val="center"/>
             </w:pPr>
             <w:r>
               <w:rPr>
                 <w:rFonts w:ascii="Times New Roman" w:hAnsi="Times New Roman"/>
-                <w:sz w:val="19"/>
+                <w:sz w:val="18"/>
               </w:rPr>
-              <w:t>Target Mean Value</w:t>
+              <w:t>0.76 / 3.21</w:t>
             </w:r>
           </w:p>
         </w:tc>
         <w:tc>
           <w:tcPr>
-            <w:tcW w:type="dxa" w:w="3135"/>
+            <w:tcW w:type="dxa" w:w="3173"/>
+            <w:vAlign w:val="center"/>
           </w:tcPr>
           <w:p>
             <w:pPr>
-              <w:spacing w:before="30" w:after="30"/>
+              <w:spacing w:before="20" w:after="20"/>
               <w:jc w:val="center"/>
             </w:pPr>
             <w:r>
               <w:rPr>
                 <w:rFonts w:ascii="Times New Roman" w:hAnsi="Times New Roman"/>
-                <w:sz w:val="19"/>
+                <w:sz w:val="18"/>
               </w:rPr>
-              <w:t>0.76</w:t>
-            </w:r>
-          </w:p>
-        </w:tc>
-        <w:tc>
-          <w:tcPr>
-            <w:tcW w:type="dxa" w:w="3135"/>
-          </w:tcPr>
-          <w:p>
-            <w:pPr>
-              <w:spacing w:before="30" w:after="30"/>
-              <w:jc w:val="center"/>
-            </w:pPr>
-            <w:r>
-              <w:rPr>
-                <w:rFonts w:ascii="Times New Roman" w:hAnsi="Times New Roman"/>
-                <w:sz w:val="19"/>
-              </w:rPr>
-              <w:t>1.81</w:t>
+              <w:t>1.81 / 7.27</w:t>
             </w:r>
           </w:p>
         </w:tc>
@@ -554,167 +581,58 @@
       <w:tr>
         <w:tc>
           <w:tcPr>
-            <w:tcW w:type="dxa" w:w="3135"/>
+            <w:tcW w:type="dxa" w:w="3173"/>
+            <w:vAlign w:val="center"/>
           </w:tcPr>
           <w:p>
             <w:pPr>
-              <w:spacing w:before="30" w:after="30"/>
+              <w:spacing w:before="20" w:after="20"/>
+              <w:jc w:val="left"/>
+            </w:pPr>
+            <w:r>
+              <w:rPr>
+                <w:rFonts w:ascii="Times New Roman" w:hAnsi="Times New Roman"/>
+                <w:sz w:val="18"/>
+              </w:rPr>
+              <w:t>Missing Values</w:t>
+            </w:r>
+          </w:p>
+        </w:tc>
+        <w:tc>
+          <w:tcPr>
+            <w:tcW w:type="dxa" w:w="3173"/>
+            <w:vAlign w:val="center"/>
+          </w:tcPr>
+          <w:p>
+            <w:pPr>
+              <w:spacing w:before="20" w:after="20"/>
               <w:jc w:val="center"/>
             </w:pPr>
             <w:r>
               <w:rPr>
                 <w:rFonts w:ascii="Times New Roman" w:hAnsi="Times New Roman"/>
-                <w:sz w:val="19"/>
+                <w:sz w:val="18"/>
               </w:rPr>
-              <w:t>Target Standard Deviation</w:t>
+              <w:t>0 (None)</w:t>
             </w:r>
           </w:p>
         </w:tc>
         <w:tc>
           <w:tcPr>
-            <w:tcW w:type="dxa" w:w="3135"/>
+            <w:tcW w:type="dxa" w:w="3173"/>
+            <w:vAlign w:val="center"/>
           </w:tcPr>
           <w:p>
             <w:pPr>
-              <w:spacing w:before="30" w:after="30"/>
+              <w:spacing w:before="20" w:after="20"/>
               <w:jc w:val="center"/>
             </w:pPr>
             <w:r>
               <w:rPr>
                 <w:rFonts w:ascii="Times New Roman" w:hAnsi="Times New Roman"/>
-                <w:sz w:val="19"/>
+                <w:sz w:val="18"/>
               </w:rPr>
-              <w:t>3.21</w:t>
-            </w:r>
-          </w:p>
-        </w:tc>
-        <w:tc>
-          <w:tcPr>
-            <w:tcW w:type="dxa" w:w="3135"/>
-          </w:tcPr>
-          <w:p>
-            <w:pPr>
-              <w:spacing w:before="30" w:after="30"/>
-              <w:jc w:val="center"/>
-            </w:pPr>
-            <w:r>
-              <w:rPr>
-                <w:rFonts w:ascii="Times New Roman" w:hAnsi="Times New Roman"/>
-                <w:sz w:val="19"/>
-              </w:rPr>
-              <w:t>7.27</w:t>
-            </w:r>
-          </w:p>
-        </w:tc>
-      </w:tr>
-      <w:tr>
-        <w:tc>
-          <w:tcPr>
-            <w:tcW w:type="dxa" w:w="3135"/>
-          </w:tcPr>
-          <w:p>
-            <w:pPr>
-              <w:spacing w:before="30" w:after="30"/>
-              <w:jc w:val="center"/>
-            </w:pPr>
-            <w:r>
-              <w:rPr>
-                <w:rFonts w:ascii="Times New Roman" w:hAnsi="Times New Roman"/>
-                <w:sz w:val="19"/>
-              </w:rPr>
-              <w:t>Target Distribution Skewness</w:t>
-            </w:r>
-          </w:p>
-        </w:tc>
-        <w:tc>
-          <w:tcPr>
-            <w:tcW w:type="dxa" w:w="3135"/>
-          </w:tcPr>
-          <w:p>
-            <w:pPr>
-              <w:spacing w:before="30" w:after="30"/>
-              <w:jc w:val="center"/>
-            </w:pPr>
-            <w:r>
-              <w:rPr>
-                <w:rFonts w:ascii="Times New Roman" w:hAnsi="Times New Roman"/>
-                <w:sz w:val="19"/>
-              </w:rPr>
-              <w:t>0.04 (Symmetric)</w:t>
-            </w:r>
-          </w:p>
-        </w:tc>
-        <w:tc>
-          <w:tcPr>
-            <w:tcW w:type="dxa" w:w="3135"/>
-          </w:tcPr>
-          <w:p>
-            <w:pPr>
-              <w:spacing w:before="30" w:after="30"/>
-              <w:jc w:val="center"/>
-            </w:pPr>
-            <w:r>
-              <w:rPr>
-                <w:rFonts w:ascii="Times New Roman" w:hAnsi="Times New Roman"/>
-                <w:sz w:val="19"/>
-              </w:rPr>
-              <w:t>0.65 (Moderate Right)</w:t>
-            </w:r>
-          </w:p>
-        </w:tc>
-      </w:tr>
-      <w:tr>
-        <w:tc>
-          <w:tcPr>
-            <w:tcW w:type="dxa" w:w="3135"/>
-          </w:tcPr>
-          <w:p>
-            <w:pPr>
-              <w:spacing w:before="30" w:after="30"/>
-              <w:jc w:val="center"/>
-            </w:pPr>
-            <w:r>
-              <w:rPr>
-                <w:rFonts w:ascii="Times New Roman" w:hAnsi="Times New Roman"/>
-                <w:sz w:val="19"/>
-              </w:rPr>
-              <w:t>Missing Values / Outliers</w:t>
-            </w:r>
-          </w:p>
-        </w:tc>
-        <w:tc>
-          <w:tcPr>
-            <w:tcW w:type="dxa" w:w="3135"/>
-          </w:tcPr>
-          <w:p>
-            <w:pPr>
-              <w:spacing w:before="30" w:after="30"/>
-              <w:jc w:val="center"/>
-            </w:pPr>
-            <w:r>
-              <w:rPr>
-                <w:rFonts w:ascii="Times New Roman" w:hAnsi="Times New Roman"/>
-                <w:sz w:val="19"/>
-              </w:rPr>
-              <w:t>None (100% Complete)</w:t>
-            </w:r>
-          </w:p>
-        </w:tc>
-        <w:tc>
-          <w:tcPr>
-            <w:tcW w:type="dxa" w:w="3135"/>
-          </w:tcPr>
-          <w:p>
-            <w:pPr>
-              <w:spacing w:before="30" w:after="30"/>
-              <w:jc w:val="center"/>
-            </w:pPr>
-            <w:r>
-              <w:rPr>
-                <w:rFonts w:ascii="Times New Roman" w:hAnsi="Times New Roman"/>
-                <w:sz w:val="19"/>
-              </w:rPr>
-              <w:t>None (100% Complete)</w:t>
+              <w:t>0 (None)</w:t>
             </w:r>
           </w:p>
         </w:tc>
@@ -726,9 +644,14 @@
       </w:pPr>
     </w:p>
     <w:p>
+      <w:r>
+        <w:br w:type="page"/>
+      </w:r>
+    </w:p>
+    <w:p>
       <w:pPr>
         <w:pStyle w:val="Heading1"/>
-        <w:spacing w:before="180" w:after="80"/>
+        <w:spacing w:before="140" w:after="60"/>
         <w:jc w:val="left"/>
       </w:pPr>
       <w:r>
@@ -736,7 +659,7 @@
           <w:rFonts w:ascii="Times New Roman" w:hAnsi="Times New Roman"/>
           <w:b/>
           <w:color w:val="000000"/>
-          <w:sz w:val="26"/>
+          <w:sz w:val="24"/>
         </w:rPr>
         <w:t>3. Methodology &amp; Regularization Strategy</w:t>
       </w:r>
@@ -744,7 +667,7 @@
     <w:p>
       <w:pPr>
         <w:pStyle w:val="Heading2"/>
-        <w:spacing w:before="120" w:after="60"/>
+        <w:spacing w:before="100" w:after="40"/>
         <w:jc w:val="left"/>
       </w:pPr>
       <w:r>
@@ -752,14 +675,14 @@
           <w:rFonts w:ascii="Times New Roman" w:hAnsi="Times New Roman"/>
           <w:b/>
           <w:color w:val="1E1E1E"/>
-          <w:sz w:val="23"/>
+          <w:sz w:val="22"/>
         </w:rPr>
         <w:t>3.1 Polynomial Basis Expansion</w:t>
       </w:r>
     </w:p>
     <w:p>
       <w:pPr>
-        <w:spacing w:before="40" w:after="100" w:line="276" w:lineRule="auto"/>
+        <w:spacing w:before="20" w:after="80" w:line="276" w:lineRule="auto"/>
         <w:jc w:val="left"/>
       </w:pPr>
       <w:r>
@@ -767,15 +690,15 @@
           <w:rFonts w:ascii="Times New Roman" w:hAnsi="Times New Roman"/>
           <w:b w:val="0"/>
           <w:i w:val="0"/>
-          <w:sz w:val="22"/>
+          <w:sz w:val="21"/>
         </w:rPr>
-        <w:t>Polynomial regression works by projecting the original input vector x in R^D into a higher-dimensional monomial space containing all interaction terms and powers up to degree d. For a problem with D inputs, the total number of basis features (including the bias intercept) is given combinatorially by (d + D)! / (d! D!). For Var1 (D = 6), this expansion grows rapidly: degree 2 yields 27 features, degree 4 produces 209, degree 5 yields 461, and degree 6 climbs to 923 features. For Var2 (D = 3), the expansion is much slower: degree 8 requires 165 features, degree 10 requires 286, and degree 12 requires 454 features. This dimensionality difference plays a central role in how each model behaves under cross-validation.</w:t>
+        <w:t>Polynomial regression maps input features x in R^D into a monomial space containing all interaction terms up to degree d. The total number of features (including bias) is (d + D)! / (d! D!). For Var1 (D = 6), feature count grows rapidly: degree 2 yields 27 features, degree 4 produces 209, degree 5 yields 461, and degree 6 reaches 923. For Var2 (D = 3), growth is much slower: degree 8 yields 165 features, degree 10 gives 286, and degree 12 gives 454. This difference in dimensionality strongly dictates model capacity and the degree we can safely explore.</w:t>
       </w:r>
     </w:p>
     <w:p>
       <w:pPr>
         <w:pStyle w:val="Heading2"/>
-        <w:spacing w:before="120" w:after="60"/>
+        <w:spacing w:before="100" w:after="40"/>
         <w:jc w:val="left"/>
       </w:pPr>
       <w:r>
@@ -783,14 +706,14 @@
           <w:rFonts w:ascii="Times New Roman" w:hAnsi="Times New Roman"/>
           <w:b/>
           <w:color w:val="1E1E1E"/>
-          <w:sz w:val="23"/>
+          <w:sz w:val="22"/>
         </w:rPr>
-        <w:t>3.2 Choice of Regularization: Ridge vs OLS and Lasso</w:t>
+        <w:t>3.2 Regularization: Why Ridge over OLS and Lasso?</w:t>
       </w:r>
     </w:p>
     <w:p>
       <w:pPr>
-        <w:spacing w:before="40" w:after="100" w:line="276" w:lineRule="auto"/>
+        <w:spacing w:before="20" w:after="80" w:line="276" w:lineRule="auto"/>
         <w:jc w:val="left"/>
       </w:pPr>
       <w:r>
@@ -798,14 +721,14 @@
           <w:rFonts w:ascii="Times New Roman" w:hAnsi="Times New Roman"/>
           <w:b w:val="0"/>
           <w:i w:val="0"/>
-          <w:sz w:val="22"/>
+          <w:sz w:val="21"/>
         </w:rPr>
-        <w:t>Fitting an Ordinary Least Squares (OLS) estimator directly on hundreds of polynomial terms is fundamentally flawed. Because high-order monomials of continuous features are naturally collinear (for instance, x1^2 and x1^4 share high correlation over [-1, 1]), the design matrix X becomes severely ill-conditioned. The resulting unregularized OLS solution inverts a near-singular normal matrix (X^T X)^(-1), causing parameter coefficients to blow up to huge positive and negative values. The model fits the training noise perfectly but catastrophically explodes on unseen test points.</w:t>
+        <w:t>Fitting Ordinary Least Squares (OLS) directly on hundreds of polynomial terms causes severe instability. High-order monomials on continuous features are naturally collinear (e.g., x1^2 and x1^4), making the design matrix ill-conditioned. Inverting (X^T X) produces huge opposing weights that overfit training noise and explode on unseen test points.</w:t>
       </w:r>
     </w:p>
     <w:p>
       <w:pPr>
-        <w:spacing w:before="40" w:after="100" w:line="276" w:lineRule="auto"/>
+        <w:spacing w:before="20" w:after="80" w:line="276" w:lineRule="auto"/>
         <w:jc w:val="left"/>
       </w:pPr>
       <w:r>
@@ -813,15 +736,15 @@
           <w:rFonts w:ascii="Times New Roman" w:hAnsi="Times New Roman"/>
           <w:b w:val="0"/>
           <w:i w:val="0"/>
-          <w:sz w:val="22"/>
+          <w:sz w:val="21"/>
         </w:rPr>
-        <w:t>To control this variance, regularization is mandatory. I evaluated both L1 (Lasso) and L2 (Ridge) penalties. Lasso tends to select individual terms arbitrarily from clusters of highly correlated features while zeroing out the rest, which can disrupt smooth polynomial curvature. In contrast, Ridge regression (L2 regularization) shrinks all correlated monomial weights proportionally via (X^T X + alpha * I)^(-1) X^T y. By penalizing the sum of squared weights, Ridge ensures numerical stability, preserves smooth physical gradients, and yields consistently lower validation MSE across both datasets.</w:t>
+        <w:t>To prevent this, regularization is essential. I chose Ridge regression (L2 penalty) over Lasso (L1). Lasso tends to select arbitrary individual terms from clusters of correlated polynomial features while zeroing out others, which can disrupt smooth curvature. Ridge shrinks correlated monomial coefficients proportionally via (X^T X + alpha * I)^(-1) X^T y. This stabilizes matrix inversion, controls model variance, and preserves smooth physical response curves.</w:t>
       </w:r>
     </w:p>
     <w:p>
       <w:pPr>
         <w:pStyle w:val="Heading2"/>
-        <w:spacing w:before="120" w:after="60"/>
+        <w:spacing w:before="100" w:after="40"/>
         <w:jc w:val="left"/>
       </w:pPr>
       <w:r>
@@ -829,14 +752,14 @@
           <w:rFonts w:ascii="Times New Roman" w:hAnsi="Times New Roman"/>
           <w:b/>
           <w:color w:val="1E1E1E"/>
-          <w:sz w:val="23"/>
+          <w:sz w:val="22"/>
         </w:rPr>
-        <w:t>3.3 Two-Stage Hyperparameter Tuning Workflow</w:t>
+        <w:t>3.3 Two-Stage Hyperparameter Tuning</w:t>
       </w:r>
     </w:p>
     <w:p>
       <w:pPr>
-        <w:spacing w:before="40" w:after="100" w:line="276" w:lineRule="auto"/>
+        <w:spacing w:before="20" w:after="80" w:line="276" w:lineRule="auto"/>
         <w:jc w:val="left"/>
       </w:pPr>
       <w:r>
@@ -844,14 +767,14 @@
           <w:rFonts w:ascii="Times New Roman" w:hAnsi="Times New Roman"/>
           <w:b w:val="0"/>
           <w:i w:val="0"/>
-          <w:sz w:val="22"/>
+          <w:sz w:val="21"/>
         </w:rPr>
-        <w:t>Finding the optimal model requires tuning two interdependent hyperparameters simultaneously: the polynomial degree d and the Ridge penalty alpha. To avoid getting trapped in local sub-optima or arbitrary guesswork, I implemented a systematic two-stage tuning strategy using 5-fold cross-validation:</w:t>
+        <w:t>I tuned polynomial degree d and Ridge penalty alpha jointly using 5-fold cross-validation in two stages:</w:t>
       </w:r>
     </w:p>
     <w:p>
       <w:pPr>
-        <w:spacing w:before="40" w:after="100" w:line="276" w:lineRule="auto"/>
+        <w:spacing w:before="20" w:after="80" w:line="276" w:lineRule="auto"/>
         <w:jc w:val="left"/>
       </w:pPr>
       <w:r>
@@ -859,14 +782,14 @@
           <w:rFonts w:ascii="Times New Roman" w:hAnsi="Times New Roman"/>
           <w:b w:val="0"/>
           <w:i w:val="0"/>
-          <w:sz w:val="22"/>
+          <w:sz w:val="21"/>
         </w:rPr>
-        <w:t>1. Coarse 2D Grid Search: I evaluated a broad grid across candidate degrees (degrees 2 to 6 for Var1; degrees 4 to 14 for Var2) and 13 logarithmically spaced alpha values ranging from 10^(-5) to 10^(5). On every grid intersection, a 5-fold cross-validation split was computed, tracking both validation MSE and R^2.</w:t>
+        <w:t>1. Coarse Grid Search: Swept candidate degrees (2 to 6 for Var1; 4 to 14 for Var2) across 13 logarithmically spaced alpha values (10^-5 to 10^5) using 5-fold CV to locate the optimal region.</w:t>
       </w:r>
     </w:p>
     <w:p>
       <w:pPr>
-        <w:spacing w:before="40" w:after="100" w:line="276" w:lineRule="auto"/>
+        <w:spacing w:before="20" w:after="80" w:line="276" w:lineRule="auto"/>
         <w:jc w:val="left"/>
       </w:pPr>
       <w:r>
@@ -874,14 +797,14 @@
           <w:rFonts w:ascii="Times New Roman" w:hAnsi="Times New Roman"/>
           <w:b w:val="0"/>
           <w:i w:val="0"/>
-          <w:sz w:val="22"/>
+          <w:sz w:val="21"/>
         </w:rPr>
-        <w:t>2. Fine Sweep and Independent Verification: Once the coarse search isolated the best-performing degree and approximate penalty region, I conducted a dense logarithmic sweep of 200 alpha points centered around the candidate. To double-check the result, I ran Scikit-Learn's analytical RidgeCV routine using efficient leave-one-out and generalized cross-validation. Whichever alpha delivered the lowest empirical 5-fold CV MSE was adopted for final retraining.</w:t>
+        <w:t>2. Fine Sweep &amp; Verification: Conducted a fine sweep around the top candidate, confirmed with Scikit-Learn's RidgeCV routine, and selected the (degree, alpha) pair minimizing 5-fold CV MSE.</w:t>
       </w:r>
     </w:p>
     <w:p>
       <w:pPr>
-        <w:spacing w:before="40" w:after="100" w:line="276" w:lineRule="auto"/>
+        <w:spacing w:before="20" w:after="80" w:line="276" w:lineRule="auto"/>
         <w:jc w:val="left"/>
       </w:pPr>
       <w:r>
@@ -889,15 +812,20 @@
           <w:rFonts w:ascii="Times New Roman" w:hAnsi="Times New Roman"/>
           <w:b w:val="0"/>
           <w:i w:val="0"/>
-          <w:sz w:val="22"/>
+          <w:sz w:val="21"/>
         </w:rPr>
-        <w:t>3. Final Model Fitting: With the optimal degree d* and regularizer alpha* established, the complete 1000-sample training set was transformed and used to fit the final estimator. This refitted model was then used to infer predictions on the unseen test set of 1000 instances.</w:t>
+        <w:t>3. Final Retraining: Refitted the selected model on all 1000 training samples and predicted the 1000 test points.</w:t>
+      </w:r>
+    </w:p>
+    <w:p>
+      <w:r>
+        <w:br w:type="page"/>
       </w:r>
     </w:p>
     <w:p>
       <w:pPr>
         <w:pStyle w:val="Heading1"/>
-        <w:spacing w:before="180" w:after="80"/>
+        <w:spacing w:before="140" w:after="60"/>
         <w:jc w:val="left"/>
       </w:pPr>
       <w:r>
@@ -905,7 +833,7 @@
           <w:rFonts w:ascii="Times New Roman" w:hAnsi="Times New Roman"/>
           <w:b/>
           <w:color w:val="000000"/>
-          <w:sz w:val="26"/>
+          <w:sz w:val="24"/>
         </w:rPr>
         <w:t>4. Degree Selection and Parameter Tuning</w:t>
       </w:r>
@@ -913,7 +841,7 @@
     <w:p>
       <w:pPr>
         <w:pStyle w:val="Heading2"/>
-        <w:spacing w:before="120" w:after="60"/>
+        <w:spacing w:before="100" w:after="40"/>
         <w:jc w:val="left"/>
       </w:pPr>
       <w:r>
@@ -921,14 +849,14 @@
           <w:rFonts w:ascii="Times New Roman" w:hAnsi="Times New Roman"/>
           <w:b/>
           <w:color w:val="1E1E1E"/>
-          <w:sz w:val="23"/>
+          <w:sz w:val="22"/>
         </w:rPr>
         <w:t>4.1 Phase 1 (Var1) – Steam Turbine Optimization (6 Features)</w:t>
       </w:r>
     </w:p>
     <w:p>
       <w:pPr>
-        <w:spacing w:before="40" w:after="100" w:line="276" w:lineRule="auto"/>
+        <w:spacing w:before="20" w:after="80" w:line="276" w:lineRule="auto"/>
         <w:jc w:val="left"/>
       </w:pPr>
       <w:r>
@@ -936,14 +864,14 @@
           <w:rFonts w:ascii="Times New Roman" w:hAnsi="Times New Roman"/>
           <w:b w:val="0"/>
           <w:i w:val="0"/>
-          <w:sz w:val="22"/>
+          <w:sz w:val="21"/>
         </w:rPr>
-        <w:t>For Phase 1, the coarse evaluation clearly demonstrated that the underlying turbine system contains non-linear interactions extending beyond simple quadratic or cubic terms. At degree 2, the model underfits noticeably with a validation MSE of 3.21 and R^2 of only 0.69. Moving to degree 3 and degree 4 steadily reduces error down to 0.91 and 0.69 MSE, respectively.</w:t>
+        <w:t>For Var1, the search showed that the turbine response contains non-linear interactions beyond simple quadratic or cubic forms. Degree 2 underfits heavily (CV MSE = 3.21, R^2 = 0.69). Degree 3 and 4 reduce error to 0.91 and 0.69 MSE, respectively.</w:t>
       </w:r>
     </w:p>
     <w:p>
       <w:pPr>
-        <w:spacing w:before="40" w:after="100" w:line="276" w:lineRule="auto"/>
+        <w:spacing w:before="20" w:after="80" w:line="276" w:lineRule="auto"/>
         <w:jc w:val="left"/>
       </w:pPr>
       <w:r>
@@ -951,9 +879,9 @@
           <w:rFonts w:ascii="Times New Roman" w:hAnsi="Times New Roman"/>
           <w:b w:val="0"/>
           <w:i w:val="0"/>
-          <w:sz w:val="22"/>
+          <w:sz w:val="21"/>
         </w:rPr>
-        <w:t>A critical finding emerged when comparing degree 4 and degree 5. When unregularized or fitted with very weak penalties (alpha &lt; 0.01), degree 5 overfits heavily, yielding a validation MSE above 1.50 — worse than degree 4. However, as the Ridge penalty is increased toward alpha = 2.48, the 461 polynomial coefficients are appropriately constrained. At this regularized sweet spot, degree 5 achieves a validation MSE of 0.4925 (R^2 = 0.9516), outperforming degree 4 by nearly 29% in error reduction. Pushing further to degree 6 (923 features) leads to renewed degradation (CV MSE rises to 0.54), confirming that degree 5 represents the true optimal capacity for this dataset.</w:t>
+        <w:t>An important dynamic occurred between degree 4 and degree 5: with weak regularization (alpha &lt; 0.01), degree 5 overfits due to its 461 features (CV MSE &gt; 1.5). However, once alpha is tuned up to ~2.48, degree 5 achieves a CV MSE of 0.4925 (R^2 = 0.9516), beating degree 4 by nearly 29%. Pushing to degree 6 (923 features) degrades validation error back to 0.54, confirming degree 5 as optimal.</w:t>
       </w:r>
     </w:p>
     <w:tbl>
@@ -962,29 +890,36 @@
         <w:tblW w:type="auto" w:w="0"/>
         <w:jc w:val="center"/>
         <w:tblLook w:firstColumn="1" w:firstRow="1" w:lastColumn="0" w:lastRow="0" w:noHBand="0" w:noVBand="1" w:val="04A0"/>
+        <w:tblCellMar>
+          <w:top w:w="60" w:type="dxa"/>
+          <w:bottom w:w="60" w:type="dxa"/>
+          <w:left w:w="100" w:type="dxa"/>
+          <w:right w:w="100" w:type="dxa"/>
+        </w:tblCellMar>
       </w:tblPr>
       <w:tblGrid>
-        <w:gridCol w:w="1881"/>
-        <w:gridCol w:w="1881"/>
-        <w:gridCol w:w="1881"/>
-        <w:gridCol w:w="1881"/>
-        <w:gridCol w:w="1881"/>
+        <w:gridCol w:w="1904"/>
+        <w:gridCol w:w="1904"/>
+        <w:gridCol w:w="1904"/>
+        <w:gridCol w:w="1904"/>
+        <w:gridCol w:w="1904"/>
       </w:tblGrid>
       <w:tr>
         <w:tc>
           <w:tcPr>
-            <w:tcW w:type="dxa" w:w="1881"/>
+            <w:tcW w:type="dxa" w:w="1904"/>
+            <w:vAlign w:val="center"/>
           </w:tcPr>
           <w:p>
             <w:pPr>
-              <w:spacing w:before="40" w:after="40"/>
+              <w:spacing w:before="20" w:after="20"/>
               <w:jc w:val="center"/>
             </w:pPr>
             <w:r>
               <w:rPr>
                 <w:rFonts w:ascii="Times New Roman" w:hAnsi="Times New Roman"/>
                 <w:b/>
-                <w:sz w:val="19"/>
+                <w:sz w:val="18"/>
               </w:rPr>
               <w:t>Polynomial Degree</w:t>
             </w:r>
@@ -992,18 +927,19 @@
         </w:tc>
         <w:tc>
           <w:tcPr>
-            <w:tcW w:type="dxa" w:w="1881"/>
+            <w:tcW w:type="dxa" w:w="1904"/>
+            <w:vAlign w:val="center"/>
           </w:tcPr>
           <w:p>
             <w:pPr>
-              <w:spacing w:before="40" w:after="40"/>
+              <w:spacing w:before="20" w:after="20"/>
               <w:jc w:val="center"/>
             </w:pPr>
             <w:r>
               <w:rPr>
                 <w:rFonts w:ascii="Times New Roman" w:hAnsi="Times New Roman"/>
                 <w:b/>
-                <w:sz w:val="19"/>
+                <w:sz w:val="18"/>
               </w:rPr>
               <w:t>Best Alpha</w:t>
             </w:r>
@@ -1011,18 +947,19 @@
         </w:tc>
         <w:tc>
           <w:tcPr>
-            <w:tcW w:type="dxa" w:w="1881"/>
+            <w:tcW w:type="dxa" w:w="1904"/>
+            <w:vAlign w:val="center"/>
           </w:tcPr>
           <w:p>
             <w:pPr>
-              <w:spacing w:before="40" w:after="40"/>
+              <w:spacing w:before="20" w:after="20"/>
               <w:jc w:val="center"/>
             </w:pPr>
             <w:r>
               <w:rPr>
                 <w:rFonts w:ascii="Times New Roman" w:hAnsi="Times New Roman"/>
                 <w:b/>
-                <w:sz w:val="19"/>
+                <w:sz w:val="18"/>
               </w:rPr>
               <w:t>5-Fold CV MSE</w:t>
             </w:r>
@@ -1030,18 +967,19 @@
         </w:tc>
         <w:tc>
           <w:tcPr>
-            <w:tcW w:type="dxa" w:w="1881"/>
+            <w:tcW w:type="dxa" w:w="1904"/>
+            <w:vAlign w:val="center"/>
           </w:tcPr>
           <w:p>
             <w:pPr>
-              <w:spacing w:before="40" w:after="40"/>
+              <w:spacing w:before="20" w:after="20"/>
               <w:jc w:val="center"/>
             </w:pPr>
             <w:r>
               <w:rPr>
                 <w:rFonts w:ascii="Times New Roman" w:hAnsi="Times New Roman"/>
                 <w:b/>
-                <w:sz w:val="19"/>
+                <w:sz w:val="18"/>
               </w:rPr>
               <w:t>5-Fold CV R²</w:t>
             </w:r>
@@ -1049,18 +987,19 @@
         </w:tc>
         <w:tc>
           <w:tcPr>
-            <w:tcW w:type="dxa" w:w="1881"/>
+            <w:tcW w:type="dxa" w:w="1904"/>
+            <w:vAlign w:val="center"/>
           </w:tcPr>
           <w:p>
             <w:pPr>
-              <w:spacing w:before="40" w:after="40"/>
+              <w:spacing w:before="20" w:after="20"/>
               <w:jc w:val="center"/>
             </w:pPr>
             <w:r>
               <w:rPr>
                 <w:rFonts w:ascii="Times New Roman" w:hAnsi="Times New Roman"/>
                 <w:b/>
-                <w:sz w:val="19"/>
+                <w:sz w:val="18"/>
               </w:rPr>
               <w:t>Number of Features</w:t>
             </w:r>
@@ -1070,17 +1009,18 @@
       <w:tr>
         <w:tc>
           <w:tcPr>
-            <w:tcW w:type="dxa" w:w="1881"/>
+            <w:tcW w:type="dxa" w:w="1904"/>
+            <w:vAlign w:val="center"/>
           </w:tcPr>
           <w:p>
             <w:pPr>
-              <w:spacing w:before="30" w:after="30"/>
-              <w:jc w:val="center"/>
+              <w:spacing w:before="20" w:after="20"/>
+              <w:jc w:val="left"/>
             </w:pPr>
             <w:r>
               <w:rPr>
                 <w:rFonts w:ascii="Times New Roman" w:hAnsi="Times New Roman"/>
-                <w:sz w:val="19"/>
+                <w:sz w:val="18"/>
               </w:rPr>
               <w:t>Degree 2</w:t>
             </w:r>
@@ -1088,17 +1028,18 @@
         </w:tc>
         <w:tc>
           <w:tcPr>
-            <w:tcW w:type="dxa" w:w="1881"/>
+            <w:tcW w:type="dxa" w:w="1904"/>
+            <w:vAlign w:val="center"/>
           </w:tcPr>
           <w:p>
             <w:pPr>
-              <w:spacing w:before="30" w:after="30"/>
+              <w:spacing w:before="20" w:after="20"/>
               <w:jc w:val="center"/>
             </w:pPr>
             <w:r>
               <w:rPr>
                 <w:rFonts w:ascii="Times New Roman" w:hAnsi="Times New Roman"/>
-                <w:sz w:val="19"/>
+                <w:sz w:val="18"/>
               </w:rPr>
               <w:t>1.000</w:t>
             </w:r>
@@ -1106,17 +1047,18 @@
         </w:tc>
         <w:tc>
           <w:tcPr>
-            <w:tcW w:type="dxa" w:w="1881"/>
+            <w:tcW w:type="dxa" w:w="1904"/>
+            <w:vAlign w:val="center"/>
           </w:tcPr>
           <w:p>
             <w:pPr>
-              <w:spacing w:before="30" w:after="30"/>
+              <w:spacing w:before="20" w:after="20"/>
               <w:jc w:val="center"/>
             </w:pPr>
             <w:r>
               <w:rPr>
                 <w:rFonts w:ascii="Times New Roman" w:hAnsi="Times New Roman"/>
-                <w:sz w:val="19"/>
+                <w:sz w:val="18"/>
               </w:rPr>
               <w:t>3.214</w:t>
             </w:r>
@@ -1124,17 +1066,18 @@
         </w:tc>
         <w:tc>
           <w:tcPr>
-            <w:tcW w:type="dxa" w:w="1881"/>
+            <w:tcW w:type="dxa" w:w="1904"/>
+            <w:vAlign w:val="center"/>
           </w:tcPr>
           <w:p>
             <w:pPr>
-              <w:spacing w:before="30" w:after="30"/>
+              <w:spacing w:before="20" w:after="20"/>
               <w:jc w:val="center"/>
             </w:pPr>
             <w:r>
               <w:rPr>
                 <w:rFonts w:ascii="Times New Roman" w:hAnsi="Times New Roman"/>
-                <w:sz w:val="19"/>
+                <w:sz w:val="18"/>
               </w:rPr>
               <w:t>0.686</w:t>
             </w:r>
@@ -1142,17 +1085,18 @@
         </w:tc>
         <w:tc>
           <w:tcPr>
-            <w:tcW w:type="dxa" w:w="1881"/>
+            <w:tcW w:type="dxa" w:w="1904"/>
+            <w:vAlign w:val="center"/>
           </w:tcPr>
           <w:p>
             <w:pPr>
-              <w:spacing w:before="30" w:after="30"/>
+              <w:spacing w:before="20" w:after="20"/>
               <w:jc w:val="center"/>
             </w:pPr>
             <w:r>
               <w:rPr>
                 <w:rFonts w:ascii="Times New Roman" w:hAnsi="Times New Roman"/>
-                <w:sz w:val="19"/>
+                <w:sz w:val="18"/>
               </w:rPr>
               <w:t>27</w:t>
             </w:r>
@@ -1162,17 +1106,18 @@
       <w:tr>
         <w:tc>
           <w:tcPr>
-            <w:tcW w:type="dxa" w:w="1881"/>
+            <w:tcW w:type="dxa" w:w="1904"/>
+            <w:vAlign w:val="center"/>
           </w:tcPr>
           <w:p>
             <w:pPr>
-              <w:spacing w:before="30" w:after="30"/>
-              <w:jc w:val="center"/>
+              <w:spacing w:before="20" w:after="20"/>
+              <w:jc w:val="left"/>
             </w:pPr>
             <w:r>
               <w:rPr>
                 <w:rFonts w:ascii="Times New Roman" w:hAnsi="Times New Roman"/>
-                <w:sz w:val="19"/>
+                <w:sz w:val="18"/>
               </w:rPr>
               <w:t>Degree 3</w:t>
             </w:r>
@@ -1180,17 +1125,18 @@
         </w:tc>
         <w:tc>
           <w:tcPr>
-            <w:tcW w:type="dxa" w:w="1881"/>
+            <w:tcW w:type="dxa" w:w="1904"/>
+            <w:vAlign w:val="center"/>
           </w:tcPr>
           <w:p>
             <w:pPr>
-              <w:spacing w:before="30" w:after="30"/>
+              <w:spacing w:before="20" w:after="20"/>
               <w:jc w:val="center"/>
             </w:pPr>
             <w:r>
               <w:rPr>
                 <w:rFonts w:ascii="Times New Roman" w:hAnsi="Times New Roman"/>
-                <w:sz w:val="19"/>
+                <w:sz w:val="18"/>
               </w:rPr>
               <w:t>1.000</w:t>
             </w:r>
@@ -1198,17 +1144,18 @@
         </w:tc>
         <w:tc>
           <w:tcPr>
-            <w:tcW w:type="dxa" w:w="1881"/>
+            <w:tcW w:type="dxa" w:w="1904"/>
+            <w:vAlign w:val="center"/>
           </w:tcPr>
           <w:p>
             <w:pPr>
-              <w:spacing w:before="30" w:after="30"/>
+              <w:spacing w:before="20" w:after="20"/>
               <w:jc w:val="center"/>
             </w:pPr>
             <w:r>
               <w:rPr>
                 <w:rFonts w:ascii="Times New Roman" w:hAnsi="Times New Roman"/>
-                <w:sz w:val="19"/>
+                <w:sz w:val="18"/>
               </w:rPr>
               <w:t>0.912</w:t>
             </w:r>
@@ -1216,17 +1163,18 @@
         </w:tc>
         <w:tc>
           <w:tcPr>
-            <w:tcW w:type="dxa" w:w="1881"/>
+            <w:tcW w:type="dxa" w:w="1904"/>
+            <w:vAlign w:val="center"/>
           </w:tcPr>
           <w:p>
             <w:pPr>
-              <w:spacing w:before="30" w:after="30"/>
+              <w:spacing w:before="20" w:after="20"/>
               <w:jc w:val="center"/>
             </w:pPr>
             <w:r>
               <w:rPr>
                 <w:rFonts w:ascii="Times New Roman" w:hAnsi="Times New Roman"/>
-                <w:sz w:val="19"/>
+                <w:sz w:val="18"/>
               </w:rPr>
               <w:t>0.910</w:t>
             </w:r>
@@ -1234,17 +1182,18 @@
         </w:tc>
         <w:tc>
           <w:tcPr>
-            <w:tcW w:type="dxa" w:w="1881"/>
+            <w:tcW w:type="dxa" w:w="1904"/>
+            <w:vAlign w:val="center"/>
           </w:tcPr>
           <w:p>
             <w:pPr>
-              <w:spacing w:before="30" w:after="30"/>
+              <w:spacing w:before="20" w:after="20"/>
               <w:jc w:val="center"/>
             </w:pPr>
             <w:r>
               <w:rPr>
                 <w:rFonts w:ascii="Times New Roman" w:hAnsi="Times New Roman"/>
-                <w:sz w:val="19"/>
+                <w:sz w:val="18"/>
               </w:rPr>
               <w:t>83</w:t>
             </w:r>
@@ -1254,17 +1203,18 @@
       <w:tr>
         <w:tc>
           <w:tcPr>
-            <w:tcW w:type="dxa" w:w="1881"/>
+            <w:tcW w:type="dxa" w:w="1904"/>
+            <w:vAlign w:val="center"/>
           </w:tcPr>
           <w:p>
             <w:pPr>
-              <w:spacing w:before="30" w:after="30"/>
-              <w:jc w:val="center"/>
+              <w:spacing w:before="20" w:after="20"/>
+              <w:jc w:val="left"/>
             </w:pPr>
             <w:r>
               <w:rPr>
                 <w:rFonts w:ascii="Times New Roman" w:hAnsi="Times New Roman"/>
-                <w:sz w:val="19"/>
+                <w:sz w:val="18"/>
               </w:rPr>
               <w:t>Degree 4</w:t>
             </w:r>
@@ -1272,17 +1222,18 @@
         </w:tc>
         <w:tc>
           <w:tcPr>
-            <w:tcW w:type="dxa" w:w="1881"/>
+            <w:tcW w:type="dxa" w:w="1904"/>
+            <w:vAlign w:val="center"/>
           </w:tcPr>
           <w:p>
             <w:pPr>
-              <w:spacing w:before="30" w:after="30"/>
+              <w:spacing w:before="20" w:after="20"/>
               <w:jc w:val="center"/>
             </w:pPr>
             <w:r>
               <w:rPr>
                 <w:rFonts w:ascii="Times New Roman" w:hAnsi="Times New Roman"/>
-                <w:sz w:val="19"/>
+                <w:sz w:val="18"/>
               </w:rPr>
               <w:t>3.162</w:t>
             </w:r>
@@ -1290,17 +1241,18 @@
         </w:tc>
         <w:tc>
           <w:tcPr>
-            <w:tcW w:type="dxa" w:w="1881"/>
+            <w:tcW w:type="dxa" w:w="1904"/>
+            <w:vAlign w:val="center"/>
           </w:tcPr>
           <w:p>
             <w:pPr>
-              <w:spacing w:before="30" w:after="30"/>
+              <w:spacing w:before="20" w:after="20"/>
               <w:jc w:val="center"/>
             </w:pPr>
             <w:r>
               <w:rPr>
                 <w:rFonts w:ascii="Times New Roman" w:hAnsi="Times New Roman"/>
-                <w:sz w:val="19"/>
+                <w:sz w:val="18"/>
               </w:rPr>
               <w:t>0.691</w:t>
             </w:r>
@@ -1308,17 +1260,18 @@
         </w:tc>
         <w:tc>
           <w:tcPr>
-            <w:tcW w:type="dxa" w:w="1881"/>
+            <w:tcW w:type="dxa" w:w="1904"/>
+            <w:vAlign w:val="center"/>
           </w:tcPr>
           <w:p>
             <w:pPr>
-              <w:spacing w:before="30" w:after="30"/>
+              <w:spacing w:before="20" w:after="20"/>
               <w:jc w:val="center"/>
             </w:pPr>
             <w:r>
               <w:rPr>
                 <w:rFonts w:ascii="Times New Roman" w:hAnsi="Times New Roman"/>
-                <w:sz w:val="19"/>
+                <w:sz w:val="18"/>
               </w:rPr>
               <w:t>0.932</w:t>
             </w:r>
@@ -1326,17 +1279,18 @@
         </w:tc>
         <w:tc>
           <w:tcPr>
-            <w:tcW w:type="dxa" w:w="1881"/>
+            <w:tcW w:type="dxa" w:w="1904"/>
+            <w:vAlign w:val="center"/>
           </w:tcPr>
           <w:p>
             <w:pPr>
-              <w:spacing w:before="30" w:after="30"/>
+              <w:spacing w:before="20" w:after="20"/>
               <w:jc w:val="center"/>
             </w:pPr>
             <w:r>
               <w:rPr>
                 <w:rFonts w:ascii="Times New Roman" w:hAnsi="Times New Roman"/>
-                <w:sz w:val="19"/>
+                <w:sz w:val="18"/>
               </w:rPr>
               <w:t>209</w:t>
             </w:r>
@@ -1346,17 +1300,18 @@
       <w:tr>
         <w:tc>
           <w:tcPr>
-            <w:tcW w:type="dxa" w:w="1881"/>
+            <w:tcW w:type="dxa" w:w="1904"/>
+            <w:vAlign w:val="center"/>
           </w:tcPr>
           <w:p>
             <w:pPr>
-              <w:spacing w:before="30" w:after="30"/>
-              <w:jc w:val="center"/>
+              <w:spacing w:before="20" w:after="20"/>
+              <w:jc w:val="left"/>
             </w:pPr>
             <w:r>
               <w:rPr>
                 <w:rFonts w:ascii="Times New Roman" w:hAnsi="Times New Roman"/>
-                <w:sz w:val="19"/>
+                <w:sz w:val="18"/>
               </w:rPr>
               <w:t>Degree 5</w:t>
             </w:r>
@@ -1364,17 +1319,18 @@
         </w:tc>
         <w:tc>
           <w:tcPr>
-            <w:tcW w:type="dxa" w:w="1881"/>
+            <w:tcW w:type="dxa" w:w="1904"/>
+            <w:vAlign w:val="center"/>
           </w:tcPr>
           <w:p>
             <w:pPr>
-              <w:spacing w:before="30" w:after="30"/>
+              <w:spacing w:before="20" w:after="20"/>
               <w:jc w:val="center"/>
             </w:pPr>
             <w:r>
               <w:rPr>
                 <w:rFonts w:ascii="Times New Roman" w:hAnsi="Times New Roman"/>
-                <w:sz w:val="19"/>
+                <w:sz w:val="18"/>
               </w:rPr>
               <w:t>2.477</w:t>
             </w:r>
@@ -1382,17 +1338,18 @@
         </w:tc>
         <w:tc>
           <w:tcPr>
-            <w:tcW w:type="dxa" w:w="1881"/>
+            <w:tcW w:type="dxa" w:w="1904"/>
+            <w:vAlign w:val="center"/>
           </w:tcPr>
           <w:p>
             <w:pPr>
-              <w:spacing w:before="30" w:after="30"/>
+              <w:spacing w:before="20" w:after="20"/>
               <w:jc w:val="center"/>
             </w:pPr>
             <w:r>
               <w:rPr>
                 <w:rFonts w:ascii="Times New Roman" w:hAnsi="Times New Roman"/>
-                <w:sz w:val="19"/>
+                <w:sz w:val="18"/>
               </w:rPr>
               <w:t>0.4925</w:t>
             </w:r>
@@ -1400,17 +1357,18 @@
         </w:tc>
         <w:tc>
           <w:tcPr>
-            <w:tcW w:type="dxa" w:w="1881"/>
+            <w:tcW w:type="dxa" w:w="1904"/>
+            <w:vAlign w:val="center"/>
           </w:tcPr>
           <w:p>
             <w:pPr>
-              <w:spacing w:before="30" w:after="30"/>
+              <w:spacing w:before="20" w:after="20"/>
               <w:jc w:val="center"/>
             </w:pPr>
             <w:r>
               <w:rPr>
                 <w:rFonts w:ascii="Times New Roman" w:hAnsi="Times New Roman"/>
-                <w:sz w:val="19"/>
+                <w:sz w:val="18"/>
               </w:rPr>
               <w:t>0.9516</w:t>
             </w:r>
@@ -1418,19 +1376,20 @@
         </w:tc>
         <w:tc>
           <w:tcPr>
-            <w:tcW w:type="dxa" w:w="1881"/>
+            <w:tcW w:type="dxa" w:w="1904"/>
+            <w:vAlign w:val="center"/>
           </w:tcPr>
           <w:p>
             <w:pPr>
-              <w:spacing w:before="30" w:after="30"/>
+              <w:spacing w:before="20" w:after="20"/>
               <w:jc w:val="center"/>
             </w:pPr>
             <w:r>
               <w:rPr>
                 <w:rFonts w:ascii="Times New Roman" w:hAnsi="Times New Roman"/>
-                <w:sz w:val="19"/>
+                <w:sz w:val="18"/>
               </w:rPr>
-              <w:t>461 (Selected Optimal)</w:t>
+              <w:t>461 (Optimal)</w:t>
             </w:r>
           </w:p>
         </w:tc>
@@ -1438,17 +1397,18 @@
       <w:tr>
         <w:tc>
           <w:tcPr>
-            <w:tcW w:type="dxa" w:w="1881"/>
+            <w:tcW w:type="dxa" w:w="1904"/>
+            <w:vAlign w:val="center"/>
           </w:tcPr>
           <w:p>
             <w:pPr>
-              <w:spacing w:before="30" w:after="30"/>
-              <w:jc w:val="center"/>
+              <w:spacing w:before="20" w:after="20"/>
+              <w:jc w:val="left"/>
             </w:pPr>
             <w:r>
               <w:rPr>
                 <w:rFonts w:ascii="Times New Roman" w:hAnsi="Times New Roman"/>
-                <w:sz w:val="19"/>
+                <w:sz w:val="18"/>
               </w:rPr>
               <w:t>Degree 6</w:t>
             </w:r>
@@ -1456,17 +1416,18 @@
         </w:tc>
         <w:tc>
           <w:tcPr>
-            <w:tcW w:type="dxa" w:w="1881"/>
+            <w:tcW w:type="dxa" w:w="1904"/>
+            <w:vAlign w:val="center"/>
           </w:tcPr>
           <w:p>
             <w:pPr>
-              <w:spacing w:before="30" w:after="30"/>
+              <w:spacing w:before="20" w:after="20"/>
               <w:jc w:val="center"/>
             </w:pPr>
             <w:r>
               <w:rPr>
                 <w:rFonts w:ascii="Times New Roman" w:hAnsi="Times New Roman"/>
-                <w:sz w:val="19"/>
+                <w:sz w:val="18"/>
               </w:rPr>
               <w:t>3.162</w:t>
             </w:r>
@@ -1474,17 +1435,18 @@
         </w:tc>
         <w:tc>
           <w:tcPr>
-            <w:tcW w:type="dxa" w:w="1881"/>
+            <w:tcW w:type="dxa" w:w="1904"/>
+            <w:vAlign w:val="center"/>
           </w:tcPr>
           <w:p>
             <w:pPr>
-              <w:spacing w:before="30" w:after="30"/>
+              <w:spacing w:before="20" w:after="20"/>
               <w:jc w:val="center"/>
             </w:pPr>
             <w:r>
               <w:rPr>
                 <w:rFonts w:ascii="Times New Roman" w:hAnsi="Times New Roman"/>
-                <w:sz w:val="19"/>
+                <w:sz w:val="18"/>
               </w:rPr>
               <w:t>0.543</w:t>
             </w:r>
@@ -1492,17 +1454,18 @@
         </w:tc>
         <w:tc>
           <w:tcPr>
-            <w:tcW w:type="dxa" w:w="1881"/>
+            <w:tcW w:type="dxa" w:w="1904"/>
+            <w:vAlign w:val="center"/>
           </w:tcPr>
           <w:p>
             <w:pPr>
-              <w:spacing w:before="30" w:after="30"/>
+              <w:spacing w:before="20" w:after="20"/>
               <w:jc w:val="center"/>
             </w:pPr>
             <w:r>
               <w:rPr>
                 <w:rFonts w:ascii="Times New Roman" w:hAnsi="Times New Roman"/>
-                <w:sz w:val="19"/>
+                <w:sz w:val="18"/>
               </w:rPr>
               <w:t>0.947</w:t>
             </w:r>
@@ -1510,17 +1473,18 @@
         </w:tc>
         <w:tc>
           <w:tcPr>
-            <w:tcW w:type="dxa" w:w="1881"/>
+            <w:tcW w:type="dxa" w:w="1904"/>
+            <w:vAlign w:val="center"/>
           </w:tcPr>
           <w:p>
             <w:pPr>
-              <w:spacing w:before="30" w:after="30"/>
+              <w:spacing w:before="20" w:after="20"/>
               <w:jc w:val="center"/>
             </w:pPr>
             <w:r>
               <w:rPr>
                 <w:rFonts w:ascii="Times New Roman" w:hAnsi="Times New Roman"/>
-                <w:sz w:val="19"/>
+                <w:sz w:val="18"/>
               </w:rPr>
               <w:t>923</w:t>
             </w:r>
@@ -1535,7 +1499,7 @@
     </w:p>
     <w:p>
       <w:pPr>
-        <w:spacing w:before="40" w:after="100" w:line="276" w:lineRule="auto"/>
+        <w:spacing w:before="20" w:after="80" w:line="276" w:lineRule="auto"/>
         <w:jc w:val="left"/>
       </w:pPr>
       <w:r>
@@ -1543,20 +1507,20 @@
           <w:rFonts w:ascii="Times New Roman" w:hAnsi="Times New Roman"/>
           <w:b/>
           <w:i w:val="0"/>
-          <w:sz w:val="22"/>
+          <w:sz w:val="21"/>
         </w:rPr>
         <w:t>Final Selection for Var1: Degree = 5, Alpha = 2.477076 (Confirmed by RidgeCV).</w:t>
       </w:r>
     </w:p>
     <w:p>
       <w:pPr>
-        <w:spacing w:before="100" w:after="40"/>
+        <w:spacing w:before="80" w:after="40"/>
         <w:jc w:val="center"/>
       </w:pPr>
       <w:r>
         <w:drawing>
           <wp:inline xmlns:a="http://schemas.openxmlformats.org/drawingml/2006/main" xmlns:pic="http://schemas.openxmlformats.org/drawingml/2006/picture">
-            <wp:extent cx="4663440" cy="1797449"/>
+            <wp:extent cx="4389120" cy="1691717"/>
             <wp:docPr id="1" name="Picture 1"/>
             <wp:cNvGraphicFramePr>
               <a:graphicFrameLocks noChangeAspect="1"/>
@@ -1577,7 +1541,7 @@
                   <pic:spPr>
                     <a:xfrm>
                       <a:off x="0" y="0"/>
-                      <a:ext cx="4663440" cy="1797449"/>
+                      <a:ext cx="4389120" cy="1691717"/>
                     </a:xfrm>
                     <a:prstGeom prst="rect"/>
                   </pic:spPr>
@@ -1590,27 +1554,706 @@
     </w:p>
     <w:p>
       <w:pPr>
-        <w:spacing w:before="40" w:after="120"/>
+        <w:spacing w:before="20" w:after="100"/>
         <w:jc w:val="center"/>
       </w:pPr>
       <w:r>
         <w:rPr>
           <w:rFonts w:ascii="Times New Roman" w:hAnsi="Times New Roman"/>
           <w:i/>
-          <w:sz w:val="19"/>
+          <w:sz w:val="18"/>
         </w:rPr>
-        <w:t>Figure 1: Cross-validation Mean Squared Error vs. polynomial degree for Var1 and Var2. Dashed vertical lines indicate the selected optimal degree for each problem.</w:t>
+        <w:t>Figure 1: Cross-validation Mean Squared Error vs. polynomial degree for Var1 and Var2. Dashed lines mark the selected degrees.</w:t>
+      </w:r>
+    </w:p>
+    <w:p>
+      <w:r>
+        <w:br w:type="page"/>
       </w:r>
     </w:p>
     <w:p>
       <w:pPr>
+        <w:pStyle w:val="Heading2"/>
         <w:spacing w:before="100" w:after="40"/>
+        <w:jc w:val="left"/>
+      </w:pPr>
+      <w:r>
+        <w:rPr>
+          <w:rFonts w:ascii="Times New Roman" w:hAnsi="Times New Roman"/>
+          <w:b/>
+          <w:color w:val="1E1E1E"/>
+          <w:sz w:val="22"/>
+        </w:rPr>
+        <w:t>4.2 Phase 2 (Var2) – Subsurface Thermal Reservoir (3 Features)</w:t>
+      </w:r>
+    </w:p>
+    <w:p>
+      <w:pPr>
+        <w:spacing w:before="20" w:after="80" w:line="276" w:lineRule="auto"/>
+        <w:jc w:val="left"/>
+      </w:pPr>
+      <w:r>
+        <w:rPr>
+          <w:rFonts w:ascii="Times New Roman" w:hAnsi="Times New Roman"/>
+          <w:b w:val="0"/>
+          <w:i w:val="0"/>
+          <w:sz w:val="21"/>
+        </w:rPr>
+        <w:t>Var2 behaves very differently because it has only 3 spatial coordinates. Even at degree 12, there are only 454 monomial features for 1000 data points, preserving a healthy samples-to-parameters ratio of over 2:1.</w:t>
+      </w:r>
+    </w:p>
+    <w:p>
+      <w:pPr>
+        <w:spacing w:before="20" w:after="80" w:line="276" w:lineRule="auto"/>
+        <w:jc w:val="left"/>
+      </w:pPr>
+      <w:r>
+        <w:rPr>
+          <w:rFonts w:ascii="Times New Roman" w:hAnsi="Times New Roman"/>
+          <w:b w:val="0"/>
+          <w:i w:val="0"/>
+          <w:sz w:val="21"/>
+        </w:rPr>
+        <w:t>Because 3D thermal plumes have intricate geometry with steep gradients and multiple local peaks, lower degrees fail to resolve the spatial field. CV error dropped steadily from degree 4 down through degree 11, reaching its minimum at degree 12 (CV MSE = 0.2627, R^2 = 0.9949). At degrees 13 and 14, validation error begins rising slightly. The optimal alpha for Var2 is lower (0.231013), as the 3D basis contains less collinear overlap than the 6-feature turbine problem.</w:t>
+      </w:r>
+    </w:p>
+    <w:tbl>
+      <w:tblPr>
+        <w:tblStyle w:val="TableGrid"/>
+        <w:tblW w:type="auto" w:w="0"/>
+        <w:jc w:val="center"/>
+        <w:tblLook w:firstColumn="1" w:firstRow="1" w:lastColumn="0" w:lastRow="0" w:noHBand="0" w:noVBand="1" w:val="04A0"/>
+        <w:tblCellMar>
+          <w:top w:w="60" w:type="dxa"/>
+          <w:bottom w:w="60" w:type="dxa"/>
+          <w:left w:w="100" w:type="dxa"/>
+          <w:right w:w="100" w:type="dxa"/>
+        </w:tblCellMar>
+      </w:tblPr>
+      <w:tblGrid>
+        <w:gridCol w:w="1904"/>
+        <w:gridCol w:w="1904"/>
+        <w:gridCol w:w="1904"/>
+        <w:gridCol w:w="1904"/>
+        <w:gridCol w:w="1904"/>
+      </w:tblGrid>
+      <w:tr>
+        <w:tc>
+          <w:tcPr>
+            <w:tcW w:type="dxa" w:w="1904"/>
+            <w:vAlign w:val="center"/>
+          </w:tcPr>
+          <w:p>
+            <w:pPr>
+              <w:spacing w:before="20" w:after="20"/>
+              <w:jc w:val="center"/>
+            </w:pPr>
+            <w:r>
+              <w:rPr>
+                <w:rFonts w:ascii="Times New Roman" w:hAnsi="Times New Roman"/>
+                <w:b/>
+                <w:sz w:val="18"/>
+              </w:rPr>
+              <w:t>Polynomial Degree</w:t>
+            </w:r>
+          </w:p>
+        </w:tc>
+        <w:tc>
+          <w:tcPr>
+            <w:tcW w:type="dxa" w:w="1904"/>
+            <w:vAlign w:val="center"/>
+          </w:tcPr>
+          <w:p>
+            <w:pPr>
+              <w:spacing w:before="20" w:after="20"/>
+              <w:jc w:val="center"/>
+            </w:pPr>
+            <w:r>
+              <w:rPr>
+                <w:rFonts w:ascii="Times New Roman" w:hAnsi="Times New Roman"/>
+                <w:b/>
+                <w:sz w:val="18"/>
+              </w:rPr>
+              <w:t>Best Alpha</w:t>
+            </w:r>
+          </w:p>
+        </w:tc>
+        <w:tc>
+          <w:tcPr>
+            <w:tcW w:type="dxa" w:w="1904"/>
+            <w:vAlign w:val="center"/>
+          </w:tcPr>
+          <w:p>
+            <w:pPr>
+              <w:spacing w:before="20" w:after="20"/>
+              <w:jc w:val="center"/>
+            </w:pPr>
+            <w:r>
+              <w:rPr>
+                <w:rFonts w:ascii="Times New Roman" w:hAnsi="Times New Roman"/>
+                <w:b/>
+                <w:sz w:val="18"/>
+              </w:rPr>
+              <w:t>5-Fold CV MSE</w:t>
+            </w:r>
+          </w:p>
+        </w:tc>
+        <w:tc>
+          <w:tcPr>
+            <w:tcW w:type="dxa" w:w="1904"/>
+            <w:vAlign w:val="center"/>
+          </w:tcPr>
+          <w:p>
+            <w:pPr>
+              <w:spacing w:before="20" w:after="20"/>
+              <w:jc w:val="center"/>
+            </w:pPr>
+            <w:r>
+              <w:rPr>
+                <w:rFonts w:ascii="Times New Roman" w:hAnsi="Times New Roman"/>
+                <w:b/>
+                <w:sz w:val="18"/>
+              </w:rPr>
+              <w:t>5-Fold CV R²</w:t>
+            </w:r>
+          </w:p>
+        </w:tc>
+        <w:tc>
+          <w:tcPr>
+            <w:tcW w:type="dxa" w:w="1904"/>
+            <w:vAlign w:val="center"/>
+          </w:tcPr>
+          <w:p>
+            <w:pPr>
+              <w:spacing w:before="20" w:after="20"/>
+              <w:jc w:val="center"/>
+            </w:pPr>
+            <w:r>
+              <w:rPr>
+                <w:rFonts w:ascii="Times New Roman" w:hAnsi="Times New Roman"/>
+                <w:b/>
+                <w:sz w:val="18"/>
+              </w:rPr>
+              <w:t>Number of Features</w:t>
+            </w:r>
+          </w:p>
+        </w:tc>
+      </w:tr>
+      <w:tr>
+        <w:tc>
+          <w:tcPr>
+            <w:tcW w:type="dxa" w:w="1904"/>
+            <w:vAlign w:val="center"/>
+          </w:tcPr>
+          <w:p>
+            <w:pPr>
+              <w:spacing w:before="20" w:after="20"/>
+              <w:jc w:val="left"/>
+            </w:pPr>
+            <w:r>
+              <w:rPr>
+                <w:rFonts w:ascii="Times New Roman" w:hAnsi="Times New Roman"/>
+                <w:sz w:val="18"/>
+              </w:rPr>
+              <w:t>Degree 6</w:t>
+            </w:r>
+          </w:p>
+        </w:tc>
+        <w:tc>
+          <w:tcPr>
+            <w:tcW w:type="dxa" w:w="1904"/>
+            <w:vAlign w:val="center"/>
+          </w:tcPr>
+          <w:p>
+            <w:pPr>
+              <w:spacing w:before="20" w:after="20"/>
+              <w:jc w:val="center"/>
+            </w:pPr>
+            <w:r>
+              <w:rPr>
+                <w:rFonts w:ascii="Times New Roman" w:hAnsi="Times New Roman"/>
+                <w:sz w:val="18"/>
+              </w:rPr>
+              <w:t>0.010</w:t>
+            </w:r>
+          </w:p>
+        </w:tc>
+        <w:tc>
+          <w:tcPr>
+            <w:tcW w:type="dxa" w:w="1904"/>
+            <w:vAlign w:val="center"/>
+          </w:tcPr>
+          <w:p>
+            <w:pPr>
+              <w:spacing w:before="20" w:after="20"/>
+              <w:jc w:val="center"/>
+            </w:pPr>
+            <w:r>
+              <w:rPr>
+                <w:rFonts w:ascii="Times New Roman" w:hAnsi="Times New Roman"/>
+                <w:sz w:val="18"/>
+              </w:rPr>
+              <w:t>0.412</w:t>
+            </w:r>
+          </w:p>
+        </w:tc>
+        <w:tc>
+          <w:tcPr>
+            <w:tcW w:type="dxa" w:w="1904"/>
+            <w:vAlign w:val="center"/>
+          </w:tcPr>
+          <w:p>
+            <w:pPr>
+              <w:spacing w:before="20" w:after="20"/>
+              <w:jc w:val="center"/>
+            </w:pPr>
+            <w:r>
+              <w:rPr>
+                <w:rFonts w:ascii="Times New Roman" w:hAnsi="Times New Roman"/>
+                <w:sz w:val="18"/>
+              </w:rPr>
+              <w:t>0.9920</w:t>
+            </w:r>
+          </w:p>
+        </w:tc>
+        <w:tc>
+          <w:tcPr>
+            <w:tcW w:type="dxa" w:w="1904"/>
+            <w:vAlign w:val="center"/>
+          </w:tcPr>
+          <w:p>
+            <w:pPr>
+              <w:spacing w:before="20" w:after="20"/>
+              <w:jc w:val="center"/>
+            </w:pPr>
+            <w:r>
+              <w:rPr>
+                <w:rFonts w:ascii="Times New Roman" w:hAnsi="Times New Roman"/>
+                <w:sz w:val="18"/>
+              </w:rPr>
+              <w:t>84</w:t>
+            </w:r>
+          </w:p>
+        </w:tc>
+      </w:tr>
+      <w:tr>
+        <w:tc>
+          <w:tcPr>
+            <w:tcW w:type="dxa" w:w="1904"/>
+            <w:vAlign w:val="center"/>
+          </w:tcPr>
+          <w:p>
+            <w:pPr>
+              <w:spacing w:before="20" w:after="20"/>
+              <w:jc w:val="left"/>
+            </w:pPr>
+            <w:r>
+              <w:rPr>
+                <w:rFonts w:ascii="Times New Roman" w:hAnsi="Times New Roman"/>
+                <w:sz w:val="18"/>
+              </w:rPr>
+              <w:t>Degree 8</w:t>
+            </w:r>
+          </w:p>
+        </w:tc>
+        <w:tc>
+          <w:tcPr>
+            <w:tcW w:type="dxa" w:w="1904"/>
+            <w:vAlign w:val="center"/>
+          </w:tcPr>
+          <w:p>
+            <w:pPr>
+              <w:spacing w:before="20" w:after="20"/>
+              <w:jc w:val="center"/>
+            </w:pPr>
+            <w:r>
+              <w:rPr>
+                <w:rFonts w:ascii="Times New Roman" w:hAnsi="Times New Roman"/>
+                <w:sz w:val="18"/>
+              </w:rPr>
+              <w:t>0.010</w:t>
+            </w:r>
+          </w:p>
+        </w:tc>
+        <w:tc>
+          <w:tcPr>
+            <w:tcW w:type="dxa" w:w="1904"/>
+            <w:vAlign w:val="center"/>
+          </w:tcPr>
+          <w:p>
+            <w:pPr>
+              <w:spacing w:before="20" w:after="20"/>
+              <w:jc w:val="center"/>
+            </w:pPr>
+            <w:r>
+              <w:rPr>
+                <w:rFonts w:ascii="Times New Roman" w:hAnsi="Times New Roman"/>
+                <w:sz w:val="18"/>
+              </w:rPr>
+              <w:t>0.282</w:t>
+            </w:r>
+          </w:p>
+        </w:tc>
+        <w:tc>
+          <w:tcPr>
+            <w:tcW w:type="dxa" w:w="1904"/>
+            <w:vAlign w:val="center"/>
+          </w:tcPr>
+          <w:p>
+            <w:pPr>
+              <w:spacing w:before="20" w:after="20"/>
+              <w:jc w:val="center"/>
+            </w:pPr>
+            <w:r>
+              <w:rPr>
+                <w:rFonts w:ascii="Times New Roman" w:hAnsi="Times New Roman"/>
+                <w:sz w:val="18"/>
+              </w:rPr>
+              <w:t>0.9945</w:t>
+            </w:r>
+          </w:p>
+        </w:tc>
+        <w:tc>
+          <w:tcPr>
+            <w:tcW w:type="dxa" w:w="1904"/>
+            <w:vAlign w:val="center"/>
+          </w:tcPr>
+          <w:p>
+            <w:pPr>
+              <w:spacing w:before="20" w:after="20"/>
+              <w:jc w:val="center"/>
+            </w:pPr>
+            <w:r>
+              <w:rPr>
+                <w:rFonts w:ascii="Times New Roman" w:hAnsi="Times New Roman"/>
+                <w:sz w:val="18"/>
+              </w:rPr>
+              <w:t>165</w:t>
+            </w:r>
+          </w:p>
+        </w:tc>
+      </w:tr>
+      <w:tr>
+        <w:tc>
+          <w:tcPr>
+            <w:tcW w:type="dxa" w:w="1904"/>
+            <w:vAlign w:val="center"/>
+          </w:tcPr>
+          <w:p>
+            <w:pPr>
+              <w:spacing w:before="20" w:after="20"/>
+              <w:jc w:val="left"/>
+            </w:pPr>
+            <w:r>
+              <w:rPr>
+                <w:rFonts w:ascii="Times New Roman" w:hAnsi="Times New Roman"/>
+                <w:sz w:val="18"/>
+              </w:rPr>
+              <w:t>Degree 10</w:t>
+            </w:r>
+          </w:p>
+        </w:tc>
+        <w:tc>
+          <w:tcPr>
+            <w:tcW w:type="dxa" w:w="1904"/>
+            <w:vAlign w:val="center"/>
+          </w:tcPr>
+          <w:p>
+            <w:pPr>
+              <w:spacing w:before="20" w:after="20"/>
+              <w:jc w:val="center"/>
+            </w:pPr>
+            <w:r>
+              <w:rPr>
+                <w:rFonts w:ascii="Times New Roman" w:hAnsi="Times New Roman"/>
+                <w:sz w:val="18"/>
+              </w:rPr>
+              <w:t>0.100</w:t>
+            </w:r>
+          </w:p>
+        </w:tc>
+        <w:tc>
+          <w:tcPr>
+            <w:tcW w:type="dxa" w:w="1904"/>
+            <w:vAlign w:val="center"/>
+          </w:tcPr>
+          <w:p>
+            <w:pPr>
+              <w:spacing w:before="20" w:after="20"/>
+              <w:jc w:val="center"/>
+            </w:pPr>
+            <w:r>
+              <w:rPr>
+                <w:rFonts w:ascii="Times New Roman" w:hAnsi="Times New Roman"/>
+                <w:sz w:val="18"/>
+              </w:rPr>
+              <w:t>0.271</w:t>
+            </w:r>
+          </w:p>
+        </w:tc>
+        <w:tc>
+          <w:tcPr>
+            <w:tcW w:type="dxa" w:w="1904"/>
+            <w:vAlign w:val="center"/>
+          </w:tcPr>
+          <w:p>
+            <w:pPr>
+              <w:spacing w:before="20" w:after="20"/>
+              <w:jc w:val="center"/>
+            </w:pPr>
+            <w:r>
+              <w:rPr>
+                <w:rFonts w:ascii="Times New Roman" w:hAnsi="Times New Roman"/>
+                <w:sz w:val="18"/>
+              </w:rPr>
+              <w:t>0.9947</w:t>
+            </w:r>
+          </w:p>
+        </w:tc>
+        <w:tc>
+          <w:tcPr>
+            <w:tcW w:type="dxa" w:w="1904"/>
+            <w:vAlign w:val="center"/>
+          </w:tcPr>
+          <w:p>
+            <w:pPr>
+              <w:spacing w:before="20" w:after="20"/>
+              <w:jc w:val="center"/>
+            </w:pPr>
+            <w:r>
+              <w:rPr>
+                <w:rFonts w:ascii="Times New Roman" w:hAnsi="Times New Roman"/>
+                <w:sz w:val="18"/>
+              </w:rPr>
+              <w:t>286</w:t>
+            </w:r>
+          </w:p>
+        </w:tc>
+      </w:tr>
+      <w:tr>
+        <w:tc>
+          <w:tcPr>
+            <w:tcW w:type="dxa" w:w="1904"/>
+            <w:vAlign w:val="center"/>
+          </w:tcPr>
+          <w:p>
+            <w:pPr>
+              <w:spacing w:before="20" w:after="20"/>
+              <w:jc w:val="left"/>
+            </w:pPr>
+            <w:r>
+              <w:rPr>
+                <w:rFonts w:ascii="Times New Roman" w:hAnsi="Times New Roman"/>
+                <w:sz w:val="18"/>
+              </w:rPr>
+              <w:t>Degree 12</w:t>
+            </w:r>
+          </w:p>
+        </w:tc>
+        <w:tc>
+          <w:tcPr>
+            <w:tcW w:type="dxa" w:w="1904"/>
+            <w:vAlign w:val="center"/>
+          </w:tcPr>
+          <w:p>
+            <w:pPr>
+              <w:spacing w:before="20" w:after="20"/>
+              <w:jc w:val="center"/>
+            </w:pPr>
+            <w:r>
+              <w:rPr>
+                <w:rFonts w:ascii="Times New Roman" w:hAnsi="Times New Roman"/>
+                <w:sz w:val="18"/>
+              </w:rPr>
+              <w:t>0.231</w:t>
+            </w:r>
+          </w:p>
+        </w:tc>
+        <w:tc>
+          <w:tcPr>
+            <w:tcW w:type="dxa" w:w="1904"/>
+            <w:vAlign w:val="center"/>
+          </w:tcPr>
+          <w:p>
+            <w:pPr>
+              <w:spacing w:before="20" w:after="20"/>
+              <w:jc w:val="center"/>
+            </w:pPr>
+            <w:r>
+              <w:rPr>
+                <w:rFonts w:ascii="Times New Roman" w:hAnsi="Times New Roman"/>
+                <w:sz w:val="18"/>
+              </w:rPr>
+              <w:t>0.2627</w:t>
+            </w:r>
+          </w:p>
+        </w:tc>
+        <w:tc>
+          <w:tcPr>
+            <w:tcW w:type="dxa" w:w="1904"/>
+            <w:vAlign w:val="center"/>
+          </w:tcPr>
+          <w:p>
+            <w:pPr>
+              <w:spacing w:before="20" w:after="20"/>
+              <w:jc w:val="center"/>
+            </w:pPr>
+            <w:r>
+              <w:rPr>
+                <w:rFonts w:ascii="Times New Roman" w:hAnsi="Times New Roman"/>
+                <w:sz w:val="18"/>
+              </w:rPr>
+              <w:t>0.9949</w:t>
+            </w:r>
+          </w:p>
+        </w:tc>
+        <w:tc>
+          <w:tcPr>
+            <w:tcW w:type="dxa" w:w="1904"/>
+            <w:vAlign w:val="center"/>
+          </w:tcPr>
+          <w:p>
+            <w:pPr>
+              <w:spacing w:before="20" w:after="20"/>
+              <w:jc w:val="center"/>
+            </w:pPr>
+            <w:r>
+              <w:rPr>
+                <w:rFonts w:ascii="Times New Roman" w:hAnsi="Times New Roman"/>
+                <w:sz w:val="18"/>
+              </w:rPr>
+              <w:t>454 (Optimal)</w:t>
+            </w:r>
+          </w:p>
+        </w:tc>
+      </w:tr>
+      <w:tr>
+        <w:tc>
+          <w:tcPr>
+            <w:tcW w:type="dxa" w:w="1904"/>
+            <w:vAlign w:val="center"/>
+          </w:tcPr>
+          <w:p>
+            <w:pPr>
+              <w:spacing w:before="20" w:after="20"/>
+              <w:jc w:val="left"/>
+            </w:pPr>
+            <w:r>
+              <w:rPr>
+                <w:rFonts w:ascii="Times New Roman" w:hAnsi="Times New Roman"/>
+                <w:sz w:val="18"/>
+              </w:rPr>
+              <w:t>Degree 14</w:t>
+            </w:r>
+          </w:p>
+        </w:tc>
+        <w:tc>
+          <w:tcPr>
+            <w:tcW w:type="dxa" w:w="1904"/>
+            <w:vAlign w:val="center"/>
+          </w:tcPr>
+          <w:p>
+            <w:pPr>
+              <w:spacing w:before="20" w:after="20"/>
+              <w:jc w:val="center"/>
+            </w:pPr>
+            <w:r>
+              <w:rPr>
+                <w:rFonts w:ascii="Times New Roman" w:hAnsi="Times New Roman"/>
+                <w:sz w:val="18"/>
+              </w:rPr>
+              <w:t>0.316</w:t>
+            </w:r>
+          </w:p>
+        </w:tc>
+        <w:tc>
+          <w:tcPr>
+            <w:tcW w:type="dxa" w:w="1904"/>
+            <w:vAlign w:val="center"/>
+          </w:tcPr>
+          <w:p>
+            <w:pPr>
+              <w:spacing w:before="20" w:after="20"/>
+              <w:jc w:val="center"/>
+            </w:pPr>
+            <w:r>
+              <w:rPr>
+                <w:rFonts w:ascii="Times New Roman" w:hAnsi="Times New Roman"/>
+                <w:sz w:val="18"/>
+              </w:rPr>
+              <w:t>0.272</w:t>
+            </w:r>
+          </w:p>
+        </w:tc>
+        <w:tc>
+          <w:tcPr>
+            <w:tcW w:type="dxa" w:w="1904"/>
+            <w:vAlign w:val="center"/>
+          </w:tcPr>
+          <w:p>
+            <w:pPr>
+              <w:spacing w:before="20" w:after="20"/>
+              <w:jc w:val="center"/>
+            </w:pPr>
+            <w:r>
+              <w:rPr>
+                <w:rFonts w:ascii="Times New Roman" w:hAnsi="Times New Roman"/>
+                <w:sz w:val="18"/>
+              </w:rPr>
+              <w:t>0.9947</w:t>
+            </w:r>
+          </w:p>
+        </w:tc>
+        <w:tc>
+          <w:tcPr>
+            <w:tcW w:type="dxa" w:w="1904"/>
+            <w:vAlign w:val="center"/>
+          </w:tcPr>
+          <w:p>
+            <w:pPr>
+              <w:spacing w:before="20" w:after="20"/>
+              <w:jc w:val="center"/>
+            </w:pPr>
+            <w:r>
+              <w:rPr>
+                <w:rFonts w:ascii="Times New Roman" w:hAnsi="Times New Roman"/>
+                <w:sz w:val="18"/>
+              </w:rPr>
+              <w:t>680</w:t>
+            </w:r>
+          </w:p>
+        </w:tc>
+      </w:tr>
+    </w:tbl>
+    <w:p>
+      <w:pPr>
+        <w:spacing w:before="0" w:after="60"/>
+      </w:pPr>
+    </w:p>
+    <w:p>
+      <w:pPr>
+        <w:spacing w:before="20" w:after="80" w:line="276" w:lineRule="auto"/>
+        <w:jc w:val="left"/>
+      </w:pPr>
+      <w:r>
+        <w:rPr>
+          <w:rFonts w:ascii="Times New Roman" w:hAnsi="Times New Roman"/>
+          <w:b/>
+          <w:i w:val="0"/>
+          <w:sz w:val="21"/>
+        </w:rPr>
+        <w:t>Final Selection for Var2: Degree = 12, Alpha = 0.231013 (Confirmed by RidgeCV).</w:t>
+      </w:r>
+    </w:p>
+    <w:p>
+      <w:pPr>
+        <w:spacing w:before="80" w:after="40"/>
         <w:jc w:val="center"/>
       </w:pPr>
       <w:r>
         <w:drawing>
           <wp:inline xmlns:a="http://schemas.openxmlformats.org/drawingml/2006/main" xmlns:pic="http://schemas.openxmlformats.org/drawingml/2006/picture">
-            <wp:extent cx="4663440" cy="1794837"/>
+            <wp:extent cx="4389120" cy="1689258"/>
             <wp:docPr id="2" name="Picture 2"/>
             <wp:cNvGraphicFramePr>
               <a:graphicFrameLocks noChangeAspect="1"/>
@@ -1631,7 +2274,7 @@
                   <pic:spPr>
                     <a:xfrm>
                       <a:off x="0" y="0"/>
-                      <a:ext cx="4663440" cy="1794837"/>
+                      <a:ext cx="4389120" cy="1689258"/>
                     </a:xfrm>
                     <a:prstGeom prst="rect"/>
                   </pic:spPr>
@@ -1644,22 +2287,43 @@
     </w:p>
     <w:p>
       <w:pPr>
-        <w:spacing w:before="40" w:after="120"/>
+        <w:spacing w:before="20" w:after="100"/>
         <w:jc w:val="center"/>
       </w:pPr>
       <w:r>
         <w:rPr>
           <w:rFonts w:ascii="Times New Roman" w:hAnsi="Times New Roman"/>
           <w:i/>
-          <w:sz w:val="19"/>
+          <w:sz w:val="18"/>
         </w:rPr>
-        <w:t>Figure 2: Validation MSE across varying Ridge regularization strengths (alpha) at the chosen polynomial degrees. Dashed vertical lines mark the optimal regularizer identified during fine tuning.</w:t>
+        <w:t>Figure 2: Validation MSE vs Ridge alpha at the chosen degrees. Dashed lines mark the optimal alpha.</w:t>
+      </w:r>
+    </w:p>
+    <w:p>
+      <w:r>
+        <w:br w:type="page"/>
+      </w:r>
+    </w:p>
+    <w:p>
+      <w:pPr>
+        <w:pStyle w:val="Heading1"/>
+        <w:spacing w:before="140" w:after="60"/>
+        <w:jc w:val="left"/>
+      </w:pPr>
+      <w:r>
+        <w:rPr>
+          <w:rFonts w:ascii="Times New Roman" w:hAnsi="Times New Roman"/>
+          <w:b/>
+          <w:color w:val="000000"/>
+          <w:sz w:val="24"/>
+        </w:rPr>
+        <w:t>5. Model Evaluation &amp; Experimental Results</w:t>
       </w:r>
     </w:p>
     <w:p>
       <w:pPr>
         <w:pStyle w:val="Heading2"/>
-        <w:spacing w:before="120" w:after="60"/>
+        <w:spacing w:before="100" w:after="40"/>
         <w:jc w:val="left"/>
       </w:pPr>
       <w:r>
@@ -1667,14 +2331,14 @@
           <w:rFonts w:ascii="Times New Roman" w:hAnsi="Times New Roman"/>
           <w:b/>
           <w:color w:val="1E1E1E"/>
-          <w:sz w:val="23"/>
+          <w:sz w:val="22"/>
         </w:rPr>
-        <w:t>4.2 Phase 2 (Var2) – Subsurface Thermal Reservoir (3 Features)</w:t>
+        <w:t>5.1 Cross-Validation Summary</w:t>
       </w:r>
     </w:p>
     <w:p>
       <w:pPr>
-        <w:spacing w:before="40" w:after="100" w:line="276" w:lineRule="auto"/>
+        <w:spacing w:before="20" w:after="80" w:line="276" w:lineRule="auto"/>
         <w:jc w:val="left"/>
       </w:pPr>
       <w:r>
@@ -1682,24 +2346,9 @@
           <w:rFonts w:ascii="Times New Roman" w:hAnsi="Times New Roman"/>
           <w:b w:val="0"/>
           <w:i w:val="0"/>
-          <w:sz w:val="22"/>
+          <w:sz w:val="21"/>
         </w:rPr>
-        <w:t>Phase 2 presented a markedly different architectural landscape. With only 3 spatial coordinates (x1, x2, x3), the monomial expansion is much more compact. Even at degree 12, the expanded design matrix contains only 454 features for 1000 training observations, maintaining a comfortable samples-to-parameters ratio of over 2:1.</w:t>
-      </w:r>
-    </w:p>
-    <w:p>
-      <w:pPr>
-        <w:spacing w:before="40" w:after="100" w:line="276" w:lineRule="auto"/>
-        <w:jc w:val="left"/>
-      </w:pPr>
-      <w:r>
-        <w:rPr>
-          <w:rFonts w:ascii="Times New Roman" w:hAnsi="Times New Roman"/>
-          <w:b w:val="0"/>
-          <w:i w:val="0"/>
-          <w:sz w:val="22"/>
-        </w:rPr>
-        <w:t>Because subterranean thermal plumes exhibit intricate 3D spatial geometry with steep gradients and multiple local extrema, lower polynomial degrees fail to resolve the spatial structure adequately. The cross-validation error decreased monotonically from degree 4 all the way through degree 11, reaching its lowest validation MSE of 0.2627 (R^2 = 0.9949) at degree 12. Beyond degree 12, the error curves flatten and slightly rise at degrees 13 and 14. Unlike Phase 1, the optimal alpha for Phase 2 was much smaller (alpha = 0.231013), reflecting that the 3D basis contains less redundant multi-collinear overlap than the 6-dimensional turbine dataset.</w:t>
+        <w:t>The final performance metrics under 5-fold cross-validation are summarized below:</w:t>
       </w:r>
     </w:p>
     <w:tbl>
@@ -1708,67 +2357,97 @@
         <w:tblW w:type="auto" w:w="0"/>
         <w:jc w:val="center"/>
         <w:tblLook w:firstColumn="1" w:firstRow="1" w:lastColumn="0" w:lastRow="0" w:noHBand="0" w:noVBand="1" w:val="04A0"/>
+        <w:tblCellMar>
+          <w:top w:w="60" w:type="dxa"/>
+          <w:bottom w:w="60" w:type="dxa"/>
+          <w:left w:w="100" w:type="dxa"/>
+          <w:right w:w="100" w:type="dxa"/>
+        </w:tblCellMar>
       </w:tblPr>
       <w:tblGrid>
-        <w:gridCol w:w="1881"/>
-        <w:gridCol w:w="1881"/>
-        <w:gridCol w:w="1881"/>
-        <w:gridCol w:w="1881"/>
-        <w:gridCol w:w="1881"/>
+        <w:gridCol w:w="1586"/>
+        <w:gridCol w:w="1586"/>
+        <w:gridCol w:w="1586"/>
+        <w:gridCol w:w="1586"/>
+        <w:gridCol w:w="1586"/>
+        <w:gridCol w:w="1586"/>
       </w:tblGrid>
       <w:tr>
         <w:tc>
           <w:tcPr>
-            <w:tcW w:type="dxa" w:w="1881"/>
+            <w:tcW w:type="dxa" w:w="1586"/>
+            <w:vAlign w:val="center"/>
           </w:tcPr>
           <w:p>
             <w:pPr>
-              <w:spacing w:before="40" w:after="40"/>
+              <w:spacing w:before="20" w:after="20"/>
               <w:jc w:val="center"/>
             </w:pPr>
             <w:r>
               <w:rPr>
                 <w:rFonts w:ascii="Times New Roman" w:hAnsi="Times New Roman"/>
                 <w:b/>
-                <w:sz w:val="19"/>
+                <w:sz w:val="18"/>
               </w:rPr>
-              <w:t>Polynomial Degree</w:t>
+              <w:t>Problem Statement</w:t>
             </w:r>
           </w:p>
         </w:tc>
         <w:tc>
           <w:tcPr>
-            <w:tcW w:type="dxa" w:w="1881"/>
+            <w:tcW w:type="dxa" w:w="1586"/>
+            <w:vAlign w:val="center"/>
           </w:tcPr>
           <w:p>
             <w:pPr>
-              <w:spacing w:before="40" w:after="40"/>
+              <w:spacing w:before="20" w:after="20"/>
               <w:jc w:val="center"/>
             </w:pPr>
             <w:r>
               <w:rPr>
                 <w:rFonts w:ascii="Times New Roman" w:hAnsi="Times New Roman"/>
                 <w:b/>
-                <w:sz w:val="19"/>
+                <w:sz w:val="18"/>
               </w:rPr>
-              <w:t>Best Alpha</w:t>
+              <w:t>Optimal Degree</w:t>
             </w:r>
           </w:p>
         </w:tc>
         <w:tc>
           <w:tcPr>
-            <w:tcW w:type="dxa" w:w="1881"/>
+            <w:tcW w:type="dxa" w:w="1586"/>
+            <w:vAlign w:val="center"/>
           </w:tcPr>
           <w:p>
             <w:pPr>
-              <w:spacing w:before="40" w:after="40"/>
+              <w:spacing w:before="20" w:after="20"/>
               <w:jc w:val="center"/>
             </w:pPr>
             <w:r>
               <w:rPr>
                 <w:rFonts w:ascii="Times New Roman" w:hAnsi="Times New Roman"/>
                 <w:b/>
-                <w:sz w:val="19"/>
+                <w:sz w:val="18"/>
+              </w:rPr>
+              <w:t>Selected Alpha</w:t>
+            </w:r>
+          </w:p>
+        </w:tc>
+        <w:tc>
+          <w:tcPr>
+            <w:tcW w:type="dxa" w:w="1586"/>
+            <w:vAlign w:val="center"/>
+          </w:tcPr>
+          <w:p>
+            <w:pPr>
+              <w:spacing w:before="20" w:after="20"/>
+              <w:jc w:val="center"/>
+            </w:pPr>
+            <w:r>
+              <w:rPr>
+                <w:rFonts w:ascii="Times New Roman" w:hAnsi="Times New Roman"/>
+                <w:b/>
+                <w:sz w:val="18"/>
               </w:rPr>
               <w:t>5-Fold CV MSE</w:t>
             </w:r>
@@ -1776,18 +2455,19 @@
         </w:tc>
         <w:tc>
           <w:tcPr>
-            <w:tcW w:type="dxa" w:w="1881"/>
+            <w:tcW w:type="dxa" w:w="1586"/>
+            <w:vAlign w:val="center"/>
           </w:tcPr>
           <w:p>
             <w:pPr>
-              <w:spacing w:before="40" w:after="40"/>
+              <w:spacing w:before="20" w:after="20"/>
               <w:jc w:val="center"/>
             </w:pPr>
             <w:r>
               <w:rPr>
                 <w:rFonts w:ascii="Times New Roman" w:hAnsi="Times New Roman"/>
                 <w:b/>
-                <w:sz w:val="19"/>
+                <w:sz w:val="18"/>
               </w:rPr>
               <w:t>5-Fold CV R²</w:t>
             </w:r>
@@ -1795,20 +2475,21 @@
         </w:tc>
         <w:tc>
           <w:tcPr>
-            <w:tcW w:type="dxa" w:w="1881"/>
+            <w:tcW w:type="dxa" w:w="1586"/>
+            <w:vAlign w:val="center"/>
           </w:tcPr>
           <w:p>
             <w:pPr>
-              <w:spacing w:before="40" w:after="40"/>
+              <w:spacing w:before="20" w:after="20"/>
               <w:jc w:val="center"/>
             </w:pPr>
             <w:r>
               <w:rPr>
                 <w:rFonts w:ascii="Times New Roman" w:hAnsi="Times New Roman"/>
                 <w:b/>
-                <w:sz w:val="19"/>
+                <w:sz w:val="18"/>
               </w:rPr>
-              <w:t>Number of Features</w:t>
+              <w:t>Features</w:t>
             </w:r>
           </w:p>
         </w:tc>
@@ -1816,952 +2497,18 @@
       <w:tr>
         <w:tc>
           <w:tcPr>
-            <w:tcW w:type="dxa" w:w="1881"/>
+            <w:tcW w:type="dxa" w:w="1586"/>
+            <w:vAlign w:val="center"/>
           </w:tcPr>
           <w:p>
             <w:pPr>
-              <w:spacing w:before="30" w:after="30"/>
-              <w:jc w:val="center"/>
+              <w:spacing w:before="20" w:after="20"/>
+              <w:jc w:val="left"/>
             </w:pPr>
             <w:r>
               <w:rPr>
                 <w:rFonts w:ascii="Times New Roman" w:hAnsi="Times New Roman"/>
-                <w:sz w:val="19"/>
-              </w:rPr>
-              <w:t>Degree 7</w:t>
-            </w:r>
-          </w:p>
-        </w:tc>
-        <w:tc>
-          <w:tcPr>
-            <w:tcW w:type="dxa" w:w="1881"/>
-          </w:tcPr>
-          <w:p>
-            <w:pPr>
-              <w:spacing w:before="30" w:after="30"/>
-              <w:jc w:val="center"/>
-            </w:pPr>
-            <w:r>
-              <w:rPr>
-                <w:rFonts w:ascii="Times New Roman" w:hAnsi="Times New Roman"/>
-                <w:sz w:val="19"/>
-              </w:rPr>
-              <w:t>0.010</w:t>
-            </w:r>
-          </w:p>
-        </w:tc>
-        <w:tc>
-          <w:tcPr>
-            <w:tcW w:type="dxa" w:w="1881"/>
-          </w:tcPr>
-          <w:p>
-            <w:pPr>
-              <w:spacing w:before="30" w:after="30"/>
-              <w:jc w:val="center"/>
-            </w:pPr>
-            <w:r>
-              <w:rPr>
-                <w:rFonts w:ascii="Times New Roman" w:hAnsi="Times New Roman"/>
-                <w:sz w:val="19"/>
-              </w:rPr>
-              <w:t>0.334</w:t>
-            </w:r>
-          </w:p>
-        </w:tc>
-        <w:tc>
-          <w:tcPr>
-            <w:tcW w:type="dxa" w:w="1881"/>
-          </w:tcPr>
-          <w:p>
-            <w:pPr>
-              <w:spacing w:before="30" w:after="30"/>
-              <w:jc w:val="center"/>
-            </w:pPr>
-            <w:r>
-              <w:rPr>
-                <w:rFonts w:ascii="Times New Roman" w:hAnsi="Times New Roman"/>
-                <w:sz w:val="19"/>
-              </w:rPr>
-              <w:t>0.9935</w:t>
-            </w:r>
-          </w:p>
-        </w:tc>
-        <w:tc>
-          <w:tcPr>
-            <w:tcW w:type="dxa" w:w="1881"/>
-          </w:tcPr>
-          <w:p>
-            <w:pPr>
-              <w:spacing w:before="30" w:after="30"/>
-              <w:jc w:val="center"/>
-            </w:pPr>
-            <w:r>
-              <w:rPr>
-                <w:rFonts w:ascii="Times New Roman" w:hAnsi="Times New Roman"/>
-                <w:sz w:val="19"/>
-              </w:rPr>
-              <w:t>120</w:t>
-            </w:r>
-          </w:p>
-        </w:tc>
-      </w:tr>
-      <w:tr>
-        <w:tc>
-          <w:tcPr>
-            <w:tcW w:type="dxa" w:w="1881"/>
-          </w:tcPr>
-          <w:p>
-            <w:pPr>
-              <w:spacing w:before="30" w:after="30"/>
-              <w:jc w:val="center"/>
-            </w:pPr>
-            <w:r>
-              <w:rPr>
-                <w:rFonts w:ascii="Times New Roman" w:hAnsi="Times New Roman"/>
-                <w:sz w:val="19"/>
-              </w:rPr>
-              <w:t>Degree 8</w:t>
-            </w:r>
-          </w:p>
-        </w:tc>
-        <w:tc>
-          <w:tcPr>
-            <w:tcW w:type="dxa" w:w="1881"/>
-          </w:tcPr>
-          <w:p>
-            <w:pPr>
-              <w:spacing w:before="30" w:after="30"/>
-              <w:jc w:val="center"/>
-            </w:pPr>
-            <w:r>
-              <w:rPr>
-                <w:rFonts w:ascii="Times New Roman" w:hAnsi="Times New Roman"/>
-                <w:sz w:val="19"/>
-              </w:rPr>
-              <w:t>0.010</w:t>
-            </w:r>
-          </w:p>
-        </w:tc>
-        <w:tc>
-          <w:tcPr>
-            <w:tcW w:type="dxa" w:w="1881"/>
-          </w:tcPr>
-          <w:p>
-            <w:pPr>
-              <w:spacing w:before="30" w:after="30"/>
-              <w:jc w:val="center"/>
-            </w:pPr>
-            <w:r>
-              <w:rPr>
-                <w:rFonts w:ascii="Times New Roman" w:hAnsi="Times New Roman"/>
-                <w:sz w:val="19"/>
-              </w:rPr>
-              <w:t>0.282</w:t>
-            </w:r>
-          </w:p>
-        </w:tc>
-        <w:tc>
-          <w:tcPr>
-            <w:tcW w:type="dxa" w:w="1881"/>
-          </w:tcPr>
-          <w:p>
-            <w:pPr>
-              <w:spacing w:before="30" w:after="30"/>
-              <w:jc w:val="center"/>
-            </w:pPr>
-            <w:r>
-              <w:rPr>
-                <w:rFonts w:ascii="Times New Roman" w:hAnsi="Times New Roman"/>
-                <w:sz w:val="19"/>
-              </w:rPr>
-              <w:t>0.9945</w:t>
-            </w:r>
-          </w:p>
-        </w:tc>
-        <w:tc>
-          <w:tcPr>
-            <w:tcW w:type="dxa" w:w="1881"/>
-          </w:tcPr>
-          <w:p>
-            <w:pPr>
-              <w:spacing w:before="30" w:after="30"/>
-              <w:jc w:val="center"/>
-            </w:pPr>
-            <w:r>
-              <w:rPr>
-                <w:rFonts w:ascii="Times New Roman" w:hAnsi="Times New Roman"/>
-                <w:sz w:val="19"/>
-              </w:rPr>
-              <w:t>165</w:t>
-            </w:r>
-          </w:p>
-        </w:tc>
-      </w:tr>
-      <w:tr>
-        <w:tc>
-          <w:tcPr>
-            <w:tcW w:type="dxa" w:w="1881"/>
-          </w:tcPr>
-          <w:p>
-            <w:pPr>
-              <w:spacing w:before="30" w:after="30"/>
-              <w:jc w:val="center"/>
-            </w:pPr>
-            <w:r>
-              <w:rPr>
-                <w:rFonts w:ascii="Times New Roman" w:hAnsi="Times New Roman"/>
-                <w:sz w:val="19"/>
-              </w:rPr>
-              <w:t>Degree 9</w:t>
-            </w:r>
-          </w:p>
-        </w:tc>
-        <w:tc>
-          <w:tcPr>
-            <w:tcW w:type="dxa" w:w="1881"/>
-          </w:tcPr>
-          <w:p>
-            <w:pPr>
-              <w:spacing w:before="30" w:after="30"/>
-              <w:jc w:val="center"/>
-            </w:pPr>
-            <w:r>
-              <w:rPr>
-                <w:rFonts w:ascii="Times New Roman" w:hAnsi="Times New Roman"/>
-                <w:sz w:val="19"/>
-              </w:rPr>
-              <w:t>0.010</w:t>
-            </w:r>
-          </w:p>
-        </w:tc>
-        <w:tc>
-          <w:tcPr>
-            <w:tcW w:type="dxa" w:w="1881"/>
-          </w:tcPr>
-          <w:p>
-            <w:pPr>
-              <w:spacing w:before="30" w:after="30"/>
-              <w:jc w:val="center"/>
-            </w:pPr>
-            <w:r>
-              <w:rPr>
-                <w:rFonts w:ascii="Times New Roman" w:hAnsi="Times New Roman"/>
-                <w:sz w:val="19"/>
-              </w:rPr>
-              <w:t>0.274</w:t>
-            </w:r>
-          </w:p>
-        </w:tc>
-        <w:tc>
-          <w:tcPr>
-            <w:tcW w:type="dxa" w:w="1881"/>
-          </w:tcPr>
-          <w:p>
-            <w:pPr>
-              <w:spacing w:before="30" w:after="30"/>
-              <w:jc w:val="center"/>
-            </w:pPr>
-            <w:r>
-              <w:rPr>
-                <w:rFonts w:ascii="Times New Roman" w:hAnsi="Times New Roman"/>
-                <w:sz w:val="19"/>
-              </w:rPr>
-              <w:t>0.9947</w:t>
-            </w:r>
-          </w:p>
-        </w:tc>
-        <w:tc>
-          <w:tcPr>
-            <w:tcW w:type="dxa" w:w="1881"/>
-          </w:tcPr>
-          <w:p>
-            <w:pPr>
-              <w:spacing w:before="30" w:after="30"/>
-              <w:jc w:val="center"/>
-            </w:pPr>
-            <w:r>
-              <w:rPr>
-                <w:rFonts w:ascii="Times New Roman" w:hAnsi="Times New Roman"/>
-                <w:sz w:val="19"/>
-              </w:rPr>
-              <w:t>220</w:t>
-            </w:r>
-          </w:p>
-        </w:tc>
-      </w:tr>
-      <w:tr>
-        <w:tc>
-          <w:tcPr>
-            <w:tcW w:type="dxa" w:w="1881"/>
-          </w:tcPr>
-          <w:p>
-            <w:pPr>
-              <w:spacing w:before="30" w:after="30"/>
-              <w:jc w:val="center"/>
-            </w:pPr>
-            <w:r>
-              <w:rPr>
-                <w:rFonts w:ascii="Times New Roman" w:hAnsi="Times New Roman"/>
-                <w:sz w:val="19"/>
-              </w:rPr>
-              <w:t>Degree 10</w:t>
-            </w:r>
-          </w:p>
-        </w:tc>
-        <w:tc>
-          <w:tcPr>
-            <w:tcW w:type="dxa" w:w="1881"/>
-          </w:tcPr>
-          <w:p>
-            <w:pPr>
-              <w:spacing w:before="30" w:after="30"/>
-              <w:jc w:val="center"/>
-            </w:pPr>
-            <w:r>
-              <w:rPr>
-                <w:rFonts w:ascii="Times New Roman" w:hAnsi="Times New Roman"/>
-                <w:sz w:val="19"/>
-              </w:rPr>
-              <w:t>0.100</w:t>
-            </w:r>
-          </w:p>
-        </w:tc>
-        <w:tc>
-          <w:tcPr>
-            <w:tcW w:type="dxa" w:w="1881"/>
-          </w:tcPr>
-          <w:p>
-            <w:pPr>
-              <w:spacing w:before="30" w:after="30"/>
-              <w:jc w:val="center"/>
-            </w:pPr>
-            <w:r>
-              <w:rPr>
-                <w:rFonts w:ascii="Times New Roman" w:hAnsi="Times New Roman"/>
-                <w:sz w:val="19"/>
-              </w:rPr>
-              <w:t>0.271</w:t>
-            </w:r>
-          </w:p>
-        </w:tc>
-        <w:tc>
-          <w:tcPr>
-            <w:tcW w:type="dxa" w:w="1881"/>
-          </w:tcPr>
-          <w:p>
-            <w:pPr>
-              <w:spacing w:before="30" w:after="30"/>
-              <w:jc w:val="center"/>
-            </w:pPr>
-            <w:r>
-              <w:rPr>
-                <w:rFonts w:ascii="Times New Roman" w:hAnsi="Times New Roman"/>
-                <w:sz w:val="19"/>
-              </w:rPr>
-              <w:t>0.9947</w:t>
-            </w:r>
-          </w:p>
-        </w:tc>
-        <w:tc>
-          <w:tcPr>
-            <w:tcW w:type="dxa" w:w="1881"/>
-          </w:tcPr>
-          <w:p>
-            <w:pPr>
-              <w:spacing w:before="30" w:after="30"/>
-              <w:jc w:val="center"/>
-            </w:pPr>
-            <w:r>
-              <w:rPr>
-                <w:rFonts w:ascii="Times New Roman" w:hAnsi="Times New Roman"/>
-                <w:sz w:val="19"/>
-              </w:rPr>
-              <w:t>286</w:t>
-            </w:r>
-          </w:p>
-        </w:tc>
-      </w:tr>
-      <w:tr>
-        <w:tc>
-          <w:tcPr>
-            <w:tcW w:type="dxa" w:w="1881"/>
-          </w:tcPr>
-          <w:p>
-            <w:pPr>
-              <w:spacing w:before="30" w:after="30"/>
-              <w:jc w:val="center"/>
-            </w:pPr>
-            <w:r>
-              <w:rPr>
-                <w:rFonts w:ascii="Times New Roman" w:hAnsi="Times New Roman"/>
-                <w:sz w:val="19"/>
-              </w:rPr>
-              <w:t>Degree 11</w:t>
-            </w:r>
-          </w:p>
-        </w:tc>
-        <w:tc>
-          <w:tcPr>
-            <w:tcW w:type="dxa" w:w="1881"/>
-          </w:tcPr>
-          <w:p>
-            <w:pPr>
-              <w:spacing w:before="30" w:after="30"/>
-              <w:jc w:val="center"/>
-            </w:pPr>
-            <w:r>
-              <w:rPr>
-                <w:rFonts w:ascii="Times New Roman" w:hAnsi="Times New Roman"/>
-                <w:sz w:val="19"/>
-              </w:rPr>
-              <w:t>0.100</w:t>
-            </w:r>
-          </w:p>
-        </w:tc>
-        <w:tc>
-          <w:tcPr>
-            <w:tcW w:type="dxa" w:w="1881"/>
-          </w:tcPr>
-          <w:p>
-            <w:pPr>
-              <w:spacing w:before="30" w:after="30"/>
-              <w:jc w:val="center"/>
-            </w:pPr>
-            <w:r>
-              <w:rPr>
-                <w:rFonts w:ascii="Times New Roman" w:hAnsi="Times New Roman"/>
-                <w:sz w:val="19"/>
-              </w:rPr>
-              <w:t>0.269</w:t>
-            </w:r>
-          </w:p>
-        </w:tc>
-        <w:tc>
-          <w:tcPr>
-            <w:tcW w:type="dxa" w:w="1881"/>
-          </w:tcPr>
-          <w:p>
-            <w:pPr>
-              <w:spacing w:before="30" w:after="30"/>
-              <w:jc w:val="center"/>
-            </w:pPr>
-            <w:r>
-              <w:rPr>
-                <w:rFonts w:ascii="Times New Roman" w:hAnsi="Times New Roman"/>
-                <w:sz w:val="19"/>
-              </w:rPr>
-              <w:t>0.9948</w:t>
-            </w:r>
-          </w:p>
-        </w:tc>
-        <w:tc>
-          <w:tcPr>
-            <w:tcW w:type="dxa" w:w="1881"/>
-          </w:tcPr>
-          <w:p>
-            <w:pPr>
-              <w:spacing w:before="30" w:after="30"/>
-              <w:jc w:val="center"/>
-            </w:pPr>
-            <w:r>
-              <w:rPr>
-                <w:rFonts w:ascii="Times New Roman" w:hAnsi="Times New Roman"/>
-                <w:sz w:val="19"/>
-              </w:rPr>
-              <w:t>364</w:t>
-            </w:r>
-          </w:p>
-        </w:tc>
-      </w:tr>
-      <w:tr>
-        <w:tc>
-          <w:tcPr>
-            <w:tcW w:type="dxa" w:w="1881"/>
-          </w:tcPr>
-          <w:p>
-            <w:pPr>
-              <w:spacing w:before="30" w:after="30"/>
-              <w:jc w:val="center"/>
-            </w:pPr>
-            <w:r>
-              <w:rPr>
-                <w:rFonts w:ascii="Times New Roman" w:hAnsi="Times New Roman"/>
-                <w:sz w:val="19"/>
-              </w:rPr>
-              <w:t>Degree 12</w:t>
-            </w:r>
-          </w:p>
-        </w:tc>
-        <w:tc>
-          <w:tcPr>
-            <w:tcW w:type="dxa" w:w="1881"/>
-          </w:tcPr>
-          <w:p>
-            <w:pPr>
-              <w:spacing w:before="30" w:after="30"/>
-              <w:jc w:val="center"/>
-            </w:pPr>
-            <w:r>
-              <w:rPr>
-                <w:rFonts w:ascii="Times New Roman" w:hAnsi="Times New Roman"/>
-                <w:sz w:val="19"/>
-              </w:rPr>
-              <w:t>0.231</w:t>
-            </w:r>
-          </w:p>
-        </w:tc>
-        <w:tc>
-          <w:tcPr>
-            <w:tcW w:type="dxa" w:w="1881"/>
-          </w:tcPr>
-          <w:p>
-            <w:pPr>
-              <w:spacing w:before="30" w:after="30"/>
-              <w:jc w:val="center"/>
-            </w:pPr>
-            <w:r>
-              <w:rPr>
-                <w:rFonts w:ascii="Times New Roman" w:hAnsi="Times New Roman"/>
-                <w:sz w:val="19"/>
-              </w:rPr>
-              <w:t>0.2627</w:t>
-            </w:r>
-          </w:p>
-        </w:tc>
-        <w:tc>
-          <w:tcPr>
-            <w:tcW w:type="dxa" w:w="1881"/>
-          </w:tcPr>
-          <w:p>
-            <w:pPr>
-              <w:spacing w:before="30" w:after="30"/>
-              <w:jc w:val="center"/>
-            </w:pPr>
-            <w:r>
-              <w:rPr>
-                <w:rFonts w:ascii="Times New Roman" w:hAnsi="Times New Roman"/>
-                <w:sz w:val="19"/>
-              </w:rPr>
-              <w:t>0.9949</w:t>
-            </w:r>
-          </w:p>
-        </w:tc>
-        <w:tc>
-          <w:tcPr>
-            <w:tcW w:type="dxa" w:w="1881"/>
-          </w:tcPr>
-          <w:p>
-            <w:pPr>
-              <w:spacing w:before="30" w:after="30"/>
-              <w:jc w:val="center"/>
-            </w:pPr>
-            <w:r>
-              <w:rPr>
-                <w:rFonts w:ascii="Times New Roman" w:hAnsi="Times New Roman"/>
-                <w:sz w:val="19"/>
-              </w:rPr>
-              <w:t>454 (Selected Optimal)</w:t>
-            </w:r>
-          </w:p>
-        </w:tc>
-      </w:tr>
-      <w:tr>
-        <w:tc>
-          <w:tcPr>
-            <w:tcW w:type="dxa" w:w="1881"/>
-          </w:tcPr>
-          <w:p>
-            <w:pPr>
-              <w:spacing w:before="30" w:after="30"/>
-              <w:jc w:val="center"/>
-            </w:pPr>
-            <w:r>
-              <w:rPr>
-                <w:rFonts w:ascii="Times New Roman" w:hAnsi="Times New Roman"/>
-                <w:sz w:val="19"/>
-              </w:rPr>
-              <w:t>Degree 13</w:t>
-            </w:r>
-          </w:p>
-        </w:tc>
-        <w:tc>
-          <w:tcPr>
-            <w:tcW w:type="dxa" w:w="1881"/>
-          </w:tcPr>
-          <w:p>
-            <w:pPr>
-              <w:spacing w:before="30" w:after="30"/>
-              <w:jc w:val="center"/>
-            </w:pPr>
-            <w:r>
-              <w:rPr>
-                <w:rFonts w:ascii="Times New Roman" w:hAnsi="Times New Roman"/>
-                <w:sz w:val="19"/>
-              </w:rPr>
-              <w:t>0.316</w:t>
-            </w:r>
-          </w:p>
-        </w:tc>
-        <w:tc>
-          <w:tcPr>
-            <w:tcW w:type="dxa" w:w="1881"/>
-          </w:tcPr>
-          <w:p>
-            <w:pPr>
-              <w:spacing w:before="30" w:after="30"/>
-              <w:jc w:val="center"/>
-            </w:pPr>
-            <w:r>
-              <w:rPr>
-                <w:rFonts w:ascii="Times New Roman" w:hAnsi="Times New Roman"/>
-                <w:sz w:val="19"/>
-              </w:rPr>
-              <w:t>0.268</w:t>
-            </w:r>
-          </w:p>
-        </w:tc>
-        <w:tc>
-          <w:tcPr>
-            <w:tcW w:type="dxa" w:w="1881"/>
-          </w:tcPr>
-          <w:p>
-            <w:pPr>
-              <w:spacing w:before="30" w:after="30"/>
-              <w:jc w:val="center"/>
-            </w:pPr>
-            <w:r>
-              <w:rPr>
-                <w:rFonts w:ascii="Times New Roman" w:hAnsi="Times New Roman"/>
-                <w:sz w:val="19"/>
-              </w:rPr>
-              <w:t>0.9948</w:t>
-            </w:r>
-          </w:p>
-        </w:tc>
-        <w:tc>
-          <w:tcPr>
-            <w:tcW w:type="dxa" w:w="1881"/>
-          </w:tcPr>
-          <w:p>
-            <w:pPr>
-              <w:spacing w:before="30" w:after="30"/>
-              <w:jc w:val="center"/>
-            </w:pPr>
-            <w:r>
-              <w:rPr>
-                <w:rFonts w:ascii="Times New Roman" w:hAnsi="Times New Roman"/>
-                <w:sz w:val="19"/>
-              </w:rPr>
-              <w:t>559</w:t>
-            </w:r>
-          </w:p>
-        </w:tc>
-      </w:tr>
-      <w:tr>
-        <w:tc>
-          <w:tcPr>
-            <w:tcW w:type="dxa" w:w="1881"/>
-          </w:tcPr>
-          <w:p>
-            <w:pPr>
-              <w:spacing w:before="30" w:after="30"/>
-              <w:jc w:val="center"/>
-            </w:pPr>
-            <w:r>
-              <w:rPr>
-                <w:rFonts w:ascii="Times New Roman" w:hAnsi="Times New Roman"/>
-                <w:sz w:val="19"/>
-              </w:rPr>
-              <w:t>Degree 14</w:t>
-            </w:r>
-          </w:p>
-        </w:tc>
-        <w:tc>
-          <w:tcPr>
-            <w:tcW w:type="dxa" w:w="1881"/>
-          </w:tcPr>
-          <w:p>
-            <w:pPr>
-              <w:spacing w:before="30" w:after="30"/>
-              <w:jc w:val="center"/>
-            </w:pPr>
-            <w:r>
-              <w:rPr>
-                <w:rFonts w:ascii="Times New Roman" w:hAnsi="Times New Roman"/>
-                <w:sz w:val="19"/>
-              </w:rPr>
-              <w:t>0.316</w:t>
-            </w:r>
-          </w:p>
-        </w:tc>
-        <w:tc>
-          <w:tcPr>
-            <w:tcW w:type="dxa" w:w="1881"/>
-          </w:tcPr>
-          <w:p>
-            <w:pPr>
-              <w:spacing w:before="30" w:after="30"/>
-              <w:jc w:val="center"/>
-            </w:pPr>
-            <w:r>
-              <w:rPr>
-                <w:rFonts w:ascii="Times New Roman" w:hAnsi="Times New Roman"/>
-                <w:sz w:val="19"/>
-              </w:rPr>
-              <w:t>0.272</w:t>
-            </w:r>
-          </w:p>
-        </w:tc>
-        <w:tc>
-          <w:tcPr>
-            <w:tcW w:type="dxa" w:w="1881"/>
-          </w:tcPr>
-          <w:p>
-            <w:pPr>
-              <w:spacing w:before="30" w:after="30"/>
-              <w:jc w:val="center"/>
-            </w:pPr>
-            <w:r>
-              <w:rPr>
-                <w:rFonts w:ascii="Times New Roman" w:hAnsi="Times New Roman"/>
-                <w:sz w:val="19"/>
-              </w:rPr>
-              <w:t>0.9947</w:t>
-            </w:r>
-          </w:p>
-        </w:tc>
-        <w:tc>
-          <w:tcPr>
-            <w:tcW w:type="dxa" w:w="1881"/>
-          </w:tcPr>
-          <w:p>
-            <w:pPr>
-              <w:spacing w:before="30" w:after="30"/>
-              <w:jc w:val="center"/>
-            </w:pPr>
-            <w:r>
-              <w:rPr>
-                <w:rFonts w:ascii="Times New Roman" w:hAnsi="Times New Roman"/>
-                <w:sz w:val="19"/>
-              </w:rPr>
-              <w:t>680</w:t>
-            </w:r>
-          </w:p>
-        </w:tc>
-      </w:tr>
-    </w:tbl>
-    <w:p>
-      <w:pPr>
-        <w:spacing w:before="0" w:after="60"/>
-      </w:pPr>
-    </w:p>
-    <w:p>
-      <w:pPr>
-        <w:spacing w:before="40" w:after="100" w:line="276" w:lineRule="auto"/>
-        <w:jc w:val="left"/>
-      </w:pPr>
-      <w:r>
-        <w:rPr>
-          <w:rFonts w:ascii="Times New Roman" w:hAnsi="Times New Roman"/>
-          <w:b/>
-          <w:i w:val="0"/>
-          <w:sz w:val="22"/>
-        </w:rPr>
-        <w:t>Final Selection for Var2: Degree = 12, Alpha = 0.231013 (Confirmed by RidgeCV).</w:t>
-      </w:r>
-    </w:p>
-    <w:p>
-      <w:pPr>
-        <w:pStyle w:val="Heading1"/>
-        <w:spacing w:before="180" w:after="80"/>
-        <w:jc w:val="left"/>
-      </w:pPr>
-      <w:r>
-        <w:rPr>
-          <w:rFonts w:ascii="Times New Roman" w:hAnsi="Times New Roman"/>
-          <w:b/>
-          <w:color w:val="000000"/>
-          <w:sz w:val="26"/>
-        </w:rPr>
-        <w:t>5. Model Evaluation &amp; Experimental Results</w:t>
-      </w:r>
-    </w:p>
-    <w:p>
-      <w:pPr>
-        <w:pStyle w:val="Heading2"/>
-        <w:spacing w:before="120" w:after="60"/>
-        <w:jc w:val="left"/>
-      </w:pPr>
-      <w:r>
-        <w:rPr>
-          <w:rFonts w:ascii="Times New Roman" w:hAnsi="Times New Roman"/>
-          <w:b/>
-          <w:color w:val="1E1E1E"/>
-          <w:sz w:val="23"/>
-        </w:rPr>
-        <w:t>5.1 Cross-Validation Summary</w:t>
-      </w:r>
-    </w:p>
-    <w:p>
-      <w:pPr>
-        <w:spacing w:before="40" w:after="100" w:line="276" w:lineRule="auto"/>
-        <w:jc w:val="left"/>
-      </w:pPr>
-      <w:r>
-        <w:rPr>
-          <w:rFonts w:ascii="Times New Roman" w:hAnsi="Times New Roman"/>
-          <w:b w:val="0"/>
-          <w:i w:val="0"/>
-          <w:sz w:val="22"/>
-        </w:rPr>
-        <w:t>The overall performance metrics obtained under 5-fold cross-validation for the finalized models are summarized below:</w:t>
-      </w:r>
-    </w:p>
-    <w:tbl>
-      <w:tblPr>
-        <w:tblStyle w:val="TableGrid"/>
-        <w:tblW w:type="auto" w:w="0"/>
-        <w:jc w:val="center"/>
-        <w:tblLook w:firstColumn="1" w:firstRow="1" w:lastColumn="0" w:lastRow="0" w:noHBand="0" w:noVBand="1" w:val="04A0"/>
-      </w:tblPr>
-      <w:tblGrid>
-        <w:gridCol w:w="1568"/>
-        <w:gridCol w:w="1568"/>
-        <w:gridCol w:w="1568"/>
-        <w:gridCol w:w="1568"/>
-        <w:gridCol w:w="1568"/>
-        <w:gridCol w:w="1568"/>
-      </w:tblGrid>
-      <w:tr>
-        <w:tc>
-          <w:tcPr>
-            <w:tcW w:type="dxa" w:w="1568"/>
-          </w:tcPr>
-          <w:p>
-            <w:pPr>
-              <w:spacing w:before="40" w:after="40"/>
-              <w:jc w:val="center"/>
-            </w:pPr>
-            <w:r>
-              <w:rPr>
-                <w:rFonts w:ascii="Times New Roman" w:hAnsi="Times New Roman"/>
-                <w:b/>
-                <w:sz w:val="19"/>
-              </w:rPr>
-              <w:t>Problem Statement</w:t>
-            </w:r>
-          </w:p>
-        </w:tc>
-        <w:tc>
-          <w:tcPr>
-            <w:tcW w:type="dxa" w:w="1568"/>
-          </w:tcPr>
-          <w:p>
-            <w:pPr>
-              <w:spacing w:before="40" w:after="40"/>
-              <w:jc w:val="center"/>
-            </w:pPr>
-            <w:r>
-              <w:rPr>
-                <w:rFonts w:ascii="Times New Roman" w:hAnsi="Times New Roman"/>
-                <w:b/>
-                <w:sz w:val="19"/>
-              </w:rPr>
-              <w:t>Optimal Degree</w:t>
-            </w:r>
-          </w:p>
-        </w:tc>
-        <w:tc>
-          <w:tcPr>
-            <w:tcW w:type="dxa" w:w="1568"/>
-          </w:tcPr>
-          <w:p>
-            <w:pPr>
-              <w:spacing w:before="40" w:after="40"/>
-              <w:jc w:val="center"/>
-            </w:pPr>
-            <w:r>
-              <w:rPr>
-                <w:rFonts w:ascii="Times New Roman" w:hAnsi="Times New Roman"/>
-                <w:b/>
-                <w:sz w:val="19"/>
-              </w:rPr>
-              <w:t>Selected Alpha</w:t>
-            </w:r>
-          </w:p>
-        </w:tc>
-        <w:tc>
-          <w:tcPr>
-            <w:tcW w:type="dxa" w:w="1568"/>
-          </w:tcPr>
-          <w:p>
-            <w:pPr>
-              <w:spacing w:before="40" w:after="40"/>
-              <w:jc w:val="center"/>
-            </w:pPr>
-            <w:r>
-              <w:rPr>
-                <w:rFonts w:ascii="Times New Roman" w:hAnsi="Times New Roman"/>
-                <w:b/>
-                <w:sz w:val="19"/>
-              </w:rPr>
-              <w:t>5-Fold CV MSE</w:t>
-            </w:r>
-          </w:p>
-        </w:tc>
-        <w:tc>
-          <w:tcPr>
-            <w:tcW w:type="dxa" w:w="1568"/>
-          </w:tcPr>
-          <w:p>
-            <w:pPr>
-              <w:spacing w:before="40" w:after="40"/>
-              <w:jc w:val="center"/>
-            </w:pPr>
-            <w:r>
-              <w:rPr>
-                <w:rFonts w:ascii="Times New Roman" w:hAnsi="Times New Roman"/>
-                <w:b/>
-                <w:sz w:val="19"/>
-              </w:rPr>
-              <w:t>5-Fold CV R²</w:t>
-            </w:r>
-          </w:p>
-        </w:tc>
-        <w:tc>
-          <w:tcPr>
-            <w:tcW w:type="dxa" w:w="1568"/>
-          </w:tcPr>
-          <w:p>
-            <w:pPr>
-              <w:spacing w:before="40" w:after="40"/>
-              <w:jc w:val="center"/>
-            </w:pPr>
-            <w:r>
-              <w:rPr>
-                <w:rFonts w:ascii="Times New Roman" w:hAnsi="Times New Roman"/>
-                <w:b/>
-                <w:sz w:val="19"/>
-              </w:rPr>
-              <w:t>Monomial Features</w:t>
-            </w:r>
-          </w:p>
-        </w:tc>
-      </w:tr>
-      <w:tr>
-        <w:tc>
-          <w:tcPr>
-            <w:tcW w:type="dxa" w:w="1568"/>
-          </w:tcPr>
-          <w:p>
-            <w:pPr>
-              <w:spacing w:before="30" w:after="30"/>
-              <w:jc w:val="center"/>
-            </w:pPr>
-            <w:r>
-              <w:rPr>
-                <w:rFonts w:ascii="Times New Roman" w:hAnsi="Times New Roman"/>
-                <w:sz w:val="19"/>
+                <w:sz w:val="18"/>
               </w:rPr>
               <w:t>Phase 1 (Var1) – Steam Turbine</w:t>
             </w:r>
@@ -2769,17 +2516,18 @@
         </w:tc>
         <w:tc>
           <w:tcPr>
-            <w:tcW w:type="dxa" w:w="1568"/>
+            <w:tcW w:type="dxa" w:w="1586"/>
+            <w:vAlign w:val="center"/>
           </w:tcPr>
           <w:p>
             <w:pPr>
-              <w:spacing w:before="30" w:after="30"/>
+              <w:spacing w:before="20" w:after="20"/>
               <w:jc w:val="center"/>
             </w:pPr>
             <w:r>
               <w:rPr>
                 <w:rFonts w:ascii="Times New Roman" w:hAnsi="Times New Roman"/>
-                <w:sz w:val="19"/>
+                <w:sz w:val="18"/>
               </w:rPr>
               <w:t>5</w:t>
             </w:r>
@@ -2787,17 +2535,18 @@
         </w:tc>
         <w:tc>
           <w:tcPr>
-            <w:tcW w:type="dxa" w:w="1568"/>
+            <w:tcW w:type="dxa" w:w="1586"/>
+            <w:vAlign w:val="center"/>
           </w:tcPr>
           <w:p>
             <w:pPr>
-              <w:spacing w:before="30" w:after="30"/>
+              <w:spacing w:before="20" w:after="20"/>
               <w:jc w:val="center"/>
             </w:pPr>
             <w:r>
               <w:rPr>
                 <w:rFonts w:ascii="Times New Roman" w:hAnsi="Times New Roman"/>
-                <w:sz w:val="19"/>
+                <w:sz w:val="18"/>
               </w:rPr>
               <w:t>2.477076</w:t>
             </w:r>
@@ -2805,17 +2554,18 @@
         </w:tc>
         <w:tc>
           <w:tcPr>
-            <w:tcW w:type="dxa" w:w="1568"/>
+            <w:tcW w:type="dxa" w:w="1586"/>
+            <w:vAlign w:val="center"/>
           </w:tcPr>
           <w:p>
             <w:pPr>
-              <w:spacing w:before="30" w:after="30"/>
+              <w:spacing w:before="20" w:after="20"/>
               <w:jc w:val="center"/>
             </w:pPr>
             <w:r>
               <w:rPr>
                 <w:rFonts w:ascii="Times New Roman" w:hAnsi="Times New Roman"/>
-                <w:sz w:val="19"/>
+                <w:sz w:val="18"/>
               </w:rPr>
               <w:t>0.4925</w:t>
             </w:r>
@@ -2823,17 +2573,18 @@
         </w:tc>
         <w:tc>
           <w:tcPr>
-            <w:tcW w:type="dxa" w:w="1568"/>
+            <w:tcW w:type="dxa" w:w="1586"/>
+            <w:vAlign w:val="center"/>
           </w:tcPr>
           <w:p>
             <w:pPr>
-              <w:spacing w:before="30" w:after="30"/>
+              <w:spacing w:before="20" w:after="20"/>
               <w:jc w:val="center"/>
             </w:pPr>
             <w:r>
               <w:rPr>
                 <w:rFonts w:ascii="Times New Roman" w:hAnsi="Times New Roman"/>
-                <w:sz w:val="19"/>
+                <w:sz w:val="18"/>
               </w:rPr>
               <w:t>0.9516</w:t>
             </w:r>
@@ -2841,17 +2592,18 @@
         </w:tc>
         <w:tc>
           <w:tcPr>
-            <w:tcW w:type="dxa" w:w="1568"/>
+            <w:tcW w:type="dxa" w:w="1586"/>
+            <w:vAlign w:val="center"/>
           </w:tcPr>
           <w:p>
             <w:pPr>
-              <w:spacing w:before="30" w:after="30"/>
+              <w:spacing w:before="20" w:after="20"/>
               <w:jc w:val="center"/>
             </w:pPr>
             <w:r>
               <w:rPr>
                 <w:rFonts w:ascii="Times New Roman" w:hAnsi="Times New Roman"/>
-                <w:sz w:val="19"/>
+                <w:sz w:val="18"/>
               </w:rPr>
               <w:t>461</w:t>
             </w:r>
@@ -2861,17 +2613,18 @@
       <w:tr>
         <w:tc>
           <w:tcPr>
-            <w:tcW w:type="dxa" w:w="1568"/>
+            <w:tcW w:type="dxa" w:w="1586"/>
+            <w:vAlign w:val="center"/>
           </w:tcPr>
           <w:p>
             <w:pPr>
-              <w:spacing w:before="30" w:after="30"/>
-              <w:jc w:val="center"/>
+              <w:spacing w:before="20" w:after="20"/>
+              <w:jc w:val="left"/>
             </w:pPr>
             <w:r>
               <w:rPr>
                 <w:rFonts w:ascii="Times New Roman" w:hAnsi="Times New Roman"/>
-                <w:sz w:val="19"/>
+                <w:sz w:val="18"/>
               </w:rPr>
               <w:t>Phase 2 (Var2) – Thermal Reservoir</w:t>
             </w:r>
@@ -2879,17 +2632,18 @@
         </w:tc>
         <w:tc>
           <w:tcPr>
-            <w:tcW w:type="dxa" w:w="1568"/>
+            <w:tcW w:type="dxa" w:w="1586"/>
+            <w:vAlign w:val="center"/>
           </w:tcPr>
           <w:p>
             <w:pPr>
-              <w:spacing w:before="30" w:after="30"/>
+              <w:spacing w:before="20" w:after="20"/>
               <w:jc w:val="center"/>
             </w:pPr>
             <w:r>
               <w:rPr>
                 <w:rFonts w:ascii="Times New Roman" w:hAnsi="Times New Roman"/>
-                <w:sz w:val="19"/>
+                <w:sz w:val="18"/>
               </w:rPr>
               <w:t>12</w:t>
             </w:r>
@@ -2897,17 +2651,18 @@
         </w:tc>
         <w:tc>
           <w:tcPr>
-            <w:tcW w:type="dxa" w:w="1568"/>
+            <w:tcW w:type="dxa" w:w="1586"/>
+            <w:vAlign w:val="center"/>
           </w:tcPr>
           <w:p>
             <w:pPr>
-              <w:spacing w:before="30" w:after="30"/>
+              <w:spacing w:before="20" w:after="20"/>
               <w:jc w:val="center"/>
             </w:pPr>
             <w:r>
               <w:rPr>
                 <w:rFonts w:ascii="Times New Roman" w:hAnsi="Times New Roman"/>
-                <w:sz w:val="19"/>
+                <w:sz w:val="18"/>
               </w:rPr>
               <w:t>0.231013</w:t>
             </w:r>
@@ -2915,17 +2670,18 @@
         </w:tc>
         <w:tc>
           <w:tcPr>
-            <w:tcW w:type="dxa" w:w="1568"/>
+            <w:tcW w:type="dxa" w:w="1586"/>
+            <w:vAlign w:val="center"/>
           </w:tcPr>
           <w:p>
             <w:pPr>
-              <w:spacing w:before="30" w:after="30"/>
+              <w:spacing w:before="20" w:after="20"/>
               <w:jc w:val="center"/>
             </w:pPr>
             <w:r>
               <w:rPr>
                 <w:rFonts w:ascii="Times New Roman" w:hAnsi="Times New Roman"/>
-                <w:sz w:val="19"/>
+                <w:sz w:val="18"/>
               </w:rPr>
               <w:t>0.2627</w:t>
             </w:r>
@@ -2933,17 +2689,18 @@
         </w:tc>
         <w:tc>
           <w:tcPr>
-            <w:tcW w:type="dxa" w:w="1568"/>
+            <w:tcW w:type="dxa" w:w="1586"/>
+            <w:vAlign w:val="center"/>
           </w:tcPr>
           <w:p>
             <w:pPr>
-              <w:spacing w:before="30" w:after="30"/>
+              <w:spacing w:before="20" w:after="20"/>
               <w:jc w:val="center"/>
             </w:pPr>
             <w:r>
               <w:rPr>
                 <w:rFonts w:ascii="Times New Roman" w:hAnsi="Times New Roman"/>
-                <w:sz w:val="19"/>
+                <w:sz w:val="18"/>
               </w:rPr>
               <w:t>0.9949</w:t>
             </w:r>
@@ -2951,17 +2708,18 @@
         </w:tc>
         <w:tc>
           <w:tcPr>
-            <w:tcW w:type="dxa" w:w="1568"/>
+            <w:tcW w:type="dxa" w:w="1586"/>
+            <w:vAlign w:val="center"/>
           </w:tcPr>
           <w:p>
             <w:pPr>
-              <w:spacing w:before="30" w:after="30"/>
+              <w:spacing w:before="20" w:after="20"/>
               <w:jc w:val="center"/>
             </w:pPr>
             <w:r>
               <w:rPr>
                 <w:rFonts w:ascii="Times New Roman" w:hAnsi="Times New Roman"/>
-                <w:sz w:val="19"/>
+                <w:sz w:val="18"/>
               </w:rPr>
               <w:t>454</w:t>
             </w:r>
@@ -2977,7 +2735,7 @@
     <w:p>
       <w:pPr>
         <w:pStyle w:val="Heading2"/>
-        <w:spacing w:before="120" w:after="60"/>
+        <w:spacing w:before="100" w:after="40"/>
         <w:jc w:val="left"/>
       </w:pPr>
       <w:r>
@@ -2985,14 +2743,14 @@
           <w:rFonts w:ascii="Times New Roman" w:hAnsi="Times New Roman"/>
           <w:b/>
           <w:color w:val="1E1E1E"/>
-          <w:sz w:val="23"/>
+          <w:sz w:val="22"/>
         </w:rPr>
         <w:t>5.2 Fold-by-Fold Stability Analysis</w:t>
       </w:r>
     </w:p>
     <w:p>
       <w:pPr>
-        <w:spacing w:before="40" w:after="100" w:line="276" w:lineRule="auto"/>
+        <w:spacing w:before="20" w:after="80" w:line="276" w:lineRule="auto"/>
         <w:jc w:val="left"/>
       </w:pPr>
       <w:r>
@@ -3000,9 +2758,9 @@
           <w:rFonts w:ascii="Times New Roman" w:hAnsi="Times New Roman"/>
           <w:b w:val="0"/>
           <w:i w:val="0"/>
-          <w:sz w:val="22"/>
+          <w:sz w:val="21"/>
         </w:rPr>
-        <w:t>To verify that the reported performance reflects genuine generalizability and was not skewed by a single fortunate train-validation split, I recorded the training and validation scores across each individual fold. As seen in Table 5, the metrics remain remarkably consistent across all splits. For Var1, validation MSE ranges between 0.433 and 0.620 across folds, with Fold 4 exhibiting a minor upward deviation due to slightly higher target variance in that slice. For Var2, the validation error is exceptionally steady, ranging narrowly between 0.227 and 0.291 while R^2 holds steady at 0.994 to 0.996 across all folds.</w:t>
+        <w:t>To verify that results were consistent across data splits rather than lucky on a single fold, I examined per-fold performance. Both models show solid stability across all 5 folds:</w:t>
       </w:r>
     </w:p>
     <w:tbl>
@@ -3011,31 +2769,38 @@
         <w:tblW w:type="auto" w:w="0"/>
         <w:jc w:val="center"/>
         <w:tblLook w:firstColumn="1" w:firstRow="1" w:lastColumn="0" w:lastRow="0" w:noHBand="0" w:noVBand="1" w:val="04A0"/>
+        <w:tblCellMar>
+          <w:top w:w="60" w:type="dxa"/>
+          <w:bottom w:w="60" w:type="dxa"/>
+          <w:left w:w="100" w:type="dxa"/>
+          <w:right w:w="100" w:type="dxa"/>
+        </w:tblCellMar>
       </w:tblPr>
       <w:tblGrid>
-        <w:gridCol w:w="1344"/>
-        <w:gridCol w:w="1344"/>
-        <w:gridCol w:w="1344"/>
-        <w:gridCol w:w="1344"/>
-        <w:gridCol w:w="1344"/>
-        <w:gridCol w:w="1344"/>
-        <w:gridCol w:w="1344"/>
+        <w:gridCol w:w="1360"/>
+        <w:gridCol w:w="1360"/>
+        <w:gridCol w:w="1360"/>
+        <w:gridCol w:w="1360"/>
+        <w:gridCol w:w="1360"/>
+        <w:gridCol w:w="1360"/>
+        <w:gridCol w:w="1360"/>
       </w:tblGrid>
       <w:tr>
         <w:tc>
           <w:tcPr>
-            <w:tcW w:type="dxa" w:w="1344"/>
+            <w:tcW w:type="dxa" w:w="1360"/>
+            <w:vAlign w:val="center"/>
           </w:tcPr>
           <w:p>
             <w:pPr>
-              <w:spacing w:before="40" w:after="40"/>
+              <w:spacing w:before="20" w:after="20"/>
               <w:jc w:val="center"/>
             </w:pPr>
             <w:r>
               <w:rPr>
                 <w:rFonts w:ascii="Times New Roman" w:hAnsi="Times New Roman"/>
                 <w:b/>
-                <w:sz w:val="19"/>
+                <w:sz w:val="18"/>
               </w:rPr>
               <w:t>CV Fold</w:t>
             </w:r>
@@ -3043,18 +2808,19 @@
         </w:tc>
         <w:tc>
           <w:tcPr>
-            <w:tcW w:type="dxa" w:w="1344"/>
+            <w:tcW w:type="dxa" w:w="1360"/>
+            <w:vAlign w:val="center"/>
           </w:tcPr>
           <w:p>
             <w:pPr>
-              <w:spacing w:before="40" w:after="40"/>
+              <w:spacing w:before="20" w:after="20"/>
               <w:jc w:val="center"/>
             </w:pPr>
             <w:r>
               <w:rPr>
                 <w:rFonts w:ascii="Times New Roman" w:hAnsi="Times New Roman"/>
                 <w:b/>
-                <w:sz w:val="19"/>
+                <w:sz w:val="18"/>
               </w:rPr>
               <w:t>Var1 Train MSE</w:t>
             </w:r>
@@ -3062,18 +2828,19 @@
         </w:tc>
         <w:tc>
           <w:tcPr>
-            <w:tcW w:type="dxa" w:w="1344"/>
+            <w:tcW w:type="dxa" w:w="1360"/>
+            <w:vAlign w:val="center"/>
           </w:tcPr>
           <w:p>
             <w:pPr>
-              <w:spacing w:before="40" w:after="40"/>
+              <w:spacing w:before="20" w:after="20"/>
               <w:jc w:val="center"/>
             </w:pPr>
             <w:r>
               <w:rPr>
                 <w:rFonts w:ascii="Times New Roman" w:hAnsi="Times New Roman"/>
                 <w:b/>
-                <w:sz w:val="19"/>
+                <w:sz w:val="18"/>
               </w:rPr>
               <w:t>Var1 Val MSE</w:t>
             </w:r>
@@ -3081,18 +2848,19 @@
         </w:tc>
         <w:tc>
           <w:tcPr>
-            <w:tcW w:type="dxa" w:w="1344"/>
+            <w:tcW w:type="dxa" w:w="1360"/>
+            <w:vAlign w:val="center"/>
           </w:tcPr>
           <w:p>
             <w:pPr>
-              <w:spacing w:before="40" w:after="40"/>
+              <w:spacing w:before="20" w:after="20"/>
               <w:jc w:val="center"/>
             </w:pPr>
             <w:r>
               <w:rPr>
                 <w:rFonts w:ascii="Times New Roman" w:hAnsi="Times New Roman"/>
                 <w:b/>
-                <w:sz w:val="19"/>
+                <w:sz w:val="18"/>
               </w:rPr>
               <w:t>Var1 Val R²</w:t>
             </w:r>
@@ -3100,18 +2868,19 @@
         </w:tc>
         <w:tc>
           <w:tcPr>
-            <w:tcW w:type="dxa" w:w="1344"/>
+            <w:tcW w:type="dxa" w:w="1360"/>
+            <w:vAlign w:val="center"/>
           </w:tcPr>
           <w:p>
             <w:pPr>
-              <w:spacing w:before="40" w:after="40"/>
+              <w:spacing w:before="20" w:after="20"/>
               <w:jc w:val="center"/>
             </w:pPr>
             <w:r>
               <w:rPr>
                 <w:rFonts w:ascii="Times New Roman" w:hAnsi="Times New Roman"/>
                 <w:b/>
-                <w:sz w:val="19"/>
+                <w:sz w:val="18"/>
               </w:rPr>
               <w:t>Var2 Train MSE</w:t>
             </w:r>
@@ -3119,18 +2888,19 @@
         </w:tc>
         <w:tc>
           <w:tcPr>
-            <w:tcW w:type="dxa" w:w="1344"/>
+            <w:tcW w:type="dxa" w:w="1360"/>
+            <w:vAlign w:val="center"/>
           </w:tcPr>
           <w:p>
             <w:pPr>
-              <w:spacing w:before="40" w:after="40"/>
+              <w:spacing w:before="20" w:after="20"/>
               <w:jc w:val="center"/>
             </w:pPr>
             <w:r>
               <w:rPr>
                 <w:rFonts w:ascii="Times New Roman" w:hAnsi="Times New Roman"/>
                 <w:b/>
-                <w:sz w:val="19"/>
+                <w:sz w:val="18"/>
               </w:rPr>
               <w:t>Var2 Val MSE</w:t>
             </w:r>
@@ -3138,18 +2908,19 @@
         </w:tc>
         <w:tc>
           <w:tcPr>
-            <w:tcW w:type="dxa" w:w="1344"/>
+            <w:tcW w:type="dxa" w:w="1360"/>
+            <w:vAlign w:val="center"/>
           </w:tcPr>
           <w:p>
             <w:pPr>
-              <w:spacing w:before="40" w:after="40"/>
+              <w:spacing w:before="20" w:after="20"/>
               <w:jc w:val="center"/>
             </w:pPr>
             <w:r>
               <w:rPr>
                 <w:rFonts w:ascii="Times New Roman" w:hAnsi="Times New Roman"/>
                 <w:b/>
-                <w:sz w:val="19"/>
+                <w:sz w:val="18"/>
               </w:rPr>
               <w:t>Var2 Val R²</w:t>
             </w:r>
@@ -3159,17 +2930,18 @@
       <w:tr>
         <w:tc>
           <w:tcPr>
-            <w:tcW w:type="dxa" w:w="1344"/>
+            <w:tcW w:type="dxa" w:w="1360"/>
+            <w:vAlign w:val="center"/>
           </w:tcPr>
           <w:p>
             <w:pPr>
-              <w:spacing w:before="30" w:after="30"/>
-              <w:jc w:val="center"/>
+              <w:spacing w:before="20" w:after="20"/>
+              <w:jc w:val="left"/>
             </w:pPr>
             <w:r>
               <w:rPr>
                 <w:rFonts w:ascii="Times New Roman" w:hAnsi="Times New Roman"/>
-                <w:sz w:val="19"/>
+                <w:sz w:val="18"/>
               </w:rPr>
               <w:t>Fold 1</w:t>
             </w:r>
@@ -3177,17 +2949,18 @@
         </w:tc>
         <w:tc>
           <w:tcPr>
-            <w:tcW w:type="dxa" w:w="1344"/>
+            <w:tcW w:type="dxa" w:w="1360"/>
+            <w:vAlign w:val="center"/>
           </w:tcPr>
           <w:p>
             <w:pPr>
-              <w:spacing w:before="30" w:after="30"/>
+              <w:spacing w:before="20" w:after="20"/>
               <w:jc w:val="center"/>
             </w:pPr>
             <w:r>
               <w:rPr>
                 <w:rFonts w:ascii="Times New Roman" w:hAnsi="Times New Roman"/>
-                <w:sz w:val="19"/>
+                <w:sz w:val="18"/>
               </w:rPr>
               <w:t>0.1851</w:t>
             </w:r>
@@ -3195,17 +2968,18 @@
         </w:tc>
         <w:tc>
           <w:tcPr>
-            <w:tcW w:type="dxa" w:w="1344"/>
+            <w:tcW w:type="dxa" w:w="1360"/>
+            <w:vAlign w:val="center"/>
           </w:tcPr>
           <w:p>
             <w:pPr>
-              <w:spacing w:before="30" w:after="30"/>
+              <w:spacing w:before="20" w:after="20"/>
               <w:jc w:val="center"/>
             </w:pPr>
             <w:r>
               <w:rPr>
                 <w:rFonts w:ascii="Times New Roman" w:hAnsi="Times New Roman"/>
-                <w:sz w:val="19"/>
+                <w:sz w:val="18"/>
               </w:rPr>
               <w:t>0.4523</w:t>
             </w:r>
@@ -3213,17 +2987,18 @@
         </w:tc>
         <w:tc>
           <w:tcPr>
-            <w:tcW w:type="dxa" w:w="1344"/>
+            <w:tcW w:type="dxa" w:w="1360"/>
+            <w:vAlign w:val="center"/>
           </w:tcPr>
           <w:p>
             <w:pPr>
-              <w:spacing w:before="30" w:after="30"/>
+              <w:spacing w:before="20" w:after="20"/>
               <w:jc w:val="center"/>
             </w:pPr>
             <w:r>
               <w:rPr>
                 <w:rFonts w:ascii="Times New Roman" w:hAnsi="Times New Roman"/>
-                <w:sz w:val="19"/>
+                <w:sz w:val="18"/>
               </w:rPr>
               <w:t>0.9533</w:t>
             </w:r>
@@ -3231,17 +3006,18 @@
         </w:tc>
         <w:tc>
           <w:tcPr>
-            <w:tcW w:type="dxa" w:w="1344"/>
+            <w:tcW w:type="dxa" w:w="1360"/>
+            <w:vAlign w:val="center"/>
           </w:tcPr>
           <w:p>
             <w:pPr>
-              <w:spacing w:before="30" w:after="30"/>
+              <w:spacing w:before="20" w:after="20"/>
               <w:jc w:val="center"/>
             </w:pPr>
             <w:r>
               <w:rPr>
                 <w:rFonts w:ascii="Times New Roman" w:hAnsi="Times New Roman"/>
-                <w:sz w:val="19"/>
+                <w:sz w:val="18"/>
               </w:rPr>
               <w:t>0.1702</w:t>
             </w:r>
@@ -3249,17 +3025,18 @@
         </w:tc>
         <w:tc>
           <w:tcPr>
-            <w:tcW w:type="dxa" w:w="1344"/>
+            <w:tcW w:type="dxa" w:w="1360"/>
+            <w:vAlign w:val="center"/>
           </w:tcPr>
           <w:p>
             <w:pPr>
-              <w:spacing w:before="30" w:after="30"/>
+              <w:spacing w:before="20" w:after="20"/>
               <w:jc w:val="center"/>
             </w:pPr>
             <w:r>
               <w:rPr>
                 <w:rFonts w:ascii="Times New Roman" w:hAnsi="Times New Roman"/>
-                <w:sz w:val="19"/>
+                <w:sz w:val="18"/>
               </w:rPr>
               <w:t>0.2493</w:t>
             </w:r>
@@ -3267,17 +3044,18 @@
         </w:tc>
         <w:tc>
           <w:tcPr>
-            <w:tcW w:type="dxa" w:w="1344"/>
+            <w:tcW w:type="dxa" w:w="1360"/>
+            <w:vAlign w:val="center"/>
           </w:tcPr>
           <w:p>
             <w:pPr>
-              <w:spacing w:before="30" w:after="30"/>
+              <w:spacing w:before="20" w:after="20"/>
               <w:jc w:val="center"/>
             </w:pPr>
             <w:r>
               <w:rPr>
                 <w:rFonts w:ascii="Times New Roman" w:hAnsi="Times New Roman"/>
-                <w:sz w:val="19"/>
+                <w:sz w:val="18"/>
               </w:rPr>
               <w:t>0.9940</w:t>
             </w:r>
@@ -3287,17 +3065,18 @@
       <w:tr>
         <w:tc>
           <w:tcPr>
-            <w:tcW w:type="dxa" w:w="1344"/>
+            <w:tcW w:type="dxa" w:w="1360"/>
+            <w:vAlign w:val="center"/>
           </w:tcPr>
           <w:p>
             <w:pPr>
-              <w:spacing w:before="30" w:after="30"/>
-              <w:jc w:val="center"/>
+              <w:spacing w:before="20" w:after="20"/>
+              <w:jc w:val="left"/>
             </w:pPr>
             <w:r>
               <w:rPr>
                 <w:rFonts w:ascii="Times New Roman" w:hAnsi="Times New Roman"/>
-                <w:sz w:val="19"/>
+                <w:sz w:val="18"/>
               </w:rPr>
               <w:t>Fold 2</w:t>
             </w:r>
@@ -3305,17 +3084,18 @@
         </w:tc>
         <w:tc>
           <w:tcPr>
-            <w:tcW w:type="dxa" w:w="1344"/>
+            <w:tcW w:type="dxa" w:w="1360"/>
+            <w:vAlign w:val="center"/>
           </w:tcPr>
           <w:p>
             <w:pPr>
-              <w:spacing w:before="30" w:after="30"/>
+              <w:spacing w:before="20" w:after="20"/>
               <w:jc w:val="center"/>
             </w:pPr>
             <w:r>
               <w:rPr>
                 <w:rFonts w:ascii="Times New Roman" w:hAnsi="Times New Roman"/>
-                <w:sz w:val="19"/>
+                <w:sz w:val="18"/>
               </w:rPr>
               <w:t>0.1874</w:t>
             </w:r>
@@ -3323,17 +3103,18 @@
         </w:tc>
         <w:tc>
           <w:tcPr>
-            <w:tcW w:type="dxa" w:w="1344"/>
+            <w:tcW w:type="dxa" w:w="1360"/>
+            <w:vAlign w:val="center"/>
           </w:tcPr>
           <w:p>
             <w:pPr>
-              <w:spacing w:before="30" w:after="30"/>
+              <w:spacing w:before="20" w:after="20"/>
               <w:jc w:val="center"/>
             </w:pPr>
             <w:r>
               <w:rPr>
                 <w:rFonts w:ascii="Times New Roman" w:hAnsi="Times New Roman"/>
-                <w:sz w:val="19"/>
+                <w:sz w:val="18"/>
               </w:rPr>
               <w:t>0.4332</w:t>
             </w:r>
@@ -3341,17 +3122,18 @@
         </w:tc>
         <w:tc>
           <w:tcPr>
-            <w:tcW w:type="dxa" w:w="1344"/>
+            <w:tcW w:type="dxa" w:w="1360"/>
+            <w:vAlign w:val="center"/>
           </w:tcPr>
           <w:p>
             <w:pPr>
-              <w:spacing w:before="30" w:after="30"/>
+              <w:spacing w:before="20" w:after="20"/>
               <w:jc w:val="center"/>
             </w:pPr>
             <w:r>
               <w:rPr>
                 <w:rFonts w:ascii="Times New Roman" w:hAnsi="Times New Roman"/>
-                <w:sz w:val="19"/>
+                <w:sz w:val="18"/>
               </w:rPr>
               <w:t>0.9497</w:t>
             </w:r>
@@ -3359,17 +3141,18 @@
         </w:tc>
         <w:tc>
           <w:tcPr>
-            <w:tcW w:type="dxa" w:w="1344"/>
+            <w:tcW w:type="dxa" w:w="1360"/>
+            <w:vAlign w:val="center"/>
           </w:tcPr>
           <w:p>
             <w:pPr>
-              <w:spacing w:before="30" w:after="30"/>
+              <w:spacing w:before="20" w:after="20"/>
               <w:jc w:val="center"/>
             </w:pPr>
             <w:r>
               <w:rPr>
                 <w:rFonts w:ascii="Times New Roman" w:hAnsi="Times New Roman"/>
-                <w:sz w:val="19"/>
+                <w:sz w:val="18"/>
               </w:rPr>
               <w:t>0.1654</w:t>
             </w:r>
@@ -3377,17 +3160,18 @@
         </w:tc>
         <w:tc>
           <w:tcPr>
-            <w:tcW w:type="dxa" w:w="1344"/>
+            <w:tcW w:type="dxa" w:w="1360"/>
+            <w:vAlign w:val="center"/>
           </w:tcPr>
           <w:p>
             <w:pPr>
-              <w:spacing w:before="30" w:after="30"/>
+              <w:spacing w:before="20" w:after="20"/>
               <w:jc w:val="center"/>
             </w:pPr>
             <w:r>
               <w:rPr>
                 <w:rFonts w:ascii="Times New Roman" w:hAnsi="Times New Roman"/>
-                <w:sz w:val="19"/>
+                <w:sz w:val="18"/>
               </w:rPr>
               <w:t>0.2906</w:t>
             </w:r>
@@ -3395,17 +3179,18 @@
         </w:tc>
         <w:tc>
           <w:tcPr>
-            <w:tcW w:type="dxa" w:w="1344"/>
+            <w:tcW w:type="dxa" w:w="1360"/>
+            <w:vAlign w:val="center"/>
           </w:tcPr>
           <w:p>
             <w:pPr>
-              <w:spacing w:before="30" w:after="30"/>
+              <w:spacing w:before="20" w:after="20"/>
               <w:jc w:val="center"/>
             </w:pPr>
             <w:r>
               <w:rPr>
                 <w:rFonts w:ascii="Times New Roman" w:hAnsi="Times New Roman"/>
-                <w:sz w:val="19"/>
+                <w:sz w:val="18"/>
               </w:rPr>
               <w:t>0.9946</w:t>
             </w:r>
@@ -3415,17 +3200,18 @@
       <w:tr>
         <w:tc>
           <w:tcPr>
-            <w:tcW w:type="dxa" w:w="1344"/>
+            <w:tcW w:type="dxa" w:w="1360"/>
+            <w:vAlign w:val="center"/>
           </w:tcPr>
           <w:p>
             <w:pPr>
-              <w:spacing w:before="30" w:after="30"/>
-              <w:jc w:val="center"/>
+              <w:spacing w:before="20" w:after="20"/>
+              <w:jc w:val="left"/>
             </w:pPr>
             <w:r>
               <w:rPr>
                 <w:rFonts w:ascii="Times New Roman" w:hAnsi="Times New Roman"/>
-                <w:sz w:val="19"/>
+                <w:sz w:val="18"/>
               </w:rPr>
               <w:t>Fold 3</w:t>
             </w:r>
@@ -3433,17 +3219,18 @@
         </w:tc>
         <w:tc>
           <w:tcPr>
-            <w:tcW w:type="dxa" w:w="1344"/>
+            <w:tcW w:type="dxa" w:w="1360"/>
+            <w:vAlign w:val="center"/>
           </w:tcPr>
           <w:p>
             <w:pPr>
-              <w:spacing w:before="30" w:after="30"/>
+              <w:spacing w:before="20" w:after="20"/>
               <w:jc w:val="center"/>
             </w:pPr>
             <w:r>
               <w:rPr>
                 <w:rFonts w:ascii="Times New Roman" w:hAnsi="Times New Roman"/>
-                <w:sz w:val="19"/>
+                <w:sz w:val="18"/>
               </w:rPr>
               <w:t>0.1960</w:t>
             </w:r>
@@ -3451,17 +3238,18 @@
         </w:tc>
         <w:tc>
           <w:tcPr>
-            <w:tcW w:type="dxa" w:w="1344"/>
+            <w:tcW w:type="dxa" w:w="1360"/>
+            <w:vAlign w:val="center"/>
           </w:tcPr>
           <w:p>
             <w:pPr>
-              <w:spacing w:before="30" w:after="30"/>
+              <w:spacing w:before="20" w:after="20"/>
               <w:jc w:val="center"/>
             </w:pPr>
             <w:r>
               <w:rPr>
                 <w:rFonts w:ascii="Times New Roman" w:hAnsi="Times New Roman"/>
-                <w:sz w:val="19"/>
+                <w:sz w:val="18"/>
               </w:rPr>
               <w:t>0.4472</w:t>
             </w:r>
@@ -3469,17 +3257,18 @@
         </w:tc>
         <w:tc>
           <w:tcPr>
-            <w:tcW w:type="dxa" w:w="1344"/>
+            <w:tcW w:type="dxa" w:w="1360"/>
+            <w:vAlign w:val="center"/>
           </w:tcPr>
           <w:p>
             <w:pPr>
-              <w:spacing w:before="30" w:after="30"/>
+              <w:spacing w:before="20" w:after="20"/>
               <w:jc w:val="center"/>
             </w:pPr>
             <w:r>
               <w:rPr>
                 <w:rFonts w:ascii="Times New Roman" w:hAnsi="Times New Roman"/>
-                <w:sz w:val="19"/>
+                <w:sz w:val="18"/>
               </w:rPr>
               <w:t>0.9647</w:t>
             </w:r>
@@ -3487,17 +3276,18 @@
         </w:tc>
         <w:tc>
           <w:tcPr>
-            <w:tcW w:type="dxa" w:w="1344"/>
+            <w:tcW w:type="dxa" w:w="1360"/>
+            <w:vAlign w:val="center"/>
           </w:tcPr>
           <w:p>
             <w:pPr>
-              <w:spacing w:before="30" w:after="30"/>
+              <w:spacing w:before="20" w:after="20"/>
               <w:jc w:val="center"/>
             </w:pPr>
             <w:r>
               <w:rPr>
                 <w:rFonts w:ascii="Times New Roman" w:hAnsi="Times New Roman"/>
-                <w:sz w:val="19"/>
+                <w:sz w:val="18"/>
               </w:rPr>
               <w:t>0.1691</w:t>
             </w:r>
@@ -3505,17 +3295,18 @@
         </w:tc>
         <w:tc>
           <w:tcPr>
-            <w:tcW w:type="dxa" w:w="1344"/>
+            <w:tcW w:type="dxa" w:w="1360"/>
+            <w:vAlign w:val="center"/>
           </w:tcPr>
           <w:p>
             <w:pPr>
-              <w:spacing w:before="30" w:after="30"/>
+              <w:spacing w:before="20" w:after="20"/>
               <w:jc w:val="center"/>
             </w:pPr>
             <w:r>
               <w:rPr>
                 <w:rFonts w:ascii="Times New Roman" w:hAnsi="Times New Roman"/>
-                <w:sz w:val="19"/>
+                <w:sz w:val="18"/>
               </w:rPr>
               <w:t>0.2685</w:t>
             </w:r>
@@ -3523,17 +3314,18 @@
         </w:tc>
         <w:tc>
           <w:tcPr>
-            <w:tcW w:type="dxa" w:w="1344"/>
+            <w:tcW w:type="dxa" w:w="1360"/>
+            <w:vAlign w:val="center"/>
           </w:tcPr>
           <w:p>
             <w:pPr>
-              <w:spacing w:before="30" w:after="30"/>
+              <w:spacing w:before="20" w:after="20"/>
               <w:jc w:val="center"/>
             </w:pPr>
             <w:r>
               <w:rPr>
                 <w:rFonts w:ascii="Times New Roman" w:hAnsi="Times New Roman"/>
-                <w:sz w:val="19"/>
+                <w:sz w:val="18"/>
               </w:rPr>
               <w:t>0.9957</w:t>
             </w:r>
@@ -3543,17 +3335,18 @@
       <w:tr>
         <w:tc>
           <w:tcPr>
-            <w:tcW w:type="dxa" w:w="1344"/>
+            <w:tcW w:type="dxa" w:w="1360"/>
+            <w:vAlign w:val="center"/>
           </w:tcPr>
           <w:p>
             <w:pPr>
-              <w:spacing w:before="30" w:after="30"/>
-              <w:jc w:val="center"/>
+              <w:spacing w:before="20" w:after="20"/>
+              <w:jc w:val="left"/>
             </w:pPr>
             <w:r>
               <w:rPr>
                 <w:rFonts w:ascii="Times New Roman" w:hAnsi="Times New Roman"/>
-                <w:sz w:val="19"/>
+                <w:sz w:val="18"/>
               </w:rPr>
               <w:t>Fold 4</w:t>
             </w:r>
@@ -3561,17 +3354,18 @@
         </w:tc>
         <w:tc>
           <w:tcPr>
-            <w:tcW w:type="dxa" w:w="1344"/>
+            <w:tcW w:type="dxa" w:w="1360"/>
+            <w:vAlign w:val="center"/>
           </w:tcPr>
           <w:p>
             <w:pPr>
-              <w:spacing w:before="30" w:after="30"/>
+              <w:spacing w:before="20" w:after="20"/>
               <w:jc w:val="center"/>
             </w:pPr>
             <w:r>
               <w:rPr>
                 <w:rFonts w:ascii="Times New Roman" w:hAnsi="Times New Roman"/>
-                <w:sz w:val="19"/>
+                <w:sz w:val="18"/>
               </w:rPr>
               <w:t>0.1802</w:t>
             </w:r>
@@ -3579,17 +3373,18 @@
         </w:tc>
         <w:tc>
           <w:tcPr>
-            <w:tcW w:type="dxa" w:w="1344"/>
+            <w:tcW w:type="dxa" w:w="1360"/>
+            <w:vAlign w:val="center"/>
           </w:tcPr>
           <w:p>
             <w:pPr>
-              <w:spacing w:before="30" w:after="30"/>
+              <w:spacing w:before="20" w:after="20"/>
               <w:jc w:val="center"/>
             </w:pPr>
             <w:r>
               <w:rPr>
                 <w:rFonts w:ascii="Times New Roman" w:hAnsi="Times New Roman"/>
-                <w:sz w:val="19"/>
+                <w:sz w:val="18"/>
               </w:rPr>
               <w:t>0.6200</w:t>
             </w:r>
@@ -3597,17 +3392,18 @@
         </w:tc>
         <w:tc>
           <w:tcPr>
-            <w:tcW w:type="dxa" w:w="1344"/>
+            <w:tcW w:type="dxa" w:w="1360"/>
+            <w:vAlign w:val="center"/>
           </w:tcPr>
           <w:p>
             <w:pPr>
-              <w:spacing w:before="30" w:after="30"/>
+              <w:spacing w:before="20" w:after="20"/>
               <w:jc w:val="center"/>
             </w:pPr>
             <w:r>
               <w:rPr>
                 <w:rFonts w:ascii="Times New Roman" w:hAnsi="Times New Roman"/>
-                <w:sz w:val="19"/>
+                <w:sz w:val="18"/>
               </w:rPr>
               <w:t>0.9440</w:t>
             </w:r>
@@ -3615,17 +3411,18 @@
         </w:tc>
         <w:tc>
           <w:tcPr>
-            <w:tcW w:type="dxa" w:w="1344"/>
+            <w:tcW w:type="dxa" w:w="1360"/>
+            <w:vAlign w:val="center"/>
           </w:tcPr>
           <w:p>
             <w:pPr>
-              <w:spacing w:before="30" w:after="30"/>
+              <w:spacing w:before="20" w:after="20"/>
               <w:jc w:val="center"/>
             </w:pPr>
             <w:r>
               <w:rPr>
                 <w:rFonts w:ascii="Times New Roman" w:hAnsi="Times New Roman"/>
-                <w:sz w:val="19"/>
+                <w:sz w:val="18"/>
               </w:rPr>
               <w:t>0.1723</w:t>
             </w:r>
@@ -3633,17 +3430,18 @@
         </w:tc>
         <w:tc>
           <w:tcPr>
-            <w:tcW w:type="dxa" w:w="1344"/>
+            <w:tcW w:type="dxa" w:w="1360"/>
+            <w:vAlign w:val="center"/>
           </w:tcPr>
           <w:p>
             <w:pPr>
-              <w:spacing w:before="30" w:after="30"/>
+              <w:spacing w:before="20" w:after="20"/>
               <w:jc w:val="center"/>
             </w:pPr>
             <w:r>
               <w:rPr>
                 <w:rFonts w:ascii="Times New Roman" w:hAnsi="Times New Roman"/>
-                <w:sz w:val="19"/>
+                <w:sz w:val="18"/>
               </w:rPr>
               <w:t>0.2273</w:t>
             </w:r>
@@ -3651,17 +3449,18 @@
         </w:tc>
         <w:tc>
           <w:tcPr>
-            <w:tcW w:type="dxa" w:w="1344"/>
+            <w:tcW w:type="dxa" w:w="1360"/>
+            <w:vAlign w:val="center"/>
           </w:tcPr>
           <w:p>
             <w:pPr>
-              <w:spacing w:before="30" w:after="30"/>
+              <w:spacing w:before="20" w:after="20"/>
               <w:jc w:val="center"/>
             </w:pPr>
             <w:r>
               <w:rPr>
                 <w:rFonts w:ascii="Times New Roman" w:hAnsi="Times New Roman"/>
-                <w:sz w:val="19"/>
+                <w:sz w:val="18"/>
               </w:rPr>
               <w:t>0.9955</w:t>
             </w:r>
@@ -3671,17 +3470,18 @@
       <w:tr>
         <w:tc>
           <w:tcPr>
-            <w:tcW w:type="dxa" w:w="1344"/>
+            <w:tcW w:type="dxa" w:w="1360"/>
+            <w:vAlign w:val="center"/>
           </w:tcPr>
           <w:p>
             <w:pPr>
-              <w:spacing w:before="30" w:after="30"/>
-              <w:jc w:val="center"/>
+              <w:spacing w:before="20" w:after="20"/>
+              <w:jc w:val="left"/>
             </w:pPr>
             <w:r>
               <w:rPr>
                 <w:rFonts w:ascii="Times New Roman" w:hAnsi="Times New Roman"/>
-                <w:sz w:val="19"/>
+                <w:sz w:val="18"/>
               </w:rPr>
               <w:t>Fold 5</w:t>
             </w:r>
@@ -3689,17 +3489,18 @@
         </w:tc>
         <w:tc>
           <w:tcPr>
-            <w:tcW w:type="dxa" w:w="1344"/>
+            <w:tcW w:type="dxa" w:w="1360"/>
+            <w:vAlign w:val="center"/>
           </w:tcPr>
           <w:p>
             <w:pPr>
-              <w:spacing w:before="30" w:after="30"/>
+              <w:spacing w:before="20" w:after="20"/>
               <w:jc w:val="center"/>
             </w:pPr>
             <w:r>
               <w:rPr>
                 <w:rFonts w:ascii="Times New Roman" w:hAnsi="Times New Roman"/>
-                <w:sz w:val="19"/>
+                <w:sz w:val="18"/>
               </w:rPr>
               <w:t>0.1893</w:t>
             </w:r>
@@ -3707,17 +3508,18 @@
         </w:tc>
         <w:tc>
           <w:tcPr>
-            <w:tcW w:type="dxa" w:w="1344"/>
+            <w:tcW w:type="dxa" w:w="1360"/>
+            <w:vAlign w:val="center"/>
           </w:tcPr>
           <w:p>
             <w:pPr>
-              <w:spacing w:before="30" w:after="30"/>
+              <w:spacing w:before="20" w:after="20"/>
               <w:jc w:val="center"/>
             </w:pPr>
             <w:r>
               <w:rPr>
                 <w:rFonts w:ascii="Times New Roman" w:hAnsi="Times New Roman"/>
-                <w:sz w:val="19"/>
+                <w:sz w:val="18"/>
               </w:rPr>
               <w:t>0.5096</w:t>
             </w:r>
@@ -3725,17 +3527,18 @@
         </w:tc>
         <w:tc>
           <w:tcPr>
-            <w:tcW w:type="dxa" w:w="1344"/>
+            <w:tcW w:type="dxa" w:w="1360"/>
+            <w:vAlign w:val="center"/>
           </w:tcPr>
           <w:p>
             <w:pPr>
-              <w:spacing w:before="30" w:after="30"/>
+              <w:spacing w:before="20" w:after="20"/>
               <w:jc w:val="center"/>
             </w:pPr>
             <w:r>
               <w:rPr>
                 <w:rFonts w:ascii="Times New Roman" w:hAnsi="Times New Roman"/>
-                <w:sz w:val="19"/>
+                <w:sz w:val="18"/>
               </w:rPr>
               <w:t>0.9463</w:t>
             </w:r>
@@ -3743,17 +3546,18 @@
         </w:tc>
         <w:tc>
           <w:tcPr>
-            <w:tcW w:type="dxa" w:w="1344"/>
+            <w:tcW w:type="dxa" w:w="1360"/>
+            <w:vAlign w:val="center"/>
           </w:tcPr>
           <w:p>
             <w:pPr>
-              <w:spacing w:before="30" w:after="30"/>
+              <w:spacing w:before="20" w:after="20"/>
               <w:jc w:val="center"/>
             </w:pPr>
             <w:r>
               <w:rPr>
                 <w:rFonts w:ascii="Times New Roman" w:hAnsi="Times New Roman"/>
-                <w:sz w:val="19"/>
+                <w:sz w:val="18"/>
               </w:rPr>
               <w:t>0.1670</w:t>
             </w:r>
@@ -3761,17 +3565,18 @@
         </w:tc>
         <w:tc>
           <w:tcPr>
-            <w:tcW w:type="dxa" w:w="1344"/>
+            <w:tcW w:type="dxa" w:w="1360"/>
+            <w:vAlign w:val="center"/>
           </w:tcPr>
           <w:p>
             <w:pPr>
-              <w:spacing w:before="30" w:after="30"/>
+              <w:spacing w:before="20" w:after="20"/>
               <w:jc w:val="center"/>
             </w:pPr>
             <w:r>
               <w:rPr>
                 <w:rFonts w:ascii="Times New Roman" w:hAnsi="Times New Roman"/>
-                <w:sz w:val="19"/>
+                <w:sz w:val="18"/>
               </w:rPr>
               <w:t>0.2781</w:t>
             </w:r>
@@ -3779,17 +3584,18 @@
         </w:tc>
         <w:tc>
           <w:tcPr>
-            <w:tcW w:type="dxa" w:w="1344"/>
+            <w:tcW w:type="dxa" w:w="1360"/>
+            <w:vAlign w:val="center"/>
           </w:tcPr>
           <w:p>
             <w:pPr>
-              <w:spacing w:before="30" w:after="30"/>
+              <w:spacing w:before="20" w:after="20"/>
               <w:jc w:val="center"/>
             </w:pPr>
             <w:r>
               <w:rPr>
                 <w:rFonts w:ascii="Times New Roman" w:hAnsi="Times New Roman"/>
-                <w:sz w:val="19"/>
+                <w:sz w:val="18"/>
               </w:rPr>
               <w:t>0.9948</w:t>
             </w:r>
@@ -3799,17 +3605,18 @@
       <w:tr>
         <w:tc>
           <w:tcPr>
-            <w:tcW w:type="dxa" w:w="1344"/>
+            <w:tcW w:type="dxa" w:w="1360"/>
+            <w:vAlign w:val="center"/>
           </w:tcPr>
           <w:p>
             <w:pPr>
-              <w:spacing w:before="30" w:after="30"/>
-              <w:jc w:val="center"/>
+              <w:spacing w:before="20" w:after="20"/>
+              <w:jc w:val="left"/>
             </w:pPr>
             <w:r>
               <w:rPr>
                 <w:rFonts w:ascii="Times New Roman" w:hAnsi="Times New Roman"/>
-                <w:sz w:val="19"/>
+                <w:sz w:val="18"/>
               </w:rPr>
               <w:t>Mean</w:t>
             </w:r>
@@ -3817,17 +3624,18 @@
         </w:tc>
         <w:tc>
           <w:tcPr>
-            <w:tcW w:type="dxa" w:w="1344"/>
+            <w:tcW w:type="dxa" w:w="1360"/>
+            <w:vAlign w:val="center"/>
           </w:tcPr>
           <w:p>
             <w:pPr>
-              <w:spacing w:before="30" w:after="30"/>
+              <w:spacing w:before="20" w:after="20"/>
               <w:jc w:val="center"/>
             </w:pPr>
             <w:r>
               <w:rPr>
                 <w:rFonts w:ascii="Times New Roman" w:hAnsi="Times New Roman"/>
-                <w:sz w:val="19"/>
+                <w:sz w:val="18"/>
               </w:rPr>
               <w:t>0.1876</w:t>
             </w:r>
@@ -3835,17 +3643,18 @@
         </w:tc>
         <w:tc>
           <w:tcPr>
-            <w:tcW w:type="dxa" w:w="1344"/>
+            <w:tcW w:type="dxa" w:w="1360"/>
+            <w:vAlign w:val="center"/>
           </w:tcPr>
           <w:p>
             <w:pPr>
-              <w:spacing w:before="30" w:after="30"/>
+              <w:spacing w:before="20" w:after="20"/>
               <w:jc w:val="center"/>
             </w:pPr>
             <w:r>
               <w:rPr>
                 <w:rFonts w:ascii="Times New Roman" w:hAnsi="Times New Roman"/>
-                <w:sz w:val="19"/>
+                <w:sz w:val="18"/>
               </w:rPr>
               <w:t>0.4925</w:t>
             </w:r>
@@ -3853,17 +3662,18 @@
         </w:tc>
         <w:tc>
           <w:tcPr>
-            <w:tcW w:type="dxa" w:w="1344"/>
+            <w:tcW w:type="dxa" w:w="1360"/>
+            <w:vAlign w:val="center"/>
           </w:tcPr>
           <w:p>
             <w:pPr>
-              <w:spacing w:before="30" w:after="30"/>
+              <w:spacing w:before="20" w:after="20"/>
               <w:jc w:val="center"/>
             </w:pPr>
             <w:r>
               <w:rPr>
                 <w:rFonts w:ascii="Times New Roman" w:hAnsi="Times New Roman"/>
-                <w:sz w:val="19"/>
+                <w:sz w:val="18"/>
               </w:rPr>
               <w:t>0.9516</w:t>
             </w:r>
@@ -3871,17 +3681,18 @@
         </w:tc>
         <w:tc>
           <w:tcPr>
-            <w:tcW w:type="dxa" w:w="1344"/>
+            <w:tcW w:type="dxa" w:w="1360"/>
+            <w:vAlign w:val="center"/>
           </w:tcPr>
           <w:p>
             <w:pPr>
-              <w:spacing w:before="30" w:after="30"/>
+              <w:spacing w:before="20" w:after="20"/>
               <w:jc w:val="center"/>
             </w:pPr>
             <w:r>
               <w:rPr>
                 <w:rFonts w:ascii="Times New Roman" w:hAnsi="Times New Roman"/>
-                <w:sz w:val="19"/>
+                <w:sz w:val="18"/>
               </w:rPr>
               <w:t>0.1688</w:t>
             </w:r>
@@ -3889,17 +3700,18 @@
         </w:tc>
         <w:tc>
           <w:tcPr>
-            <w:tcW w:type="dxa" w:w="1344"/>
+            <w:tcW w:type="dxa" w:w="1360"/>
+            <w:vAlign w:val="center"/>
           </w:tcPr>
           <w:p>
             <w:pPr>
-              <w:spacing w:before="30" w:after="30"/>
+              <w:spacing w:before="20" w:after="20"/>
               <w:jc w:val="center"/>
             </w:pPr>
             <w:r>
               <w:rPr>
                 <w:rFonts w:ascii="Times New Roman" w:hAnsi="Times New Roman"/>
-                <w:sz w:val="19"/>
+                <w:sz w:val="18"/>
               </w:rPr>
               <w:t>0.2627</w:t>
             </w:r>
@@ -3907,17 +3719,18 @@
         </w:tc>
         <w:tc>
           <w:tcPr>
-            <w:tcW w:type="dxa" w:w="1344"/>
+            <w:tcW w:type="dxa" w:w="1360"/>
+            <w:vAlign w:val="center"/>
           </w:tcPr>
           <w:p>
             <w:pPr>
-              <w:spacing w:before="30" w:after="30"/>
+              <w:spacing w:before="20" w:after="20"/>
               <w:jc w:val="center"/>
             </w:pPr>
             <w:r>
               <w:rPr>
                 <w:rFonts w:ascii="Times New Roman" w:hAnsi="Times New Roman"/>
-                <w:sz w:val="19"/>
+                <w:sz w:val="18"/>
               </w:rPr>
               <w:t>0.9949</w:t>
             </w:r>
@@ -3933,7 +3746,7 @@
     <w:p>
       <w:pPr>
         <w:pStyle w:val="Heading2"/>
-        <w:spacing w:before="120" w:after="60"/>
+        <w:spacing w:before="100" w:after="40"/>
         <w:jc w:val="left"/>
       </w:pPr>
       <w:r>
@@ -3941,14 +3754,14 @@
           <w:rFonts w:ascii="Times New Roman" w:hAnsi="Times New Roman"/>
           <w:b/>
           <w:color w:val="1E1E1E"/>
-          <w:sz w:val="23"/>
+          <w:sz w:val="22"/>
         </w:rPr>
-        <w:t>5.3 Full Training Retraining &amp; Diagnostic Analysis</w:t>
+        <w:t>5.3 Full Training Refit &amp; Fit Diagnostics</w:t>
       </w:r>
     </w:p>
     <w:p>
       <w:pPr>
-        <w:spacing w:before="40" w:after="100" w:line="276" w:lineRule="auto"/>
+        <w:spacing w:before="20" w:after="80" w:line="276" w:lineRule="auto"/>
         <w:jc w:val="left"/>
       </w:pPr>
       <w:r>
@@ -3956,20 +3769,20 @@
           <w:rFonts w:ascii="Times New Roman" w:hAnsi="Times New Roman"/>
           <w:b w:val="0"/>
           <w:i w:val="0"/>
-          <w:sz w:val="22"/>
+          <w:sz w:val="21"/>
         </w:rPr>
-        <w:t>Following cross-validation validation, each model was retrained on the complete 1000 training observations. For Var1, the full training MSE was 0.1995 (R^2 = 0.9807). For Var2, full training MSE reached 0.1745 (R^2 = 0.9967). The modest difference between training MSE and cross-validation MSE (0.1995 vs 0.4925 for Var1; 0.1745 vs 0.2627 for Var2) confirms that both models achieve strong generalization without severe overfitting or memorization.</w:t>
+        <w:t>Refitting each finalized model on the full 1000 training points yielded a train MSE of 0.1995 (R^2 = 0.9807) for Var1 and 0.1745 (R^2 = 0.9967) for Var2. The small difference between train MSE and cross-validation MSE (0.1995 vs 0.4925 for Var1; 0.1745 vs 0.2627 for Var2) demonstrates strong generalizability without overfitting.</w:t>
       </w:r>
     </w:p>
     <w:p>
       <w:pPr>
-        <w:spacing w:before="100" w:after="40"/>
+        <w:spacing w:before="80" w:after="40"/>
         <w:jc w:val="center"/>
       </w:pPr>
       <w:r>
         <w:drawing>
           <wp:inline xmlns:a="http://schemas.openxmlformats.org/drawingml/2006/main" xmlns:pic="http://schemas.openxmlformats.org/drawingml/2006/picture">
-            <wp:extent cx="4663440" cy="1998243"/>
+            <wp:extent cx="4389120" cy="1880700"/>
             <wp:docPr id="3" name="Picture 3"/>
             <wp:cNvGraphicFramePr>
               <a:graphicFrameLocks noChangeAspect="1"/>
@@ -3990,7 +3803,7 @@
                   <pic:spPr>
                     <a:xfrm>
                       <a:off x="0" y="0"/>
-                      <a:ext cx="4663440" cy="1998243"/>
+                      <a:ext cx="4389120" cy="1880700"/>
                     </a:xfrm>
                     <a:prstGeom prst="rect"/>
                   </pic:spPr>
@@ -4003,76 +3816,42 @@
     </w:p>
     <w:p>
       <w:pPr>
-        <w:spacing w:before="40" w:after="120"/>
+        <w:spacing w:before="20" w:after="100"/>
         <w:jc w:val="center"/>
       </w:pPr>
       <w:r>
         <w:rPr>
           <w:rFonts w:ascii="Times New Roman" w:hAnsi="Times New Roman"/>
           <w:i/>
-          <w:sz w:val="19"/>
+          <w:sz w:val="18"/>
         </w:rPr>
-        <w:t>Figure 3: Predicted vs. actual target values on the full training sets. The tight alignment along the identity line confirms high predictive fidelity across the dynamic range.</w:t>
+        <w:t>Figure 3: Predicted vs actual target values on full training sets. Tight alignment confirms high fidelity.</w:t>
       </w:r>
     </w:p>
     <w:p>
       <w:pPr>
-        <w:spacing w:before="100" w:after="40"/>
-        <w:jc w:val="center"/>
-      </w:pPr>
-      <w:r>
-        <w:drawing>
-          <wp:inline xmlns:a="http://schemas.openxmlformats.org/drawingml/2006/main" xmlns:pic="http://schemas.openxmlformats.org/drawingml/2006/picture">
-            <wp:extent cx="4663440" cy="1794234"/>
-            <wp:docPr id="4" name="Picture 4"/>
-            <wp:cNvGraphicFramePr>
-              <a:graphicFrameLocks noChangeAspect="1"/>
-            </wp:cNvGraphicFramePr>
-            <a:graphic>
-              <a:graphicData uri="http://schemas.openxmlformats.org/drawingml/2006/picture">
-                <pic:pic>
-                  <pic:nvPicPr>
-                    <pic:cNvPr id="0" name="fig4_residuals.png"/>
-                    <pic:cNvPicPr/>
-                  </pic:nvPicPr>
-                  <pic:blipFill>
-                    <a:blip r:embed="rId12"/>
-                    <a:stretch>
-                      <a:fillRect/>
-                    </a:stretch>
-                  </pic:blipFill>
-                  <pic:spPr>
-                    <a:xfrm>
-                      <a:off x="0" y="0"/>
-                      <a:ext cx="4663440" cy="1794234"/>
-                    </a:xfrm>
-                    <a:prstGeom prst="rect"/>
-                  </pic:spPr>
-                </pic:pic>
-              </a:graphicData>
-            </a:graphic>
-          </wp:inline>
-        </w:drawing>
-      </w:r>
-    </w:p>
-    <w:p>
-      <w:pPr>
-        <w:spacing w:before="40" w:after="120"/>
-        <w:jc w:val="center"/>
+        <w:spacing w:before="20" w:after="80" w:line="276" w:lineRule="auto"/>
+        <w:jc w:val="left"/>
       </w:pPr>
       <w:r>
         <w:rPr>
           <w:rFonts w:ascii="Times New Roman" w:hAnsi="Times New Roman"/>
-          <w:i/>
-          <w:sz w:val="19"/>
+          <w:b w:val="0"/>
+          <w:i w:val="0"/>
+          <w:sz w:val="21"/>
         </w:rPr>
-        <w:t>Figure 4: Residuals (actual minus predicted) plotted against predicted values. The symmetric, homoscedastic dispersion around zero verifies that no significant non-linear trends remain unmodeled.</w:t>
+        <w:t>Residual diagnostics (actual minus predicted) confirm well-behaved models: residuals are symmetrically centered at zero with standard deviation 0.446 for Var1 and 0.417 for Var2, displaying no heteroscedastic fan patterns or unmodeled non-linear curvature.</w:t>
+      </w:r>
+    </w:p>
+    <w:p>
+      <w:r>
+        <w:br w:type="page"/>
       </w:r>
     </w:p>
     <w:p>
       <w:pPr>
         <w:pStyle w:val="Heading1"/>
-        <w:spacing w:before="180" w:after="80"/>
+        <w:spacing w:before="140" w:after="60"/>
         <w:jc w:val="left"/>
       </w:pPr>
       <w:r>
@@ -4080,14 +3859,14 @@
           <w:rFonts w:ascii="Times New Roman" w:hAnsi="Times New Roman"/>
           <w:b/>
           <w:color w:val="000000"/>
-          <w:sz w:val="26"/>
+          <w:sz w:val="24"/>
         </w:rPr>
         <w:t>6. Discussion &amp; Practical Engineering Reflections</w:t>
       </w:r>
     </w:p>
     <w:p>
       <w:pPr>
-        <w:spacing w:before="40" w:after="100" w:line="276" w:lineRule="auto"/>
+        <w:spacing w:before="20" w:after="80" w:line="276" w:lineRule="auto"/>
         <w:jc w:val="left"/>
       </w:pPr>
       <w:r>
@@ -4095,14 +3874,14 @@
           <w:rFonts w:ascii="Times New Roman" w:hAnsi="Times New Roman"/>
           <w:b w:val="0"/>
           <w:i w:val="0"/>
-          <w:sz w:val="22"/>
+          <w:sz w:val="21"/>
         </w:rPr>
-        <w:t>Working through both modeling tasks revealed several practical insights regarding polynomial regression and regularization dynamics that are worth noting:</w:t>
+        <w:t>Working through both problems provided several practical insights into polynomial regression dynamics:</w:t>
       </w:r>
     </w:p>
     <w:p>
       <w:pPr>
-        <w:spacing w:before="40" w:after="100" w:line="276" w:lineRule="auto"/>
+        <w:spacing w:before="20" w:after="80" w:line="276" w:lineRule="auto"/>
         <w:jc w:val="left"/>
       </w:pPr>
       <w:r>
@@ -4110,14 +3889,14 @@
           <w:rFonts w:ascii="Times New Roman" w:hAnsi="Times New Roman"/>
           <w:b w:val="0"/>
           <w:i w:val="0"/>
-          <w:sz w:val="22"/>
+          <w:sz w:val="21"/>
         </w:rPr>
-        <w:t>1. Interplay of Model Capacity and Penalty Strength: My most notable observation came in Var1. In standard unregularized regression, increasing model complexity past the true underlying degree immediately triggers severe overfitting. However, when paired with L2 regularization, a higher-capacity basis (such as degree 5) can capture subtle cross-variable interactions that degree 4 completely misses, provided alpha is calibrated high enough to suppress extraneous monomial coefficients. This proves that degree and alpha cannot be optimized in isolation; they must be tuned jointly as a two-dimensional system.</w:t>
+        <w:t>1. Interplay of Degree and Regularization: In Var1, degree 5 with weak alpha overfits, but with proper regularization (alpha ~ 2.48), it outperforms degree 4 by nearly 29%. The extra capacity captures real interaction effects while the L2 penalty prevents noisy monomial coefficients from inflating. Hyperparameters must be tuned jointly.</w:t>
       </w:r>
     </w:p>
     <w:p>
       <w:pPr>
-        <w:spacing w:before="40" w:after="100" w:line="276" w:lineRule="auto"/>
+        <w:spacing w:before="20" w:after="80" w:line="276" w:lineRule="auto"/>
         <w:jc w:val="left"/>
       </w:pPr>
       <w:r>
@@ -4125,14 +3904,14 @@
           <w:rFonts w:ascii="Times New Roman" w:hAnsi="Times New Roman"/>
           <w:b w:val="0"/>
           <w:i w:val="0"/>
-          <w:sz w:val="22"/>
+          <w:sz w:val="21"/>
         </w:rPr>
-        <w:t>2. Physical Structure of the 3D Thermal Field: For Var2, requiring a degree-12 polynomial initially seemed unusually high. However, considering the physical domain makes this outcome logical. Geothermal temperature anomalies represent 3D spatial continuous heat plumes influenced by subterranean fluid flow and rock conductivity. A 3-variable polynomial of degree 12 functions analogously to a spherical harmonic expansion, synthesizing local peaks and troughs with high fidelity. Because there are only 3 inputs, 454 basis features remain easily solvable for Ridge regression on 1000 data points.</w:t>
+        <w:t>2. Dimensionality vs Degree Capacity: In Var1 (6 features), degree 5 produced 461 features, reaching the practical limit for 1000 observations. In Var2 (3 features), degree 12 required only 454 features. Low-dimensional problems allow much deeper polynomial expansions to capture intricate physical fields without parameter explosion.</w:t>
       </w:r>
     </w:p>
     <w:p>
       <w:pPr>
-        <w:spacing w:before="40" w:after="100" w:line="276" w:lineRule="auto"/>
+        <w:spacing w:before="20" w:after="80" w:line="276" w:lineRule="auto"/>
         <w:jc w:val="left"/>
       </w:pPr>
       <w:r>
@@ -4140,14 +3919,14 @@
           <w:rFonts w:ascii="Times New Roman" w:hAnsi="Times New Roman"/>
           <w:b w:val="0"/>
           <w:i w:val="0"/>
-          <w:sz w:val="22"/>
+          <w:sz w:val="21"/>
         </w:rPr>
-        <w:t>3. Residual Diagnostics: In Figure 4, the residual plots show a uniform scatter centered along the zero line with no visible curvature, funnel shapes, or heteroscedastic fan patterns. This demonstrates that the polynomial order was sufficient to extract all systematic signal from the inputs, leaving behind primarily zero-mean Gaussian measurement noise.</w:t>
+        <w:t>3. Collinearity and Shrinkage: Because continuous powers and interactions are collinear, unregularized OLS fails. Ridge regression proved well-suited by smoothly shrinking all coefficients rather than dropping them arbitrarily.</w:t>
       </w:r>
     </w:p>
     <w:p>
       <w:pPr>
-        <w:spacing w:before="40" w:after="100" w:line="276" w:lineRule="auto"/>
+        <w:spacing w:before="20" w:after="80" w:line="276" w:lineRule="auto"/>
         <w:jc w:val="left"/>
       </w:pPr>
       <w:r>
@@ -4155,15 +3934,15 @@
           <w:rFonts w:ascii="Times New Roman" w:hAnsi="Times New Roman"/>
           <w:b w:val="0"/>
           <w:i w:val="0"/>
-          <w:sz w:val="22"/>
+          <w:sz w:val="21"/>
         </w:rPr>
-        <w:t>4. Practical Extensions and What I Would Try Next: If given additional time, I would explore structured monomial pruning. While Ridge shrinks all 461 and 454 coefficients smoothly, many terms likely contribute negligible predictive power. Using ElasticNet or iterative backward elimination based on t-statistics could produce a sparser polynomial equation that retains identical accuracy while offering greater interpretability for field engineers.</w:t>
+        <w:t>4. Future Improvements: If extending this work, I would test ElasticNet or feature importance pruning to identify and drop negligible monomial terms, yielding a sparser, more interpretable equation for plant engineers.</w:t>
       </w:r>
     </w:p>
     <w:p>
       <w:pPr>
         <w:pStyle w:val="Heading1"/>
-        <w:spacing w:before="180" w:after="80"/>
+        <w:spacing w:before="140" w:after="60"/>
         <w:jc w:val="left"/>
       </w:pPr>
       <w:r>
@@ -4171,14 +3950,14 @@
           <w:rFonts w:ascii="Times New Roman" w:hAnsi="Times New Roman"/>
           <w:b/>
           <w:color w:val="000000"/>
-          <w:sz w:val="26"/>
+          <w:sz w:val="24"/>
         </w:rPr>
         <w:t>7. Conclusion &amp; Deliverables Summary</w:t>
       </w:r>
     </w:p>
     <w:p>
       <w:pPr>
-        <w:spacing w:before="40" w:after="100" w:line="276" w:lineRule="auto"/>
+        <w:spacing w:before="20" w:after="80" w:line="276" w:lineRule="auto"/>
         <w:jc w:val="left"/>
       </w:pPr>
       <w:r>
@@ -4186,14 +3965,14 @@
           <w:rFonts w:ascii="Times New Roman" w:hAnsi="Times New Roman"/>
           <w:b w:val="0"/>
           <w:i w:val="0"/>
-          <w:sz w:val="22"/>
+          <w:sz w:val="21"/>
         </w:rPr>
-        <w:t>In summary, I developed, tuned, and validated two polynomial Ridge regression models tailored to the unique datasets assigned under roll number BT2024078. By combining 5-fold cross-validation with an exhaustive coarse-to-fine regularizer sweep, both models achieve excellent predictive performance: Var1 reaches a CV R^2 of 0.9516 (CV MSE = 0.4925) at degree 5 with alpha = 2.477076, while Var2 reaches an exceptional CV R^2 of 0.9949 (CV MSE = 0.2627) at degree 12 with alpha = 0.231013.</w:t>
+        <w:t>To conclude, I developed and validated two polynomial Ridge regression models for BT2024078. Var1 achieves a 5-fold CV R^2 of 0.9516 (CV MSE = 0.4925) using degree 5 with alpha = 2.477. Var2 achieves a CV R^2 of 0.9949 (CV MSE = 0.2627) using degree 12 with alpha = 0.231. Both models display tight training fits, consistent cross-validation folds, and well-dispersed residuals.</w:t>
       </w:r>
     </w:p>
     <w:p>
       <w:pPr>
-        <w:spacing w:before="40" w:after="100" w:line="276" w:lineRule="auto"/>
+        <w:spacing w:before="20" w:after="80" w:line="276" w:lineRule="auto"/>
         <w:jc w:val="left"/>
       </w:pPr>
       <w:r>
@@ -4201,9 +3980,9 @@
           <w:rFonts w:ascii="Times New Roman" w:hAnsi="Times New Roman"/>
           <w:b w:val="0"/>
           <w:i w:val="0"/>
-          <w:sz w:val="22"/>
+          <w:sz w:val="21"/>
         </w:rPr>
-        <w:t>Predictions for both test sets (1000 rows each) have been generated, strictly validated against NaN/null values, and exported to the required CSV formats. The accompanying GitHub repository contains the full end-to-end Python pipeline, modular scripts, visualization assets, and this comprehensive report.</w:t>
+        <w:t>Predictions for both test sets (1000 rows each) have been verified and exported to CSV format. All code and assets are documented in the GitHub repository.</w:t>
       </w:r>
     </w:p>
     <w:tbl>
@@ -4212,87 +3991,97 @@
         <w:tblW w:type="auto" w:w="0"/>
         <w:jc w:val="center"/>
         <w:tblLook w:firstColumn="1" w:firstRow="1" w:lastColumn="0" w:lastRow="0" w:noHBand="0" w:noVBand="1" w:val="04A0"/>
+        <w:tblCellMar>
+          <w:top w:w="60" w:type="dxa"/>
+          <w:bottom w:w="60" w:type="dxa"/>
+          <w:left w:w="100" w:type="dxa"/>
+          <w:right w:w="100" w:type="dxa"/>
+        </w:tblCellMar>
       </w:tblPr>
       <w:tblGrid>
-        <w:gridCol w:w="2351"/>
-        <w:gridCol w:w="2351"/>
-        <w:gridCol w:w="2351"/>
-        <w:gridCol w:w="2351"/>
+        <w:gridCol w:w="2379"/>
+        <w:gridCol w:w="2379"/>
+        <w:gridCol w:w="2379"/>
+        <w:gridCol w:w="2379"/>
       </w:tblGrid>
       <w:tr>
         <w:tc>
           <w:tcPr>
-            <w:tcW w:type="dxa" w:w="2351"/>
+            <w:tcW w:type="dxa" w:w="2379"/>
+            <w:vAlign w:val="center"/>
           </w:tcPr>
           <w:p>
             <w:pPr>
-              <w:spacing w:before="40" w:after="40"/>
+              <w:spacing w:before="20" w:after="20"/>
               <w:jc w:val="center"/>
             </w:pPr>
             <w:r>
               <w:rPr>
                 <w:rFonts w:ascii="Times New Roman" w:hAnsi="Times New Roman"/>
                 <w:b/>
-                <w:sz w:val="19"/>
+                <w:sz w:val="18"/>
               </w:rPr>
-              <w:t>Deliverable Component</w:t>
+              <w:t>Deliverable</w:t>
             </w:r>
           </w:p>
         </w:tc>
         <w:tc>
           <w:tcPr>
-            <w:tcW w:type="dxa" w:w="2351"/>
+            <w:tcW w:type="dxa" w:w="2379"/>
+            <w:vAlign w:val="center"/>
           </w:tcPr>
           <w:p>
             <w:pPr>
-              <w:spacing w:before="40" w:after="40"/>
+              <w:spacing w:before="20" w:after="20"/>
               <w:jc w:val="center"/>
             </w:pPr>
             <w:r>
               <w:rPr>
                 <w:rFonts w:ascii="Times New Roman" w:hAnsi="Times New Roman"/>
                 <w:b/>
-                <w:sz w:val="19"/>
+                <w:sz w:val="18"/>
               </w:rPr>
-              <w:t>Target File Name</w:t>
+              <w:t>File Name</w:t>
             </w:r>
           </w:p>
         </w:tc>
         <w:tc>
           <w:tcPr>
-            <w:tcW w:type="dxa" w:w="2351"/>
+            <w:tcW w:type="dxa" w:w="2379"/>
+            <w:vAlign w:val="center"/>
           </w:tcPr>
           <w:p>
             <w:pPr>
-              <w:spacing w:before="40" w:after="40"/>
+              <w:spacing w:before="20" w:after="20"/>
               <w:jc w:val="center"/>
             </w:pPr>
             <w:r>
               <w:rPr>
                 <w:rFonts w:ascii="Times New Roman" w:hAnsi="Times New Roman"/>
                 <w:b/>
-                <w:sz w:val="19"/>
+                <w:sz w:val="18"/>
               </w:rPr>
-              <w:t>Description</w:t>
+              <w:t>Details</w:t>
             </w:r>
           </w:p>
         </w:tc>
         <w:tc>
           <w:tcPr>
-            <w:tcW w:type="dxa" w:w="2351"/>
+            <w:tcW w:type="dxa" w:w="2379"/>
+            <w:vAlign w:val="center"/>
           </w:tcPr>
           <w:p>
             <w:pPr>
-              <w:spacing w:before="40" w:after="40"/>
+              <w:spacing w:before="20" w:after="20"/>
               <w:jc w:val="center"/>
             </w:pPr>
             <w:r>
               <w:rPr>
                 <w:rFonts w:ascii="Times New Roman" w:hAnsi="Times New Roman"/>
                 <w:b/>
-                <w:sz w:val="19"/>
+                <w:sz w:val="18"/>
               </w:rPr>
-              <w:t>Verification Status</w:t>
+              <w:t>Status</w:t>
             </w:r>
           </w:p>
         </w:tc>
@@ -4300,17 +4089,18 @@
       <w:tr>
         <w:tc>
           <w:tcPr>
-            <w:tcW w:type="dxa" w:w="2351"/>
+            <w:tcW w:type="dxa" w:w="2379"/>
+            <w:vAlign w:val="center"/>
           </w:tcPr>
           <w:p>
             <w:pPr>
-              <w:spacing w:before="30" w:after="30"/>
-              <w:jc w:val="center"/>
+              <w:spacing w:before="20" w:after="20"/>
+              <w:jc w:val="left"/>
             </w:pPr>
             <w:r>
               <w:rPr>
                 <w:rFonts w:ascii="Times New Roman" w:hAnsi="Times New Roman"/>
-                <w:sz w:val="19"/>
+                <w:sz w:val="18"/>
               </w:rPr>
               <w:t>Phase 1 Predictions</w:t>
             </w:r>
@@ -4318,17 +4108,18 @@
         </w:tc>
         <w:tc>
           <w:tcPr>
-            <w:tcW w:type="dxa" w:w="2351"/>
+            <w:tcW w:type="dxa" w:w="2379"/>
+            <w:vAlign w:val="center"/>
           </w:tcPr>
           <w:p>
             <w:pPr>
-              <w:spacing w:before="30" w:after="30"/>
+              <w:spacing w:before="20" w:after="20"/>
               <w:jc w:val="center"/>
             </w:pPr>
             <w:r>
               <w:rPr>
                 <w:rFonts w:ascii="Times New Roman" w:hAnsi="Times New Roman"/>
-                <w:sz w:val="19"/>
+                <w:sz w:val="18"/>
               </w:rPr>
               <w:t>BT2024078_pred_var1.csv</w:t>
             </w:r>
@@ -4336,37 +4127,39 @@
         </w:tc>
         <w:tc>
           <w:tcPr>
-            <w:tcW w:type="dxa" w:w="2351"/>
+            <w:tcW w:type="dxa" w:w="2379"/>
+            <w:vAlign w:val="center"/>
           </w:tcPr>
           <w:p>
             <w:pPr>
-              <w:spacing w:before="30" w:after="30"/>
+              <w:spacing w:before="20" w:after="20"/>
               <w:jc w:val="center"/>
             </w:pPr>
             <w:r>
               <w:rPr>
                 <w:rFonts w:ascii="Times New Roman" w:hAnsi="Times New Roman"/>
-                <w:sz w:val="19"/>
+                <w:sz w:val="18"/>
               </w:rPr>
-              <w:t>1000 predictions for steam turbine test data</w:t>
+              <w:t>1000 predictions for steam turbine test set</w:t>
             </w:r>
           </w:p>
         </w:tc>
         <w:tc>
           <w:tcPr>
-            <w:tcW w:type="dxa" w:w="2351"/>
+            <w:tcW w:type="dxa" w:w="2379"/>
+            <w:vAlign w:val="center"/>
           </w:tcPr>
           <w:p>
             <w:pPr>
-              <w:spacing w:before="30" w:after="30"/>
+              <w:spacing w:before="20" w:after="20"/>
               <w:jc w:val="center"/>
             </w:pPr>
             <w:r>
               <w:rPr>
                 <w:rFonts w:ascii="Times New Roman" w:hAnsi="Times New Roman"/>
-                <w:sz w:val="19"/>
+                <w:sz w:val="18"/>
               </w:rPr>
-              <w:t>Verified (Shape: 1000x1, No NaNs)</w:t>
+              <w:t>Verified (No NaNs)</w:t>
             </w:r>
           </w:p>
         </w:tc>
@@ -4374,17 +4167,18 @@
       <w:tr>
         <w:tc>
           <w:tcPr>
-            <w:tcW w:type="dxa" w:w="2351"/>
+            <w:tcW w:type="dxa" w:w="2379"/>
+            <w:vAlign w:val="center"/>
           </w:tcPr>
           <w:p>
             <w:pPr>
-              <w:spacing w:before="30" w:after="30"/>
-              <w:jc w:val="center"/>
+              <w:spacing w:before="20" w:after="20"/>
+              <w:jc w:val="left"/>
             </w:pPr>
             <w:r>
               <w:rPr>
                 <w:rFonts w:ascii="Times New Roman" w:hAnsi="Times New Roman"/>
-                <w:sz w:val="19"/>
+                <w:sz w:val="18"/>
               </w:rPr>
               <w:t>Phase 2 Predictions</w:t>
             </w:r>
@@ -4392,17 +4186,18 @@
         </w:tc>
         <w:tc>
           <w:tcPr>
-            <w:tcW w:type="dxa" w:w="2351"/>
+            <w:tcW w:type="dxa" w:w="2379"/>
+            <w:vAlign w:val="center"/>
           </w:tcPr>
           <w:p>
             <w:pPr>
-              <w:spacing w:before="30" w:after="30"/>
+              <w:spacing w:before="20" w:after="20"/>
               <w:jc w:val="center"/>
             </w:pPr>
             <w:r>
               <w:rPr>
                 <w:rFonts w:ascii="Times New Roman" w:hAnsi="Times New Roman"/>
-                <w:sz w:val="19"/>
+                <w:sz w:val="18"/>
               </w:rPr>
               <w:t>BT2024078_pred_var2.csv</w:t>
             </w:r>
@@ -4410,37 +4205,39 @@
         </w:tc>
         <w:tc>
           <w:tcPr>
-            <w:tcW w:type="dxa" w:w="2351"/>
+            <w:tcW w:type="dxa" w:w="2379"/>
+            <w:vAlign w:val="center"/>
           </w:tcPr>
           <w:p>
             <w:pPr>
-              <w:spacing w:before="30" w:after="30"/>
+              <w:spacing w:before="20" w:after="20"/>
               <w:jc w:val="center"/>
             </w:pPr>
             <w:r>
               <w:rPr>
                 <w:rFonts w:ascii="Times New Roman" w:hAnsi="Times New Roman"/>
-                <w:sz w:val="19"/>
+                <w:sz w:val="18"/>
               </w:rPr>
-              <w:t>1000 predictions for thermal reservoir test data</w:t>
+              <w:t>1000 predictions for thermal reservoir test set</w:t>
             </w:r>
           </w:p>
         </w:tc>
         <w:tc>
           <w:tcPr>
-            <w:tcW w:type="dxa" w:w="2351"/>
+            <w:tcW w:type="dxa" w:w="2379"/>
+            <w:vAlign w:val="center"/>
           </w:tcPr>
           <w:p>
             <w:pPr>
-              <w:spacing w:before="30" w:after="30"/>
+              <w:spacing w:before="20" w:after="20"/>
               <w:jc w:val="center"/>
             </w:pPr>
             <w:r>
               <w:rPr>
                 <w:rFonts w:ascii="Times New Roman" w:hAnsi="Times New Roman"/>
-                <w:sz w:val="19"/>
+                <w:sz w:val="18"/>
               </w:rPr>
-              <w:t>Verified (Shape: 1000x1, No NaNs)</w:t>
+              <w:t>Verified (No NaNs)</w:t>
             </w:r>
           </w:p>
         </w:tc>
@@ -4448,35 +4245,37 @@
       <w:tr>
         <w:tc>
           <w:tcPr>
-            <w:tcW w:type="dxa" w:w="2351"/>
+            <w:tcW w:type="dxa" w:w="2379"/>
+            <w:vAlign w:val="center"/>
           </w:tcPr>
           <w:p>
             <w:pPr>
-              <w:spacing w:before="30" w:after="30"/>
+              <w:spacing w:before="20" w:after="20"/>
+              <w:jc w:val="left"/>
+            </w:pPr>
+            <w:r>
+              <w:rPr>
+                <w:rFonts w:ascii="Times New Roman" w:hAnsi="Times New Roman"/>
+                <w:sz w:val="18"/>
+              </w:rPr>
+              <w:t>Report Document</w:t>
+            </w:r>
+          </w:p>
+        </w:tc>
+        <w:tc>
+          <w:tcPr>
+            <w:tcW w:type="dxa" w:w="2379"/>
+            <w:vAlign w:val="center"/>
+          </w:tcPr>
+          <w:p>
+            <w:pPr>
+              <w:spacing w:before="20" w:after="20"/>
               <w:jc w:val="center"/>
             </w:pPr>
             <w:r>
               <w:rPr>
                 <w:rFonts w:ascii="Times New Roman" w:hAnsi="Times New Roman"/>
-                <w:sz w:val="19"/>
-              </w:rPr>
-              <w:t>Comprehensive Report</w:t>
-            </w:r>
-          </w:p>
-        </w:tc>
-        <w:tc>
-          <w:tcPr>
-            <w:tcW w:type="dxa" w:w="2351"/>
-          </w:tcPr>
-          <w:p>
-            <w:pPr>
-              <w:spacing w:before="30" w:after="30"/>
-              <w:jc w:val="center"/>
-            </w:pPr>
-            <w:r>
-              <w:rPr>
-                <w:rFonts w:ascii="Times New Roman" w:hAnsi="Times New Roman"/>
-                <w:sz w:val="19"/>
+                <w:sz w:val="18"/>
               </w:rPr>
               <w:t>BT2024078_Report.docx</w:t>
             </w:r>
@@ -4484,37 +4283,39 @@
         </w:tc>
         <w:tc>
           <w:tcPr>
-            <w:tcW w:type="dxa" w:w="2351"/>
+            <w:tcW w:type="dxa" w:w="2379"/>
+            <w:vAlign w:val="center"/>
           </w:tcPr>
           <w:p>
             <w:pPr>
-              <w:spacing w:before="30" w:after="30"/>
+              <w:spacing w:before="20" w:after="20"/>
               <w:jc w:val="center"/>
             </w:pPr>
             <w:r>
               <w:rPr>
                 <w:rFonts w:ascii="Times New Roman" w:hAnsi="Times New Roman"/>
-                <w:sz w:val="19"/>
+                <w:sz w:val="18"/>
               </w:rPr>
-              <w:t>Technical report detailing methodology and results</w:t>
+              <w:t>Technical documentation of methodology and findings</w:t>
             </w:r>
           </w:p>
         </w:tc>
         <w:tc>
           <w:tcPr>
-            <w:tcW w:type="dxa" w:w="2351"/>
+            <w:tcW w:type="dxa" w:w="2379"/>
+            <w:vAlign w:val="center"/>
           </w:tcPr>
           <w:p>
             <w:pPr>
-              <w:spacing w:before="30" w:after="30"/>
+              <w:spacing w:before="20" w:after="20"/>
               <w:jc w:val="center"/>
             </w:pPr>
             <w:r>
               <w:rPr>
                 <w:rFonts w:ascii="Times New Roman" w:hAnsi="Times New Roman"/>
-                <w:sz w:val="19"/>
+                <w:sz w:val="18"/>
               </w:rPr>
-              <w:t>Complete (Aangir Doshi / BT2024078)</w:t>
+              <w:t>Complete (BT2024078)</w:t>
             </w:r>
           </w:p>
         </w:tc>
@@ -4522,35 +4323,37 @@
       <w:tr>
         <w:tc>
           <w:tcPr>
-            <w:tcW w:type="dxa" w:w="2351"/>
+            <w:tcW w:type="dxa" w:w="2379"/>
+            <w:vAlign w:val="center"/>
           </w:tcPr>
           <w:p>
             <w:pPr>
-              <w:spacing w:before="30" w:after="30"/>
+              <w:spacing w:before="20" w:after="20"/>
+              <w:jc w:val="left"/>
+            </w:pPr>
+            <w:r>
+              <w:rPr>
+                <w:rFonts w:ascii="Times New Roman" w:hAnsi="Times New Roman"/>
+                <w:sz w:val="18"/>
+              </w:rPr>
+              <w:t>Code Pipeline</w:t>
+            </w:r>
+          </w:p>
+        </w:tc>
+        <w:tc>
+          <w:tcPr>
+            <w:tcW w:type="dxa" w:w="2379"/>
+            <w:vAlign w:val="center"/>
+          </w:tcPr>
+          <w:p>
+            <w:pPr>
+              <w:spacing w:before="20" w:after="20"/>
               <w:jc w:val="center"/>
             </w:pPr>
             <w:r>
               <w:rPr>
                 <w:rFonts w:ascii="Times New Roman" w:hAnsi="Times New Roman"/>
-                <w:sz w:val="19"/>
-              </w:rPr>
-              <w:t>Source Code Pipeline</w:t>
-            </w:r>
-          </w:p>
-        </w:tc>
-        <w:tc>
-          <w:tcPr>
-            <w:tcW w:type="dxa" w:w="2351"/>
-          </w:tcPr>
-          <w:p>
-            <w:pPr>
-              <w:spacing w:before="30" w:after="30"/>
-              <w:jc w:val="center"/>
-            </w:pPr>
-            <w:r>
-              <w:rPr>
-                <w:rFonts w:ascii="Times New Roman" w:hAnsi="Times New Roman"/>
-                <w:sz w:val="19"/>
+                <w:sz w:val="18"/>
               </w:rPr>
               <w:t>polynomial_regression.py</w:t>
             </w:r>
@@ -4558,37 +4361,39 @@
         </w:tc>
         <w:tc>
           <w:tcPr>
-            <w:tcW w:type="dxa" w:w="2351"/>
+            <w:tcW w:type="dxa" w:w="2379"/>
+            <w:vAlign w:val="center"/>
           </w:tcPr>
           <w:p>
             <w:pPr>
-              <w:spacing w:before="30" w:after="30"/>
+              <w:spacing w:before="20" w:after="20"/>
               <w:jc w:val="center"/>
             </w:pPr>
             <w:r>
               <w:rPr>
                 <w:rFonts w:ascii="Times New Roman" w:hAnsi="Times New Roman"/>
-                <w:sz w:val="19"/>
+                <w:sz w:val="18"/>
               </w:rPr>
-              <w:t>Complete automated modeling and export script</w:t>
+              <w:t>Complete model training, CV search, and inference</w:t>
             </w:r>
           </w:p>
         </w:tc>
         <w:tc>
           <w:tcPr>
-            <w:tcW w:type="dxa" w:w="2351"/>
+            <w:tcW w:type="dxa" w:w="2379"/>
+            <w:vAlign w:val="center"/>
           </w:tcPr>
           <w:p>
             <w:pPr>
-              <w:spacing w:before="30" w:after="30"/>
+              <w:spacing w:before="20" w:after="20"/>
               <w:jc w:val="center"/>
             </w:pPr>
             <w:r>
               <w:rPr>
                 <w:rFonts w:ascii="Times New Roman" w:hAnsi="Times New Roman"/>
-                <w:sz w:val="19"/>
+                <w:sz w:val="18"/>
               </w:rPr>
-              <w:t>Verified &amp; Reproducible</w:t>
+              <w:t>Verified</w:t>
             </w:r>
           </w:p>
         </w:tc>
@@ -4596,17 +4401,18 @@
       <w:tr>
         <w:tc>
           <w:tcPr>
-            <w:tcW w:type="dxa" w:w="2351"/>
+            <w:tcW w:type="dxa" w:w="2379"/>
+            <w:vAlign w:val="center"/>
           </w:tcPr>
           <w:p>
             <w:pPr>
-              <w:spacing w:before="30" w:after="30"/>
-              <w:jc w:val="center"/>
+              <w:spacing w:before="20" w:after="20"/>
+              <w:jc w:val="left"/>
             </w:pPr>
             <w:r>
               <w:rPr>
                 <w:rFonts w:ascii="Times New Roman" w:hAnsi="Times New Roman"/>
-                <w:sz w:val="19"/>
+                <w:sz w:val="18"/>
               </w:rPr>
               <w:t>GitHub Repository</w:t>
             </w:r>
@@ -4614,17 +4420,18 @@
         </w:tc>
         <w:tc>
           <w:tcPr>
-            <w:tcW w:type="dxa" w:w="2351"/>
+            <w:tcW w:type="dxa" w:w="2379"/>
+            <w:vAlign w:val="center"/>
           </w:tcPr>
           <w:p>
             <w:pPr>
-              <w:spacing w:before="30" w:after="30"/>
+              <w:spacing w:before="20" w:after="20"/>
               <w:jc w:val="center"/>
             </w:pPr>
             <w:r>
               <w:rPr>
                 <w:rFonts w:ascii="Times New Roman" w:hAnsi="Times New Roman"/>
-                <w:sz w:val="19"/>
+                <w:sz w:val="18"/>
               </w:rPr>
               <w:t>ML-Assignment-Polynomial-Regression</w:t>
             </w:r>
@@ -4632,35 +4439,37 @@
         </w:tc>
         <w:tc>
           <w:tcPr>
-            <w:tcW w:type="dxa" w:w="2351"/>
+            <w:tcW w:type="dxa" w:w="2379"/>
+            <w:vAlign w:val="center"/>
           </w:tcPr>
           <w:p>
             <w:pPr>
-              <w:spacing w:before="30" w:after="30"/>
+              <w:spacing w:before="20" w:after="20"/>
               <w:jc w:val="center"/>
             </w:pPr>
             <w:r>
               <w:rPr>
                 <w:rFonts w:ascii="Times New Roman" w:hAnsi="Times New Roman"/>
-                <w:sz w:val="19"/>
+                <w:sz w:val="18"/>
               </w:rPr>
-              <w:t>Public Git repository with full version history</w:t>
+              <w:t>Public Git repository with code and assets</w:t>
             </w:r>
           </w:p>
         </w:tc>
         <w:tc>
           <w:tcPr>
-            <w:tcW w:type="dxa" w:w="2351"/>
+            <w:tcW w:type="dxa" w:w="2379"/>
+            <w:vAlign w:val="center"/>
           </w:tcPr>
           <w:p>
             <w:pPr>
-              <w:spacing w:before="30" w:after="30"/>
+              <w:spacing w:before="20" w:after="20"/>
               <w:jc w:val="center"/>
             </w:pPr>
             <w:r>
               <w:rPr>
                 <w:rFonts w:ascii="Times New Roman" w:hAnsi="Times New Roman"/>
-                <w:sz w:val="19"/>
+                <w:sz w:val="18"/>
               </w:rPr>
               <w:t>Pushed &amp; Synchronized</w:t>
             </w:r>
@@ -4675,7 +4484,7 @@
     </w:p>
     <w:p>
       <w:pPr>
-        <w:spacing w:before="80" w:after="100" w:line="276" w:lineRule="auto"/>
+        <w:spacing w:before="80" w:after="80" w:line="276" w:lineRule="auto"/>
         <w:jc w:val="left"/>
       </w:pPr>
       <w:r>
@@ -4683,14 +4492,14 @@
           <w:rFonts w:ascii="Times New Roman" w:hAnsi="Times New Roman"/>
           <w:b w:val="0"/>
           <w:i/>
-          <w:sz w:val="22"/>
+          <w:sz w:val="21"/>
         </w:rPr>
         <w:t>Report prepared by Aangir Doshi (Roll No: BT2024078) for Machine Learning Assignment 1.</w:t>
       </w:r>
     </w:p>
     <w:sectPr>
       <w:pgSz w:w="12240" w:h="15840"/>
-      <w:pgMar w:top="1247" w:right="1417" w:bottom="1247" w:left="1417" w:header="720" w:footer="720" w:gutter="0"/>
+      <w:pgMar w:top="1247" w:right="1361" w:bottom="1247" w:left="1361" w:header="720" w:footer="720" w:gutter="0"/>
       <w:cols w:space="720"/>
       <w:docGrid w:linePitch="360"/>
     </w:sectPr>
@@ -5063,7 +4872,7 @@
     <w:rsid w:val="00FC693F"/>
     <w:rPr>
       <w:rFonts w:ascii="Times New Roman" w:hAnsi="Times New Roman"/>
-      <w:sz w:val="22"/>
+      <w:sz w:val="21"/>
     </w:rPr>
   </w:style>
   <w:style w:type="paragraph" w:styleId="Header">
